--- a/scope doument/Femora - Project Progress and Technical Report.docx
+++ b/scope doument/Femora - Project Progress and Technical Report.docx
@@ -6,8 +6,8 @@
       <w:pPr>
         <w:spacing w:after="200"/>
       </w:pPr>
-      <w:bookmarkStart w:id="65" w:name="_GoBack"/>
-      <w:bookmarkEnd w:id="65"/>
+      <w:bookmarkStart w:id="66" w:name="_GoBack"/>
+      <w:bookmarkEnd w:id="66"/>
     </w:p>
     <w:p>
       <w:pPr>
@@ -341,7 +341,7 @@
                 <w:b w:val="0"/>
                 <w:i w:val="0"/>
               </w:rPr>
-              <w:t>github.com/ammad-sajjad/Femora (branch main, state as of commit 8ca482f)</w:t>
+              <w:t>github.com/ammad-sajjad/Femora (branch main, state as of commit 8b0caf7)</w:t>
             </w:r>
           </w:p>
         </w:tc>
@@ -402,7 +402,7 @@
         <w:fldChar w:fldCharType="begin"/>
       </w:r>
       <w:r>
-        <w:instrText xml:space="preserve"> HYPERLINK \l _Toc18442 </w:instrText>
+        <w:instrText xml:space="preserve"> HYPERLINK \l _Toc9710 </w:instrText>
       </w:r>
       <w:r>
         <w:fldChar w:fldCharType="separate"/>
@@ -417,7 +417,7 @@
         <w:fldChar w:fldCharType="begin"/>
       </w:r>
       <w:r>
-        <w:instrText xml:space="preserve"> PAGEREF _Toc18442 \h </w:instrText>
+        <w:instrText xml:space="preserve"> PAGEREF _Toc9710 \h </w:instrText>
       </w:r>
       <w:r>
         <w:fldChar w:fldCharType="separate"/>
@@ -443,7 +443,7 @@
         <w:fldChar w:fldCharType="begin"/>
       </w:r>
       <w:r>
-        <w:instrText xml:space="preserve"> HYPERLINK \l _Toc7585 </w:instrText>
+        <w:instrText xml:space="preserve"> HYPERLINK \l _Toc18566 </w:instrText>
       </w:r>
       <w:r>
         <w:fldChar w:fldCharType="separate"/>
@@ -458,7 +458,7 @@
         <w:fldChar w:fldCharType="begin"/>
       </w:r>
       <w:r>
-        <w:instrText xml:space="preserve"> PAGEREF _Toc7585 \h </w:instrText>
+        <w:instrText xml:space="preserve"> PAGEREF _Toc18566 \h </w:instrText>
       </w:r>
       <w:r>
         <w:fldChar w:fldCharType="separate"/>
@@ -484,7 +484,7 @@
         <w:fldChar w:fldCharType="begin"/>
       </w:r>
       <w:r>
-        <w:instrText xml:space="preserve"> HYPERLINK \l _Toc30418 </w:instrText>
+        <w:instrText xml:space="preserve"> HYPERLINK \l _Toc11336 </w:instrText>
       </w:r>
       <w:r>
         <w:fldChar w:fldCharType="separate"/>
@@ -499,7 +499,7 @@
         <w:fldChar w:fldCharType="begin"/>
       </w:r>
       <w:r>
-        <w:instrText xml:space="preserve"> PAGEREF _Toc30418 \h </w:instrText>
+        <w:instrText xml:space="preserve"> PAGEREF _Toc11336 \h </w:instrText>
       </w:r>
       <w:r>
         <w:fldChar w:fldCharType="separate"/>
@@ -525,7 +525,7 @@
         <w:fldChar w:fldCharType="begin"/>
       </w:r>
       <w:r>
-        <w:instrText xml:space="preserve"> HYPERLINK \l _Toc16334 </w:instrText>
+        <w:instrText xml:space="preserve"> HYPERLINK \l _Toc12689 </w:instrText>
       </w:r>
       <w:r>
         <w:fldChar w:fldCharType="separate"/>
@@ -540,7 +540,7 @@
         <w:fldChar w:fldCharType="begin"/>
       </w:r>
       <w:r>
-        <w:instrText xml:space="preserve"> PAGEREF _Toc16334 \h </w:instrText>
+        <w:instrText xml:space="preserve"> PAGEREF _Toc12689 \h </w:instrText>
       </w:r>
       <w:r>
         <w:fldChar w:fldCharType="separate"/>
@@ -566,7 +566,7 @@
         <w:fldChar w:fldCharType="begin"/>
       </w:r>
       <w:r>
-        <w:instrText xml:space="preserve"> HYPERLINK \l _Toc32737 </w:instrText>
+        <w:instrText xml:space="preserve"> HYPERLINK \l _Toc5752 </w:instrText>
       </w:r>
       <w:r>
         <w:fldChar w:fldCharType="separate"/>
@@ -581,7 +581,7 @@
         <w:fldChar w:fldCharType="begin"/>
       </w:r>
       <w:r>
-        <w:instrText xml:space="preserve"> PAGEREF _Toc32737 \h </w:instrText>
+        <w:instrText xml:space="preserve"> PAGEREF _Toc5752 \h </w:instrText>
       </w:r>
       <w:r>
         <w:fldChar w:fldCharType="separate"/>
@@ -607,7 +607,7 @@
         <w:fldChar w:fldCharType="begin"/>
       </w:r>
       <w:r>
-        <w:instrText xml:space="preserve"> HYPERLINK \l _Toc25737 </w:instrText>
+        <w:instrText xml:space="preserve"> HYPERLINK \l _Toc13866 </w:instrText>
       </w:r>
       <w:r>
         <w:fldChar w:fldCharType="separate"/>
@@ -622,7 +622,7 @@
         <w:fldChar w:fldCharType="begin"/>
       </w:r>
       <w:r>
-        <w:instrText xml:space="preserve"> PAGEREF _Toc25737 \h </w:instrText>
+        <w:instrText xml:space="preserve"> PAGEREF _Toc13866 \h </w:instrText>
       </w:r>
       <w:r>
         <w:fldChar w:fldCharType="separate"/>
@@ -648,7 +648,7 @@
         <w:fldChar w:fldCharType="begin"/>
       </w:r>
       <w:r>
-        <w:instrText xml:space="preserve"> HYPERLINK \l _Toc9756 </w:instrText>
+        <w:instrText xml:space="preserve"> HYPERLINK \l _Toc9682 </w:instrText>
       </w:r>
       <w:r>
         <w:fldChar w:fldCharType="separate"/>
@@ -663,7 +663,7 @@
         <w:fldChar w:fldCharType="begin"/>
       </w:r>
       <w:r>
-        <w:instrText xml:space="preserve"> PAGEREF _Toc9756 \h </w:instrText>
+        <w:instrText xml:space="preserve"> PAGEREF _Toc9682 \h </w:instrText>
       </w:r>
       <w:r>
         <w:fldChar w:fldCharType="separate"/>
@@ -689,7 +689,7 @@
         <w:fldChar w:fldCharType="begin"/>
       </w:r>
       <w:r>
-        <w:instrText xml:space="preserve"> HYPERLINK \l _Toc14386 </w:instrText>
+        <w:instrText xml:space="preserve"> HYPERLINK \l _Toc31949 </w:instrText>
       </w:r>
       <w:r>
         <w:fldChar w:fldCharType="separate"/>
@@ -704,7 +704,7 @@
         <w:fldChar w:fldCharType="begin"/>
       </w:r>
       <w:r>
-        <w:instrText xml:space="preserve"> PAGEREF _Toc14386 \h </w:instrText>
+        <w:instrText xml:space="preserve"> PAGEREF _Toc31949 \h </w:instrText>
       </w:r>
       <w:r>
         <w:fldChar w:fldCharType="separate"/>
@@ -730,7 +730,7 @@
         <w:fldChar w:fldCharType="begin"/>
       </w:r>
       <w:r>
-        <w:instrText xml:space="preserve"> HYPERLINK \l _Toc19758 </w:instrText>
+        <w:instrText xml:space="preserve"> HYPERLINK \l _Toc3954 </w:instrText>
       </w:r>
       <w:r>
         <w:fldChar w:fldCharType="separate"/>
@@ -745,7 +745,7 @@
         <w:fldChar w:fldCharType="begin"/>
       </w:r>
       <w:r>
-        <w:instrText xml:space="preserve"> PAGEREF _Toc19758 \h </w:instrText>
+        <w:instrText xml:space="preserve"> PAGEREF _Toc3954 \h </w:instrText>
       </w:r>
       <w:r>
         <w:fldChar w:fldCharType="separate"/>
@@ -771,7 +771,7 @@
         <w:fldChar w:fldCharType="begin"/>
       </w:r>
       <w:r>
-        <w:instrText xml:space="preserve"> HYPERLINK \l _Toc32108 </w:instrText>
+        <w:instrText xml:space="preserve"> HYPERLINK \l _Toc13427 </w:instrText>
       </w:r>
       <w:r>
         <w:fldChar w:fldCharType="separate"/>
@@ -786,7 +786,7 @@
         <w:fldChar w:fldCharType="begin"/>
       </w:r>
       <w:r>
-        <w:instrText xml:space="preserve"> PAGEREF _Toc32108 \h </w:instrText>
+        <w:instrText xml:space="preserve"> PAGEREF _Toc13427 \h </w:instrText>
       </w:r>
       <w:r>
         <w:fldChar w:fldCharType="separate"/>
@@ -812,7 +812,7 @@
         <w:fldChar w:fldCharType="begin"/>
       </w:r>
       <w:r>
-        <w:instrText xml:space="preserve"> HYPERLINK \l _Toc27728 </w:instrText>
+        <w:instrText xml:space="preserve"> HYPERLINK \l _Toc911 </w:instrText>
       </w:r>
       <w:r>
         <w:fldChar w:fldCharType="separate"/>
@@ -827,7 +827,7 @@
         <w:fldChar w:fldCharType="begin"/>
       </w:r>
       <w:r>
-        <w:instrText xml:space="preserve"> PAGEREF _Toc27728 \h </w:instrText>
+        <w:instrText xml:space="preserve"> PAGEREF _Toc911 \h </w:instrText>
       </w:r>
       <w:r>
         <w:fldChar w:fldCharType="separate"/>
@@ -853,7 +853,7 @@
         <w:fldChar w:fldCharType="begin"/>
       </w:r>
       <w:r>
-        <w:instrText xml:space="preserve"> HYPERLINK \l _Toc31041 </w:instrText>
+        <w:instrText xml:space="preserve"> HYPERLINK \l _Toc7441 </w:instrText>
       </w:r>
       <w:r>
         <w:fldChar w:fldCharType="separate"/>
@@ -868,7 +868,7 @@
         <w:fldChar w:fldCharType="begin"/>
       </w:r>
       <w:r>
-        <w:instrText xml:space="preserve"> PAGEREF _Toc31041 \h </w:instrText>
+        <w:instrText xml:space="preserve"> PAGEREF _Toc7441 \h </w:instrText>
       </w:r>
       <w:r>
         <w:fldChar w:fldCharType="separate"/>
@@ -894,7 +894,7 @@
         <w:fldChar w:fldCharType="begin"/>
       </w:r>
       <w:r>
-        <w:instrText xml:space="preserve"> HYPERLINK \l _Toc31811 </w:instrText>
+        <w:instrText xml:space="preserve"> HYPERLINK \l _Toc14462 </w:instrText>
       </w:r>
       <w:r>
         <w:fldChar w:fldCharType="separate"/>
@@ -909,7 +909,7 @@
         <w:fldChar w:fldCharType="begin"/>
       </w:r>
       <w:r>
-        <w:instrText xml:space="preserve"> PAGEREF _Toc31811 \h </w:instrText>
+        <w:instrText xml:space="preserve"> PAGEREF _Toc14462 \h </w:instrText>
       </w:r>
       <w:r>
         <w:fldChar w:fldCharType="separate"/>
@@ -935,7 +935,7 @@
         <w:fldChar w:fldCharType="begin"/>
       </w:r>
       <w:r>
-        <w:instrText xml:space="preserve"> HYPERLINK \l _Toc4524 </w:instrText>
+        <w:instrText xml:space="preserve"> HYPERLINK \l _Toc30988 </w:instrText>
       </w:r>
       <w:r>
         <w:fldChar w:fldCharType="separate"/>
@@ -950,7 +950,7 @@
         <w:fldChar w:fldCharType="begin"/>
       </w:r>
       <w:r>
-        <w:instrText xml:space="preserve"> PAGEREF _Toc4524 \h </w:instrText>
+        <w:instrText xml:space="preserve"> PAGEREF _Toc30988 \h </w:instrText>
       </w:r>
       <w:r>
         <w:fldChar w:fldCharType="separate"/>
@@ -976,7 +976,7 @@
         <w:fldChar w:fldCharType="begin"/>
       </w:r>
       <w:r>
-        <w:instrText xml:space="preserve"> HYPERLINK \l _Toc25176 </w:instrText>
+        <w:instrText xml:space="preserve"> HYPERLINK \l _Toc24270 </w:instrText>
       </w:r>
       <w:r>
         <w:fldChar w:fldCharType="separate"/>
@@ -991,7 +991,7 @@
         <w:fldChar w:fldCharType="begin"/>
       </w:r>
       <w:r>
-        <w:instrText xml:space="preserve"> PAGEREF _Toc25176 \h </w:instrText>
+        <w:instrText xml:space="preserve"> PAGEREF _Toc24270 \h </w:instrText>
       </w:r>
       <w:r>
         <w:fldChar w:fldCharType="separate"/>
@@ -1017,7 +1017,7 @@
         <w:fldChar w:fldCharType="begin"/>
       </w:r>
       <w:r>
-        <w:instrText xml:space="preserve"> HYPERLINK \l _Toc14605 </w:instrText>
+        <w:instrText xml:space="preserve"> HYPERLINK \l _Toc22393 </w:instrText>
       </w:r>
       <w:r>
         <w:fldChar w:fldCharType="separate"/>
@@ -1032,7 +1032,7 @@
         <w:fldChar w:fldCharType="begin"/>
       </w:r>
       <w:r>
-        <w:instrText xml:space="preserve"> PAGEREF _Toc14605 \h </w:instrText>
+        <w:instrText xml:space="preserve"> PAGEREF _Toc22393 \h </w:instrText>
       </w:r>
       <w:r>
         <w:fldChar w:fldCharType="separate"/>
@@ -1058,7 +1058,7 @@
         <w:fldChar w:fldCharType="begin"/>
       </w:r>
       <w:r>
-        <w:instrText xml:space="preserve"> HYPERLINK \l _Toc10359 </w:instrText>
+        <w:instrText xml:space="preserve"> HYPERLINK \l _Toc20246 </w:instrText>
       </w:r>
       <w:r>
         <w:fldChar w:fldCharType="separate"/>
@@ -1073,7 +1073,7 @@
         <w:fldChar w:fldCharType="begin"/>
       </w:r>
       <w:r>
-        <w:instrText xml:space="preserve"> PAGEREF _Toc10359 \h </w:instrText>
+        <w:instrText xml:space="preserve"> PAGEREF _Toc20246 \h </w:instrText>
       </w:r>
       <w:r>
         <w:fldChar w:fldCharType="separate"/>
@@ -1099,7 +1099,7 @@
         <w:fldChar w:fldCharType="begin"/>
       </w:r>
       <w:r>
-        <w:instrText xml:space="preserve"> HYPERLINK \l _Toc22157 </w:instrText>
+        <w:instrText xml:space="preserve"> HYPERLINK \l _Toc25880 </w:instrText>
       </w:r>
       <w:r>
         <w:fldChar w:fldCharType="separate"/>
@@ -1114,7 +1114,7 @@
         <w:fldChar w:fldCharType="begin"/>
       </w:r>
       <w:r>
-        <w:instrText xml:space="preserve"> PAGEREF _Toc22157 \h </w:instrText>
+        <w:instrText xml:space="preserve"> PAGEREF _Toc25880 \h </w:instrText>
       </w:r>
       <w:r>
         <w:fldChar w:fldCharType="separate"/>
@@ -1140,7 +1140,7 @@
         <w:fldChar w:fldCharType="begin"/>
       </w:r>
       <w:r>
-        <w:instrText xml:space="preserve"> HYPERLINK \l _Toc4730 </w:instrText>
+        <w:instrText xml:space="preserve"> HYPERLINK \l _Toc1906 </w:instrText>
       </w:r>
       <w:r>
         <w:fldChar w:fldCharType="separate"/>
@@ -1155,7 +1155,7 @@
         <w:fldChar w:fldCharType="begin"/>
       </w:r>
       <w:r>
-        <w:instrText xml:space="preserve"> PAGEREF _Toc4730 \h </w:instrText>
+        <w:instrText xml:space="preserve"> PAGEREF _Toc1906 \h </w:instrText>
       </w:r>
       <w:r>
         <w:fldChar w:fldCharType="separate"/>
@@ -1181,7 +1181,7 @@
         <w:fldChar w:fldCharType="begin"/>
       </w:r>
       <w:r>
-        <w:instrText xml:space="preserve"> HYPERLINK \l _Toc6802 </w:instrText>
+        <w:instrText xml:space="preserve"> HYPERLINK \l _Toc8814 </w:instrText>
       </w:r>
       <w:r>
         <w:fldChar w:fldCharType="separate"/>
@@ -1196,7 +1196,7 @@
         <w:fldChar w:fldCharType="begin"/>
       </w:r>
       <w:r>
-        <w:instrText xml:space="preserve"> PAGEREF _Toc6802 \h </w:instrText>
+        <w:instrText xml:space="preserve"> PAGEREF _Toc8814 \h </w:instrText>
       </w:r>
       <w:r>
         <w:fldChar w:fldCharType="separate"/>
@@ -1222,7 +1222,7 @@
         <w:fldChar w:fldCharType="begin"/>
       </w:r>
       <w:r>
-        <w:instrText xml:space="preserve"> HYPERLINK \l _Toc25443 </w:instrText>
+        <w:instrText xml:space="preserve"> HYPERLINK \l _Toc32204 </w:instrText>
       </w:r>
       <w:r>
         <w:fldChar w:fldCharType="separate"/>
@@ -1237,7 +1237,7 @@
         <w:fldChar w:fldCharType="begin"/>
       </w:r>
       <w:r>
-        <w:instrText xml:space="preserve"> PAGEREF _Toc25443 \h </w:instrText>
+        <w:instrText xml:space="preserve"> PAGEREF _Toc32204 \h </w:instrText>
       </w:r>
       <w:r>
         <w:fldChar w:fldCharType="separate"/>
@@ -1263,7 +1263,7 @@
         <w:fldChar w:fldCharType="begin"/>
       </w:r>
       <w:r>
-        <w:instrText xml:space="preserve"> HYPERLINK \l _Toc26520 </w:instrText>
+        <w:instrText xml:space="preserve"> HYPERLINK \l _Toc3948 </w:instrText>
       </w:r>
       <w:r>
         <w:fldChar w:fldCharType="separate"/>
@@ -1278,7 +1278,7 @@
         <w:fldChar w:fldCharType="begin"/>
       </w:r>
       <w:r>
-        <w:instrText xml:space="preserve"> PAGEREF _Toc26520 \h </w:instrText>
+        <w:instrText xml:space="preserve"> PAGEREF _Toc3948 \h </w:instrText>
       </w:r>
       <w:r>
         <w:fldChar w:fldCharType="separate"/>
@@ -1304,7 +1304,7 @@
         <w:fldChar w:fldCharType="begin"/>
       </w:r>
       <w:r>
-        <w:instrText xml:space="preserve"> HYPERLINK \l _Toc31021 </w:instrText>
+        <w:instrText xml:space="preserve"> HYPERLINK \l _Toc13651 </w:instrText>
       </w:r>
       <w:r>
         <w:fldChar w:fldCharType="separate"/>
@@ -1319,7 +1319,7 @@
         <w:fldChar w:fldCharType="begin"/>
       </w:r>
       <w:r>
-        <w:instrText xml:space="preserve"> PAGEREF _Toc31021 \h </w:instrText>
+        <w:instrText xml:space="preserve"> PAGEREF _Toc13651 \h </w:instrText>
       </w:r>
       <w:r>
         <w:fldChar w:fldCharType="separate"/>
@@ -1345,7 +1345,7 @@
         <w:fldChar w:fldCharType="begin"/>
       </w:r>
       <w:r>
-        <w:instrText xml:space="preserve"> HYPERLINK \l _Toc31549 </w:instrText>
+        <w:instrText xml:space="preserve"> HYPERLINK \l _Toc8572 </w:instrText>
       </w:r>
       <w:r>
         <w:fldChar w:fldCharType="separate"/>
@@ -1360,7 +1360,7 @@
         <w:fldChar w:fldCharType="begin"/>
       </w:r>
       <w:r>
-        <w:instrText xml:space="preserve"> PAGEREF _Toc31549 \h </w:instrText>
+        <w:instrText xml:space="preserve"> PAGEREF _Toc8572 \h </w:instrText>
       </w:r>
       <w:r>
         <w:fldChar w:fldCharType="separate"/>
@@ -1386,7 +1386,7 @@
         <w:fldChar w:fldCharType="begin"/>
       </w:r>
       <w:r>
-        <w:instrText xml:space="preserve"> HYPERLINK \l _Toc23633 </w:instrText>
+        <w:instrText xml:space="preserve"> HYPERLINK \l _Toc14550 </w:instrText>
       </w:r>
       <w:r>
         <w:fldChar w:fldCharType="separate"/>
@@ -1401,7 +1401,7 @@
         <w:fldChar w:fldCharType="begin"/>
       </w:r>
       <w:r>
-        <w:instrText xml:space="preserve"> PAGEREF _Toc23633 \h </w:instrText>
+        <w:instrText xml:space="preserve"> PAGEREF _Toc14550 \h </w:instrText>
       </w:r>
       <w:r>
         <w:fldChar w:fldCharType="separate"/>
@@ -1427,7 +1427,7 @@
         <w:fldChar w:fldCharType="begin"/>
       </w:r>
       <w:r>
-        <w:instrText xml:space="preserve"> HYPERLINK \l _Toc8254 </w:instrText>
+        <w:instrText xml:space="preserve"> HYPERLINK \l _Toc16123 </w:instrText>
       </w:r>
       <w:r>
         <w:fldChar w:fldCharType="separate"/>
@@ -1442,7 +1442,7 @@
         <w:fldChar w:fldCharType="begin"/>
       </w:r>
       <w:r>
-        <w:instrText xml:space="preserve"> PAGEREF _Toc8254 \h </w:instrText>
+        <w:instrText xml:space="preserve"> PAGEREF _Toc16123 \h </w:instrText>
       </w:r>
       <w:r>
         <w:fldChar w:fldCharType="separate"/>
@@ -1468,7 +1468,7 @@
         <w:fldChar w:fldCharType="begin"/>
       </w:r>
       <w:r>
-        <w:instrText xml:space="preserve"> HYPERLINK \l _Toc2092 </w:instrText>
+        <w:instrText xml:space="preserve"> HYPERLINK \l _Toc26849 </w:instrText>
       </w:r>
       <w:r>
         <w:fldChar w:fldCharType="separate"/>
@@ -1483,7 +1483,7 @@
         <w:fldChar w:fldCharType="begin"/>
       </w:r>
       <w:r>
-        <w:instrText xml:space="preserve"> PAGEREF _Toc2092 \h </w:instrText>
+        <w:instrText xml:space="preserve"> PAGEREF _Toc26849 \h </w:instrText>
       </w:r>
       <w:r>
         <w:fldChar w:fldCharType="separate"/>
@@ -1509,7 +1509,7 @@
         <w:fldChar w:fldCharType="begin"/>
       </w:r>
       <w:r>
-        <w:instrText xml:space="preserve"> HYPERLINK \l _Toc14767 </w:instrText>
+        <w:instrText xml:space="preserve"> HYPERLINK \l _Toc4958 </w:instrText>
       </w:r>
       <w:r>
         <w:fldChar w:fldCharType="separate"/>
@@ -1524,7 +1524,7 @@
         <w:fldChar w:fldCharType="begin"/>
       </w:r>
       <w:r>
-        <w:instrText xml:space="preserve"> PAGEREF _Toc14767 \h </w:instrText>
+        <w:instrText xml:space="preserve"> PAGEREF _Toc4958 \h </w:instrText>
       </w:r>
       <w:r>
         <w:fldChar w:fldCharType="separate"/>
@@ -1550,7 +1550,7 @@
         <w:fldChar w:fldCharType="begin"/>
       </w:r>
       <w:r>
-        <w:instrText xml:space="preserve"> HYPERLINK \l _Toc7153 </w:instrText>
+        <w:instrText xml:space="preserve"> HYPERLINK \l _Toc17353 </w:instrText>
       </w:r>
       <w:r>
         <w:fldChar w:fldCharType="separate"/>
@@ -1565,7 +1565,7 @@
         <w:fldChar w:fldCharType="begin"/>
       </w:r>
       <w:r>
-        <w:instrText xml:space="preserve"> PAGEREF _Toc7153 \h </w:instrText>
+        <w:instrText xml:space="preserve"> PAGEREF _Toc17353 \h </w:instrText>
       </w:r>
       <w:r>
         <w:fldChar w:fldCharType="separate"/>
@@ -1591,7 +1591,7 @@
         <w:fldChar w:fldCharType="begin"/>
       </w:r>
       <w:r>
-        <w:instrText xml:space="preserve"> HYPERLINK \l _Toc14526 </w:instrText>
+        <w:instrText xml:space="preserve"> HYPERLINK \l _Toc27025 </w:instrText>
       </w:r>
       <w:r>
         <w:fldChar w:fldCharType="separate"/>
@@ -1606,7 +1606,7 @@
         <w:fldChar w:fldCharType="begin"/>
       </w:r>
       <w:r>
-        <w:instrText xml:space="preserve"> PAGEREF _Toc14526 \h </w:instrText>
+        <w:instrText xml:space="preserve"> PAGEREF _Toc27025 \h </w:instrText>
       </w:r>
       <w:r>
         <w:fldChar w:fldCharType="separate"/>
@@ -1632,7 +1632,7 @@
         <w:fldChar w:fldCharType="begin"/>
       </w:r>
       <w:r>
-        <w:instrText xml:space="preserve"> HYPERLINK \l _Toc24522 </w:instrText>
+        <w:instrText xml:space="preserve"> HYPERLINK \l _Toc16139 </w:instrText>
       </w:r>
       <w:r>
         <w:fldChar w:fldCharType="separate"/>
@@ -1647,7 +1647,7 @@
         <w:fldChar w:fldCharType="begin"/>
       </w:r>
       <w:r>
-        <w:instrText xml:space="preserve"> PAGEREF _Toc24522 \h </w:instrText>
+        <w:instrText xml:space="preserve"> PAGEREF _Toc16139 \h </w:instrText>
       </w:r>
       <w:r>
         <w:fldChar w:fldCharType="separate"/>
@@ -1673,7 +1673,7 @@
         <w:fldChar w:fldCharType="begin"/>
       </w:r>
       <w:r>
-        <w:instrText xml:space="preserve"> HYPERLINK \l _Toc22974 </w:instrText>
+        <w:instrText xml:space="preserve"> HYPERLINK \l _Toc26203 </w:instrText>
       </w:r>
       <w:r>
         <w:fldChar w:fldCharType="separate"/>
@@ -1688,7 +1688,7 @@
         <w:fldChar w:fldCharType="begin"/>
       </w:r>
       <w:r>
-        <w:instrText xml:space="preserve"> PAGEREF _Toc22974 \h </w:instrText>
+        <w:instrText xml:space="preserve"> PAGEREF _Toc26203 \h </w:instrText>
       </w:r>
       <w:r>
         <w:fldChar w:fldCharType="separate"/>
@@ -1714,7 +1714,7 @@
         <w:fldChar w:fldCharType="begin"/>
       </w:r>
       <w:r>
-        <w:instrText xml:space="preserve"> HYPERLINK \l _Toc10318 </w:instrText>
+        <w:instrText xml:space="preserve"> HYPERLINK \l _Toc17573 </w:instrText>
       </w:r>
       <w:r>
         <w:fldChar w:fldCharType="separate"/>
@@ -1729,7 +1729,7 @@
         <w:fldChar w:fldCharType="begin"/>
       </w:r>
       <w:r>
-        <w:instrText xml:space="preserve"> PAGEREF _Toc10318 \h </w:instrText>
+        <w:instrText xml:space="preserve"> PAGEREF _Toc17573 \h </w:instrText>
       </w:r>
       <w:r>
         <w:fldChar w:fldCharType="separate"/>
@@ -1755,7 +1755,7 @@
         <w:fldChar w:fldCharType="begin"/>
       </w:r>
       <w:r>
-        <w:instrText xml:space="preserve"> HYPERLINK \l _Toc10825 </w:instrText>
+        <w:instrText xml:space="preserve"> HYPERLINK \l _Toc2757 </w:instrText>
       </w:r>
       <w:r>
         <w:fldChar w:fldCharType="separate"/>
@@ -1770,7 +1770,7 @@
         <w:fldChar w:fldCharType="begin"/>
       </w:r>
       <w:r>
-        <w:instrText xml:space="preserve"> PAGEREF _Toc10825 \h </w:instrText>
+        <w:instrText xml:space="preserve"> PAGEREF _Toc2757 \h </w:instrText>
       </w:r>
       <w:r>
         <w:fldChar w:fldCharType="separate"/>
@@ -1796,7 +1796,7 @@
         <w:fldChar w:fldCharType="begin"/>
       </w:r>
       <w:r>
-        <w:instrText xml:space="preserve"> HYPERLINK \l _Toc12933 </w:instrText>
+        <w:instrText xml:space="preserve"> HYPERLINK \l _Toc15455 </w:instrText>
       </w:r>
       <w:r>
         <w:fldChar w:fldCharType="separate"/>
@@ -1811,7 +1811,7 @@
         <w:fldChar w:fldCharType="begin"/>
       </w:r>
       <w:r>
-        <w:instrText xml:space="preserve"> PAGEREF _Toc12933 \h </w:instrText>
+        <w:instrText xml:space="preserve"> PAGEREF _Toc15455 \h </w:instrText>
       </w:r>
       <w:r>
         <w:fldChar w:fldCharType="separate"/>
@@ -1837,7 +1837,7 @@
         <w:fldChar w:fldCharType="begin"/>
       </w:r>
       <w:r>
-        <w:instrText xml:space="preserve"> HYPERLINK \l _Toc10684 </w:instrText>
+        <w:instrText xml:space="preserve"> HYPERLINK \l _Toc26326 </w:instrText>
       </w:r>
       <w:r>
         <w:fldChar w:fldCharType="separate"/>
@@ -1852,7 +1852,7 @@
         <w:fldChar w:fldCharType="begin"/>
       </w:r>
       <w:r>
-        <w:instrText xml:space="preserve"> PAGEREF _Toc10684 \h </w:instrText>
+        <w:instrText xml:space="preserve"> PAGEREF _Toc26326 \h </w:instrText>
       </w:r>
       <w:r>
         <w:fldChar w:fldCharType="separate"/>
@@ -1878,7 +1878,7 @@
         <w:fldChar w:fldCharType="begin"/>
       </w:r>
       <w:r>
-        <w:instrText xml:space="preserve"> HYPERLINK \l _Toc9473 </w:instrText>
+        <w:instrText xml:space="preserve"> HYPERLINK \l _Toc2066 </w:instrText>
       </w:r>
       <w:r>
         <w:fldChar w:fldCharType="separate"/>
@@ -1893,7 +1893,7 @@
         <w:fldChar w:fldCharType="begin"/>
       </w:r>
       <w:r>
-        <w:instrText xml:space="preserve"> PAGEREF _Toc9473 \h </w:instrText>
+        <w:instrText xml:space="preserve"> PAGEREF _Toc2066 \h </w:instrText>
       </w:r>
       <w:r>
         <w:fldChar w:fldCharType="separate"/>
@@ -1919,7 +1919,7 @@
         <w:fldChar w:fldCharType="begin"/>
       </w:r>
       <w:r>
-        <w:instrText xml:space="preserve"> HYPERLINK \l _Toc7779 </w:instrText>
+        <w:instrText xml:space="preserve"> HYPERLINK \l _Toc26409 </w:instrText>
       </w:r>
       <w:r>
         <w:fldChar w:fldCharType="separate"/>
@@ -1934,7 +1934,7 @@
         <w:fldChar w:fldCharType="begin"/>
       </w:r>
       <w:r>
-        <w:instrText xml:space="preserve"> PAGEREF _Toc7779 \h </w:instrText>
+        <w:instrText xml:space="preserve"> PAGEREF _Toc26409 \h </w:instrText>
       </w:r>
       <w:r>
         <w:fldChar w:fldCharType="separate"/>
@@ -1960,7 +1960,7 @@
         <w:fldChar w:fldCharType="begin"/>
       </w:r>
       <w:r>
-        <w:instrText xml:space="preserve"> HYPERLINK \l _Toc1757 </w:instrText>
+        <w:instrText xml:space="preserve"> HYPERLINK \l _Toc21362 </w:instrText>
       </w:r>
       <w:r>
         <w:fldChar w:fldCharType="separate"/>
@@ -1975,7 +1975,7 @@
         <w:fldChar w:fldCharType="begin"/>
       </w:r>
       <w:r>
-        <w:instrText xml:space="preserve"> PAGEREF _Toc1757 \h </w:instrText>
+        <w:instrText xml:space="preserve"> PAGEREF _Toc21362 \h </w:instrText>
       </w:r>
       <w:r>
         <w:fldChar w:fldCharType="separate"/>
@@ -2001,7 +2001,7 @@
         <w:fldChar w:fldCharType="begin"/>
       </w:r>
       <w:r>
-        <w:instrText xml:space="preserve"> HYPERLINK \l _Toc19708 </w:instrText>
+        <w:instrText xml:space="preserve"> HYPERLINK \l _Toc15392 </w:instrText>
       </w:r>
       <w:r>
         <w:fldChar w:fldCharType="separate"/>
@@ -2016,7 +2016,7 @@
         <w:fldChar w:fldCharType="begin"/>
       </w:r>
       <w:r>
-        <w:instrText xml:space="preserve"> PAGEREF _Toc19708 \h </w:instrText>
+        <w:instrText xml:space="preserve"> PAGEREF _Toc15392 \h </w:instrText>
       </w:r>
       <w:r>
         <w:fldChar w:fldCharType="separate"/>
@@ -2042,7 +2042,7 @@
         <w:fldChar w:fldCharType="begin"/>
       </w:r>
       <w:r>
-        <w:instrText xml:space="preserve"> HYPERLINK \l _Toc17316 </w:instrText>
+        <w:instrText xml:space="preserve"> HYPERLINK \l _Toc23273 </w:instrText>
       </w:r>
       <w:r>
         <w:fldChar w:fldCharType="separate"/>
@@ -2057,7 +2057,7 @@
         <w:fldChar w:fldCharType="begin"/>
       </w:r>
       <w:r>
-        <w:instrText xml:space="preserve"> PAGEREF _Toc17316 \h </w:instrText>
+        <w:instrText xml:space="preserve"> PAGEREF _Toc23273 \h </w:instrText>
       </w:r>
       <w:r>
         <w:fldChar w:fldCharType="separate"/>
@@ -2083,7 +2083,7 @@
         <w:fldChar w:fldCharType="begin"/>
       </w:r>
       <w:r>
-        <w:instrText xml:space="preserve"> HYPERLINK \l _Toc28044 </w:instrText>
+        <w:instrText xml:space="preserve"> HYPERLINK \l _Toc4035 </w:instrText>
       </w:r>
       <w:r>
         <w:fldChar w:fldCharType="separate"/>
@@ -2098,7 +2098,7 @@
         <w:fldChar w:fldCharType="begin"/>
       </w:r>
       <w:r>
-        <w:instrText xml:space="preserve"> PAGEREF _Toc28044 \h </w:instrText>
+        <w:instrText xml:space="preserve"> PAGEREF _Toc4035 \h </w:instrText>
       </w:r>
       <w:r>
         <w:fldChar w:fldCharType="separate"/>
@@ -2124,7 +2124,7 @@
         <w:fldChar w:fldCharType="begin"/>
       </w:r>
       <w:r>
-        <w:instrText xml:space="preserve"> HYPERLINK \l _Toc19303 </w:instrText>
+        <w:instrText xml:space="preserve"> HYPERLINK \l _Toc10882 </w:instrText>
       </w:r>
       <w:r>
         <w:fldChar w:fldCharType="separate"/>
@@ -2139,7 +2139,7 @@
         <w:fldChar w:fldCharType="begin"/>
       </w:r>
       <w:r>
-        <w:instrText xml:space="preserve"> PAGEREF _Toc19303 \h </w:instrText>
+        <w:instrText xml:space="preserve"> PAGEREF _Toc10882 \h </w:instrText>
       </w:r>
       <w:r>
         <w:fldChar w:fldCharType="separate"/>
@@ -2165,7 +2165,7 @@
         <w:fldChar w:fldCharType="begin"/>
       </w:r>
       <w:r>
-        <w:instrText xml:space="preserve"> HYPERLINK \l _Toc20371 </w:instrText>
+        <w:instrText xml:space="preserve"> HYPERLINK \l _Toc10128 </w:instrText>
       </w:r>
       <w:r>
         <w:fldChar w:fldCharType="separate"/>
@@ -2180,7 +2180,7 @@
         <w:fldChar w:fldCharType="begin"/>
       </w:r>
       <w:r>
-        <w:instrText xml:space="preserve"> PAGEREF _Toc20371 \h </w:instrText>
+        <w:instrText xml:space="preserve"> PAGEREF _Toc10128 \h </w:instrText>
       </w:r>
       <w:r>
         <w:fldChar w:fldCharType="separate"/>
@@ -2206,7 +2206,7 @@
         <w:fldChar w:fldCharType="begin"/>
       </w:r>
       <w:r>
-        <w:instrText xml:space="preserve"> HYPERLINK \l _Toc6282 </w:instrText>
+        <w:instrText xml:space="preserve"> HYPERLINK \l _Toc7414 </w:instrText>
       </w:r>
       <w:r>
         <w:fldChar w:fldCharType="separate"/>
@@ -2221,7 +2221,7 @@
         <w:fldChar w:fldCharType="begin"/>
       </w:r>
       <w:r>
-        <w:instrText xml:space="preserve"> PAGEREF _Toc6282 \h </w:instrText>
+        <w:instrText xml:space="preserve"> PAGEREF _Toc7414 \h </w:instrText>
       </w:r>
       <w:r>
         <w:fldChar w:fldCharType="separate"/>
@@ -2247,7 +2247,7 @@
         <w:fldChar w:fldCharType="begin"/>
       </w:r>
       <w:r>
-        <w:instrText xml:space="preserve"> HYPERLINK \l _Toc28960 </w:instrText>
+        <w:instrText xml:space="preserve"> HYPERLINK \l _Toc14785 </w:instrText>
       </w:r>
       <w:r>
         <w:fldChar w:fldCharType="separate"/>
@@ -2262,7 +2262,7 @@
         <w:fldChar w:fldCharType="begin"/>
       </w:r>
       <w:r>
-        <w:instrText xml:space="preserve"> PAGEREF _Toc28960 \h </w:instrText>
+        <w:instrText xml:space="preserve"> PAGEREF _Toc14785 \h </w:instrText>
       </w:r>
       <w:r>
         <w:fldChar w:fldCharType="separate"/>
@@ -2288,7 +2288,7 @@
         <w:fldChar w:fldCharType="begin"/>
       </w:r>
       <w:r>
-        <w:instrText xml:space="preserve"> HYPERLINK \l _Toc28957 </w:instrText>
+        <w:instrText xml:space="preserve"> HYPERLINK \l _Toc25690 </w:instrText>
       </w:r>
       <w:r>
         <w:fldChar w:fldCharType="separate"/>
@@ -2303,7 +2303,7 @@
         <w:fldChar w:fldCharType="begin"/>
       </w:r>
       <w:r>
-        <w:instrText xml:space="preserve"> PAGEREF _Toc28957 \h </w:instrText>
+        <w:instrText xml:space="preserve"> PAGEREF _Toc25690 \h </w:instrText>
       </w:r>
       <w:r>
         <w:fldChar w:fldCharType="separate"/>
@@ -2329,7 +2329,7 @@
         <w:fldChar w:fldCharType="begin"/>
       </w:r>
       <w:r>
-        <w:instrText xml:space="preserve"> HYPERLINK \l _Toc10076 </w:instrText>
+        <w:instrText xml:space="preserve"> HYPERLINK \l _Toc14806 </w:instrText>
       </w:r>
       <w:r>
         <w:fldChar w:fldCharType="separate"/>
@@ -2344,7 +2344,7 @@
         <w:fldChar w:fldCharType="begin"/>
       </w:r>
       <w:r>
-        <w:instrText xml:space="preserve"> PAGEREF _Toc10076 \h </w:instrText>
+        <w:instrText xml:space="preserve"> PAGEREF _Toc14806 \h </w:instrText>
       </w:r>
       <w:r>
         <w:fldChar w:fldCharType="separate"/>
@@ -2370,7 +2370,7 @@
         <w:fldChar w:fldCharType="begin"/>
       </w:r>
       <w:r>
-        <w:instrText xml:space="preserve"> HYPERLINK \l _Toc10157 </w:instrText>
+        <w:instrText xml:space="preserve"> HYPERLINK \l _Toc28925 </w:instrText>
       </w:r>
       <w:r>
         <w:fldChar w:fldCharType="separate"/>
@@ -2385,7 +2385,7 @@
         <w:fldChar w:fldCharType="begin"/>
       </w:r>
       <w:r>
-        <w:instrText xml:space="preserve"> PAGEREF _Toc10157 \h </w:instrText>
+        <w:instrText xml:space="preserve"> PAGEREF _Toc28925 \h </w:instrText>
       </w:r>
       <w:r>
         <w:fldChar w:fldCharType="separate"/>
@@ -2411,7 +2411,7 @@
         <w:fldChar w:fldCharType="begin"/>
       </w:r>
       <w:r>
-        <w:instrText xml:space="preserve"> HYPERLINK \l _Toc11388 </w:instrText>
+        <w:instrText xml:space="preserve"> HYPERLINK \l _Toc15976 </w:instrText>
       </w:r>
       <w:r>
         <w:fldChar w:fldCharType="separate"/>
@@ -2426,7 +2426,7 @@
         <w:fldChar w:fldCharType="begin"/>
       </w:r>
       <w:r>
-        <w:instrText xml:space="preserve"> PAGEREF _Toc11388 \h </w:instrText>
+        <w:instrText xml:space="preserve"> PAGEREF _Toc15976 \h </w:instrText>
       </w:r>
       <w:r>
         <w:fldChar w:fldCharType="separate"/>
@@ -2452,7 +2452,7 @@
         <w:fldChar w:fldCharType="begin"/>
       </w:r>
       <w:r>
-        <w:instrText xml:space="preserve"> HYPERLINK \l _Toc32760 </w:instrText>
+        <w:instrText xml:space="preserve"> HYPERLINK \l _Toc28790 </w:instrText>
       </w:r>
       <w:r>
         <w:fldChar w:fldCharType="separate"/>
@@ -2467,7 +2467,7 @@
         <w:fldChar w:fldCharType="begin"/>
       </w:r>
       <w:r>
-        <w:instrText xml:space="preserve"> PAGEREF _Toc32760 \h </w:instrText>
+        <w:instrText xml:space="preserve"> PAGEREF _Toc28790 \h </w:instrText>
       </w:r>
       <w:r>
         <w:fldChar w:fldCharType="separate"/>
@@ -2493,7 +2493,7 @@
         <w:fldChar w:fldCharType="begin"/>
       </w:r>
       <w:r>
-        <w:instrText xml:space="preserve"> HYPERLINK \l _Toc17983 </w:instrText>
+        <w:instrText xml:space="preserve"> HYPERLINK \l _Toc29324 </w:instrText>
       </w:r>
       <w:r>
         <w:fldChar w:fldCharType="separate"/>
@@ -2508,13 +2508,54 @@
         <w:fldChar w:fldCharType="begin"/>
       </w:r>
       <w:r>
-        <w:instrText xml:space="preserve"> PAGEREF _Toc17983 \h </w:instrText>
+        <w:instrText xml:space="preserve"> PAGEREF _Toc29324 \h </w:instrText>
       </w:r>
       <w:r>
         <w:fldChar w:fldCharType="separate"/>
       </w:r>
       <w:r>
         <w:t>26</w:t>
+      </w:r>
+      <w:r>
+        <w:fldChar w:fldCharType="end"/>
+      </w:r>
+      <w:r>
+        <w:fldChar w:fldCharType="end"/>
+      </w:r>
+    </w:p>
+    <w:p>
+      <w:pPr>
+        <w:pStyle w:val="38"/>
+        <w:tabs>
+          <w:tab w:val="right" w:leader="dot" w:pos="9412"/>
+        </w:tabs>
+      </w:pPr>
+      <w:r>
+        <w:fldChar w:fldCharType="begin"/>
+      </w:r>
+      <w:r>
+        <w:instrText xml:space="preserve"> HYPERLINK \l _Toc11770 </w:instrText>
+      </w:r>
+      <w:r>
+        <w:fldChar w:fldCharType="separate"/>
+      </w:r>
+      <w:r>
+        <w:t>9.4 APK builds</w:t>
+      </w:r>
+      <w:r>
+        <w:tab/>
+      </w:r>
+      <w:r>
+        <w:fldChar w:fldCharType="begin"/>
+      </w:r>
+      <w:r>
+        <w:instrText xml:space="preserve"> PAGEREF _Toc11770 \h </w:instrText>
+      </w:r>
+      <w:r>
+        <w:fldChar w:fldCharType="separate"/>
+      </w:r>
+      <w:r>
+        <w:t>27</w:t>
       </w:r>
       <w:r>
         <w:fldChar w:fldCharType="end"/>
@@ -2534,7 +2575,7 @@
         <w:fldChar w:fldCharType="begin"/>
       </w:r>
       <w:r>
-        <w:instrText xml:space="preserve"> HYPERLINK \l _Toc15848 </w:instrText>
+        <w:instrText xml:space="preserve"> HYPERLINK \l _Toc22350 </w:instrText>
       </w:r>
       <w:r>
         <w:fldChar w:fldCharType="separate"/>
@@ -2549,7 +2590,7 @@
         <w:fldChar w:fldCharType="begin"/>
       </w:r>
       <w:r>
-        <w:instrText xml:space="preserve"> PAGEREF _Toc15848 \h </w:instrText>
+        <w:instrText xml:space="preserve"> PAGEREF _Toc22350 \h </w:instrText>
       </w:r>
       <w:r>
         <w:fldChar w:fldCharType="separate"/>
@@ -2575,7 +2616,7 @@
         <w:fldChar w:fldCharType="begin"/>
       </w:r>
       <w:r>
-        <w:instrText xml:space="preserve"> HYPERLINK \l _Toc4450 </w:instrText>
+        <w:instrText xml:space="preserve"> HYPERLINK \l _Toc9832 </w:instrText>
       </w:r>
       <w:r>
         <w:fldChar w:fldCharType="separate"/>
@@ -2590,13 +2631,13 @@
         <w:fldChar w:fldCharType="begin"/>
       </w:r>
       <w:r>
-        <w:instrText xml:space="preserve"> PAGEREF _Toc4450 \h </w:instrText>
+        <w:instrText xml:space="preserve"> PAGEREF _Toc9832 \h </w:instrText>
       </w:r>
       <w:r>
         <w:fldChar w:fldCharType="separate"/>
       </w:r>
       <w:r>
-        <w:t>27</w:t>
+        <w:t>28</w:t>
       </w:r>
       <w:r>
         <w:fldChar w:fldCharType="end"/>
@@ -2616,7 +2657,7 @@
         <w:fldChar w:fldCharType="begin"/>
       </w:r>
       <w:r>
-        <w:instrText xml:space="preserve"> HYPERLINK \l _Toc22977 </w:instrText>
+        <w:instrText xml:space="preserve"> HYPERLINK \l _Toc32270 </w:instrText>
       </w:r>
       <w:r>
         <w:fldChar w:fldCharType="separate"/>
@@ -2631,13 +2672,13 @@
         <w:fldChar w:fldCharType="begin"/>
       </w:r>
       <w:r>
-        <w:instrText xml:space="preserve"> PAGEREF _Toc22977 \h </w:instrText>
+        <w:instrText xml:space="preserve"> PAGEREF _Toc32270 \h </w:instrText>
       </w:r>
       <w:r>
         <w:fldChar w:fldCharType="separate"/>
       </w:r>
       <w:r>
-        <w:t>27</w:t>
+        <w:t>28</w:t>
       </w:r>
       <w:r>
         <w:fldChar w:fldCharType="end"/>
@@ -2657,7 +2698,7 @@
         <w:fldChar w:fldCharType="begin"/>
       </w:r>
       <w:r>
-        <w:instrText xml:space="preserve"> HYPERLINK \l _Toc8626 </w:instrText>
+        <w:instrText xml:space="preserve"> HYPERLINK \l _Toc30125 </w:instrText>
       </w:r>
       <w:r>
         <w:fldChar w:fldCharType="separate"/>
@@ -2672,7 +2713,7 @@
         <w:fldChar w:fldCharType="begin"/>
       </w:r>
       <w:r>
-        <w:instrText xml:space="preserve"> PAGEREF _Toc8626 \h </w:instrText>
+        <w:instrText xml:space="preserve"> PAGEREF _Toc30125 \h </w:instrText>
       </w:r>
       <w:r>
         <w:fldChar w:fldCharType="separate"/>
@@ -2698,7 +2739,7 @@
         <w:fldChar w:fldCharType="begin"/>
       </w:r>
       <w:r>
-        <w:instrText xml:space="preserve"> HYPERLINK \l _Toc27239 </w:instrText>
+        <w:instrText xml:space="preserve"> HYPERLINK \l _Toc27337 </w:instrText>
       </w:r>
       <w:r>
         <w:fldChar w:fldCharType="separate"/>
@@ -2713,7 +2754,7 @@
         <w:fldChar w:fldCharType="begin"/>
       </w:r>
       <w:r>
-        <w:instrText xml:space="preserve"> PAGEREF _Toc27239 \h </w:instrText>
+        <w:instrText xml:space="preserve"> PAGEREF _Toc27337 \h </w:instrText>
       </w:r>
       <w:r>
         <w:fldChar w:fldCharType="separate"/>
@@ -2739,7 +2780,7 @@
         <w:fldChar w:fldCharType="begin"/>
       </w:r>
       <w:r>
-        <w:instrText xml:space="preserve"> HYPERLINK \l _Toc25503 </w:instrText>
+        <w:instrText xml:space="preserve"> HYPERLINK \l _Toc12410 </w:instrText>
       </w:r>
       <w:r>
         <w:fldChar w:fldCharType="separate"/>
@@ -2754,13 +2795,13 @@
         <w:fldChar w:fldCharType="begin"/>
       </w:r>
       <w:r>
-        <w:instrText xml:space="preserve"> PAGEREF _Toc25503 \h </w:instrText>
+        <w:instrText xml:space="preserve"> PAGEREF _Toc12410 \h </w:instrText>
       </w:r>
       <w:r>
         <w:fldChar w:fldCharType="separate"/>
       </w:r>
       <w:r>
-        <w:t>28</w:t>
+        <w:t>29</w:t>
       </w:r>
       <w:r>
         <w:fldChar w:fldCharType="end"/>
@@ -2780,7 +2821,7 @@
         <w:fldChar w:fldCharType="begin"/>
       </w:r>
       <w:r>
-        <w:instrText xml:space="preserve"> HYPERLINK \l _Toc7972 </w:instrText>
+        <w:instrText xml:space="preserve"> HYPERLINK \l _Toc1420 </w:instrText>
       </w:r>
       <w:r>
         <w:fldChar w:fldCharType="separate"/>
@@ -2795,13 +2836,13 @@
         <w:fldChar w:fldCharType="begin"/>
       </w:r>
       <w:r>
-        <w:instrText xml:space="preserve"> PAGEREF _Toc7972 \h </w:instrText>
+        <w:instrText xml:space="preserve"> PAGEREF _Toc1420 \h </w:instrText>
       </w:r>
       <w:r>
         <w:fldChar w:fldCharType="separate"/>
       </w:r>
       <w:r>
-        <w:t>28</w:t>
+        <w:t>29</w:t>
       </w:r>
       <w:r>
         <w:fldChar w:fldCharType="end"/>
@@ -2821,7 +2862,7 @@
         <w:fldChar w:fldCharType="begin"/>
       </w:r>
       <w:r>
-        <w:instrText xml:space="preserve"> HYPERLINK \l _Toc21375 </w:instrText>
+        <w:instrText xml:space="preserve"> HYPERLINK \l _Toc5206 </w:instrText>
       </w:r>
       <w:r>
         <w:fldChar w:fldCharType="separate"/>
@@ -2836,7 +2877,7 @@
         <w:fldChar w:fldCharType="begin"/>
       </w:r>
       <w:r>
-        <w:instrText xml:space="preserve"> PAGEREF _Toc21375 \h </w:instrText>
+        <w:instrText xml:space="preserve"> PAGEREF _Toc5206 \h </w:instrText>
       </w:r>
       <w:r>
         <w:fldChar w:fldCharType="separate"/>
@@ -2862,7 +2903,7 @@
         <w:fldChar w:fldCharType="begin"/>
       </w:r>
       <w:r>
-        <w:instrText xml:space="preserve"> HYPERLINK \l _Toc11355 </w:instrText>
+        <w:instrText xml:space="preserve"> HYPERLINK \l _Toc31911 </w:instrText>
       </w:r>
       <w:r>
         <w:fldChar w:fldCharType="separate"/>
@@ -2877,7 +2918,7 @@
         <w:fldChar w:fldCharType="begin"/>
       </w:r>
       <w:r>
-        <w:instrText xml:space="preserve"> PAGEREF _Toc11355 \h </w:instrText>
+        <w:instrText xml:space="preserve"> PAGEREF _Toc31911 \h </w:instrText>
       </w:r>
       <w:r>
         <w:fldChar w:fldCharType="separate"/>
@@ -2903,7 +2944,7 @@
         <w:fldChar w:fldCharType="begin"/>
       </w:r>
       <w:r>
-        <w:instrText xml:space="preserve"> HYPERLINK \l _Toc32746 </w:instrText>
+        <w:instrText xml:space="preserve"> HYPERLINK \l _Toc2453 </w:instrText>
       </w:r>
       <w:r>
         <w:fldChar w:fldCharType="separate"/>
@@ -2918,7 +2959,7 @@
         <w:fldChar w:fldCharType="begin"/>
       </w:r>
       <w:r>
-        <w:instrText xml:space="preserve"> PAGEREF _Toc32746 \h </w:instrText>
+        <w:instrText xml:space="preserve"> PAGEREF _Toc2453 \h </w:instrText>
       </w:r>
       <w:r>
         <w:fldChar w:fldCharType="separate"/>
@@ -2944,7 +2985,7 @@
         <w:fldChar w:fldCharType="begin"/>
       </w:r>
       <w:r>
-        <w:instrText xml:space="preserve"> HYPERLINK \l _Toc27398 </w:instrText>
+        <w:instrText xml:space="preserve"> HYPERLINK \l _Toc17757 </w:instrText>
       </w:r>
       <w:r>
         <w:fldChar w:fldCharType="separate"/>
@@ -2959,7 +3000,7 @@
         <w:fldChar w:fldCharType="begin"/>
       </w:r>
       <w:r>
-        <w:instrText xml:space="preserve"> PAGEREF _Toc27398 \h </w:instrText>
+        <w:instrText xml:space="preserve"> PAGEREF _Toc17757 \h </w:instrText>
       </w:r>
       <w:r>
         <w:fldChar w:fldCharType="separate"/>
@@ -2985,7 +3026,7 @@
         <w:fldChar w:fldCharType="begin"/>
       </w:r>
       <w:r>
-        <w:instrText xml:space="preserve"> HYPERLINK \l _Toc14280 </w:instrText>
+        <w:instrText xml:space="preserve"> HYPERLINK \l _Toc3518 </w:instrText>
       </w:r>
       <w:r>
         <w:fldChar w:fldCharType="separate"/>
@@ -3000,7 +3041,7 @@
         <w:fldChar w:fldCharType="begin"/>
       </w:r>
       <w:r>
-        <w:instrText xml:space="preserve"> PAGEREF _Toc14280 \h </w:instrText>
+        <w:instrText xml:space="preserve"> PAGEREF _Toc3518 \h </w:instrText>
       </w:r>
       <w:r>
         <w:fldChar w:fldCharType="separate"/>
@@ -3026,7 +3067,7 @@
         <w:fldChar w:fldCharType="begin"/>
       </w:r>
       <w:r>
-        <w:instrText xml:space="preserve"> HYPERLINK \l _Toc10482 </w:instrText>
+        <w:instrText xml:space="preserve"> HYPERLINK \l _Toc5919 </w:instrText>
       </w:r>
       <w:r>
         <w:fldChar w:fldCharType="separate"/>
@@ -3041,7 +3082,7 @@
         <w:fldChar w:fldCharType="begin"/>
       </w:r>
       <w:r>
-        <w:instrText xml:space="preserve"> PAGEREF _Toc10482 \h </w:instrText>
+        <w:instrText xml:space="preserve"> PAGEREF _Toc5919 \h </w:instrText>
       </w:r>
       <w:r>
         <w:fldChar w:fldCharType="separate"/>
@@ -3066,7 +3107,7 @@
         <w:pStyle w:val="2"/>
         <w:pageBreakBefore/>
       </w:pPr>
-      <w:bookmarkStart w:id="0" w:name="_Toc18442"/>
+      <w:bookmarkStart w:id="0" w:name="_Toc9710"/>
       <w:r>
         <w:t>1. Executive summary</w:t>
       </w:r>
@@ -4051,7 +4092,7 @@
         <w:pStyle w:val="2"/>
         <w:pageBreakBefore w:val="0"/>
       </w:pPr>
-      <w:bookmarkStart w:id="1" w:name="_Toc7585"/>
+      <w:bookmarkStart w:id="1" w:name="_Toc18566"/>
       <w:r>
         <w:t>2. Project background and scope</w:t>
       </w:r>
@@ -4137,7 +4178,7 @@
         <w:pStyle w:val="2"/>
         <w:pageBreakBefore w:val="0"/>
       </w:pPr>
-      <w:bookmarkStart w:id="2" w:name="_Toc30418"/>
+      <w:bookmarkStart w:id="2" w:name="_Toc11336"/>
       <w:r>
         <w:t>3. System architecture</w:t>
       </w:r>
@@ -4147,7 +4188,7 @@
       <w:pPr>
         <w:pStyle w:val="3"/>
       </w:pPr>
-      <w:bookmarkStart w:id="3" w:name="_Toc16334"/>
+      <w:bookmarkStart w:id="3" w:name="_Toc12689"/>
       <w:r>
         <w:t>3.1 Overview</w:t>
       </w:r>
@@ -4695,7 +4736,7 @@
       <w:pPr>
         <w:pStyle w:val="3"/>
       </w:pPr>
-      <w:bookmarkStart w:id="4" w:name="_Toc32737"/>
+      <w:bookmarkStart w:id="4" w:name="_Toc5752"/>
       <w:r>
         <w:t>3.2 What happens when a user taps a button</w:t>
       </w:r>
@@ -4857,7 +4898,7 @@
       <w:pPr>
         <w:pStyle w:val="3"/>
       </w:pPr>
-      <w:bookmarkStart w:id="5" w:name="_Toc25737"/>
+      <w:bookmarkStart w:id="5" w:name="_Toc13866"/>
       <w:r>
         <w:t>3.3 API reference</w:t>
       </w:r>
@@ -8548,7 +8589,7 @@
       <w:pPr>
         <w:pStyle w:val="3"/>
       </w:pPr>
-      <w:bookmarkStart w:id="6" w:name="_Toc9756"/>
+      <w:bookmarkStart w:id="6" w:name="_Toc9682"/>
       <w:r>
         <w:t>3.4 Privacy, safety and security design</w:t>
       </w:r>
@@ -8613,7 +8654,7 @@
       <w:pPr>
         <w:pStyle w:val="3"/>
       </w:pPr>
-      <w:bookmarkStart w:id="7" w:name="_Toc14386"/>
+      <w:bookmarkStart w:id="7" w:name="_Toc31949"/>
       <w:r>
         <w:t>3.5 Repository layout</w:t>
       </w:r>
@@ -9157,7 +9198,7 @@
         <w:pStyle w:val="2"/>
         <w:pageBreakBefore w:val="0"/>
       </w:pPr>
-      <w:bookmarkStart w:id="8" w:name="_Toc19758"/>
+      <w:bookmarkStart w:id="8" w:name="_Toc3954"/>
       <w:r>
         <w:t>4. Mobile application in detail</w:t>
       </w:r>
@@ -9167,7 +9208,7 @@
       <w:pPr>
         <w:pStyle w:val="3"/>
       </w:pPr>
-      <w:bookmarkStart w:id="9" w:name="_Toc32108"/>
+      <w:bookmarkStart w:id="9" w:name="_Toc13427"/>
       <w:r>
         <w:t>4.1 Technology</w:t>
       </w:r>
@@ -9756,7 +9797,7 @@
       <w:pPr>
         <w:pStyle w:val="3"/>
       </w:pPr>
-      <w:bookmarkStart w:id="10" w:name="_Toc27728"/>
+      <w:bookmarkStart w:id="10" w:name="_Toc911"/>
       <w:r>
         <w:t>4.2 Screens</w:t>
       </w:r>
@@ -10295,7 +10336,7 @@
       <w:pPr>
         <w:pStyle w:val="3"/>
       </w:pPr>
-      <w:bookmarkStart w:id="11" w:name="_Toc31041"/>
+      <w:bookmarkStart w:id="11" w:name="_Toc7441"/>
       <w:r>
         <w:t>4.3 State and data flow</w:t>
       </w:r>
@@ -10716,7 +10757,7 @@
       <w:pPr>
         <w:pStyle w:val="3"/>
       </w:pPr>
-      <w:bookmarkStart w:id="12" w:name="_Toc31811"/>
+      <w:bookmarkStart w:id="12" w:name="_Toc14462"/>
       <w:r>
         <w:t>4.4 PCOS assessment flow</w:t>
       </w:r>
@@ -10769,7 +10810,7 @@
       <w:pPr>
         <w:pStyle w:val="3"/>
       </w:pPr>
-      <w:bookmarkStart w:id="13" w:name="_Toc4524"/>
+      <w:bookmarkStart w:id="13" w:name="_Toc30988"/>
       <w:r>
         <w:t>4.5 Breast health flow</w:t>
       </w:r>
@@ -10874,7 +10915,7 @@
       <w:pPr>
         <w:pStyle w:val="3"/>
       </w:pPr>
-      <w:bookmarkStart w:id="14" w:name="_Toc25176"/>
+      <w:bookmarkStart w:id="14" w:name="_Toc24270"/>
       <w:r>
         <w:t>4.6 Breast self-exam and the monthly reminder</w:t>
       </w:r>
@@ -10948,7 +10989,7 @@
       <w:pPr>
         <w:pStyle w:val="3"/>
       </w:pPr>
-      <w:bookmarkStart w:id="15" w:name="_Toc14605"/>
+      <w:bookmarkStart w:id="15" w:name="_Toc22393"/>
       <w:r>
         <w:t>4.7 Server address setting</w:t>
       </w:r>
@@ -10967,7 +11008,7 @@
       <w:pPr>
         <w:pStyle w:val="3"/>
       </w:pPr>
-      <w:bookmarkStart w:id="16" w:name="_Toc10359"/>
+      <w:bookmarkStart w:id="16" w:name="_Toc20246"/>
       <w:r>
         <w:t>4.8 Android configuration</w:t>
       </w:r>
@@ -11013,7 +11054,7 @@
       <w:pPr>
         <w:pStyle w:val="3"/>
       </w:pPr>
-      <w:bookmarkStart w:id="17" w:name="_Toc22157"/>
+      <w:bookmarkStart w:id="17" w:name="_Toc25880"/>
       <w:r>
         <w:t>4.9 Automated tests</w:t>
       </w:r>
@@ -12003,7 +12044,7 @@
         <w:pStyle w:val="2"/>
         <w:pageBreakBefore w:val="0"/>
       </w:pPr>
-      <w:bookmarkStart w:id="18" w:name="_Toc4730"/>
+      <w:bookmarkStart w:id="18" w:name="_Toc1906"/>
       <w:r>
         <w:t>5. PCOS risk model</w:t>
       </w:r>
@@ -12022,7 +12063,7 @@
       <w:pPr>
         <w:pStyle w:val="3"/>
       </w:pPr>
-      <w:bookmarkStart w:id="19" w:name="_Toc6802"/>
+      <w:bookmarkStart w:id="19" w:name="_Toc8814"/>
       <w:r>
         <w:t>5.1 Data and preparation</w:t>
       </w:r>
@@ -12089,7 +12130,7 @@
       <w:pPr>
         <w:pStyle w:val="3"/>
       </w:pPr>
-      <w:bookmarkStart w:id="20" w:name="_Toc25443"/>
+      <w:bookmarkStart w:id="20" w:name="_Toc32204"/>
       <w:r>
         <w:t>5.2 Features and constraints</w:t>
       </w:r>
@@ -13361,7 +13402,7 @@
       <w:pPr>
         <w:pStyle w:val="3"/>
       </w:pPr>
-      <w:bookmarkStart w:id="21" w:name="_Toc26520"/>
+      <w:bookmarkStart w:id="21" w:name="_Toc3948"/>
       <w:r>
         <w:t>5.3 Model and training</w:t>
       </w:r>
@@ -13904,7 +13945,7 @@
       <w:pPr>
         <w:pStyle w:val="3"/>
       </w:pPr>
-      <w:bookmarkStart w:id="22" w:name="_Toc31021"/>
+      <w:bookmarkStart w:id="22" w:name="_Toc13651"/>
       <w:r>
         <w:t>5.4 Results</w:t>
       </w:r>
@@ -15822,7 +15863,7 @@
       <w:pPr>
         <w:pStyle w:val="3"/>
       </w:pPr>
-      <w:bookmarkStart w:id="23" w:name="_Toc31549"/>
+      <w:bookmarkStart w:id="23" w:name="_Toc8572"/>
       <w:r>
         <w:t>5.5 How the app uses it</w:t>
       </w:r>
@@ -15882,7 +15923,7 @@
       <w:pPr>
         <w:pStyle w:val="3"/>
       </w:pPr>
-      <w:bookmarkStart w:id="24" w:name="_Toc23633"/>
+      <w:bookmarkStart w:id="24" w:name="_Toc14550"/>
       <w:r>
         <w:t>5.6 Limitations</w:t>
       </w:r>
@@ -15929,7 +15970,7 @@
         <w:pStyle w:val="2"/>
         <w:pageBreakBefore w:val="0"/>
       </w:pPr>
-      <w:bookmarkStart w:id="25" w:name="_Toc8254"/>
+      <w:bookmarkStart w:id="25" w:name="_Toc16123"/>
       <w:r>
         <w:t>6. Breast ultrasound classifier (component A)</w:t>
       </w:r>
@@ -15939,7 +15980,7 @@
       <w:pPr>
         <w:pStyle w:val="3"/>
       </w:pPr>
-      <w:bookmarkStart w:id="26" w:name="_Toc2092"/>
+      <w:bookmarkStart w:id="26" w:name="_Toc26849"/>
       <w:r>
         <w:t>6.1 What it does</w:t>
       </w:r>
@@ -15958,7 +15999,7 @@
       <w:pPr>
         <w:pStyle w:val="3"/>
       </w:pPr>
-      <w:bookmarkStart w:id="27" w:name="_Toc14767"/>
+      <w:bookmarkStart w:id="27" w:name="_Toc4958"/>
       <w:r>
         <w:t>6.2 Datasets</w:t>
       </w:r>
@@ -16656,14 +16697,6 @@
       </w:tblGrid>
       <w:tr>
         <w:tblPrEx>
-          <w:tblBorders>
-            <w:top w:val="single" w:color="D9C3CC" w:sz="4" w:space="0"/>
-            <w:left w:val="single" w:color="D9C3CC" w:sz="4" w:space="0"/>
-            <w:bottom w:val="single" w:color="D9C3CC" w:sz="4" w:space="0"/>
-            <w:right w:val="single" w:color="D9C3CC" w:sz="4" w:space="0"/>
-            <w:insideH w:val="single" w:color="D9C3CC" w:sz="4" w:space="0"/>
-            <w:insideV w:val="single" w:color="D9C3CC" w:sz="4" w:space="0"/>
-          </w:tblBorders>
           <w:tblCellMar>
             <w:top w:w="50" w:type="dxa"/>
             <w:left w:w="90" w:type="dxa"/>
@@ -18323,7 +18356,7 @@
       <w:pPr>
         <w:pStyle w:val="3"/>
       </w:pPr>
-      <w:bookmarkStart w:id="28" w:name="_Toc7153"/>
+      <w:bookmarkStart w:id="28" w:name="_Toc17353"/>
       <w:r>
         <w:t>6.3 Data-quality decisions</w:t>
       </w:r>
@@ -18447,7 +18480,7 @@
       <w:pPr>
         <w:pStyle w:val="3"/>
       </w:pPr>
-      <w:bookmarkStart w:id="29" w:name="_Toc14526"/>
+      <w:bookmarkStart w:id="29" w:name="_Toc27025"/>
       <w:r>
         <w:t>6.4 Method and settings</w:t>
       </w:r>
@@ -19436,6 +19469,12 @@
             <w:insideH w:val="single" w:color="D9C3CC" w:sz="4" w:space="0"/>
             <w:insideV w:val="single" w:color="D9C3CC" w:sz="4" w:space="0"/>
           </w:tblBorders>
+          <w:tblCellMar>
+            <w:top w:w="50" w:type="dxa"/>
+            <w:left w:w="90" w:type="dxa"/>
+            <w:bottom w:w="50" w:type="dxa"/>
+            <w:right w:w="90" w:type="dxa"/>
+          </w:tblCellMar>
         </w:tblPrEx>
         <w:trPr>
           <w:tblHeader/>
@@ -20083,7 +20122,7 @@
       <w:pPr>
         <w:pStyle w:val="3"/>
       </w:pPr>
-      <w:bookmarkStart w:id="30" w:name="_Toc24522"/>
+      <w:bookmarkStart w:id="30" w:name="_Toc16139"/>
       <w:r>
         <w:t>6.5 Selecting the recipe by cross-validation</w:t>
       </w:r>
@@ -22234,7 +22273,7 @@
       <w:pPr>
         <w:pStyle w:val="3"/>
       </w:pPr>
-      <w:bookmarkStart w:id="31" w:name="_Toc22974"/>
+      <w:bookmarkStart w:id="31" w:name="_Toc26203"/>
       <w:r>
         <w:t>6.6 Calibration, threshold and export</w:t>
       </w:r>
@@ -22320,7 +22359,7 @@
       <w:pPr>
         <w:pStyle w:val="3"/>
       </w:pPr>
-      <w:bookmarkStart w:id="32" w:name="_Toc10318"/>
+      <w:bookmarkStart w:id="32" w:name="_Toc17573"/>
       <w:r>
         <w:t>6.7 Model versions</w:t>
       </w:r>
@@ -22780,7 +22819,7 @@
       <w:pPr>
         <w:pStyle w:val="3"/>
       </w:pPr>
-      <w:bookmarkStart w:id="33" w:name="_Toc10825"/>
+      <w:bookmarkStart w:id="33" w:name="_Toc2757"/>
       <w:r>
         <w:t>6.8 Results</w:t>
       </w:r>
@@ -23530,14 +23569,6 @@
       </w:tblGrid>
       <w:tr>
         <w:tblPrEx>
-          <w:tblBorders>
-            <w:top w:val="single" w:color="D9C3CC" w:sz="4" w:space="0"/>
-            <w:left w:val="single" w:color="D9C3CC" w:sz="4" w:space="0"/>
-            <w:bottom w:val="single" w:color="D9C3CC" w:sz="4" w:space="0"/>
-            <w:right w:val="single" w:color="D9C3CC" w:sz="4" w:space="0"/>
-            <w:insideH w:val="single" w:color="D9C3CC" w:sz="4" w:space="0"/>
-            <w:insideV w:val="single" w:color="D9C3CC" w:sz="4" w:space="0"/>
-          </w:tblBorders>
           <w:tblCellMar>
             <w:top w:w="50" w:type="dxa"/>
             <w:left w:w="90" w:type="dxa"/>
@@ -26917,14 +26948,6 @@
       </w:tblGrid>
       <w:tr>
         <w:tblPrEx>
-          <w:tblBorders>
-            <w:top w:val="single" w:color="D9C3CC" w:sz="4" w:space="0"/>
-            <w:left w:val="single" w:color="D9C3CC" w:sz="4" w:space="0"/>
-            <w:bottom w:val="single" w:color="D9C3CC" w:sz="4" w:space="0"/>
-            <w:right w:val="single" w:color="D9C3CC" w:sz="4" w:space="0"/>
-            <w:insideH w:val="single" w:color="D9C3CC" w:sz="4" w:space="0"/>
-            <w:insideV w:val="single" w:color="D9C3CC" w:sz="4" w:space="0"/>
-          </w:tblBorders>
           <w:tblCellMar>
             <w:top w:w="50" w:type="dxa"/>
             <w:left w:w="90" w:type="dxa"/>
@@ -28752,7 +28775,7 @@
       <w:pPr>
         <w:pStyle w:val="3"/>
       </w:pPr>
-      <w:bookmarkStart w:id="34" w:name="_Toc12933"/>
+      <w:bookmarkStart w:id="34" w:name="_Toc15455"/>
       <w:r>
         <w:t>6.9 Rejecting uploads that are not breast ultrasounds</w:t>
       </w:r>
@@ -29686,7 +29709,7 @@
       <w:pPr>
         <w:pStyle w:val="3"/>
       </w:pPr>
-      <w:bookmarkStart w:id="35" w:name="_Toc10684"/>
+      <w:bookmarkStart w:id="35" w:name="_Toc26326"/>
       <w:r>
         <w:t>6.10 The screening threshold decision</w:t>
       </w:r>
@@ -30318,7 +30341,7 @@
       <w:pPr>
         <w:pStyle w:val="3"/>
       </w:pPr>
-      <w:bookmarkStart w:id="36" w:name="_Toc9473"/>
+      <w:bookmarkStart w:id="36" w:name="_Toc2066"/>
       <w:r>
         <w:t>6.11 Explainability</w:t>
       </w:r>
@@ -30397,7 +30420,7 @@
       <w:pPr>
         <w:pStyle w:val="3"/>
       </w:pPr>
-      <w:bookmarkStart w:id="37" w:name="_Toc7779"/>
+      <w:bookmarkStart w:id="37" w:name="_Toc26409"/>
       <w:r>
         <w:t>6.12 Limitations</w:t>
       </w:r>
@@ -30480,7 +30503,7 @@
         <w:pStyle w:val="2"/>
         <w:pageBreakBefore w:val="0"/>
       </w:pPr>
-      <w:bookmarkStart w:id="38" w:name="_Toc1757"/>
+      <w:bookmarkStart w:id="38" w:name="_Toc21362"/>
       <w:r>
         <w:t>7. Breast cancer risk questionnaire (component B)</w:t>
       </w:r>
@@ -30490,7 +30513,7 @@
       <w:pPr>
         <w:pStyle w:val="3"/>
       </w:pPr>
-      <w:bookmarkStart w:id="39" w:name="_Toc19708"/>
+      <w:bookmarkStart w:id="39" w:name="_Toc15392"/>
       <w:r>
         <w:t>7.1 Data and design</w:t>
       </w:r>
@@ -30604,7 +30627,7 @@
       <w:pPr>
         <w:pStyle w:val="3"/>
       </w:pPr>
-      <w:bookmarkStart w:id="40" w:name="_Toc17316"/>
+      <w:bookmarkStart w:id="40" w:name="_Toc23273"/>
       <w:r>
         <w:t>7.2 How answers become model inputs</w:t>
       </w:r>
@@ -31251,7 +31274,7 @@
       <w:pPr>
         <w:pStyle w:val="3"/>
       </w:pPr>
-      <w:bookmarkStart w:id="41" w:name="_Toc28044"/>
+      <w:bookmarkStart w:id="41" w:name="_Toc4035"/>
       <w:r>
         <w:t>7.3 Model settings</w:t>
       </w:r>
@@ -31840,7 +31863,7 @@
       <w:pPr>
         <w:pStyle w:val="3"/>
       </w:pPr>
-      <w:bookmarkStart w:id="42" w:name="_Toc19303"/>
+      <w:bookmarkStart w:id="42" w:name="_Toc10882"/>
       <w:r>
         <w:t>7.4 Results</w:t>
       </w:r>
@@ -33630,7 +33653,7 @@
       <w:pPr>
         <w:pStyle w:val="3"/>
       </w:pPr>
-      <w:bookmarkStart w:id="43" w:name="_Toc20371"/>
+      <w:bookmarkStart w:id="43" w:name="_Toc10128"/>
       <w:r>
         <w:t>7.5 What the user sees and why</w:t>
       </w:r>
@@ -34406,7 +34429,7 @@
       <w:pPr>
         <w:pStyle w:val="3"/>
       </w:pPr>
-      <w:bookmarkStart w:id="44" w:name="_Toc6282"/>
+      <w:bookmarkStart w:id="44" w:name="_Toc7414"/>
       <w:r>
         <w:t>7.6 Behaviour check through the API</w:t>
       </w:r>
@@ -35360,7 +35383,7 @@
       <w:pPr>
         <w:pStyle w:val="3"/>
       </w:pPr>
-      <w:bookmarkStart w:id="45" w:name="_Toc28960"/>
+      <w:bookmarkStart w:id="45" w:name="_Toc14785"/>
       <w:r>
         <w:t>7.7 Deviation from the scope document</w:t>
       </w:r>
@@ -35379,7 +35402,7 @@
       <w:pPr>
         <w:pStyle w:val="3"/>
       </w:pPr>
-      <w:bookmarkStart w:id="46" w:name="_Toc28957"/>
+      <w:bookmarkStart w:id="46" w:name="_Toc25690"/>
       <w:r>
         <w:t>7.8 Limitations</w:t>
       </w:r>
@@ -35426,7 +35449,7 @@
         <w:pStyle w:val="2"/>
         <w:pageBreakBefore w:val="0"/>
       </w:pPr>
-      <w:bookmarkStart w:id="47" w:name="_Toc10076"/>
+      <w:bookmarkStart w:id="47" w:name="_Toc14806"/>
       <w:r>
         <w:t>8. Other parts of the breast module</w:t>
       </w:r>
@@ -35494,7 +35517,7 @@
         <w:pStyle w:val="2"/>
         <w:pageBreakBefore w:val="0"/>
       </w:pPr>
-      <w:bookmarkStart w:id="48" w:name="_Toc10157"/>
+      <w:bookmarkStart w:id="48" w:name="_Toc28925"/>
       <w:r>
         <w:t>9. Deployment and demo build</w:t>
       </w:r>
@@ -35504,7 +35527,7 @@
       <w:pPr>
         <w:pStyle w:val="3"/>
       </w:pPr>
-      <w:bookmarkStart w:id="49" w:name="_Toc11388"/>
+      <w:bookmarkStart w:id="49" w:name="_Toc15976"/>
       <w:r>
         <w:t>9.1 Hosting options considered</w:t>
       </w:r>
@@ -35865,7 +35888,7 @@
       <w:pPr>
         <w:pStyle w:val="3"/>
       </w:pPr>
-      <w:bookmarkStart w:id="50" w:name="_Toc32760"/>
+      <w:bookmarkStart w:id="50" w:name="_Toc28790"/>
       <w:r>
         <w:t>9.2 Demo procedure</w:t>
       </w:r>
@@ -35911,7 +35934,7 @@
       <w:pPr>
         <w:pStyle w:val="3"/>
       </w:pPr>
-      <w:bookmarkStart w:id="51" w:name="_Toc17983"/>
+      <w:bookmarkStart w:id="51" w:name="_Toc29324"/>
       <w:r>
         <w:t>9.3 Build environment and workarounds</w:t>
       </w:r>
@@ -36330,12 +36353,11 @@
     </w:p>
     <w:p>
       <w:pPr>
-        <w:pStyle w:val="2"/>
-        <w:pageBreakBefore w:val="0"/>
+        <w:pStyle w:val="3"/>
       </w:pPr>
-      <w:bookmarkStart w:id="52" w:name="_Toc15848"/>
-      <w:r>
-        <w:t>10. Verification and testing</w:t>
+      <w:bookmarkStart w:id="52" w:name="_Toc11770"/>
+      <w:r>
+        <w:t>9.4 APK builds</w:t>
       </w:r>
       <w:bookmarkEnd w:id="52"/>
     </w:p>
@@ -36350,7 +36372,316 @@
           <w:b w:val="0"/>
           <w:i w:val="0"/>
         </w:rPr>
-        <w:t>Table 46. Verification performed</w:t>
+        <w:t>Table 46. Release APK builds</w:t>
+      </w:r>
+    </w:p>
+    <w:tbl>
+      <w:tblPr>
+        <w:tblStyle w:val="12"/>
+        <w:tblW w:w="0" w:type="auto"/>
+        <w:jc w:val="center"/>
+        <w:tblBorders>
+          <w:top w:val="single" w:color="D9C3CC" w:sz="4" w:space="0"/>
+          <w:left w:val="single" w:color="D9C3CC" w:sz="4" w:space="0"/>
+          <w:bottom w:val="single" w:color="D9C3CC" w:sz="4" w:space="0"/>
+          <w:right w:val="single" w:color="D9C3CC" w:sz="4" w:space="0"/>
+          <w:insideH w:val="single" w:color="D9C3CC" w:sz="4" w:space="0"/>
+          <w:insideV w:val="single" w:color="D9C3CC" w:sz="4" w:space="0"/>
+        </w:tblBorders>
+        <w:tblLayout w:type="fixed"/>
+        <w:tblCellMar>
+          <w:top w:w="50" w:type="dxa"/>
+          <w:left w:w="90" w:type="dxa"/>
+          <w:bottom w:w="50" w:type="dxa"/>
+          <w:right w:w="90" w:type="dxa"/>
+        </w:tblCellMar>
+      </w:tblPr>
+      <w:tblGrid>
+        <w:gridCol w:w="1701"/>
+        <w:gridCol w:w="3175"/>
+        <w:gridCol w:w="4535"/>
+      </w:tblGrid>
+      <w:tr>
+        <w:tblPrEx>
+          <w:tblBorders>
+            <w:top w:val="single" w:color="D9C3CC" w:sz="4" w:space="0"/>
+            <w:left w:val="single" w:color="D9C3CC" w:sz="4" w:space="0"/>
+            <w:bottom w:val="single" w:color="D9C3CC" w:sz="4" w:space="0"/>
+            <w:right w:val="single" w:color="D9C3CC" w:sz="4" w:space="0"/>
+            <w:insideH w:val="single" w:color="D9C3CC" w:sz="4" w:space="0"/>
+            <w:insideV w:val="single" w:color="D9C3CC" w:sz="4" w:space="0"/>
+          </w:tblBorders>
+          <w:tblCellMar>
+            <w:top w:w="50" w:type="dxa"/>
+            <w:left w:w="90" w:type="dxa"/>
+            <w:bottom w:w="50" w:type="dxa"/>
+            <w:right w:w="90" w:type="dxa"/>
+          </w:tblCellMar>
+        </w:tblPrEx>
+        <w:trPr>
+          <w:tblHeader/>
+          <w:jc w:val="center"/>
+        </w:trPr>
+        <w:tc>
+          <w:tcPr>
+            <w:tcW w:w="1701" w:type="dxa"/>
+            <w:shd w:val="clear" w:color="auto" w:fill="9E1B46"/>
+          </w:tcPr>
+          <w:p>
+            <w:pPr>
+              <w:keepNext/>
+              <w:spacing w:after="0" w:line="240" w:lineRule="auto"/>
+            </w:pPr>
+            <w:r>
+              <w:rPr>
+                <w:b/>
+                <w:i w:val="0"/>
+                <w:color w:val="FFFFFF"/>
+                <w:sz w:val="17"/>
+              </w:rPr>
+              <w:t>Build</w:t>
+            </w:r>
+          </w:p>
+        </w:tc>
+        <w:tc>
+          <w:tcPr>
+            <w:tcW w:w="3175" w:type="dxa"/>
+            <w:shd w:val="clear" w:color="auto" w:fill="9E1B46"/>
+          </w:tcPr>
+          <w:p>
+            <w:pPr>
+              <w:keepNext/>
+              <w:spacing w:after="0" w:line="240" w:lineRule="auto"/>
+            </w:pPr>
+            <w:r>
+              <w:rPr>
+                <w:b/>
+                <w:i w:val="0"/>
+                <w:color w:val="FFFFFF"/>
+                <w:sz w:val="17"/>
+              </w:rPr>
+              <w:t>Source state</w:t>
+            </w:r>
+          </w:p>
+        </w:tc>
+        <w:tc>
+          <w:tcPr>
+            <w:tcW w:w="4535" w:type="dxa"/>
+            <w:shd w:val="clear" w:color="auto" w:fill="9E1B46"/>
+          </w:tcPr>
+          <w:p>
+            <w:pPr>
+              <w:keepNext/>
+              <w:spacing w:after="0" w:line="240" w:lineRule="auto"/>
+            </w:pPr>
+            <w:r>
+              <w:rPr>
+                <w:b/>
+                <w:i w:val="0"/>
+                <w:color w:val="FFFFFF"/>
+                <w:sz w:val="17"/>
+              </w:rPr>
+              <w:t>Result</w:t>
+            </w:r>
+          </w:p>
+        </w:tc>
+      </w:tr>
+      <w:tr>
+        <w:tblPrEx>
+          <w:tblBorders>
+            <w:top w:val="single" w:color="D9C3CC" w:sz="4" w:space="0"/>
+            <w:left w:val="single" w:color="D9C3CC" w:sz="4" w:space="0"/>
+            <w:bottom w:val="single" w:color="D9C3CC" w:sz="4" w:space="0"/>
+            <w:right w:val="single" w:color="D9C3CC" w:sz="4" w:space="0"/>
+            <w:insideH w:val="single" w:color="D9C3CC" w:sz="4" w:space="0"/>
+            <w:insideV w:val="single" w:color="D9C3CC" w:sz="4" w:space="0"/>
+          </w:tblBorders>
+          <w:tblCellMar>
+            <w:top w:w="50" w:type="dxa"/>
+            <w:left w:w="90" w:type="dxa"/>
+            <w:bottom w:w="50" w:type="dxa"/>
+            <w:right w:w="90" w:type="dxa"/>
+          </w:tblCellMar>
+        </w:tblPrEx>
+        <w:trPr>
+          <w:cantSplit/>
+          <w:jc w:val="center"/>
+        </w:trPr>
+        <w:tc>
+          <w:tcPr>
+            <w:tcW w:w="1701" w:type="dxa"/>
+          </w:tcPr>
+          <w:p>
+            <w:pPr>
+              <w:keepNext/>
+              <w:spacing w:after="0" w:line="240" w:lineRule="auto"/>
+            </w:pPr>
+            <w:r>
+              <w:rPr>
+                <w:b w:val="0"/>
+                <w:i w:val="0"/>
+                <w:sz w:val="17"/>
+              </w:rPr>
+              <w:t>1 (20 Sep 2026)</w:t>
+            </w:r>
+          </w:p>
+        </w:tc>
+        <w:tc>
+          <w:tcPr>
+            <w:tcW w:w="3175" w:type="dxa"/>
+          </w:tcPr>
+          <w:p>
+            <w:pPr>
+              <w:keepNext/>
+              <w:spacing w:after="0" w:line="240" w:lineRule="auto"/>
+            </w:pPr>
+            <w:r>
+              <w:rPr>
+                <w:b w:val="0"/>
+                <w:i w:val="0"/>
+                <w:sz w:val="17"/>
+              </w:rPr>
+              <w:t>Commit 6479090 (in-app server address setting added)</w:t>
+            </w:r>
+          </w:p>
+        </w:tc>
+        <w:tc>
+          <w:tcPr>
+            <w:tcW w:w="4535" w:type="dxa"/>
+          </w:tcPr>
+          <w:p>
+            <w:pPr>
+              <w:keepNext/>
+              <w:spacing w:after="0" w:line="240" w:lineRule="auto"/>
+            </w:pPr>
+            <w:r>
+              <w:rPr>
+                <w:b w:val="0"/>
+                <w:i w:val="0"/>
+                <w:sz w:val="17"/>
+              </w:rPr>
+              <w:t>app-release.apk, 19.0 MB (19,873,821 bytes), arm64-v8a, APK signature scheme v2 (debug key), SHA-256 starts 1e8848241c77dd1a. First build took about 13 minutes (cold Gradle cache)</w:t>
+            </w:r>
+          </w:p>
+        </w:tc>
+      </w:tr>
+      <w:tr>
+        <w:tblPrEx>
+          <w:tblBorders>
+            <w:top w:val="single" w:color="D9C3CC" w:sz="4" w:space="0"/>
+            <w:left w:val="single" w:color="D9C3CC" w:sz="4" w:space="0"/>
+            <w:bottom w:val="single" w:color="D9C3CC" w:sz="4" w:space="0"/>
+            <w:right w:val="single" w:color="D9C3CC" w:sz="4" w:space="0"/>
+            <w:insideH w:val="single" w:color="D9C3CC" w:sz="4" w:space="0"/>
+            <w:insideV w:val="single" w:color="D9C3CC" w:sz="4" w:space="0"/>
+          </w:tblBorders>
+          <w:tblCellMar>
+            <w:top w:w="50" w:type="dxa"/>
+            <w:left w:w="90" w:type="dxa"/>
+            <w:bottom w:w="50" w:type="dxa"/>
+            <w:right w:w="90" w:type="dxa"/>
+          </w:tblCellMar>
+        </w:tblPrEx>
+        <w:trPr>
+          <w:cantSplit/>
+          <w:jc w:val="center"/>
+        </w:trPr>
+        <w:tc>
+          <w:tcPr>
+            <w:tcW w:w="1701" w:type="dxa"/>
+            <w:shd w:val="clear" w:color="auto" w:fill="FBE9EF"/>
+          </w:tcPr>
+          <w:p>
+            <w:pPr>
+              <w:spacing w:after="0" w:line="240" w:lineRule="auto"/>
+            </w:pPr>
+            <w:r>
+              <w:rPr>
+                <w:b w:val="0"/>
+                <w:i w:val="0"/>
+                <w:sz w:val="17"/>
+              </w:rPr>
+              <w:t>2 (20 Sep 2026)</w:t>
+            </w:r>
+          </w:p>
+        </w:tc>
+        <w:tc>
+          <w:tcPr>
+            <w:tcW w:w="3175" w:type="dxa"/>
+            <w:shd w:val="clear" w:color="auto" w:fill="FBE9EF"/>
+          </w:tcPr>
+          <w:p>
+            <w:pPr>
+              <w:spacing w:after="0" w:line="240" w:lineRule="auto"/>
+            </w:pPr>
+            <w:r>
+              <w:rPr>
+                <w:b w:val="0"/>
+                <w:i w:val="0"/>
+                <w:sz w:val="17"/>
+              </w:rPr>
+              <w:t>Commit 8b0caf7 (only the report, README and scripts changed since build 1)</w:t>
+            </w:r>
+          </w:p>
+        </w:tc>
+        <w:tc>
+          <w:tcPr>
+            <w:tcW w:w="4535" w:type="dxa"/>
+            <w:shd w:val="clear" w:color="auto" w:fill="FBE9EF"/>
+          </w:tcPr>
+          <w:p>
+            <w:pPr>
+              <w:spacing w:after="0" w:line="240" w:lineRule="auto"/>
+            </w:pPr>
+            <w:r>
+              <w:rPr>
+                <w:b w:val="0"/>
+                <w:i w:val="0"/>
+                <w:sz w:val="17"/>
+              </w:rPr>
+              <w:t>Same size, same SHA-256: the rebuild is byte-for-byte identical, which confirms the APK matches the current app code. Took under one minute (warm cache)</w:t>
+            </w:r>
+          </w:p>
+        </w:tc>
+      </w:tr>
+    </w:tbl>
+    <w:p>
+      <w:pPr>
+        <w:spacing w:before="60" w:after="160"/>
+      </w:pPr>
+      <w:r>
+        <w:rPr>
+          <w:b w:val="0"/>
+          <w:i/>
+          <w:color w:val="555555"/>
+          <w:sz w:val="17"/>
+        </w:rPr>
+        <w:t>Both builds pass apksigner verification and request INTERNET, POST_NOTIFICATIONS, RECEIVE_BOOT_COMPLETED and VIBRATE. The file is copied to the user's Desktop as femora-release-arm64.apk. It has not yet been run on a physical phone.</w:t>
+      </w:r>
+    </w:p>
+    <w:p>
+      <w:pPr>
+        <w:pStyle w:val="2"/>
+        <w:pageBreakBefore w:val="0"/>
+      </w:pPr>
+      <w:bookmarkStart w:id="53" w:name="_Toc22350"/>
+      <w:r>
+        <w:t>10. Verification and testing</w:t>
+      </w:r>
+      <w:bookmarkEnd w:id="53"/>
+    </w:p>
+    <w:p>
+      <w:pPr>
+        <w:pStyle w:val="16"/>
+        <w:keepNext/>
+        <w:spacing w:before="160" w:after="60"/>
+      </w:pPr>
+      <w:r>
+        <w:rPr>
+          <w:b w:val="0"/>
+          <w:i w:val="0"/>
+        </w:rPr>
+        <w:t>Table 47. Verification performed</w:t>
       </w:r>
     </w:p>
     <w:tbl>
@@ -37134,7 +37465,7 @@
                 <w:i w:val="0"/>
                 <w:sz w:val="18"/>
               </w:rPr>
-              <w:t>Signature and permission check</w:t>
+              <w:t>Signature and permission check; second build compared by checksum</w:t>
             </w:r>
           </w:p>
         </w:tc>
@@ -37152,7 +37483,7 @@
                 <w:i w:val="0"/>
                 <w:sz w:val="18"/>
               </w:rPr>
-              <w:t>Verified; internet permission present</w:t>
+              <w:t>Verified; internet permission present; rebuild identical to the first build</w:t>
             </w:r>
           </w:p>
         </w:tc>
@@ -37184,21 +37515,21 @@
         <w:pStyle w:val="2"/>
         <w:pageBreakBefore w:val="0"/>
       </w:pPr>
-      <w:bookmarkStart w:id="53" w:name="_Toc4450"/>
+      <w:bookmarkStart w:id="54" w:name="_Toc9832"/>
       <w:r>
         <w:t>11. Limitations, ethics and risks</w:t>
       </w:r>
-      <w:bookmarkEnd w:id="53"/>
+      <w:bookmarkEnd w:id="54"/>
     </w:p>
     <w:p>
       <w:pPr>
         <w:pStyle w:val="3"/>
       </w:pPr>
-      <w:bookmarkStart w:id="54" w:name="_Toc22977"/>
+      <w:bookmarkStart w:id="55" w:name="_Toc32270"/>
       <w:r>
         <w:t>11.1 Failure modes and mitigations</w:t>
       </w:r>
-      <w:bookmarkEnd w:id="54"/>
+      <w:bookmarkEnd w:id="55"/>
     </w:p>
     <w:p>
       <w:pPr>
@@ -37211,7 +37542,7 @@
           <w:b w:val="0"/>
           <w:i w:val="0"/>
         </w:rPr>
-        <w:t>Table 47. Failure modes</w:t>
+        <w:t>Table 48. Failure modes</w:t>
       </w:r>
     </w:p>
     <w:tbl>
@@ -37243,14 +37574,6 @@
       </w:tblGrid>
       <w:tr>
         <w:tblPrEx>
-          <w:tblBorders>
-            <w:top w:val="single" w:color="D9C3CC" w:sz="4" w:space="0"/>
-            <w:left w:val="single" w:color="D9C3CC" w:sz="4" w:space="0"/>
-            <w:bottom w:val="single" w:color="D9C3CC" w:sz="4" w:space="0"/>
-            <w:right w:val="single" w:color="D9C3CC" w:sz="4" w:space="0"/>
-            <w:insideH w:val="single" w:color="D9C3CC" w:sz="4" w:space="0"/>
-            <w:insideV w:val="single" w:color="D9C3CC" w:sz="4" w:space="0"/>
-          </w:tblBorders>
           <w:tblCellMar>
             <w:top w:w="50" w:type="dxa"/>
             <w:left w:w="90" w:type="dxa"/>
@@ -38051,114 +38374,9 @@
       <w:pPr>
         <w:pStyle w:val="3"/>
       </w:pPr>
-      <w:bookmarkStart w:id="55" w:name="_Toc8626"/>
+      <w:bookmarkStart w:id="56" w:name="_Toc30125"/>
       <w:r>
         <w:t>11.2 Ethical and legal points</w:t>
-      </w:r>
-      <w:bookmarkEnd w:id="55"/>
-    </w:p>
-    <w:p>
-      <w:pPr>
-        <w:pStyle w:val="23"/>
-      </w:pPr>
-      <w:r>
-        <w:rPr>
-          <w:b/>
-          <w:i w:val="0"/>
-        </w:rPr>
-        <w:t>Not a medical device.</w:t>
-      </w:r>
-      <w:r>
-        <w:rPr>
-          <w:b w:val="0"/>
-          <w:i w:val="0"/>
-        </w:rPr>
-        <w:t xml:space="preserve"> Femora offers awareness and risk information. Using it as a diagnostic tool would require clinical validation and regulatory approval that this project does not claim.</w:t>
-      </w:r>
-    </w:p>
-    <w:p>
-      <w:pPr>
-        <w:pStyle w:val="23"/>
-      </w:pPr>
-      <w:r>
-        <w:rPr>
-          <w:b/>
-          <w:i w:val="0"/>
-        </w:rPr>
-        <w:t>Bias and representation.</w:t>
-      </w:r>
-      <w:r>
-        <w:rPr>
-          <w:b w:val="0"/>
-          <w:i w:val="0"/>
-        </w:rPr>
-        <w:t xml:space="preserve"> The ultrasound data comes from Egypt, Poland and Brazil and the risk data from the United States. None is from Pakistan, the intended users, so performance there is unknown. This is stated in the report and should be in the app's about screen.</w:t>
-      </w:r>
-    </w:p>
-    <w:p>
-      <w:pPr>
-        <w:pStyle w:val="23"/>
-      </w:pPr>
-      <w:r>
-        <w:rPr>
-          <w:b/>
-          <w:i w:val="0"/>
-        </w:rPr>
-        <w:t>Privacy.</w:t>
-      </w:r>
-      <w:r>
-        <w:rPr>
-          <w:b w:val="0"/>
-          <w:i w:val="0"/>
-        </w:rPr>
-        <w:t xml:space="preserve"> Scans and answers are processed in memory and not stored server-side. Images travel to a server, so real deployment needs HTTPS, a trusted host, a privacy notice and user consent. The demo tunnel passes traffic through Cloudflare.</w:t>
-      </w:r>
-    </w:p>
-    <w:p>
-      <w:pPr>
-        <w:pStyle w:val="23"/>
-      </w:pPr>
-      <w:r>
-        <w:rPr>
-          <w:b/>
-          <w:i w:val="0"/>
-        </w:rPr>
-        <w:t>Data terms.</w:t>
-      </w:r>
-      <w:r>
-        <w:rPr>
-          <w:b w:val="0"/>
-          <w:i w:val="0"/>
-        </w:rPr>
-        <w:t xml:space="preserve"> BUS-BRA requires citation; BCSC requires the funding citation and its redistribution terms are not spelled out, so the private Kaggle copy must not be made public without checking them.</w:t>
-      </w:r>
-    </w:p>
-    <w:p>
-      <w:pPr>
-        <w:pStyle w:val="23"/>
-      </w:pPr>
-      <w:r>
-        <w:rPr>
-          <w:b/>
-          <w:i w:val="0"/>
-        </w:rPr>
-        <w:t>Fairness of communication.</w:t>
-      </w:r>
-      <w:r>
-        <w:rPr>
-          <w:b w:val="0"/>
-          <w:i w:val="0"/>
-        </w:rPr>
-        <w:t xml:space="preserve"> Results avoid diagnostic words, always recommend a doctor and present uncertainty (calibrated probabilities, honest accuracy).</w:t>
-      </w:r>
-    </w:p>
-    <w:p>
-      <w:pPr>
-        <w:pStyle w:val="3"/>
-      </w:pPr>
-      <w:bookmarkStart w:id="56" w:name="_Toc27239"/>
-      <w:r>
-        <w:t>11.3 Other limitations</w:t>
       </w:r>
       <w:bookmarkEnd w:id="56"/>
     </w:p>
@@ -38171,6 +38389,111 @@
           <w:b/>
           <w:i w:val="0"/>
         </w:rPr>
+        <w:t>Not a medical device.</w:t>
+      </w:r>
+      <w:r>
+        <w:rPr>
+          <w:b w:val="0"/>
+          <w:i w:val="0"/>
+        </w:rPr>
+        <w:t xml:space="preserve"> Femora offers awareness and risk information. Using it as a diagnostic tool would require clinical validation and regulatory approval that this project does not claim.</w:t>
+      </w:r>
+    </w:p>
+    <w:p>
+      <w:pPr>
+        <w:pStyle w:val="23"/>
+      </w:pPr>
+      <w:r>
+        <w:rPr>
+          <w:b/>
+          <w:i w:val="0"/>
+        </w:rPr>
+        <w:t>Bias and representation.</w:t>
+      </w:r>
+      <w:r>
+        <w:rPr>
+          <w:b w:val="0"/>
+          <w:i w:val="0"/>
+        </w:rPr>
+        <w:t xml:space="preserve"> The ultrasound data comes from Egypt, Poland and Brazil and the risk data from the United States. None is from Pakistan, the intended users, so performance there is unknown. This is stated in the report and should be in the app's about screen.</w:t>
+      </w:r>
+    </w:p>
+    <w:p>
+      <w:pPr>
+        <w:pStyle w:val="23"/>
+      </w:pPr>
+      <w:r>
+        <w:rPr>
+          <w:b/>
+          <w:i w:val="0"/>
+        </w:rPr>
+        <w:t>Privacy.</w:t>
+      </w:r>
+      <w:r>
+        <w:rPr>
+          <w:b w:val="0"/>
+          <w:i w:val="0"/>
+        </w:rPr>
+        <w:t xml:space="preserve"> Scans and answers are processed in memory and not stored server-side. Images travel to a server, so real deployment needs HTTPS, a trusted host, a privacy notice and user consent. The demo tunnel passes traffic through Cloudflare.</w:t>
+      </w:r>
+    </w:p>
+    <w:p>
+      <w:pPr>
+        <w:pStyle w:val="23"/>
+      </w:pPr>
+      <w:r>
+        <w:rPr>
+          <w:b/>
+          <w:i w:val="0"/>
+        </w:rPr>
+        <w:t>Data terms.</w:t>
+      </w:r>
+      <w:r>
+        <w:rPr>
+          <w:b w:val="0"/>
+          <w:i w:val="0"/>
+        </w:rPr>
+        <w:t xml:space="preserve"> BUS-BRA requires citation; BCSC requires the funding citation and its redistribution terms are not spelled out, so the private Kaggle copy must not be made public without checking them.</w:t>
+      </w:r>
+    </w:p>
+    <w:p>
+      <w:pPr>
+        <w:pStyle w:val="23"/>
+      </w:pPr>
+      <w:r>
+        <w:rPr>
+          <w:b/>
+          <w:i w:val="0"/>
+        </w:rPr>
+        <w:t>Fairness of communication.</w:t>
+      </w:r>
+      <w:r>
+        <w:rPr>
+          <w:b w:val="0"/>
+          <w:i w:val="0"/>
+        </w:rPr>
+        <w:t xml:space="preserve"> Results avoid diagnostic words, always recommend a doctor and present uncertainty (calibrated probabilities, honest accuracy).</w:t>
+      </w:r>
+    </w:p>
+    <w:p>
+      <w:pPr>
+        <w:pStyle w:val="3"/>
+      </w:pPr>
+      <w:bookmarkStart w:id="57" w:name="_Toc27337"/>
+      <w:r>
+        <w:t>11.3 Other limitations</w:t>
+      </w:r>
+      <w:bookmarkEnd w:id="57"/>
+    </w:p>
+    <w:p>
+      <w:pPr>
+        <w:pStyle w:val="23"/>
+      </w:pPr>
+      <w:r>
+        <w:rPr>
+          <w:b/>
+          <w:i w:val="0"/>
+        </w:rPr>
         <w:t>Test-set tuning.</w:t>
       </w:r>
       <w:r>
@@ -38243,11 +38566,11 @@
         <w:pStyle w:val="2"/>
         <w:pageBreakBefore w:val="0"/>
       </w:pPr>
-      <w:bookmarkStart w:id="57" w:name="_Toc25503"/>
+      <w:bookmarkStart w:id="58" w:name="_Toc12410"/>
       <w:r>
         <w:t>12. Remaining work and recommended order</w:t>
       </w:r>
-      <w:bookmarkEnd w:id="57"/>
+      <w:bookmarkEnd w:id="58"/>
     </w:p>
     <w:p>
       <w:pPr>
@@ -38260,7 +38583,7 @@
           <w:b w:val="0"/>
           <w:i w:val="0"/>
         </w:rPr>
-        <w:t>Table 48. Suggested plan</w:t>
+        <w:t>Table 49. Suggested plan</w:t>
       </w:r>
     </w:p>
     <w:tbl>
@@ -38944,11 +39267,11 @@
         <w:pStyle w:val="2"/>
         <w:pageBreakBefore w:val="0"/>
       </w:pPr>
-      <w:bookmarkStart w:id="58" w:name="_Toc7972"/>
+      <w:bookmarkStart w:id="59" w:name="_Toc1420"/>
       <w:r>
         <w:t>13. Conclusion</w:t>
       </w:r>
-      <w:bookmarkEnd w:id="58"/>
+      <w:bookmarkEnd w:id="59"/>
     </w:p>
     <w:p>
       <w:r>
@@ -38964,11 +39287,11 @@
         <w:pStyle w:val="2"/>
         <w:pageBreakBefore/>
       </w:pPr>
-      <w:bookmarkStart w:id="59" w:name="_Toc21375"/>
+      <w:bookmarkStart w:id="60" w:name="_Toc5206"/>
       <w:r>
         <w:t>Appendix A. Metric glossary</w:t>
       </w:r>
-      <w:bookmarkEnd w:id="59"/>
+      <w:bookmarkEnd w:id="60"/>
     </w:p>
     <w:p>
       <w:pPr>
@@ -38981,7 +39304,7 @@
           <w:b w:val="0"/>
           <w:i w:val="0"/>
         </w:rPr>
-        <w:t>Table 49. Terms used in this report</w:t>
+        <w:t>Table 50. Terms used in this report</w:t>
       </w:r>
     </w:p>
     <w:tbl>
@@ -40144,11 +40467,11 @@
         <w:pStyle w:val="2"/>
         <w:pageBreakBefore w:val="0"/>
       </w:pPr>
-      <w:bookmarkStart w:id="60" w:name="_Toc11355"/>
+      <w:bookmarkStart w:id="61" w:name="_Toc31911"/>
       <w:r>
         <w:t>Appendix B. Reproducibility</w:t>
       </w:r>
-      <w:bookmarkEnd w:id="60"/>
+      <w:bookmarkEnd w:id="61"/>
     </w:p>
     <w:p>
       <w:pPr>
@@ -40161,7 +40484,7 @@
           <w:b w:val="0"/>
           <w:i w:val="0"/>
         </w:rPr>
-        <w:t>Table 50. Where things are</w:t>
+        <w:t>Table 51. Where things are</w:t>
       </w:r>
     </w:p>
     <w:tbl>
@@ -40743,11 +41066,11 @@
         <w:pStyle w:val="2"/>
         <w:pageBreakBefore w:val="0"/>
       </w:pPr>
-      <w:bookmarkStart w:id="61" w:name="_Toc32746"/>
+      <w:bookmarkStart w:id="62" w:name="_Toc2453"/>
       <w:r>
         <w:t>Appendix C. Data sources and citations</w:t>
       </w:r>
-      <w:bookmarkEnd w:id="61"/>
+      <w:bookmarkEnd w:id="62"/>
     </w:p>
     <w:p>
       <w:pPr>
@@ -40850,11 +41173,11 @@
         <w:pStyle w:val="2"/>
         <w:pageBreakBefore w:val="0"/>
       </w:pPr>
-      <w:bookmarkStart w:id="62" w:name="_Toc27398"/>
+      <w:bookmarkStart w:id="63" w:name="_Toc17757"/>
       <w:r>
         <w:t>Appendix D. Key decisions and why</w:t>
       </w:r>
-      <w:bookmarkEnd w:id="62"/>
+      <w:bookmarkEnd w:id="63"/>
     </w:p>
     <w:p>
       <w:pPr>
@@ -40867,7 +41190,7 @@
           <w:b w:val="0"/>
           <w:i w:val="0"/>
         </w:rPr>
-        <w:t>Table 51. Decision log</w:t>
+        <w:t>Table 52. Decision log</w:t>
       </w:r>
     </w:p>
     <w:tbl>
@@ -41558,11 +41881,11 @@
         <w:pStyle w:val="2"/>
         <w:pageBreakBefore w:val="0"/>
       </w:pPr>
-      <w:bookmarkStart w:id="63" w:name="_Toc14280"/>
+      <w:bookmarkStart w:id="64" w:name="_Toc3518"/>
       <w:r>
         <w:t>Appendix E. Commit history (main branch)</w:t>
       </w:r>
-      <w:bookmarkEnd w:id="63"/>
+      <w:bookmarkEnd w:id="64"/>
     </w:p>
     <w:p>
       <w:pPr>
@@ -41575,7 +41898,7 @@
           <w:b w:val="0"/>
           <w:i w:val="0"/>
         </w:rPr>
-        <w:t>Table 52. Commits made during this period</w:t>
+        <w:t>Table 53. Commits made during this period</w:t>
       </w:r>
     </w:p>
     <w:tbl>
@@ -42382,6 +42705,85 @@
           </w:p>
         </w:tc>
       </w:tr>
+      <w:tr>
+        <w:tblPrEx>
+          <w:tblBorders>
+            <w:top w:val="single" w:color="D9C3CC" w:sz="4" w:space="0"/>
+            <w:left w:val="single" w:color="D9C3CC" w:sz="4" w:space="0"/>
+            <w:bottom w:val="single" w:color="D9C3CC" w:sz="4" w:space="0"/>
+            <w:right w:val="single" w:color="D9C3CC" w:sz="4" w:space="0"/>
+            <w:insideH w:val="single" w:color="D9C3CC" w:sz="4" w:space="0"/>
+            <w:insideV w:val="single" w:color="D9C3CC" w:sz="4" w:space="0"/>
+          </w:tblBorders>
+          <w:tblCellMar>
+            <w:top w:w="50" w:type="dxa"/>
+            <w:left w:w="90" w:type="dxa"/>
+            <w:bottom w:w="50" w:type="dxa"/>
+            <w:right w:w="90" w:type="dxa"/>
+          </w:tblCellMar>
+        </w:tblPrEx>
+        <w:trPr>
+          <w:cantSplit/>
+          <w:jc w:val="center"/>
+        </w:trPr>
+        <w:tc>
+          <w:tcPr>
+            <w:tcW w:w="1361" w:type="dxa"/>
+            <w:shd w:val="clear" w:color="auto" w:fill="FBE9EF"/>
+          </w:tcPr>
+          <w:p>
+            <w:pPr>
+              <w:spacing w:after="0" w:line="240" w:lineRule="auto"/>
+            </w:pPr>
+            <w:r>
+              <w:rPr>
+                <w:b w:val="0"/>
+                <w:i w:val="0"/>
+                <w:sz w:val="18"/>
+              </w:rPr>
+              <w:t>8b0caf7</w:t>
+            </w:r>
+          </w:p>
+        </w:tc>
+        <w:tc>
+          <w:tcPr>
+            <w:tcW w:w="1701" w:type="dxa"/>
+            <w:shd w:val="clear" w:color="auto" w:fill="FBE9EF"/>
+          </w:tcPr>
+          <w:p>
+            <w:pPr>
+              <w:spacing w:after="0" w:line="240" w:lineRule="auto"/>
+            </w:pPr>
+            <w:r>
+              <w:rPr>
+                <w:b w:val="0"/>
+                <w:i w:val="0"/>
+                <w:sz w:val="18"/>
+              </w:rPr>
+              <w:t>20 Sep 2026</w:t>
+            </w:r>
+          </w:p>
+        </w:tc>
+        <w:tc>
+          <w:tcPr>
+            <w:tcW w:w="6350" w:type="dxa"/>
+            <w:shd w:val="clear" w:color="auto" w:fill="FBE9EF"/>
+          </w:tcPr>
+          <w:p>
+            <w:pPr>
+              <w:spacing w:after="0" w:line="240" w:lineRule="auto"/>
+            </w:pPr>
+            <w:r>
+              <w:rPr>
+                <w:b w:val="0"/>
+                <w:i w:val="0"/>
+                <w:sz w:val="18"/>
+              </w:rPr>
+              <w:t>Add detailed project progress and technical report (Word)</w:t>
+            </w:r>
+          </w:p>
+        </w:tc>
+      </w:tr>
     </w:tbl>
     <w:p>
       <w:pPr>
@@ -42393,11 +42795,11 @@
         <w:pStyle w:val="2"/>
         <w:pageBreakBefore w:val="0"/>
       </w:pPr>
-      <w:bookmarkStart w:id="64" w:name="_Toc10482"/>
+      <w:bookmarkStart w:id="65" w:name="_Toc5919"/>
       <w:r>
         <w:t>Appendix F. Questions a panel may ask</w:t>
       </w:r>
-      <w:bookmarkEnd w:id="64"/>
+      <w:bookmarkEnd w:id="65"/>
     </w:p>
     <w:p>
       <w:pPr>
@@ -42410,7 +42812,7 @@
           <w:b w:val="0"/>
           <w:i w:val="0"/>
         </w:rPr>
-        <w:t>Table 53. Anticipated questions</w:t>
+        <w:t>Table 54. Anticipated questions</w:t>
       </w:r>
     </w:p>
     <w:tbl>
@@ -44010,7 +44412,125 @@
                 <w:i w:val="0"/>
                 <w:sz w:val="17"/>
               </w:rPr>
-              <w:t>Q26. What is not finished?</w:t>
+              <w:t>Q26. Which phones can run the APK?</w:t>
+            </w:r>
+          </w:p>
+        </w:tc>
+        <w:tc>
+          <w:tcPr>
+            <w:tcW w:w="6350" w:type="dxa"/>
+            <w:shd w:val="clear" w:color="auto" w:fill="FBE9EF"/>
+          </w:tcPr>
+          <w:p>
+            <w:pPr>
+              <w:spacing w:after="0" w:line="240" w:lineRule="auto"/>
+            </w:pPr>
+            <w:r>
+              <w:rPr>
+                <w:b w:val="0"/>
+                <w:i w:val="0"/>
+                <w:sz w:val="17"/>
+              </w:rPr>
+              <w:t>The release build targets 64-bit ARM Android phones (arm64-v8a), which covers nearly all phones made in recent years, and uses Flutter's default minimum Android version. A phone that only supports 32-bit ARM would need a different build. It is 19 MB and is installed directly (not through the Play Store), so Android asks to allow installs from unknown sources.</w:t>
+            </w:r>
+          </w:p>
+        </w:tc>
+      </w:tr>
+      <w:tr>
+        <w:tblPrEx>
+          <w:tblBorders>
+            <w:top w:val="single" w:color="D9C3CC" w:sz="4" w:space="0"/>
+            <w:left w:val="single" w:color="D9C3CC" w:sz="4" w:space="0"/>
+            <w:bottom w:val="single" w:color="D9C3CC" w:sz="4" w:space="0"/>
+            <w:right w:val="single" w:color="D9C3CC" w:sz="4" w:space="0"/>
+            <w:insideH w:val="single" w:color="D9C3CC" w:sz="4" w:space="0"/>
+            <w:insideV w:val="single" w:color="D9C3CC" w:sz="4" w:space="0"/>
+          </w:tblBorders>
+          <w:tblCellMar>
+            <w:top w:w="50" w:type="dxa"/>
+            <w:left w:w="90" w:type="dxa"/>
+            <w:bottom w:w="50" w:type="dxa"/>
+            <w:right w:w="90" w:type="dxa"/>
+          </w:tblCellMar>
+        </w:tblPrEx>
+        <w:trPr>
+          <w:cantSplit/>
+          <w:jc w:val="center"/>
+        </w:trPr>
+        <w:tc>
+          <w:tcPr>
+            <w:tcW w:w="3061" w:type="dxa"/>
+          </w:tcPr>
+          <w:p>
+            <w:pPr>
+              <w:spacing w:after="0" w:line="240" w:lineRule="auto"/>
+            </w:pPr>
+            <w:r>
+              <w:rPr>
+                <w:b/>
+                <w:i w:val="0"/>
+                <w:sz w:val="17"/>
+              </w:rPr>
+              <w:t>Q27. Is the APK build reproducible?</w:t>
+            </w:r>
+          </w:p>
+        </w:tc>
+        <w:tc>
+          <w:tcPr>
+            <w:tcW w:w="6350" w:type="dxa"/>
+          </w:tcPr>
+          <w:p>
+            <w:pPr>
+              <w:spacing w:after="0" w:line="240" w:lineRule="auto"/>
+            </w:pPr>
+            <w:r>
+              <w:rPr>
+                <w:b w:val="0"/>
+                <w:i w:val="0"/>
+                <w:sz w:val="17"/>
+              </w:rPr>
+              <w:t>Yes in practice: a second build from the same source produced a byte-for-byte identical file (same SHA-256), so the APK on the phone matches the code in the repository.</w:t>
+            </w:r>
+          </w:p>
+        </w:tc>
+      </w:tr>
+      <w:tr>
+        <w:tblPrEx>
+          <w:tblBorders>
+            <w:top w:val="single" w:color="D9C3CC" w:sz="4" w:space="0"/>
+            <w:left w:val="single" w:color="D9C3CC" w:sz="4" w:space="0"/>
+            <w:bottom w:val="single" w:color="D9C3CC" w:sz="4" w:space="0"/>
+            <w:right w:val="single" w:color="D9C3CC" w:sz="4" w:space="0"/>
+            <w:insideH w:val="single" w:color="D9C3CC" w:sz="4" w:space="0"/>
+            <w:insideV w:val="single" w:color="D9C3CC" w:sz="4" w:space="0"/>
+          </w:tblBorders>
+          <w:tblCellMar>
+            <w:top w:w="50" w:type="dxa"/>
+            <w:left w:w="90" w:type="dxa"/>
+            <w:bottom w:w="50" w:type="dxa"/>
+            <w:right w:w="90" w:type="dxa"/>
+          </w:tblCellMar>
+        </w:tblPrEx>
+        <w:trPr>
+          <w:cantSplit/>
+          <w:jc w:val="center"/>
+        </w:trPr>
+        <w:tc>
+          <w:tcPr>
+            <w:tcW w:w="3061" w:type="dxa"/>
+            <w:shd w:val="clear" w:color="auto" w:fill="FBE9EF"/>
+          </w:tcPr>
+          <w:p>
+            <w:pPr>
+              <w:spacing w:after="0" w:line="240" w:lineRule="auto"/>
+            </w:pPr>
+            <w:r>
+              <w:rPr>
+                <w:b/>
+                <w:i w:val="0"/>
+                <w:sz w:val="17"/>
+              </w:rPr>
+              <w:t>Q28. What is not finished?</w:t>
             </w:r>
           </w:p>
         </w:tc>
@@ -44353,8 +44873,8 @@
     <w:lsdException w:uiPriority="99" w:name="Normal Indent"/>
     <w:lsdException w:uiPriority="99" w:name="footnote text"/>
     <w:lsdException w:uiPriority="99" w:name="annotation text"/>
-    <w:lsdException w:qFormat="1" w:uiPriority="99" w:semiHidden="0" w:name="header"/>
-    <w:lsdException w:qFormat="1" w:uiPriority="99" w:semiHidden="0" w:name="footer"/>
+    <w:lsdException w:uiPriority="99" w:semiHidden="0" w:name="header"/>
+    <w:lsdException w:uiPriority="99" w:semiHidden="0" w:name="footer"/>
     <w:lsdException w:uiPriority="99" w:name="index heading"/>
     <w:lsdException w:qFormat="1" w:uiPriority="35" w:name="caption"/>
     <w:lsdException w:uiPriority="99" w:name="table of figures"/>
@@ -44371,24 +44891,24 @@
     <w:lsdException w:uiPriority="99" w:name="toa heading"/>
     <w:lsdException w:qFormat="1" w:uiPriority="99" w:semiHidden="0" w:name="List"/>
     <w:lsdException w:uiPriority="99" w:semiHidden="0" w:name="List Bullet"/>
-    <w:lsdException w:qFormat="1" w:uiPriority="99" w:semiHidden="0" w:name="List Number"/>
-    <w:lsdException w:uiPriority="99" w:semiHidden="0" w:name="List 2"/>
+    <w:lsdException w:uiPriority="99" w:semiHidden="0" w:name="List Number"/>
+    <w:lsdException w:qFormat="1" w:uiPriority="99" w:semiHidden="0" w:name="List 2"/>
     <w:lsdException w:uiPriority="99" w:semiHidden="0" w:name="List 3"/>
     <w:lsdException w:uiPriority="99" w:name="List 4"/>
     <w:lsdException w:uiPriority="99" w:name="List 5"/>
     <w:lsdException w:uiPriority="99" w:semiHidden="0" w:name="List Bullet 2"/>
-    <w:lsdException w:qFormat="1" w:uiPriority="99" w:semiHidden="0" w:name="List Bullet 3"/>
+    <w:lsdException w:uiPriority="99" w:semiHidden="0" w:name="List Bullet 3"/>
     <w:lsdException w:uiPriority="99" w:name="List Bullet 4"/>
     <w:lsdException w:uiPriority="99" w:name="List Bullet 5"/>
-    <w:lsdException w:qFormat="1" w:uiPriority="99" w:semiHidden="0" w:name="List Number 2"/>
-    <w:lsdException w:qFormat="1" w:uiPriority="99" w:semiHidden="0" w:name="List Number 3"/>
+    <w:lsdException w:uiPriority="99" w:semiHidden="0" w:name="List Number 2"/>
+    <w:lsdException w:uiPriority="99" w:semiHidden="0" w:name="List Number 3"/>
     <w:lsdException w:uiPriority="99" w:name="List Number 4"/>
     <w:lsdException w:uiPriority="99" w:name="List Number 5"/>
     <w:lsdException w:qFormat="1" w:unhideWhenUsed="0" w:uiPriority="10" w:semiHidden="0" w:name="Title"/>
     <w:lsdException w:uiPriority="99" w:name="Closing"/>
     <w:lsdException w:uiPriority="99" w:name="Signature"/>
-    <w:lsdException w:uiPriority="1" w:name="Default Paragraph Font"/>
-    <w:lsdException w:qFormat="1" w:uiPriority="99" w:semiHidden="0" w:name="Body Text"/>
+    <w:lsdException w:qFormat="1" w:uiPriority="1" w:name="Default Paragraph Font"/>
+    <w:lsdException w:uiPriority="99" w:semiHidden="0" w:name="Body Text"/>
     <w:lsdException w:uiPriority="99" w:name="Body Text Indent"/>
     <w:lsdException w:uiPriority="99" w:semiHidden="0" w:name="List Continue"/>
     <w:lsdException w:uiPriority="99" w:semiHidden="0" w:name="List Continue 2"/>
@@ -44402,7 +44922,7 @@
     <w:lsdException w:uiPriority="99" w:name="Body Text First Indent"/>
     <w:lsdException w:uiPriority="99" w:name="Body Text First Indent 2"/>
     <w:lsdException w:uiPriority="99" w:name="Note Heading"/>
-    <w:lsdException w:qFormat="1" w:uiPriority="99" w:semiHidden="0" w:name="Body Text 2"/>
+    <w:lsdException w:uiPriority="99" w:semiHidden="0" w:name="Body Text 2"/>
     <w:lsdException w:uiPriority="99" w:semiHidden="0" w:name="Body Text 3"/>
     <w:lsdException w:uiPriority="99" w:name="Body Text Indent 2"/>
     <w:lsdException w:uiPriority="99" w:name="Body Text Indent 3"/>
@@ -44425,7 +44945,7 @@
     <w:lsdException w:uiPriority="99" w:name="HTML Sample"/>
     <w:lsdException w:uiPriority="99" w:name="HTML Typewriter"/>
     <w:lsdException w:uiPriority="99" w:name="HTML Variable"/>
-    <w:lsdException w:uiPriority="99" w:name="Normal Table"/>
+    <w:lsdException w:qFormat="1" w:uiPriority="99" w:name="Normal Table"/>
     <w:lsdException w:uiPriority="99" w:name="annotation subject"/>
     <w:lsdException w:uiPriority="99" w:name="Table Simple 1"/>
     <w:lsdException w:uiPriority="99" w:name="Table Simple 2"/>
@@ -44470,11 +44990,11 @@
     <w:lsdException w:uiPriority="99" w:name="Table Web 2"/>
     <w:lsdException w:uiPriority="99" w:name="Table Web 3"/>
     <w:lsdException w:uiPriority="99" w:name="Balloon Text"/>
-    <w:lsdException w:unhideWhenUsed="0" w:uiPriority="59" w:semiHidden="0" w:name="Table Grid"/>
+    <w:lsdException w:qFormat="1" w:unhideWhenUsed="0" w:uiPriority="59" w:semiHidden="0" w:name="Table Grid"/>
     <w:lsdException w:uiPriority="99" w:name="Table Theme"/>
     <w:lsdException w:qFormat="1" w:unhideWhenUsed="0" w:uiPriority="1" w:semiHidden="0" w:name="No Spacing"/>
     <w:lsdException w:unhideWhenUsed="0" w:uiPriority="60" w:semiHidden="0" w:name="Light Shading"/>
-    <w:lsdException w:unhideWhenUsed="0" w:uiPriority="61" w:semiHidden="0" w:name="Light List"/>
+    <w:lsdException w:qFormat="1" w:unhideWhenUsed="0" w:uiPriority="61" w:semiHidden="0" w:name="Light List"/>
     <w:lsdException w:unhideWhenUsed="0" w:uiPriority="62" w:semiHidden="0" w:name="Light Grid"/>
     <w:lsdException w:unhideWhenUsed="0" w:uiPriority="63" w:semiHidden="0" w:name="Medium Shading 1"/>
     <w:lsdException w:unhideWhenUsed="0" w:uiPriority="64" w:semiHidden="0" w:name="Medium Shading 2"/>
@@ -44489,7 +45009,7 @@
     <w:lsdException w:unhideWhenUsed="0" w:uiPriority="73" w:semiHidden="0" w:name="Colorful Grid"/>
     <w:lsdException w:unhideWhenUsed="0" w:uiPriority="60" w:semiHidden="0" w:name="Light Shading Accent 1"/>
     <w:lsdException w:unhideWhenUsed="0" w:uiPriority="61" w:semiHidden="0" w:name="Light List Accent 1"/>
-    <w:lsdException w:unhideWhenUsed="0" w:uiPriority="62" w:semiHidden="0" w:name="Light Grid Accent 1"/>
+    <w:lsdException w:qFormat="1" w:unhideWhenUsed="0" w:uiPriority="62" w:semiHidden="0" w:name="Light Grid Accent 1"/>
     <w:lsdException w:unhideWhenUsed="0" w:uiPriority="63" w:semiHidden="0" w:name="Medium Shading 1 Accent 1"/>
     <w:lsdException w:unhideWhenUsed="0" w:uiPriority="64" w:semiHidden="0" w:name="Medium Shading 2 Accent 1"/>
     <w:lsdException w:unhideWhenUsed="0" w:uiPriority="65" w:semiHidden="0" w:name="Medium List 1 Accent 1"/>
@@ -44506,7 +45026,7 @@
     <w:lsdException w:unhideWhenUsed="0" w:uiPriority="73" w:semiHidden="0" w:name="Colorful Grid Accent 1"/>
     <w:lsdException w:unhideWhenUsed="0" w:uiPriority="60" w:semiHidden="0" w:name="Light Shading Accent 2"/>
     <w:lsdException w:unhideWhenUsed="0" w:uiPriority="61" w:semiHidden="0" w:name="Light List Accent 2"/>
-    <w:lsdException w:unhideWhenUsed="0" w:uiPriority="62" w:semiHidden="0" w:name="Light Grid Accent 2"/>
+    <w:lsdException w:qFormat="1" w:unhideWhenUsed="0" w:uiPriority="62" w:semiHidden="0" w:name="Light Grid Accent 2"/>
     <w:lsdException w:unhideWhenUsed="0" w:uiPriority="63" w:semiHidden="0" w:name="Medium Shading 1 Accent 2"/>
     <w:lsdException w:unhideWhenUsed="0" w:uiPriority="64" w:semiHidden="0" w:name="Medium Shading 2 Accent 2"/>
     <w:lsdException w:unhideWhenUsed="0" w:uiPriority="65" w:semiHidden="0" w:name="Medium List 1 Accent 2"/>
@@ -44519,7 +45039,7 @@
     <w:lsdException w:unhideWhenUsed="0" w:uiPriority="72" w:semiHidden="0" w:name="Colorful List Accent 2"/>
     <w:lsdException w:unhideWhenUsed="0" w:uiPriority="73" w:semiHidden="0" w:name="Colorful Grid Accent 2"/>
     <w:lsdException w:unhideWhenUsed="0" w:uiPriority="60" w:semiHidden="0" w:name="Light Shading Accent 3"/>
-    <w:lsdException w:unhideWhenUsed="0" w:uiPriority="61" w:semiHidden="0" w:name="Light List Accent 3"/>
+    <w:lsdException w:qFormat="1" w:unhideWhenUsed="0" w:uiPriority="61" w:semiHidden="0" w:name="Light List Accent 3"/>
     <w:lsdException w:unhideWhenUsed="0" w:uiPriority="62" w:semiHidden="0" w:name="Light Grid Accent 3"/>
     <w:lsdException w:unhideWhenUsed="0" w:uiPriority="63" w:semiHidden="0" w:name="Medium Shading 1 Accent 3"/>
     <w:lsdException w:unhideWhenUsed="0" w:uiPriority="64" w:semiHidden="0" w:name="Medium Shading 2 Accent 3"/>
@@ -44820,12 +45340,14 @@
     <w:name w:val="Default Paragraph Font"/>
     <w:semiHidden/>
     <w:unhideWhenUsed/>
+    <w:qFormat/>
     <w:uiPriority w:val="1"/>
   </w:style>
   <w:style w:type="table" w:default="1" w:styleId="12">
     <w:name w:val="Normal Table"/>
     <w:semiHidden/>
     <w:unhideWhenUsed/>
+    <w:qFormat/>
     <w:uiPriority w:val="99"/>
     <w:tblPr>
       <w:tblCellMar>
@@ -44841,7 +45363,6 @@
     <w:basedOn w:val="1"/>
     <w:link w:val="146"/>
     <w:unhideWhenUsed/>
-    <w:qFormat/>
     <w:uiPriority w:val="99"/>
     <w:pPr>
       <w:spacing w:after="120"/>
@@ -44852,7 +45373,6 @@
     <w:basedOn w:val="1"/>
     <w:link w:val="147"/>
     <w:unhideWhenUsed/>
-    <w:qFormat/>
     <w:uiPriority w:val="99"/>
     <w:pPr>
       <w:spacing w:after="120" w:line="480" w:lineRule="auto"/>
@@ -44906,7 +45426,6 @@
     <w:basedOn w:val="1"/>
     <w:link w:val="138"/>
     <w:unhideWhenUsed/>
-    <w:qFormat/>
     <w:uiPriority w:val="99"/>
     <w:pPr>
       <w:tabs>
@@ -44921,7 +45440,6 @@
     <w:basedOn w:val="1"/>
     <w:link w:val="137"/>
     <w:unhideWhenUsed/>
-    <w:qFormat/>
     <w:uiPriority w:val="99"/>
     <w:pPr>
       <w:tabs>
@@ -44946,6 +45464,7 @@
     <w:name w:val="List 2"/>
     <w:basedOn w:val="1"/>
     <w:unhideWhenUsed/>
+    <w:qFormat/>
     <w:uiPriority w:val="99"/>
     <w:pPr>
       <w:ind w:left="720" w:hanging="360"/>
@@ -44997,7 +45516,6 @@
     <w:name w:val="List Bullet 3"/>
     <w:basedOn w:val="1"/>
     <w:unhideWhenUsed/>
-    <w:qFormat/>
     <w:uiPriority w:val="99"/>
     <w:pPr>
       <w:numPr>
@@ -45044,7 +45562,6 @@
     <w:name w:val="List Number"/>
     <w:basedOn w:val="1"/>
     <w:unhideWhenUsed/>
-    <w:qFormat/>
     <w:uiPriority w:val="99"/>
     <w:pPr>
       <w:numPr>
@@ -45058,7 +45575,6 @@
     <w:name w:val="List Number 2"/>
     <w:basedOn w:val="1"/>
     <w:unhideWhenUsed/>
-    <w:qFormat/>
     <w:uiPriority w:val="99"/>
     <w:pPr>
       <w:numPr>
@@ -45072,7 +45588,6 @@
     <w:name w:val="List Number 3"/>
     <w:basedOn w:val="1"/>
     <w:unhideWhenUsed/>
-    <w:qFormat/>
     <w:uiPriority w:val="99"/>
     <w:pPr>
       <w:numPr>
@@ -45141,6 +45656,7 @@
   <w:style w:type="table" w:styleId="35">
     <w:name w:val="Table Grid"/>
     <w:basedOn w:val="12"/>
+    <w:qFormat/>
     <w:uiPriority w:val="59"/>
     <w:pPr>
       <w:spacing w:after="0" w:line="240" w:lineRule="auto"/>
@@ -45911,6 +46427,7 @@
   <w:style w:type="table" w:styleId="46">
     <w:name w:val="Light List"/>
     <w:basedOn w:val="12"/>
+    <w:qFormat/>
     <w:uiPriority w:val="61"/>
     <w:pPr>
       <w:spacing w:after="0" w:line="240" w:lineRule="auto"/>
@@ -46190,6 +46707,7 @@
   <w:style w:type="table" w:styleId="49">
     <w:name w:val="Light List Accent 3"/>
     <w:basedOn w:val="12"/>
+    <w:qFormat/>
     <w:uiPriority w:val="61"/>
     <w:pPr>
       <w:spacing w:after="0" w:line="240" w:lineRule="auto"/>
@@ -46688,6 +47206,7 @@
   <w:style w:type="table" w:styleId="54">
     <w:name w:val="Light Grid Accent 1"/>
     <w:basedOn w:val="12"/>
+    <w:qFormat/>
     <w:uiPriority w:val="62"/>
     <w:pPr>
       <w:spacing w:after="0" w:line="240" w:lineRule="auto"/>
@@ -46814,6 +47333,7 @@
   <w:style w:type="table" w:styleId="55">
     <w:name w:val="Light Grid Accent 2"/>
     <w:basedOn w:val="12"/>
+    <w:qFormat/>
     <w:uiPriority w:val="62"/>
     <w:pPr>
       <w:spacing w:after="0" w:line="240" w:lineRule="auto"/>
@@ -56630,7 +57150,6 @@
     <w:name w:val="Footer Char"/>
     <w:basedOn w:val="11"/>
     <w:link w:val="18"/>
-    <w:qFormat/>
     <w:uiPriority w:val="99"/>
   </w:style>
   <w:style w:type="paragraph" w:styleId="139">
@@ -56686,7 +57205,6 @@
     <w:name w:val="Heading 3 Char"/>
     <w:basedOn w:val="11"/>
     <w:link w:val="4"/>
-    <w:qFormat/>
     <w:uiPriority w:val="9"/>
     <w:rPr>
       <w:rFonts w:asciiTheme="majorHAnsi" w:hAnsiTheme="majorHAnsi" w:eastAsiaTheme="majorEastAsia" w:cstheme="majorBidi"/>
@@ -56704,7 +57222,6 @@
     <w:name w:val="Title Char"/>
     <w:basedOn w:val="11"/>
     <w:link w:val="36"/>
-    <w:qFormat/>
     <w:uiPriority w:val="10"/>
     <w:rPr>
       <w:rFonts w:asciiTheme="majorHAnsi" w:hAnsiTheme="majorHAnsi" w:eastAsiaTheme="majorEastAsia" w:cstheme="majorBidi"/>
@@ -56719,7 +57236,6 @@
     <w:name w:val="Subtitle Char"/>
     <w:basedOn w:val="11"/>
     <w:link w:val="34"/>
-    <w:qFormat/>
     <w:uiPriority w:val="11"/>
     <w:rPr>
       <w:rFonts w:asciiTheme="majorHAnsi" w:hAnsiTheme="majorHAnsi" w:eastAsiaTheme="majorEastAsia" w:cstheme="majorBidi"/>
@@ -56750,12 +57266,14 @@
     <w:name w:val="Body Text Char"/>
     <w:basedOn w:val="11"/>
     <w:link w:val="13"/>
+    <w:qFormat/>
     <w:uiPriority w:val="99"/>
   </w:style>
   <w:style w:type="character" w:customStyle="1" w:styleId="147">
     <w:name w:val="Body Text 2 Char"/>
     <w:basedOn w:val="11"/>
     <w:link w:val="14"/>
+    <w:qFormat/>
     <w:uiPriority w:val="99"/>
   </w:style>
   <w:style w:type="character" w:customStyle="1" w:styleId="148">
@@ -56772,6 +57290,7 @@
     <w:name w:val="Macro Text Char"/>
     <w:basedOn w:val="11"/>
     <w:link w:val="32"/>
+    <w:qFormat/>
     <w:uiPriority w:val="99"/>
     <w:rPr>
       <w:rFonts w:ascii="Courier" w:hAnsi="Courier"/>
@@ -56819,7 +57338,6 @@
     <w:basedOn w:val="11"/>
     <w:link w:val="5"/>
     <w:semiHidden/>
-    <w:qFormat/>
     <w:uiPriority w:val="9"/>
     <w:rPr>
       <w:rFonts w:asciiTheme="majorHAnsi" w:hAnsiTheme="majorHAnsi" w:eastAsiaTheme="majorEastAsia" w:cstheme="majorBidi"/>
@@ -56840,7 +57358,6 @@
     <w:basedOn w:val="11"/>
     <w:link w:val="6"/>
     <w:semiHidden/>
-    <w:qFormat/>
     <w:uiPriority w:val="9"/>
     <w:rPr>
       <w:rFonts w:asciiTheme="majorHAnsi" w:hAnsiTheme="majorHAnsi" w:eastAsiaTheme="majorEastAsia" w:cstheme="majorBidi"/>
@@ -56866,7 +57383,6 @@
     <w:basedOn w:val="11"/>
     <w:link w:val="8"/>
     <w:semiHidden/>
-    <w:qFormat/>
     <w:uiPriority w:val="9"/>
     <w:rPr>
       <w:rFonts w:asciiTheme="majorHAnsi" w:hAnsiTheme="majorHAnsi" w:eastAsiaTheme="majorEastAsia" w:cstheme="majorBidi"/>
@@ -56907,7 +57423,6 @@
     <w:basedOn w:val="11"/>
     <w:link w:val="10"/>
     <w:semiHidden/>
-    <w:qFormat/>
     <w:uiPriority w:val="9"/>
     <w:rPr>
       <w:rFonts w:asciiTheme="majorHAnsi" w:hAnsiTheme="majorHAnsi" w:eastAsiaTheme="majorEastAsia" w:cstheme="majorBidi"/>

--- a/scope doument/Femora - Project Progress and Technical Report.docx
+++ b/scope doument/Femora - Project Progress and Technical Report.docx
@@ -402,7 +402,7 @@
         <w:fldChar w:fldCharType="begin"/>
       </w:r>
       <w:r>
-        <w:instrText xml:space="preserve"> HYPERLINK \l _Toc9710 </w:instrText>
+        <w:instrText xml:space="preserve"> HYPERLINK \l _Toc18048 </w:instrText>
       </w:r>
       <w:r>
         <w:fldChar w:fldCharType="separate"/>
@@ -417,7 +417,7 @@
         <w:fldChar w:fldCharType="begin"/>
       </w:r>
       <w:r>
-        <w:instrText xml:space="preserve"> PAGEREF _Toc9710 \h </w:instrText>
+        <w:instrText xml:space="preserve"> PAGEREF _Toc18048 \h </w:instrText>
       </w:r>
       <w:r>
         <w:fldChar w:fldCharType="separate"/>
@@ -443,7 +443,7 @@
         <w:fldChar w:fldCharType="begin"/>
       </w:r>
       <w:r>
-        <w:instrText xml:space="preserve"> HYPERLINK \l _Toc18566 </w:instrText>
+        <w:instrText xml:space="preserve"> HYPERLINK \l _Toc21959 </w:instrText>
       </w:r>
       <w:r>
         <w:fldChar w:fldCharType="separate"/>
@@ -458,7 +458,7 @@
         <w:fldChar w:fldCharType="begin"/>
       </w:r>
       <w:r>
-        <w:instrText xml:space="preserve"> PAGEREF _Toc18566 \h </w:instrText>
+        <w:instrText xml:space="preserve"> PAGEREF _Toc21959 \h </w:instrText>
       </w:r>
       <w:r>
         <w:fldChar w:fldCharType="separate"/>
@@ -484,7 +484,7 @@
         <w:fldChar w:fldCharType="begin"/>
       </w:r>
       <w:r>
-        <w:instrText xml:space="preserve"> HYPERLINK \l _Toc11336 </w:instrText>
+        <w:instrText xml:space="preserve"> HYPERLINK \l _Toc21421 </w:instrText>
       </w:r>
       <w:r>
         <w:fldChar w:fldCharType="separate"/>
@@ -499,7 +499,7 @@
         <w:fldChar w:fldCharType="begin"/>
       </w:r>
       <w:r>
-        <w:instrText xml:space="preserve"> PAGEREF _Toc11336 \h </w:instrText>
+        <w:instrText xml:space="preserve"> PAGEREF _Toc21421 \h </w:instrText>
       </w:r>
       <w:r>
         <w:fldChar w:fldCharType="separate"/>
@@ -525,7 +525,7 @@
         <w:fldChar w:fldCharType="begin"/>
       </w:r>
       <w:r>
-        <w:instrText xml:space="preserve"> HYPERLINK \l _Toc12689 </w:instrText>
+        <w:instrText xml:space="preserve"> HYPERLINK \l _Toc14776 </w:instrText>
       </w:r>
       <w:r>
         <w:fldChar w:fldCharType="separate"/>
@@ -540,7 +540,7 @@
         <w:fldChar w:fldCharType="begin"/>
       </w:r>
       <w:r>
-        <w:instrText xml:space="preserve"> PAGEREF _Toc12689 \h </w:instrText>
+        <w:instrText xml:space="preserve"> PAGEREF _Toc14776 \h </w:instrText>
       </w:r>
       <w:r>
         <w:fldChar w:fldCharType="separate"/>
@@ -566,7 +566,7 @@
         <w:fldChar w:fldCharType="begin"/>
       </w:r>
       <w:r>
-        <w:instrText xml:space="preserve"> HYPERLINK \l _Toc5752 </w:instrText>
+        <w:instrText xml:space="preserve"> HYPERLINK \l _Toc32659 </w:instrText>
       </w:r>
       <w:r>
         <w:fldChar w:fldCharType="separate"/>
@@ -581,7 +581,7 @@
         <w:fldChar w:fldCharType="begin"/>
       </w:r>
       <w:r>
-        <w:instrText xml:space="preserve"> PAGEREF _Toc5752 \h </w:instrText>
+        <w:instrText xml:space="preserve"> PAGEREF _Toc32659 \h </w:instrText>
       </w:r>
       <w:r>
         <w:fldChar w:fldCharType="separate"/>
@@ -607,7 +607,7 @@
         <w:fldChar w:fldCharType="begin"/>
       </w:r>
       <w:r>
-        <w:instrText xml:space="preserve"> HYPERLINK \l _Toc13866 </w:instrText>
+        <w:instrText xml:space="preserve"> HYPERLINK \l _Toc16509 </w:instrText>
       </w:r>
       <w:r>
         <w:fldChar w:fldCharType="separate"/>
@@ -622,7 +622,7 @@
         <w:fldChar w:fldCharType="begin"/>
       </w:r>
       <w:r>
-        <w:instrText xml:space="preserve"> PAGEREF _Toc13866 \h </w:instrText>
+        <w:instrText xml:space="preserve"> PAGEREF _Toc16509 \h </w:instrText>
       </w:r>
       <w:r>
         <w:fldChar w:fldCharType="separate"/>
@@ -648,7 +648,7 @@
         <w:fldChar w:fldCharType="begin"/>
       </w:r>
       <w:r>
-        <w:instrText xml:space="preserve"> HYPERLINK \l _Toc9682 </w:instrText>
+        <w:instrText xml:space="preserve"> HYPERLINK \l _Toc5884 </w:instrText>
       </w:r>
       <w:r>
         <w:fldChar w:fldCharType="separate"/>
@@ -663,7 +663,7 @@
         <w:fldChar w:fldCharType="begin"/>
       </w:r>
       <w:r>
-        <w:instrText xml:space="preserve"> PAGEREF _Toc9682 \h </w:instrText>
+        <w:instrText xml:space="preserve"> PAGEREF _Toc5884 \h </w:instrText>
       </w:r>
       <w:r>
         <w:fldChar w:fldCharType="separate"/>
@@ -689,7 +689,7 @@
         <w:fldChar w:fldCharType="begin"/>
       </w:r>
       <w:r>
-        <w:instrText xml:space="preserve"> HYPERLINK \l _Toc31949 </w:instrText>
+        <w:instrText xml:space="preserve"> HYPERLINK \l _Toc5566 </w:instrText>
       </w:r>
       <w:r>
         <w:fldChar w:fldCharType="separate"/>
@@ -704,7 +704,7 @@
         <w:fldChar w:fldCharType="begin"/>
       </w:r>
       <w:r>
-        <w:instrText xml:space="preserve"> PAGEREF _Toc31949 \h </w:instrText>
+        <w:instrText xml:space="preserve"> PAGEREF _Toc5566 \h </w:instrText>
       </w:r>
       <w:r>
         <w:fldChar w:fldCharType="separate"/>
@@ -730,7 +730,7 @@
         <w:fldChar w:fldCharType="begin"/>
       </w:r>
       <w:r>
-        <w:instrText xml:space="preserve"> HYPERLINK \l _Toc3954 </w:instrText>
+        <w:instrText xml:space="preserve"> HYPERLINK \l _Toc26855 </w:instrText>
       </w:r>
       <w:r>
         <w:fldChar w:fldCharType="separate"/>
@@ -745,7 +745,7 @@
         <w:fldChar w:fldCharType="begin"/>
       </w:r>
       <w:r>
-        <w:instrText xml:space="preserve"> PAGEREF _Toc3954 \h </w:instrText>
+        <w:instrText xml:space="preserve"> PAGEREF _Toc26855 \h </w:instrText>
       </w:r>
       <w:r>
         <w:fldChar w:fldCharType="separate"/>
@@ -771,7 +771,7 @@
         <w:fldChar w:fldCharType="begin"/>
       </w:r>
       <w:r>
-        <w:instrText xml:space="preserve"> HYPERLINK \l _Toc13427 </w:instrText>
+        <w:instrText xml:space="preserve"> HYPERLINK \l _Toc16011 </w:instrText>
       </w:r>
       <w:r>
         <w:fldChar w:fldCharType="separate"/>
@@ -786,7 +786,7 @@
         <w:fldChar w:fldCharType="begin"/>
       </w:r>
       <w:r>
-        <w:instrText xml:space="preserve"> PAGEREF _Toc13427 \h </w:instrText>
+        <w:instrText xml:space="preserve"> PAGEREF _Toc16011 \h </w:instrText>
       </w:r>
       <w:r>
         <w:fldChar w:fldCharType="separate"/>
@@ -812,7 +812,7 @@
         <w:fldChar w:fldCharType="begin"/>
       </w:r>
       <w:r>
-        <w:instrText xml:space="preserve"> HYPERLINK \l _Toc911 </w:instrText>
+        <w:instrText xml:space="preserve"> HYPERLINK \l _Toc22518 </w:instrText>
       </w:r>
       <w:r>
         <w:fldChar w:fldCharType="separate"/>
@@ -827,7 +827,7 @@
         <w:fldChar w:fldCharType="begin"/>
       </w:r>
       <w:r>
-        <w:instrText xml:space="preserve"> PAGEREF _Toc911 \h </w:instrText>
+        <w:instrText xml:space="preserve"> PAGEREF _Toc22518 \h </w:instrText>
       </w:r>
       <w:r>
         <w:fldChar w:fldCharType="separate"/>
@@ -853,7 +853,7 @@
         <w:fldChar w:fldCharType="begin"/>
       </w:r>
       <w:r>
-        <w:instrText xml:space="preserve"> HYPERLINK \l _Toc7441 </w:instrText>
+        <w:instrText xml:space="preserve"> HYPERLINK \l _Toc26019 </w:instrText>
       </w:r>
       <w:r>
         <w:fldChar w:fldCharType="separate"/>
@@ -868,7 +868,7 @@
         <w:fldChar w:fldCharType="begin"/>
       </w:r>
       <w:r>
-        <w:instrText xml:space="preserve"> PAGEREF _Toc7441 \h </w:instrText>
+        <w:instrText xml:space="preserve"> PAGEREF _Toc26019 \h </w:instrText>
       </w:r>
       <w:r>
         <w:fldChar w:fldCharType="separate"/>
@@ -894,7 +894,7 @@
         <w:fldChar w:fldCharType="begin"/>
       </w:r>
       <w:r>
-        <w:instrText xml:space="preserve"> HYPERLINK \l _Toc14462 </w:instrText>
+        <w:instrText xml:space="preserve"> HYPERLINK \l _Toc29695 </w:instrText>
       </w:r>
       <w:r>
         <w:fldChar w:fldCharType="separate"/>
@@ -909,7 +909,7 @@
         <w:fldChar w:fldCharType="begin"/>
       </w:r>
       <w:r>
-        <w:instrText xml:space="preserve"> PAGEREF _Toc14462 \h </w:instrText>
+        <w:instrText xml:space="preserve"> PAGEREF _Toc29695 \h </w:instrText>
       </w:r>
       <w:r>
         <w:fldChar w:fldCharType="separate"/>
@@ -935,7 +935,7 @@
         <w:fldChar w:fldCharType="begin"/>
       </w:r>
       <w:r>
-        <w:instrText xml:space="preserve"> HYPERLINK \l _Toc30988 </w:instrText>
+        <w:instrText xml:space="preserve"> HYPERLINK \l _Toc4918 </w:instrText>
       </w:r>
       <w:r>
         <w:fldChar w:fldCharType="separate"/>
@@ -950,7 +950,7 @@
         <w:fldChar w:fldCharType="begin"/>
       </w:r>
       <w:r>
-        <w:instrText xml:space="preserve"> PAGEREF _Toc30988 \h </w:instrText>
+        <w:instrText xml:space="preserve"> PAGEREF _Toc4918 \h </w:instrText>
       </w:r>
       <w:r>
         <w:fldChar w:fldCharType="separate"/>
@@ -976,7 +976,7 @@
         <w:fldChar w:fldCharType="begin"/>
       </w:r>
       <w:r>
-        <w:instrText xml:space="preserve"> HYPERLINK \l _Toc24270 </w:instrText>
+        <w:instrText xml:space="preserve"> HYPERLINK \l _Toc17758 </w:instrText>
       </w:r>
       <w:r>
         <w:fldChar w:fldCharType="separate"/>
@@ -991,7 +991,7 @@
         <w:fldChar w:fldCharType="begin"/>
       </w:r>
       <w:r>
-        <w:instrText xml:space="preserve"> PAGEREF _Toc24270 \h </w:instrText>
+        <w:instrText xml:space="preserve"> PAGEREF _Toc17758 \h </w:instrText>
       </w:r>
       <w:r>
         <w:fldChar w:fldCharType="separate"/>
@@ -1017,7 +1017,7 @@
         <w:fldChar w:fldCharType="begin"/>
       </w:r>
       <w:r>
-        <w:instrText xml:space="preserve"> HYPERLINK \l _Toc22393 </w:instrText>
+        <w:instrText xml:space="preserve"> HYPERLINK \l _Toc29553 </w:instrText>
       </w:r>
       <w:r>
         <w:fldChar w:fldCharType="separate"/>
@@ -1032,7 +1032,7 @@
         <w:fldChar w:fldCharType="begin"/>
       </w:r>
       <w:r>
-        <w:instrText xml:space="preserve"> PAGEREF _Toc22393 \h </w:instrText>
+        <w:instrText xml:space="preserve"> PAGEREF _Toc29553 \h </w:instrText>
       </w:r>
       <w:r>
         <w:fldChar w:fldCharType="separate"/>
@@ -1058,7 +1058,7 @@
         <w:fldChar w:fldCharType="begin"/>
       </w:r>
       <w:r>
-        <w:instrText xml:space="preserve"> HYPERLINK \l _Toc20246 </w:instrText>
+        <w:instrText xml:space="preserve"> HYPERLINK \l _Toc32711 </w:instrText>
       </w:r>
       <w:r>
         <w:fldChar w:fldCharType="separate"/>
@@ -1073,7 +1073,7 @@
         <w:fldChar w:fldCharType="begin"/>
       </w:r>
       <w:r>
-        <w:instrText xml:space="preserve"> PAGEREF _Toc20246 \h </w:instrText>
+        <w:instrText xml:space="preserve"> PAGEREF _Toc32711 \h </w:instrText>
       </w:r>
       <w:r>
         <w:fldChar w:fldCharType="separate"/>
@@ -1099,7 +1099,7 @@
         <w:fldChar w:fldCharType="begin"/>
       </w:r>
       <w:r>
-        <w:instrText xml:space="preserve"> HYPERLINK \l _Toc25880 </w:instrText>
+        <w:instrText xml:space="preserve"> HYPERLINK \l _Toc10890 </w:instrText>
       </w:r>
       <w:r>
         <w:fldChar w:fldCharType="separate"/>
@@ -1114,7 +1114,7 @@
         <w:fldChar w:fldCharType="begin"/>
       </w:r>
       <w:r>
-        <w:instrText xml:space="preserve"> PAGEREF _Toc25880 \h </w:instrText>
+        <w:instrText xml:space="preserve"> PAGEREF _Toc10890 \h </w:instrText>
       </w:r>
       <w:r>
         <w:fldChar w:fldCharType="separate"/>
@@ -1140,7 +1140,7 @@
         <w:fldChar w:fldCharType="begin"/>
       </w:r>
       <w:r>
-        <w:instrText xml:space="preserve"> HYPERLINK \l _Toc1906 </w:instrText>
+        <w:instrText xml:space="preserve"> HYPERLINK \l _Toc16542 </w:instrText>
       </w:r>
       <w:r>
         <w:fldChar w:fldCharType="separate"/>
@@ -1155,7 +1155,7 @@
         <w:fldChar w:fldCharType="begin"/>
       </w:r>
       <w:r>
-        <w:instrText xml:space="preserve"> PAGEREF _Toc1906 \h </w:instrText>
+        <w:instrText xml:space="preserve"> PAGEREF _Toc16542 \h </w:instrText>
       </w:r>
       <w:r>
         <w:fldChar w:fldCharType="separate"/>
@@ -1181,7 +1181,7 @@
         <w:fldChar w:fldCharType="begin"/>
       </w:r>
       <w:r>
-        <w:instrText xml:space="preserve"> HYPERLINK \l _Toc8814 </w:instrText>
+        <w:instrText xml:space="preserve"> HYPERLINK \l _Toc27190 </w:instrText>
       </w:r>
       <w:r>
         <w:fldChar w:fldCharType="separate"/>
@@ -1196,7 +1196,7 @@
         <w:fldChar w:fldCharType="begin"/>
       </w:r>
       <w:r>
-        <w:instrText xml:space="preserve"> PAGEREF _Toc8814 \h </w:instrText>
+        <w:instrText xml:space="preserve"> PAGEREF _Toc27190 \h </w:instrText>
       </w:r>
       <w:r>
         <w:fldChar w:fldCharType="separate"/>
@@ -1222,7 +1222,7 @@
         <w:fldChar w:fldCharType="begin"/>
       </w:r>
       <w:r>
-        <w:instrText xml:space="preserve"> HYPERLINK \l _Toc32204 </w:instrText>
+        <w:instrText xml:space="preserve"> HYPERLINK \l _Toc23846 </w:instrText>
       </w:r>
       <w:r>
         <w:fldChar w:fldCharType="separate"/>
@@ -1237,7 +1237,7 @@
         <w:fldChar w:fldCharType="begin"/>
       </w:r>
       <w:r>
-        <w:instrText xml:space="preserve"> PAGEREF _Toc32204 \h </w:instrText>
+        <w:instrText xml:space="preserve"> PAGEREF _Toc23846 \h </w:instrText>
       </w:r>
       <w:r>
         <w:fldChar w:fldCharType="separate"/>
@@ -1263,7 +1263,7 @@
         <w:fldChar w:fldCharType="begin"/>
       </w:r>
       <w:r>
-        <w:instrText xml:space="preserve"> HYPERLINK \l _Toc3948 </w:instrText>
+        <w:instrText xml:space="preserve"> HYPERLINK \l _Toc23456 </w:instrText>
       </w:r>
       <w:r>
         <w:fldChar w:fldCharType="separate"/>
@@ -1278,7 +1278,7 @@
         <w:fldChar w:fldCharType="begin"/>
       </w:r>
       <w:r>
-        <w:instrText xml:space="preserve"> PAGEREF _Toc3948 \h </w:instrText>
+        <w:instrText xml:space="preserve"> PAGEREF _Toc23456 \h </w:instrText>
       </w:r>
       <w:r>
         <w:fldChar w:fldCharType="separate"/>
@@ -1304,7 +1304,7 @@
         <w:fldChar w:fldCharType="begin"/>
       </w:r>
       <w:r>
-        <w:instrText xml:space="preserve"> HYPERLINK \l _Toc13651 </w:instrText>
+        <w:instrText xml:space="preserve"> HYPERLINK \l _Toc9985 </w:instrText>
       </w:r>
       <w:r>
         <w:fldChar w:fldCharType="separate"/>
@@ -1319,7 +1319,7 @@
         <w:fldChar w:fldCharType="begin"/>
       </w:r>
       <w:r>
-        <w:instrText xml:space="preserve"> PAGEREF _Toc13651 \h </w:instrText>
+        <w:instrText xml:space="preserve"> PAGEREF _Toc9985 \h </w:instrText>
       </w:r>
       <w:r>
         <w:fldChar w:fldCharType="separate"/>
@@ -1345,7 +1345,7 @@
         <w:fldChar w:fldCharType="begin"/>
       </w:r>
       <w:r>
-        <w:instrText xml:space="preserve"> HYPERLINK \l _Toc8572 </w:instrText>
+        <w:instrText xml:space="preserve"> HYPERLINK \l _Toc19044 </w:instrText>
       </w:r>
       <w:r>
         <w:fldChar w:fldCharType="separate"/>
@@ -1360,7 +1360,7 @@
         <w:fldChar w:fldCharType="begin"/>
       </w:r>
       <w:r>
-        <w:instrText xml:space="preserve"> PAGEREF _Toc8572 \h </w:instrText>
+        <w:instrText xml:space="preserve"> PAGEREF _Toc19044 \h </w:instrText>
       </w:r>
       <w:r>
         <w:fldChar w:fldCharType="separate"/>
@@ -1386,7 +1386,7 @@
         <w:fldChar w:fldCharType="begin"/>
       </w:r>
       <w:r>
-        <w:instrText xml:space="preserve"> HYPERLINK \l _Toc14550 </w:instrText>
+        <w:instrText xml:space="preserve"> HYPERLINK \l _Toc470 </w:instrText>
       </w:r>
       <w:r>
         <w:fldChar w:fldCharType="separate"/>
@@ -1401,7 +1401,7 @@
         <w:fldChar w:fldCharType="begin"/>
       </w:r>
       <w:r>
-        <w:instrText xml:space="preserve"> PAGEREF _Toc14550 \h </w:instrText>
+        <w:instrText xml:space="preserve"> PAGEREF _Toc470 \h </w:instrText>
       </w:r>
       <w:r>
         <w:fldChar w:fldCharType="separate"/>
@@ -1427,7 +1427,7 @@
         <w:fldChar w:fldCharType="begin"/>
       </w:r>
       <w:r>
-        <w:instrText xml:space="preserve"> HYPERLINK \l _Toc16123 </w:instrText>
+        <w:instrText xml:space="preserve"> HYPERLINK \l _Toc8221 </w:instrText>
       </w:r>
       <w:r>
         <w:fldChar w:fldCharType="separate"/>
@@ -1442,7 +1442,7 @@
         <w:fldChar w:fldCharType="begin"/>
       </w:r>
       <w:r>
-        <w:instrText xml:space="preserve"> PAGEREF _Toc16123 \h </w:instrText>
+        <w:instrText xml:space="preserve"> PAGEREF _Toc8221 \h </w:instrText>
       </w:r>
       <w:r>
         <w:fldChar w:fldCharType="separate"/>
@@ -1468,7 +1468,7 @@
         <w:fldChar w:fldCharType="begin"/>
       </w:r>
       <w:r>
-        <w:instrText xml:space="preserve"> HYPERLINK \l _Toc26849 </w:instrText>
+        <w:instrText xml:space="preserve"> HYPERLINK \l _Toc15138 </w:instrText>
       </w:r>
       <w:r>
         <w:fldChar w:fldCharType="separate"/>
@@ -1483,7 +1483,7 @@
         <w:fldChar w:fldCharType="begin"/>
       </w:r>
       <w:r>
-        <w:instrText xml:space="preserve"> PAGEREF _Toc26849 \h </w:instrText>
+        <w:instrText xml:space="preserve"> PAGEREF _Toc15138 \h </w:instrText>
       </w:r>
       <w:r>
         <w:fldChar w:fldCharType="separate"/>
@@ -1509,7 +1509,7 @@
         <w:fldChar w:fldCharType="begin"/>
       </w:r>
       <w:r>
-        <w:instrText xml:space="preserve"> HYPERLINK \l _Toc4958 </w:instrText>
+        <w:instrText xml:space="preserve"> HYPERLINK \l _Toc32120 </w:instrText>
       </w:r>
       <w:r>
         <w:fldChar w:fldCharType="separate"/>
@@ -1524,7 +1524,7 @@
         <w:fldChar w:fldCharType="begin"/>
       </w:r>
       <w:r>
-        <w:instrText xml:space="preserve"> PAGEREF _Toc4958 \h </w:instrText>
+        <w:instrText xml:space="preserve"> PAGEREF _Toc32120 \h </w:instrText>
       </w:r>
       <w:r>
         <w:fldChar w:fldCharType="separate"/>
@@ -1550,7 +1550,7 @@
         <w:fldChar w:fldCharType="begin"/>
       </w:r>
       <w:r>
-        <w:instrText xml:space="preserve"> HYPERLINK \l _Toc17353 </w:instrText>
+        <w:instrText xml:space="preserve"> HYPERLINK \l _Toc23924 </w:instrText>
       </w:r>
       <w:r>
         <w:fldChar w:fldCharType="separate"/>
@@ -1565,7 +1565,7 @@
         <w:fldChar w:fldCharType="begin"/>
       </w:r>
       <w:r>
-        <w:instrText xml:space="preserve"> PAGEREF _Toc17353 \h </w:instrText>
+        <w:instrText xml:space="preserve"> PAGEREF _Toc23924 \h </w:instrText>
       </w:r>
       <w:r>
         <w:fldChar w:fldCharType="separate"/>
@@ -1591,7 +1591,7 @@
         <w:fldChar w:fldCharType="begin"/>
       </w:r>
       <w:r>
-        <w:instrText xml:space="preserve"> HYPERLINK \l _Toc27025 </w:instrText>
+        <w:instrText xml:space="preserve"> HYPERLINK \l _Toc25851 </w:instrText>
       </w:r>
       <w:r>
         <w:fldChar w:fldCharType="separate"/>
@@ -1606,7 +1606,7 @@
         <w:fldChar w:fldCharType="begin"/>
       </w:r>
       <w:r>
-        <w:instrText xml:space="preserve"> PAGEREF _Toc27025 \h </w:instrText>
+        <w:instrText xml:space="preserve"> PAGEREF _Toc25851 \h </w:instrText>
       </w:r>
       <w:r>
         <w:fldChar w:fldCharType="separate"/>
@@ -1632,7 +1632,7 @@
         <w:fldChar w:fldCharType="begin"/>
       </w:r>
       <w:r>
-        <w:instrText xml:space="preserve"> HYPERLINK \l _Toc16139 </w:instrText>
+        <w:instrText xml:space="preserve"> HYPERLINK \l _Toc17061 </w:instrText>
       </w:r>
       <w:r>
         <w:fldChar w:fldCharType="separate"/>
@@ -1647,7 +1647,7 @@
         <w:fldChar w:fldCharType="begin"/>
       </w:r>
       <w:r>
-        <w:instrText xml:space="preserve"> PAGEREF _Toc16139 \h </w:instrText>
+        <w:instrText xml:space="preserve"> PAGEREF _Toc17061 \h </w:instrText>
       </w:r>
       <w:r>
         <w:fldChar w:fldCharType="separate"/>
@@ -1673,7 +1673,7 @@
         <w:fldChar w:fldCharType="begin"/>
       </w:r>
       <w:r>
-        <w:instrText xml:space="preserve"> HYPERLINK \l _Toc26203 </w:instrText>
+        <w:instrText xml:space="preserve"> HYPERLINK \l _Toc19674 </w:instrText>
       </w:r>
       <w:r>
         <w:fldChar w:fldCharType="separate"/>
@@ -1688,7 +1688,7 @@
         <w:fldChar w:fldCharType="begin"/>
       </w:r>
       <w:r>
-        <w:instrText xml:space="preserve"> PAGEREF _Toc26203 \h </w:instrText>
+        <w:instrText xml:space="preserve"> PAGEREF _Toc19674 \h </w:instrText>
       </w:r>
       <w:r>
         <w:fldChar w:fldCharType="separate"/>
@@ -1714,7 +1714,7 @@
         <w:fldChar w:fldCharType="begin"/>
       </w:r>
       <w:r>
-        <w:instrText xml:space="preserve"> HYPERLINK \l _Toc17573 </w:instrText>
+        <w:instrText xml:space="preserve"> HYPERLINK \l _Toc1235 </w:instrText>
       </w:r>
       <w:r>
         <w:fldChar w:fldCharType="separate"/>
@@ -1729,7 +1729,7 @@
         <w:fldChar w:fldCharType="begin"/>
       </w:r>
       <w:r>
-        <w:instrText xml:space="preserve"> PAGEREF _Toc17573 \h </w:instrText>
+        <w:instrText xml:space="preserve"> PAGEREF _Toc1235 \h </w:instrText>
       </w:r>
       <w:r>
         <w:fldChar w:fldCharType="separate"/>
@@ -1755,7 +1755,7 @@
         <w:fldChar w:fldCharType="begin"/>
       </w:r>
       <w:r>
-        <w:instrText xml:space="preserve"> HYPERLINK \l _Toc2757 </w:instrText>
+        <w:instrText xml:space="preserve"> HYPERLINK \l _Toc22668 </w:instrText>
       </w:r>
       <w:r>
         <w:fldChar w:fldCharType="separate"/>
@@ -1770,7 +1770,7 @@
         <w:fldChar w:fldCharType="begin"/>
       </w:r>
       <w:r>
-        <w:instrText xml:space="preserve"> PAGEREF _Toc2757 \h </w:instrText>
+        <w:instrText xml:space="preserve"> PAGEREF _Toc22668 \h </w:instrText>
       </w:r>
       <w:r>
         <w:fldChar w:fldCharType="separate"/>
@@ -1796,7 +1796,7 @@
         <w:fldChar w:fldCharType="begin"/>
       </w:r>
       <w:r>
-        <w:instrText xml:space="preserve"> HYPERLINK \l _Toc15455 </w:instrText>
+        <w:instrText xml:space="preserve"> HYPERLINK \l _Toc11300 </w:instrText>
       </w:r>
       <w:r>
         <w:fldChar w:fldCharType="separate"/>
@@ -1811,7 +1811,7 @@
         <w:fldChar w:fldCharType="begin"/>
       </w:r>
       <w:r>
-        <w:instrText xml:space="preserve"> PAGEREF _Toc15455 \h </w:instrText>
+        <w:instrText xml:space="preserve"> PAGEREF _Toc11300 \h </w:instrText>
       </w:r>
       <w:r>
         <w:fldChar w:fldCharType="separate"/>
@@ -1837,7 +1837,7 @@
         <w:fldChar w:fldCharType="begin"/>
       </w:r>
       <w:r>
-        <w:instrText xml:space="preserve"> HYPERLINK \l _Toc26326 </w:instrText>
+        <w:instrText xml:space="preserve"> HYPERLINK \l _Toc16388 </w:instrText>
       </w:r>
       <w:r>
         <w:fldChar w:fldCharType="separate"/>
@@ -1852,7 +1852,7 @@
         <w:fldChar w:fldCharType="begin"/>
       </w:r>
       <w:r>
-        <w:instrText xml:space="preserve"> PAGEREF _Toc26326 \h </w:instrText>
+        <w:instrText xml:space="preserve"> PAGEREF _Toc16388 \h </w:instrText>
       </w:r>
       <w:r>
         <w:fldChar w:fldCharType="separate"/>
@@ -1878,7 +1878,7 @@
         <w:fldChar w:fldCharType="begin"/>
       </w:r>
       <w:r>
-        <w:instrText xml:space="preserve"> HYPERLINK \l _Toc2066 </w:instrText>
+        <w:instrText xml:space="preserve"> HYPERLINK \l _Toc10134 </w:instrText>
       </w:r>
       <w:r>
         <w:fldChar w:fldCharType="separate"/>
@@ -1893,7 +1893,7 @@
         <w:fldChar w:fldCharType="begin"/>
       </w:r>
       <w:r>
-        <w:instrText xml:space="preserve"> PAGEREF _Toc2066 \h </w:instrText>
+        <w:instrText xml:space="preserve"> PAGEREF _Toc10134 \h </w:instrText>
       </w:r>
       <w:r>
         <w:fldChar w:fldCharType="separate"/>
@@ -1919,7 +1919,7 @@
         <w:fldChar w:fldCharType="begin"/>
       </w:r>
       <w:r>
-        <w:instrText xml:space="preserve"> HYPERLINK \l _Toc26409 </w:instrText>
+        <w:instrText xml:space="preserve"> HYPERLINK \l _Toc22971 </w:instrText>
       </w:r>
       <w:r>
         <w:fldChar w:fldCharType="separate"/>
@@ -1934,7 +1934,7 @@
         <w:fldChar w:fldCharType="begin"/>
       </w:r>
       <w:r>
-        <w:instrText xml:space="preserve"> PAGEREF _Toc26409 \h </w:instrText>
+        <w:instrText xml:space="preserve"> PAGEREF _Toc22971 \h </w:instrText>
       </w:r>
       <w:r>
         <w:fldChar w:fldCharType="separate"/>
@@ -1960,7 +1960,7 @@
         <w:fldChar w:fldCharType="begin"/>
       </w:r>
       <w:r>
-        <w:instrText xml:space="preserve"> HYPERLINK \l _Toc21362 </w:instrText>
+        <w:instrText xml:space="preserve"> HYPERLINK \l _Toc20844 </w:instrText>
       </w:r>
       <w:r>
         <w:fldChar w:fldCharType="separate"/>
@@ -1975,7 +1975,7 @@
         <w:fldChar w:fldCharType="begin"/>
       </w:r>
       <w:r>
-        <w:instrText xml:space="preserve"> PAGEREF _Toc21362 \h </w:instrText>
+        <w:instrText xml:space="preserve"> PAGEREF _Toc20844 \h </w:instrText>
       </w:r>
       <w:r>
         <w:fldChar w:fldCharType="separate"/>
@@ -2001,7 +2001,7 @@
         <w:fldChar w:fldCharType="begin"/>
       </w:r>
       <w:r>
-        <w:instrText xml:space="preserve"> HYPERLINK \l _Toc15392 </w:instrText>
+        <w:instrText xml:space="preserve"> HYPERLINK \l _Toc9703 </w:instrText>
       </w:r>
       <w:r>
         <w:fldChar w:fldCharType="separate"/>
@@ -2016,7 +2016,7 @@
         <w:fldChar w:fldCharType="begin"/>
       </w:r>
       <w:r>
-        <w:instrText xml:space="preserve"> PAGEREF _Toc15392 \h </w:instrText>
+        <w:instrText xml:space="preserve"> PAGEREF _Toc9703 \h </w:instrText>
       </w:r>
       <w:r>
         <w:fldChar w:fldCharType="separate"/>
@@ -2042,7 +2042,7 @@
         <w:fldChar w:fldCharType="begin"/>
       </w:r>
       <w:r>
-        <w:instrText xml:space="preserve"> HYPERLINK \l _Toc23273 </w:instrText>
+        <w:instrText xml:space="preserve"> HYPERLINK \l _Toc1022 </w:instrText>
       </w:r>
       <w:r>
         <w:fldChar w:fldCharType="separate"/>
@@ -2057,7 +2057,7 @@
         <w:fldChar w:fldCharType="begin"/>
       </w:r>
       <w:r>
-        <w:instrText xml:space="preserve"> PAGEREF _Toc23273 \h </w:instrText>
+        <w:instrText xml:space="preserve"> PAGEREF _Toc1022 \h </w:instrText>
       </w:r>
       <w:r>
         <w:fldChar w:fldCharType="separate"/>
@@ -2083,7 +2083,7 @@
         <w:fldChar w:fldCharType="begin"/>
       </w:r>
       <w:r>
-        <w:instrText xml:space="preserve"> HYPERLINK \l _Toc4035 </w:instrText>
+        <w:instrText xml:space="preserve"> HYPERLINK \l _Toc27798 </w:instrText>
       </w:r>
       <w:r>
         <w:fldChar w:fldCharType="separate"/>
@@ -2098,7 +2098,7 @@
         <w:fldChar w:fldCharType="begin"/>
       </w:r>
       <w:r>
-        <w:instrText xml:space="preserve"> PAGEREF _Toc4035 \h </w:instrText>
+        <w:instrText xml:space="preserve"> PAGEREF _Toc27798 \h </w:instrText>
       </w:r>
       <w:r>
         <w:fldChar w:fldCharType="separate"/>
@@ -2124,7 +2124,7 @@
         <w:fldChar w:fldCharType="begin"/>
       </w:r>
       <w:r>
-        <w:instrText xml:space="preserve"> HYPERLINK \l _Toc10882 </w:instrText>
+        <w:instrText xml:space="preserve"> HYPERLINK \l _Toc10730 </w:instrText>
       </w:r>
       <w:r>
         <w:fldChar w:fldCharType="separate"/>
@@ -2139,7 +2139,7 @@
         <w:fldChar w:fldCharType="begin"/>
       </w:r>
       <w:r>
-        <w:instrText xml:space="preserve"> PAGEREF _Toc10882 \h </w:instrText>
+        <w:instrText xml:space="preserve"> PAGEREF _Toc10730 \h </w:instrText>
       </w:r>
       <w:r>
         <w:fldChar w:fldCharType="separate"/>
@@ -2165,7 +2165,7 @@
         <w:fldChar w:fldCharType="begin"/>
       </w:r>
       <w:r>
-        <w:instrText xml:space="preserve"> HYPERLINK \l _Toc10128 </w:instrText>
+        <w:instrText xml:space="preserve"> HYPERLINK \l _Toc19850 </w:instrText>
       </w:r>
       <w:r>
         <w:fldChar w:fldCharType="separate"/>
@@ -2180,7 +2180,7 @@
         <w:fldChar w:fldCharType="begin"/>
       </w:r>
       <w:r>
-        <w:instrText xml:space="preserve"> PAGEREF _Toc10128 \h </w:instrText>
+        <w:instrText xml:space="preserve"> PAGEREF _Toc19850 \h </w:instrText>
       </w:r>
       <w:r>
         <w:fldChar w:fldCharType="separate"/>
@@ -2206,7 +2206,7 @@
         <w:fldChar w:fldCharType="begin"/>
       </w:r>
       <w:r>
-        <w:instrText xml:space="preserve"> HYPERLINK \l _Toc7414 </w:instrText>
+        <w:instrText xml:space="preserve"> HYPERLINK \l _Toc19712 </w:instrText>
       </w:r>
       <w:r>
         <w:fldChar w:fldCharType="separate"/>
@@ -2221,7 +2221,7 @@
         <w:fldChar w:fldCharType="begin"/>
       </w:r>
       <w:r>
-        <w:instrText xml:space="preserve"> PAGEREF _Toc7414 \h </w:instrText>
+        <w:instrText xml:space="preserve"> PAGEREF _Toc19712 \h </w:instrText>
       </w:r>
       <w:r>
         <w:fldChar w:fldCharType="separate"/>
@@ -2247,7 +2247,7 @@
         <w:fldChar w:fldCharType="begin"/>
       </w:r>
       <w:r>
-        <w:instrText xml:space="preserve"> HYPERLINK \l _Toc14785 </w:instrText>
+        <w:instrText xml:space="preserve"> HYPERLINK \l _Toc22537 </w:instrText>
       </w:r>
       <w:r>
         <w:fldChar w:fldCharType="separate"/>
@@ -2262,7 +2262,7 @@
         <w:fldChar w:fldCharType="begin"/>
       </w:r>
       <w:r>
-        <w:instrText xml:space="preserve"> PAGEREF _Toc14785 \h </w:instrText>
+        <w:instrText xml:space="preserve"> PAGEREF _Toc22537 \h </w:instrText>
       </w:r>
       <w:r>
         <w:fldChar w:fldCharType="separate"/>
@@ -2288,7 +2288,7 @@
         <w:fldChar w:fldCharType="begin"/>
       </w:r>
       <w:r>
-        <w:instrText xml:space="preserve"> HYPERLINK \l _Toc25690 </w:instrText>
+        <w:instrText xml:space="preserve"> HYPERLINK \l _Toc352 </w:instrText>
       </w:r>
       <w:r>
         <w:fldChar w:fldCharType="separate"/>
@@ -2303,7 +2303,7 @@
         <w:fldChar w:fldCharType="begin"/>
       </w:r>
       <w:r>
-        <w:instrText xml:space="preserve"> PAGEREF _Toc25690 \h </w:instrText>
+        <w:instrText xml:space="preserve"> PAGEREF _Toc352 \h </w:instrText>
       </w:r>
       <w:r>
         <w:fldChar w:fldCharType="separate"/>
@@ -2329,7 +2329,7 @@
         <w:fldChar w:fldCharType="begin"/>
       </w:r>
       <w:r>
-        <w:instrText xml:space="preserve"> HYPERLINK \l _Toc14806 </w:instrText>
+        <w:instrText xml:space="preserve"> HYPERLINK \l _Toc12789 </w:instrText>
       </w:r>
       <w:r>
         <w:fldChar w:fldCharType="separate"/>
@@ -2344,7 +2344,7 @@
         <w:fldChar w:fldCharType="begin"/>
       </w:r>
       <w:r>
-        <w:instrText xml:space="preserve"> PAGEREF _Toc14806 \h </w:instrText>
+        <w:instrText xml:space="preserve"> PAGEREF _Toc12789 \h </w:instrText>
       </w:r>
       <w:r>
         <w:fldChar w:fldCharType="separate"/>
@@ -2370,7 +2370,7 @@
         <w:fldChar w:fldCharType="begin"/>
       </w:r>
       <w:r>
-        <w:instrText xml:space="preserve"> HYPERLINK \l _Toc28925 </w:instrText>
+        <w:instrText xml:space="preserve"> HYPERLINK \l _Toc13979 </w:instrText>
       </w:r>
       <w:r>
         <w:fldChar w:fldCharType="separate"/>
@@ -2385,7 +2385,7 @@
         <w:fldChar w:fldCharType="begin"/>
       </w:r>
       <w:r>
-        <w:instrText xml:space="preserve"> PAGEREF _Toc28925 \h </w:instrText>
+        <w:instrText xml:space="preserve"> PAGEREF _Toc13979 \h </w:instrText>
       </w:r>
       <w:r>
         <w:fldChar w:fldCharType="separate"/>
@@ -2411,7 +2411,7 @@
         <w:fldChar w:fldCharType="begin"/>
       </w:r>
       <w:r>
-        <w:instrText xml:space="preserve"> HYPERLINK \l _Toc15976 </w:instrText>
+        <w:instrText xml:space="preserve"> HYPERLINK \l _Toc20716 </w:instrText>
       </w:r>
       <w:r>
         <w:fldChar w:fldCharType="separate"/>
@@ -2426,7 +2426,7 @@
         <w:fldChar w:fldCharType="begin"/>
       </w:r>
       <w:r>
-        <w:instrText xml:space="preserve"> PAGEREF _Toc15976 \h </w:instrText>
+        <w:instrText xml:space="preserve"> PAGEREF _Toc20716 \h </w:instrText>
       </w:r>
       <w:r>
         <w:fldChar w:fldCharType="separate"/>
@@ -2452,7 +2452,7 @@
         <w:fldChar w:fldCharType="begin"/>
       </w:r>
       <w:r>
-        <w:instrText xml:space="preserve"> HYPERLINK \l _Toc28790 </w:instrText>
+        <w:instrText xml:space="preserve"> HYPERLINK \l _Toc1756 </w:instrText>
       </w:r>
       <w:r>
         <w:fldChar w:fldCharType="separate"/>
@@ -2467,7 +2467,7 @@
         <w:fldChar w:fldCharType="begin"/>
       </w:r>
       <w:r>
-        <w:instrText xml:space="preserve"> PAGEREF _Toc28790 \h </w:instrText>
+        <w:instrText xml:space="preserve"> PAGEREF _Toc1756 \h </w:instrText>
       </w:r>
       <w:r>
         <w:fldChar w:fldCharType="separate"/>
@@ -2493,7 +2493,7 @@
         <w:fldChar w:fldCharType="begin"/>
       </w:r>
       <w:r>
-        <w:instrText xml:space="preserve"> HYPERLINK \l _Toc29324 </w:instrText>
+        <w:instrText xml:space="preserve"> HYPERLINK \l _Toc7501 </w:instrText>
       </w:r>
       <w:r>
         <w:fldChar w:fldCharType="separate"/>
@@ -2508,13 +2508,13 @@
         <w:fldChar w:fldCharType="begin"/>
       </w:r>
       <w:r>
-        <w:instrText xml:space="preserve"> PAGEREF _Toc29324 \h </w:instrText>
+        <w:instrText xml:space="preserve"> PAGEREF _Toc7501 \h </w:instrText>
       </w:r>
       <w:r>
         <w:fldChar w:fldCharType="separate"/>
       </w:r>
       <w:r>
-        <w:t>26</w:t>
+        <w:t>27</w:t>
       </w:r>
       <w:r>
         <w:fldChar w:fldCharType="end"/>
@@ -2534,7 +2534,7 @@
         <w:fldChar w:fldCharType="begin"/>
       </w:r>
       <w:r>
-        <w:instrText xml:space="preserve"> HYPERLINK \l _Toc11770 </w:instrText>
+        <w:instrText xml:space="preserve"> HYPERLINK \l _Toc7272 </w:instrText>
       </w:r>
       <w:r>
         <w:fldChar w:fldCharType="separate"/>
@@ -2549,7 +2549,7 @@
         <w:fldChar w:fldCharType="begin"/>
       </w:r>
       <w:r>
-        <w:instrText xml:space="preserve"> PAGEREF _Toc11770 \h </w:instrText>
+        <w:instrText xml:space="preserve"> PAGEREF _Toc7272 \h </w:instrText>
       </w:r>
       <w:r>
         <w:fldChar w:fldCharType="separate"/>
@@ -2575,7 +2575,7 @@
         <w:fldChar w:fldCharType="begin"/>
       </w:r>
       <w:r>
-        <w:instrText xml:space="preserve"> HYPERLINK \l _Toc22350 </w:instrText>
+        <w:instrText xml:space="preserve"> HYPERLINK \l _Toc22081 </w:instrText>
       </w:r>
       <w:r>
         <w:fldChar w:fldCharType="separate"/>
@@ -2590,7 +2590,7 @@
         <w:fldChar w:fldCharType="begin"/>
       </w:r>
       <w:r>
-        <w:instrText xml:space="preserve"> PAGEREF _Toc22350 \h </w:instrText>
+        <w:instrText xml:space="preserve"> PAGEREF _Toc22081 \h </w:instrText>
       </w:r>
       <w:r>
         <w:fldChar w:fldCharType="separate"/>
@@ -2616,7 +2616,7 @@
         <w:fldChar w:fldCharType="begin"/>
       </w:r>
       <w:r>
-        <w:instrText xml:space="preserve"> HYPERLINK \l _Toc9832 </w:instrText>
+        <w:instrText xml:space="preserve"> HYPERLINK \l _Toc18411 </w:instrText>
       </w:r>
       <w:r>
         <w:fldChar w:fldCharType="separate"/>
@@ -2631,7 +2631,7 @@
         <w:fldChar w:fldCharType="begin"/>
       </w:r>
       <w:r>
-        <w:instrText xml:space="preserve"> PAGEREF _Toc9832 \h </w:instrText>
+        <w:instrText xml:space="preserve"> PAGEREF _Toc18411 \h </w:instrText>
       </w:r>
       <w:r>
         <w:fldChar w:fldCharType="separate"/>
@@ -2657,7 +2657,7 @@
         <w:fldChar w:fldCharType="begin"/>
       </w:r>
       <w:r>
-        <w:instrText xml:space="preserve"> HYPERLINK \l _Toc32270 </w:instrText>
+        <w:instrText xml:space="preserve"> HYPERLINK \l _Toc1856 </w:instrText>
       </w:r>
       <w:r>
         <w:fldChar w:fldCharType="separate"/>
@@ -2672,7 +2672,7 @@
         <w:fldChar w:fldCharType="begin"/>
       </w:r>
       <w:r>
-        <w:instrText xml:space="preserve"> PAGEREF _Toc32270 \h </w:instrText>
+        <w:instrText xml:space="preserve"> PAGEREF _Toc1856 \h </w:instrText>
       </w:r>
       <w:r>
         <w:fldChar w:fldCharType="separate"/>
@@ -2698,7 +2698,7 @@
         <w:fldChar w:fldCharType="begin"/>
       </w:r>
       <w:r>
-        <w:instrText xml:space="preserve"> HYPERLINK \l _Toc30125 </w:instrText>
+        <w:instrText xml:space="preserve"> HYPERLINK \l _Toc30323 </w:instrText>
       </w:r>
       <w:r>
         <w:fldChar w:fldCharType="separate"/>
@@ -2713,7 +2713,7 @@
         <w:fldChar w:fldCharType="begin"/>
       </w:r>
       <w:r>
-        <w:instrText xml:space="preserve"> PAGEREF _Toc30125 \h </w:instrText>
+        <w:instrText xml:space="preserve"> PAGEREF _Toc30323 \h </w:instrText>
       </w:r>
       <w:r>
         <w:fldChar w:fldCharType="separate"/>
@@ -2739,7 +2739,7 @@
         <w:fldChar w:fldCharType="begin"/>
       </w:r>
       <w:r>
-        <w:instrText xml:space="preserve"> HYPERLINK \l _Toc27337 </w:instrText>
+        <w:instrText xml:space="preserve"> HYPERLINK \l _Toc8886 </w:instrText>
       </w:r>
       <w:r>
         <w:fldChar w:fldCharType="separate"/>
@@ -2754,13 +2754,13 @@
         <w:fldChar w:fldCharType="begin"/>
       </w:r>
       <w:r>
-        <w:instrText xml:space="preserve"> PAGEREF _Toc27337 \h </w:instrText>
+        <w:instrText xml:space="preserve"> PAGEREF _Toc8886 \h </w:instrText>
       </w:r>
       <w:r>
         <w:fldChar w:fldCharType="separate"/>
       </w:r>
       <w:r>
-        <w:t>28</w:t>
+        <w:t>29</w:t>
       </w:r>
       <w:r>
         <w:fldChar w:fldCharType="end"/>
@@ -2780,7 +2780,7 @@
         <w:fldChar w:fldCharType="begin"/>
       </w:r>
       <w:r>
-        <w:instrText xml:space="preserve"> HYPERLINK \l _Toc12410 </w:instrText>
+        <w:instrText xml:space="preserve"> HYPERLINK \l _Toc27658 </w:instrText>
       </w:r>
       <w:r>
         <w:fldChar w:fldCharType="separate"/>
@@ -2795,7 +2795,7 @@
         <w:fldChar w:fldCharType="begin"/>
       </w:r>
       <w:r>
-        <w:instrText xml:space="preserve"> PAGEREF _Toc12410 \h </w:instrText>
+        <w:instrText xml:space="preserve"> PAGEREF _Toc27658 \h </w:instrText>
       </w:r>
       <w:r>
         <w:fldChar w:fldCharType="separate"/>
@@ -2821,7 +2821,7 @@
         <w:fldChar w:fldCharType="begin"/>
       </w:r>
       <w:r>
-        <w:instrText xml:space="preserve"> HYPERLINK \l _Toc1420 </w:instrText>
+        <w:instrText xml:space="preserve"> HYPERLINK \l _Toc12964 </w:instrText>
       </w:r>
       <w:r>
         <w:fldChar w:fldCharType="separate"/>
@@ -2836,7 +2836,7 @@
         <w:fldChar w:fldCharType="begin"/>
       </w:r>
       <w:r>
-        <w:instrText xml:space="preserve"> PAGEREF _Toc1420 \h </w:instrText>
+        <w:instrText xml:space="preserve"> PAGEREF _Toc12964 \h </w:instrText>
       </w:r>
       <w:r>
         <w:fldChar w:fldCharType="separate"/>
@@ -2862,7 +2862,7 @@
         <w:fldChar w:fldCharType="begin"/>
       </w:r>
       <w:r>
-        <w:instrText xml:space="preserve"> HYPERLINK \l _Toc5206 </w:instrText>
+        <w:instrText xml:space="preserve"> HYPERLINK \l _Toc4169 </w:instrText>
       </w:r>
       <w:r>
         <w:fldChar w:fldCharType="separate"/>
@@ -2877,7 +2877,7 @@
         <w:fldChar w:fldCharType="begin"/>
       </w:r>
       <w:r>
-        <w:instrText xml:space="preserve"> PAGEREF _Toc5206 \h </w:instrText>
+        <w:instrText xml:space="preserve"> PAGEREF _Toc4169 \h </w:instrText>
       </w:r>
       <w:r>
         <w:fldChar w:fldCharType="separate"/>
@@ -2903,7 +2903,7 @@
         <w:fldChar w:fldCharType="begin"/>
       </w:r>
       <w:r>
-        <w:instrText xml:space="preserve"> HYPERLINK \l _Toc31911 </w:instrText>
+        <w:instrText xml:space="preserve"> HYPERLINK \l _Toc22386 </w:instrText>
       </w:r>
       <w:r>
         <w:fldChar w:fldCharType="separate"/>
@@ -2918,7 +2918,7 @@
         <w:fldChar w:fldCharType="begin"/>
       </w:r>
       <w:r>
-        <w:instrText xml:space="preserve"> PAGEREF _Toc31911 \h </w:instrText>
+        <w:instrText xml:space="preserve"> PAGEREF _Toc22386 \h </w:instrText>
       </w:r>
       <w:r>
         <w:fldChar w:fldCharType="separate"/>
@@ -2944,7 +2944,7 @@
         <w:fldChar w:fldCharType="begin"/>
       </w:r>
       <w:r>
-        <w:instrText xml:space="preserve"> HYPERLINK \l _Toc2453 </w:instrText>
+        <w:instrText xml:space="preserve"> HYPERLINK \l _Toc17501 </w:instrText>
       </w:r>
       <w:r>
         <w:fldChar w:fldCharType="separate"/>
@@ -2959,7 +2959,7 @@
         <w:fldChar w:fldCharType="begin"/>
       </w:r>
       <w:r>
-        <w:instrText xml:space="preserve"> PAGEREF _Toc2453 \h </w:instrText>
+        <w:instrText xml:space="preserve"> PAGEREF _Toc17501 \h </w:instrText>
       </w:r>
       <w:r>
         <w:fldChar w:fldCharType="separate"/>
@@ -2985,7 +2985,7 @@
         <w:fldChar w:fldCharType="begin"/>
       </w:r>
       <w:r>
-        <w:instrText xml:space="preserve"> HYPERLINK \l _Toc17757 </w:instrText>
+        <w:instrText xml:space="preserve"> HYPERLINK \l _Toc20058 </w:instrText>
       </w:r>
       <w:r>
         <w:fldChar w:fldCharType="separate"/>
@@ -3000,7 +3000,7 @@
         <w:fldChar w:fldCharType="begin"/>
       </w:r>
       <w:r>
-        <w:instrText xml:space="preserve"> PAGEREF _Toc17757 \h </w:instrText>
+        <w:instrText xml:space="preserve"> PAGEREF _Toc20058 \h </w:instrText>
       </w:r>
       <w:r>
         <w:fldChar w:fldCharType="separate"/>
@@ -3026,7 +3026,7 @@
         <w:fldChar w:fldCharType="begin"/>
       </w:r>
       <w:r>
-        <w:instrText xml:space="preserve"> HYPERLINK \l _Toc3518 </w:instrText>
+        <w:instrText xml:space="preserve"> HYPERLINK \l _Toc13906 </w:instrText>
       </w:r>
       <w:r>
         <w:fldChar w:fldCharType="separate"/>
@@ -3041,7 +3041,7 @@
         <w:fldChar w:fldCharType="begin"/>
       </w:r>
       <w:r>
-        <w:instrText xml:space="preserve"> PAGEREF _Toc3518 \h </w:instrText>
+        <w:instrText xml:space="preserve"> PAGEREF _Toc13906 \h </w:instrText>
       </w:r>
       <w:r>
         <w:fldChar w:fldCharType="separate"/>
@@ -3067,7 +3067,7 @@
         <w:fldChar w:fldCharType="begin"/>
       </w:r>
       <w:r>
-        <w:instrText xml:space="preserve"> HYPERLINK \l _Toc5919 </w:instrText>
+        <w:instrText xml:space="preserve"> HYPERLINK \l _Toc17421 </w:instrText>
       </w:r>
       <w:r>
         <w:fldChar w:fldCharType="separate"/>
@@ -3082,7 +3082,7 @@
         <w:fldChar w:fldCharType="begin"/>
       </w:r>
       <w:r>
-        <w:instrText xml:space="preserve"> PAGEREF _Toc5919 \h </w:instrText>
+        <w:instrText xml:space="preserve"> PAGEREF _Toc17421 \h </w:instrText>
       </w:r>
       <w:r>
         <w:fldChar w:fldCharType="separate"/>
@@ -3107,7 +3107,7 @@
         <w:pStyle w:val="2"/>
         <w:pageBreakBefore/>
       </w:pPr>
-      <w:bookmarkStart w:id="0" w:name="_Toc9710"/>
+      <w:bookmarkStart w:id="0" w:name="_Toc18048"/>
       <w:r>
         <w:t>1. Executive summary</w:t>
       </w:r>
@@ -4092,7 +4092,7 @@
         <w:pStyle w:val="2"/>
         <w:pageBreakBefore w:val="0"/>
       </w:pPr>
-      <w:bookmarkStart w:id="1" w:name="_Toc18566"/>
+      <w:bookmarkStart w:id="1" w:name="_Toc21959"/>
       <w:r>
         <w:t>2. Project background and scope</w:t>
       </w:r>
@@ -4178,7 +4178,7 @@
         <w:pStyle w:val="2"/>
         <w:pageBreakBefore w:val="0"/>
       </w:pPr>
-      <w:bookmarkStart w:id="2" w:name="_Toc11336"/>
+      <w:bookmarkStart w:id="2" w:name="_Toc21421"/>
       <w:r>
         <w:t>3. System architecture</w:t>
       </w:r>
@@ -4188,7 +4188,7 @@
       <w:pPr>
         <w:pStyle w:val="3"/>
       </w:pPr>
-      <w:bookmarkStart w:id="3" w:name="_Toc12689"/>
+      <w:bookmarkStart w:id="3" w:name="_Toc14776"/>
       <w:r>
         <w:t>3.1 Overview</w:t>
       </w:r>
@@ -4736,7 +4736,7 @@
       <w:pPr>
         <w:pStyle w:val="3"/>
       </w:pPr>
-      <w:bookmarkStart w:id="4" w:name="_Toc5752"/>
+      <w:bookmarkStart w:id="4" w:name="_Toc32659"/>
       <w:r>
         <w:t>3.2 What happens when a user taps a button</w:t>
       </w:r>
@@ -4898,7 +4898,7 @@
       <w:pPr>
         <w:pStyle w:val="3"/>
       </w:pPr>
-      <w:bookmarkStart w:id="5" w:name="_Toc13866"/>
+      <w:bookmarkStart w:id="5" w:name="_Toc16509"/>
       <w:r>
         <w:t>3.3 API reference</w:t>
       </w:r>
@@ -8589,7 +8589,7 @@
       <w:pPr>
         <w:pStyle w:val="3"/>
       </w:pPr>
-      <w:bookmarkStart w:id="6" w:name="_Toc9682"/>
+      <w:bookmarkStart w:id="6" w:name="_Toc5884"/>
       <w:r>
         <w:t>3.4 Privacy, safety and security design</w:t>
       </w:r>
@@ -8654,7 +8654,7 @@
       <w:pPr>
         <w:pStyle w:val="3"/>
       </w:pPr>
-      <w:bookmarkStart w:id="7" w:name="_Toc31949"/>
+      <w:bookmarkStart w:id="7" w:name="_Toc5566"/>
       <w:r>
         <w:t>3.5 Repository layout</w:t>
       </w:r>
@@ -9198,7 +9198,7 @@
         <w:pStyle w:val="2"/>
         <w:pageBreakBefore w:val="0"/>
       </w:pPr>
-      <w:bookmarkStart w:id="8" w:name="_Toc3954"/>
+      <w:bookmarkStart w:id="8" w:name="_Toc26855"/>
       <w:r>
         <w:t>4. Mobile application in detail</w:t>
       </w:r>
@@ -9208,7 +9208,7 @@
       <w:pPr>
         <w:pStyle w:val="3"/>
       </w:pPr>
-      <w:bookmarkStart w:id="9" w:name="_Toc13427"/>
+      <w:bookmarkStart w:id="9" w:name="_Toc16011"/>
       <w:r>
         <w:t>4.1 Technology</w:t>
       </w:r>
@@ -9797,7 +9797,7 @@
       <w:pPr>
         <w:pStyle w:val="3"/>
       </w:pPr>
-      <w:bookmarkStart w:id="10" w:name="_Toc911"/>
+      <w:bookmarkStart w:id="10" w:name="_Toc22518"/>
       <w:r>
         <w:t>4.2 Screens</w:t>
       </w:r>
@@ -10336,7 +10336,7 @@
       <w:pPr>
         <w:pStyle w:val="3"/>
       </w:pPr>
-      <w:bookmarkStart w:id="11" w:name="_Toc7441"/>
+      <w:bookmarkStart w:id="11" w:name="_Toc26019"/>
       <w:r>
         <w:t>4.3 State and data flow</w:t>
       </w:r>
@@ -10757,7 +10757,7 @@
       <w:pPr>
         <w:pStyle w:val="3"/>
       </w:pPr>
-      <w:bookmarkStart w:id="12" w:name="_Toc14462"/>
+      <w:bookmarkStart w:id="12" w:name="_Toc29695"/>
       <w:r>
         <w:t>4.4 PCOS assessment flow</w:t>
       </w:r>
@@ -10810,7 +10810,7 @@
       <w:pPr>
         <w:pStyle w:val="3"/>
       </w:pPr>
-      <w:bookmarkStart w:id="13" w:name="_Toc30988"/>
+      <w:bookmarkStart w:id="13" w:name="_Toc4918"/>
       <w:r>
         <w:t>4.5 Breast health flow</w:t>
       </w:r>
@@ -10915,7 +10915,7 @@
       <w:pPr>
         <w:pStyle w:val="3"/>
       </w:pPr>
-      <w:bookmarkStart w:id="14" w:name="_Toc24270"/>
+      <w:bookmarkStart w:id="14" w:name="_Toc17758"/>
       <w:r>
         <w:t>4.6 Breast self-exam and the monthly reminder</w:t>
       </w:r>
@@ -10989,7 +10989,7 @@
       <w:pPr>
         <w:pStyle w:val="3"/>
       </w:pPr>
-      <w:bookmarkStart w:id="15" w:name="_Toc22393"/>
+      <w:bookmarkStart w:id="15" w:name="_Toc29553"/>
       <w:r>
         <w:t>4.7 Server address setting</w:t>
       </w:r>
@@ -11008,7 +11008,7 @@
       <w:pPr>
         <w:pStyle w:val="3"/>
       </w:pPr>
-      <w:bookmarkStart w:id="16" w:name="_Toc20246"/>
+      <w:bookmarkStart w:id="16" w:name="_Toc32711"/>
       <w:r>
         <w:t>4.8 Android configuration</w:t>
       </w:r>
@@ -11054,7 +11054,7 @@
       <w:pPr>
         <w:pStyle w:val="3"/>
       </w:pPr>
-      <w:bookmarkStart w:id="17" w:name="_Toc25880"/>
+      <w:bookmarkStart w:id="17" w:name="_Toc10890"/>
       <w:r>
         <w:t>4.9 Automated tests</w:t>
       </w:r>
@@ -12044,7 +12044,7 @@
         <w:pStyle w:val="2"/>
         <w:pageBreakBefore w:val="0"/>
       </w:pPr>
-      <w:bookmarkStart w:id="18" w:name="_Toc1906"/>
+      <w:bookmarkStart w:id="18" w:name="_Toc16542"/>
       <w:r>
         <w:t>5. PCOS risk model</w:t>
       </w:r>
@@ -12063,7 +12063,7 @@
       <w:pPr>
         <w:pStyle w:val="3"/>
       </w:pPr>
-      <w:bookmarkStart w:id="19" w:name="_Toc8814"/>
+      <w:bookmarkStart w:id="19" w:name="_Toc27190"/>
       <w:r>
         <w:t>5.1 Data and preparation</w:t>
       </w:r>
@@ -12130,7 +12130,7 @@
       <w:pPr>
         <w:pStyle w:val="3"/>
       </w:pPr>
-      <w:bookmarkStart w:id="20" w:name="_Toc32204"/>
+      <w:bookmarkStart w:id="20" w:name="_Toc23846"/>
       <w:r>
         <w:t>5.2 Features and constraints</w:t>
       </w:r>
@@ -13402,7 +13402,7 @@
       <w:pPr>
         <w:pStyle w:val="3"/>
       </w:pPr>
-      <w:bookmarkStart w:id="21" w:name="_Toc3948"/>
+      <w:bookmarkStart w:id="21" w:name="_Toc23456"/>
       <w:r>
         <w:t>5.3 Model and training</w:t>
       </w:r>
@@ -13945,7 +13945,7 @@
       <w:pPr>
         <w:pStyle w:val="3"/>
       </w:pPr>
-      <w:bookmarkStart w:id="22" w:name="_Toc13651"/>
+      <w:bookmarkStart w:id="22" w:name="_Toc9985"/>
       <w:r>
         <w:t>5.4 Results</w:t>
       </w:r>
@@ -15863,7 +15863,7 @@
       <w:pPr>
         <w:pStyle w:val="3"/>
       </w:pPr>
-      <w:bookmarkStart w:id="23" w:name="_Toc8572"/>
+      <w:bookmarkStart w:id="23" w:name="_Toc19044"/>
       <w:r>
         <w:t>5.5 How the app uses it</w:t>
       </w:r>
@@ -15923,7 +15923,7 @@
       <w:pPr>
         <w:pStyle w:val="3"/>
       </w:pPr>
-      <w:bookmarkStart w:id="24" w:name="_Toc14550"/>
+      <w:bookmarkStart w:id="24" w:name="_Toc470"/>
       <w:r>
         <w:t>5.6 Limitations</w:t>
       </w:r>
@@ -15970,7 +15970,7 @@
         <w:pStyle w:val="2"/>
         <w:pageBreakBefore w:val="0"/>
       </w:pPr>
-      <w:bookmarkStart w:id="25" w:name="_Toc16123"/>
+      <w:bookmarkStart w:id="25" w:name="_Toc8221"/>
       <w:r>
         <w:t>6. Breast ultrasound classifier (component A)</w:t>
       </w:r>
@@ -15980,7 +15980,7 @@
       <w:pPr>
         <w:pStyle w:val="3"/>
       </w:pPr>
-      <w:bookmarkStart w:id="26" w:name="_Toc26849"/>
+      <w:bookmarkStart w:id="26" w:name="_Toc15138"/>
       <w:r>
         <w:t>6.1 What it does</w:t>
       </w:r>
@@ -15999,7 +15999,7 @@
       <w:pPr>
         <w:pStyle w:val="3"/>
       </w:pPr>
-      <w:bookmarkStart w:id="27" w:name="_Toc4958"/>
+      <w:bookmarkStart w:id="27" w:name="_Toc32120"/>
       <w:r>
         <w:t>6.2 Datasets</w:t>
       </w:r>
@@ -16697,6 +16697,14 @@
       </w:tblGrid>
       <w:tr>
         <w:tblPrEx>
+          <w:tblBorders>
+            <w:top w:val="single" w:color="D9C3CC" w:sz="4" w:space="0"/>
+            <w:left w:val="single" w:color="D9C3CC" w:sz="4" w:space="0"/>
+            <w:bottom w:val="single" w:color="D9C3CC" w:sz="4" w:space="0"/>
+            <w:right w:val="single" w:color="D9C3CC" w:sz="4" w:space="0"/>
+            <w:insideH w:val="single" w:color="D9C3CC" w:sz="4" w:space="0"/>
+            <w:insideV w:val="single" w:color="D9C3CC" w:sz="4" w:space="0"/>
+          </w:tblBorders>
           <w:tblCellMar>
             <w:top w:w="50" w:type="dxa"/>
             <w:left w:w="90" w:type="dxa"/>
@@ -18356,7 +18364,7 @@
       <w:pPr>
         <w:pStyle w:val="3"/>
       </w:pPr>
-      <w:bookmarkStart w:id="28" w:name="_Toc17353"/>
+      <w:bookmarkStart w:id="28" w:name="_Toc23924"/>
       <w:r>
         <w:t>6.3 Data-quality decisions</w:t>
       </w:r>
@@ -18480,7 +18488,7 @@
       <w:pPr>
         <w:pStyle w:val="3"/>
       </w:pPr>
-      <w:bookmarkStart w:id="29" w:name="_Toc27025"/>
+      <w:bookmarkStart w:id="29" w:name="_Toc25851"/>
       <w:r>
         <w:t>6.4 Method and settings</w:t>
       </w:r>
@@ -20122,7 +20130,7 @@
       <w:pPr>
         <w:pStyle w:val="3"/>
       </w:pPr>
-      <w:bookmarkStart w:id="30" w:name="_Toc16139"/>
+      <w:bookmarkStart w:id="30" w:name="_Toc17061"/>
       <w:r>
         <w:t>6.5 Selecting the recipe by cross-validation</w:t>
       </w:r>
@@ -22273,7 +22281,7 @@
       <w:pPr>
         <w:pStyle w:val="3"/>
       </w:pPr>
-      <w:bookmarkStart w:id="31" w:name="_Toc26203"/>
+      <w:bookmarkStart w:id="31" w:name="_Toc19674"/>
       <w:r>
         <w:t>6.6 Calibration, threshold and export</w:t>
       </w:r>
@@ -22359,7 +22367,7 @@
       <w:pPr>
         <w:pStyle w:val="3"/>
       </w:pPr>
-      <w:bookmarkStart w:id="32" w:name="_Toc17573"/>
+      <w:bookmarkStart w:id="32" w:name="_Toc1235"/>
       <w:r>
         <w:t>6.7 Model versions</w:t>
       </w:r>
@@ -22819,7 +22827,7 @@
       <w:pPr>
         <w:pStyle w:val="3"/>
       </w:pPr>
-      <w:bookmarkStart w:id="33" w:name="_Toc2757"/>
+      <w:bookmarkStart w:id="33" w:name="_Toc22668"/>
       <w:r>
         <w:t>6.8 Results</w:t>
       </w:r>
@@ -23569,6 +23577,14 @@
       </w:tblGrid>
       <w:tr>
         <w:tblPrEx>
+          <w:tblBorders>
+            <w:top w:val="single" w:color="D9C3CC" w:sz="4" w:space="0"/>
+            <w:left w:val="single" w:color="D9C3CC" w:sz="4" w:space="0"/>
+            <w:bottom w:val="single" w:color="D9C3CC" w:sz="4" w:space="0"/>
+            <w:right w:val="single" w:color="D9C3CC" w:sz="4" w:space="0"/>
+            <w:insideH w:val="single" w:color="D9C3CC" w:sz="4" w:space="0"/>
+            <w:insideV w:val="single" w:color="D9C3CC" w:sz="4" w:space="0"/>
+          </w:tblBorders>
           <w:tblCellMar>
             <w:top w:w="50" w:type="dxa"/>
             <w:left w:w="90" w:type="dxa"/>
@@ -26948,6 +26964,14 @@
       </w:tblGrid>
       <w:tr>
         <w:tblPrEx>
+          <w:tblBorders>
+            <w:top w:val="single" w:color="D9C3CC" w:sz="4" w:space="0"/>
+            <w:left w:val="single" w:color="D9C3CC" w:sz="4" w:space="0"/>
+            <w:bottom w:val="single" w:color="D9C3CC" w:sz="4" w:space="0"/>
+            <w:right w:val="single" w:color="D9C3CC" w:sz="4" w:space="0"/>
+            <w:insideH w:val="single" w:color="D9C3CC" w:sz="4" w:space="0"/>
+            <w:insideV w:val="single" w:color="D9C3CC" w:sz="4" w:space="0"/>
+          </w:tblBorders>
           <w:tblCellMar>
             <w:top w:w="50" w:type="dxa"/>
             <w:left w:w="90" w:type="dxa"/>
@@ -28775,7 +28799,7 @@
       <w:pPr>
         <w:pStyle w:val="3"/>
       </w:pPr>
-      <w:bookmarkStart w:id="34" w:name="_Toc15455"/>
+      <w:bookmarkStart w:id="34" w:name="_Toc11300"/>
       <w:r>
         <w:t>6.9 Rejecting uploads that are not breast ultrasounds</w:t>
       </w:r>
@@ -29709,7 +29733,7 @@
       <w:pPr>
         <w:pStyle w:val="3"/>
       </w:pPr>
-      <w:bookmarkStart w:id="35" w:name="_Toc26326"/>
+      <w:bookmarkStart w:id="35" w:name="_Toc16388"/>
       <w:r>
         <w:t>6.10 The screening threshold decision</w:t>
       </w:r>
@@ -30341,7 +30365,7 @@
       <w:pPr>
         <w:pStyle w:val="3"/>
       </w:pPr>
-      <w:bookmarkStart w:id="36" w:name="_Toc2066"/>
+      <w:bookmarkStart w:id="36" w:name="_Toc10134"/>
       <w:r>
         <w:t>6.11 Explainability</w:t>
       </w:r>
@@ -30420,7 +30444,7 @@
       <w:pPr>
         <w:pStyle w:val="3"/>
       </w:pPr>
-      <w:bookmarkStart w:id="37" w:name="_Toc26409"/>
+      <w:bookmarkStart w:id="37" w:name="_Toc22971"/>
       <w:r>
         <w:t>6.12 Limitations</w:t>
       </w:r>
@@ -30503,7 +30527,7 @@
         <w:pStyle w:val="2"/>
         <w:pageBreakBefore w:val="0"/>
       </w:pPr>
-      <w:bookmarkStart w:id="38" w:name="_Toc21362"/>
+      <w:bookmarkStart w:id="38" w:name="_Toc20844"/>
       <w:r>
         <w:t>7. Breast cancer risk questionnaire (component B)</w:t>
       </w:r>
@@ -30513,7 +30537,7 @@
       <w:pPr>
         <w:pStyle w:val="3"/>
       </w:pPr>
-      <w:bookmarkStart w:id="39" w:name="_Toc15392"/>
+      <w:bookmarkStart w:id="39" w:name="_Toc9703"/>
       <w:r>
         <w:t>7.1 Data and design</w:t>
       </w:r>
@@ -30627,7 +30651,7 @@
       <w:pPr>
         <w:pStyle w:val="3"/>
       </w:pPr>
-      <w:bookmarkStart w:id="40" w:name="_Toc23273"/>
+      <w:bookmarkStart w:id="40" w:name="_Toc1022"/>
       <w:r>
         <w:t>7.2 How answers become model inputs</w:t>
       </w:r>
@@ -31274,7 +31298,7 @@
       <w:pPr>
         <w:pStyle w:val="3"/>
       </w:pPr>
-      <w:bookmarkStart w:id="41" w:name="_Toc4035"/>
+      <w:bookmarkStart w:id="41" w:name="_Toc27798"/>
       <w:r>
         <w:t>7.3 Model settings</w:t>
       </w:r>
@@ -31863,7 +31887,7 @@
       <w:pPr>
         <w:pStyle w:val="3"/>
       </w:pPr>
-      <w:bookmarkStart w:id="42" w:name="_Toc10882"/>
+      <w:bookmarkStart w:id="42" w:name="_Toc10730"/>
       <w:r>
         <w:t>7.4 Results</w:t>
       </w:r>
@@ -33653,7 +33677,7 @@
       <w:pPr>
         <w:pStyle w:val="3"/>
       </w:pPr>
-      <w:bookmarkStart w:id="43" w:name="_Toc10128"/>
+      <w:bookmarkStart w:id="43" w:name="_Toc19850"/>
       <w:r>
         <w:t>7.5 What the user sees and why</w:t>
       </w:r>
@@ -34429,7 +34453,7 @@
       <w:pPr>
         <w:pStyle w:val="3"/>
       </w:pPr>
-      <w:bookmarkStart w:id="44" w:name="_Toc7414"/>
+      <w:bookmarkStart w:id="44" w:name="_Toc19712"/>
       <w:r>
         <w:t>7.6 Behaviour check through the API</w:t>
       </w:r>
@@ -35383,7 +35407,7 @@
       <w:pPr>
         <w:pStyle w:val="3"/>
       </w:pPr>
-      <w:bookmarkStart w:id="45" w:name="_Toc14785"/>
+      <w:bookmarkStart w:id="45" w:name="_Toc22537"/>
       <w:r>
         <w:t>7.7 Deviation from the scope document</w:t>
       </w:r>
@@ -35402,7 +35426,7 @@
       <w:pPr>
         <w:pStyle w:val="3"/>
       </w:pPr>
-      <w:bookmarkStart w:id="46" w:name="_Toc25690"/>
+      <w:bookmarkStart w:id="46" w:name="_Toc352"/>
       <w:r>
         <w:t>7.8 Limitations</w:t>
       </w:r>
@@ -35449,7 +35473,7 @@
         <w:pStyle w:val="2"/>
         <w:pageBreakBefore w:val="0"/>
       </w:pPr>
-      <w:bookmarkStart w:id="47" w:name="_Toc14806"/>
+      <w:bookmarkStart w:id="47" w:name="_Toc12789"/>
       <w:r>
         <w:t>8. Other parts of the breast module</w:t>
       </w:r>
@@ -35517,7 +35541,7 @@
         <w:pStyle w:val="2"/>
         <w:pageBreakBefore w:val="0"/>
       </w:pPr>
-      <w:bookmarkStart w:id="48" w:name="_Toc28925"/>
+      <w:bookmarkStart w:id="48" w:name="_Toc13979"/>
       <w:r>
         <w:t>9. Deployment and demo build</w:t>
       </w:r>
@@ -35527,7 +35551,7 @@
       <w:pPr>
         <w:pStyle w:val="3"/>
       </w:pPr>
-      <w:bookmarkStart w:id="49" w:name="_Toc15976"/>
+      <w:bookmarkStart w:id="49" w:name="_Toc20716"/>
       <w:r>
         <w:t>9.1 Hosting options considered</w:t>
       </w:r>
@@ -35888,7 +35912,7 @@
       <w:pPr>
         <w:pStyle w:val="3"/>
       </w:pPr>
-      <w:bookmarkStart w:id="50" w:name="_Toc28790"/>
+      <w:bookmarkStart w:id="50" w:name="_Toc1756"/>
       <w:r>
         <w:t>9.2 Demo procedure</w:t>
       </w:r>
@@ -35927,14 +35951,30 @@
           <w:b w:val="0"/>
           <w:i w:val="0"/>
         </w:rPr>
-        <w:t>Keep the PC awake during the demo; press Enter in the script window to stop everything.</w:t>
+        <w:t>Keep the PC awake during the demo. Do not type or paste anything in the script window: pressing Enter there stops the server and the tunnel, and the address must be pasted into the phone app instead.</w:t>
+      </w:r>
+    </w:p>
+    <w:p>
+      <w:r>
+        <w:rPr>
+          <w:b/>
+          <w:i w:val="0"/>
+        </w:rPr>
+        <w:t>Lesson from the first phone run (20 September 2026).</w:t>
+      </w:r>
+      <w:r>
+        <w:rPr>
+          <w:b w:val="0"/>
+          <w:i w:val="0"/>
+        </w:rPr>
+        <w:t xml:space="preserve"> The first attempt failed because the address was pasted into the script window's "press Enter to stop" prompt, which shut the server and tunnel down (and the emulator default address was typed instead of the tunnel address). After restarting the script and pasting the new address into the app, the app connected and worked. The script's stop prompt now says clearly not to type or paste there, and a harmless clean-up error message about the temporary log file (caused by the short Windows temp path) was removed.</w:t>
       </w:r>
     </w:p>
     <w:p>
       <w:pPr>
         <w:pStyle w:val="3"/>
       </w:pPr>
-      <w:bookmarkStart w:id="51" w:name="_Toc29324"/>
+      <w:bookmarkStart w:id="51" w:name="_Toc7501"/>
       <w:r>
         <w:t>9.3 Build environment and workarounds</w:t>
       </w:r>
@@ -36355,7 +36395,7 @@
       <w:pPr>
         <w:pStyle w:val="3"/>
       </w:pPr>
-      <w:bookmarkStart w:id="52" w:name="_Toc11770"/>
+      <w:bookmarkStart w:id="52" w:name="_Toc7272"/>
       <w:r>
         <w:t>9.4 APK builds</w:t>
       </w:r>
@@ -36656,7 +36696,7 @@
           <w:color w:val="555555"/>
           <w:sz w:val="17"/>
         </w:rPr>
-        <w:t>Both builds pass apksigner verification and request INTERNET, POST_NOTIFICATIONS, RECEIVE_BOOT_COMPLETED and VIBRATE. The file is copied to the user's Desktop as femora-release-arm64.apk. It has not yet been run on a physical phone.</w:t>
+        <w:t>Both builds pass apksigner verification and request INTERNET, POST_NOTIFICATIONS, RECEIVE_BOOT_COMPLETED and VIBRATE. The file is copied to the user's Desktop as femora-release-arm64.apk. Build 1 was installed and run on the developer's phone on 20 September 2026 (section 10).</w:t>
       </w:r>
     </w:p>
     <w:p>
@@ -36664,7 +36704,7 @@
         <w:pStyle w:val="2"/>
         <w:pageBreakBefore w:val="0"/>
       </w:pPr>
-      <w:bookmarkStart w:id="53" w:name="_Toc22350"/>
+      <w:bookmarkStart w:id="53" w:name="_Toc22081"/>
       <w:r>
         <w:t>10. Verification and testing</w:t>
       </w:r>
@@ -37488,6 +37528,85 @@
           </w:p>
         </w:tc>
       </w:tr>
+      <w:tr>
+        <w:tblPrEx>
+          <w:tblBorders>
+            <w:top w:val="single" w:color="D9C3CC" w:sz="4" w:space="0"/>
+            <w:left w:val="single" w:color="D9C3CC" w:sz="4" w:space="0"/>
+            <w:bottom w:val="single" w:color="D9C3CC" w:sz="4" w:space="0"/>
+            <w:right w:val="single" w:color="D9C3CC" w:sz="4" w:space="0"/>
+            <w:insideH w:val="single" w:color="D9C3CC" w:sz="4" w:space="0"/>
+            <w:insideV w:val="single" w:color="D9C3CC" w:sz="4" w:space="0"/>
+          </w:tblBorders>
+          <w:tblCellMar>
+            <w:top w:w="50" w:type="dxa"/>
+            <w:left w:w="90" w:type="dxa"/>
+            <w:bottom w:w="50" w:type="dxa"/>
+            <w:right w:w="90" w:type="dxa"/>
+          </w:tblCellMar>
+        </w:tblPrEx>
+        <w:trPr>
+          <w:cantSplit/>
+          <w:jc w:val="center"/>
+        </w:trPr>
+        <w:tc>
+          <w:tcPr>
+            <w:tcW w:w="2041" w:type="dxa"/>
+            <w:shd w:val="clear" w:color="auto" w:fill="FBE9EF"/>
+          </w:tcPr>
+          <w:p>
+            <w:pPr>
+              <w:spacing w:after="0" w:line="240" w:lineRule="auto"/>
+            </w:pPr>
+            <w:r>
+              <w:rPr>
+                <w:b w:val="0"/>
+                <w:i w:val="0"/>
+                <w:sz w:val="18"/>
+              </w:rPr>
+              <w:t>First run on a real phone</w:t>
+            </w:r>
+          </w:p>
+        </w:tc>
+        <w:tc>
+          <w:tcPr>
+            <w:tcW w:w="4082" w:type="dxa"/>
+            <w:shd w:val="clear" w:color="auto" w:fill="FBE9EF"/>
+          </w:tcPr>
+          <w:p>
+            <w:pPr>
+              <w:spacing w:after="0" w:line="240" w:lineRule="auto"/>
+            </w:pPr>
+            <w:r>
+              <w:rPr>
+                <w:b w:val="0"/>
+                <w:i w:val="0"/>
+                <w:sz w:val="18"/>
+              </w:rPr>
+              <w:t>APK installed on the developer's phone; demo script started; tunnel address pasted into the in-app Server address dialog</w:t>
+            </w:r>
+          </w:p>
+        </w:tc>
+        <w:tc>
+          <w:tcPr>
+            <w:tcW w:w="3288" w:type="dxa"/>
+            <w:shd w:val="clear" w:color="auto" w:fill="FBE9EF"/>
+          </w:tcPr>
+          <w:p>
+            <w:pPr>
+              <w:spacing w:after="0" w:line="240" w:lineRule="auto"/>
+            </w:pPr>
+            <w:r>
+              <w:rPr>
+                <w:b w:val="0"/>
+                <w:i w:val="0"/>
+                <w:sz w:val="18"/>
+              </w:rPr>
+              <w:t>Connected and working, confirmed by the developer after one retry (see the lesson in section 9.2)</w:t>
+            </w:r>
+          </w:p>
+        </w:tc>
+      </w:tr>
     </w:tbl>
     <w:p>
       <w:pPr>
@@ -37507,7 +37626,7 @@
           <w:b w:val="0"/>
           <w:i w:val="0"/>
         </w:rPr>
-        <w:t xml:space="preserve"> the APK has not yet been run on a physical phone; the server-address dialog has been tested for its logic but not clicked through on a device; the backend Docker image has not been built; one older template test (widget_test.dart, which looks for the text "Femora" on the first screen) fails and also fails on the previous main branch.</w:t>
+        <w:t xml:space="preserve"> the phone run was confirmed as working in general; each feature (both questionnaires, scan upload with the demo scans and a wrong image, heatmap toggle, self-exam reminder notification) was not itemised, so per-feature results on the phone are not yet recorded. The backend Docker image has not been built. One older template test (widget_test.dart, which looks for the text "Femora" on the first screen) fails and also fails on the previous main branch.</w:t>
       </w:r>
     </w:p>
     <w:p>
@@ -37515,7 +37634,7 @@
         <w:pStyle w:val="2"/>
         <w:pageBreakBefore w:val="0"/>
       </w:pPr>
-      <w:bookmarkStart w:id="54" w:name="_Toc9832"/>
+      <w:bookmarkStart w:id="54" w:name="_Toc18411"/>
       <w:r>
         <w:t>11. Limitations, ethics and risks</w:t>
       </w:r>
@@ -37525,7 +37644,7 @@
       <w:pPr>
         <w:pStyle w:val="3"/>
       </w:pPr>
-      <w:bookmarkStart w:id="55" w:name="_Toc32270"/>
+      <w:bookmarkStart w:id="55" w:name="_Toc1856"/>
       <w:r>
         <w:t>11.1 Failure modes and mitigations</w:t>
       </w:r>
@@ -37574,6 +37693,14 @@
       </w:tblGrid>
       <w:tr>
         <w:tblPrEx>
+          <w:tblBorders>
+            <w:top w:val="single" w:color="D9C3CC" w:sz="4" w:space="0"/>
+            <w:left w:val="single" w:color="D9C3CC" w:sz="4" w:space="0"/>
+            <w:bottom w:val="single" w:color="D9C3CC" w:sz="4" w:space="0"/>
+            <w:right w:val="single" w:color="D9C3CC" w:sz="4" w:space="0"/>
+            <w:insideH w:val="single" w:color="D9C3CC" w:sz="4" w:space="0"/>
+            <w:insideV w:val="single" w:color="D9C3CC" w:sz="4" w:space="0"/>
+          </w:tblBorders>
           <w:tblCellMar>
             <w:top w:w="50" w:type="dxa"/>
             <w:left w:w="90" w:type="dxa"/>
@@ -38374,7 +38501,7 @@
       <w:pPr>
         <w:pStyle w:val="3"/>
       </w:pPr>
-      <w:bookmarkStart w:id="56" w:name="_Toc30125"/>
+      <w:bookmarkStart w:id="56" w:name="_Toc30323"/>
       <w:r>
         <w:t>11.2 Ethical and legal points</w:t>
       </w:r>
@@ -38479,7 +38606,7 @@
       <w:pPr>
         <w:pStyle w:val="3"/>
       </w:pPr>
-      <w:bookmarkStart w:id="57" w:name="_Toc27337"/>
+      <w:bookmarkStart w:id="57" w:name="_Toc8886"/>
       <w:r>
         <w:t>11.3 Other limitations</w:t>
       </w:r>
@@ -38566,7 +38693,7 @@
         <w:pStyle w:val="2"/>
         <w:pageBreakBefore w:val="0"/>
       </w:pPr>
-      <w:bookmarkStart w:id="58" w:name="_Toc12410"/>
+      <w:bookmarkStart w:id="58" w:name="_Toc27658"/>
       <w:r>
         <w:t>12. Remaining work and recommended order</w:t>
       </w:r>
@@ -39267,7 +39394,7 @@
         <w:pStyle w:val="2"/>
         <w:pageBreakBefore w:val="0"/>
       </w:pPr>
-      <w:bookmarkStart w:id="59" w:name="_Toc1420"/>
+      <w:bookmarkStart w:id="59" w:name="_Toc12964"/>
       <w:r>
         <w:t>13. Conclusion</w:t>
       </w:r>
@@ -39287,7 +39414,7 @@
         <w:pStyle w:val="2"/>
         <w:pageBreakBefore/>
       </w:pPr>
-      <w:bookmarkStart w:id="60" w:name="_Toc5206"/>
+      <w:bookmarkStart w:id="60" w:name="_Toc4169"/>
       <w:r>
         <w:t>Appendix A. Metric glossary</w:t>
       </w:r>
@@ -40467,7 +40594,7 @@
         <w:pStyle w:val="2"/>
         <w:pageBreakBefore w:val="0"/>
       </w:pPr>
-      <w:bookmarkStart w:id="61" w:name="_Toc31911"/>
+      <w:bookmarkStart w:id="61" w:name="_Toc22386"/>
       <w:r>
         <w:t>Appendix B. Reproducibility</w:t>
       </w:r>
@@ -41066,7 +41193,7 @@
         <w:pStyle w:val="2"/>
         <w:pageBreakBefore w:val="0"/>
       </w:pPr>
-      <w:bookmarkStart w:id="62" w:name="_Toc2453"/>
+      <w:bookmarkStart w:id="62" w:name="_Toc17501"/>
       <w:r>
         <w:t>Appendix C. Data sources and citations</w:t>
       </w:r>
@@ -41173,7 +41300,7 @@
         <w:pStyle w:val="2"/>
         <w:pageBreakBefore w:val="0"/>
       </w:pPr>
-      <w:bookmarkStart w:id="63" w:name="_Toc17757"/>
+      <w:bookmarkStart w:id="63" w:name="_Toc20058"/>
       <w:r>
         <w:t>Appendix D. Key decisions and why</w:t>
       </w:r>
@@ -41881,7 +42008,7 @@
         <w:pStyle w:val="2"/>
         <w:pageBreakBefore w:val="0"/>
       </w:pPr>
-      <w:bookmarkStart w:id="64" w:name="_Toc3518"/>
+      <w:bookmarkStart w:id="64" w:name="_Toc13906"/>
       <w:r>
         <w:t>Appendix E. Commit history (main branch)</w:t>
       </w:r>
@@ -42795,7 +42922,7 @@
         <w:pStyle w:val="2"/>
         <w:pageBreakBefore w:val="0"/>
       </w:pPr>
-      <w:bookmarkStart w:id="65" w:name="_Toc5919"/>
+      <w:bookmarkStart w:id="65" w:name="_Toc17421"/>
       <w:r>
         <w:t>Appendix F. Questions a panel may ask</w:t>
       </w:r>
@@ -44873,8 +45000,8 @@
     <w:lsdException w:uiPriority="99" w:name="Normal Indent"/>
     <w:lsdException w:uiPriority="99" w:name="footnote text"/>
     <w:lsdException w:uiPriority="99" w:name="annotation text"/>
-    <w:lsdException w:uiPriority="99" w:semiHidden="0" w:name="header"/>
-    <w:lsdException w:uiPriority="99" w:semiHidden="0" w:name="footer"/>
+    <w:lsdException w:qFormat="1" w:uiPriority="99" w:semiHidden="0" w:name="header"/>
+    <w:lsdException w:qFormat="1" w:uiPriority="99" w:semiHidden="0" w:name="footer"/>
     <w:lsdException w:uiPriority="99" w:name="index heading"/>
     <w:lsdException w:qFormat="1" w:uiPriority="35" w:name="caption"/>
     <w:lsdException w:uiPriority="99" w:name="table of figures"/>
@@ -44887,32 +45014,32 @@
     <w:lsdException w:uiPriority="99" w:name="endnote reference"/>
     <w:lsdException w:uiPriority="99" w:name="endnote text"/>
     <w:lsdException w:uiPriority="99" w:name="table of authorities"/>
-    <w:lsdException w:uiPriority="99" w:semiHidden="0" w:name="macro"/>
+    <w:lsdException w:qFormat="1" w:uiPriority="99" w:semiHidden="0" w:name="macro"/>
     <w:lsdException w:uiPriority="99" w:name="toa heading"/>
     <w:lsdException w:qFormat="1" w:uiPriority="99" w:semiHidden="0" w:name="List"/>
-    <w:lsdException w:uiPriority="99" w:semiHidden="0" w:name="List Bullet"/>
-    <w:lsdException w:uiPriority="99" w:semiHidden="0" w:name="List Number"/>
+    <w:lsdException w:qFormat="1" w:uiPriority="99" w:semiHidden="0" w:name="List Bullet"/>
+    <w:lsdException w:qFormat="1" w:uiPriority="99" w:semiHidden="0" w:name="List Number"/>
     <w:lsdException w:qFormat="1" w:uiPriority="99" w:semiHidden="0" w:name="List 2"/>
-    <w:lsdException w:uiPriority="99" w:semiHidden="0" w:name="List 3"/>
+    <w:lsdException w:qFormat="1" w:uiPriority="99" w:semiHidden="0" w:name="List 3"/>
     <w:lsdException w:uiPriority="99" w:name="List 4"/>
     <w:lsdException w:uiPriority="99" w:name="List 5"/>
-    <w:lsdException w:uiPriority="99" w:semiHidden="0" w:name="List Bullet 2"/>
-    <w:lsdException w:uiPriority="99" w:semiHidden="0" w:name="List Bullet 3"/>
+    <w:lsdException w:qFormat="1" w:uiPriority="99" w:semiHidden="0" w:name="List Bullet 2"/>
+    <w:lsdException w:qFormat="1" w:uiPriority="99" w:semiHidden="0" w:name="List Bullet 3"/>
     <w:lsdException w:uiPriority="99" w:name="List Bullet 4"/>
     <w:lsdException w:uiPriority="99" w:name="List Bullet 5"/>
-    <w:lsdException w:uiPriority="99" w:semiHidden="0" w:name="List Number 2"/>
-    <w:lsdException w:uiPriority="99" w:semiHidden="0" w:name="List Number 3"/>
+    <w:lsdException w:qFormat="1" w:uiPriority="99" w:semiHidden="0" w:name="List Number 2"/>
+    <w:lsdException w:qFormat="1" w:uiPriority="99" w:semiHidden="0" w:name="List Number 3"/>
     <w:lsdException w:uiPriority="99" w:name="List Number 4"/>
     <w:lsdException w:uiPriority="99" w:name="List Number 5"/>
     <w:lsdException w:qFormat="1" w:unhideWhenUsed="0" w:uiPriority="10" w:semiHidden="0" w:name="Title"/>
     <w:lsdException w:uiPriority="99" w:name="Closing"/>
     <w:lsdException w:uiPriority="99" w:name="Signature"/>
     <w:lsdException w:qFormat="1" w:uiPriority="1" w:name="Default Paragraph Font"/>
-    <w:lsdException w:uiPriority="99" w:semiHidden="0" w:name="Body Text"/>
+    <w:lsdException w:qFormat="1" w:uiPriority="99" w:semiHidden="0" w:name="Body Text"/>
     <w:lsdException w:uiPriority="99" w:name="Body Text Indent"/>
-    <w:lsdException w:uiPriority="99" w:semiHidden="0" w:name="List Continue"/>
-    <w:lsdException w:uiPriority="99" w:semiHidden="0" w:name="List Continue 2"/>
-    <w:lsdException w:uiPriority="99" w:semiHidden="0" w:name="List Continue 3"/>
+    <w:lsdException w:qFormat="1" w:uiPriority="99" w:semiHidden="0" w:name="List Continue"/>
+    <w:lsdException w:qFormat="1" w:uiPriority="99" w:semiHidden="0" w:name="List Continue 2"/>
+    <w:lsdException w:qFormat="1" w:uiPriority="99" w:semiHidden="0" w:name="List Continue 3"/>
     <w:lsdException w:uiPriority="99" w:name="List Continue 4"/>
     <w:lsdException w:uiPriority="99" w:name="List Continue 5"/>
     <w:lsdException w:uiPriority="99" w:name="Message Header"/>
@@ -44922,8 +45049,8 @@
     <w:lsdException w:uiPriority="99" w:name="Body Text First Indent"/>
     <w:lsdException w:uiPriority="99" w:name="Body Text First Indent 2"/>
     <w:lsdException w:uiPriority="99" w:name="Note Heading"/>
-    <w:lsdException w:uiPriority="99" w:semiHidden="0" w:name="Body Text 2"/>
-    <w:lsdException w:uiPriority="99" w:semiHidden="0" w:name="Body Text 3"/>
+    <w:lsdException w:qFormat="1" w:uiPriority="99" w:semiHidden="0" w:name="Body Text 2"/>
+    <w:lsdException w:qFormat="1" w:uiPriority="99" w:semiHidden="0" w:name="Body Text 3"/>
     <w:lsdException w:uiPriority="99" w:name="Body Text Indent 2"/>
     <w:lsdException w:uiPriority="99" w:name="Body Text Indent 3"/>
     <w:lsdException w:uiPriority="99" w:name="Block Text"/>
@@ -44990,11 +45117,11 @@
     <w:lsdException w:uiPriority="99" w:name="Table Web 2"/>
     <w:lsdException w:uiPriority="99" w:name="Table Web 3"/>
     <w:lsdException w:uiPriority="99" w:name="Balloon Text"/>
-    <w:lsdException w:qFormat="1" w:unhideWhenUsed="0" w:uiPriority="59" w:semiHidden="0" w:name="Table Grid"/>
+    <w:lsdException w:unhideWhenUsed="0" w:uiPriority="59" w:semiHidden="0" w:name="Table Grid"/>
     <w:lsdException w:uiPriority="99" w:name="Table Theme"/>
     <w:lsdException w:qFormat="1" w:unhideWhenUsed="0" w:uiPriority="1" w:semiHidden="0" w:name="No Spacing"/>
     <w:lsdException w:unhideWhenUsed="0" w:uiPriority="60" w:semiHidden="0" w:name="Light Shading"/>
-    <w:lsdException w:qFormat="1" w:unhideWhenUsed="0" w:uiPriority="61" w:semiHidden="0" w:name="Light List"/>
+    <w:lsdException w:unhideWhenUsed="0" w:uiPriority="61" w:semiHidden="0" w:name="Light List"/>
     <w:lsdException w:unhideWhenUsed="0" w:uiPriority="62" w:semiHidden="0" w:name="Light Grid"/>
     <w:lsdException w:unhideWhenUsed="0" w:uiPriority="63" w:semiHidden="0" w:name="Medium Shading 1"/>
     <w:lsdException w:unhideWhenUsed="0" w:uiPriority="64" w:semiHidden="0" w:name="Medium Shading 2"/>
@@ -45009,7 +45136,7 @@
     <w:lsdException w:unhideWhenUsed="0" w:uiPriority="73" w:semiHidden="0" w:name="Colorful Grid"/>
     <w:lsdException w:unhideWhenUsed="0" w:uiPriority="60" w:semiHidden="0" w:name="Light Shading Accent 1"/>
     <w:lsdException w:unhideWhenUsed="0" w:uiPriority="61" w:semiHidden="0" w:name="Light List Accent 1"/>
-    <w:lsdException w:qFormat="1" w:unhideWhenUsed="0" w:uiPriority="62" w:semiHidden="0" w:name="Light Grid Accent 1"/>
+    <w:lsdException w:unhideWhenUsed="0" w:uiPriority="62" w:semiHidden="0" w:name="Light Grid Accent 1"/>
     <w:lsdException w:unhideWhenUsed="0" w:uiPriority="63" w:semiHidden="0" w:name="Medium Shading 1 Accent 1"/>
     <w:lsdException w:unhideWhenUsed="0" w:uiPriority="64" w:semiHidden="0" w:name="Medium Shading 2 Accent 1"/>
     <w:lsdException w:unhideWhenUsed="0" w:uiPriority="65" w:semiHidden="0" w:name="Medium List 1 Accent 1"/>
@@ -45026,7 +45153,7 @@
     <w:lsdException w:unhideWhenUsed="0" w:uiPriority="73" w:semiHidden="0" w:name="Colorful Grid Accent 1"/>
     <w:lsdException w:unhideWhenUsed="0" w:uiPriority="60" w:semiHidden="0" w:name="Light Shading Accent 2"/>
     <w:lsdException w:unhideWhenUsed="0" w:uiPriority="61" w:semiHidden="0" w:name="Light List Accent 2"/>
-    <w:lsdException w:qFormat="1" w:unhideWhenUsed="0" w:uiPriority="62" w:semiHidden="0" w:name="Light Grid Accent 2"/>
+    <w:lsdException w:unhideWhenUsed="0" w:uiPriority="62" w:semiHidden="0" w:name="Light Grid Accent 2"/>
     <w:lsdException w:unhideWhenUsed="0" w:uiPriority="63" w:semiHidden="0" w:name="Medium Shading 1 Accent 2"/>
     <w:lsdException w:unhideWhenUsed="0" w:uiPriority="64" w:semiHidden="0" w:name="Medium Shading 2 Accent 2"/>
     <w:lsdException w:unhideWhenUsed="0" w:uiPriority="65" w:semiHidden="0" w:name="Medium List 1 Accent 2"/>
@@ -45039,7 +45166,7 @@
     <w:lsdException w:unhideWhenUsed="0" w:uiPriority="72" w:semiHidden="0" w:name="Colorful List Accent 2"/>
     <w:lsdException w:unhideWhenUsed="0" w:uiPriority="73" w:semiHidden="0" w:name="Colorful Grid Accent 2"/>
     <w:lsdException w:unhideWhenUsed="0" w:uiPriority="60" w:semiHidden="0" w:name="Light Shading Accent 3"/>
-    <w:lsdException w:qFormat="1" w:unhideWhenUsed="0" w:uiPriority="61" w:semiHidden="0" w:name="Light List Accent 3"/>
+    <w:lsdException w:unhideWhenUsed="0" w:uiPriority="61" w:semiHidden="0" w:name="Light List Accent 3"/>
     <w:lsdException w:unhideWhenUsed="0" w:uiPriority="62" w:semiHidden="0" w:name="Light Grid Accent 3"/>
     <w:lsdException w:unhideWhenUsed="0" w:uiPriority="63" w:semiHidden="0" w:name="Medium Shading 1 Accent 3"/>
     <w:lsdException w:unhideWhenUsed="0" w:uiPriority="64" w:semiHidden="0" w:name="Medium Shading 2 Accent 3"/>
@@ -45363,6 +45490,7 @@
     <w:basedOn w:val="1"/>
     <w:link w:val="146"/>
     <w:unhideWhenUsed/>
+    <w:qFormat/>
     <w:uiPriority w:val="99"/>
     <w:pPr>
       <w:spacing w:after="120"/>
@@ -45373,6 +45501,7 @@
     <w:basedOn w:val="1"/>
     <w:link w:val="147"/>
     <w:unhideWhenUsed/>
+    <w:qFormat/>
     <w:uiPriority w:val="99"/>
     <w:pPr>
       <w:spacing w:after="120" w:line="480" w:lineRule="auto"/>
@@ -45383,6 +45512,7 @@
     <w:basedOn w:val="1"/>
     <w:link w:val="148"/>
     <w:unhideWhenUsed/>
+    <w:qFormat/>
     <w:uiPriority w:val="99"/>
     <w:pPr>
       <w:spacing w:after="120"/>
@@ -45426,6 +45556,7 @@
     <w:basedOn w:val="1"/>
     <w:link w:val="138"/>
     <w:unhideWhenUsed/>
+    <w:qFormat/>
     <w:uiPriority w:val="99"/>
     <w:pPr>
       <w:tabs>
@@ -45440,6 +45571,7 @@
     <w:basedOn w:val="1"/>
     <w:link w:val="137"/>
     <w:unhideWhenUsed/>
+    <w:qFormat/>
     <w:uiPriority w:val="99"/>
     <w:pPr>
       <w:tabs>
@@ -45475,6 +45607,7 @@
     <w:name w:val="List 3"/>
     <w:basedOn w:val="1"/>
     <w:unhideWhenUsed/>
+    <w:qFormat/>
     <w:uiPriority w:val="99"/>
     <w:pPr>
       <w:ind w:left="1080" w:hanging="360"/>
@@ -45485,6 +45618,7 @@
     <w:name w:val="List Bullet"/>
     <w:basedOn w:val="1"/>
     <w:unhideWhenUsed/>
+    <w:qFormat/>
     <w:uiPriority w:val="99"/>
     <w:pPr>
       <w:numPr>
@@ -45503,6 +45637,7 @@
     <w:name w:val="List Bullet 2"/>
     <w:basedOn w:val="1"/>
     <w:unhideWhenUsed/>
+    <w:qFormat/>
     <w:uiPriority w:val="99"/>
     <w:pPr>
       <w:numPr>
@@ -45516,6 +45651,7 @@
     <w:name w:val="List Bullet 3"/>
     <w:basedOn w:val="1"/>
     <w:unhideWhenUsed/>
+    <w:qFormat/>
     <w:uiPriority w:val="99"/>
     <w:pPr>
       <w:numPr>
@@ -45529,6 +45665,7 @@
     <w:name w:val="List Continue"/>
     <w:basedOn w:val="1"/>
     <w:unhideWhenUsed/>
+    <w:qFormat/>
     <w:uiPriority w:val="99"/>
     <w:pPr>
       <w:spacing w:after="120"/>
@@ -45540,6 +45677,7 @@
     <w:name w:val="List Continue 2"/>
     <w:basedOn w:val="1"/>
     <w:unhideWhenUsed/>
+    <w:qFormat/>
     <w:uiPriority w:val="99"/>
     <w:pPr>
       <w:spacing w:after="120"/>
@@ -45551,6 +45689,7 @@
     <w:name w:val="List Continue 3"/>
     <w:basedOn w:val="1"/>
     <w:unhideWhenUsed/>
+    <w:qFormat/>
     <w:uiPriority w:val="99"/>
     <w:pPr>
       <w:spacing w:after="120"/>
@@ -45562,6 +45701,7 @@
     <w:name w:val="List Number"/>
     <w:basedOn w:val="1"/>
     <w:unhideWhenUsed/>
+    <w:qFormat/>
     <w:uiPriority w:val="99"/>
     <w:pPr>
       <w:numPr>
@@ -45575,6 +45715,7 @@
     <w:name w:val="List Number 2"/>
     <w:basedOn w:val="1"/>
     <w:unhideWhenUsed/>
+    <w:qFormat/>
     <w:uiPriority w:val="99"/>
     <w:pPr>
       <w:numPr>
@@ -45588,6 +45729,7 @@
     <w:name w:val="List Number 3"/>
     <w:basedOn w:val="1"/>
     <w:unhideWhenUsed/>
+    <w:qFormat/>
     <w:uiPriority w:val="99"/>
     <w:pPr>
       <w:numPr>
@@ -45601,6 +45743,7 @@
     <w:name w:val="macro"/>
     <w:link w:val="149"/>
     <w:unhideWhenUsed/>
+    <w:qFormat/>
     <w:uiPriority w:val="99"/>
     <w:pPr>
       <w:tabs>
@@ -45656,7 +45799,6 @@
   <w:style w:type="table" w:styleId="35">
     <w:name w:val="Table Grid"/>
     <w:basedOn w:val="12"/>
-    <w:qFormat/>
     <w:uiPriority w:val="59"/>
     <w:pPr>
       <w:spacing w:after="0" w:line="240" w:lineRule="auto"/>
@@ -46427,7 +46569,6 @@
   <w:style w:type="table" w:styleId="46">
     <w:name w:val="Light List"/>
     <w:basedOn w:val="12"/>
-    <w:qFormat/>
     <w:uiPriority w:val="61"/>
     <w:pPr>
       <w:spacing w:after="0" w:line="240" w:lineRule="auto"/>
@@ -46707,7 +46848,6 @@
   <w:style w:type="table" w:styleId="49">
     <w:name w:val="Light List Accent 3"/>
     <w:basedOn w:val="12"/>
-    <w:qFormat/>
     <w:uiPriority w:val="61"/>
     <w:pPr>
       <w:spacing w:after="0" w:line="240" w:lineRule="auto"/>
@@ -47206,7 +47346,6 @@
   <w:style w:type="table" w:styleId="54">
     <w:name w:val="Light Grid Accent 1"/>
     <w:basedOn w:val="12"/>
-    <w:qFormat/>
     <w:uiPriority w:val="62"/>
     <w:pPr>
       <w:spacing w:after="0" w:line="240" w:lineRule="auto"/>
@@ -47333,7 +47472,6 @@
   <w:style w:type="table" w:styleId="55">
     <w:name w:val="Light Grid Accent 2"/>
     <w:basedOn w:val="12"/>
-    <w:qFormat/>
     <w:uiPriority w:val="62"/>
     <w:pPr>
       <w:spacing w:after="0" w:line="240" w:lineRule="auto"/>
@@ -57150,6 +57288,7 @@
     <w:name w:val="Footer Char"/>
     <w:basedOn w:val="11"/>
     <w:link w:val="18"/>
+    <w:qFormat/>
     <w:uiPriority w:val="99"/>
   </w:style>
   <w:style w:type="paragraph" w:styleId="139">
@@ -57205,6 +57344,7 @@
     <w:name w:val="Heading 3 Char"/>
     <w:basedOn w:val="11"/>
     <w:link w:val="4"/>
+    <w:qFormat/>
     <w:uiPriority w:val="9"/>
     <w:rPr>
       <w:rFonts w:asciiTheme="majorHAnsi" w:hAnsiTheme="majorHAnsi" w:eastAsiaTheme="majorEastAsia" w:cstheme="majorBidi"/>
@@ -57222,6 +57362,7 @@
     <w:name w:val="Title Char"/>
     <w:basedOn w:val="11"/>
     <w:link w:val="36"/>
+    <w:qFormat/>
     <w:uiPriority w:val="10"/>
     <w:rPr>
       <w:rFonts w:asciiTheme="majorHAnsi" w:hAnsiTheme="majorHAnsi" w:eastAsiaTheme="majorEastAsia" w:cstheme="majorBidi"/>
@@ -57236,6 +57377,7 @@
     <w:name w:val="Subtitle Char"/>
     <w:basedOn w:val="11"/>
     <w:link w:val="34"/>
+    <w:qFormat/>
     <w:uiPriority w:val="11"/>
     <w:rPr>
       <w:rFonts w:asciiTheme="majorHAnsi" w:hAnsiTheme="majorHAnsi" w:eastAsiaTheme="majorEastAsia" w:cstheme="majorBidi"/>
@@ -57280,6 +57422,7 @@
     <w:name w:val="Body Text 3 Char"/>
     <w:basedOn w:val="11"/>
     <w:link w:val="15"/>
+    <w:qFormat/>
     <w:uiPriority w:val="99"/>
     <w:rPr>
       <w:sz w:val="16"/>
@@ -57338,6 +57481,7 @@
     <w:basedOn w:val="11"/>
     <w:link w:val="5"/>
     <w:semiHidden/>
+    <w:qFormat/>
     <w:uiPriority w:val="9"/>
     <w:rPr>
       <w:rFonts w:asciiTheme="majorHAnsi" w:hAnsiTheme="majorHAnsi" w:eastAsiaTheme="majorEastAsia" w:cstheme="majorBidi"/>
@@ -57369,7 +57513,6 @@
     <w:basedOn w:val="11"/>
     <w:link w:val="7"/>
     <w:semiHidden/>
-    <w:qFormat/>
     <w:uiPriority w:val="9"/>
     <w:rPr>
       <w:rFonts w:asciiTheme="majorHAnsi" w:hAnsiTheme="majorHAnsi" w:eastAsiaTheme="majorEastAsia" w:cstheme="majorBidi"/>
@@ -57404,7 +57547,6 @@
     <w:basedOn w:val="11"/>
     <w:link w:val="9"/>
     <w:semiHidden/>
-    <w:qFormat/>
     <w:uiPriority w:val="9"/>
     <w:rPr>
       <w:rFonts w:asciiTheme="majorHAnsi" w:hAnsiTheme="majorHAnsi" w:eastAsiaTheme="majorEastAsia" w:cstheme="majorBidi"/>

--- a/scope doument/Femora - Project Progress and Technical Report.docx
+++ b/scope doument/Femora - Project Progress and Technical Report.docx
@@ -6,8 +6,8 @@
       <w:pPr>
         <w:spacing w:after="200"/>
       </w:pPr>
-      <w:bookmarkStart w:id="66" w:name="_GoBack"/>
-      <w:bookmarkEnd w:id="66"/>
+      <w:bookmarkStart w:id="67" w:name="_GoBack"/>
+      <w:bookmarkEnd w:id="67"/>
     </w:p>
     <w:p>
       <w:pPr>
@@ -98,14 +98,6 @@
         <w:gridCol w:w="7143"/>
       </w:tblGrid>
       <w:tr>
-        <w:tblPrEx>
-          <w:tblCellMar>
-            <w:top w:w="0" w:type="dxa"/>
-            <w:left w:w="108" w:type="dxa"/>
-            <w:bottom w:w="0" w:type="dxa"/>
-            <w:right w:w="108" w:type="dxa"/>
-          </w:tblCellMar>
-        </w:tblPrEx>
         <w:tc>
           <w:tcPr>
             <w:tcW w:w="2041" w:type="dxa"/>
@@ -402,7 +394,7 @@
         <w:fldChar w:fldCharType="begin"/>
       </w:r>
       <w:r>
-        <w:instrText xml:space="preserve"> HYPERLINK \l _Toc18048 </w:instrText>
+        <w:instrText xml:space="preserve"> HYPERLINK \l _Toc13185 </w:instrText>
       </w:r>
       <w:r>
         <w:fldChar w:fldCharType="separate"/>
@@ -417,7 +409,7 @@
         <w:fldChar w:fldCharType="begin"/>
       </w:r>
       <w:r>
-        <w:instrText xml:space="preserve"> PAGEREF _Toc18048 \h </w:instrText>
+        <w:instrText xml:space="preserve"> PAGEREF _Toc13185 \h </w:instrText>
       </w:r>
       <w:r>
         <w:fldChar w:fldCharType="separate"/>
@@ -443,7 +435,7 @@
         <w:fldChar w:fldCharType="begin"/>
       </w:r>
       <w:r>
-        <w:instrText xml:space="preserve"> HYPERLINK \l _Toc21959 </w:instrText>
+        <w:instrText xml:space="preserve"> HYPERLINK \l _Toc1868 </w:instrText>
       </w:r>
       <w:r>
         <w:fldChar w:fldCharType="separate"/>
@@ -458,7 +450,7 @@
         <w:fldChar w:fldCharType="begin"/>
       </w:r>
       <w:r>
-        <w:instrText xml:space="preserve"> PAGEREF _Toc21959 \h </w:instrText>
+        <w:instrText xml:space="preserve"> PAGEREF _Toc1868 \h </w:instrText>
       </w:r>
       <w:r>
         <w:fldChar w:fldCharType="separate"/>
@@ -484,7 +476,7 @@
         <w:fldChar w:fldCharType="begin"/>
       </w:r>
       <w:r>
-        <w:instrText xml:space="preserve"> HYPERLINK \l _Toc21421 </w:instrText>
+        <w:instrText xml:space="preserve"> HYPERLINK \l _Toc29416 </w:instrText>
       </w:r>
       <w:r>
         <w:fldChar w:fldCharType="separate"/>
@@ -499,7 +491,7 @@
         <w:fldChar w:fldCharType="begin"/>
       </w:r>
       <w:r>
-        <w:instrText xml:space="preserve"> PAGEREF _Toc21421 \h </w:instrText>
+        <w:instrText xml:space="preserve"> PAGEREF _Toc29416 \h </w:instrText>
       </w:r>
       <w:r>
         <w:fldChar w:fldCharType="separate"/>
@@ -525,7 +517,7 @@
         <w:fldChar w:fldCharType="begin"/>
       </w:r>
       <w:r>
-        <w:instrText xml:space="preserve"> HYPERLINK \l _Toc14776 </w:instrText>
+        <w:instrText xml:space="preserve"> HYPERLINK \l _Toc26767 </w:instrText>
       </w:r>
       <w:r>
         <w:fldChar w:fldCharType="separate"/>
@@ -540,7 +532,7 @@
         <w:fldChar w:fldCharType="begin"/>
       </w:r>
       <w:r>
-        <w:instrText xml:space="preserve"> PAGEREF _Toc14776 \h </w:instrText>
+        <w:instrText xml:space="preserve"> PAGEREF _Toc26767 \h </w:instrText>
       </w:r>
       <w:r>
         <w:fldChar w:fldCharType="separate"/>
@@ -566,7 +558,7 @@
         <w:fldChar w:fldCharType="begin"/>
       </w:r>
       <w:r>
-        <w:instrText xml:space="preserve"> HYPERLINK \l _Toc32659 </w:instrText>
+        <w:instrText xml:space="preserve"> HYPERLINK \l _Toc21978 </w:instrText>
       </w:r>
       <w:r>
         <w:fldChar w:fldCharType="separate"/>
@@ -581,7 +573,7 @@
         <w:fldChar w:fldCharType="begin"/>
       </w:r>
       <w:r>
-        <w:instrText xml:space="preserve"> PAGEREF _Toc32659 \h </w:instrText>
+        <w:instrText xml:space="preserve"> PAGEREF _Toc21978 \h </w:instrText>
       </w:r>
       <w:r>
         <w:fldChar w:fldCharType="separate"/>
@@ -607,7 +599,7 @@
         <w:fldChar w:fldCharType="begin"/>
       </w:r>
       <w:r>
-        <w:instrText xml:space="preserve"> HYPERLINK \l _Toc16509 </w:instrText>
+        <w:instrText xml:space="preserve"> HYPERLINK \l _Toc31779 </w:instrText>
       </w:r>
       <w:r>
         <w:fldChar w:fldCharType="separate"/>
@@ -622,7 +614,7 @@
         <w:fldChar w:fldCharType="begin"/>
       </w:r>
       <w:r>
-        <w:instrText xml:space="preserve"> PAGEREF _Toc16509 \h </w:instrText>
+        <w:instrText xml:space="preserve"> PAGEREF _Toc31779 \h </w:instrText>
       </w:r>
       <w:r>
         <w:fldChar w:fldCharType="separate"/>
@@ -648,7 +640,7 @@
         <w:fldChar w:fldCharType="begin"/>
       </w:r>
       <w:r>
-        <w:instrText xml:space="preserve"> HYPERLINK \l _Toc5884 </w:instrText>
+        <w:instrText xml:space="preserve"> HYPERLINK \l _Toc29686 </w:instrText>
       </w:r>
       <w:r>
         <w:fldChar w:fldCharType="separate"/>
@@ -663,7 +655,7 @@
         <w:fldChar w:fldCharType="begin"/>
       </w:r>
       <w:r>
-        <w:instrText xml:space="preserve"> PAGEREF _Toc5884 \h </w:instrText>
+        <w:instrText xml:space="preserve"> PAGEREF _Toc29686 \h </w:instrText>
       </w:r>
       <w:r>
         <w:fldChar w:fldCharType="separate"/>
@@ -689,7 +681,7 @@
         <w:fldChar w:fldCharType="begin"/>
       </w:r>
       <w:r>
-        <w:instrText xml:space="preserve"> HYPERLINK \l _Toc5566 </w:instrText>
+        <w:instrText xml:space="preserve"> HYPERLINK \l _Toc27877 </w:instrText>
       </w:r>
       <w:r>
         <w:fldChar w:fldCharType="separate"/>
@@ -704,7 +696,7 @@
         <w:fldChar w:fldCharType="begin"/>
       </w:r>
       <w:r>
-        <w:instrText xml:space="preserve"> PAGEREF _Toc5566 \h </w:instrText>
+        <w:instrText xml:space="preserve"> PAGEREF _Toc27877 \h </w:instrText>
       </w:r>
       <w:r>
         <w:fldChar w:fldCharType="separate"/>
@@ -730,7 +722,7 @@
         <w:fldChar w:fldCharType="begin"/>
       </w:r>
       <w:r>
-        <w:instrText xml:space="preserve"> HYPERLINK \l _Toc26855 </w:instrText>
+        <w:instrText xml:space="preserve"> HYPERLINK \l _Toc16274 </w:instrText>
       </w:r>
       <w:r>
         <w:fldChar w:fldCharType="separate"/>
@@ -745,7 +737,7 @@
         <w:fldChar w:fldCharType="begin"/>
       </w:r>
       <w:r>
-        <w:instrText xml:space="preserve"> PAGEREF _Toc26855 \h </w:instrText>
+        <w:instrText xml:space="preserve"> PAGEREF _Toc16274 \h </w:instrText>
       </w:r>
       <w:r>
         <w:fldChar w:fldCharType="separate"/>
@@ -771,7 +763,7 @@
         <w:fldChar w:fldCharType="begin"/>
       </w:r>
       <w:r>
-        <w:instrText xml:space="preserve"> HYPERLINK \l _Toc16011 </w:instrText>
+        <w:instrText xml:space="preserve"> HYPERLINK \l _Toc13072 </w:instrText>
       </w:r>
       <w:r>
         <w:fldChar w:fldCharType="separate"/>
@@ -786,7 +778,7 @@
         <w:fldChar w:fldCharType="begin"/>
       </w:r>
       <w:r>
-        <w:instrText xml:space="preserve"> PAGEREF _Toc16011 \h </w:instrText>
+        <w:instrText xml:space="preserve"> PAGEREF _Toc13072 \h </w:instrText>
       </w:r>
       <w:r>
         <w:fldChar w:fldCharType="separate"/>
@@ -812,7 +804,7 @@
         <w:fldChar w:fldCharType="begin"/>
       </w:r>
       <w:r>
-        <w:instrText xml:space="preserve"> HYPERLINK \l _Toc22518 </w:instrText>
+        <w:instrText xml:space="preserve"> HYPERLINK \l _Toc27184 </w:instrText>
       </w:r>
       <w:r>
         <w:fldChar w:fldCharType="separate"/>
@@ -827,7 +819,7 @@
         <w:fldChar w:fldCharType="begin"/>
       </w:r>
       <w:r>
-        <w:instrText xml:space="preserve"> PAGEREF _Toc22518 \h </w:instrText>
+        <w:instrText xml:space="preserve"> PAGEREF _Toc27184 \h </w:instrText>
       </w:r>
       <w:r>
         <w:fldChar w:fldCharType="separate"/>
@@ -853,7 +845,7 @@
         <w:fldChar w:fldCharType="begin"/>
       </w:r>
       <w:r>
-        <w:instrText xml:space="preserve"> HYPERLINK \l _Toc26019 </w:instrText>
+        <w:instrText xml:space="preserve"> HYPERLINK \l _Toc21362 </w:instrText>
       </w:r>
       <w:r>
         <w:fldChar w:fldCharType="separate"/>
@@ -868,7 +860,7 @@
         <w:fldChar w:fldCharType="begin"/>
       </w:r>
       <w:r>
-        <w:instrText xml:space="preserve"> PAGEREF _Toc26019 \h </w:instrText>
+        <w:instrText xml:space="preserve"> PAGEREF _Toc21362 \h </w:instrText>
       </w:r>
       <w:r>
         <w:fldChar w:fldCharType="separate"/>
@@ -894,7 +886,7 @@
         <w:fldChar w:fldCharType="begin"/>
       </w:r>
       <w:r>
-        <w:instrText xml:space="preserve"> HYPERLINK \l _Toc29695 </w:instrText>
+        <w:instrText xml:space="preserve"> HYPERLINK \l _Toc24952 </w:instrText>
       </w:r>
       <w:r>
         <w:fldChar w:fldCharType="separate"/>
@@ -909,7 +901,7 @@
         <w:fldChar w:fldCharType="begin"/>
       </w:r>
       <w:r>
-        <w:instrText xml:space="preserve"> PAGEREF _Toc29695 \h </w:instrText>
+        <w:instrText xml:space="preserve"> PAGEREF _Toc24952 \h </w:instrText>
       </w:r>
       <w:r>
         <w:fldChar w:fldCharType="separate"/>
@@ -935,7 +927,7 @@
         <w:fldChar w:fldCharType="begin"/>
       </w:r>
       <w:r>
-        <w:instrText xml:space="preserve"> HYPERLINK \l _Toc4918 </w:instrText>
+        <w:instrText xml:space="preserve"> HYPERLINK \l _Toc14581 </w:instrText>
       </w:r>
       <w:r>
         <w:fldChar w:fldCharType="separate"/>
@@ -950,7 +942,7 @@
         <w:fldChar w:fldCharType="begin"/>
       </w:r>
       <w:r>
-        <w:instrText xml:space="preserve"> PAGEREF _Toc4918 \h </w:instrText>
+        <w:instrText xml:space="preserve"> PAGEREF _Toc14581 \h </w:instrText>
       </w:r>
       <w:r>
         <w:fldChar w:fldCharType="separate"/>
@@ -976,7 +968,7 @@
         <w:fldChar w:fldCharType="begin"/>
       </w:r>
       <w:r>
-        <w:instrText xml:space="preserve"> HYPERLINK \l _Toc17758 </w:instrText>
+        <w:instrText xml:space="preserve"> HYPERLINK \l _Toc20738 </w:instrText>
       </w:r>
       <w:r>
         <w:fldChar w:fldCharType="separate"/>
@@ -991,7 +983,7 @@
         <w:fldChar w:fldCharType="begin"/>
       </w:r>
       <w:r>
-        <w:instrText xml:space="preserve"> PAGEREF _Toc17758 \h </w:instrText>
+        <w:instrText xml:space="preserve"> PAGEREF _Toc20738 \h </w:instrText>
       </w:r>
       <w:r>
         <w:fldChar w:fldCharType="separate"/>
@@ -1017,7 +1009,7 @@
         <w:fldChar w:fldCharType="begin"/>
       </w:r>
       <w:r>
-        <w:instrText xml:space="preserve"> HYPERLINK \l _Toc29553 </w:instrText>
+        <w:instrText xml:space="preserve"> HYPERLINK \l _Toc962 </w:instrText>
       </w:r>
       <w:r>
         <w:fldChar w:fldCharType="separate"/>
@@ -1032,7 +1024,7 @@
         <w:fldChar w:fldCharType="begin"/>
       </w:r>
       <w:r>
-        <w:instrText xml:space="preserve"> PAGEREF _Toc29553 \h </w:instrText>
+        <w:instrText xml:space="preserve"> PAGEREF _Toc962 \h </w:instrText>
       </w:r>
       <w:r>
         <w:fldChar w:fldCharType="separate"/>
@@ -1058,7 +1050,7 @@
         <w:fldChar w:fldCharType="begin"/>
       </w:r>
       <w:r>
-        <w:instrText xml:space="preserve"> HYPERLINK \l _Toc32711 </w:instrText>
+        <w:instrText xml:space="preserve"> HYPERLINK \l _Toc14202 </w:instrText>
       </w:r>
       <w:r>
         <w:fldChar w:fldCharType="separate"/>
@@ -1073,7 +1065,7 @@
         <w:fldChar w:fldCharType="begin"/>
       </w:r>
       <w:r>
-        <w:instrText xml:space="preserve"> PAGEREF _Toc32711 \h </w:instrText>
+        <w:instrText xml:space="preserve"> PAGEREF _Toc14202 \h </w:instrText>
       </w:r>
       <w:r>
         <w:fldChar w:fldCharType="separate"/>
@@ -1099,7 +1091,7 @@
         <w:fldChar w:fldCharType="begin"/>
       </w:r>
       <w:r>
-        <w:instrText xml:space="preserve"> HYPERLINK \l _Toc10890 </w:instrText>
+        <w:instrText xml:space="preserve"> HYPERLINK \l _Toc16983 </w:instrText>
       </w:r>
       <w:r>
         <w:fldChar w:fldCharType="separate"/>
@@ -1114,7 +1106,7 @@
         <w:fldChar w:fldCharType="begin"/>
       </w:r>
       <w:r>
-        <w:instrText xml:space="preserve"> PAGEREF _Toc10890 \h </w:instrText>
+        <w:instrText xml:space="preserve"> PAGEREF _Toc16983 \h </w:instrText>
       </w:r>
       <w:r>
         <w:fldChar w:fldCharType="separate"/>
@@ -1140,7 +1132,7 @@
         <w:fldChar w:fldCharType="begin"/>
       </w:r>
       <w:r>
-        <w:instrText xml:space="preserve"> HYPERLINK \l _Toc16542 </w:instrText>
+        <w:instrText xml:space="preserve"> HYPERLINK \l _Toc20967 </w:instrText>
       </w:r>
       <w:r>
         <w:fldChar w:fldCharType="separate"/>
@@ -1155,7 +1147,7 @@
         <w:fldChar w:fldCharType="begin"/>
       </w:r>
       <w:r>
-        <w:instrText xml:space="preserve"> PAGEREF _Toc16542 \h </w:instrText>
+        <w:instrText xml:space="preserve"> PAGEREF _Toc20967 \h </w:instrText>
       </w:r>
       <w:r>
         <w:fldChar w:fldCharType="separate"/>
@@ -1181,7 +1173,7 @@
         <w:fldChar w:fldCharType="begin"/>
       </w:r>
       <w:r>
-        <w:instrText xml:space="preserve"> HYPERLINK \l _Toc27190 </w:instrText>
+        <w:instrText xml:space="preserve"> HYPERLINK \l _Toc27697 </w:instrText>
       </w:r>
       <w:r>
         <w:fldChar w:fldCharType="separate"/>
@@ -1196,7 +1188,7 @@
         <w:fldChar w:fldCharType="begin"/>
       </w:r>
       <w:r>
-        <w:instrText xml:space="preserve"> PAGEREF _Toc27190 \h </w:instrText>
+        <w:instrText xml:space="preserve"> PAGEREF _Toc27697 \h </w:instrText>
       </w:r>
       <w:r>
         <w:fldChar w:fldCharType="separate"/>
@@ -1222,7 +1214,7 @@
         <w:fldChar w:fldCharType="begin"/>
       </w:r>
       <w:r>
-        <w:instrText xml:space="preserve"> HYPERLINK \l _Toc23846 </w:instrText>
+        <w:instrText xml:space="preserve"> HYPERLINK \l _Toc30231 </w:instrText>
       </w:r>
       <w:r>
         <w:fldChar w:fldCharType="separate"/>
@@ -1237,7 +1229,7 @@
         <w:fldChar w:fldCharType="begin"/>
       </w:r>
       <w:r>
-        <w:instrText xml:space="preserve"> PAGEREF _Toc23846 \h </w:instrText>
+        <w:instrText xml:space="preserve"> PAGEREF _Toc30231 \h </w:instrText>
       </w:r>
       <w:r>
         <w:fldChar w:fldCharType="separate"/>
@@ -1263,7 +1255,7 @@
         <w:fldChar w:fldCharType="begin"/>
       </w:r>
       <w:r>
-        <w:instrText xml:space="preserve"> HYPERLINK \l _Toc23456 </w:instrText>
+        <w:instrText xml:space="preserve"> HYPERLINK \l _Toc29447 </w:instrText>
       </w:r>
       <w:r>
         <w:fldChar w:fldCharType="separate"/>
@@ -1278,7 +1270,7 @@
         <w:fldChar w:fldCharType="begin"/>
       </w:r>
       <w:r>
-        <w:instrText xml:space="preserve"> PAGEREF _Toc23456 \h </w:instrText>
+        <w:instrText xml:space="preserve"> PAGEREF _Toc29447 \h </w:instrText>
       </w:r>
       <w:r>
         <w:fldChar w:fldCharType="separate"/>
@@ -1304,7 +1296,7 @@
         <w:fldChar w:fldCharType="begin"/>
       </w:r>
       <w:r>
-        <w:instrText xml:space="preserve"> HYPERLINK \l _Toc9985 </w:instrText>
+        <w:instrText xml:space="preserve"> HYPERLINK \l _Toc32128 </w:instrText>
       </w:r>
       <w:r>
         <w:fldChar w:fldCharType="separate"/>
@@ -1319,7 +1311,7 @@
         <w:fldChar w:fldCharType="begin"/>
       </w:r>
       <w:r>
-        <w:instrText xml:space="preserve"> PAGEREF _Toc9985 \h </w:instrText>
+        <w:instrText xml:space="preserve"> PAGEREF _Toc32128 \h </w:instrText>
       </w:r>
       <w:r>
         <w:fldChar w:fldCharType="separate"/>
@@ -1345,7 +1337,7 @@
         <w:fldChar w:fldCharType="begin"/>
       </w:r>
       <w:r>
-        <w:instrText xml:space="preserve"> HYPERLINK \l _Toc19044 </w:instrText>
+        <w:instrText xml:space="preserve"> HYPERLINK \l _Toc9899 </w:instrText>
       </w:r>
       <w:r>
         <w:fldChar w:fldCharType="separate"/>
@@ -1360,7 +1352,7 @@
         <w:fldChar w:fldCharType="begin"/>
       </w:r>
       <w:r>
-        <w:instrText xml:space="preserve"> PAGEREF _Toc19044 \h </w:instrText>
+        <w:instrText xml:space="preserve"> PAGEREF _Toc9899 \h </w:instrText>
       </w:r>
       <w:r>
         <w:fldChar w:fldCharType="separate"/>
@@ -1386,7 +1378,7 @@
         <w:fldChar w:fldCharType="begin"/>
       </w:r>
       <w:r>
-        <w:instrText xml:space="preserve"> HYPERLINK \l _Toc470 </w:instrText>
+        <w:instrText xml:space="preserve"> HYPERLINK \l _Toc11287 </w:instrText>
       </w:r>
       <w:r>
         <w:fldChar w:fldCharType="separate"/>
@@ -1401,7 +1393,7 @@
         <w:fldChar w:fldCharType="begin"/>
       </w:r>
       <w:r>
-        <w:instrText xml:space="preserve"> PAGEREF _Toc470 \h </w:instrText>
+        <w:instrText xml:space="preserve"> PAGEREF _Toc11287 \h </w:instrText>
       </w:r>
       <w:r>
         <w:fldChar w:fldCharType="separate"/>
@@ -1427,7 +1419,7 @@
         <w:fldChar w:fldCharType="begin"/>
       </w:r>
       <w:r>
-        <w:instrText xml:space="preserve"> HYPERLINK \l _Toc8221 </w:instrText>
+        <w:instrText xml:space="preserve"> HYPERLINK \l _Toc18689 </w:instrText>
       </w:r>
       <w:r>
         <w:fldChar w:fldCharType="separate"/>
@@ -1442,7 +1434,7 @@
         <w:fldChar w:fldCharType="begin"/>
       </w:r>
       <w:r>
-        <w:instrText xml:space="preserve"> PAGEREF _Toc8221 \h </w:instrText>
+        <w:instrText xml:space="preserve"> PAGEREF _Toc18689 \h </w:instrText>
       </w:r>
       <w:r>
         <w:fldChar w:fldCharType="separate"/>
@@ -1468,7 +1460,7 @@
         <w:fldChar w:fldCharType="begin"/>
       </w:r>
       <w:r>
-        <w:instrText xml:space="preserve"> HYPERLINK \l _Toc15138 </w:instrText>
+        <w:instrText xml:space="preserve"> HYPERLINK \l _Toc6887 </w:instrText>
       </w:r>
       <w:r>
         <w:fldChar w:fldCharType="separate"/>
@@ -1483,7 +1475,7 @@
         <w:fldChar w:fldCharType="begin"/>
       </w:r>
       <w:r>
-        <w:instrText xml:space="preserve"> PAGEREF _Toc15138 \h </w:instrText>
+        <w:instrText xml:space="preserve"> PAGEREF _Toc6887 \h </w:instrText>
       </w:r>
       <w:r>
         <w:fldChar w:fldCharType="separate"/>
@@ -1509,7 +1501,7 @@
         <w:fldChar w:fldCharType="begin"/>
       </w:r>
       <w:r>
-        <w:instrText xml:space="preserve"> HYPERLINK \l _Toc32120 </w:instrText>
+        <w:instrText xml:space="preserve"> HYPERLINK \l _Toc23221 </w:instrText>
       </w:r>
       <w:r>
         <w:fldChar w:fldCharType="separate"/>
@@ -1524,7 +1516,7 @@
         <w:fldChar w:fldCharType="begin"/>
       </w:r>
       <w:r>
-        <w:instrText xml:space="preserve"> PAGEREF _Toc32120 \h </w:instrText>
+        <w:instrText xml:space="preserve"> PAGEREF _Toc23221 \h </w:instrText>
       </w:r>
       <w:r>
         <w:fldChar w:fldCharType="separate"/>
@@ -1550,7 +1542,7 @@
         <w:fldChar w:fldCharType="begin"/>
       </w:r>
       <w:r>
-        <w:instrText xml:space="preserve"> HYPERLINK \l _Toc23924 </w:instrText>
+        <w:instrText xml:space="preserve"> HYPERLINK \l _Toc11385 </w:instrText>
       </w:r>
       <w:r>
         <w:fldChar w:fldCharType="separate"/>
@@ -1565,7 +1557,7 @@
         <w:fldChar w:fldCharType="begin"/>
       </w:r>
       <w:r>
-        <w:instrText xml:space="preserve"> PAGEREF _Toc23924 \h </w:instrText>
+        <w:instrText xml:space="preserve"> PAGEREF _Toc11385 \h </w:instrText>
       </w:r>
       <w:r>
         <w:fldChar w:fldCharType="separate"/>
@@ -1591,7 +1583,7 @@
         <w:fldChar w:fldCharType="begin"/>
       </w:r>
       <w:r>
-        <w:instrText xml:space="preserve"> HYPERLINK \l _Toc25851 </w:instrText>
+        <w:instrText xml:space="preserve"> HYPERLINK \l _Toc11924 </w:instrText>
       </w:r>
       <w:r>
         <w:fldChar w:fldCharType="separate"/>
@@ -1606,7 +1598,7 @@
         <w:fldChar w:fldCharType="begin"/>
       </w:r>
       <w:r>
-        <w:instrText xml:space="preserve"> PAGEREF _Toc25851 \h </w:instrText>
+        <w:instrText xml:space="preserve"> PAGEREF _Toc11924 \h </w:instrText>
       </w:r>
       <w:r>
         <w:fldChar w:fldCharType="separate"/>
@@ -1632,7 +1624,7 @@
         <w:fldChar w:fldCharType="begin"/>
       </w:r>
       <w:r>
-        <w:instrText xml:space="preserve"> HYPERLINK \l _Toc17061 </w:instrText>
+        <w:instrText xml:space="preserve"> HYPERLINK \l _Toc321 </w:instrText>
       </w:r>
       <w:r>
         <w:fldChar w:fldCharType="separate"/>
@@ -1647,7 +1639,7 @@
         <w:fldChar w:fldCharType="begin"/>
       </w:r>
       <w:r>
-        <w:instrText xml:space="preserve"> PAGEREF _Toc17061 \h </w:instrText>
+        <w:instrText xml:space="preserve"> PAGEREF _Toc321 \h </w:instrText>
       </w:r>
       <w:r>
         <w:fldChar w:fldCharType="separate"/>
@@ -1673,7 +1665,7 @@
         <w:fldChar w:fldCharType="begin"/>
       </w:r>
       <w:r>
-        <w:instrText xml:space="preserve"> HYPERLINK \l _Toc19674 </w:instrText>
+        <w:instrText xml:space="preserve"> HYPERLINK \l _Toc177 </w:instrText>
       </w:r>
       <w:r>
         <w:fldChar w:fldCharType="separate"/>
@@ -1688,7 +1680,7 @@
         <w:fldChar w:fldCharType="begin"/>
       </w:r>
       <w:r>
-        <w:instrText xml:space="preserve"> PAGEREF _Toc19674 \h </w:instrText>
+        <w:instrText xml:space="preserve"> PAGEREF _Toc177 \h </w:instrText>
       </w:r>
       <w:r>
         <w:fldChar w:fldCharType="separate"/>
@@ -1714,7 +1706,7 @@
         <w:fldChar w:fldCharType="begin"/>
       </w:r>
       <w:r>
-        <w:instrText xml:space="preserve"> HYPERLINK \l _Toc1235 </w:instrText>
+        <w:instrText xml:space="preserve"> HYPERLINK \l _Toc21677 </w:instrText>
       </w:r>
       <w:r>
         <w:fldChar w:fldCharType="separate"/>
@@ -1729,7 +1721,7 @@
         <w:fldChar w:fldCharType="begin"/>
       </w:r>
       <w:r>
-        <w:instrText xml:space="preserve"> PAGEREF _Toc1235 \h </w:instrText>
+        <w:instrText xml:space="preserve"> PAGEREF _Toc21677 \h </w:instrText>
       </w:r>
       <w:r>
         <w:fldChar w:fldCharType="separate"/>
@@ -1755,7 +1747,7 @@
         <w:fldChar w:fldCharType="begin"/>
       </w:r>
       <w:r>
-        <w:instrText xml:space="preserve"> HYPERLINK \l _Toc22668 </w:instrText>
+        <w:instrText xml:space="preserve"> HYPERLINK \l _Toc30659 </w:instrText>
       </w:r>
       <w:r>
         <w:fldChar w:fldCharType="separate"/>
@@ -1770,7 +1762,7 @@
         <w:fldChar w:fldCharType="begin"/>
       </w:r>
       <w:r>
-        <w:instrText xml:space="preserve"> PAGEREF _Toc22668 \h </w:instrText>
+        <w:instrText xml:space="preserve"> PAGEREF _Toc30659 \h </w:instrText>
       </w:r>
       <w:r>
         <w:fldChar w:fldCharType="separate"/>
@@ -1796,7 +1788,7 @@
         <w:fldChar w:fldCharType="begin"/>
       </w:r>
       <w:r>
-        <w:instrText xml:space="preserve"> HYPERLINK \l _Toc11300 </w:instrText>
+        <w:instrText xml:space="preserve"> HYPERLINK \l _Toc12178 </w:instrText>
       </w:r>
       <w:r>
         <w:fldChar w:fldCharType="separate"/>
@@ -1811,7 +1803,7 @@
         <w:fldChar w:fldCharType="begin"/>
       </w:r>
       <w:r>
-        <w:instrText xml:space="preserve"> PAGEREF _Toc11300 \h </w:instrText>
+        <w:instrText xml:space="preserve"> PAGEREF _Toc12178 \h </w:instrText>
       </w:r>
       <w:r>
         <w:fldChar w:fldCharType="separate"/>
@@ -1837,7 +1829,7 @@
         <w:fldChar w:fldCharType="begin"/>
       </w:r>
       <w:r>
-        <w:instrText xml:space="preserve"> HYPERLINK \l _Toc16388 </w:instrText>
+        <w:instrText xml:space="preserve"> HYPERLINK \l _Toc27229 </w:instrText>
       </w:r>
       <w:r>
         <w:fldChar w:fldCharType="separate"/>
@@ -1852,7 +1844,7 @@
         <w:fldChar w:fldCharType="begin"/>
       </w:r>
       <w:r>
-        <w:instrText xml:space="preserve"> PAGEREF _Toc16388 \h </w:instrText>
+        <w:instrText xml:space="preserve"> PAGEREF _Toc27229 \h </w:instrText>
       </w:r>
       <w:r>
         <w:fldChar w:fldCharType="separate"/>
@@ -1878,7 +1870,7 @@
         <w:fldChar w:fldCharType="begin"/>
       </w:r>
       <w:r>
-        <w:instrText xml:space="preserve"> HYPERLINK \l _Toc10134 </w:instrText>
+        <w:instrText xml:space="preserve"> HYPERLINK \l _Toc771 </w:instrText>
       </w:r>
       <w:r>
         <w:fldChar w:fldCharType="separate"/>
@@ -1893,7 +1885,7 @@
         <w:fldChar w:fldCharType="begin"/>
       </w:r>
       <w:r>
-        <w:instrText xml:space="preserve"> PAGEREF _Toc10134 \h </w:instrText>
+        <w:instrText xml:space="preserve"> PAGEREF _Toc771 \h </w:instrText>
       </w:r>
       <w:r>
         <w:fldChar w:fldCharType="separate"/>
@@ -1919,7 +1911,7 @@
         <w:fldChar w:fldCharType="begin"/>
       </w:r>
       <w:r>
-        <w:instrText xml:space="preserve"> HYPERLINK \l _Toc22971 </w:instrText>
+        <w:instrText xml:space="preserve"> HYPERLINK \l _Toc20204 </w:instrText>
       </w:r>
       <w:r>
         <w:fldChar w:fldCharType="separate"/>
@@ -1934,7 +1926,7 @@
         <w:fldChar w:fldCharType="begin"/>
       </w:r>
       <w:r>
-        <w:instrText xml:space="preserve"> PAGEREF _Toc22971 \h </w:instrText>
+        <w:instrText xml:space="preserve"> PAGEREF _Toc20204 \h </w:instrText>
       </w:r>
       <w:r>
         <w:fldChar w:fldCharType="separate"/>
@@ -1960,7 +1952,7 @@
         <w:fldChar w:fldCharType="begin"/>
       </w:r>
       <w:r>
-        <w:instrText xml:space="preserve"> HYPERLINK \l _Toc20844 </w:instrText>
+        <w:instrText xml:space="preserve"> HYPERLINK \l _Toc5846 </w:instrText>
       </w:r>
       <w:r>
         <w:fldChar w:fldCharType="separate"/>
@@ -1975,7 +1967,7 @@
         <w:fldChar w:fldCharType="begin"/>
       </w:r>
       <w:r>
-        <w:instrText xml:space="preserve"> PAGEREF _Toc20844 \h </w:instrText>
+        <w:instrText xml:space="preserve"> PAGEREF _Toc5846 \h </w:instrText>
       </w:r>
       <w:r>
         <w:fldChar w:fldCharType="separate"/>
@@ -2001,7 +1993,7 @@
         <w:fldChar w:fldCharType="begin"/>
       </w:r>
       <w:r>
-        <w:instrText xml:space="preserve"> HYPERLINK \l _Toc9703 </w:instrText>
+        <w:instrText xml:space="preserve"> HYPERLINK \l _Toc13470 </w:instrText>
       </w:r>
       <w:r>
         <w:fldChar w:fldCharType="separate"/>
@@ -2016,7 +2008,7 @@
         <w:fldChar w:fldCharType="begin"/>
       </w:r>
       <w:r>
-        <w:instrText xml:space="preserve"> PAGEREF _Toc9703 \h </w:instrText>
+        <w:instrText xml:space="preserve"> PAGEREF _Toc13470 \h </w:instrText>
       </w:r>
       <w:r>
         <w:fldChar w:fldCharType="separate"/>
@@ -2042,7 +2034,7 @@
         <w:fldChar w:fldCharType="begin"/>
       </w:r>
       <w:r>
-        <w:instrText xml:space="preserve"> HYPERLINK \l _Toc1022 </w:instrText>
+        <w:instrText xml:space="preserve"> HYPERLINK \l _Toc20836 </w:instrText>
       </w:r>
       <w:r>
         <w:fldChar w:fldCharType="separate"/>
@@ -2057,7 +2049,7 @@
         <w:fldChar w:fldCharType="begin"/>
       </w:r>
       <w:r>
-        <w:instrText xml:space="preserve"> PAGEREF _Toc1022 \h </w:instrText>
+        <w:instrText xml:space="preserve"> PAGEREF _Toc20836 \h </w:instrText>
       </w:r>
       <w:r>
         <w:fldChar w:fldCharType="separate"/>
@@ -2083,7 +2075,7 @@
         <w:fldChar w:fldCharType="begin"/>
       </w:r>
       <w:r>
-        <w:instrText xml:space="preserve"> HYPERLINK \l _Toc27798 </w:instrText>
+        <w:instrText xml:space="preserve"> HYPERLINK \l _Toc21671 </w:instrText>
       </w:r>
       <w:r>
         <w:fldChar w:fldCharType="separate"/>
@@ -2098,7 +2090,7 @@
         <w:fldChar w:fldCharType="begin"/>
       </w:r>
       <w:r>
-        <w:instrText xml:space="preserve"> PAGEREF _Toc27798 \h </w:instrText>
+        <w:instrText xml:space="preserve"> PAGEREF _Toc21671 \h </w:instrText>
       </w:r>
       <w:r>
         <w:fldChar w:fldCharType="separate"/>
@@ -2124,7 +2116,7 @@
         <w:fldChar w:fldCharType="begin"/>
       </w:r>
       <w:r>
-        <w:instrText xml:space="preserve"> HYPERLINK \l _Toc10730 </w:instrText>
+        <w:instrText xml:space="preserve"> HYPERLINK \l _Toc19021 </w:instrText>
       </w:r>
       <w:r>
         <w:fldChar w:fldCharType="separate"/>
@@ -2139,7 +2131,7 @@
         <w:fldChar w:fldCharType="begin"/>
       </w:r>
       <w:r>
-        <w:instrText xml:space="preserve"> PAGEREF _Toc10730 \h </w:instrText>
+        <w:instrText xml:space="preserve"> PAGEREF _Toc19021 \h </w:instrText>
       </w:r>
       <w:r>
         <w:fldChar w:fldCharType="separate"/>
@@ -2165,7 +2157,7 @@
         <w:fldChar w:fldCharType="begin"/>
       </w:r>
       <w:r>
-        <w:instrText xml:space="preserve"> HYPERLINK \l _Toc19850 </w:instrText>
+        <w:instrText xml:space="preserve"> HYPERLINK \l _Toc1660 </w:instrText>
       </w:r>
       <w:r>
         <w:fldChar w:fldCharType="separate"/>
@@ -2180,7 +2172,7 @@
         <w:fldChar w:fldCharType="begin"/>
       </w:r>
       <w:r>
-        <w:instrText xml:space="preserve"> PAGEREF _Toc19850 \h </w:instrText>
+        <w:instrText xml:space="preserve"> PAGEREF _Toc1660 \h </w:instrText>
       </w:r>
       <w:r>
         <w:fldChar w:fldCharType="separate"/>
@@ -2206,7 +2198,7 @@
         <w:fldChar w:fldCharType="begin"/>
       </w:r>
       <w:r>
-        <w:instrText xml:space="preserve"> HYPERLINK \l _Toc19712 </w:instrText>
+        <w:instrText xml:space="preserve"> HYPERLINK \l _Toc26688 </w:instrText>
       </w:r>
       <w:r>
         <w:fldChar w:fldCharType="separate"/>
@@ -2221,7 +2213,7 @@
         <w:fldChar w:fldCharType="begin"/>
       </w:r>
       <w:r>
-        <w:instrText xml:space="preserve"> PAGEREF _Toc19712 \h </w:instrText>
+        <w:instrText xml:space="preserve"> PAGEREF _Toc26688 \h </w:instrText>
       </w:r>
       <w:r>
         <w:fldChar w:fldCharType="separate"/>
@@ -2247,7 +2239,7 @@
         <w:fldChar w:fldCharType="begin"/>
       </w:r>
       <w:r>
-        <w:instrText xml:space="preserve"> HYPERLINK \l _Toc22537 </w:instrText>
+        <w:instrText xml:space="preserve"> HYPERLINK \l _Toc30449 </w:instrText>
       </w:r>
       <w:r>
         <w:fldChar w:fldCharType="separate"/>
@@ -2262,7 +2254,7 @@
         <w:fldChar w:fldCharType="begin"/>
       </w:r>
       <w:r>
-        <w:instrText xml:space="preserve"> PAGEREF _Toc22537 \h </w:instrText>
+        <w:instrText xml:space="preserve"> PAGEREF _Toc30449 \h </w:instrText>
       </w:r>
       <w:r>
         <w:fldChar w:fldCharType="separate"/>
@@ -2288,7 +2280,7 @@
         <w:fldChar w:fldCharType="begin"/>
       </w:r>
       <w:r>
-        <w:instrText xml:space="preserve"> HYPERLINK \l _Toc352 </w:instrText>
+        <w:instrText xml:space="preserve"> HYPERLINK \l _Toc2582 </w:instrText>
       </w:r>
       <w:r>
         <w:fldChar w:fldCharType="separate"/>
@@ -2303,7 +2295,7 @@
         <w:fldChar w:fldCharType="begin"/>
       </w:r>
       <w:r>
-        <w:instrText xml:space="preserve"> PAGEREF _Toc352 \h </w:instrText>
+        <w:instrText xml:space="preserve"> PAGEREF _Toc2582 \h </w:instrText>
       </w:r>
       <w:r>
         <w:fldChar w:fldCharType="separate"/>
@@ -2329,7 +2321,7 @@
         <w:fldChar w:fldCharType="begin"/>
       </w:r>
       <w:r>
-        <w:instrText xml:space="preserve"> HYPERLINK \l _Toc12789 </w:instrText>
+        <w:instrText xml:space="preserve"> HYPERLINK \l _Toc16749 </w:instrText>
       </w:r>
       <w:r>
         <w:fldChar w:fldCharType="separate"/>
@@ -2344,7 +2336,7 @@
         <w:fldChar w:fldCharType="begin"/>
       </w:r>
       <w:r>
-        <w:instrText xml:space="preserve"> PAGEREF _Toc12789 \h </w:instrText>
+        <w:instrText xml:space="preserve"> PAGEREF _Toc16749 \h </w:instrText>
       </w:r>
       <w:r>
         <w:fldChar w:fldCharType="separate"/>
@@ -2370,7 +2362,7 @@
         <w:fldChar w:fldCharType="begin"/>
       </w:r>
       <w:r>
-        <w:instrText xml:space="preserve"> HYPERLINK \l _Toc13979 </w:instrText>
+        <w:instrText xml:space="preserve"> HYPERLINK \l _Toc32199 </w:instrText>
       </w:r>
       <w:r>
         <w:fldChar w:fldCharType="separate"/>
@@ -2385,7 +2377,7 @@
         <w:fldChar w:fldCharType="begin"/>
       </w:r>
       <w:r>
-        <w:instrText xml:space="preserve"> PAGEREF _Toc13979 \h </w:instrText>
+        <w:instrText xml:space="preserve"> PAGEREF _Toc32199 \h </w:instrText>
       </w:r>
       <w:r>
         <w:fldChar w:fldCharType="separate"/>
@@ -2411,7 +2403,7 @@
         <w:fldChar w:fldCharType="begin"/>
       </w:r>
       <w:r>
-        <w:instrText xml:space="preserve"> HYPERLINK \l _Toc20716 </w:instrText>
+        <w:instrText xml:space="preserve"> HYPERLINK \l _Toc17290 </w:instrText>
       </w:r>
       <w:r>
         <w:fldChar w:fldCharType="separate"/>
@@ -2426,7 +2418,7 @@
         <w:fldChar w:fldCharType="begin"/>
       </w:r>
       <w:r>
-        <w:instrText xml:space="preserve"> PAGEREF _Toc20716 \h </w:instrText>
+        <w:instrText xml:space="preserve"> PAGEREF _Toc17290 \h </w:instrText>
       </w:r>
       <w:r>
         <w:fldChar w:fldCharType="separate"/>
@@ -2452,7 +2444,7 @@
         <w:fldChar w:fldCharType="begin"/>
       </w:r>
       <w:r>
-        <w:instrText xml:space="preserve"> HYPERLINK \l _Toc1756 </w:instrText>
+        <w:instrText xml:space="preserve"> HYPERLINK \l _Toc23551 </w:instrText>
       </w:r>
       <w:r>
         <w:fldChar w:fldCharType="separate"/>
@@ -2467,7 +2459,7 @@
         <w:fldChar w:fldCharType="begin"/>
       </w:r>
       <w:r>
-        <w:instrText xml:space="preserve"> PAGEREF _Toc1756 \h </w:instrText>
+        <w:instrText xml:space="preserve"> PAGEREF _Toc23551 \h </w:instrText>
       </w:r>
       <w:r>
         <w:fldChar w:fldCharType="separate"/>
@@ -2493,7 +2485,7 @@
         <w:fldChar w:fldCharType="begin"/>
       </w:r>
       <w:r>
-        <w:instrText xml:space="preserve"> HYPERLINK \l _Toc7501 </w:instrText>
+        <w:instrText xml:space="preserve"> HYPERLINK \l _Toc1750 </w:instrText>
       </w:r>
       <w:r>
         <w:fldChar w:fldCharType="separate"/>
@@ -2508,7 +2500,7 @@
         <w:fldChar w:fldCharType="begin"/>
       </w:r>
       <w:r>
-        <w:instrText xml:space="preserve"> PAGEREF _Toc7501 \h </w:instrText>
+        <w:instrText xml:space="preserve"> PAGEREF _Toc1750 \h </w:instrText>
       </w:r>
       <w:r>
         <w:fldChar w:fldCharType="separate"/>
@@ -2534,7 +2526,7 @@
         <w:fldChar w:fldCharType="begin"/>
       </w:r>
       <w:r>
-        <w:instrText xml:space="preserve"> HYPERLINK \l _Toc7272 </w:instrText>
+        <w:instrText xml:space="preserve"> HYPERLINK \l _Toc21852 </w:instrText>
       </w:r>
       <w:r>
         <w:fldChar w:fldCharType="separate"/>
@@ -2549,7 +2541,7 @@
         <w:fldChar w:fldCharType="begin"/>
       </w:r>
       <w:r>
-        <w:instrText xml:space="preserve"> PAGEREF _Toc7272 \h </w:instrText>
+        <w:instrText xml:space="preserve"> PAGEREF _Toc21852 \h </w:instrText>
       </w:r>
       <w:r>
         <w:fldChar w:fldCharType="separate"/>
@@ -2575,7 +2567,7 @@
         <w:fldChar w:fldCharType="begin"/>
       </w:r>
       <w:r>
-        <w:instrText xml:space="preserve"> HYPERLINK \l _Toc22081 </w:instrText>
+        <w:instrText xml:space="preserve"> HYPERLINK \l _Toc14747 </w:instrText>
       </w:r>
       <w:r>
         <w:fldChar w:fldCharType="separate"/>
@@ -2590,13 +2582,54 @@
         <w:fldChar w:fldCharType="begin"/>
       </w:r>
       <w:r>
-        <w:instrText xml:space="preserve"> PAGEREF _Toc22081 \h </w:instrText>
+        <w:instrText xml:space="preserve"> PAGEREF _Toc14747 \h </w:instrText>
       </w:r>
       <w:r>
         <w:fldChar w:fldCharType="separate"/>
       </w:r>
       <w:r>
         <w:t>27</w:t>
+      </w:r>
+      <w:r>
+        <w:fldChar w:fldCharType="end"/>
+      </w:r>
+      <w:r>
+        <w:fldChar w:fldCharType="end"/>
+      </w:r>
+    </w:p>
+    <w:p>
+      <w:pPr>
+        <w:pStyle w:val="38"/>
+        <w:tabs>
+          <w:tab w:val="right" w:leader="dot" w:pos="9412"/>
+        </w:tabs>
+      </w:pPr>
+      <w:r>
+        <w:fldChar w:fldCharType="begin"/>
+      </w:r>
+      <w:r>
+        <w:instrText xml:space="preserve"> HYPERLINK \l _Toc9884 </w:instrText>
+      </w:r>
+      <w:r>
+        <w:fldChar w:fldCharType="separate"/>
+      </w:r>
+      <w:r>
+        <w:t>10.1 Checking the ultrasound module on a phone</w:t>
+      </w:r>
+      <w:r>
+        <w:tab/>
+      </w:r>
+      <w:r>
+        <w:fldChar w:fldCharType="begin"/>
+      </w:r>
+      <w:r>
+        <w:instrText xml:space="preserve"> PAGEREF _Toc9884 \h </w:instrText>
+      </w:r>
+      <w:r>
+        <w:fldChar w:fldCharType="separate"/>
+      </w:r>
+      <w:r>
+        <w:t>28</w:t>
       </w:r>
       <w:r>
         <w:fldChar w:fldCharType="end"/>
@@ -2616,7 +2649,7 @@
         <w:fldChar w:fldCharType="begin"/>
       </w:r>
       <w:r>
-        <w:instrText xml:space="preserve"> HYPERLINK \l _Toc18411 </w:instrText>
+        <w:instrText xml:space="preserve"> HYPERLINK \l _Toc14031 </w:instrText>
       </w:r>
       <w:r>
         <w:fldChar w:fldCharType="separate"/>
@@ -2631,13 +2664,13 @@
         <w:fldChar w:fldCharType="begin"/>
       </w:r>
       <w:r>
-        <w:instrText xml:space="preserve"> PAGEREF _Toc18411 \h </w:instrText>
+        <w:instrText xml:space="preserve"> PAGEREF _Toc14031 \h </w:instrText>
       </w:r>
       <w:r>
         <w:fldChar w:fldCharType="separate"/>
       </w:r>
       <w:r>
-        <w:t>28</w:t>
+        <w:t>29</w:t>
       </w:r>
       <w:r>
         <w:fldChar w:fldCharType="end"/>
@@ -2657,7 +2690,7 @@
         <w:fldChar w:fldCharType="begin"/>
       </w:r>
       <w:r>
-        <w:instrText xml:space="preserve"> HYPERLINK \l _Toc1856 </w:instrText>
+        <w:instrText xml:space="preserve"> HYPERLINK \l _Toc21318 </w:instrText>
       </w:r>
       <w:r>
         <w:fldChar w:fldCharType="separate"/>
@@ -2672,13 +2705,13 @@
         <w:fldChar w:fldCharType="begin"/>
       </w:r>
       <w:r>
-        <w:instrText xml:space="preserve"> PAGEREF _Toc1856 \h </w:instrText>
+        <w:instrText xml:space="preserve"> PAGEREF _Toc21318 \h </w:instrText>
       </w:r>
       <w:r>
         <w:fldChar w:fldCharType="separate"/>
       </w:r>
       <w:r>
-        <w:t>28</w:t>
+        <w:t>29</w:t>
       </w:r>
       <w:r>
         <w:fldChar w:fldCharType="end"/>
@@ -2698,7 +2731,7 @@
         <w:fldChar w:fldCharType="begin"/>
       </w:r>
       <w:r>
-        <w:instrText xml:space="preserve"> HYPERLINK \l _Toc30323 </w:instrText>
+        <w:instrText xml:space="preserve"> HYPERLINK \l _Toc24220 </w:instrText>
       </w:r>
       <w:r>
         <w:fldChar w:fldCharType="separate"/>
@@ -2713,13 +2746,13 @@
         <w:fldChar w:fldCharType="begin"/>
       </w:r>
       <w:r>
-        <w:instrText xml:space="preserve"> PAGEREF _Toc30323 \h </w:instrText>
+        <w:instrText xml:space="preserve"> PAGEREF _Toc24220 \h </w:instrText>
       </w:r>
       <w:r>
         <w:fldChar w:fldCharType="separate"/>
       </w:r>
       <w:r>
-        <w:t>28</w:t>
+        <w:t>29</w:t>
       </w:r>
       <w:r>
         <w:fldChar w:fldCharType="end"/>
@@ -2739,7 +2772,7 @@
         <w:fldChar w:fldCharType="begin"/>
       </w:r>
       <w:r>
-        <w:instrText xml:space="preserve"> HYPERLINK \l _Toc8886 </w:instrText>
+        <w:instrText xml:space="preserve"> HYPERLINK \l _Toc662 </w:instrText>
       </w:r>
       <w:r>
         <w:fldChar w:fldCharType="separate"/>
@@ -2754,7 +2787,7 @@
         <w:fldChar w:fldCharType="begin"/>
       </w:r>
       <w:r>
-        <w:instrText xml:space="preserve"> PAGEREF _Toc8886 \h </w:instrText>
+        <w:instrText xml:space="preserve"> PAGEREF _Toc662 \h </w:instrText>
       </w:r>
       <w:r>
         <w:fldChar w:fldCharType="separate"/>
@@ -2780,7 +2813,7 @@
         <w:fldChar w:fldCharType="begin"/>
       </w:r>
       <w:r>
-        <w:instrText xml:space="preserve"> HYPERLINK \l _Toc27658 </w:instrText>
+        <w:instrText xml:space="preserve"> HYPERLINK \l _Toc19495 </w:instrText>
       </w:r>
       <w:r>
         <w:fldChar w:fldCharType="separate"/>
@@ -2795,13 +2828,13 @@
         <w:fldChar w:fldCharType="begin"/>
       </w:r>
       <w:r>
-        <w:instrText xml:space="preserve"> PAGEREF _Toc27658 \h </w:instrText>
+        <w:instrText xml:space="preserve"> PAGEREF _Toc19495 \h </w:instrText>
       </w:r>
       <w:r>
         <w:fldChar w:fldCharType="separate"/>
       </w:r>
       <w:r>
-        <w:t>29</w:t>
+        <w:t>30</w:t>
       </w:r>
       <w:r>
         <w:fldChar w:fldCharType="end"/>
@@ -2821,7 +2854,7 @@
         <w:fldChar w:fldCharType="begin"/>
       </w:r>
       <w:r>
-        <w:instrText xml:space="preserve"> HYPERLINK \l _Toc12964 </w:instrText>
+        <w:instrText xml:space="preserve"> HYPERLINK \l _Toc30889 </w:instrText>
       </w:r>
       <w:r>
         <w:fldChar w:fldCharType="separate"/>
@@ -2836,13 +2869,13 @@
         <w:fldChar w:fldCharType="begin"/>
       </w:r>
       <w:r>
-        <w:instrText xml:space="preserve"> PAGEREF _Toc12964 \h </w:instrText>
+        <w:instrText xml:space="preserve"> PAGEREF _Toc30889 \h </w:instrText>
       </w:r>
       <w:r>
         <w:fldChar w:fldCharType="separate"/>
       </w:r>
       <w:r>
-        <w:t>29</w:t>
+        <w:t>30</w:t>
       </w:r>
       <w:r>
         <w:fldChar w:fldCharType="end"/>
@@ -2862,7 +2895,7 @@
         <w:fldChar w:fldCharType="begin"/>
       </w:r>
       <w:r>
-        <w:instrText xml:space="preserve"> HYPERLINK \l _Toc4169 </w:instrText>
+        <w:instrText xml:space="preserve"> HYPERLINK \l _Toc6773 </w:instrText>
       </w:r>
       <w:r>
         <w:fldChar w:fldCharType="separate"/>
@@ -2877,13 +2910,13 @@
         <w:fldChar w:fldCharType="begin"/>
       </w:r>
       <w:r>
-        <w:instrText xml:space="preserve"> PAGEREF _Toc4169 \h </w:instrText>
+        <w:instrText xml:space="preserve"> PAGEREF _Toc6773 \h </w:instrText>
       </w:r>
       <w:r>
         <w:fldChar w:fldCharType="separate"/>
       </w:r>
       <w:r>
-        <w:t>30</w:t>
+        <w:t>31</w:t>
       </w:r>
       <w:r>
         <w:fldChar w:fldCharType="end"/>
@@ -2903,7 +2936,7 @@
         <w:fldChar w:fldCharType="begin"/>
       </w:r>
       <w:r>
-        <w:instrText xml:space="preserve"> HYPERLINK \l _Toc22386 </w:instrText>
+        <w:instrText xml:space="preserve"> HYPERLINK \l _Toc13894 </w:instrText>
       </w:r>
       <w:r>
         <w:fldChar w:fldCharType="separate"/>
@@ -2918,13 +2951,13 @@
         <w:fldChar w:fldCharType="begin"/>
       </w:r>
       <w:r>
-        <w:instrText xml:space="preserve"> PAGEREF _Toc22386 \h </w:instrText>
+        <w:instrText xml:space="preserve"> PAGEREF _Toc13894 \h </w:instrText>
       </w:r>
       <w:r>
         <w:fldChar w:fldCharType="separate"/>
       </w:r>
       <w:r>
-        <w:t>30</w:t>
+        <w:t>31</w:t>
       </w:r>
       <w:r>
         <w:fldChar w:fldCharType="end"/>
@@ -2944,7 +2977,7 @@
         <w:fldChar w:fldCharType="begin"/>
       </w:r>
       <w:r>
-        <w:instrText xml:space="preserve"> HYPERLINK \l _Toc17501 </w:instrText>
+        <w:instrText xml:space="preserve"> HYPERLINK \l _Toc14759 </w:instrText>
       </w:r>
       <w:r>
         <w:fldChar w:fldCharType="separate"/>
@@ -2959,13 +2992,13 @@
         <w:fldChar w:fldCharType="begin"/>
       </w:r>
       <w:r>
-        <w:instrText xml:space="preserve"> PAGEREF _Toc17501 \h </w:instrText>
+        <w:instrText xml:space="preserve"> PAGEREF _Toc14759 \h </w:instrText>
       </w:r>
       <w:r>
         <w:fldChar w:fldCharType="separate"/>
       </w:r>
       <w:r>
-        <w:t>31</w:t>
+        <w:t>32</w:t>
       </w:r>
       <w:r>
         <w:fldChar w:fldCharType="end"/>
@@ -2985,7 +3018,7 @@
         <w:fldChar w:fldCharType="begin"/>
       </w:r>
       <w:r>
-        <w:instrText xml:space="preserve"> HYPERLINK \l _Toc20058 </w:instrText>
+        <w:instrText xml:space="preserve"> HYPERLINK \l _Toc23477 </w:instrText>
       </w:r>
       <w:r>
         <w:fldChar w:fldCharType="separate"/>
@@ -3000,13 +3033,13 @@
         <w:fldChar w:fldCharType="begin"/>
       </w:r>
       <w:r>
-        <w:instrText xml:space="preserve"> PAGEREF _Toc20058 \h </w:instrText>
+        <w:instrText xml:space="preserve"> PAGEREF _Toc23477 \h </w:instrText>
       </w:r>
       <w:r>
         <w:fldChar w:fldCharType="separate"/>
       </w:r>
       <w:r>
-        <w:t>31</w:t>
+        <w:t>32</w:t>
       </w:r>
       <w:r>
         <w:fldChar w:fldCharType="end"/>
@@ -3026,7 +3059,7 @@
         <w:fldChar w:fldCharType="begin"/>
       </w:r>
       <w:r>
-        <w:instrText xml:space="preserve"> HYPERLINK \l _Toc13906 </w:instrText>
+        <w:instrText xml:space="preserve"> HYPERLINK \l _Toc7907 </w:instrText>
       </w:r>
       <w:r>
         <w:fldChar w:fldCharType="separate"/>
@@ -3041,13 +3074,13 @@
         <w:fldChar w:fldCharType="begin"/>
       </w:r>
       <w:r>
-        <w:instrText xml:space="preserve"> PAGEREF _Toc13906 \h </w:instrText>
+        <w:instrText xml:space="preserve"> PAGEREF _Toc7907 \h </w:instrText>
       </w:r>
       <w:r>
         <w:fldChar w:fldCharType="separate"/>
       </w:r>
       <w:r>
-        <w:t>31</w:t>
+        <w:t>32</w:t>
       </w:r>
       <w:r>
         <w:fldChar w:fldCharType="end"/>
@@ -3067,7 +3100,7 @@
         <w:fldChar w:fldCharType="begin"/>
       </w:r>
       <w:r>
-        <w:instrText xml:space="preserve"> HYPERLINK \l _Toc17421 </w:instrText>
+        <w:instrText xml:space="preserve"> HYPERLINK \l _Toc3970 </w:instrText>
       </w:r>
       <w:r>
         <w:fldChar w:fldCharType="separate"/>
@@ -3082,13 +3115,13 @@
         <w:fldChar w:fldCharType="begin"/>
       </w:r>
       <w:r>
-        <w:instrText xml:space="preserve"> PAGEREF _Toc17421 \h </w:instrText>
+        <w:instrText xml:space="preserve"> PAGEREF _Toc3970 \h </w:instrText>
       </w:r>
       <w:r>
         <w:fldChar w:fldCharType="separate"/>
       </w:r>
       <w:r>
-        <w:t>32</w:t>
+        <w:t>33</w:t>
       </w:r>
       <w:r>
         <w:fldChar w:fldCharType="end"/>
@@ -3107,7 +3140,7 @@
         <w:pStyle w:val="2"/>
         <w:pageBreakBefore/>
       </w:pPr>
-      <w:bookmarkStart w:id="0" w:name="_Toc18048"/>
+      <w:bookmarkStart w:id="0" w:name="_Toc13185"/>
       <w:r>
         <w:t>1. Executive summary</w:t>
       </w:r>
@@ -3172,12 +3205,6 @@
             <w:insideH w:val="single" w:color="D9C3CC" w:sz="4" w:space="0"/>
             <w:insideV w:val="single" w:color="D9C3CC" w:sz="4" w:space="0"/>
           </w:tblBorders>
-          <w:tblCellMar>
-            <w:top w:w="50" w:type="dxa"/>
-            <w:left w:w="90" w:type="dxa"/>
-            <w:bottom w:w="50" w:type="dxa"/>
-            <w:right w:w="90" w:type="dxa"/>
-          </w:tblCellMar>
         </w:tblPrEx>
         <w:trPr>
           <w:tblHeader/>
@@ -4092,7 +4119,7 @@
         <w:pStyle w:val="2"/>
         <w:pageBreakBefore w:val="0"/>
       </w:pPr>
-      <w:bookmarkStart w:id="1" w:name="_Toc21959"/>
+      <w:bookmarkStart w:id="1" w:name="_Toc1868"/>
       <w:r>
         <w:t>2. Project background and scope</w:t>
       </w:r>
@@ -4178,7 +4205,7 @@
         <w:pStyle w:val="2"/>
         <w:pageBreakBefore w:val="0"/>
       </w:pPr>
-      <w:bookmarkStart w:id="2" w:name="_Toc21421"/>
+      <w:bookmarkStart w:id="2" w:name="_Toc29416"/>
       <w:r>
         <w:t>3. System architecture</w:t>
       </w:r>
@@ -4188,7 +4215,7 @@
       <w:pPr>
         <w:pStyle w:val="3"/>
       </w:pPr>
-      <w:bookmarkStart w:id="3" w:name="_Toc14776"/>
+      <w:bookmarkStart w:id="3" w:name="_Toc26767"/>
       <w:r>
         <w:t>3.1 Overview</w:t>
       </w:r>
@@ -4736,7 +4763,7 @@
       <w:pPr>
         <w:pStyle w:val="3"/>
       </w:pPr>
-      <w:bookmarkStart w:id="4" w:name="_Toc32659"/>
+      <w:bookmarkStart w:id="4" w:name="_Toc21978"/>
       <w:r>
         <w:t>3.2 What happens when a user taps a button</w:t>
       </w:r>
@@ -4898,7 +4925,7 @@
       <w:pPr>
         <w:pStyle w:val="3"/>
       </w:pPr>
-      <w:bookmarkStart w:id="5" w:name="_Toc16509"/>
+      <w:bookmarkStart w:id="5" w:name="_Toc31779"/>
       <w:r>
         <w:t>3.3 API reference</w:t>
       </w:r>
@@ -4963,12 +4990,6 @@
             <w:insideH w:val="single" w:color="D9C3CC" w:sz="4" w:space="0"/>
             <w:insideV w:val="single" w:color="D9C3CC" w:sz="4" w:space="0"/>
           </w:tblBorders>
-          <w:tblCellMar>
-            <w:top w:w="50" w:type="dxa"/>
-            <w:left w:w="90" w:type="dxa"/>
-            <w:bottom w:w="50" w:type="dxa"/>
-            <w:right w:w="90" w:type="dxa"/>
-          </w:tblCellMar>
         </w:tblPrEx>
         <w:trPr>
           <w:tblHeader/>
@@ -6004,12 +6025,6 @@
             <w:insideH w:val="single" w:color="D9C3CC" w:sz="4" w:space="0"/>
             <w:insideV w:val="single" w:color="D9C3CC" w:sz="4" w:space="0"/>
           </w:tblBorders>
-          <w:tblCellMar>
-            <w:top w:w="50" w:type="dxa"/>
-            <w:left w:w="90" w:type="dxa"/>
-            <w:bottom w:w="50" w:type="dxa"/>
-            <w:right w:w="90" w:type="dxa"/>
-          </w:tblCellMar>
         </w:tblPrEx>
         <w:trPr>
           <w:tblHeader/>
@@ -7317,12 +7332,6 @@
             <w:insideH w:val="single" w:color="D9C3CC" w:sz="4" w:space="0"/>
             <w:insideV w:val="single" w:color="D9C3CC" w:sz="4" w:space="0"/>
           </w:tblBorders>
-          <w:tblCellMar>
-            <w:top w:w="50" w:type="dxa"/>
-            <w:left w:w="90" w:type="dxa"/>
-            <w:bottom w:w="50" w:type="dxa"/>
-            <w:right w:w="90" w:type="dxa"/>
-          </w:tblCellMar>
         </w:tblPrEx>
         <w:trPr>
           <w:tblHeader/>
@@ -8589,7 +8598,7 @@
       <w:pPr>
         <w:pStyle w:val="3"/>
       </w:pPr>
-      <w:bookmarkStart w:id="6" w:name="_Toc5884"/>
+      <w:bookmarkStart w:id="6" w:name="_Toc29686"/>
       <w:r>
         <w:t>3.4 Privacy, safety and security design</w:t>
       </w:r>
@@ -8654,7 +8663,7 @@
       <w:pPr>
         <w:pStyle w:val="3"/>
       </w:pPr>
-      <w:bookmarkStart w:id="7" w:name="_Toc5566"/>
+      <w:bookmarkStart w:id="7" w:name="_Toc27877"/>
       <w:r>
         <w:t>3.5 Repository layout</w:t>
       </w:r>
@@ -8709,12 +8718,6 @@
             <w:insideH w:val="single" w:color="D9C3CC" w:sz="4" w:space="0"/>
             <w:insideV w:val="single" w:color="D9C3CC" w:sz="4" w:space="0"/>
           </w:tblBorders>
-          <w:tblCellMar>
-            <w:top w:w="50" w:type="dxa"/>
-            <w:left w:w="90" w:type="dxa"/>
-            <w:bottom w:w="50" w:type="dxa"/>
-            <w:right w:w="90" w:type="dxa"/>
-          </w:tblCellMar>
         </w:tblPrEx>
         <w:trPr>
           <w:tblHeader/>
@@ -9198,7 +9201,7 @@
         <w:pStyle w:val="2"/>
         <w:pageBreakBefore w:val="0"/>
       </w:pPr>
-      <w:bookmarkStart w:id="8" w:name="_Toc26855"/>
+      <w:bookmarkStart w:id="8" w:name="_Toc16274"/>
       <w:r>
         <w:t>4. Mobile application in detail</w:t>
       </w:r>
@@ -9208,7 +9211,7 @@
       <w:pPr>
         <w:pStyle w:val="3"/>
       </w:pPr>
-      <w:bookmarkStart w:id="9" w:name="_Toc16011"/>
+      <w:bookmarkStart w:id="9" w:name="_Toc13072"/>
       <w:r>
         <w:t>4.1 Technology</w:t>
       </w:r>
@@ -9263,12 +9266,6 @@
             <w:insideH w:val="single" w:color="D9C3CC" w:sz="4" w:space="0"/>
             <w:insideV w:val="single" w:color="D9C3CC" w:sz="4" w:space="0"/>
           </w:tblBorders>
-          <w:tblCellMar>
-            <w:top w:w="50" w:type="dxa"/>
-            <w:left w:w="90" w:type="dxa"/>
-            <w:bottom w:w="50" w:type="dxa"/>
-            <w:right w:w="90" w:type="dxa"/>
-          </w:tblCellMar>
         </w:tblPrEx>
         <w:trPr>
           <w:tblHeader/>
@@ -9797,7 +9794,7 @@
       <w:pPr>
         <w:pStyle w:val="3"/>
       </w:pPr>
-      <w:bookmarkStart w:id="10" w:name="_Toc22518"/>
+      <w:bookmarkStart w:id="10" w:name="_Toc27184"/>
       <w:r>
         <w:t>4.2 Screens</w:t>
       </w:r>
@@ -9853,12 +9850,6 @@
             <w:insideH w:val="single" w:color="D9C3CC" w:sz="4" w:space="0"/>
             <w:insideV w:val="single" w:color="D9C3CC" w:sz="4" w:space="0"/>
           </w:tblBorders>
-          <w:tblCellMar>
-            <w:top w:w="50" w:type="dxa"/>
-            <w:left w:w="90" w:type="dxa"/>
-            <w:bottom w:w="50" w:type="dxa"/>
-            <w:right w:w="90" w:type="dxa"/>
-          </w:tblCellMar>
         </w:tblPrEx>
         <w:trPr>
           <w:tblHeader/>
@@ -10336,7 +10327,7 @@
       <w:pPr>
         <w:pStyle w:val="3"/>
       </w:pPr>
-      <w:bookmarkStart w:id="11" w:name="_Toc26019"/>
+      <w:bookmarkStart w:id="11" w:name="_Toc21362"/>
       <w:r>
         <w:t>4.3 State and data flow</w:t>
       </w:r>
@@ -10757,7 +10748,7 @@
       <w:pPr>
         <w:pStyle w:val="3"/>
       </w:pPr>
-      <w:bookmarkStart w:id="12" w:name="_Toc29695"/>
+      <w:bookmarkStart w:id="12" w:name="_Toc24952"/>
       <w:r>
         <w:t>4.4 PCOS assessment flow</w:t>
       </w:r>
@@ -10810,7 +10801,7 @@
       <w:pPr>
         <w:pStyle w:val="3"/>
       </w:pPr>
-      <w:bookmarkStart w:id="13" w:name="_Toc4918"/>
+      <w:bookmarkStart w:id="13" w:name="_Toc14581"/>
       <w:r>
         <w:t>4.5 Breast health flow</w:t>
       </w:r>
@@ -10915,7 +10906,7 @@
       <w:pPr>
         <w:pStyle w:val="3"/>
       </w:pPr>
-      <w:bookmarkStart w:id="14" w:name="_Toc17758"/>
+      <w:bookmarkStart w:id="14" w:name="_Toc20738"/>
       <w:r>
         <w:t>4.6 Breast self-exam and the monthly reminder</w:t>
       </w:r>
@@ -10989,7 +10980,7 @@
       <w:pPr>
         <w:pStyle w:val="3"/>
       </w:pPr>
-      <w:bookmarkStart w:id="15" w:name="_Toc29553"/>
+      <w:bookmarkStart w:id="15" w:name="_Toc962"/>
       <w:r>
         <w:t>4.7 Server address setting</w:t>
       </w:r>
@@ -11008,7 +10999,7 @@
       <w:pPr>
         <w:pStyle w:val="3"/>
       </w:pPr>
-      <w:bookmarkStart w:id="16" w:name="_Toc32711"/>
+      <w:bookmarkStart w:id="16" w:name="_Toc14202"/>
       <w:r>
         <w:t>4.8 Android configuration</w:t>
       </w:r>
@@ -11054,7 +11045,7 @@
       <w:pPr>
         <w:pStyle w:val="3"/>
       </w:pPr>
-      <w:bookmarkStart w:id="17" w:name="_Toc10890"/>
+      <w:bookmarkStart w:id="17" w:name="_Toc16983"/>
       <w:r>
         <w:t>4.9 Automated tests</w:t>
       </w:r>
@@ -12044,7 +12035,7 @@
         <w:pStyle w:val="2"/>
         <w:pageBreakBefore w:val="0"/>
       </w:pPr>
-      <w:bookmarkStart w:id="18" w:name="_Toc16542"/>
+      <w:bookmarkStart w:id="18" w:name="_Toc20967"/>
       <w:r>
         <w:t>5. PCOS risk model</w:t>
       </w:r>
@@ -12063,7 +12054,7 @@
       <w:pPr>
         <w:pStyle w:val="3"/>
       </w:pPr>
-      <w:bookmarkStart w:id="19" w:name="_Toc27190"/>
+      <w:bookmarkStart w:id="19" w:name="_Toc27697"/>
       <w:r>
         <w:t>5.1 Data and preparation</w:t>
       </w:r>
@@ -12130,7 +12121,7 @@
       <w:pPr>
         <w:pStyle w:val="3"/>
       </w:pPr>
-      <w:bookmarkStart w:id="20" w:name="_Toc23846"/>
+      <w:bookmarkStart w:id="20" w:name="_Toc30231"/>
       <w:r>
         <w:t>5.2 Features and constraints</w:t>
       </w:r>
@@ -12196,12 +12187,6 @@
             <w:insideH w:val="single" w:color="D9C3CC" w:sz="4" w:space="0"/>
             <w:insideV w:val="single" w:color="D9C3CC" w:sz="4" w:space="0"/>
           </w:tblBorders>
-          <w:tblCellMar>
-            <w:top w:w="50" w:type="dxa"/>
-            <w:left w:w="90" w:type="dxa"/>
-            <w:bottom w:w="50" w:type="dxa"/>
-            <w:right w:w="90" w:type="dxa"/>
-          </w:tblCellMar>
         </w:tblPrEx>
         <w:trPr>
           <w:tblHeader/>
@@ -13402,7 +13387,7 @@
       <w:pPr>
         <w:pStyle w:val="3"/>
       </w:pPr>
-      <w:bookmarkStart w:id="21" w:name="_Toc23456"/>
+      <w:bookmarkStart w:id="21" w:name="_Toc29447"/>
       <w:r>
         <w:t>5.3 Model and training</w:t>
       </w:r>
@@ -13945,7 +13930,7 @@
       <w:pPr>
         <w:pStyle w:val="3"/>
       </w:pPr>
-      <w:bookmarkStart w:id="22" w:name="_Toc9985"/>
+      <w:bookmarkStart w:id="22" w:name="_Toc32128"/>
       <w:r>
         <w:t>5.4 Results</w:t>
       </w:r>
@@ -15863,7 +15848,7 @@
       <w:pPr>
         <w:pStyle w:val="3"/>
       </w:pPr>
-      <w:bookmarkStart w:id="23" w:name="_Toc19044"/>
+      <w:bookmarkStart w:id="23" w:name="_Toc9899"/>
       <w:r>
         <w:t>5.5 How the app uses it</w:t>
       </w:r>
@@ -15923,7 +15908,7 @@
       <w:pPr>
         <w:pStyle w:val="3"/>
       </w:pPr>
-      <w:bookmarkStart w:id="24" w:name="_Toc470"/>
+      <w:bookmarkStart w:id="24" w:name="_Toc11287"/>
       <w:r>
         <w:t>5.6 Limitations</w:t>
       </w:r>
@@ -15970,7 +15955,7 @@
         <w:pStyle w:val="2"/>
         <w:pageBreakBefore w:val="0"/>
       </w:pPr>
-      <w:bookmarkStart w:id="25" w:name="_Toc8221"/>
+      <w:bookmarkStart w:id="25" w:name="_Toc18689"/>
       <w:r>
         <w:t>6. Breast ultrasound classifier (component A)</w:t>
       </w:r>
@@ -15980,7 +15965,7 @@
       <w:pPr>
         <w:pStyle w:val="3"/>
       </w:pPr>
-      <w:bookmarkStart w:id="26" w:name="_Toc15138"/>
+      <w:bookmarkStart w:id="26" w:name="_Toc6887"/>
       <w:r>
         <w:t>6.1 What it does</w:t>
       </w:r>
@@ -15999,7 +15984,7 @@
       <w:pPr>
         <w:pStyle w:val="3"/>
       </w:pPr>
-      <w:bookmarkStart w:id="27" w:name="_Toc32120"/>
+      <w:bookmarkStart w:id="27" w:name="_Toc23221"/>
       <w:r>
         <w:t>6.2 Datasets</w:t>
       </w:r>
@@ -18364,7 +18349,7 @@
       <w:pPr>
         <w:pStyle w:val="3"/>
       </w:pPr>
-      <w:bookmarkStart w:id="28" w:name="_Toc23924"/>
+      <w:bookmarkStart w:id="28" w:name="_Toc11385"/>
       <w:r>
         <w:t>6.3 Data-quality decisions</w:t>
       </w:r>
@@ -18488,7 +18473,7 @@
       <w:pPr>
         <w:pStyle w:val="3"/>
       </w:pPr>
-      <w:bookmarkStart w:id="29" w:name="_Toc25851"/>
+      <w:bookmarkStart w:id="29" w:name="_Toc11924"/>
       <w:r>
         <w:t>6.4 Method and settings</w:t>
       </w:r>
@@ -18543,12 +18528,6 @@
             <w:insideH w:val="single" w:color="D9C3CC" w:sz="4" w:space="0"/>
             <w:insideV w:val="single" w:color="D9C3CC" w:sz="4" w:space="0"/>
           </w:tblBorders>
-          <w:tblCellMar>
-            <w:top w:w="50" w:type="dxa"/>
-            <w:left w:w="90" w:type="dxa"/>
-            <w:bottom w:w="50" w:type="dxa"/>
-            <w:right w:w="90" w:type="dxa"/>
-          </w:tblCellMar>
         </w:tblPrEx>
         <w:trPr>
           <w:tblHeader/>
@@ -19477,12 +19456,6 @@
             <w:insideH w:val="single" w:color="D9C3CC" w:sz="4" w:space="0"/>
             <w:insideV w:val="single" w:color="D9C3CC" w:sz="4" w:space="0"/>
           </w:tblBorders>
-          <w:tblCellMar>
-            <w:top w:w="50" w:type="dxa"/>
-            <w:left w:w="90" w:type="dxa"/>
-            <w:bottom w:w="50" w:type="dxa"/>
-            <w:right w:w="90" w:type="dxa"/>
-          </w:tblCellMar>
         </w:tblPrEx>
         <w:trPr>
           <w:tblHeader/>
@@ -20130,7 +20103,7 @@
       <w:pPr>
         <w:pStyle w:val="3"/>
       </w:pPr>
-      <w:bookmarkStart w:id="30" w:name="_Toc17061"/>
+      <w:bookmarkStart w:id="30" w:name="_Toc321"/>
       <w:r>
         <w:t>6.5 Selecting the recipe by cross-validation</w:t>
       </w:r>
@@ -20198,12 +20171,6 @@
             <w:insideH w:val="single" w:color="D9C3CC" w:sz="4" w:space="0"/>
             <w:insideV w:val="single" w:color="D9C3CC" w:sz="4" w:space="0"/>
           </w:tblBorders>
-          <w:tblCellMar>
-            <w:top w:w="50" w:type="dxa"/>
-            <w:left w:w="90" w:type="dxa"/>
-            <w:bottom w:w="50" w:type="dxa"/>
-            <w:right w:w="90" w:type="dxa"/>
-          </w:tblCellMar>
         </w:tblPrEx>
         <w:trPr>
           <w:tblHeader/>
@@ -22281,7 +22248,7 @@
       <w:pPr>
         <w:pStyle w:val="3"/>
       </w:pPr>
-      <w:bookmarkStart w:id="31" w:name="_Toc19674"/>
+      <w:bookmarkStart w:id="31" w:name="_Toc177"/>
       <w:r>
         <w:t>6.6 Calibration, threshold and export</w:t>
       </w:r>
@@ -22367,7 +22334,7 @@
       <w:pPr>
         <w:pStyle w:val="3"/>
       </w:pPr>
-      <w:bookmarkStart w:id="32" w:name="_Toc1235"/>
+      <w:bookmarkStart w:id="32" w:name="_Toc21677"/>
       <w:r>
         <w:t>6.7 Model versions</w:t>
       </w:r>
@@ -22827,7 +22794,7 @@
       <w:pPr>
         <w:pStyle w:val="3"/>
       </w:pPr>
-      <w:bookmarkStart w:id="33" w:name="_Toc22668"/>
+      <w:bookmarkStart w:id="33" w:name="_Toc30659"/>
       <w:r>
         <w:t>6.8 Results</w:t>
       </w:r>
@@ -24399,6 +24366,2526 @@
           <w:i w:val="0"/>
         </w:rPr>
         <w:t>Table 29. Deployed ultrasound model at the screening threshold 0.25</w:t>
+      </w:r>
+    </w:p>
+    <w:tbl>
+      <w:tblPr>
+        <w:tblStyle w:val="12"/>
+        <w:tblW w:w="0" w:type="auto"/>
+        <w:jc w:val="center"/>
+        <w:tblBorders>
+          <w:top w:val="single" w:color="D9C3CC" w:sz="4" w:space="0"/>
+          <w:left w:val="single" w:color="D9C3CC" w:sz="4" w:space="0"/>
+          <w:bottom w:val="single" w:color="D9C3CC" w:sz="4" w:space="0"/>
+          <w:right w:val="single" w:color="D9C3CC" w:sz="4" w:space="0"/>
+          <w:insideH w:val="single" w:color="D9C3CC" w:sz="4" w:space="0"/>
+          <w:insideV w:val="single" w:color="D9C3CC" w:sz="4" w:space="0"/>
+        </w:tblBorders>
+        <w:tblLayout w:type="fixed"/>
+        <w:tblCellMar>
+          <w:top w:w="50" w:type="dxa"/>
+          <w:left w:w="90" w:type="dxa"/>
+          <w:bottom w:w="50" w:type="dxa"/>
+          <w:right w:w="90" w:type="dxa"/>
+        </w:tblCellMar>
+      </w:tblPr>
+      <w:tblGrid>
+        <w:gridCol w:w="2835"/>
+        <w:gridCol w:w="907"/>
+        <w:gridCol w:w="1361"/>
+        <w:gridCol w:w="1587"/>
+        <w:gridCol w:w="1701"/>
+        <w:gridCol w:w="1020"/>
+      </w:tblGrid>
+      <w:tr>
+        <w:tblPrEx>
+          <w:tblBorders>
+            <w:top w:val="single" w:color="D9C3CC" w:sz="4" w:space="0"/>
+            <w:left w:val="single" w:color="D9C3CC" w:sz="4" w:space="0"/>
+            <w:bottom w:val="single" w:color="D9C3CC" w:sz="4" w:space="0"/>
+            <w:right w:val="single" w:color="D9C3CC" w:sz="4" w:space="0"/>
+            <w:insideH w:val="single" w:color="D9C3CC" w:sz="4" w:space="0"/>
+            <w:insideV w:val="single" w:color="D9C3CC" w:sz="4" w:space="0"/>
+          </w:tblBorders>
+        </w:tblPrEx>
+        <w:trPr>
+          <w:tblHeader/>
+          <w:jc w:val="center"/>
+        </w:trPr>
+        <w:tc>
+          <w:tcPr>
+            <w:tcW w:w="2835" w:type="dxa"/>
+            <w:shd w:val="clear" w:color="auto" w:fill="9E1B46"/>
+          </w:tcPr>
+          <w:p>
+            <w:pPr>
+              <w:keepNext/>
+              <w:spacing w:after="0" w:line="240" w:lineRule="auto"/>
+            </w:pPr>
+            <w:r>
+              <w:rPr>
+                <w:b/>
+                <w:i w:val="0"/>
+                <w:color w:val="FFFFFF"/>
+                <w:sz w:val="18"/>
+              </w:rPr>
+              <w:t>Test group</w:t>
+            </w:r>
+          </w:p>
+        </w:tc>
+        <w:tc>
+          <w:tcPr>
+            <w:tcW w:w="907" w:type="dxa"/>
+            <w:shd w:val="clear" w:color="auto" w:fill="9E1B46"/>
+          </w:tcPr>
+          <w:p>
+            <w:pPr>
+              <w:keepNext/>
+              <w:spacing w:after="0" w:line="240" w:lineRule="auto"/>
+              <w:jc w:val="right"/>
+            </w:pPr>
+            <w:r>
+              <w:rPr>
+                <w:b/>
+                <w:i w:val="0"/>
+                <w:color w:val="FFFFFF"/>
+                <w:sz w:val="18"/>
+              </w:rPr>
+              <w:t>Scans</w:t>
+            </w:r>
+          </w:p>
+        </w:tc>
+        <w:tc>
+          <w:tcPr>
+            <w:tcW w:w="1361" w:type="dxa"/>
+            <w:shd w:val="clear" w:color="auto" w:fill="9E1B46"/>
+          </w:tcPr>
+          <w:p>
+            <w:pPr>
+              <w:keepNext/>
+              <w:spacing w:after="0" w:line="240" w:lineRule="auto"/>
+              <w:jc w:val="right"/>
+            </w:pPr>
+            <w:r>
+              <w:rPr>
+                <w:b/>
+                <w:i w:val="0"/>
+                <w:color w:val="FFFFFF"/>
+                <w:sz w:val="18"/>
+              </w:rPr>
+              <w:t>Accuracy</w:t>
+            </w:r>
+          </w:p>
+        </w:tc>
+        <w:tc>
+          <w:tcPr>
+            <w:tcW w:w="1587" w:type="dxa"/>
+            <w:shd w:val="clear" w:color="auto" w:fill="9E1B46"/>
+          </w:tcPr>
+          <w:p>
+            <w:pPr>
+              <w:keepNext/>
+              <w:spacing w:after="0" w:line="240" w:lineRule="auto"/>
+              <w:jc w:val="right"/>
+            </w:pPr>
+            <w:r>
+              <w:rPr>
+                <w:b/>
+                <w:i w:val="0"/>
+                <w:color w:val="FFFFFF"/>
+                <w:sz w:val="18"/>
+              </w:rPr>
+              <w:t>Cancers caught</w:t>
+            </w:r>
+          </w:p>
+        </w:tc>
+        <w:tc>
+          <w:tcPr>
+            <w:tcW w:w="1701" w:type="dxa"/>
+            <w:shd w:val="clear" w:color="auto" w:fill="9E1B46"/>
+          </w:tcPr>
+          <w:p>
+            <w:pPr>
+              <w:keepNext/>
+              <w:spacing w:after="0" w:line="240" w:lineRule="auto"/>
+              <w:jc w:val="right"/>
+            </w:pPr>
+            <w:r>
+              <w:rPr>
+                <w:b/>
+                <w:i w:val="0"/>
+                <w:color w:val="FFFFFF"/>
+                <w:sz w:val="18"/>
+              </w:rPr>
+              <w:t>Non-cancer cleared</w:t>
+            </w:r>
+          </w:p>
+        </w:tc>
+        <w:tc>
+          <w:tcPr>
+            <w:tcW w:w="1020" w:type="dxa"/>
+            <w:shd w:val="clear" w:color="auto" w:fill="9E1B46"/>
+          </w:tcPr>
+          <w:p>
+            <w:pPr>
+              <w:keepNext/>
+              <w:spacing w:after="0" w:line="240" w:lineRule="auto"/>
+              <w:jc w:val="right"/>
+            </w:pPr>
+            <w:r>
+              <w:rPr>
+                <w:b/>
+                <w:i w:val="0"/>
+                <w:color w:val="FFFFFF"/>
+                <w:sz w:val="18"/>
+              </w:rPr>
+              <w:t>AUC</w:t>
+            </w:r>
+          </w:p>
+        </w:tc>
+      </w:tr>
+      <w:tr>
+        <w:tblPrEx>
+          <w:tblBorders>
+            <w:top w:val="single" w:color="D9C3CC" w:sz="4" w:space="0"/>
+            <w:left w:val="single" w:color="D9C3CC" w:sz="4" w:space="0"/>
+            <w:bottom w:val="single" w:color="D9C3CC" w:sz="4" w:space="0"/>
+            <w:right w:val="single" w:color="D9C3CC" w:sz="4" w:space="0"/>
+            <w:insideH w:val="single" w:color="D9C3CC" w:sz="4" w:space="0"/>
+            <w:insideV w:val="single" w:color="D9C3CC" w:sz="4" w:space="0"/>
+          </w:tblBorders>
+          <w:tblCellMar>
+            <w:top w:w="50" w:type="dxa"/>
+            <w:left w:w="90" w:type="dxa"/>
+            <w:bottom w:w="50" w:type="dxa"/>
+            <w:right w:w="90" w:type="dxa"/>
+          </w:tblCellMar>
+        </w:tblPrEx>
+        <w:trPr>
+          <w:cantSplit/>
+          <w:jc w:val="center"/>
+        </w:trPr>
+        <w:tc>
+          <w:tcPr>
+            <w:tcW w:w="2835" w:type="dxa"/>
+          </w:tcPr>
+          <w:p>
+            <w:pPr>
+              <w:keepNext/>
+              <w:spacing w:after="0" w:line="240" w:lineRule="auto"/>
+            </w:pPr>
+            <w:r>
+              <w:rPr>
+                <w:b w:val="0"/>
+                <w:i w:val="0"/>
+                <w:sz w:val="18"/>
+              </w:rPr>
+              <w:t>All held-out scans</w:t>
+            </w:r>
+          </w:p>
+        </w:tc>
+        <w:tc>
+          <w:tcPr>
+            <w:tcW w:w="907" w:type="dxa"/>
+          </w:tcPr>
+          <w:p>
+            <w:pPr>
+              <w:keepNext/>
+              <w:spacing w:after="0" w:line="240" w:lineRule="auto"/>
+              <w:jc w:val="right"/>
+            </w:pPr>
+            <w:r>
+              <w:rPr>
+                <w:b w:val="0"/>
+                <w:i w:val="0"/>
+                <w:sz w:val="18"/>
+              </w:rPr>
+              <w:t>710</w:t>
+            </w:r>
+          </w:p>
+        </w:tc>
+        <w:tc>
+          <w:tcPr>
+            <w:tcW w:w="1361" w:type="dxa"/>
+          </w:tcPr>
+          <w:p>
+            <w:pPr>
+              <w:keepNext/>
+              <w:spacing w:after="0" w:line="240" w:lineRule="auto"/>
+              <w:jc w:val="right"/>
+            </w:pPr>
+            <w:r>
+              <w:rPr>
+                <w:b w:val="0"/>
+                <w:i w:val="0"/>
+                <w:sz w:val="18"/>
+              </w:rPr>
+              <w:t>71.8%</w:t>
+            </w:r>
+          </w:p>
+        </w:tc>
+        <w:tc>
+          <w:tcPr>
+            <w:tcW w:w="1587" w:type="dxa"/>
+          </w:tcPr>
+          <w:p>
+            <w:pPr>
+              <w:keepNext/>
+              <w:spacing w:after="0" w:line="240" w:lineRule="auto"/>
+              <w:jc w:val="right"/>
+            </w:pPr>
+            <w:r>
+              <w:rPr>
+                <w:b w:val="0"/>
+                <w:i w:val="0"/>
+                <w:sz w:val="18"/>
+              </w:rPr>
+              <w:t>89.2%</w:t>
+            </w:r>
+          </w:p>
+        </w:tc>
+        <w:tc>
+          <w:tcPr>
+            <w:tcW w:w="1701" w:type="dxa"/>
+          </w:tcPr>
+          <w:p>
+            <w:pPr>
+              <w:keepNext/>
+              <w:spacing w:after="0" w:line="240" w:lineRule="auto"/>
+              <w:jc w:val="right"/>
+            </w:pPr>
+            <w:r>
+              <w:rPr>
+                <w:b w:val="0"/>
+                <w:i w:val="0"/>
+                <w:sz w:val="18"/>
+              </w:rPr>
+              <w:t>63.6%</w:t>
+            </w:r>
+          </w:p>
+        </w:tc>
+        <w:tc>
+          <w:tcPr>
+            <w:tcW w:w="1020" w:type="dxa"/>
+          </w:tcPr>
+          <w:p>
+            <w:pPr>
+              <w:keepNext/>
+              <w:spacing w:after="0" w:line="240" w:lineRule="auto"/>
+              <w:jc w:val="right"/>
+            </w:pPr>
+            <w:r>
+              <w:rPr>
+                <w:b w:val="0"/>
+                <w:i w:val="0"/>
+                <w:sz w:val="18"/>
+              </w:rPr>
+              <w:t>0.869</w:t>
+            </w:r>
+          </w:p>
+        </w:tc>
+      </w:tr>
+      <w:tr>
+        <w:tblPrEx>
+          <w:tblBorders>
+            <w:top w:val="single" w:color="D9C3CC" w:sz="4" w:space="0"/>
+            <w:left w:val="single" w:color="D9C3CC" w:sz="4" w:space="0"/>
+            <w:bottom w:val="single" w:color="D9C3CC" w:sz="4" w:space="0"/>
+            <w:right w:val="single" w:color="D9C3CC" w:sz="4" w:space="0"/>
+            <w:insideH w:val="single" w:color="D9C3CC" w:sz="4" w:space="0"/>
+            <w:insideV w:val="single" w:color="D9C3CC" w:sz="4" w:space="0"/>
+          </w:tblBorders>
+          <w:tblCellMar>
+            <w:top w:w="50" w:type="dxa"/>
+            <w:left w:w="90" w:type="dxa"/>
+            <w:bottom w:w="50" w:type="dxa"/>
+            <w:right w:w="90" w:type="dxa"/>
+          </w:tblCellMar>
+        </w:tblPrEx>
+        <w:trPr>
+          <w:cantSplit/>
+          <w:jc w:val="center"/>
+        </w:trPr>
+        <w:tc>
+          <w:tcPr>
+            <w:tcW w:w="2835" w:type="dxa"/>
+            <w:shd w:val="clear" w:color="auto" w:fill="FBE9EF"/>
+          </w:tcPr>
+          <w:p>
+            <w:pPr>
+              <w:keepNext/>
+              <w:spacing w:after="0" w:line="240" w:lineRule="auto"/>
+            </w:pPr>
+            <w:r>
+              <w:rPr>
+                <w:b w:val="0"/>
+                <w:i w:val="0"/>
+                <w:sz w:val="18"/>
+              </w:rPr>
+              <w:t>Original BUSI + BrEaST scans</w:t>
+            </w:r>
+          </w:p>
+        </w:tc>
+        <w:tc>
+          <w:tcPr>
+            <w:tcW w:w="907" w:type="dxa"/>
+            <w:shd w:val="clear" w:color="auto" w:fill="FBE9EF"/>
+          </w:tcPr>
+          <w:p>
+            <w:pPr>
+              <w:keepNext/>
+              <w:spacing w:after="0" w:line="240" w:lineRule="auto"/>
+              <w:jc w:val="right"/>
+            </w:pPr>
+            <w:r>
+              <w:rPr>
+                <w:b w:val="0"/>
+                <w:i w:val="0"/>
+                <w:sz w:val="18"/>
+              </w:rPr>
+              <w:t>148</w:t>
+            </w:r>
+          </w:p>
+        </w:tc>
+        <w:tc>
+          <w:tcPr>
+            <w:tcW w:w="1361" w:type="dxa"/>
+            <w:shd w:val="clear" w:color="auto" w:fill="FBE9EF"/>
+          </w:tcPr>
+          <w:p>
+            <w:pPr>
+              <w:keepNext/>
+              <w:spacing w:after="0" w:line="240" w:lineRule="auto"/>
+              <w:jc w:val="right"/>
+            </w:pPr>
+            <w:r>
+              <w:rPr>
+                <w:b w:val="0"/>
+                <w:i w:val="0"/>
+                <w:sz w:val="18"/>
+              </w:rPr>
+              <w:t>77.0%</w:t>
+            </w:r>
+          </w:p>
+        </w:tc>
+        <w:tc>
+          <w:tcPr>
+            <w:tcW w:w="1587" w:type="dxa"/>
+            <w:shd w:val="clear" w:color="auto" w:fill="FBE9EF"/>
+          </w:tcPr>
+          <w:p>
+            <w:pPr>
+              <w:keepNext/>
+              <w:spacing w:after="0" w:line="240" w:lineRule="auto"/>
+              <w:jc w:val="right"/>
+            </w:pPr>
+            <w:r>
+              <w:rPr>
+                <w:b w:val="0"/>
+                <w:i w:val="0"/>
+                <w:sz w:val="18"/>
+              </w:rPr>
+              <w:t>85.4%</w:t>
+            </w:r>
+          </w:p>
+        </w:tc>
+        <w:tc>
+          <w:tcPr>
+            <w:tcW w:w="1701" w:type="dxa"/>
+            <w:shd w:val="clear" w:color="auto" w:fill="FBE9EF"/>
+          </w:tcPr>
+          <w:p>
+            <w:pPr>
+              <w:keepNext/>
+              <w:spacing w:after="0" w:line="240" w:lineRule="auto"/>
+              <w:jc w:val="right"/>
+            </w:pPr>
+            <w:r>
+              <w:rPr>
+                <w:b w:val="0"/>
+                <w:i w:val="0"/>
+                <w:sz w:val="18"/>
+              </w:rPr>
+              <w:t>75.0%</w:t>
+            </w:r>
+          </w:p>
+        </w:tc>
+        <w:tc>
+          <w:tcPr>
+            <w:tcW w:w="1020" w:type="dxa"/>
+            <w:shd w:val="clear" w:color="auto" w:fill="FBE9EF"/>
+          </w:tcPr>
+          <w:p>
+            <w:pPr>
+              <w:keepNext/>
+              <w:spacing w:after="0" w:line="240" w:lineRule="auto"/>
+              <w:jc w:val="right"/>
+            </w:pPr>
+            <w:r>
+              <w:rPr>
+                <w:b w:val="0"/>
+                <w:i w:val="0"/>
+                <w:sz w:val="18"/>
+              </w:rPr>
+              <w:t>0.882</w:t>
+            </w:r>
+          </w:p>
+        </w:tc>
+      </w:tr>
+      <w:tr>
+        <w:tblPrEx>
+          <w:tblBorders>
+            <w:top w:val="single" w:color="D9C3CC" w:sz="4" w:space="0"/>
+            <w:left w:val="single" w:color="D9C3CC" w:sz="4" w:space="0"/>
+            <w:bottom w:val="single" w:color="D9C3CC" w:sz="4" w:space="0"/>
+            <w:right w:val="single" w:color="D9C3CC" w:sz="4" w:space="0"/>
+            <w:insideH w:val="single" w:color="D9C3CC" w:sz="4" w:space="0"/>
+            <w:insideV w:val="single" w:color="D9C3CC" w:sz="4" w:space="0"/>
+          </w:tblBorders>
+          <w:tblCellMar>
+            <w:top w:w="50" w:type="dxa"/>
+            <w:left w:w="90" w:type="dxa"/>
+            <w:bottom w:w="50" w:type="dxa"/>
+            <w:right w:w="90" w:type="dxa"/>
+          </w:tblCellMar>
+        </w:tblPrEx>
+        <w:trPr>
+          <w:cantSplit/>
+          <w:jc w:val="center"/>
+        </w:trPr>
+        <w:tc>
+          <w:tcPr>
+            <w:tcW w:w="2835" w:type="dxa"/>
+          </w:tcPr>
+          <w:p>
+            <w:pPr>
+              <w:spacing w:after="0" w:line="240" w:lineRule="auto"/>
+            </w:pPr>
+            <w:r>
+              <w:rPr>
+                <w:b w:val="0"/>
+                <w:i w:val="0"/>
+                <w:sz w:val="18"/>
+              </w:rPr>
+              <w:t>BUS-BRA unseen patients</w:t>
+            </w:r>
+          </w:p>
+        </w:tc>
+        <w:tc>
+          <w:tcPr>
+            <w:tcW w:w="907" w:type="dxa"/>
+          </w:tcPr>
+          <w:p>
+            <w:pPr>
+              <w:spacing w:after="0" w:line="240" w:lineRule="auto"/>
+              <w:jc w:val="right"/>
+            </w:pPr>
+            <w:r>
+              <w:rPr>
+                <w:b w:val="0"/>
+                <w:i w:val="0"/>
+                <w:sz w:val="18"/>
+              </w:rPr>
+              <w:t>562</w:t>
+            </w:r>
+          </w:p>
+        </w:tc>
+        <w:tc>
+          <w:tcPr>
+            <w:tcW w:w="1361" w:type="dxa"/>
+          </w:tcPr>
+          <w:p>
+            <w:pPr>
+              <w:spacing w:after="0" w:line="240" w:lineRule="auto"/>
+              <w:jc w:val="right"/>
+            </w:pPr>
+            <w:r>
+              <w:rPr>
+                <w:b w:val="0"/>
+                <w:i w:val="0"/>
+                <w:sz w:val="18"/>
+              </w:rPr>
+              <w:t>70.5%</w:t>
+            </w:r>
+          </w:p>
+        </w:tc>
+        <w:tc>
+          <w:tcPr>
+            <w:tcW w:w="1587" w:type="dxa"/>
+          </w:tcPr>
+          <w:p>
+            <w:pPr>
+              <w:spacing w:after="0" w:line="240" w:lineRule="auto"/>
+              <w:jc w:val="right"/>
+            </w:pPr>
+            <w:r>
+              <w:rPr>
+                <w:b w:val="0"/>
+                <w:i w:val="0"/>
+                <w:sz w:val="18"/>
+              </w:rPr>
+              <w:t>90.1%</w:t>
+            </w:r>
+          </w:p>
+        </w:tc>
+        <w:tc>
+          <w:tcPr>
+            <w:tcW w:w="1701" w:type="dxa"/>
+          </w:tcPr>
+          <w:p>
+            <w:pPr>
+              <w:spacing w:after="0" w:line="240" w:lineRule="auto"/>
+              <w:jc w:val="right"/>
+            </w:pPr>
+            <w:r>
+              <w:rPr>
+                <w:b w:val="0"/>
+                <w:i w:val="0"/>
+                <w:sz w:val="18"/>
+              </w:rPr>
+              <w:t>60.5%</w:t>
+            </w:r>
+          </w:p>
+        </w:tc>
+        <w:tc>
+          <w:tcPr>
+            <w:tcW w:w="1020" w:type="dxa"/>
+          </w:tcPr>
+          <w:p>
+            <w:pPr>
+              <w:spacing w:after="0" w:line="240" w:lineRule="auto"/>
+              <w:jc w:val="right"/>
+            </w:pPr>
+            <w:r>
+              <w:rPr>
+                <w:b w:val="0"/>
+                <w:i w:val="0"/>
+                <w:sz w:val="18"/>
+              </w:rPr>
+              <w:t>0.866</w:t>
+            </w:r>
+          </w:p>
+        </w:tc>
+      </w:tr>
+    </w:tbl>
+    <w:p>
+      <w:pPr>
+        <w:spacing w:before="60" w:after="160"/>
+      </w:pPr>
+      <w:r>
+        <w:rPr>
+          <w:b w:val="0"/>
+          <w:i/>
+          <w:color w:val="555555"/>
+          <w:sz w:val="17"/>
+        </w:rPr>
+        <w:t>Accuracy is three-class (normal, benign, malignant). Sensitivity and specificity treat malignant against everything else. Approximate 95% uncertainty: accuracy ± 3.3 points (710 scans), cancers caught ± 3.9 points (240 malignant scans).</w:t>
+      </w:r>
+    </w:p>
+    <w:p>
+      <w:pPr>
+        <w:pStyle w:val="4"/>
+      </w:pPr>
+      <w:r>
+        <w:t>6.8.5 One model, different decision rules</w:t>
+      </w:r>
+    </w:p>
+    <w:p>
+      <w:pPr>
+        <w:pStyle w:val="16"/>
+        <w:keepNext/>
+        <w:spacing w:before="160" w:after="60"/>
+      </w:pPr>
+      <w:r>
+        <w:rPr>
+          <w:b w:val="0"/>
+          <w:i w:val="0"/>
+        </w:rPr>
+        <w:t>Table 30. Same network, different decision rules</w:t>
+      </w:r>
+    </w:p>
+    <w:tbl>
+      <w:tblPr>
+        <w:tblStyle w:val="12"/>
+        <w:tblW w:w="0" w:type="auto"/>
+        <w:jc w:val="center"/>
+        <w:tblBorders>
+          <w:top w:val="single" w:color="D9C3CC" w:sz="4" w:space="0"/>
+          <w:left w:val="single" w:color="D9C3CC" w:sz="4" w:space="0"/>
+          <w:bottom w:val="single" w:color="D9C3CC" w:sz="4" w:space="0"/>
+          <w:right w:val="single" w:color="D9C3CC" w:sz="4" w:space="0"/>
+          <w:insideH w:val="single" w:color="D9C3CC" w:sz="4" w:space="0"/>
+          <w:insideV w:val="single" w:color="D9C3CC" w:sz="4" w:space="0"/>
+        </w:tblBorders>
+        <w:tblLayout w:type="fixed"/>
+        <w:tblCellMar>
+          <w:top w:w="50" w:type="dxa"/>
+          <w:left w:w="90" w:type="dxa"/>
+          <w:bottom w:w="50" w:type="dxa"/>
+          <w:right w:w="90" w:type="dxa"/>
+        </w:tblCellMar>
+      </w:tblPr>
+      <w:tblGrid>
+        <w:gridCol w:w="3402"/>
+        <w:gridCol w:w="1134"/>
+        <w:gridCol w:w="1077"/>
+        <w:gridCol w:w="1361"/>
+        <w:gridCol w:w="1474"/>
+        <w:gridCol w:w="964"/>
+      </w:tblGrid>
+      <w:tr>
+        <w:tblPrEx>
+          <w:tblBorders>
+            <w:top w:val="single" w:color="D9C3CC" w:sz="4" w:space="0"/>
+            <w:left w:val="single" w:color="D9C3CC" w:sz="4" w:space="0"/>
+            <w:bottom w:val="single" w:color="D9C3CC" w:sz="4" w:space="0"/>
+            <w:right w:val="single" w:color="D9C3CC" w:sz="4" w:space="0"/>
+            <w:insideH w:val="single" w:color="D9C3CC" w:sz="4" w:space="0"/>
+            <w:insideV w:val="single" w:color="D9C3CC" w:sz="4" w:space="0"/>
+          </w:tblBorders>
+          <w:tblCellMar>
+            <w:top w:w="50" w:type="dxa"/>
+            <w:left w:w="90" w:type="dxa"/>
+            <w:bottom w:w="50" w:type="dxa"/>
+            <w:right w:w="90" w:type="dxa"/>
+          </w:tblCellMar>
+        </w:tblPrEx>
+        <w:trPr>
+          <w:tblHeader/>
+          <w:jc w:val="center"/>
+        </w:trPr>
+        <w:tc>
+          <w:tcPr>
+            <w:tcW w:w="3402" w:type="dxa"/>
+            <w:shd w:val="clear" w:color="auto" w:fill="9E1B46"/>
+          </w:tcPr>
+          <w:p>
+            <w:pPr>
+              <w:keepNext/>
+              <w:spacing w:after="0" w:line="240" w:lineRule="auto"/>
+            </w:pPr>
+            <w:r>
+              <w:rPr>
+                <w:b/>
+                <w:i w:val="0"/>
+                <w:color w:val="FFFFFF"/>
+                <w:sz w:val="17"/>
+              </w:rPr>
+              <w:t>Decision rule (all 710 test scans)</w:t>
+            </w:r>
+          </w:p>
+        </w:tc>
+        <w:tc>
+          <w:tcPr>
+            <w:tcW w:w="1134" w:type="dxa"/>
+            <w:shd w:val="clear" w:color="auto" w:fill="9E1B46"/>
+          </w:tcPr>
+          <w:p>
+            <w:pPr>
+              <w:keepNext/>
+              <w:spacing w:after="0" w:line="240" w:lineRule="auto"/>
+              <w:jc w:val="right"/>
+            </w:pPr>
+            <w:r>
+              <w:rPr>
+                <w:b/>
+                <w:i w:val="0"/>
+                <w:color w:val="FFFFFF"/>
+                <w:sz w:val="17"/>
+              </w:rPr>
+              <w:t>Accuracy</w:t>
+            </w:r>
+          </w:p>
+        </w:tc>
+        <w:tc>
+          <w:tcPr>
+            <w:tcW w:w="1077" w:type="dxa"/>
+            <w:shd w:val="clear" w:color="auto" w:fill="9E1B46"/>
+          </w:tcPr>
+          <w:p>
+            <w:pPr>
+              <w:keepNext/>
+              <w:spacing w:after="0" w:line="240" w:lineRule="auto"/>
+              <w:jc w:val="right"/>
+            </w:pPr>
+            <w:r>
+              <w:rPr>
+                <w:b/>
+                <w:i w:val="0"/>
+                <w:color w:val="FFFFFF"/>
+                <w:sz w:val="17"/>
+              </w:rPr>
+              <w:t>Macro-F1</w:t>
+            </w:r>
+          </w:p>
+        </w:tc>
+        <w:tc>
+          <w:tcPr>
+            <w:tcW w:w="1361" w:type="dxa"/>
+            <w:shd w:val="clear" w:color="auto" w:fill="9E1B46"/>
+          </w:tcPr>
+          <w:p>
+            <w:pPr>
+              <w:keepNext/>
+              <w:spacing w:after="0" w:line="240" w:lineRule="auto"/>
+              <w:jc w:val="right"/>
+            </w:pPr>
+            <w:r>
+              <w:rPr>
+                <w:b/>
+                <w:i w:val="0"/>
+                <w:color w:val="FFFFFF"/>
+                <w:sz w:val="17"/>
+              </w:rPr>
+              <w:t>Cancers caught</w:t>
+            </w:r>
+          </w:p>
+        </w:tc>
+        <w:tc>
+          <w:tcPr>
+            <w:tcW w:w="1474" w:type="dxa"/>
+            <w:shd w:val="clear" w:color="auto" w:fill="9E1B46"/>
+          </w:tcPr>
+          <w:p>
+            <w:pPr>
+              <w:keepNext/>
+              <w:spacing w:after="0" w:line="240" w:lineRule="auto"/>
+              <w:jc w:val="right"/>
+            </w:pPr>
+            <w:r>
+              <w:rPr>
+                <w:b/>
+                <w:i w:val="0"/>
+                <w:color w:val="FFFFFF"/>
+                <w:sz w:val="17"/>
+              </w:rPr>
+              <w:t>Benign / normal cleared</w:t>
+            </w:r>
+          </w:p>
+        </w:tc>
+        <w:tc>
+          <w:tcPr>
+            <w:tcW w:w="964" w:type="dxa"/>
+            <w:shd w:val="clear" w:color="auto" w:fill="9E1B46"/>
+          </w:tcPr>
+          <w:p>
+            <w:pPr>
+              <w:keepNext/>
+              <w:spacing w:after="0" w:line="240" w:lineRule="auto"/>
+              <w:jc w:val="right"/>
+            </w:pPr>
+            <w:r>
+              <w:rPr>
+                <w:b/>
+                <w:i w:val="0"/>
+                <w:color w:val="FFFFFF"/>
+                <w:sz w:val="17"/>
+              </w:rPr>
+              <w:t>AUC</w:t>
+            </w:r>
+          </w:p>
+        </w:tc>
+      </w:tr>
+      <w:tr>
+        <w:tblPrEx>
+          <w:tblBorders>
+            <w:top w:val="single" w:color="D9C3CC" w:sz="4" w:space="0"/>
+            <w:left w:val="single" w:color="D9C3CC" w:sz="4" w:space="0"/>
+            <w:bottom w:val="single" w:color="D9C3CC" w:sz="4" w:space="0"/>
+            <w:right w:val="single" w:color="D9C3CC" w:sz="4" w:space="0"/>
+            <w:insideH w:val="single" w:color="D9C3CC" w:sz="4" w:space="0"/>
+            <w:insideV w:val="single" w:color="D9C3CC" w:sz="4" w:space="0"/>
+          </w:tblBorders>
+          <w:tblCellMar>
+            <w:top w:w="50" w:type="dxa"/>
+            <w:left w:w="90" w:type="dxa"/>
+            <w:bottom w:w="50" w:type="dxa"/>
+            <w:right w:w="90" w:type="dxa"/>
+          </w:tblCellMar>
+        </w:tblPrEx>
+        <w:trPr>
+          <w:cantSplit/>
+          <w:jc w:val="center"/>
+        </w:trPr>
+        <w:tc>
+          <w:tcPr>
+            <w:tcW w:w="3402" w:type="dxa"/>
+          </w:tcPr>
+          <w:p>
+            <w:pPr>
+              <w:keepNext/>
+              <w:spacing w:after="0" w:line="240" w:lineRule="auto"/>
+            </w:pPr>
+            <w:r>
+              <w:rPr>
+                <w:b w:val="0"/>
+                <w:i w:val="0"/>
+                <w:sz w:val="17"/>
+              </w:rPr>
+              <w:t>Frozen ImageNet ResNet50 + logistic regression (baseline)</w:t>
+            </w:r>
+          </w:p>
+        </w:tc>
+        <w:tc>
+          <w:tcPr>
+            <w:tcW w:w="1134" w:type="dxa"/>
+          </w:tcPr>
+          <w:p>
+            <w:pPr>
+              <w:keepNext/>
+              <w:spacing w:after="0" w:line="240" w:lineRule="auto"/>
+              <w:jc w:val="right"/>
+            </w:pPr>
+            <w:r>
+              <w:rPr>
+                <w:b w:val="0"/>
+                <w:i w:val="0"/>
+                <w:sz w:val="17"/>
+              </w:rPr>
+              <w:t>72.1%</w:t>
+            </w:r>
+          </w:p>
+        </w:tc>
+        <w:tc>
+          <w:tcPr>
+            <w:tcW w:w="1077" w:type="dxa"/>
+          </w:tcPr>
+          <w:p>
+            <w:pPr>
+              <w:keepNext/>
+              <w:spacing w:after="0" w:line="240" w:lineRule="auto"/>
+              <w:jc w:val="right"/>
+            </w:pPr>
+            <w:r>
+              <w:rPr>
+                <w:b w:val="0"/>
+                <w:i w:val="0"/>
+                <w:sz w:val="17"/>
+              </w:rPr>
+              <w:t>0.694</w:t>
+            </w:r>
+          </w:p>
+        </w:tc>
+        <w:tc>
+          <w:tcPr>
+            <w:tcW w:w="1361" w:type="dxa"/>
+          </w:tcPr>
+          <w:p>
+            <w:pPr>
+              <w:keepNext/>
+              <w:spacing w:after="0" w:line="240" w:lineRule="auto"/>
+              <w:jc w:val="right"/>
+            </w:pPr>
+            <w:r>
+              <w:rPr>
+                <w:b w:val="0"/>
+                <w:i w:val="0"/>
+                <w:sz w:val="17"/>
+              </w:rPr>
+              <w:t>57.9%</w:t>
+            </w:r>
+          </w:p>
+        </w:tc>
+        <w:tc>
+          <w:tcPr>
+            <w:tcW w:w="1474" w:type="dxa"/>
+          </w:tcPr>
+          <w:p>
+            <w:pPr>
+              <w:keepNext/>
+              <w:spacing w:after="0" w:line="240" w:lineRule="auto"/>
+              <w:jc w:val="right"/>
+            </w:pPr>
+            <w:r>
+              <w:rPr>
+                <w:b w:val="0"/>
+                <w:i w:val="0"/>
+                <w:sz w:val="17"/>
+              </w:rPr>
+              <w:t>81.5%</w:t>
+            </w:r>
+          </w:p>
+        </w:tc>
+        <w:tc>
+          <w:tcPr>
+            <w:tcW w:w="964" w:type="dxa"/>
+          </w:tcPr>
+          <w:p>
+            <w:pPr>
+              <w:keepNext/>
+              <w:spacing w:after="0" w:line="240" w:lineRule="auto"/>
+              <w:jc w:val="right"/>
+            </w:pPr>
+            <w:r>
+              <w:rPr>
+                <w:b w:val="0"/>
+                <w:i w:val="0"/>
+                <w:sz w:val="17"/>
+              </w:rPr>
+              <w:t>0.773</w:t>
+            </w:r>
+          </w:p>
+        </w:tc>
+      </w:tr>
+      <w:tr>
+        <w:tblPrEx>
+          <w:tblBorders>
+            <w:top w:val="single" w:color="D9C3CC" w:sz="4" w:space="0"/>
+            <w:left w:val="single" w:color="D9C3CC" w:sz="4" w:space="0"/>
+            <w:bottom w:val="single" w:color="D9C3CC" w:sz="4" w:space="0"/>
+            <w:right w:val="single" w:color="D9C3CC" w:sz="4" w:space="0"/>
+            <w:insideH w:val="single" w:color="D9C3CC" w:sz="4" w:space="0"/>
+            <w:insideV w:val="single" w:color="D9C3CC" w:sz="4" w:space="0"/>
+          </w:tblBorders>
+          <w:tblCellMar>
+            <w:top w:w="50" w:type="dxa"/>
+            <w:left w:w="90" w:type="dxa"/>
+            <w:bottom w:w="50" w:type="dxa"/>
+            <w:right w:w="90" w:type="dxa"/>
+          </w:tblCellMar>
+        </w:tblPrEx>
+        <w:trPr>
+          <w:cantSplit/>
+          <w:jc w:val="center"/>
+        </w:trPr>
+        <w:tc>
+          <w:tcPr>
+            <w:tcW w:w="3402" w:type="dxa"/>
+            <w:shd w:val="clear" w:color="auto" w:fill="FBE9EF"/>
+          </w:tcPr>
+          <w:p>
+            <w:pPr>
+              <w:keepNext/>
+              <w:spacing w:after="0" w:line="240" w:lineRule="auto"/>
+            </w:pPr>
+            <w:r>
+              <w:rPr>
+                <w:b w:val="0"/>
+                <w:i w:val="0"/>
+                <w:sz w:val="17"/>
+              </w:rPr>
+              <w:t>Fine-tuned, most likely class wins (argmax)</w:t>
+            </w:r>
+          </w:p>
+        </w:tc>
+        <w:tc>
+          <w:tcPr>
+            <w:tcW w:w="1134" w:type="dxa"/>
+            <w:shd w:val="clear" w:color="auto" w:fill="FBE9EF"/>
+          </w:tcPr>
+          <w:p>
+            <w:pPr>
+              <w:keepNext/>
+              <w:spacing w:after="0" w:line="240" w:lineRule="auto"/>
+              <w:jc w:val="right"/>
+            </w:pPr>
+            <w:r>
+              <w:rPr>
+                <w:b w:val="0"/>
+                <w:i w:val="0"/>
+                <w:sz w:val="17"/>
+              </w:rPr>
+              <w:t>80.4%</w:t>
+            </w:r>
+          </w:p>
+        </w:tc>
+        <w:tc>
+          <w:tcPr>
+            <w:tcW w:w="1077" w:type="dxa"/>
+            <w:shd w:val="clear" w:color="auto" w:fill="FBE9EF"/>
+          </w:tcPr>
+          <w:p>
+            <w:pPr>
+              <w:keepNext/>
+              <w:spacing w:after="0" w:line="240" w:lineRule="auto"/>
+              <w:jc w:val="right"/>
+            </w:pPr>
+            <w:r>
+              <w:rPr>
+                <w:b w:val="0"/>
+                <w:i w:val="0"/>
+                <w:sz w:val="17"/>
+              </w:rPr>
+              <w:t>0.807</w:t>
+            </w:r>
+          </w:p>
+        </w:tc>
+        <w:tc>
+          <w:tcPr>
+            <w:tcW w:w="1361" w:type="dxa"/>
+            <w:shd w:val="clear" w:color="auto" w:fill="FBE9EF"/>
+          </w:tcPr>
+          <w:p>
+            <w:pPr>
+              <w:keepNext/>
+              <w:spacing w:after="0" w:line="240" w:lineRule="auto"/>
+              <w:jc w:val="right"/>
+            </w:pPr>
+            <w:r>
+              <w:rPr>
+                <w:b w:val="0"/>
+                <w:i w:val="0"/>
+                <w:sz w:val="17"/>
+              </w:rPr>
+              <w:t>77.5%</w:t>
+            </w:r>
+          </w:p>
+        </w:tc>
+        <w:tc>
+          <w:tcPr>
+            <w:tcW w:w="1474" w:type="dxa"/>
+            <w:shd w:val="clear" w:color="auto" w:fill="FBE9EF"/>
+          </w:tcPr>
+          <w:p>
+            <w:pPr>
+              <w:keepNext/>
+              <w:spacing w:after="0" w:line="240" w:lineRule="auto"/>
+              <w:jc w:val="right"/>
+            </w:pPr>
+            <w:r>
+              <w:rPr>
+                <w:b w:val="0"/>
+                <w:i w:val="0"/>
+                <w:sz w:val="17"/>
+              </w:rPr>
+              <w:t>82.5%</w:t>
+            </w:r>
+          </w:p>
+        </w:tc>
+        <w:tc>
+          <w:tcPr>
+            <w:tcW w:w="964" w:type="dxa"/>
+            <w:shd w:val="clear" w:color="auto" w:fill="FBE9EF"/>
+          </w:tcPr>
+          <w:p>
+            <w:pPr>
+              <w:keepNext/>
+              <w:spacing w:after="0" w:line="240" w:lineRule="auto"/>
+              <w:jc w:val="right"/>
+            </w:pPr>
+            <w:r>
+              <w:rPr>
+                <w:b w:val="0"/>
+                <w:i w:val="0"/>
+                <w:sz w:val="17"/>
+              </w:rPr>
+              <w:t>0.869</w:t>
+            </w:r>
+          </w:p>
+        </w:tc>
+      </w:tr>
+      <w:tr>
+        <w:tblPrEx>
+          <w:tblBorders>
+            <w:top w:val="single" w:color="D9C3CC" w:sz="4" w:space="0"/>
+            <w:left w:val="single" w:color="D9C3CC" w:sz="4" w:space="0"/>
+            <w:bottom w:val="single" w:color="D9C3CC" w:sz="4" w:space="0"/>
+            <w:right w:val="single" w:color="D9C3CC" w:sz="4" w:space="0"/>
+            <w:insideH w:val="single" w:color="D9C3CC" w:sz="4" w:space="0"/>
+            <w:insideV w:val="single" w:color="D9C3CC" w:sz="4" w:space="0"/>
+          </w:tblBorders>
+          <w:tblCellMar>
+            <w:top w:w="50" w:type="dxa"/>
+            <w:left w:w="90" w:type="dxa"/>
+            <w:bottom w:w="50" w:type="dxa"/>
+            <w:right w:w="90" w:type="dxa"/>
+          </w:tblCellMar>
+        </w:tblPrEx>
+        <w:trPr>
+          <w:cantSplit/>
+          <w:jc w:val="center"/>
+        </w:trPr>
+        <w:tc>
+          <w:tcPr>
+            <w:tcW w:w="3402" w:type="dxa"/>
+          </w:tcPr>
+          <w:p>
+            <w:pPr>
+              <w:keepNext/>
+              <w:spacing w:after="0" w:line="240" w:lineRule="auto"/>
+            </w:pPr>
+            <w:r>
+              <w:rPr>
+                <w:b w:val="0"/>
+                <w:i w:val="0"/>
+                <w:sz w:val="17"/>
+              </w:rPr>
+              <w:t>Fine-tuned, screening threshold 0.21</w:t>
+            </w:r>
+          </w:p>
+        </w:tc>
+        <w:tc>
+          <w:tcPr>
+            <w:tcW w:w="1134" w:type="dxa"/>
+          </w:tcPr>
+          <w:p>
+            <w:pPr>
+              <w:keepNext/>
+              <w:spacing w:after="0" w:line="240" w:lineRule="auto"/>
+              <w:jc w:val="right"/>
+            </w:pPr>
+            <w:r>
+              <w:rPr>
+                <w:b w:val="0"/>
+                <w:i w:val="0"/>
+                <w:sz w:val="17"/>
+              </w:rPr>
+              <w:t>68.3%</w:t>
+            </w:r>
+          </w:p>
+        </w:tc>
+        <w:tc>
+          <w:tcPr>
+            <w:tcW w:w="1077" w:type="dxa"/>
+          </w:tcPr>
+          <w:p>
+            <w:pPr>
+              <w:keepNext/>
+              <w:spacing w:after="0" w:line="240" w:lineRule="auto"/>
+              <w:jc w:val="right"/>
+            </w:pPr>
+            <w:r>
+              <w:rPr>
+                <w:b w:val="0"/>
+                <w:i w:val="0"/>
+                <w:sz w:val="17"/>
+              </w:rPr>
+              <w:t>0.731</w:t>
+            </w:r>
+          </w:p>
+        </w:tc>
+        <w:tc>
+          <w:tcPr>
+            <w:tcW w:w="1361" w:type="dxa"/>
+          </w:tcPr>
+          <w:p>
+            <w:pPr>
+              <w:keepNext/>
+              <w:spacing w:after="0" w:line="240" w:lineRule="auto"/>
+              <w:jc w:val="right"/>
+            </w:pPr>
+            <w:r>
+              <w:rPr>
+                <w:b w:val="0"/>
+                <w:i w:val="0"/>
+                <w:sz w:val="17"/>
+              </w:rPr>
+              <w:t>90.8%</w:t>
+            </w:r>
+          </w:p>
+        </w:tc>
+        <w:tc>
+          <w:tcPr>
+            <w:tcW w:w="1474" w:type="dxa"/>
+          </w:tcPr>
+          <w:p>
+            <w:pPr>
+              <w:keepNext/>
+              <w:spacing w:after="0" w:line="240" w:lineRule="auto"/>
+              <w:jc w:val="right"/>
+            </w:pPr>
+            <w:r>
+              <w:rPr>
+                <w:b w:val="0"/>
+                <w:i w:val="0"/>
+                <w:sz w:val="17"/>
+              </w:rPr>
+              <w:t>57.4%</w:t>
+            </w:r>
+          </w:p>
+        </w:tc>
+        <w:tc>
+          <w:tcPr>
+            <w:tcW w:w="964" w:type="dxa"/>
+          </w:tcPr>
+          <w:p>
+            <w:pPr>
+              <w:keepNext/>
+              <w:spacing w:after="0" w:line="240" w:lineRule="auto"/>
+              <w:jc w:val="right"/>
+            </w:pPr>
+            <w:r>
+              <w:rPr>
+                <w:b w:val="0"/>
+                <w:i w:val="0"/>
+                <w:sz w:val="17"/>
+              </w:rPr>
+              <w:t>0.869</w:t>
+            </w:r>
+          </w:p>
+        </w:tc>
+      </w:tr>
+      <w:tr>
+        <w:tblPrEx>
+          <w:tblBorders>
+            <w:top w:val="single" w:color="D9C3CC" w:sz="4" w:space="0"/>
+            <w:left w:val="single" w:color="D9C3CC" w:sz="4" w:space="0"/>
+            <w:bottom w:val="single" w:color="D9C3CC" w:sz="4" w:space="0"/>
+            <w:right w:val="single" w:color="D9C3CC" w:sz="4" w:space="0"/>
+            <w:insideH w:val="single" w:color="D9C3CC" w:sz="4" w:space="0"/>
+            <w:insideV w:val="single" w:color="D9C3CC" w:sz="4" w:space="0"/>
+          </w:tblBorders>
+          <w:tblCellMar>
+            <w:top w:w="50" w:type="dxa"/>
+            <w:left w:w="90" w:type="dxa"/>
+            <w:bottom w:w="50" w:type="dxa"/>
+            <w:right w:w="90" w:type="dxa"/>
+          </w:tblCellMar>
+        </w:tblPrEx>
+        <w:trPr>
+          <w:cantSplit/>
+          <w:jc w:val="center"/>
+        </w:trPr>
+        <w:tc>
+          <w:tcPr>
+            <w:tcW w:w="3402" w:type="dxa"/>
+            <w:shd w:val="clear" w:color="auto" w:fill="FBE9EF"/>
+          </w:tcPr>
+          <w:p>
+            <w:pPr>
+              <w:spacing w:after="0" w:line="240" w:lineRule="auto"/>
+            </w:pPr>
+            <w:r>
+              <w:rPr>
+                <w:b/>
+                <w:i w:val="0"/>
+                <w:sz w:val="17"/>
+              </w:rPr>
+              <w:t>Fine-tuned, screening threshold 0.25 (deployed)</w:t>
+            </w:r>
+          </w:p>
+        </w:tc>
+        <w:tc>
+          <w:tcPr>
+            <w:tcW w:w="1134" w:type="dxa"/>
+            <w:shd w:val="clear" w:color="auto" w:fill="FBE9EF"/>
+          </w:tcPr>
+          <w:p>
+            <w:pPr>
+              <w:spacing w:after="0" w:line="240" w:lineRule="auto"/>
+              <w:jc w:val="right"/>
+            </w:pPr>
+            <w:r>
+              <w:rPr>
+                <w:b/>
+                <w:i w:val="0"/>
+                <w:sz w:val="17"/>
+              </w:rPr>
+              <w:t>71.8%</w:t>
+            </w:r>
+          </w:p>
+        </w:tc>
+        <w:tc>
+          <w:tcPr>
+            <w:tcW w:w="1077" w:type="dxa"/>
+            <w:shd w:val="clear" w:color="auto" w:fill="FBE9EF"/>
+          </w:tcPr>
+          <w:p>
+            <w:pPr>
+              <w:spacing w:after="0" w:line="240" w:lineRule="auto"/>
+              <w:jc w:val="right"/>
+            </w:pPr>
+            <w:r>
+              <w:rPr>
+                <w:b/>
+                <w:i w:val="0"/>
+                <w:sz w:val="17"/>
+              </w:rPr>
+              <w:t>0.754</w:t>
+            </w:r>
+          </w:p>
+        </w:tc>
+        <w:tc>
+          <w:tcPr>
+            <w:tcW w:w="1361" w:type="dxa"/>
+            <w:shd w:val="clear" w:color="auto" w:fill="FBE9EF"/>
+          </w:tcPr>
+          <w:p>
+            <w:pPr>
+              <w:spacing w:after="0" w:line="240" w:lineRule="auto"/>
+              <w:jc w:val="right"/>
+            </w:pPr>
+            <w:r>
+              <w:rPr>
+                <w:b/>
+                <w:i w:val="0"/>
+                <w:sz w:val="17"/>
+              </w:rPr>
+              <w:t>89.2%</w:t>
+            </w:r>
+          </w:p>
+        </w:tc>
+        <w:tc>
+          <w:tcPr>
+            <w:tcW w:w="1474" w:type="dxa"/>
+            <w:shd w:val="clear" w:color="auto" w:fill="FBE9EF"/>
+          </w:tcPr>
+          <w:p>
+            <w:pPr>
+              <w:spacing w:after="0" w:line="240" w:lineRule="auto"/>
+              <w:jc w:val="right"/>
+            </w:pPr>
+            <w:r>
+              <w:rPr>
+                <w:b/>
+                <w:i w:val="0"/>
+                <w:sz w:val="17"/>
+              </w:rPr>
+              <w:t>63.6%</w:t>
+            </w:r>
+          </w:p>
+        </w:tc>
+        <w:tc>
+          <w:tcPr>
+            <w:tcW w:w="964" w:type="dxa"/>
+            <w:shd w:val="clear" w:color="auto" w:fill="FBE9EF"/>
+          </w:tcPr>
+          <w:p>
+            <w:pPr>
+              <w:spacing w:after="0" w:line="240" w:lineRule="auto"/>
+              <w:jc w:val="right"/>
+            </w:pPr>
+            <w:r>
+              <w:rPr>
+                <w:b/>
+                <w:i w:val="0"/>
+                <w:sz w:val="17"/>
+              </w:rPr>
+              <w:t>0.869</w:t>
+            </w:r>
+          </w:p>
+        </w:tc>
+      </w:tr>
+    </w:tbl>
+    <w:p>
+      <w:pPr>
+        <w:spacing w:before="60" w:after="160"/>
+      </w:pPr>
+      <w:r>
+        <w:rPr>
+          <w:b w:val="0"/>
+          <w:i/>
+          <w:color w:val="555555"/>
+          <w:sz w:val="17"/>
+        </w:rPr>
+        <w:t>Fine-tuning lifts the AUC from 0.77 (frozen features) to 0.87. The neutral rule gives the highest accuracy (80.4%); the screening rule trades about 9 points of accuracy for about 12 points of cancers caught.</w:t>
+      </w:r>
+    </w:p>
+    <w:p>
+      <w:pPr>
+        <w:pStyle w:val="4"/>
+      </w:pPr>
+      <w:r>
+        <w:t>6.8.6 Errors in detail (threshold 0.25, 710 scans)</w:t>
+      </w:r>
+    </w:p>
+    <w:p>
+      <w:pPr>
+        <w:pStyle w:val="16"/>
+        <w:keepNext/>
+        <w:spacing w:before="160" w:after="60"/>
+      </w:pPr>
+      <w:r>
+        <w:rPr>
+          <w:b w:val="0"/>
+          <w:i w:val="0"/>
+        </w:rPr>
+        <w:t>Table 31. Confusion matrix of the deployed model</w:t>
+      </w:r>
+    </w:p>
+    <w:tbl>
+      <w:tblPr>
+        <w:tblStyle w:val="12"/>
+        <w:tblW w:w="0" w:type="auto"/>
+        <w:jc w:val="center"/>
+        <w:tblBorders>
+          <w:top w:val="single" w:color="D9C3CC" w:sz="4" w:space="0"/>
+          <w:left w:val="single" w:color="D9C3CC" w:sz="4" w:space="0"/>
+          <w:bottom w:val="single" w:color="D9C3CC" w:sz="4" w:space="0"/>
+          <w:right w:val="single" w:color="D9C3CC" w:sz="4" w:space="0"/>
+          <w:insideH w:val="single" w:color="D9C3CC" w:sz="4" w:space="0"/>
+          <w:insideV w:val="single" w:color="D9C3CC" w:sz="4" w:space="0"/>
+        </w:tblBorders>
+        <w:tblLayout w:type="fixed"/>
+        <w:tblCellMar>
+          <w:top w:w="50" w:type="dxa"/>
+          <w:left w:w="90" w:type="dxa"/>
+          <w:bottom w:w="50" w:type="dxa"/>
+          <w:right w:w="90" w:type="dxa"/>
+        </w:tblCellMar>
+      </w:tblPr>
+      <w:tblGrid>
+        <w:gridCol w:w="2041"/>
+        <w:gridCol w:w="1928"/>
+        <w:gridCol w:w="1928"/>
+        <w:gridCol w:w="2154"/>
+        <w:gridCol w:w="1361"/>
+      </w:tblGrid>
+      <w:tr>
+        <w:tblPrEx>
+          <w:tblBorders>
+            <w:top w:val="single" w:color="D9C3CC" w:sz="4" w:space="0"/>
+            <w:left w:val="single" w:color="D9C3CC" w:sz="4" w:space="0"/>
+            <w:bottom w:val="single" w:color="D9C3CC" w:sz="4" w:space="0"/>
+            <w:right w:val="single" w:color="D9C3CC" w:sz="4" w:space="0"/>
+            <w:insideH w:val="single" w:color="D9C3CC" w:sz="4" w:space="0"/>
+            <w:insideV w:val="single" w:color="D9C3CC" w:sz="4" w:space="0"/>
+          </w:tblBorders>
+          <w:tblCellMar>
+            <w:top w:w="50" w:type="dxa"/>
+            <w:left w:w="90" w:type="dxa"/>
+            <w:bottom w:w="50" w:type="dxa"/>
+            <w:right w:w="90" w:type="dxa"/>
+          </w:tblCellMar>
+        </w:tblPrEx>
+        <w:trPr>
+          <w:tblHeader/>
+          <w:jc w:val="center"/>
+        </w:trPr>
+        <w:tc>
+          <w:tcPr>
+            <w:tcW w:w="2041" w:type="dxa"/>
+            <w:shd w:val="clear" w:color="auto" w:fill="9E1B46"/>
+          </w:tcPr>
+          <w:p>
+            <w:pPr>
+              <w:keepNext/>
+              <w:spacing w:after="0" w:line="240" w:lineRule="auto"/>
+            </w:pPr>
+            <w:r>
+              <w:rPr>
+                <w:b/>
+                <w:i w:val="0"/>
+                <w:color w:val="FFFFFF"/>
+                <w:sz w:val="18"/>
+              </w:rPr>
+              <w:t>Actual class</w:t>
+            </w:r>
+          </w:p>
+        </w:tc>
+        <w:tc>
+          <w:tcPr>
+            <w:tcW w:w="1928" w:type="dxa"/>
+            <w:shd w:val="clear" w:color="auto" w:fill="9E1B46"/>
+          </w:tcPr>
+          <w:p>
+            <w:pPr>
+              <w:keepNext/>
+              <w:spacing w:after="0" w:line="240" w:lineRule="auto"/>
+              <w:jc w:val="right"/>
+            </w:pPr>
+            <w:r>
+              <w:rPr>
+                <w:b/>
+                <w:i w:val="0"/>
+                <w:color w:val="FFFFFF"/>
+                <w:sz w:val="18"/>
+              </w:rPr>
+              <w:t>Predicted normal</w:t>
+            </w:r>
+          </w:p>
+        </w:tc>
+        <w:tc>
+          <w:tcPr>
+            <w:tcW w:w="1928" w:type="dxa"/>
+            <w:shd w:val="clear" w:color="auto" w:fill="9E1B46"/>
+          </w:tcPr>
+          <w:p>
+            <w:pPr>
+              <w:keepNext/>
+              <w:spacing w:after="0" w:line="240" w:lineRule="auto"/>
+              <w:jc w:val="right"/>
+            </w:pPr>
+            <w:r>
+              <w:rPr>
+                <w:b/>
+                <w:i w:val="0"/>
+                <w:color w:val="FFFFFF"/>
+                <w:sz w:val="18"/>
+              </w:rPr>
+              <w:t>Predicted benign</w:t>
+            </w:r>
+          </w:p>
+        </w:tc>
+        <w:tc>
+          <w:tcPr>
+            <w:tcW w:w="2154" w:type="dxa"/>
+            <w:shd w:val="clear" w:color="auto" w:fill="9E1B46"/>
+          </w:tcPr>
+          <w:p>
+            <w:pPr>
+              <w:keepNext/>
+              <w:spacing w:after="0" w:line="240" w:lineRule="auto"/>
+              <w:jc w:val="right"/>
+            </w:pPr>
+            <w:r>
+              <w:rPr>
+                <w:b/>
+                <w:i w:val="0"/>
+                <w:color w:val="FFFFFF"/>
+                <w:sz w:val="18"/>
+              </w:rPr>
+              <w:t>Predicted malignant</w:t>
+            </w:r>
+          </w:p>
+        </w:tc>
+        <w:tc>
+          <w:tcPr>
+            <w:tcW w:w="1361" w:type="dxa"/>
+            <w:shd w:val="clear" w:color="auto" w:fill="9E1B46"/>
+          </w:tcPr>
+          <w:p>
+            <w:pPr>
+              <w:keepNext/>
+              <w:spacing w:after="0" w:line="240" w:lineRule="auto"/>
+              <w:jc w:val="right"/>
+            </w:pPr>
+            <w:r>
+              <w:rPr>
+                <w:b/>
+                <w:i w:val="0"/>
+                <w:color w:val="FFFFFF"/>
+                <w:sz w:val="18"/>
+              </w:rPr>
+              <w:t>Total</w:t>
+            </w:r>
+          </w:p>
+        </w:tc>
+      </w:tr>
+      <w:tr>
+        <w:tblPrEx>
+          <w:tblBorders>
+            <w:top w:val="single" w:color="D9C3CC" w:sz="4" w:space="0"/>
+            <w:left w:val="single" w:color="D9C3CC" w:sz="4" w:space="0"/>
+            <w:bottom w:val="single" w:color="D9C3CC" w:sz="4" w:space="0"/>
+            <w:right w:val="single" w:color="D9C3CC" w:sz="4" w:space="0"/>
+            <w:insideH w:val="single" w:color="D9C3CC" w:sz="4" w:space="0"/>
+            <w:insideV w:val="single" w:color="D9C3CC" w:sz="4" w:space="0"/>
+          </w:tblBorders>
+          <w:tblCellMar>
+            <w:top w:w="50" w:type="dxa"/>
+            <w:left w:w="90" w:type="dxa"/>
+            <w:bottom w:w="50" w:type="dxa"/>
+            <w:right w:w="90" w:type="dxa"/>
+          </w:tblCellMar>
+        </w:tblPrEx>
+        <w:trPr>
+          <w:cantSplit/>
+          <w:jc w:val="center"/>
+        </w:trPr>
+        <w:tc>
+          <w:tcPr>
+            <w:tcW w:w="2041" w:type="dxa"/>
+          </w:tcPr>
+          <w:p>
+            <w:pPr>
+              <w:keepNext/>
+              <w:spacing w:after="0" w:line="240" w:lineRule="auto"/>
+            </w:pPr>
+            <w:r>
+              <w:rPr>
+                <w:b w:val="0"/>
+                <w:i w:val="0"/>
+                <w:sz w:val="18"/>
+              </w:rPr>
+              <w:t>Normal</w:t>
+            </w:r>
+          </w:p>
+        </w:tc>
+        <w:tc>
+          <w:tcPr>
+            <w:tcW w:w="1928" w:type="dxa"/>
+          </w:tcPr>
+          <w:p>
+            <w:pPr>
+              <w:keepNext/>
+              <w:spacing w:after="0" w:line="240" w:lineRule="auto"/>
+              <w:jc w:val="right"/>
+            </w:pPr>
+            <w:r>
+              <w:rPr>
+                <w:b w:val="0"/>
+                <w:i w:val="0"/>
+                <w:sz w:val="18"/>
+              </w:rPr>
+              <w:t>18</w:t>
+            </w:r>
+          </w:p>
+        </w:tc>
+        <w:tc>
+          <w:tcPr>
+            <w:tcW w:w="1928" w:type="dxa"/>
+          </w:tcPr>
+          <w:p>
+            <w:pPr>
+              <w:keepNext/>
+              <w:spacing w:after="0" w:line="240" w:lineRule="auto"/>
+              <w:jc w:val="right"/>
+            </w:pPr>
+            <w:r>
+              <w:rPr>
+                <w:b w:val="0"/>
+                <w:i w:val="0"/>
+                <w:sz w:val="18"/>
+              </w:rPr>
+              <w:t>0</w:t>
+            </w:r>
+          </w:p>
+        </w:tc>
+        <w:tc>
+          <w:tcPr>
+            <w:tcW w:w="2154" w:type="dxa"/>
+          </w:tcPr>
+          <w:p>
+            <w:pPr>
+              <w:keepNext/>
+              <w:spacing w:after="0" w:line="240" w:lineRule="auto"/>
+              <w:jc w:val="right"/>
+            </w:pPr>
+            <w:r>
+              <w:rPr>
+                <w:b w:val="0"/>
+                <w:i w:val="0"/>
+                <w:sz w:val="18"/>
+              </w:rPr>
+              <w:t>4</w:t>
+            </w:r>
+          </w:p>
+        </w:tc>
+        <w:tc>
+          <w:tcPr>
+            <w:tcW w:w="1361" w:type="dxa"/>
+          </w:tcPr>
+          <w:p>
+            <w:pPr>
+              <w:keepNext/>
+              <w:spacing w:after="0" w:line="240" w:lineRule="auto"/>
+              <w:jc w:val="right"/>
+            </w:pPr>
+            <w:r>
+              <w:rPr>
+                <w:b w:val="0"/>
+                <w:i w:val="0"/>
+                <w:sz w:val="18"/>
+              </w:rPr>
+              <w:t>22</w:t>
+            </w:r>
+          </w:p>
+        </w:tc>
+      </w:tr>
+      <w:tr>
+        <w:tblPrEx>
+          <w:tblBorders>
+            <w:top w:val="single" w:color="D9C3CC" w:sz="4" w:space="0"/>
+            <w:left w:val="single" w:color="D9C3CC" w:sz="4" w:space="0"/>
+            <w:bottom w:val="single" w:color="D9C3CC" w:sz="4" w:space="0"/>
+            <w:right w:val="single" w:color="D9C3CC" w:sz="4" w:space="0"/>
+            <w:insideH w:val="single" w:color="D9C3CC" w:sz="4" w:space="0"/>
+            <w:insideV w:val="single" w:color="D9C3CC" w:sz="4" w:space="0"/>
+          </w:tblBorders>
+          <w:tblCellMar>
+            <w:top w:w="50" w:type="dxa"/>
+            <w:left w:w="90" w:type="dxa"/>
+            <w:bottom w:w="50" w:type="dxa"/>
+            <w:right w:w="90" w:type="dxa"/>
+          </w:tblCellMar>
+        </w:tblPrEx>
+        <w:trPr>
+          <w:cantSplit/>
+          <w:jc w:val="center"/>
+        </w:trPr>
+        <w:tc>
+          <w:tcPr>
+            <w:tcW w:w="2041" w:type="dxa"/>
+            <w:shd w:val="clear" w:color="auto" w:fill="FBE9EF"/>
+          </w:tcPr>
+          <w:p>
+            <w:pPr>
+              <w:keepNext/>
+              <w:spacing w:after="0" w:line="240" w:lineRule="auto"/>
+            </w:pPr>
+            <w:r>
+              <w:rPr>
+                <w:b w:val="0"/>
+                <w:i w:val="0"/>
+                <w:sz w:val="18"/>
+              </w:rPr>
+              <w:t>Benign</w:t>
+            </w:r>
+          </w:p>
+        </w:tc>
+        <w:tc>
+          <w:tcPr>
+            <w:tcW w:w="1928" w:type="dxa"/>
+            <w:shd w:val="clear" w:color="auto" w:fill="FBE9EF"/>
+          </w:tcPr>
+          <w:p>
+            <w:pPr>
+              <w:keepNext/>
+              <w:spacing w:after="0" w:line="240" w:lineRule="auto"/>
+              <w:jc w:val="right"/>
+            </w:pPr>
+            <w:r>
+              <w:rPr>
+                <w:b w:val="0"/>
+                <w:i w:val="0"/>
+                <w:sz w:val="18"/>
+              </w:rPr>
+              <w:t>3</w:t>
+            </w:r>
+          </w:p>
+        </w:tc>
+        <w:tc>
+          <w:tcPr>
+            <w:tcW w:w="1928" w:type="dxa"/>
+            <w:shd w:val="clear" w:color="auto" w:fill="FBE9EF"/>
+          </w:tcPr>
+          <w:p>
+            <w:pPr>
+              <w:keepNext/>
+              <w:spacing w:after="0" w:line="240" w:lineRule="auto"/>
+              <w:jc w:val="right"/>
+            </w:pPr>
+            <w:r>
+              <w:rPr>
+                <w:b w:val="0"/>
+                <w:i w:val="0"/>
+                <w:sz w:val="18"/>
+              </w:rPr>
+              <w:t>278</w:t>
+            </w:r>
+          </w:p>
+        </w:tc>
+        <w:tc>
+          <w:tcPr>
+            <w:tcW w:w="2154" w:type="dxa"/>
+            <w:shd w:val="clear" w:color="auto" w:fill="FBE9EF"/>
+          </w:tcPr>
+          <w:p>
+            <w:pPr>
+              <w:keepNext/>
+              <w:spacing w:after="0" w:line="240" w:lineRule="auto"/>
+              <w:jc w:val="right"/>
+            </w:pPr>
+            <w:r>
+              <w:rPr>
+                <w:b w:val="0"/>
+                <w:i w:val="0"/>
+                <w:sz w:val="18"/>
+              </w:rPr>
+              <w:t>167</w:t>
+            </w:r>
+          </w:p>
+        </w:tc>
+        <w:tc>
+          <w:tcPr>
+            <w:tcW w:w="1361" w:type="dxa"/>
+            <w:shd w:val="clear" w:color="auto" w:fill="FBE9EF"/>
+          </w:tcPr>
+          <w:p>
+            <w:pPr>
+              <w:keepNext/>
+              <w:spacing w:after="0" w:line="240" w:lineRule="auto"/>
+              <w:jc w:val="right"/>
+            </w:pPr>
+            <w:r>
+              <w:rPr>
+                <w:b w:val="0"/>
+                <w:i w:val="0"/>
+                <w:sz w:val="18"/>
+              </w:rPr>
+              <w:t>448</w:t>
+            </w:r>
+          </w:p>
+        </w:tc>
+      </w:tr>
+      <w:tr>
+        <w:tblPrEx>
+          <w:tblBorders>
+            <w:top w:val="single" w:color="D9C3CC" w:sz="4" w:space="0"/>
+            <w:left w:val="single" w:color="D9C3CC" w:sz="4" w:space="0"/>
+            <w:bottom w:val="single" w:color="D9C3CC" w:sz="4" w:space="0"/>
+            <w:right w:val="single" w:color="D9C3CC" w:sz="4" w:space="0"/>
+            <w:insideH w:val="single" w:color="D9C3CC" w:sz="4" w:space="0"/>
+            <w:insideV w:val="single" w:color="D9C3CC" w:sz="4" w:space="0"/>
+          </w:tblBorders>
+          <w:tblCellMar>
+            <w:top w:w="50" w:type="dxa"/>
+            <w:left w:w="90" w:type="dxa"/>
+            <w:bottom w:w="50" w:type="dxa"/>
+            <w:right w:w="90" w:type="dxa"/>
+          </w:tblCellMar>
+        </w:tblPrEx>
+        <w:trPr>
+          <w:cantSplit/>
+          <w:jc w:val="center"/>
+        </w:trPr>
+        <w:tc>
+          <w:tcPr>
+            <w:tcW w:w="2041" w:type="dxa"/>
+          </w:tcPr>
+          <w:p>
+            <w:pPr>
+              <w:spacing w:after="0" w:line="240" w:lineRule="auto"/>
+            </w:pPr>
+            <w:r>
+              <w:rPr>
+                <w:b w:val="0"/>
+                <w:i w:val="0"/>
+                <w:sz w:val="18"/>
+              </w:rPr>
+              <w:t>Malignant</w:t>
+            </w:r>
+          </w:p>
+        </w:tc>
+        <w:tc>
+          <w:tcPr>
+            <w:tcW w:w="1928" w:type="dxa"/>
+          </w:tcPr>
+          <w:p>
+            <w:pPr>
+              <w:spacing w:after="0" w:line="240" w:lineRule="auto"/>
+              <w:jc w:val="right"/>
+            </w:pPr>
+            <w:r>
+              <w:rPr>
+                <w:b w:val="0"/>
+                <w:i w:val="0"/>
+                <w:sz w:val="18"/>
+              </w:rPr>
+              <w:t>0</w:t>
+            </w:r>
+          </w:p>
+        </w:tc>
+        <w:tc>
+          <w:tcPr>
+            <w:tcW w:w="1928" w:type="dxa"/>
+          </w:tcPr>
+          <w:p>
+            <w:pPr>
+              <w:spacing w:after="0" w:line="240" w:lineRule="auto"/>
+              <w:jc w:val="right"/>
+            </w:pPr>
+            <w:r>
+              <w:rPr>
+                <w:b w:val="0"/>
+                <w:i w:val="0"/>
+                <w:sz w:val="18"/>
+              </w:rPr>
+              <w:t>26</w:t>
+            </w:r>
+          </w:p>
+        </w:tc>
+        <w:tc>
+          <w:tcPr>
+            <w:tcW w:w="2154" w:type="dxa"/>
+          </w:tcPr>
+          <w:p>
+            <w:pPr>
+              <w:spacing w:after="0" w:line="240" w:lineRule="auto"/>
+              <w:jc w:val="right"/>
+            </w:pPr>
+            <w:r>
+              <w:rPr>
+                <w:b w:val="0"/>
+                <w:i w:val="0"/>
+                <w:sz w:val="18"/>
+              </w:rPr>
+              <w:t>214</w:t>
+            </w:r>
+          </w:p>
+        </w:tc>
+        <w:tc>
+          <w:tcPr>
+            <w:tcW w:w="1361" w:type="dxa"/>
+          </w:tcPr>
+          <w:p>
+            <w:pPr>
+              <w:spacing w:after="0" w:line="240" w:lineRule="auto"/>
+              <w:jc w:val="right"/>
+            </w:pPr>
+            <w:r>
+              <w:rPr>
+                <w:b w:val="0"/>
+                <w:i w:val="0"/>
+                <w:sz w:val="18"/>
+              </w:rPr>
+              <w:t>240</w:t>
+            </w:r>
+          </w:p>
+        </w:tc>
+      </w:tr>
+    </w:tbl>
+    <w:p>
+      <w:pPr>
+        <w:spacing w:after="80"/>
+      </w:pPr>
+    </w:p>
+    <w:p>
+      <w:pPr>
+        <w:pStyle w:val="16"/>
+        <w:keepNext/>
+        <w:spacing w:before="160" w:after="60"/>
+      </w:pPr>
+      <w:r>
+        <w:rPr>
+          <w:b w:val="0"/>
+          <w:i w:val="0"/>
+        </w:rPr>
+        <w:t>Table 32. Per-class scores of the deployed model</w:t>
+      </w:r>
+    </w:p>
+    <w:tbl>
+      <w:tblPr>
+        <w:tblStyle w:val="12"/>
+        <w:tblW w:w="0" w:type="auto"/>
+        <w:jc w:val="center"/>
+        <w:tblBorders>
+          <w:top w:val="single" w:color="D9C3CC" w:sz="4" w:space="0"/>
+          <w:left w:val="single" w:color="D9C3CC" w:sz="4" w:space="0"/>
+          <w:bottom w:val="single" w:color="D9C3CC" w:sz="4" w:space="0"/>
+          <w:right w:val="single" w:color="D9C3CC" w:sz="4" w:space="0"/>
+          <w:insideH w:val="single" w:color="D9C3CC" w:sz="4" w:space="0"/>
+          <w:insideV w:val="single" w:color="D9C3CC" w:sz="4" w:space="0"/>
+        </w:tblBorders>
+        <w:tblLayout w:type="fixed"/>
+        <w:tblCellMar>
+          <w:top w:w="50" w:type="dxa"/>
+          <w:left w:w="90" w:type="dxa"/>
+          <w:bottom w:w="50" w:type="dxa"/>
+          <w:right w:w="90" w:type="dxa"/>
+        </w:tblCellMar>
+      </w:tblPr>
+      <w:tblGrid>
+        <w:gridCol w:w="2268"/>
+        <w:gridCol w:w="1814"/>
+        <w:gridCol w:w="1814"/>
+        <w:gridCol w:w="1701"/>
+        <w:gridCol w:w="1814"/>
+      </w:tblGrid>
+      <w:tr>
+        <w:tblPrEx>
+          <w:tblBorders>
+            <w:top w:val="single" w:color="D9C3CC" w:sz="4" w:space="0"/>
+            <w:left w:val="single" w:color="D9C3CC" w:sz="4" w:space="0"/>
+            <w:bottom w:val="single" w:color="D9C3CC" w:sz="4" w:space="0"/>
+            <w:right w:val="single" w:color="D9C3CC" w:sz="4" w:space="0"/>
+            <w:insideH w:val="single" w:color="D9C3CC" w:sz="4" w:space="0"/>
+            <w:insideV w:val="single" w:color="D9C3CC" w:sz="4" w:space="0"/>
+          </w:tblBorders>
+        </w:tblPrEx>
+        <w:trPr>
+          <w:tblHeader/>
+          <w:jc w:val="center"/>
+        </w:trPr>
+        <w:tc>
+          <w:tcPr>
+            <w:tcW w:w="2268" w:type="dxa"/>
+            <w:shd w:val="clear" w:color="auto" w:fill="9E1B46"/>
+          </w:tcPr>
+          <w:p>
+            <w:pPr>
+              <w:keepNext/>
+              <w:spacing w:after="0" w:line="240" w:lineRule="auto"/>
+            </w:pPr>
+            <w:r>
+              <w:rPr>
+                <w:b/>
+                <w:i w:val="0"/>
+                <w:color w:val="FFFFFF"/>
+                <w:sz w:val="18"/>
+              </w:rPr>
+              <w:t>Class</w:t>
+            </w:r>
+          </w:p>
+        </w:tc>
+        <w:tc>
+          <w:tcPr>
+            <w:tcW w:w="1814" w:type="dxa"/>
+            <w:shd w:val="clear" w:color="auto" w:fill="9E1B46"/>
+          </w:tcPr>
+          <w:p>
+            <w:pPr>
+              <w:keepNext/>
+              <w:spacing w:after="0" w:line="240" w:lineRule="auto"/>
+              <w:jc w:val="right"/>
+            </w:pPr>
+            <w:r>
+              <w:rPr>
+                <w:b/>
+                <w:i w:val="0"/>
+                <w:color w:val="FFFFFF"/>
+                <w:sz w:val="18"/>
+              </w:rPr>
+              <w:t>Precision</w:t>
+            </w:r>
+          </w:p>
+        </w:tc>
+        <w:tc>
+          <w:tcPr>
+            <w:tcW w:w="1814" w:type="dxa"/>
+            <w:shd w:val="clear" w:color="auto" w:fill="9E1B46"/>
+          </w:tcPr>
+          <w:p>
+            <w:pPr>
+              <w:keepNext/>
+              <w:spacing w:after="0" w:line="240" w:lineRule="auto"/>
+              <w:jc w:val="right"/>
+            </w:pPr>
+            <w:r>
+              <w:rPr>
+                <w:b/>
+                <w:i w:val="0"/>
+                <w:color w:val="FFFFFF"/>
+                <w:sz w:val="18"/>
+              </w:rPr>
+              <w:t>Recall</w:t>
+            </w:r>
+          </w:p>
+        </w:tc>
+        <w:tc>
+          <w:tcPr>
+            <w:tcW w:w="1701" w:type="dxa"/>
+            <w:shd w:val="clear" w:color="auto" w:fill="9E1B46"/>
+          </w:tcPr>
+          <w:p>
+            <w:pPr>
+              <w:keepNext/>
+              <w:spacing w:after="0" w:line="240" w:lineRule="auto"/>
+              <w:jc w:val="right"/>
+            </w:pPr>
+            <w:r>
+              <w:rPr>
+                <w:b/>
+                <w:i w:val="0"/>
+                <w:color w:val="FFFFFF"/>
+                <w:sz w:val="18"/>
+              </w:rPr>
+              <w:t>F1</w:t>
+            </w:r>
+          </w:p>
+        </w:tc>
+        <w:tc>
+          <w:tcPr>
+            <w:tcW w:w="1814" w:type="dxa"/>
+            <w:shd w:val="clear" w:color="auto" w:fill="9E1B46"/>
+          </w:tcPr>
+          <w:p>
+            <w:pPr>
+              <w:keepNext/>
+              <w:spacing w:after="0" w:line="240" w:lineRule="auto"/>
+              <w:jc w:val="right"/>
+            </w:pPr>
+            <w:r>
+              <w:rPr>
+                <w:b/>
+                <w:i w:val="0"/>
+                <w:color w:val="FFFFFF"/>
+                <w:sz w:val="18"/>
+              </w:rPr>
+              <w:t>Support</w:t>
+            </w:r>
+          </w:p>
+        </w:tc>
+      </w:tr>
+      <w:tr>
+        <w:tblPrEx>
+          <w:tblBorders>
+            <w:top w:val="single" w:color="D9C3CC" w:sz="4" w:space="0"/>
+            <w:left w:val="single" w:color="D9C3CC" w:sz="4" w:space="0"/>
+            <w:bottom w:val="single" w:color="D9C3CC" w:sz="4" w:space="0"/>
+            <w:right w:val="single" w:color="D9C3CC" w:sz="4" w:space="0"/>
+            <w:insideH w:val="single" w:color="D9C3CC" w:sz="4" w:space="0"/>
+            <w:insideV w:val="single" w:color="D9C3CC" w:sz="4" w:space="0"/>
+          </w:tblBorders>
+          <w:tblCellMar>
+            <w:top w:w="50" w:type="dxa"/>
+            <w:left w:w="90" w:type="dxa"/>
+            <w:bottom w:w="50" w:type="dxa"/>
+            <w:right w:w="90" w:type="dxa"/>
+          </w:tblCellMar>
+        </w:tblPrEx>
+        <w:trPr>
+          <w:cantSplit/>
+          <w:jc w:val="center"/>
+        </w:trPr>
+        <w:tc>
+          <w:tcPr>
+            <w:tcW w:w="2268" w:type="dxa"/>
+          </w:tcPr>
+          <w:p>
+            <w:pPr>
+              <w:keepNext/>
+              <w:spacing w:after="0" w:line="240" w:lineRule="auto"/>
+            </w:pPr>
+            <w:r>
+              <w:rPr>
+                <w:b w:val="0"/>
+                <w:i w:val="0"/>
+                <w:sz w:val="18"/>
+              </w:rPr>
+              <w:t>Normal</w:t>
+            </w:r>
+          </w:p>
+        </w:tc>
+        <w:tc>
+          <w:tcPr>
+            <w:tcW w:w="1814" w:type="dxa"/>
+          </w:tcPr>
+          <w:p>
+            <w:pPr>
+              <w:keepNext/>
+              <w:spacing w:after="0" w:line="240" w:lineRule="auto"/>
+              <w:jc w:val="right"/>
+            </w:pPr>
+            <w:r>
+              <w:rPr>
+                <w:b w:val="0"/>
+                <w:i w:val="0"/>
+                <w:sz w:val="18"/>
+              </w:rPr>
+              <w:t>85.7%</w:t>
+            </w:r>
+          </w:p>
+        </w:tc>
+        <w:tc>
+          <w:tcPr>
+            <w:tcW w:w="1814" w:type="dxa"/>
+          </w:tcPr>
+          <w:p>
+            <w:pPr>
+              <w:keepNext/>
+              <w:spacing w:after="0" w:line="240" w:lineRule="auto"/>
+              <w:jc w:val="right"/>
+            </w:pPr>
+            <w:r>
+              <w:rPr>
+                <w:b w:val="0"/>
+                <w:i w:val="0"/>
+                <w:sz w:val="18"/>
+              </w:rPr>
+              <w:t>81.8%</w:t>
+            </w:r>
+          </w:p>
+        </w:tc>
+        <w:tc>
+          <w:tcPr>
+            <w:tcW w:w="1701" w:type="dxa"/>
+          </w:tcPr>
+          <w:p>
+            <w:pPr>
+              <w:keepNext/>
+              <w:spacing w:after="0" w:line="240" w:lineRule="auto"/>
+              <w:jc w:val="right"/>
+            </w:pPr>
+            <w:r>
+              <w:rPr>
+                <w:b w:val="0"/>
+                <w:i w:val="0"/>
+                <w:sz w:val="18"/>
+              </w:rPr>
+              <w:t>0.837</w:t>
+            </w:r>
+          </w:p>
+        </w:tc>
+        <w:tc>
+          <w:tcPr>
+            <w:tcW w:w="1814" w:type="dxa"/>
+          </w:tcPr>
+          <w:p>
+            <w:pPr>
+              <w:keepNext/>
+              <w:spacing w:after="0" w:line="240" w:lineRule="auto"/>
+              <w:jc w:val="right"/>
+            </w:pPr>
+            <w:r>
+              <w:rPr>
+                <w:b w:val="0"/>
+                <w:i w:val="0"/>
+                <w:sz w:val="18"/>
+              </w:rPr>
+              <w:t>22</w:t>
+            </w:r>
+          </w:p>
+        </w:tc>
+      </w:tr>
+      <w:tr>
+        <w:tblPrEx>
+          <w:tblBorders>
+            <w:top w:val="single" w:color="D9C3CC" w:sz="4" w:space="0"/>
+            <w:left w:val="single" w:color="D9C3CC" w:sz="4" w:space="0"/>
+            <w:bottom w:val="single" w:color="D9C3CC" w:sz="4" w:space="0"/>
+            <w:right w:val="single" w:color="D9C3CC" w:sz="4" w:space="0"/>
+            <w:insideH w:val="single" w:color="D9C3CC" w:sz="4" w:space="0"/>
+            <w:insideV w:val="single" w:color="D9C3CC" w:sz="4" w:space="0"/>
+          </w:tblBorders>
+          <w:tblCellMar>
+            <w:top w:w="50" w:type="dxa"/>
+            <w:left w:w="90" w:type="dxa"/>
+            <w:bottom w:w="50" w:type="dxa"/>
+            <w:right w:w="90" w:type="dxa"/>
+          </w:tblCellMar>
+        </w:tblPrEx>
+        <w:trPr>
+          <w:cantSplit/>
+          <w:jc w:val="center"/>
+        </w:trPr>
+        <w:tc>
+          <w:tcPr>
+            <w:tcW w:w="2268" w:type="dxa"/>
+            <w:shd w:val="clear" w:color="auto" w:fill="FBE9EF"/>
+          </w:tcPr>
+          <w:p>
+            <w:pPr>
+              <w:keepNext/>
+              <w:spacing w:after="0" w:line="240" w:lineRule="auto"/>
+            </w:pPr>
+            <w:r>
+              <w:rPr>
+                <w:b w:val="0"/>
+                <w:i w:val="0"/>
+                <w:sz w:val="18"/>
+              </w:rPr>
+              <w:t>Benign</w:t>
+            </w:r>
+          </w:p>
+        </w:tc>
+        <w:tc>
+          <w:tcPr>
+            <w:tcW w:w="1814" w:type="dxa"/>
+            <w:shd w:val="clear" w:color="auto" w:fill="FBE9EF"/>
+          </w:tcPr>
+          <w:p>
+            <w:pPr>
+              <w:keepNext/>
+              <w:spacing w:after="0" w:line="240" w:lineRule="auto"/>
+              <w:jc w:val="right"/>
+            </w:pPr>
+            <w:r>
+              <w:rPr>
+                <w:b w:val="0"/>
+                <w:i w:val="0"/>
+                <w:sz w:val="18"/>
+              </w:rPr>
+              <w:t>91.4%</w:t>
+            </w:r>
+          </w:p>
+        </w:tc>
+        <w:tc>
+          <w:tcPr>
+            <w:tcW w:w="1814" w:type="dxa"/>
+            <w:shd w:val="clear" w:color="auto" w:fill="FBE9EF"/>
+          </w:tcPr>
+          <w:p>
+            <w:pPr>
+              <w:keepNext/>
+              <w:spacing w:after="0" w:line="240" w:lineRule="auto"/>
+              <w:jc w:val="right"/>
+            </w:pPr>
+            <w:r>
+              <w:rPr>
+                <w:b w:val="0"/>
+                <w:i w:val="0"/>
+                <w:sz w:val="18"/>
+              </w:rPr>
+              <w:t>62.1%</w:t>
+            </w:r>
+          </w:p>
+        </w:tc>
+        <w:tc>
+          <w:tcPr>
+            <w:tcW w:w="1701" w:type="dxa"/>
+            <w:shd w:val="clear" w:color="auto" w:fill="FBE9EF"/>
+          </w:tcPr>
+          <w:p>
+            <w:pPr>
+              <w:keepNext/>
+              <w:spacing w:after="0" w:line="240" w:lineRule="auto"/>
+              <w:jc w:val="right"/>
+            </w:pPr>
+            <w:r>
+              <w:rPr>
+                <w:b w:val="0"/>
+                <w:i w:val="0"/>
+                <w:sz w:val="18"/>
+              </w:rPr>
+              <w:t>0.739</w:t>
+            </w:r>
+          </w:p>
+        </w:tc>
+        <w:tc>
+          <w:tcPr>
+            <w:tcW w:w="1814" w:type="dxa"/>
+            <w:shd w:val="clear" w:color="auto" w:fill="FBE9EF"/>
+          </w:tcPr>
+          <w:p>
+            <w:pPr>
+              <w:keepNext/>
+              <w:spacing w:after="0" w:line="240" w:lineRule="auto"/>
+              <w:jc w:val="right"/>
+            </w:pPr>
+            <w:r>
+              <w:rPr>
+                <w:b w:val="0"/>
+                <w:i w:val="0"/>
+                <w:sz w:val="18"/>
+              </w:rPr>
+              <w:t>448</w:t>
+            </w:r>
+          </w:p>
+        </w:tc>
+      </w:tr>
+      <w:tr>
+        <w:tblPrEx>
+          <w:tblBorders>
+            <w:top w:val="single" w:color="D9C3CC" w:sz="4" w:space="0"/>
+            <w:left w:val="single" w:color="D9C3CC" w:sz="4" w:space="0"/>
+            <w:bottom w:val="single" w:color="D9C3CC" w:sz="4" w:space="0"/>
+            <w:right w:val="single" w:color="D9C3CC" w:sz="4" w:space="0"/>
+            <w:insideH w:val="single" w:color="D9C3CC" w:sz="4" w:space="0"/>
+            <w:insideV w:val="single" w:color="D9C3CC" w:sz="4" w:space="0"/>
+          </w:tblBorders>
+          <w:tblCellMar>
+            <w:top w:w="50" w:type="dxa"/>
+            <w:left w:w="90" w:type="dxa"/>
+            <w:bottom w:w="50" w:type="dxa"/>
+            <w:right w:w="90" w:type="dxa"/>
+          </w:tblCellMar>
+        </w:tblPrEx>
+        <w:trPr>
+          <w:cantSplit/>
+          <w:jc w:val="center"/>
+        </w:trPr>
+        <w:tc>
+          <w:tcPr>
+            <w:tcW w:w="2268" w:type="dxa"/>
+          </w:tcPr>
+          <w:p>
+            <w:pPr>
+              <w:spacing w:after="0" w:line="240" w:lineRule="auto"/>
+            </w:pPr>
+            <w:r>
+              <w:rPr>
+                <w:b w:val="0"/>
+                <w:i w:val="0"/>
+                <w:sz w:val="18"/>
+              </w:rPr>
+              <w:t>Malignant</w:t>
+            </w:r>
+          </w:p>
+        </w:tc>
+        <w:tc>
+          <w:tcPr>
+            <w:tcW w:w="1814" w:type="dxa"/>
+          </w:tcPr>
+          <w:p>
+            <w:pPr>
+              <w:spacing w:after="0" w:line="240" w:lineRule="auto"/>
+              <w:jc w:val="right"/>
+            </w:pPr>
+            <w:r>
+              <w:rPr>
+                <w:b w:val="0"/>
+                <w:i w:val="0"/>
+                <w:sz w:val="18"/>
+              </w:rPr>
+              <w:t>55.6%</w:t>
+            </w:r>
+          </w:p>
+        </w:tc>
+        <w:tc>
+          <w:tcPr>
+            <w:tcW w:w="1814" w:type="dxa"/>
+          </w:tcPr>
+          <w:p>
+            <w:pPr>
+              <w:spacing w:after="0" w:line="240" w:lineRule="auto"/>
+              <w:jc w:val="right"/>
+            </w:pPr>
+            <w:r>
+              <w:rPr>
+                <w:b w:val="0"/>
+                <w:i w:val="0"/>
+                <w:sz w:val="18"/>
+              </w:rPr>
+              <w:t>89.2%</w:t>
+            </w:r>
+          </w:p>
+        </w:tc>
+        <w:tc>
+          <w:tcPr>
+            <w:tcW w:w="1701" w:type="dxa"/>
+          </w:tcPr>
+          <w:p>
+            <w:pPr>
+              <w:spacing w:after="0" w:line="240" w:lineRule="auto"/>
+              <w:jc w:val="right"/>
+            </w:pPr>
+            <w:r>
+              <w:rPr>
+                <w:b w:val="0"/>
+                <w:i w:val="0"/>
+                <w:sz w:val="18"/>
+              </w:rPr>
+              <w:t>0.685</w:t>
+            </w:r>
+          </w:p>
+        </w:tc>
+        <w:tc>
+          <w:tcPr>
+            <w:tcW w:w="1814" w:type="dxa"/>
+          </w:tcPr>
+          <w:p>
+            <w:pPr>
+              <w:spacing w:after="0" w:line="240" w:lineRule="auto"/>
+              <w:jc w:val="right"/>
+            </w:pPr>
+            <w:r>
+              <w:rPr>
+                <w:b w:val="0"/>
+                <w:i w:val="0"/>
+                <w:sz w:val="18"/>
+              </w:rPr>
+              <w:t>240</w:t>
+            </w:r>
+          </w:p>
+        </w:tc>
+      </w:tr>
+    </w:tbl>
+    <w:p>
+      <w:pPr>
+        <w:spacing w:before="60" w:after="160"/>
+      </w:pPr>
+      <w:r>
+        <w:rPr>
+          <w:b w:val="0"/>
+          <w:i/>
+          <w:color w:val="555555"/>
+          <w:sz w:val="17"/>
+        </w:rPr>
+        <w:t>Macro AUC (one class against the others) is 0.913. The main error is benign scans flagged malignant (167 of 448); missed cancers are 26 scans, all predicted benign, none predicted normal.</w:t>
+      </w:r>
+    </w:p>
+    <w:p>
+      <w:pPr>
+        <w:pStyle w:val="4"/>
+      </w:pPr>
+      <w:r>
+        <w:t>6.8.7 Results by hospital and scanner</w:t>
+      </w:r>
+    </w:p>
+    <w:p>
+      <w:pPr>
+        <w:pStyle w:val="16"/>
+        <w:keepNext/>
+        <w:spacing w:before="160" w:after="60"/>
+      </w:pPr>
+      <w:r>
+        <w:rPr>
+          <w:b w:val="0"/>
+          <w:i w:val="0"/>
+        </w:rPr>
+        <w:t>Table 33. Held-out results by hospital and scanner (notebook threshold 0.21)</w:t>
       </w:r>
     </w:p>
     <w:tbl>
@@ -24468,2538 +26955,6 @@
                 <w:color w:val="FFFFFF"/>
                 <w:sz w:val="18"/>
               </w:rPr>
-              <w:t>Test group</w:t>
-            </w:r>
-          </w:p>
-        </w:tc>
-        <w:tc>
-          <w:tcPr>
-            <w:tcW w:w="907" w:type="dxa"/>
-            <w:shd w:val="clear" w:color="auto" w:fill="9E1B46"/>
-          </w:tcPr>
-          <w:p>
-            <w:pPr>
-              <w:keepNext/>
-              <w:spacing w:after="0" w:line="240" w:lineRule="auto"/>
-              <w:jc w:val="right"/>
-            </w:pPr>
-            <w:r>
-              <w:rPr>
-                <w:b/>
-                <w:i w:val="0"/>
-                <w:color w:val="FFFFFF"/>
-                <w:sz w:val="18"/>
-              </w:rPr>
-              <w:t>Scans</w:t>
-            </w:r>
-          </w:p>
-        </w:tc>
-        <w:tc>
-          <w:tcPr>
-            <w:tcW w:w="1361" w:type="dxa"/>
-            <w:shd w:val="clear" w:color="auto" w:fill="9E1B46"/>
-          </w:tcPr>
-          <w:p>
-            <w:pPr>
-              <w:keepNext/>
-              <w:spacing w:after="0" w:line="240" w:lineRule="auto"/>
-              <w:jc w:val="right"/>
-            </w:pPr>
-            <w:r>
-              <w:rPr>
-                <w:b/>
-                <w:i w:val="0"/>
-                <w:color w:val="FFFFFF"/>
-                <w:sz w:val="18"/>
-              </w:rPr>
-              <w:t>Accuracy</w:t>
-            </w:r>
-          </w:p>
-        </w:tc>
-        <w:tc>
-          <w:tcPr>
-            <w:tcW w:w="1587" w:type="dxa"/>
-            <w:shd w:val="clear" w:color="auto" w:fill="9E1B46"/>
-          </w:tcPr>
-          <w:p>
-            <w:pPr>
-              <w:keepNext/>
-              <w:spacing w:after="0" w:line="240" w:lineRule="auto"/>
-              <w:jc w:val="right"/>
-            </w:pPr>
-            <w:r>
-              <w:rPr>
-                <w:b/>
-                <w:i w:val="0"/>
-                <w:color w:val="FFFFFF"/>
-                <w:sz w:val="18"/>
-              </w:rPr>
-              <w:t>Cancers caught</w:t>
-            </w:r>
-          </w:p>
-        </w:tc>
-        <w:tc>
-          <w:tcPr>
-            <w:tcW w:w="1701" w:type="dxa"/>
-            <w:shd w:val="clear" w:color="auto" w:fill="9E1B46"/>
-          </w:tcPr>
-          <w:p>
-            <w:pPr>
-              <w:keepNext/>
-              <w:spacing w:after="0" w:line="240" w:lineRule="auto"/>
-              <w:jc w:val="right"/>
-            </w:pPr>
-            <w:r>
-              <w:rPr>
-                <w:b/>
-                <w:i w:val="0"/>
-                <w:color w:val="FFFFFF"/>
-                <w:sz w:val="18"/>
-              </w:rPr>
-              <w:t>Non-cancer cleared</w:t>
-            </w:r>
-          </w:p>
-        </w:tc>
-        <w:tc>
-          <w:tcPr>
-            <w:tcW w:w="1020" w:type="dxa"/>
-            <w:shd w:val="clear" w:color="auto" w:fill="9E1B46"/>
-          </w:tcPr>
-          <w:p>
-            <w:pPr>
-              <w:keepNext/>
-              <w:spacing w:after="0" w:line="240" w:lineRule="auto"/>
-              <w:jc w:val="right"/>
-            </w:pPr>
-            <w:r>
-              <w:rPr>
-                <w:b/>
-                <w:i w:val="0"/>
-                <w:color w:val="FFFFFF"/>
-                <w:sz w:val="18"/>
-              </w:rPr>
-              <w:t>AUC</w:t>
-            </w:r>
-          </w:p>
-        </w:tc>
-      </w:tr>
-      <w:tr>
-        <w:tblPrEx>
-          <w:tblBorders>
-            <w:top w:val="single" w:color="D9C3CC" w:sz="4" w:space="0"/>
-            <w:left w:val="single" w:color="D9C3CC" w:sz="4" w:space="0"/>
-            <w:bottom w:val="single" w:color="D9C3CC" w:sz="4" w:space="0"/>
-            <w:right w:val="single" w:color="D9C3CC" w:sz="4" w:space="0"/>
-            <w:insideH w:val="single" w:color="D9C3CC" w:sz="4" w:space="0"/>
-            <w:insideV w:val="single" w:color="D9C3CC" w:sz="4" w:space="0"/>
-          </w:tblBorders>
-          <w:tblCellMar>
-            <w:top w:w="50" w:type="dxa"/>
-            <w:left w:w="90" w:type="dxa"/>
-            <w:bottom w:w="50" w:type="dxa"/>
-            <w:right w:w="90" w:type="dxa"/>
-          </w:tblCellMar>
-        </w:tblPrEx>
-        <w:trPr>
-          <w:cantSplit/>
-          <w:jc w:val="center"/>
-        </w:trPr>
-        <w:tc>
-          <w:tcPr>
-            <w:tcW w:w="2835" w:type="dxa"/>
-          </w:tcPr>
-          <w:p>
-            <w:pPr>
-              <w:keepNext/>
-              <w:spacing w:after="0" w:line="240" w:lineRule="auto"/>
-            </w:pPr>
-            <w:r>
-              <w:rPr>
-                <w:b w:val="0"/>
-                <w:i w:val="0"/>
-                <w:sz w:val="18"/>
-              </w:rPr>
-              <w:t>All held-out scans</w:t>
-            </w:r>
-          </w:p>
-        </w:tc>
-        <w:tc>
-          <w:tcPr>
-            <w:tcW w:w="907" w:type="dxa"/>
-          </w:tcPr>
-          <w:p>
-            <w:pPr>
-              <w:keepNext/>
-              <w:spacing w:after="0" w:line="240" w:lineRule="auto"/>
-              <w:jc w:val="right"/>
-            </w:pPr>
-            <w:r>
-              <w:rPr>
-                <w:b w:val="0"/>
-                <w:i w:val="0"/>
-                <w:sz w:val="18"/>
-              </w:rPr>
-              <w:t>710</w:t>
-            </w:r>
-          </w:p>
-        </w:tc>
-        <w:tc>
-          <w:tcPr>
-            <w:tcW w:w="1361" w:type="dxa"/>
-          </w:tcPr>
-          <w:p>
-            <w:pPr>
-              <w:keepNext/>
-              <w:spacing w:after="0" w:line="240" w:lineRule="auto"/>
-              <w:jc w:val="right"/>
-            </w:pPr>
-            <w:r>
-              <w:rPr>
-                <w:b w:val="0"/>
-                <w:i w:val="0"/>
-                <w:sz w:val="18"/>
-              </w:rPr>
-              <w:t>71.8%</w:t>
-            </w:r>
-          </w:p>
-        </w:tc>
-        <w:tc>
-          <w:tcPr>
-            <w:tcW w:w="1587" w:type="dxa"/>
-          </w:tcPr>
-          <w:p>
-            <w:pPr>
-              <w:keepNext/>
-              <w:spacing w:after="0" w:line="240" w:lineRule="auto"/>
-              <w:jc w:val="right"/>
-            </w:pPr>
-            <w:r>
-              <w:rPr>
-                <w:b w:val="0"/>
-                <w:i w:val="0"/>
-                <w:sz w:val="18"/>
-              </w:rPr>
-              <w:t>89.2%</w:t>
-            </w:r>
-          </w:p>
-        </w:tc>
-        <w:tc>
-          <w:tcPr>
-            <w:tcW w:w="1701" w:type="dxa"/>
-          </w:tcPr>
-          <w:p>
-            <w:pPr>
-              <w:keepNext/>
-              <w:spacing w:after="0" w:line="240" w:lineRule="auto"/>
-              <w:jc w:val="right"/>
-            </w:pPr>
-            <w:r>
-              <w:rPr>
-                <w:b w:val="0"/>
-                <w:i w:val="0"/>
-                <w:sz w:val="18"/>
-              </w:rPr>
-              <w:t>63.6%</w:t>
-            </w:r>
-          </w:p>
-        </w:tc>
-        <w:tc>
-          <w:tcPr>
-            <w:tcW w:w="1020" w:type="dxa"/>
-          </w:tcPr>
-          <w:p>
-            <w:pPr>
-              <w:keepNext/>
-              <w:spacing w:after="0" w:line="240" w:lineRule="auto"/>
-              <w:jc w:val="right"/>
-            </w:pPr>
-            <w:r>
-              <w:rPr>
-                <w:b w:val="0"/>
-                <w:i w:val="0"/>
-                <w:sz w:val="18"/>
-              </w:rPr>
-              <w:t>0.869</w:t>
-            </w:r>
-          </w:p>
-        </w:tc>
-      </w:tr>
-      <w:tr>
-        <w:tblPrEx>
-          <w:tblBorders>
-            <w:top w:val="single" w:color="D9C3CC" w:sz="4" w:space="0"/>
-            <w:left w:val="single" w:color="D9C3CC" w:sz="4" w:space="0"/>
-            <w:bottom w:val="single" w:color="D9C3CC" w:sz="4" w:space="0"/>
-            <w:right w:val="single" w:color="D9C3CC" w:sz="4" w:space="0"/>
-            <w:insideH w:val="single" w:color="D9C3CC" w:sz="4" w:space="0"/>
-            <w:insideV w:val="single" w:color="D9C3CC" w:sz="4" w:space="0"/>
-          </w:tblBorders>
-          <w:tblCellMar>
-            <w:top w:w="50" w:type="dxa"/>
-            <w:left w:w="90" w:type="dxa"/>
-            <w:bottom w:w="50" w:type="dxa"/>
-            <w:right w:w="90" w:type="dxa"/>
-          </w:tblCellMar>
-        </w:tblPrEx>
-        <w:trPr>
-          <w:cantSplit/>
-          <w:jc w:val="center"/>
-        </w:trPr>
-        <w:tc>
-          <w:tcPr>
-            <w:tcW w:w="2835" w:type="dxa"/>
-            <w:shd w:val="clear" w:color="auto" w:fill="FBE9EF"/>
-          </w:tcPr>
-          <w:p>
-            <w:pPr>
-              <w:keepNext/>
-              <w:spacing w:after="0" w:line="240" w:lineRule="auto"/>
-            </w:pPr>
-            <w:r>
-              <w:rPr>
-                <w:b w:val="0"/>
-                <w:i w:val="0"/>
-                <w:sz w:val="18"/>
-              </w:rPr>
-              <w:t>Original BUSI + BrEaST scans</w:t>
-            </w:r>
-          </w:p>
-        </w:tc>
-        <w:tc>
-          <w:tcPr>
-            <w:tcW w:w="907" w:type="dxa"/>
-            <w:shd w:val="clear" w:color="auto" w:fill="FBE9EF"/>
-          </w:tcPr>
-          <w:p>
-            <w:pPr>
-              <w:keepNext/>
-              <w:spacing w:after="0" w:line="240" w:lineRule="auto"/>
-              <w:jc w:val="right"/>
-            </w:pPr>
-            <w:r>
-              <w:rPr>
-                <w:b w:val="0"/>
-                <w:i w:val="0"/>
-                <w:sz w:val="18"/>
-              </w:rPr>
-              <w:t>148</w:t>
-            </w:r>
-          </w:p>
-        </w:tc>
-        <w:tc>
-          <w:tcPr>
-            <w:tcW w:w="1361" w:type="dxa"/>
-            <w:shd w:val="clear" w:color="auto" w:fill="FBE9EF"/>
-          </w:tcPr>
-          <w:p>
-            <w:pPr>
-              <w:keepNext/>
-              <w:spacing w:after="0" w:line="240" w:lineRule="auto"/>
-              <w:jc w:val="right"/>
-            </w:pPr>
-            <w:r>
-              <w:rPr>
-                <w:b w:val="0"/>
-                <w:i w:val="0"/>
-                <w:sz w:val="18"/>
-              </w:rPr>
-              <w:t>77.0%</w:t>
-            </w:r>
-          </w:p>
-        </w:tc>
-        <w:tc>
-          <w:tcPr>
-            <w:tcW w:w="1587" w:type="dxa"/>
-            <w:shd w:val="clear" w:color="auto" w:fill="FBE9EF"/>
-          </w:tcPr>
-          <w:p>
-            <w:pPr>
-              <w:keepNext/>
-              <w:spacing w:after="0" w:line="240" w:lineRule="auto"/>
-              <w:jc w:val="right"/>
-            </w:pPr>
-            <w:r>
-              <w:rPr>
-                <w:b w:val="0"/>
-                <w:i w:val="0"/>
-                <w:sz w:val="18"/>
-              </w:rPr>
-              <w:t>85.4%</w:t>
-            </w:r>
-          </w:p>
-        </w:tc>
-        <w:tc>
-          <w:tcPr>
-            <w:tcW w:w="1701" w:type="dxa"/>
-            <w:shd w:val="clear" w:color="auto" w:fill="FBE9EF"/>
-          </w:tcPr>
-          <w:p>
-            <w:pPr>
-              <w:keepNext/>
-              <w:spacing w:after="0" w:line="240" w:lineRule="auto"/>
-              <w:jc w:val="right"/>
-            </w:pPr>
-            <w:r>
-              <w:rPr>
-                <w:b w:val="0"/>
-                <w:i w:val="0"/>
-                <w:sz w:val="18"/>
-              </w:rPr>
-              <w:t>75.0%</w:t>
-            </w:r>
-          </w:p>
-        </w:tc>
-        <w:tc>
-          <w:tcPr>
-            <w:tcW w:w="1020" w:type="dxa"/>
-            <w:shd w:val="clear" w:color="auto" w:fill="FBE9EF"/>
-          </w:tcPr>
-          <w:p>
-            <w:pPr>
-              <w:keepNext/>
-              <w:spacing w:after="0" w:line="240" w:lineRule="auto"/>
-              <w:jc w:val="right"/>
-            </w:pPr>
-            <w:r>
-              <w:rPr>
-                <w:b w:val="0"/>
-                <w:i w:val="0"/>
-                <w:sz w:val="18"/>
-              </w:rPr>
-              <w:t>0.882</w:t>
-            </w:r>
-          </w:p>
-        </w:tc>
-      </w:tr>
-      <w:tr>
-        <w:tblPrEx>
-          <w:tblBorders>
-            <w:top w:val="single" w:color="D9C3CC" w:sz="4" w:space="0"/>
-            <w:left w:val="single" w:color="D9C3CC" w:sz="4" w:space="0"/>
-            <w:bottom w:val="single" w:color="D9C3CC" w:sz="4" w:space="0"/>
-            <w:right w:val="single" w:color="D9C3CC" w:sz="4" w:space="0"/>
-            <w:insideH w:val="single" w:color="D9C3CC" w:sz="4" w:space="0"/>
-            <w:insideV w:val="single" w:color="D9C3CC" w:sz="4" w:space="0"/>
-          </w:tblBorders>
-          <w:tblCellMar>
-            <w:top w:w="50" w:type="dxa"/>
-            <w:left w:w="90" w:type="dxa"/>
-            <w:bottom w:w="50" w:type="dxa"/>
-            <w:right w:w="90" w:type="dxa"/>
-          </w:tblCellMar>
-        </w:tblPrEx>
-        <w:trPr>
-          <w:cantSplit/>
-          <w:jc w:val="center"/>
-        </w:trPr>
-        <w:tc>
-          <w:tcPr>
-            <w:tcW w:w="2835" w:type="dxa"/>
-          </w:tcPr>
-          <w:p>
-            <w:pPr>
-              <w:spacing w:after="0" w:line="240" w:lineRule="auto"/>
-            </w:pPr>
-            <w:r>
-              <w:rPr>
-                <w:b w:val="0"/>
-                <w:i w:val="0"/>
-                <w:sz w:val="18"/>
-              </w:rPr>
-              <w:t>BUS-BRA unseen patients</w:t>
-            </w:r>
-          </w:p>
-        </w:tc>
-        <w:tc>
-          <w:tcPr>
-            <w:tcW w:w="907" w:type="dxa"/>
-          </w:tcPr>
-          <w:p>
-            <w:pPr>
-              <w:spacing w:after="0" w:line="240" w:lineRule="auto"/>
-              <w:jc w:val="right"/>
-            </w:pPr>
-            <w:r>
-              <w:rPr>
-                <w:b w:val="0"/>
-                <w:i w:val="0"/>
-                <w:sz w:val="18"/>
-              </w:rPr>
-              <w:t>562</w:t>
-            </w:r>
-          </w:p>
-        </w:tc>
-        <w:tc>
-          <w:tcPr>
-            <w:tcW w:w="1361" w:type="dxa"/>
-          </w:tcPr>
-          <w:p>
-            <w:pPr>
-              <w:spacing w:after="0" w:line="240" w:lineRule="auto"/>
-              <w:jc w:val="right"/>
-            </w:pPr>
-            <w:r>
-              <w:rPr>
-                <w:b w:val="0"/>
-                <w:i w:val="0"/>
-                <w:sz w:val="18"/>
-              </w:rPr>
-              <w:t>70.5%</w:t>
-            </w:r>
-          </w:p>
-        </w:tc>
-        <w:tc>
-          <w:tcPr>
-            <w:tcW w:w="1587" w:type="dxa"/>
-          </w:tcPr>
-          <w:p>
-            <w:pPr>
-              <w:spacing w:after="0" w:line="240" w:lineRule="auto"/>
-              <w:jc w:val="right"/>
-            </w:pPr>
-            <w:r>
-              <w:rPr>
-                <w:b w:val="0"/>
-                <w:i w:val="0"/>
-                <w:sz w:val="18"/>
-              </w:rPr>
-              <w:t>90.1%</w:t>
-            </w:r>
-          </w:p>
-        </w:tc>
-        <w:tc>
-          <w:tcPr>
-            <w:tcW w:w="1701" w:type="dxa"/>
-          </w:tcPr>
-          <w:p>
-            <w:pPr>
-              <w:spacing w:after="0" w:line="240" w:lineRule="auto"/>
-              <w:jc w:val="right"/>
-            </w:pPr>
-            <w:r>
-              <w:rPr>
-                <w:b w:val="0"/>
-                <w:i w:val="0"/>
-                <w:sz w:val="18"/>
-              </w:rPr>
-              <w:t>60.5%</w:t>
-            </w:r>
-          </w:p>
-        </w:tc>
-        <w:tc>
-          <w:tcPr>
-            <w:tcW w:w="1020" w:type="dxa"/>
-          </w:tcPr>
-          <w:p>
-            <w:pPr>
-              <w:spacing w:after="0" w:line="240" w:lineRule="auto"/>
-              <w:jc w:val="right"/>
-            </w:pPr>
-            <w:r>
-              <w:rPr>
-                <w:b w:val="0"/>
-                <w:i w:val="0"/>
-                <w:sz w:val="18"/>
-              </w:rPr>
-              <w:t>0.866</w:t>
-            </w:r>
-          </w:p>
-        </w:tc>
-      </w:tr>
-    </w:tbl>
-    <w:p>
-      <w:pPr>
-        <w:spacing w:before="60" w:after="160"/>
-      </w:pPr>
-      <w:r>
-        <w:rPr>
-          <w:b w:val="0"/>
-          <w:i/>
-          <w:color w:val="555555"/>
-          <w:sz w:val="17"/>
-        </w:rPr>
-        <w:t>Accuracy is three-class (normal, benign, malignant). Sensitivity and specificity treat malignant against everything else. Approximate 95% uncertainty: accuracy ± 3.3 points (710 scans), cancers caught ± 3.9 points (240 malignant scans).</w:t>
-      </w:r>
-    </w:p>
-    <w:p>
-      <w:pPr>
-        <w:pStyle w:val="4"/>
-      </w:pPr>
-      <w:r>
-        <w:t>6.8.5 One model, different decision rules</w:t>
-      </w:r>
-    </w:p>
-    <w:p>
-      <w:pPr>
-        <w:pStyle w:val="16"/>
-        <w:keepNext/>
-        <w:spacing w:before="160" w:after="60"/>
-      </w:pPr>
-      <w:r>
-        <w:rPr>
-          <w:b w:val="0"/>
-          <w:i w:val="0"/>
-        </w:rPr>
-        <w:t>Table 30. Same network, different decision rules</w:t>
-      </w:r>
-    </w:p>
-    <w:tbl>
-      <w:tblPr>
-        <w:tblStyle w:val="12"/>
-        <w:tblW w:w="0" w:type="auto"/>
-        <w:jc w:val="center"/>
-        <w:tblBorders>
-          <w:top w:val="single" w:color="D9C3CC" w:sz="4" w:space="0"/>
-          <w:left w:val="single" w:color="D9C3CC" w:sz="4" w:space="0"/>
-          <w:bottom w:val="single" w:color="D9C3CC" w:sz="4" w:space="0"/>
-          <w:right w:val="single" w:color="D9C3CC" w:sz="4" w:space="0"/>
-          <w:insideH w:val="single" w:color="D9C3CC" w:sz="4" w:space="0"/>
-          <w:insideV w:val="single" w:color="D9C3CC" w:sz="4" w:space="0"/>
-        </w:tblBorders>
-        <w:tblLayout w:type="fixed"/>
-        <w:tblCellMar>
-          <w:top w:w="50" w:type="dxa"/>
-          <w:left w:w="90" w:type="dxa"/>
-          <w:bottom w:w="50" w:type="dxa"/>
-          <w:right w:w="90" w:type="dxa"/>
-        </w:tblCellMar>
-      </w:tblPr>
-      <w:tblGrid>
-        <w:gridCol w:w="3402"/>
-        <w:gridCol w:w="1134"/>
-        <w:gridCol w:w="1077"/>
-        <w:gridCol w:w="1361"/>
-        <w:gridCol w:w="1474"/>
-        <w:gridCol w:w="964"/>
-      </w:tblGrid>
-      <w:tr>
-        <w:tblPrEx>
-          <w:tblBorders>
-            <w:top w:val="single" w:color="D9C3CC" w:sz="4" w:space="0"/>
-            <w:left w:val="single" w:color="D9C3CC" w:sz="4" w:space="0"/>
-            <w:bottom w:val="single" w:color="D9C3CC" w:sz="4" w:space="0"/>
-            <w:right w:val="single" w:color="D9C3CC" w:sz="4" w:space="0"/>
-            <w:insideH w:val="single" w:color="D9C3CC" w:sz="4" w:space="0"/>
-            <w:insideV w:val="single" w:color="D9C3CC" w:sz="4" w:space="0"/>
-          </w:tblBorders>
-          <w:tblCellMar>
-            <w:top w:w="50" w:type="dxa"/>
-            <w:left w:w="90" w:type="dxa"/>
-            <w:bottom w:w="50" w:type="dxa"/>
-            <w:right w:w="90" w:type="dxa"/>
-          </w:tblCellMar>
-        </w:tblPrEx>
-        <w:trPr>
-          <w:tblHeader/>
-          <w:jc w:val="center"/>
-        </w:trPr>
-        <w:tc>
-          <w:tcPr>
-            <w:tcW w:w="3402" w:type="dxa"/>
-            <w:shd w:val="clear" w:color="auto" w:fill="9E1B46"/>
-          </w:tcPr>
-          <w:p>
-            <w:pPr>
-              <w:keepNext/>
-              <w:spacing w:after="0" w:line="240" w:lineRule="auto"/>
-            </w:pPr>
-            <w:r>
-              <w:rPr>
-                <w:b/>
-                <w:i w:val="0"/>
-                <w:color w:val="FFFFFF"/>
-                <w:sz w:val="17"/>
-              </w:rPr>
-              <w:t>Decision rule (all 710 test scans)</w:t>
-            </w:r>
-          </w:p>
-        </w:tc>
-        <w:tc>
-          <w:tcPr>
-            <w:tcW w:w="1134" w:type="dxa"/>
-            <w:shd w:val="clear" w:color="auto" w:fill="9E1B46"/>
-          </w:tcPr>
-          <w:p>
-            <w:pPr>
-              <w:keepNext/>
-              <w:spacing w:after="0" w:line="240" w:lineRule="auto"/>
-              <w:jc w:val="right"/>
-            </w:pPr>
-            <w:r>
-              <w:rPr>
-                <w:b/>
-                <w:i w:val="0"/>
-                <w:color w:val="FFFFFF"/>
-                <w:sz w:val="17"/>
-              </w:rPr>
-              <w:t>Accuracy</w:t>
-            </w:r>
-          </w:p>
-        </w:tc>
-        <w:tc>
-          <w:tcPr>
-            <w:tcW w:w="1077" w:type="dxa"/>
-            <w:shd w:val="clear" w:color="auto" w:fill="9E1B46"/>
-          </w:tcPr>
-          <w:p>
-            <w:pPr>
-              <w:keepNext/>
-              <w:spacing w:after="0" w:line="240" w:lineRule="auto"/>
-              <w:jc w:val="right"/>
-            </w:pPr>
-            <w:r>
-              <w:rPr>
-                <w:b/>
-                <w:i w:val="0"/>
-                <w:color w:val="FFFFFF"/>
-                <w:sz w:val="17"/>
-              </w:rPr>
-              <w:t>Macro-F1</w:t>
-            </w:r>
-          </w:p>
-        </w:tc>
-        <w:tc>
-          <w:tcPr>
-            <w:tcW w:w="1361" w:type="dxa"/>
-            <w:shd w:val="clear" w:color="auto" w:fill="9E1B46"/>
-          </w:tcPr>
-          <w:p>
-            <w:pPr>
-              <w:keepNext/>
-              <w:spacing w:after="0" w:line="240" w:lineRule="auto"/>
-              <w:jc w:val="right"/>
-            </w:pPr>
-            <w:r>
-              <w:rPr>
-                <w:b/>
-                <w:i w:val="0"/>
-                <w:color w:val="FFFFFF"/>
-                <w:sz w:val="17"/>
-              </w:rPr>
-              <w:t>Cancers caught</w:t>
-            </w:r>
-          </w:p>
-        </w:tc>
-        <w:tc>
-          <w:tcPr>
-            <w:tcW w:w="1474" w:type="dxa"/>
-            <w:shd w:val="clear" w:color="auto" w:fill="9E1B46"/>
-          </w:tcPr>
-          <w:p>
-            <w:pPr>
-              <w:keepNext/>
-              <w:spacing w:after="0" w:line="240" w:lineRule="auto"/>
-              <w:jc w:val="right"/>
-            </w:pPr>
-            <w:r>
-              <w:rPr>
-                <w:b/>
-                <w:i w:val="0"/>
-                <w:color w:val="FFFFFF"/>
-                <w:sz w:val="17"/>
-              </w:rPr>
-              <w:t>Benign / normal cleared</w:t>
-            </w:r>
-          </w:p>
-        </w:tc>
-        <w:tc>
-          <w:tcPr>
-            <w:tcW w:w="964" w:type="dxa"/>
-            <w:shd w:val="clear" w:color="auto" w:fill="9E1B46"/>
-          </w:tcPr>
-          <w:p>
-            <w:pPr>
-              <w:keepNext/>
-              <w:spacing w:after="0" w:line="240" w:lineRule="auto"/>
-              <w:jc w:val="right"/>
-            </w:pPr>
-            <w:r>
-              <w:rPr>
-                <w:b/>
-                <w:i w:val="0"/>
-                <w:color w:val="FFFFFF"/>
-                <w:sz w:val="17"/>
-              </w:rPr>
-              <w:t>AUC</w:t>
-            </w:r>
-          </w:p>
-        </w:tc>
-      </w:tr>
-      <w:tr>
-        <w:tblPrEx>
-          <w:tblBorders>
-            <w:top w:val="single" w:color="D9C3CC" w:sz="4" w:space="0"/>
-            <w:left w:val="single" w:color="D9C3CC" w:sz="4" w:space="0"/>
-            <w:bottom w:val="single" w:color="D9C3CC" w:sz="4" w:space="0"/>
-            <w:right w:val="single" w:color="D9C3CC" w:sz="4" w:space="0"/>
-            <w:insideH w:val="single" w:color="D9C3CC" w:sz="4" w:space="0"/>
-            <w:insideV w:val="single" w:color="D9C3CC" w:sz="4" w:space="0"/>
-          </w:tblBorders>
-          <w:tblCellMar>
-            <w:top w:w="50" w:type="dxa"/>
-            <w:left w:w="90" w:type="dxa"/>
-            <w:bottom w:w="50" w:type="dxa"/>
-            <w:right w:w="90" w:type="dxa"/>
-          </w:tblCellMar>
-        </w:tblPrEx>
-        <w:trPr>
-          <w:cantSplit/>
-          <w:jc w:val="center"/>
-        </w:trPr>
-        <w:tc>
-          <w:tcPr>
-            <w:tcW w:w="3402" w:type="dxa"/>
-          </w:tcPr>
-          <w:p>
-            <w:pPr>
-              <w:keepNext/>
-              <w:spacing w:after="0" w:line="240" w:lineRule="auto"/>
-            </w:pPr>
-            <w:r>
-              <w:rPr>
-                <w:b w:val="0"/>
-                <w:i w:val="0"/>
-                <w:sz w:val="17"/>
-              </w:rPr>
-              <w:t>Frozen ImageNet ResNet50 + logistic regression (baseline)</w:t>
-            </w:r>
-          </w:p>
-        </w:tc>
-        <w:tc>
-          <w:tcPr>
-            <w:tcW w:w="1134" w:type="dxa"/>
-          </w:tcPr>
-          <w:p>
-            <w:pPr>
-              <w:keepNext/>
-              <w:spacing w:after="0" w:line="240" w:lineRule="auto"/>
-              <w:jc w:val="right"/>
-            </w:pPr>
-            <w:r>
-              <w:rPr>
-                <w:b w:val="0"/>
-                <w:i w:val="0"/>
-                <w:sz w:val="17"/>
-              </w:rPr>
-              <w:t>72.1%</w:t>
-            </w:r>
-          </w:p>
-        </w:tc>
-        <w:tc>
-          <w:tcPr>
-            <w:tcW w:w="1077" w:type="dxa"/>
-          </w:tcPr>
-          <w:p>
-            <w:pPr>
-              <w:keepNext/>
-              <w:spacing w:after="0" w:line="240" w:lineRule="auto"/>
-              <w:jc w:val="right"/>
-            </w:pPr>
-            <w:r>
-              <w:rPr>
-                <w:b w:val="0"/>
-                <w:i w:val="0"/>
-                <w:sz w:val="17"/>
-              </w:rPr>
-              <w:t>0.694</w:t>
-            </w:r>
-          </w:p>
-        </w:tc>
-        <w:tc>
-          <w:tcPr>
-            <w:tcW w:w="1361" w:type="dxa"/>
-          </w:tcPr>
-          <w:p>
-            <w:pPr>
-              <w:keepNext/>
-              <w:spacing w:after="0" w:line="240" w:lineRule="auto"/>
-              <w:jc w:val="right"/>
-            </w:pPr>
-            <w:r>
-              <w:rPr>
-                <w:b w:val="0"/>
-                <w:i w:val="0"/>
-                <w:sz w:val="17"/>
-              </w:rPr>
-              <w:t>57.9%</w:t>
-            </w:r>
-          </w:p>
-        </w:tc>
-        <w:tc>
-          <w:tcPr>
-            <w:tcW w:w="1474" w:type="dxa"/>
-          </w:tcPr>
-          <w:p>
-            <w:pPr>
-              <w:keepNext/>
-              <w:spacing w:after="0" w:line="240" w:lineRule="auto"/>
-              <w:jc w:val="right"/>
-            </w:pPr>
-            <w:r>
-              <w:rPr>
-                <w:b w:val="0"/>
-                <w:i w:val="0"/>
-                <w:sz w:val="17"/>
-              </w:rPr>
-              <w:t>81.5%</w:t>
-            </w:r>
-          </w:p>
-        </w:tc>
-        <w:tc>
-          <w:tcPr>
-            <w:tcW w:w="964" w:type="dxa"/>
-          </w:tcPr>
-          <w:p>
-            <w:pPr>
-              <w:keepNext/>
-              <w:spacing w:after="0" w:line="240" w:lineRule="auto"/>
-              <w:jc w:val="right"/>
-            </w:pPr>
-            <w:r>
-              <w:rPr>
-                <w:b w:val="0"/>
-                <w:i w:val="0"/>
-                <w:sz w:val="17"/>
-              </w:rPr>
-              <w:t>0.773</w:t>
-            </w:r>
-          </w:p>
-        </w:tc>
-      </w:tr>
-      <w:tr>
-        <w:tblPrEx>
-          <w:tblBorders>
-            <w:top w:val="single" w:color="D9C3CC" w:sz="4" w:space="0"/>
-            <w:left w:val="single" w:color="D9C3CC" w:sz="4" w:space="0"/>
-            <w:bottom w:val="single" w:color="D9C3CC" w:sz="4" w:space="0"/>
-            <w:right w:val="single" w:color="D9C3CC" w:sz="4" w:space="0"/>
-            <w:insideH w:val="single" w:color="D9C3CC" w:sz="4" w:space="0"/>
-            <w:insideV w:val="single" w:color="D9C3CC" w:sz="4" w:space="0"/>
-          </w:tblBorders>
-          <w:tblCellMar>
-            <w:top w:w="50" w:type="dxa"/>
-            <w:left w:w="90" w:type="dxa"/>
-            <w:bottom w:w="50" w:type="dxa"/>
-            <w:right w:w="90" w:type="dxa"/>
-          </w:tblCellMar>
-        </w:tblPrEx>
-        <w:trPr>
-          <w:cantSplit/>
-          <w:jc w:val="center"/>
-        </w:trPr>
-        <w:tc>
-          <w:tcPr>
-            <w:tcW w:w="3402" w:type="dxa"/>
-            <w:shd w:val="clear" w:color="auto" w:fill="FBE9EF"/>
-          </w:tcPr>
-          <w:p>
-            <w:pPr>
-              <w:keepNext/>
-              <w:spacing w:after="0" w:line="240" w:lineRule="auto"/>
-            </w:pPr>
-            <w:r>
-              <w:rPr>
-                <w:b w:val="0"/>
-                <w:i w:val="0"/>
-                <w:sz w:val="17"/>
-              </w:rPr>
-              <w:t>Fine-tuned, most likely class wins (argmax)</w:t>
-            </w:r>
-          </w:p>
-        </w:tc>
-        <w:tc>
-          <w:tcPr>
-            <w:tcW w:w="1134" w:type="dxa"/>
-            <w:shd w:val="clear" w:color="auto" w:fill="FBE9EF"/>
-          </w:tcPr>
-          <w:p>
-            <w:pPr>
-              <w:keepNext/>
-              <w:spacing w:after="0" w:line="240" w:lineRule="auto"/>
-              <w:jc w:val="right"/>
-            </w:pPr>
-            <w:r>
-              <w:rPr>
-                <w:b w:val="0"/>
-                <w:i w:val="0"/>
-                <w:sz w:val="17"/>
-              </w:rPr>
-              <w:t>80.4%</w:t>
-            </w:r>
-          </w:p>
-        </w:tc>
-        <w:tc>
-          <w:tcPr>
-            <w:tcW w:w="1077" w:type="dxa"/>
-            <w:shd w:val="clear" w:color="auto" w:fill="FBE9EF"/>
-          </w:tcPr>
-          <w:p>
-            <w:pPr>
-              <w:keepNext/>
-              <w:spacing w:after="0" w:line="240" w:lineRule="auto"/>
-              <w:jc w:val="right"/>
-            </w:pPr>
-            <w:r>
-              <w:rPr>
-                <w:b w:val="0"/>
-                <w:i w:val="0"/>
-                <w:sz w:val="17"/>
-              </w:rPr>
-              <w:t>0.807</w:t>
-            </w:r>
-          </w:p>
-        </w:tc>
-        <w:tc>
-          <w:tcPr>
-            <w:tcW w:w="1361" w:type="dxa"/>
-            <w:shd w:val="clear" w:color="auto" w:fill="FBE9EF"/>
-          </w:tcPr>
-          <w:p>
-            <w:pPr>
-              <w:keepNext/>
-              <w:spacing w:after="0" w:line="240" w:lineRule="auto"/>
-              <w:jc w:val="right"/>
-            </w:pPr>
-            <w:r>
-              <w:rPr>
-                <w:b w:val="0"/>
-                <w:i w:val="0"/>
-                <w:sz w:val="17"/>
-              </w:rPr>
-              <w:t>77.5%</w:t>
-            </w:r>
-          </w:p>
-        </w:tc>
-        <w:tc>
-          <w:tcPr>
-            <w:tcW w:w="1474" w:type="dxa"/>
-            <w:shd w:val="clear" w:color="auto" w:fill="FBE9EF"/>
-          </w:tcPr>
-          <w:p>
-            <w:pPr>
-              <w:keepNext/>
-              <w:spacing w:after="0" w:line="240" w:lineRule="auto"/>
-              <w:jc w:val="right"/>
-            </w:pPr>
-            <w:r>
-              <w:rPr>
-                <w:b w:val="0"/>
-                <w:i w:val="0"/>
-                <w:sz w:val="17"/>
-              </w:rPr>
-              <w:t>82.5%</w:t>
-            </w:r>
-          </w:p>
-        </w:tc>
-        <w:tc>
-          <w:tcPr>
-            <w:tcW w:w="964" w:type="dxa"/>
-            <w:shd w:val="clear" w:color="auto" w:fill="FBE9EF"/>
-          </w:tcPr>
-          <w:p>
-            <w:pPr>
-              <w:keepNext/>
-              <w:spacing w:after="0" w:line="240" w:lineRule="auto"/>
-              <w:jc w:val="right"/>
-            </w:pPr>
-            <w:r>
-              <w:rPr>
-                <w:b w:val="0"/>
-                <w:i w:val="0"/>
-                <w:sz w:val="17"/>
-              </w:rPr>
-              <w:t>0.869</w:t>
-            </w:r>
-          </w:p>
-        </w:tc>
-      </w:tr>
-      <w:tr>
-        <w:tblPrEx>
-          <w:tblBorders>
-            <w:top w:val="single" w:color="D9C3CC" w:sz="4" w:space="0"/>
-            <w:left w:val="single" w:color="D9C3CC" w:sz="4" w:space="0"/>
-            <w:bottom w:val="single" w:color="D9C3CC" w:sz="4" w:space="0"/>
-            <w:right w:val="single" w:color="D9C3CC" w:sz="4" w:space="0"/>
-            <w:insideH w:val="single" w:color="D9C3CC" w:sz="4" w:space="0"/>
-            <w:insideV w:val="single" w:color="D9C3CC" w:sz="4" w:space="0"/>
-          </w:tblBorders>
-          <w:tblCellMar>
-            <w:top w:w="50" w:type="dxa"/>
-            <w:left w:w="90" w:type="dxa"/>
-            <w:bottom w:w="50" w:type="dxa"/>
-            <w:right w:w="90" w:type="dxa"/>
-          </w:tblCellMar>
-        </w:tblPrEx>
-        <w:trPr>
-          <w:cantSplit/>
-          <w:jc w:val="center"/>
-        </w:trPr>
-        <w:tc>
-          <w:tcPr>
-            <w:tcW w:w="3402" w:type="dxa"/>
-          </w:tcPr>
-          <w:p>
-            <w:pPr>
-              <w:keepNext/>
-              <w:spacing w:after="0" w:line="240" w:lineRule="auto"/>
-            </w:pPr>
-            <w:r>
-              <w:rPr>
-                <w:b w:val="0"/>
-                <w:i w:val="0"/>
-                <w:sz w:val="17"/>
-              </w:rPr>
-              <w:t>Fine-tuned, screening threshold 0.21</w:t>
-            </w:r>
-          </w:p>
-        </w:tc>
-        <w:tc>
-          <w:tcPr>
-            <w:tcW w:w="1134" w:type="dxa"/>
-          </w:tcPr>
-          <w:p>
-            <w:pPr>
-              <w:keepNext/>
-              <w:spacing w:after="0" w:line="240" w:lineRule="auto"/>
-              <w:jc w:val="right"/>
-            </w:pPr>
-            <w:r>
-              <w:rPr>
-                <w:b w:val="0"/>
-                <w:i w:val="0"/>
-                <w:sz w:val="17"/>
-              </w:rPr>
-              <w:t>68.3%</w:t>
-            </w:r>
-          </w:p>
-        </w:tc>
-        <w:tc>
-          <w:tcPr>
-            <w:tcW w:w="1077" w:type="dxa"/>
-          </w:tcPr>
-          <w:p>
-            <w:pPr>
-              <w:keepNext/>
-              <w:spacing w:after="0" w:line="240" w:lineRule="auto"/>
-              <w:jc w:val="right"/>
-            </w:pPr>
-            <w:r>
-              <w:rPr>
-                <w:b w:val="0"/>
-                <w:i w:val="0"/>
-                <w:sz w:val="17"/>
-              </w:rPr>
-              <w:t>0.731</w:t>
-            </w:r>
-          </w:p>
-        </w:tc>
-        <w:tc>
-          <w:tcPr>
-            <w:tcW w:w="1361" w:type="dxa"/>
-          </w:tcPr>
-          <w:p>
-            <w:pPr>
-              <w:keepNext/>
-              <w:spacing w:after="0" w:line="240" w:lineRule="auto"/>
-              <w:jc w:val="right"/>
-            </w:pPr>
-            <w:r>
-              <w:rPr>
-                <w:b w:val="0"/>
-                <w:i w:val="0"/>
-                <w:sz w:val="17"/>
-              </w:rPr>
-              <w:t>90.8%</w:t>
-            </w:r>
-          </w:p>
-        </w:tc>
-        <w:tc>
-          <w:tcPr>
-            <w:tcW w:w="1474" w:type="dxa"/>
-          </w:tcPr>
-          <w:p>
-            <w:pPr>
-              <w:keepNext/>
-              <w:spacing w:after="0" w:line="240" w:lineRule="auto"/>
-              <w:jc w:val="right"/>
-            </w:pPr>
-            <w:r>
-              <w:rPr>
-                <w:b w:val="0"/>
-                <w:i w:val="0"/>
-                <w:sz w:val="17"/>
-              </w:rPr>
-              <w:t>57.4%</w:t>
-            </w:r>
-          </w:p>
-        </w:tc>
-        <w:tc>
-          <w:tcPr>
-            <w:tcW w:w="964" w:type="dxa"/>
-          </w:tcPr>
-          <w:p>
-            <w:pPr>
-              <w:keepNext/>
-              <w:spacing w:after="0" w:line="240" w:lineRule="auto"/>
-              <w:jc w:val="right"/>
-            </w:pPr>
-            <w:r>
-              <w:rPr>
-                <w:b w:val="0"/>
-                <w:i w:val="0"/>
-                <w:sz w:val="17"/>
-              </w:rPr>
-              <w:t>0.869</w:t>
-            </w:r>
-          </w:p>
-        </w:tc>
-      </w:tr>
-      <w:tr>
-        <w:tblPrEx>
-          <w:tblBorders>
-            <w:top w:val="single" w:color="D9C3CC" w:sz="4" w:space="0"/>
-            <w:left w:val="single" w:color="D9C3CC" w:sz="4" w:space="0"/>
-            <w:bottom w:val="single" w:color="D9C3CC" w:sz="4" w:space="0"/>
-            <w:right w:val="single" w:color="D9C3CC" w:sz="4" w:space="0"/>
-            <w:insideH w:val="single" w:color="D9C3CC" w:sz="4" w:space="0"/>
-            <w:insideV w:val="single" w:color="D9C3CC" w:sz="4" w:space="0"/>
-          </w:tblBorders>
-          <w:tblCellMar>
-            <w:top w:w="50" w:type="dxa"/>
-            <w:left w:w="90" w:type="dxa"/>
-            <w:bottom w:w="50" w:type="dxa"/>
-            <w:right w:w="90" w:type="dxa"/>
-          </w:tblCellMar>
-        </w:tblPrEx>
-        <w:trPr>
-          <w:cantSplit/>
-          <w:jc w:val="center"/>
-        </w:trPr>
-        <w:tc>
-          <w:tcPr>
-            <w:tcW w:w="3402" w:type="dxa"/>
-            <w:shd w:val="clear" w:color="auto" w:fill="FBE9EF"/>
-          </w:tcPr>
-          <w:p>
-            <w:pPr>
-              <w:spacing w:after="0" w:line="240" w:lineRule="auto"/>
-            </w:pPr>
-            <w:r>
-              <w:rPr>
-                <w:b/>
-                <w:i w:val="0"/>
-                <w:sz w:val="17"/>
-              </w:rPr>
-              <w:t>Fine-tuned, screening threshold 0.25 (deployed)</w:t>
-            </w:r>
-          </w:p>
-        </w:tc>
-        <w:tc>
-          <w:tcPr>
-            <w:tcW w:w="1134" w:type="dxa"/>
-            <w:shd w:val="clear" w:color="auto" w:fill="FBE9EF"/>
-          </w:tcPr>
-          <w:p>
-            <w:pPr>
-              <w:spacing w:after="0" w:line="240" w:lineRule="auto"/>
-              <w:jc w:val="right"/>
-            </w:pPr>
-            <w:r>
-              <w:rPr>
-                <w:b/>
-                <w:i w:val="0"/>
-                <w:sz w:val="17"/>
-              </w:rPr>
-              <w:t>71.8%</w:t>
-            </w:r>
-          </w:p>
-        </w:tc>
-        <w:tc>
-          <w:tcPr>
-            <w:tcW w:w="1077" w:type="dxa"/>
-            <w:shd w:val="clear" w:color="auto" w:fill="FBE9EF"/>
-          </w:tcPr>
-          <w:p>
-            <w:pPr>
-              <w:spacing w:after="0" w:line="240" w:lineRule="auto"/>
-              <w:jc w:val="right"/>
-            </w:pPr>
-            <w:r>
-              <w:rPr>
-                <w:b/>
-                <w:i w:val="0"/>
-                <w:sz w:val="17"/>
-              </w:rPr>
-              <w:t>0.754</w:t>
-            </w:r>
-          </w:p>
-        </w:tc>
-        <w:tc>
-          <w:tcPr>
-            <w:tcW w:w="1361" w:type="dxa"/>
-            <w:shd w:val="clear" w:color="auto" w:fill="FBE9EF"/>
-          </w:tcPr>
-          <w:p>
-            <w:pPr>
-              <w:spacing w:after="0" w:line="240" w:lineRule="auto"/>
-              <w:jc w:val="right"/>
-            </w:pPr>
-            <w:r>
-              <w:rPr>
-                <w:b/>
-                <w:i w:val="0"/>
-                <w:sz w:val="17"/>
-              </w:rPr>
-              <w:t>89.2%</w:t>
-            </w:r>
-          </w:p>
-        </w:tc>
-        <w:tc>
-          <w:tcPr>
-            <w:tcW w:w="1474" w:type="dxa"/>
-            <w:shd w:val="clear" w:color="auto" w:fill="FBE9EF"/>
-          </w:tcPr>
-          <w:p>
-            <w:pPr>
-              <w:spacing w:after="0" w:line="240" w:lineRule="auto"/>
-              <w:jc w:val="right"/>
-            </w:pPr>
-            <w:r>
-              <w:rPr>
-                <w:b/>
-                <w:i w:val="0"/>
-                <w:sz w:val="17"/>
-              </w:rPr>
-              <w:t>63.6%</w:t>
-            </w:r>
-          </w:p>
-        </w:tc>
-        <w:tc>
-          <w:tcPr>
-            <w:tcW w:w="964" w:type="dxa"/>
-            <w:shd w:val="clear" w:color="auto" w:fill="FBE9EF"/>
-          </w:tcPr>
-          <w:p>
-            <w:pPr>
-              <w:spacing w:after="0" w:line="240" w:lineRule="auto"/>
-              <w:jc w:val="right"/>
-            </w:pPr>
-            <w:r>
-              <w:rPr>
-                <w:b/>
-                <w:i w:val="0"/>
-                <w:sz w:val="17"/>
-              </w:rPr>
-              <w:t>0.869</w:t>
-            </w:r>
-          </w:p>
-        </w:tc>
-      </w:tr>
-    </w:tbl>
-    <w:p>
-      <w:pPr>
-        <w:spacing w:before="60" w:after="160"/>
-      </w:pPr>
-      <w:r>
-        <w:rPr>
-          <w:b w:val="0"/>
-          <w:i/>
-          <w:color w:val="555555"/>
-          <w:sz w:val="17"/>
-        </w:rPr>
-        <w:t>Fine-tuning lifts the AUC from 0.77 (frozen features) to 0.87. The neutral rule gives the highest accuracy (80.4%); the screening rule trades about 9 points of accuracy for about 12 points of cancers caught.</w:t>
-      </w:r>
-    </w:p>
-    <w:p>
-      <w:pPr>
-        <w:pStyle w:val="4"/>
-      </w:pPr>
-      <w:r>
-        <w:t>6.8.6 Errors in detail (threshold 0.25, 710 scans)</w:t>
-      </w:r>
-    </w:p>
-    <w:p>
-      <w:pPr>
-        <w:pStyle w:val="16"/>
-        <w:keepNext/>
-        <w:spacing w:before="160" w:after="60"/>
-      </w:pPr>
-      <w:r>
-        <w:rPr>
-          <w:b w:val="0"/>
-          <w:i w:val="0"/>
-        </w:rPr>
-        <w:t>Table 31. Confusion matrix of the deployed model</w:t>
-      </w:r>
-    </w:p>
-    <w:tbl>
-      <w:tblPr>
-        <w:tblStyle w:val="12"/>
-        <w:tblW w:w="0" w:type="auto"/>
-        <w:jc w:val="center"/>
-        <w:tblBorders>
-          <w:top w:val="single" w:color="D9C3CC" w:sz="4" w:space="0"/>
-          <w:left w:val="single" w:color="D9C3CC" w:sz="4" w:space="0"/>
-          <w:bottom w:val="single" w:color="D9C3CC" w:sz="4" w:space="0"/>
-          <w:right w:val="single" w:color="D9C3CC" w:sz="4" w:space="0"/>
-          <w:insideH w:val="single" w:color="D9C3CC" w:sz="4" w:space="0"/>
-          <w:insideV w:val="single" w:color="D9C3CC" w:sz="4" w:space="0"/>
-        </w:tblBorders>
-        <w:tblLayout w:type="fixed"/>
-        <w:tblCellMar>
-          <w:top w:w="50" w:type="dxa"/>
-          <w:left w:w="90" w:type="dxa"/>
-          <w:bottom w:w="50" w:type="dxa"/>
-          <w:right w:w="90" w:type="dxa"/>
-        </w:tblCellMar>
-      </w:tblPr>
-      <w:tblGrid>
-        <w:gridCol w:w="2041"/>
-        <w:gridCol w:w="1928"/>
-        <w:gridCol w:w="1928"/>
-        <w:gridCol w:w="2154"/>
-        <w:gridCol w:w="1361"/>
-      </w:tblGrid>
-      <w:tr>
-        <w:tblPrEx>
-          <w:tblBorders>
-            <w:top w:val="single" w:color="D9C3CC" w:sz="4" w:space="0"/>
-            <w:left w:val="single" w:color="D9C3CC" w:sz="4" w:space="0"/>
-            <w:bottom w:val="single" w:color="D9C3CC" w:sz="4" w:space="0"/>
-            <w:right w:val="single" w:color="D9C3CC" w:sz="4" w:space="0"/>
-            <w:insideH w:val="single" w:color="D9C3CC" w:sz="4" w:space="0"/>
-            <w:insideV w:val="single" w:color="D9C3CC" w:sz="4" w:space="0"/>
-          </w:tblBorders>
-          <w:tblCellMar>
-            <w:top w:w="50" w:type="dxa"/>
-            <w:left w:w="90" w:type="dxa"/>
-            <w:bottom w:w="50" w:type="dxa"/>
-            <w:right w:w="90" w:type="dxa"/>
-          </w:tblCellMar>
-        </w:tblPrEx>
-        <w:trPr>
-          <w:tblHeader/>
-          <w:jc w:val="center"/>
-        </w:trPr>
-        <w:tc>
-          <w:tcPr>
-            <w:tcW w:w="2041" w:type="dxa"/>
-            <w:shd w:val="clear" w:color="auto" w:fill="9E1B46"/>
-          </w:tcPr>
-          <w:p>
-            <w:pPr>
-              <w:keepNext/>
-              <w:spacing w:after="0" w:line="240" w:lineRule="auto"/>
-            </w:pPr>
-            <w:r>
-              <w:rPr>
-                <w:b/>
-                <w:i w:val="0"/>
-                <w:color w:val="FFFFFF"/>
-                <w:sz w:val="18"/>
-              </w:rPr>
-              <w:t>Actual class</w:t>
-            </w:r>
-          </w:p>
-        </w:tc>
-        <w:tc>
-          <w:tcPr>
-            <w:tcW w:w="1928" w:type="dxa"/>
-            <w:shd w:val="clear" w:color="auto" w:fill="9E1B46"/>
-          </w:tcPr>
-          <w:p>
-            <w:pPr>
-              <w:keepNext/>
-              <w:spacing w:after="0" w:line="240" w:lineRule="auto"/>
-              <w:jc w:val="right"/>
-            </w:pPr>
-            <w:r>
-              <w:rPr>
-                <w:b/>
-                <w:i w:val="0"/>
-                <w:color w:val="FFFFFF"/>
-                <w:sz w:val="18"/>
-              </w:rPr>
-              <w:t>Predicted normal</w:t>
-            </w:r>
-          </w:p>
-        </w:tc>
-        <w:tc>
-          <w:tcPr>
-            <w:tcW w:w="1928" w:type="dxa"/>
-            <w:shd w:val="clear" w:color="auto" w:fill="9E1B46"/>
-          </w:tcPr>
-          <w:p>
-            <w:pPr>
-              <w:keepNext/>
-              <w:spacing w:after="0" w:line="240" w:lineRule="auto"/>
-              <w:jc w:val="right"/>
-            </w:pPr>
-            <w:r>
-              <w:rPr>
-                <w:b/>
-                <w:i w:val="0"/>
-                <w:color w:val="FFFFFF"/>
-                <w:sz w:val="18"/>
-              </w:rPr>
-              <w:t>Predicted benign</w:t>
-            </w:r>
-          </w:p>
-        </w:tc>
-        <w:tc>
-          <w:tcPr>
-            <w:tcW w:w="2154" w:type="dxa"/>
-            <w:shd w:val="clear" w:color="auto" w:fill="9E1B46"/>
-          </w:tcPr>
-          <w:p>
-            <w:pPr>
-              <w:keepNext/>
-              <w:spacing w:after="0" w:line="240" w:lineRule="auto"/>
-              <w:jc w:val="right"/>
-            </w:pPr>
-            <w:r>
-              <w:rPr>
-                <w:b/>
-                <w:i w:val="0"/>
-                <w:color w:val="FFFFFF"/>
-                <w:sz w:val="18"/>
-              </w:rPr>
-              <w:t>Predicted malignant</w:t>
-            </w:r>
-          </w:p>
-        </w:tc>
-        <w:tc>
-          <w:tcPr>
-            <w:tcW w:w="1361" w:type="dxa"/>
-            <w:shd w:val="clear" w:color="auto" w:fill="9E1B46"/>
-          </w:tcPr>
-          <w:p>
-            <w:pPr>
-              <w:keepNext/>
-              <w:spacing w:after="0" w:line="240" w:lineRule="auto"/>
-              <w:jc w:val="right"/>
-            </w:pPr>
-            <w:r>
-              <w:rPr>
-                <w:b/>
-                <w:i w:val="0"/>
-                <w:color w:val="FFFFFF"/>
-                <w:sz w:val="18"/>
-              </w:rPr>
-              <w:t>Total</w:t>
-            </w:r>
-          </w:p>
-        </w:tc>
-      </w:tr>
-      <w:tr>
-        <w:tblPrEx>
-          <w:tblBorders>
-            <w:top w:val="single" w:color="D9C3CC" w:sz="4" w:space="0"/>
-            <w:left w:val="single" w:color="D9C3CC" w:sz="4" w:space="0"/>
-            <w:bottom w:val="single" w:color="D9C3CC" w:sz="4" w:space="0"/>
-            <w:right w:val="single" w:color="D9C3CC" w:sz="4" w:space="0"/>
-            <w:insideH w:val="single" w:color="D9C3CC" w:sz="4" w:space="0"/>
-            <w:insideV w:val="single" w:color="D9C3CC" w:sz="4" w:space="0"/>
-          </w:tblBorders>
-          <w:tblCellMar>
-            <w:top w:w="50" w:type="dxa"/>
-            <w:left w:w="90" w:type="dxa"/>
-            <w:bottom w:w="50" w:type="dxa"/>
-            <w:right w:w="90" w:type="dxa"/>
-          </w:tblCellMar>
-        </w:tblPrEx>
-        <w:trPr>
-          <w:cantSplit/>
-          <w:jc w:val="center"/>
-        </w:trPr>
-        <w:tc>
-          <w:tcPr>
-            <w:tcW w:w="2041" w:type="dxa"/>
-          </w:tcPr>
-          <w:p>
-            <w:pPr>
-              <w:keepNext/>
-              <w:spacing w:after="0" w:line="240" w:lineRule="auto"/>
-            </w:pPr>
-            <w:r>
-              <w:rPr>
-                <w:b w:val="0"/>
-                <w:i w:val="0"/>
-                <w:sz w:val="18"/>
-              </w:rPr>
-              <w:t>Normal</w:t>
-            </w:r>
-          </w:p>
-        </w:tc>
-        <w:tc>
-          <w:tcPr>
-            <w:tcW w:w="1928" w:type="dxa"/>
-          </w:tcPr>
-          <w:p>
-            <w:pPr>
-              <w:keepNext/>
-              <w:spacing w:after="0" w:line="240" w:lineRule="auto"/>
-              <w:jc w:val="right"/>
-            </w:pPr>
-            <w:r>
-              <w:rPr>
-                <w:b w:val="0"/>
-                <w:i w:val="0"/>
-                <w:sz w:val="18"/>
-              </w:rPr>
-              <w:t>18</w:t>
-            </w:r>
-          </w:p>
-        </w:tc>
-        <w:tc>
-          <w:tcPr>
-            <w:tcW w:w="1928" w:type="dxa"/>
-          </w:tcPr>
-          <w:p>
-            <w:pPr>
-              <w:keepNext/>
-              <w:spacing w:after="0" w:line="240" w:lineRule="auto"/>
-              <w:jc w:val="right"/>
-            </w:pPr>
-            <w:r>
-              <w:rPr>
-                <w:b w:val="0"/>
-                <w:i w:val="0"/>
-                <w:sz w:val="18"/>
-              </w:rPr>
-              <w:t>0</w:t>
-            </w:r>
-          </w:p>
-        </w:tc>
-        <w:tc>
-          <w:tcPr>
-            <w:tcW w:w="2154" w:type="dxa"/>
-          </w:tcPr>
-          <w:p>
-            <w:pPr>
-              <w:keepNext/>
-              <w:spacing w:after="0" w:line="240" w:lineRule="auto"/>
-              <w:jc w:val="right"/>
-            </w:pPr>
-            <w:r>
-              <w:rPr>
-                <w:b w:val="0"/>
-                <w:i w:val="0"/>
-                <w:sz w:val="18"/>
-              </w:rPr>
-              <w:t>4</w:t>
-            </w:r>
-          </w:p>
-        </w:tc>
-        <w:tc>
-          <w:tcPr>
-            <w:tcW w:w="1361" w:type="dxa"/>
-          </w:tcPr>
-          <w:p>
-            <w:pPr>
-              <w:keepNext/>
-              <w:spacing w:after="0" w:line="240" w:lineRule="auto"/>
-              <w:jc w:val="right"/>
-            </w:pPr>
-            <w:r>
-              <w:rPr>
-                <w:b w:val="0"/>
-                <w:i w:val="0"/>
-                <w:sz w:val="18"/>
-              </w:rPr>
-              <w:t>22</w:t>
-            </w:r>
-          </w:p>
-        </w:tc>
-      </w:tr>
-      <w:tr>
-        <w:tblPrEx>
-          <w:tblBorders>
-            <w:top w:val="single" w:color="D9C3CC" w:sz="4" w:space="0"/>
-            <w:left w:val="single" w:color="D9C3CC" w:sz="4" w:space="0"/>
-            <w:bottom w:val="single" w:color="D9C3CC" w:sz="4" w:space="0"/>
-            <w:right w:val="single" w:color="D9C3CC" w:sz="4" w:space="0"/>
-            <w:insideH w:val="single" w:color="D9C3CC" w:sz="4" w:space="0"/>
-            <w:insideV w:val="single" w:color="D9C3CC" w:sz="4" w:space="0"/>
-          </w:tblBorders>
-          <w:tblCellMar>
-            <w:top w:w="50" w:type="dxa"/>
-            <w:left w:w="90" w:type="dxa"/>
-            <w:bottom w:w="50" w:type="dxa"/>
-            <w:right w:w="90" w:type="dxa"/>
-          </w:tblCellMar>
-        </w:tblPrEx>
-        <w:trPr>
-          <w:cantSplit/>
-          <w:jc w:val="center"/>
-        </w:trPr>
-        <w:tc>
-          <w:tcPr>
-            <w:tcW w:w="2041" w:type="dxa"/>
-            <w:shd w:val="clear" w:color="auto" w:fill="FBE9EF"/>
-          </w:tcPr>
-          <w:p>
-            <w:pPr>
-              <w:keepNext/>
-              <w:spacing w:after="0" w:line="240" w:lineRule="auto"/>
-            </w:pPr>
-            <w:r>
-              <w:rPr>
-                <w:b w:val="0"/>
-                <w:i w:val="0"/>
-                <w:sz w:val="18"/>
-              </w:rPr>
-              <w:t>Benign</w:t>
-            </w:r>
-          </w:p>
-        </w:tc>
-        <w:tc>
-          <w:tcPr>
-            <w:tcW w:w="1928" w:type="dxa"/>
-            <w:shd w:val="clear" w:color="auto" w:fill="FBE9EF"/>
-          </w:tcPr>
-          <w:p>
-            <w:pPr>
-              <w:keepNext/>
-              <w:spacing w:after="0" w:line="240" w:lineRule="auto"/>
-              <w:jc w:val="right"/>
-            </w:pPr>
-            <w:r>
-              <w:rPr>
-                <w:b w:val="0"/>
-                <w:i w:val="0"/>
-                <w:sz w:val="18"/>
-              </w:rPr>
-              <w:t>3</w:t>
-            </w:r>
-          </w:p>
-        </w:tc>
-        <w:tc>
-          <w:tcPr>
-            <w:tcW w:w="1928" w:type="dxa"/>
-            <w:shd w:val="clear" w:color="auto" w:fill="FBE9EF"/>
-          </w:tcPr>
-          <w:p>
-            <w:pPr>
-              <w:keepNext/>
-              <w:spacing w:after="0" w:line="240" w:lineRule="auto"/>
-              <w:jc w:val="right"/>
-            </w:pPr>
-            <w:r>
-              <w:rPr>
-                <w:b w:val="0"/>
-                <w:i w:val="0"/>
-                <w:sz w:val="18"/>
-              </w:rPr>
-              <w:t>278</w:t>
-            </w:r>
-          </w:p>
-        </w:tc>
-        <w:tc>
-          <w:tcPr>
-            <w:tcW w:w="2154" w:type="dxa"/>
-            <w:shd w:val="clear" w:color="auto" w:fill="FBE9EF"/>
-          </w:tcPr>
-          <w:p>
-            <w:pPr>
-              <w:keepNext/>
-              <w:spacing w:after="0" w:line="240" w:lineRule="auto"/>
-              <w:jc w:val="right"/>
-            </w:pPr>
-            <w:r>
-              <w:rPr>
-                <w:b w:val="0"/>
-                <w:i w:val="0"/>
-                <w:sz w:val="18"/>
-              </w:rPr>
-              <w:t>167</w:t>
-            </w:r>
-          </w:p>
-        </w:tc>
-        <w:tc>
-          <w:tcPr>
-            <w:tcW w:w="1361" w:type="dxa"/>
-            <w:shd w:val="clear" w:color="auto" w:fill="FBE9EF"/>
-          </w:tcPr>
-          <w:p>
-            <w:pPr>
-              <w:keepNext/>
-              <w:spacing w:after="0" w:line="240" w:lineRule="auto"/>
-              <w:jc w:val="right"/>
-            </w:pPr>
-            <w:r>
-              <w:rPr>
-                <w:b w:val="0"/>
-                <w:i w:val="0"/>
-                <w:sz w:val="18"/>
-              </w:rPr>
-              <w:t>448</w:t>
-            </w:r>
-          </w:p>
-        </w:tc>
-      </w:tr>
-      <w:tr>
-        <w:tblPrEx>
-          <w:tblBorders>
-            <w:top w:val="single" w:color="D9C3CC" w:sz="4" w:space="0"/>
-            <w:left w:val="single" w:color="D9C3CC" w:sz="4" w:space="0"/>
-            <w:bottom w:val="single" w:color="D9C3CC" w:sz="4" w:space="0"/>
-            <w:right w:val="single" w:color="D9C3CC" w:sz="4" w:space="0"/>
-            <w:insideH w:val="single" w:color="D9C3CC" w:sz="4" w:space="0"/>
-            <w:insideV w:val="single" w:color="D9C3CC" w:sz="4" w:space="0"/>
-          </w:tblBorders>
-          <w:tblCellMar>
-            <w:top w:w="50" w:type="dxa"/>
-            <w:left w:w="90" w:type="dxa"/>
-            <w:bottom w:w="50" w:type="dxa"/>
-            <w:right w:w="90" w:type="dxa"/>
-          </w:tblCellMar>
-        </w:tblPrEx>
-        <w:trPr>
-          <w:cantSplit/>
-          <w:jc w:val="center"/>
-        </w:trPr>
-        <w:tc>
-          <w:tcPr>
-            <w:tcW w:w="2041" w:type="dxa"/>
-          </w:tcPr>
-          <w:p>
-            <w:pPr>
-              <w:spacing w:after="0" w:line="240" w:lineRule="auto"/>
-            </w:pPr>
-            <w:r>
-              <w:rPr>
-                <w:b w:val="0"/>
-                <w:i w:val="0"/>
-                <w:sz w:val="18"/>
-              </w:rPr>
-              <w:t>Malignant</w:t>
-            </w:r>
-          </w:p>
-        </w:tc>
-        <w:tc>
-          <w:tcPr>
-            <w:tcW w:w="1928" w:type="dxa"/>
-          </w:tcPr>
-          <w:p>
-            <w:pPr>
-              <w:spacing w:after="0" w:line="240" w:lineRule="auto"/>
-              <w:jc w:val="right"/>
-            </w:pPr>
-            <w:r>
-              <w:rPr>
-                <w:b w:val="0"/>
-                <w:i w:val="0"/>
-                <w:sz w:val="18"/>
-              </w:rPr>
-              <w:t>0</w:t>
-            </w:r>
-          </w:p>
-        </w:tc>
-        <w:tc>
-          <w:tcPr>
-            <w:tcW w:w="1928" w:type="dxa"/>
-          </w:tcPr>
-          <w:p>
-            <w:pPr>
-              <w:spacing w:after="0" w:line="240" w:lineRule="auto"/>
-              <w:jc w:val="right"/>
-            </w:pPr>
-            <w:r>
-              <w:rPr>
-                <w:b w:val="0"/>
-                <w:i w:val="0"/>
-                <w:sz w:val="18"/>
-              </w:rPr>
-              <w:t>26</w:t>
-            </w:r>
-          </w:p>
-        </w:tc>
-        <w:tc>
-          <w:tcPr>
-            <w:tcW w:w="2154" w:type="dxa"/>
-          </w:tcPr>
-          <w:p>
-            <w:pPr>
-              <w:spacing w:after="0" w:line="240" w:lineRule="auto"/>
-              <w:jc w:val="right"/>
-            </w:pPr>
-            <w:r>
-              <w:rPr>
-                <w:b w:val="0"/>
-                <w:i w:val="0"/>
-                <w:sz w:val="18"/>
-              </w:rPr>
-              <w:t>214</w:t>
-            </w:r>
-          </w:p>
-        </w:tc>
-        <w:tc>
-          <w:tcPr>
-            <w:tcW w:w="1361" w:type="dxa"/>
-          </w:tcPr>
-          <w:p>
-            <w:pPr>
-              <w:spacing w:after="0" w:line="240" w:lineRule="auto"/>
-              <w:jc w:val="right"/>
-            </w:pPr>
-            <w:r>
-              <w:rPr>
-                <w:b w:val="0"/>
-                <w:i w:val="0"/>
-                <w:sz w:val="18"/>
-              </w:rPr>
-              <w:t>240</w:t>
-            </w:r>
-          </w:p>
-        </w:tc>
-      </w:tr>
-    </w:tbl>
-    <w:p>
-      <w:pPr>
-        <w:spacing w:after="80"/>
-      </w:pPr>
-    </w:p>
-    <w:p>
-      <w:pPr>
-        <w:pStyle w:val="16"/>
-        <w:keepNext/>
-        <w:spacing w:before="160" w:after="60"/>
-      </w:pPr>
-      <w:r>
-        <w:rPr>
-          <w:b w:val="0"/>
-          <w:i w:val="0"/>
-        </w:rPr>
-        <w:t>Table 32. Per-class scores of the deployed model</w:t>
-      </w:r>
-    </w:p>
-    <w:tbl>
-      <w:tblPr>
-        <w:tblStyle w:val="12"/>
-        <w:tblW w:w="0" w:type="auto"/>
-        <w:jc w:val="center"/>
-        <w:tblBorders>
-          <w:top w:val="single" w:color="D9C3CC" w:sz="4" w:space="0"/>
-          <w:left w:val="single" w:color="D9C3CC" w:sz="4" w:space="0"/>
-          <w:bottom w:val="single" w:color="D9C3CC" w:sz="4" w:space="0"/>
-          <w:right w:val="single" w:color="D9C3CC" w:sz="4" w:space="0"/>
-          <w:insideH w:val="single" w:color="D9C3CC" w:sz="4" w:space="0"/>
-          <w:insideV w:val="single" w:color="D9C3CC" w:sz="4" w:space="0"/>
-        </w:tblBorders>
-        <w:tblLayout w:type="fixed"/>
-        <w:tblCellMar>
-          <w:top w:w="50" w:type="dxa"/>
-          <w:left w:w="90" w:type="dxa"/>
-          <w:bottom w:w="50" w:type="dxa"/>
-          <w:right w:w="90" w:type="dxa"/>
-        </w:tblCellMar>
-      </w:tblPr>
-      <w:tblGrid>
-        <w:gridCol w:w="2268"/>
-        <w:gridCol w:w="1814"/>
-        <w:gridCol w:w="1814"/>
-        <w:gridCol w:w="1701"/>
-        <w:gridCol w:w="1814"/>
-      </w:tblGrid>
-      <w:tr>
-        <w:tblPrEx>
-          <w:tblBorders>
-            <w:top w:val="single" w:color="D9C3CC" w:sz="4" w:space="0"/>
-            <w:left w:val="single" w:color="D9C3CC" w:sz="4" w:space="0"/>
-            <w:bottom w:val="single" w:color="D9C3CC" w:sz="4" w:space="0"/>
-            <w:right w:val="single" w:color="D9C3CC" w:sz="4" w:space="0"/>
-            <w:insideH w:val="single" w:color="D9C3CC" w:sz="4" w:space="0"/>
-            <w:insideV w:val="single" w:color="D9C3CC" w:sz="4" w:space="0"/>
-          </w:tblBorders>
-          <w:tblCellMar>
-            <w:top w:w="50" w:type="dxa"/>
-            <w:left w:w="90" w:type="dxa"/>
-            <w:bottom w:w="50" w:type="dxa"/>
-            <w:right w:w="90" w:type="dxa"/>
-          </w:tblCellMar>
-        </w:tblPrEx>
-        <w:trPr>
-          <w:tblHeader/>
-          <w:jc w:val="center"/>
-        </w:trPr>
-        <w:tc>
-          <w:tcPr>
-            <w:tcW w:w="2268" w:type="dxa"/>
-            <w:shd w:val="clear" w:color="auto" w:fill="9E1B46"/>
-          </w:tcPr>
-          <w:p>
-            <w:pPr>
-              <w:keepNext/>
-              <w:spacing w:after="0" w:line="240" w:lineRule="auto"/>
-            </w:pPr>
-            <w:r>
-              <w:rPr>
-                <w:b/>
-                <w:i w:val="0"/>
-                <w:color w:val="FFFFFF"/>
-                <w:sz w:val="18"/>
-              </w:rPr>
-              <w:t>Class</w:t>
-            </w:r>
-          </w:p>
-        </w:tc>
-        <w:tc>
-          <w:tcPr>
-            <w:tcW w:w="1814" w:type="dxa"/>
-            <w:shd w:val="clear" w:color="auto" w:fill="9E1B46"/>
-          </w:tcPr>
-          <w:p>
-            <w:pPr>
-              <w:keepNext/>
-              <w:spacing w:after="0" w:line="240" w:lineRule="auto"/>
-              <w:jc w:val="right"/>
-            </w:pPr>
-            <w:r>
-              <w:rPr>
-                <w:b/>
-                <w:i w:val="0"/>
-                <w:color w:val="FFFFFF"/>
-                <w:sz w:val="18"/>
-              </w:rPr>
-              <w:t>Precision</w:t>
-            </w:r>
-          </w:p>
-        </w:tc>
-        <w:tc>
-          <w:tcPr>
-            <w:tcW w:w="1814" w:type="dxa"/>
-            <w:shd w:val="clear" w:color="auto" w:fill="9E1B46"/>
-          </w:tcPr>
-          <w:p>
-            <w:pPr>
-              <w:keepNext/>
-              <w:spacing w:after="0" w:line="240" w:lineRule="auto"/>
-              <w:jc w:val="right"/>
-            </w:pPr>
-            <w:r>
-              <w:rPr>
-                <w:b/>
-                <w:i w:val="0"/>
-                <w:color w:val="FFFFFF"/>
-                <w:sz w:val="18"/>
-              </w:rPr>
-              <w:t>Recall</w:t>
-            </w:r>
-          </w:p>
-        </w:tc>
-        <w:tc>
-          <w:tcPr>
-            <w:tcW w:w="1701" w:type="dxa"/>
-            <w:shd w:val="clear" w:color="auto" w:fill="9E1B46"/>
-          </w:tcPr>
-          <w:p>
-            <w:pPr>
-              <w:keepNext/>
-              <w:spacing w:after="0" w:line="240" w:lineRule="auto"/>
-              <w:jc w:val="right"/>
-            </w:pPr>
-            <w:r>
-              <w:rPr>
-                <w:b/>
-                <w:i w:val="0"/>
-                <w:color w:val="FFFFFF"/>
-                <w:sz w:val="18"/>
-              </w:rPr>
-              <w:t>F1</w:t>
-            </w:r>
-          </w:p>
-        </w:tc>
-        <w:tc>
-          <w:tcPr>
-            <w:tcW w:w="1814" w:type="dxa"/>
-            <w:shd w:val="clear" w:color="auto" w:fill="9E1B46"/>
-          </w:tcPr>
-          <w:p>
-            <w:pPr>
-              <w:keepNext/>
-              <w:spacing w:after="0" w:line="240" w:lineRule="auto"/>
-              <w:jc w:val="right"/>
-            </w:pPr>
-            <w:r>
-              <w:rPr>
-                <w:b/>
-                <w:i w:val="0"/>
-                <w:color w:val="FFFFFF"/>
-                <w:sz w:val="18"/>
-              </w:rPr>
-              <w:t>Support</w:t>
-            </w:r>
-          </w:p>
-        </w:tc>
-      </w:tr>
-      <w:tr>
-        <w:tblPrEx>
-          <w:tblBorders>
-            <w:top w:val="single" w:color="D9C3CC" w:sz="4" w:space="0"/>
-            <w:left w:val="single" w:color="D9C3CC" w:sz="4" w:space="0"/>
-            <w:bottom w:val="single" w:color="D9C3CC" w:sz="4" w:space="0"/>
-            <w:right w:val="single" w:color="D9C3CC" w:sz="4" w:space="0"/>
-            <w:insideH w:val="single" w:color="D9C3CC" w:sz="4" w:space="0"/>
-            <w:insideV w:val="single" w:color="D9C3CC" w:sz="4" w:space="0"/>
-          </w:tblBorders>
-          <w:tblCellMar>
-            <w:top w:w="50" w:type="dxa"/>
-            <w:left w:w="90" w:type="dxa"/>
-            <w:bottom w:w="50" w:type="dxa"/>
-            <w:right w:w="90" w:type="dxa"/>
-          </w:tblCellMar>
-        </w:tblPrEx>
-        <w:trPr>
-          <w:cantSplit/>
-          <w:jc w:val="center"/>
-        </w:trPr>
-        <w:tc>
-          <w:tcPr>
-            <w:tcW w:w="2268" w:type="dxa"/>
-          </w:tcPr>
-          <w:p>
-            <w:pPr>
-              <w:keepNext/>
-              <w:spacing w:after="0" w:line="240" w:lineRule="auto"/>
-            </w:pPr>
-            <w:r>
-              <w:rPr>
-                <w:b w:val="0"/>
-                <w:i w:val="0"/>
-                <w:sz w:val="18"/>
-              </w:rPr>
-              <w:t>Normal</w:t>
-            </w:r>
-          </w:p>
-        </w:tc>
-        <w:tc>
-          <w:tcPr>
-            <w:tcW w:w="1814" w:type="dxa"/>
-          </w:tcPr>
-          <w:p>
-            <w:pPr>
-              <w:keepNext/>
-              <w:spacing w:after="0" w:line="240" w:lineRule="auto"/>
-              <w:jc w:val="right"/>
-            </w:pPr>
-            <w:r>
-              <w:rPr>
-                <w:b w:val="0"/>
-                <w:i w:val="0"/>
-                <w:sz w:val="18"/>
-              </w:rPr>
-              <w:t>85.7%</w:t>
-            </w:r>
-          </w:p>
-        </w:tc>
-        <w:tc>
-          <w:tcPr>
-            <w:tcW w:w="1814" w:type="dxa"/>
-          </w:tcPr>
-          <w:p>
-            <w:pPr>
-              <w:keepNext/>
-              <w:spacing w:after="0" w:line="240" w:lineRule="auto"/>
-              <w:jc w:val="right"/>
-            </w:pPr>
-            <w:r>
-              <w:rPr>
-                <w:b w:val="0"/>
-                <w:i w:val="0"/>
-                <w:sz w:val="18"/>
-              </w:rPr>
-              <w:t>81.8%</w:t>
-            </w:r>
-          </w:p>
-        </w:tc>
-        <w:tc>
-          <w:tcPr>
-            <w:tcW w:w="1701" w:type="dxa"/>
-          </w:tcPr>
-          <w:p>
-            <w:pPr>
-              <w:keepNext/>
-              <w:spacing w:after="0" w:line="240" w:lineRule="auto"/>
-              <w:jc w:val="right"/>
-            </w:pPr>
-            <w:r>
-              <w:rPr>
-                <w:b w:val="0"/>
-                <w:i w:val="0"/>
-                <w:sz w:val="18"/>
-              </w:rPr>
-              <w:t>0.837</w:t>
-            </w:r>
-          </w:p>
-        </w:tc>
-        <w:tc>
-          <w:tcPr>
-            <w:tcW w:w="1814" w:type="dxa"/>
-          </w:tcPr>
-          <w:p>
-            <w:pPr>
-              <w:keepNext/>
-              <w:spacing w:after="0" w:line="240" w:lineRule="auto"/>
-              <w:jc w:val="right"/>
-            </w:pPr>
-            <w:r>
-              <w:rPr>
-                <w:b w:val="0"/>
-                <w:i w:val="0"/>
-                <w:sz w:val="18"/>
-              </w:rPr>
-              <w:t>22</w:t>
-            </w:r>
-          </w:p>
-        </w:tc>
-      </w:tr>
-      <w:tr>
-        <w:tblPrEx>
-          <w:tblBorders>
-            <w:top w:val="single" w:color="D9C3CC" w:sz="4" w:space="0"/>
-            <w:left w:val="single" w:color="D9C3CC" w:sz="4" w:space="0"/>
-            <w:bottom w:val="single" w:color="D9C3CC" w:sz="4" w:space="0"/>
-            <w:right w:val="single" w:color="D9C3CC" w:sz="4" w:space="0"/>
-            <w:insideH w:val="single" w:color="D9C3CC" w:sz="4" w:space="0"/>
-            <w:insideV w:val="single" w:color="D9C3CC" w:sz="4" w:space="0"/>
-          </w:tblBorders>
-          <w:tblCellMar>
-            <w:top w:w="50" w:type="dxa"/>
-            <w:left w:w="90" w:type="dxa"/>
-            <w:bottom w:w="50" w:type="dxa"/>
-            <w:right w:w="90" w:type="dxa"/>
-          </w:tblCellMar>
-        </w:tblPrEx>
-        <w:trPr>
-          <w:cantSplit/>
-          <w:jc w:val="center"/>
-        </w:trPr>
-        <w:tc>
-          <w:tcPr>
-            <w:tcW w:w="2268" w:type="dxa"/>
-            <w:shd w:val="clear" w:color="auto" w:fill="FBE9EF"/>
-          </w:tcPr>
-          <w:p>
-            <w:pPr>
-              <w:keepNext/>
-              <w:spacing w:after="0" w:line="240" w:lineRule="auto"/>
-            </w:pPr>
-            <w:r>
-              <w:rPr>
-                <w:b w:val="0"/>
-                <w:i w:val="0"/>
-                <w:sz w:val="18"/>
-              </w:rPr>
-              <w:t>Benign</w:t>
-            </w:r>
-          </w:p>
-        </w:tc>
-        <w:tc>
-          <w:tcPr>
-            <w:tcW w:w="1814" w:type="dxa"/>
-            <w:shd w:val="clear" w:color="auto" w:fill="FBE9EF"/>
-          </w:tcPr>
-          <w:p>
-            <w:pPr>
-              <w:keepNext/>
-              <w:spacing w:after="0" w:line="240" w:lineRule="auto"/>
-              <w:jc w:val="right"/>
-            </w:pPr>
-            <w:r>
-              <w:rPr>
-                <w:b w:val="0"/>
-                <w:i w:val="0"/>
-                <w:sz w:val="18"/>
-              </w:rPr>
-              <w:t>91.4%</w:t>
-            </w:r>
-          </w:p>
-        </w:tc>
-        <w:tc>
-          <w:tcPr>
-            <w:tcW w:w="1814" w:type="dxa"/>
-            <w:shd w:val="clear" w:color="auto" w:fill="FBE9EF"/>
-          </w:tcPr>
-          <w:p>
-            <w:pPr>
-              <w:keepNext/>
-              <w:spacing w:after="0" w:line="240" w:lineRule="auto"/>
-              <w:jc w:val="right"/>
-            </w:pPr>
-            <w:r>
-              <w:rPr>
-                <w:b w:val="0"/>
-                <w:i w:val="0"/>
-                <w:sz w:val="18"/>
-              </w:rPr>
-              <w:t>62.1%</w:t>
-            </w:r>
-          </w:p>
-        </w:tc>
-        <w:tc>
-          <w:tcPr>
-            <w:tcW w:w="1701" w:type="dxa"/>
-            <w:shd w:val="clear" w:color="auto" w:fill="FBE9EF"/>
-          </w:tcPr>
-          <w:p>
-            <w:pPr>
-              <w:keepNext/>
-              <w:spacing w:after="0" w:line="240" w:lineRule="auto"/>
-              <w:jc w:val="right"/>
-            </w:pPr>
-            <w:r>
-              <w:rPr>
-                <w:b w:val="0"/>
-                <w:i w:val="0"/>
-                <w:sz w:val="18"/>
-              </w:rPr>
-              <w:t>0.739</w:t>
-            </w:r>
-          </w:p>
-        </w:tc>
-        <w:tc>
-          <w:tcPr>
-            <w:tcW w:w="1814" w:type="dxa"/>
-            <w:shd w:val="clear" w:color="auto" w:fill="FBE9EF"/>
-          </w:tcPr>
-          <w:p>
-            <w:pPr>
-              <w:keepNext/>
-              <w:spacing w:after="0" w:line="240" w:lineRule="auto"/>
-              <w:jc w:val="right"/>
-            </w:pPr>
-            <w:r>
-              <w:rPr>
-                <w:b w:val="0"/>
-                <w:i w:val="0"/>
-                <w:sz w:val="18"/>
-              </w:rPr>
-              <w:t>448</w:t>
-            </w:r>
-          </w:p>
-        </w:tc>
-      </w:tr>
-      <w:tr>
-        <w:tblPrEx>
-          <w:tblBorders>
-            <w:top w:val="single" w:color="D9C3CC" w:sz="4" w:space="0"/>
-            <w:left w:val="single" w:color="D9C3CC" w:sz="4" w:space="0"/>
-            <w:bottom w:val="single" w:color="D9C3CC" w:sz="4" w:space="0"/>
-            <w:right w:val="single" w:color="D9C3CC" w:sz="4" w:space="0"/>
-            <w:insideH w:val="single" w:color="D9C3CC" w:sz="4" w:space="0"/>
-            <w:insideV w:val="single" w:color="D9C3CC" w:sz="4" w:space="0"/>
-          </w:tblBorders>
-          <w:tblCellMar>
-            <w:top w:w="50" w:type="dxa"/>
-            <w:left w:w="90" w:type="dxa"/>
-            <w:bottom w:w="50" w:type="dxa"/>
-            <w:right w:w="90" w:type="dxa"/>
-          </w:tblCellMar>
-        </w:tblPrEx>
-        <w:trPr>
-          <w:cantSplit/>
-          <w:jc w:val="center"/>
-        </w:trPr>
-        <w:tc>
-          <w:tcPr>
-            <w:tcW w:w="2268" w:type="dxa"/>
-          </w:tcPr>
-          <w:p>
-            <w:pPr>
-              <w:spacing w:after="0" w:line="240" w:lineRule="auto"/>
-            </w:pPr>
-            <w:r>
-              <w:rPr>
-                <w:b w:val="0"/>
-                <w:i w:val="0"/>
-                <w:sz w:val="18"/>
-              </w:rPr>
-              <w:t>Malignant</w:t>
-            </w:r>
-          </w:p>
-        </w:tc>
-        <w:tc>
-          <w:tcPr>
-            <w:tcW w:w="1814" w:type="dxa"/>
-          </w:tcPr>
-          <w:p>
-            <w:pPr>
-              <w:spacing w:after="0" w:line="240" w:lineRule="auto"/>
-              <w:jc w:val="right"/>
-            </w:pPr>
-            <w:r>
-              <w:rPr>
-                <w:b w:val="0"/>
-                <w:i w:val="0"/>
-                <w:sz w:val="18"/>
-              </w:rPr>
-              <w:t>55.6%</w:t>
-            </w:r>
-          </w:p>
-        </w:tc>
-        <w:tc>
-          <w:tcPr>
-            <w:tcW w:w="1814" w:type="dxa"/>
-          </w:tcPr>
-          <w:p>
-            <w:pPr>
-              <w:spacing w:after="0" w:line="240" w:lineRule="auto"/>
-              <w:jc w:val="right"/>
-            </w:pPr>
-            <w:r>
-              <w:rPr>
-                <w:b w:val="0"/>
-                <w:i w:val="0"/>
-                <w:sz w:val="18"/>
-              </w:rPr>
-              <w:t>89.2%</w:t>
-            </w:r>
-          </w:p>
-        </w:tc>
-        <w:tc>
-          <w:tcPr>
-            <w:tcW w:w="1701" w:type="dxa"/>
-          </w:tcPr>
-          <w:p>
-            <w:pPr>
-              <w:spacing w:after="0" w:line="240" w:lineRule="auto"/>
-              <w:jc w:val="right"/>
-            </w:pPr>
-            <w:r>
-              <w:rPr>
-                <w:b w:val="0"/>
-                <w:i w:val="0"/>
-                <w:sz w:val="18"/>
-              </w:rPr>
-              <w:t>0.685</w:t>
-            </w:r>
-          </w:p>
-        </w:tc>
-        <w:tc>
-          <w:tcPr>
-            <w:tcW w:w="1814" w:type="dxa"/>
-          </w:tcPr>
-          <w:p>
-            <w:pPr>
-              <w:spacing w:after="0" w:line="240" w:lineRule="auto"/>
-              <w:jc w:val="right"/>
-            </w:pPr>
-            <w:r>
-              <w:rPr>
-                <w:b w:val="0"/>
-                <w:i w:val="0"/>
-                <w:sz w:val="18"/>
-              </w:rPr>
-              <w:t>240</w:t>
-            </w:r>
-          </w:p>
-        </w:tc>
-      </w:tr>
-    </w:tbl>
-    <w:p>
-      <w:pPr>
-        <w:spacing w:before="60" w:after="160"/>
-      </w:pPr>
-      <w:r>
-        <w:rPr>
-          <w:b w:val="0"/>
-          <w:i/>
-          <w:color w:val="555555"/>
-          <w:sz w:val="17"/>
-        </w:rPr>
-        <w:t>Macro AUC (one class against the others) is 0.913. The main error is benign scans flagged malignant (167 of 448); missed cancers are 26 scans, all predicted benign, none predicted normal.</w:t>
-      </w:r>
-    </w:p>
-    <w:p>
-      <w:pPr>
-        <w:pStyle w:val="4"/>
-      </w:pPr>
-      <w:r>
-        <w:t>6.8.7 Results by hospital and scanner</w:t>
-      </w:r>
-    </w:p>
-    <w:p>
-      <w:pPr>
-        <w:pStyle w:val="16"/>
-        <w:keepNext/>
-        <w:spacing w:before="160" w:after="60"/>
-      </w:pPr>
-      <w:r>
-        <w:rPr>
-          <w:b w:val="0"/>
-          <w:i w:val="0"/>
-        </w:rPr>
-        <w:t>Table 33. Held-out results by hospital and scanner (notebook threshold 0.21)</w:t>
-      </w:r>
-    </w:p>
-    <w:tbl>
-      <w:tblPr>
-        <w:tblStyle w:val="12"/>
-        <w:tblW w:w="0" w:type="auto"/>
-        <w:jc w:val="center"/>
-        <w:tblBorders>
-          <w:top w:val="single" w:color="D9C3CC" w:sz="4" w:space="0"/>
-          <w:left w:val="single" w:color="D9C3CC" w:sz="4" w:space="0"/>
-          <w:bottom w:val="single" w:color="D9C3CC" w:sz="4" w:space="0"/>
-          <w:right w:val="single" w:color="D9C3CC" w:sz="4" w:space="0"/>
-          <w:insideH w:val="single" w:color="D9C3CC" w:sz="4" w:space="0"/>
-          <w:insideV w:val="single" w:color="D9C3CC" w:sz="4" w:space="0"/>
-        </w:tblBorders>
-        <w:tblLayout w:type="fixed"/>
-        <w:tblCellMar>
-          <w:top w:w="50" w:type="dxa"/>
-          <w:left w:w="90" w:type="dxa"/>
-          <w:bottom w:w="50" w:type="dxa"/>
-          <w:right w:w="90" w:type="dxa"/>
-        </w:tblCellMar>
-      </w:tblPr>
-      <w:tblGrid>
-        <w:gridCol w:w="2835"/>
-        <w:gridCol w:w="907"/>
-        <w:gridCol w:w="1361"/>
-        <w:gridCol w:w="1587"/>
-        <w:gridCol w:w="1701"/>
-        <w:gridCol w:w="1020"/>
-      </w:tblGrid>
-      <w:tr>
-        <w:tblPrEx>
-          <w:tblBorders>
-            <w:top w:val="single" w:color="D9C3CC" w:sz="4" w:space="0"/>
-            <w:left w:val="single" w:color="D9C3CC" w:sz="4" w:space="0"/>
-            <w:bottom w:val="single" w:color="D9C3CC" w:sz="4" w:space="0"/>
-            <w:right w:val="single" w:color="D9C3CC" w:sz="4" w:space="0"/>
-            <w:insideH w:val="single" w:color="D9C3CC" w:sz="4" w:space="0"/>
-            <w:insideV w:val="single" w:color="D9C3CC" w:sz="4" w:space="0"/>
-          </w:tblBorders>
-          <w:tblCellMar>
-            <w:top w:w="50" w:type="dxa"/>
-            <w:left w:w="90" w:type="dxa"/>
-            <w:bottom w:w="50" w:type="dxa"/>
-            <w:right w:w="90" w:type="dxa"/>
-          </w:tblCellMar>
-        </w:tblPrEx>
-        <w:trPr>
-          <w:tblHeader/>
-          <w:jc w:val="center"/>
-        </w:trPr>
-        <w:tc>
-          <w:tcPr>
-            <w:tcW w:w="2835" w:type="dxa"/>
-            <w:shd w:val="clear" w:color="auto" w:fill="9E1B46"/>
-          </w:tcPr>
-          <w:p>
-            <w:pPr>
-              <w:keepNext/>
-              <w:spacing w:after="0" w:line="240" w:lineRule="auto"/>
-            </w:pPr>
-            <w:r>
-              <w:rPr>
-                <w:b/>
-                <w:i w:val="0"/>
-                <w:color w:val="FFFFFF"/>
-                <w:sz w:val="18"/>
-              </w:rPr>
               <w:t>Group</w:t>
             </w:r>
           </w:p>
@@ -28799,7 +28754,7 @@
       <w:pPr>
         <w:pStyle w:val="3"/>
       </w:pPr>
-      <w:bookmarkStart w:id="34" w:name="_Toc11300"/>
+      <w:bookmarkStart w:id="34" w:name="_Toc12178"/>
       <w:r>
         <w:t>6.9 Rejecting uploads that are not breast ultrasounds</w:t>
       </w:r>
@@ -29733,7 +29688,7 @@
       <w:pPr>
         <w:pStyle w:val="3"/>
       </w:pPr>
-      <w:bookmarkStart w:id="35" w:name="_Toc16388"/>
+      <w:bookmarkStart w:id="35" w:name="_Toc27229"/>
       <w:r>
         <w:t>6.10 The screening threshold decision</w:t>
       </w:r>
@@ -30307,14 +30262,6 @@
         <w:gridCol w:w="9411"/>
       </w:tblGrid>
       <w:tr>
-        <w:tblPrEx>
-          <w:tblCellMar>
-            <w:top w:w="90" w:type="dxa"/>
-            <w:left w:w="160" w:type="dxa"/>
-            <w:bottom w:w="90" w:type="dxa"/>
-            <w:right w:w="160" w:type="dxa"/>
-          </w:tblCellMar>
-        </w:tblPrEx>
         <w:trPr>
           <w:jc w:val="center"/>
         </w:trPr>
@@ -30365,7 +30312,7 @@
       <w:pPr>
         <w:pStyle w:val="3"/>
       </w:pPr>
-      <w:bookmarkStart w:id="36" w:name="_Toc10134"/>
+      <w:bookmarkStart w:id="36" w:name="_Toc771"/>
       <w:r>
         <w:t>6.11 Explainability</w:t>
       </w:r>
@@ -30444,7 +30391,7 @@
       <w:pPr>
         <w:pStyle w:val="3"/>
       </w:pPr>
-      <w:bookmarkStart w:id="37" w:name="_Toc22971"/>
+      <w:bookmarkStart w:id="37" w:name="_Toc20204"/>
       <w:r>
         <w:t>6.12 Limitations</w:t>
       </w:r>
@@ -30527,7 +30474,7 @@
         <w:pStyle w:val="2"/>
         <w:pageBreakBefore w:val="0"/>
       </w:pPr>
-      <w:bookmarkStart w:id="38" w:name="_Toc20844"/>
+      <w:bookmarkStart w:id="38" w:name="_Toc5846"/>
       <w:r>
         <w:t>7. Breast cancer risk questionnaire (component B)</w:t>
       </w:r>
@@ -30537,7 +30484,7 @@
       <w:pPr>
         <w:pStyle w:val="3"/>
       </w:pPr>
-      <w:bookmarkStart w:id="39" w:name="_Toc9703"/>
+      <w:bookmarkStart w:id="39" w:name="_Toc13470"/>
       <w:r>
         <w:t>7.1 Data and design</w:t>
       </w:r>
@@ -30651,7 +30598,7 @@
       <w:pPr>
         <w:pStyle w:val="3"/>
       </w:pPr>
-      <w:bookmarkStart w:id="40" w:name="_Toc1022"/>
+      <w:bookmarkStart w:id="40" w:name="_Toc20836"/>
       <w:r>
         <w:t>7.2 How answers become model inputs</w:t>
       </w:r>
@@ -31298,7 +31245,7 @@
       <w:pPr>
         <w:pStyle w:val="3"/>
       </w:pPr>
-      <w:bookmarkStart w:id="41" w:name="_Toc27798"/>
+      <w:bookmarkStart w:id="41" w:name="_Toc21671"/>
       <w:r>
         <w:t>7.3 Model settings</w:t>
       </w:r>
@@ -31887,7 +31834,7 @@
       <w:pPr>
         <w:pStyle w:val="3"/>
       </w:pPr>
-      <w:bookmarkStart w:id="42" w:name="_Toc10730"/>
+      <w:bookmarkStart w:id="42" w:name="_Toc19021"/>
       <w:r>
         <w:t>7.4 Results</w:t>
       </w:r>
@@ -32894,12 +32841,6 @@
             <w:insideH w:val="single" w:color="D9C3CC" w:sz="4" w:space="0"/>
             <w:insideV w:val="single" w:color="D9C3CC" w:sz="4" w:space="0"/>
           </w:tblBorders>
-          <w:tblCellMar>
-            <w:top w:w="50" w:type="dxa"/>
-            <w:left w:w="90" w:type="dxa"/>
-            <w:bottom w:w="50" w:type="dxa"/>
-            <w:right w:w="90" w:type="dxa"/>
-          </w:tblCellMar>
         </w:tblPrEx>
         <w:trPr>
           <w:tblHeader/>
@@ -33677,7 +33618,7 @@
       <w:pPr>
         <w:pStyle w:val="3"/>
       </w:pPr>
-      <w:bookmarkStart w:id="43" w:name="_Toc19850"/>
+      <w:bookmarkStart w:id="43" w:name="_Toc1660"/>
       <w:r>
         <w:t>7.5 What the user sees and why</w:t>
       </w:r>
@@ -33809,12 +33750,6 @@
             <w:insideH w:val="single" w:color="D9C3CC" w:sz="4" w:space="0"/>
             <w:insideV w:val="single" w:color="D9C3CC" w:sz="4" w:space="0"/>
           </w:tblBorders>
-          <w:tblCellMar>
-            <w:top w:w="50" w:type="dxa"/>
-            <w:left w:w="90" w:type="dxa"/>
-            <w:bottom w:w="50" w:type="dxa"/>
-            <w:right w:w="90" w:type="dxa"/>
-          </w:tblCellMar>
         </w:tblPrEx>
         <w:trPr>
           <w:tblHeader/>
@@ -34453,7 +34388,7 @@
       <w:pPr>
         <w:pStyle w:val="3"/>
       </w:pPr>
-      <w:bookmarkStart w:id="44" w:name="_Toc19712"/>
+      <w:bookmarkStart w:id="44" w:name="_Toc26688"/>
       <w:r>
         <w:t>7.6 Behaviour check through the API</w:t>
       </w:r>
@@ -34510,12 +34445,6 @@
             <w:insideH w:val="single" w:color="D9C3CC" w:sz="4" w:space="0"/>
             <w:insideV w:val="single" w:color="D9C3CC" w:sz="4" w:space="0"/>
           </w:tblBorders>
-          <w:tblCellMar>
-            <w:top w:w="50" w:type="dxa"/>
-            <w:left w:w="90" w:type="dxa"/>
-            <w:bottom w:w="50" w:type="dxa"/>
-            <w:right w:w="90" w:type="dxa"/>
-          </w:tblCellMar>
         </w:tblPrEx>
         <w:trPr>
           <w:tblHeader/>
@@ -35407,7 +35336,7 @@
       <w:pPr>
         <w:pStyle w:val="3"/>
       </w:pPr>
-      <w:bookmarkStart w:id="45" w:name="_Toc22537"/>
+      <w:bookmarkStart w:id="45" w:name="_Toc30449"/>
       <w:r>
         <w:t>7.7 Deviation from the scope document</w:t>
       </w:r>
@@ -35426,7 +35355,7 @@
       <w:pPr>
         <w:pStyle w:val="3"/>
       </w:pPr>
-      <w:bookmarkStart w:id="46" w:name="_Toc352"/>
+      <w:bookmarkStart w:id="46" w:name="_Toc2582"/>
       <w:r>
         <w:t>7.8 Limitations</w:t>
       </w:r>
@@ -35473,7 +35402,7 @@
         <w:pStyle w:val="2"/>
         <w:pageBreakBefore w:val="0"/>
       </w:pPr>
-      <w:bookmarkStart w:id="47" w:name="_Toc12789"/>
+      <w:bookmarkStart w:id="47" w:name="_Toc16749"/>
       <w:r>
         <w:t>8. Other parts of the breast module</w:t>
       </w:r>
@@ -35541,7 +35470,7 @@
         <w:pStyle w:val="2"/>
         <w:pageBreakBefore w:val="0"/>
       </w:pPr>
-      <w:bookmarkStart w:id="48" w:name="_Toc13979"/>
+      <w:bookmarkStart w:id="48" w:name="_Toc32199"/>
       <w:r>
         <w:t>9. Deployment and demo build</w:t>
       </w:r>
@@ -35551,7 +35480,7 @@
       <w:pPr>
         <w:pStyle w:val="3"/>
       </w:pPr>
-      <w:bookmarkStart w:id="49" w:name="_Toc20716"/>
+      <w:bookmarkStart w:id="49" w:name="_Toc17290"/>
       <w:r>
         <w:t>9.1 Hosting options considered</w:t>
       </w:r>
@@ -35912,7 +35841,7 @@
       <w:pPr>
         <w:pStyle w:val="3"/>
       </w:pPr>
-      <w:bookmarkStart w:id="50" w:name="_Toc1756"/>
+      <w:bookmarkStart w:id="50" w:name="_Toc23551"/>
       <w:r>
         <w:t>9.2 Demo procedure</w:t>
       </w:r>
@@ -35974,7 +35903,7 @@
       <w:pPr>
         <w:pStyle w:val="3"/>
       </w:pPr>
-      <w:bookmarkStart w:id="51" w:name="_Toc7501"/>
+      <w:bookmarkStart w:id="51" w:name="_Toc1750"/>
       <w:r>
         <w:t>9.3 Build environment and workarounds</w:t>
       </w:r>
@@ -36395,7 +36324,7 @@
       <w:pPr>
         <w:pStyle w:val="3"/>
       </w:pPr>
-      <w:bookmarkStart w:id="52" w:name="_Toc7272"/>
+      <w:bookmarkStart w:id="52" w:name="_Toc21852"/>
       <w:r>
         <w:t>9.4 APK builds</w:t>
       </w:r>
@@ -36704,7 +36633,7 @@
         <w:pStyle w:val="2"/>
         <w:pageBreakBefore w:val="0"/>
       </w:pPr>
-      <w:bookmarkStart w:id="53" w:name="_Toc22081"/>
+      <w:bookmarkStart w:id="53" w:name="_Toc14747"/>
       <w:r>
         <w:t>10. Verification and testing</w:t>
       </w:r>
@@ -36760,12 +36689,6 @@
             <w:insideH w:val="single" w:color="D9C3CC" w:sz="4" w:space="0"/>
             <w:insideV w:val="single" w:color="D9C3CC" w:sz="4" w:space="0"/>
           </w:tblBorders>
-          <w:tblCellMar>
-            <w:top w:w="50" w:type="dxa"/>
-            <w:left w:w="90" w:type="dxa"/>
-            <w:bottom w:w="50" w:type="dxa"/>
-            <w:right w:w="90" w:type="dxa"/>
-          </w:tblCellMar>
         </w:tblPrEx>
         <w:trPr>
           <w:tblHeader/>
@@ -37631,24 +37554,22 @@
     </w:p>
     <w:p>
       <w:pPr>
-        <w:pStyle w:val="2"/>
-        <w:pageBreakBefore w:val="0"/>
+        <w:pStyle w:val="3"/>
       </w:pPr>
-      <w:bookmarkStart w:id="54" w:name="_Toc18411"/>
-      <w:r>
-        <w:t>11. Limitations, ethics and risks</w:t>
+      <w:bookmarkStart w:id="54" w:name="_Toc9884"/>
+      <w:r>
+        <w:t>10.1 Checking the ultrasound module on a phone</w:t>
       </w:r>
       <w:bookmarkEnd w:id="54"/>
     </w:p>
     <w:p>
-      <w:pPr>
-        <w:pStyle w:val="3"/>
-      </w:pPr>
-      <w:bookmarkStart w:id="55" w:name="_Toc1856"/>
-      <w:r>
-        <w:t>11.1 Failure modes and mitigations</w:t>
-      </w:r>
-      <w:bookmarkEnd w:id="55"/>
+      <w:r>
+        <w:rPr>
+          <w:b w:val="0"/>
+          <w:i w:val="0"/>
+        </w:rPr>
+        <w:t>A test kit of real held-out scans (never used in training) was prepared on the developer's Desktop (folder femora-test-scans, with a READ_ME_FIRST.txt). It is not stored in the repository because it contains dataset images whose terms require citation. The expected results below were computed with the same ONNX model, temperature and screening threshold the server uses; the phone's result may differ by a few points because the app's image picker can re-encode the picture.</w:t>
+      </w:r>
     </w:p>
     <w:p>
       <w:pPr>
@@ -37661,7 +37582,877 @@
           <w:b w:val="0"/>
           <w:i w:val="0"/>
         </w:rPr>
-        <w:t>Table 48. Failure modes</w:t>
+        <w:t>Table 48. Phone test kit for the ultrasound module</w:t>
+      </w:r>
+    </w:p>
+    <w:tbl>
+      <w:tblPr>
+        <w:tblStyle w:val="12"/>
+        <w:tblW w:w="0" w:type="auto"/>
+        <w:jc w:val="center"/>
+        <w:tblBorders>
+          <w:top w:val="single" w:color="D9C3CC" w:sz="4" w:space="0"/>
+          <w:left w:val="single" w:color="D9C3CC" w:sz="4" w:space="0"/>
+          <w:bottom w:val="single" w:color="D9C3CC" w:sz="4" w:space="0"/>
+          <w:right w:val="single" w:color="D9C3CC" w:sz="4" w:space="0"/>
+          <w:insideH w:val="single" w:color="D9C3CC" w:sz="4" w:space="0"/>
+          <w:insideV w:val="single" w:color="D9C3CC" w:sz="4" w:space="0"/>
+        </w:tblBorders>
+        <w:tblLayout w:type="fixed"/>
+        <w:tblCellMar>
+          <w:top w:w="50" w:type="dxa"/>
+          <w:left w:w="90" w:type="dxa"/>
+          <w:bottom w:w="50" w:type="dxa"/>
+          <w:right w:w="90" w:type="dxa"/>
+        </w:tblCellMar>
+      </w:tblPr>
+      <w:tblGrid>
+        <w:gridCol w:w="2948"/>
+        <w:gridCol w:w="1928"/>
+        <w:gridCol w:w="4535"/>
+      </w:tblGrid>
+      <w:tr>
+        <w:tblPrEx>
+          <w:tblBorders>
+            <w:top w:val="single" w:color="D9C3CC" w:sz="4" w:space="0"/>
+            <w:left w:val="single" w:color="D9C3CC" w:sz="4" w:space="0"/>
+            <w:bottom w:val="single" w:color="D9C3CC" w:sz="4" w:space="0"/>
+            <w:right w:val="single" w:color="D9C3CC" w:sz="4" w:space="0"/>
+            <w:insideH w:val="single" w:color="D9C3CC" w:sz="4" w:space="0"/>
+            <w:insideV w:val="single" w:color="D9C3CC" w:sz="4" w:space="0"/>
+          </w:tblBorders>
+          <w:tblCellMar>
+            <w:top w:w="50" w:type="dxa"/>
+            <w:left w:w="90" w:type="dxa"/>
+            <w:bottom w:w="50" w:type="dxa"/>
+            <w:right w:w="90" w:type="dxa"/>
+          </w:tblCellMar>
+        </w:tblPrEx>
+        <w:trPr>
+          <w:tblHeader/>
+          <w:jc w:val="center"/>
+        </w:trPr>
+        <w:tc>
+          <w:tcPr>
+            <w:tcW w:w="2948" w:type="dxa"/>
+            <w:shd w:val="clear" w:color="auto" w:fill="9E1B46"/>
+          </w:tcPr>
+          <w:p>
+            <w:pPr>
+              <w:spacing w:after="0" w:line="240" w:lineRule="auto"/>
+            </w:pPr>
+            <w:r>
+              <w:rPr>
+                <w:b/>
+                <w:i w:val="0"/>
+                <w:color w:val="FFFFFF"/>
+                <w:sz w:val="17"/>
+              </w:rPr>
+              <w:t>Test file</w:t>
+            </w:r>
+          </w:p>
+        </w:tc>
+        <w:tc>
+          <w:tcPr>
+            <w:tcW w:w="1928" w:type="dxa"/>
+            <w:shd w:val="clear" w:color="auto" w:fill="9E1B46"/>
+          </w:tcPr>
+          <w:p>
+            <w:pPr>
+              <w:spacing w:after="0" w:line="240" w:lineRule="auto"/>
+            </w:pPr>
+            <w:r>
+              <w:rPr>
+                <w:b/>
+                <w:i w:val="0"/>
+                <w:color w:val="FFFFFF"/>
+                <w:sz w:val="17"/>
+              </w:rPr>
+              <w:t>Real label</w:t>
+            </w:r>
+          </w:p>
+        </w:tc>
+        <w:tc>
+          <w:tcPr>
+            <w:tcW w:w="4535" w:type="dxa"/>
+            <w:shd w:val="clear" w:color="auto" w:fill="9E1B46"/>
+          </w:tcPr>
+          <w:p>
+            <w:pPr>
+              <w:spacing w:after="0" w:line="240" w:lineRule="auto"/>
+            </w:pPr>
+            <w:r>
+              <w:rPr>
+                <w:b/>
+                <w:i w:val="0"/>
+                <w:color w:val="FFFFFF"/>
+                <w:sz w:val="17"/>
+              </w:rPr>
+              <w:t>Expected in the app</w:t>
+            </w:r>
+          </w:p>
+        </w:tc>
+      </w:tr>
+      <w:tr>
+        <w:tblPrEx>
+          <w:tblBorders>
+            <w:top w:val="single" w:color="D9C3CC" w:sz="4" w:space="0"/>
+            <w:left w:val="single" w:color="D9C3CC" w:sz="4" w:space="0"/>
+            <w:bottom w:val="single" w:color="D9C3CC" w:sz="4" w:space="0"/>
+            <w:right w:val="single" w:color="D9C3CC" w:sz="4" w:space="0"/>
+            <w:insideH w:val="single" w:color="D9C3CC" w:sz="4" w:space="0"/>
+            <w:insideV w:val="single" w:color="D9C3CC" w:sz="4" w:space="0"/>
+          </w:tblBorders>
+          <w:tblCellMar>
+            <w:top w:w="50" w:type="dxa"/>
+            <w:left w:w="90" w:type="dxa"/>
+            <w:bottom w:w="50" w:type="dxa"/>
+            <w:right w:w="90" w:type="dxa"/>
+          </w:tblCellMar>
+        </w:tblPrEx>
+        <w:trPr>
+          <w:cantSplit/>
+          <w:jc w:val="center"/>
+        </w:trPr>
+        <w:tc>
+          <w:tcPr>
+            <w:tcW w:w="2948" w:type="dxa"/>
+          </w:tcPr>
+          <w:p>
+            <w:pPr>
+              <w:spacing w:after="0" w:line="240" w:lineRule="auto"/>
+            </w:pPr>
+            <w:r>
+              <w:rPr>
+                <w:b w:val="0"/>
+                <w:i w:val="0"/>
+                <w:sz w:val="17"/>
+              </w:rPr>
+              <w:t>01_benign_BUS-BRA</w:t>
+            </w:r>
+          </w:p>
+        </w:tc>
+        <w:tc>
+          <w:tcPr>
+            <w:tcW w:w="1928" w:type="dxa"/>
+          </w:tcPr>
+          <w:p>
+            <w:pPr>
+              <w:spacing w:after="0" w:line="240" w:lineRule="auto"/>
+            </w:pPr>
+            <w:r>
+              <w:rPr>
+                <w:b w:val="0"/>
+                <w:i w:val="0"/>
+                <w:sz w:val="17"/>
+              </w:rPr>
+              <w:t>benign</w:t>
+            </w:r>
+          </w:p>
+        </w:tc>
+        <w:tc>
+          <w:tcPr>
+            <w:tcW w:w="4535" w:type="dxa"/>
+          </w:tcPr>
+          <w:p>
+            <w:pPr>
+              <w:spacing w:after="0" w:line="240" w:lineRule="auto"/>
+            </w:pPr>
+            <w:r>
+              <w:rPr>
+                <w:b w:val="0"/>
+                <w:i w:val="0"/>
+                <w:sz w:val="17"/>
+              </w:rPr>
+              <w:t>Likely Benign, about 84% (heatmap available)</w:t>
+            </w:r>
+          </w:p>
+        </w:tc>
+      </w:tr>
+      <w:tr>
+        <w:tblPrEx>
+          <w:tblBorders>
+            <w:top w:val="single" w:color="D9C3CC" w:sz="4" w:space="0"/>
+            <w:left w:val="single" w:color="D9C3CC" w:sz="4" w:space="0"/>
+            <w:bottom w:val="single" w:color="D9C3CC" w:sz="4" w:space="0"/>
+            <w:right w:val="single" w:color="D9C3CC" w:sz="4" w:space="0"/>
+            <w:insideH w:val="single" w:color="D9C3CC" w:sz="4" w:space="0"/>
+            <w:insideV w:val="single" w:color="D9C3CC" w:sz="4" w:space="0"/>
+          </w:tblBorders>
+          <w:tblCellMar>
+            <w:top w:w="50" w:type="dxa"/>
+            <w:left w:w="90" w:type="dxa"/>
+            <w:bottom w:w="50" w:type="dxa"/>
+            <w:right w:w="90" w:type="dxa"/>
+          </w:tblCellMar>
+        </w:tblPrEx>
+        <w:trPr>
+          <w:cantSplit/>
+          <w:jc w:val="center"/>
+        </w:trPr>
+        <w:tc>
+          <w:tcPr>
+            <w:tcW w:w="2948" w:type="dxa"/>
+            <w:shd w:val="clear" w:color="auto" w:fill="FBE9EF"/>
+          </w:tcPr>
+          <w:p>
+            <w:pPr>
+              <w:spacing w:after="0" w:line="240" w:lineRule="auto"/>
+            </w:pPr>
+            <w:r>
+              <w:rPr>
+                <w:b w:val="0"/>
+                <w:i w:val="0"/>
+                <w:sz w:val="17"/>
+              </w:rPr>
+              <w:t>02_benign_BUS-BRA</w:t>
+            </w:r>
+          </w:p>
+        </w:tc>
+        <w:tc>
+          <w:tcPr>
+            <w:tcW w:w="1928" w:type="dxa"/>
+            <w:shd w:val="clear" w:color="auto" w:fill="FBE9EF"/>
+          </w:tcPr>
+          <w:p>
+            <w:pPr>
+              <w:spacing w:after="0" w:line="240" w:lineRule="auto"/>
+            </w:pPr>
+            <w:r>
+              <w:rPr>
+                <w:b w:val="0"/>
+                <w:i w:val="0"/>
+                <w:sz w:val="17"/>
+              </w:rPr>
+              <w:t>benign</w:t>
+            </w:r>
+          </w:p>
+        </w:tc>
+        <w:tc>
+          <w:tcPr>
+            <w:tcW w:w="4535" w:type="dxa"/>
+            <w:shd w:val="clear" w:color="auto" w:fill="FBE9EF"/>
+          </w:tcPr>
+          <w:p>
+            <w:pPr>
+              <w:spacing w:after="0" w:line="240" w:lineRule="auto"/>
+            </w:pPr>
+            <w:r>
+              <w:rPr>
+                <w:b w:val="0"/>
+                <w:i w:val="0"/>
+                <w:sz w:val="17"/>
+              </w:rPr>
+              <w:t>Likely Benign, about 93%</w:t>
+            </w:r>
+          </w:p>
+        </w:tc>
+      </w:tr>
+      <w:tr>
+        <w:tblPrEx>
+          <w:tblBorders>
+            <w:top w:val="single" w:color="D9C3CC" w:sz="4" w:space="0"/>
+            <w:left w:val="single" w:color="D9C3CC" w:sz="4" w:space="0"/>
+            <w:bottom w:val="single" w:color="D9C3CC" w:sz="4" w:space="0"/>
+            <w:right w:val="single" w:color="D9C3CC" w:sz="4" w:space="0"/>
+            <w:insideH w:val="single" w:color="D9C3CC" w:sz="4" w:space="0"/>
+            <w:insideV w:val="single" w:color="D9C3CC" w:sz="4" w:space="0"/>
+          </w:tblBorders>
+          <w:tblCellMar>
+            <w:top w:w="50" w:type="dxa"/>
+            <w:left w:w="90" w:type="dxa"/>
+            <w:bottom w:w="50" w:type="dxa"/>
+            <w:right w:w="90" w:type="dxa"/>
+          </w:tblCellMar>
+        </w:tblPrEx>
+        <w:trPr>
+          <w:cantSplit/>
+          <w:jc w:val="center"/>
+        </w:trPr>
+        <w:tc>
+          <w:tcPr>
+            <w:tcW w:w="2948" w:type="dxa"/>
+          </w:tcPr>
+          <w:p>
+            <w:pPr>
+              <w:spacing w:after="0" w:line="240" w:lineRule="auto"/>
+            </w:pPr>
+            <w:r>
+              <w:rPr>
+                <w:b w:val="0"/>
+                <w:i w:val="0"/>
+                <w:sz w:val="17"/>
+              </w:rPr>
+              <w:t>03_benign_BUSI</w:t>
+            </w:r>
+          </w:p>
+        </w:tc>
+        <w:tc>
+          <w:tcPr>
+            <w:tcW w:w="1928" w:type="dxa"/>
+          </w:tcPr>
+          <w:p>
+            <w:pPr>
+              <w:spacing w:after="0" w:line="240" w:lineRule="auto"/>
+            </w:pPr>
+            <w:r>
+              <w:rPr>
+                <w:b w:val="0"/>
+                <w:i w:val="0"/>
+                <w:sz w:val="17"/>
+              </w:rPr>
+              <w:t>benign</w:t>
+            </w:r>
+          </w:p>
+        </w:tc>
+        <w:tc>
+          <w:tcPr>
+            <w:tcW w:w="4535" w:type="dxa"/>
+          </w:tcPr>
+          <w:p>
+            <w:pPr>
+              <w:spacing w:after="0" w:line="240" w:lineRule="auto"/>
+            </w:pPr>
+            <w:r>
+              <w:rPr>
+                <w:b w:val="0"/>
+                <w:i w:val="0"/>
+                <w:sz w:val="17"/>
+              </w:rPr>
+              <w:t>Likely Benign, about 91%</w:t>
+            </w:r>
+          </w:p>
+        </w:tc>
+      </w:tr>
+      <w:tr>
+        <w:tblPrEx>
+          <w:tblBorders>
+            <w:top w:val="single" w:color="D9C3CC" w:sz="4" w:space="0"/>
+            <w:left w:val="single" w:color="D9C3CC" w:sz="4" w:space="0"/>
+            <w:bottom w:val="single" w:color="D9C3CC" w:sz="4" w:space="0"/>
+            <w:right w:val="single" w:color="D9C3CC" w:sz="4" w:space="0"/>
+            <w:insideH w:val="single" w:color="D9C3CC" w:sz="4" w:space="0"/>
+            <w:insideV w:val="single" w:color="D9C3CC" w:sz="4" w:space="0"/>
+          </w:tblBorders>
+          <w:tblCellMar>
+            <w:top w:w="50" w:type="dxa"/>
+            <w:left w:w="90" w:type="dxa"/>
+            <w:bottom w:w="50" w:type="dxa"/>
+            <w:right w:w="90" w:type="dxa"/>
+          </w:tblCellMar>
+        </w:tblPrEx>
+        <w:trPr>
+          <w:cantSplit/>
+          <w:jc w:val="center"/>
+        </w:trPr>
+        <w:tc>
+          <w:tcPr>
+            <w:tcW w:w="2948" w:type="dxa"/>
+            <w:shd w:val="clear" w:color="auto" w:fill="FBE9EF"/>
+          </w:tcPr>
+          <w:p>
+            <w:pPr>
+              <w:spacing w:after="0" w:line="240" w:lineRule="auto"/>
+            </w:pPr>
+            <w:r>
+              <w:rPr>
+                <w:b w:val="0"/>
+                <w:i w:val="0"/>
+                <w:sz w:val="17"/>
+              </w:rPr>
+              <w:t>04_malignant_BUS-BRA</w:t>
+            </w:r>
+          </w:p>
+        </w:tc>
+        <w:tc>
+          <w:tcPr>
+            <w:tcW w:w="1928" w:type="dxa"/>
+            <w:shd w:val="clear" w:color="auto" w:fill="FBE9EF"/>
+          </w:tcPr>
+          <w:p>
+            <w:pPr>
+              <w:spacing w:after="0" w:line="240" w:lineRule="auto"/>
+            </w:pPr>
+            <w:r>
+              <w:rPr>
+                <w:b w:val="0"/>
+                <w:i w:val="0"/>
+                <w:sz w:val="17"/>
+              </w:rPr>
+              <w:t>malignant</w:t>
+            </w:r>
+          </w:p>
+        </w:tc>
+        <w:tc>
+          <w:tcPr>
+            <w:tcW w:w="4535" w:type="dxa"/>
+            <w:shd w:val="clear" w:color="auto" w:fill="FBE9EF"/>
+          </w:tcPr>
+          <w:p>
+            <w:pPr>
+              <w:spacing w:after="0" w:line="240" w:lineRule="auto"/>
+            </w:pPr>
+            <w:r>
+              <w:rPr>
+                <w:b w:val="0"/>
+                <w:i w:val="0"/>
+                <w:sz w:val="17"/>
+              </w:rPr>
+              <w:t>Suspicious Finding, about 79%</w:t>
+            </w:r>
+          </w:p>
+        </w:tc>
+      </w:tr>
+      <w:tr>
+        <w:tblPrEx>
+          <w:tblBorders>
+            <w:top w:val="single" w:color="D9C3CC" w:sz="4" w:space="0"/>
+            <w:left w:val="single" w:color="D9C3CC" w:sz="4" w:space="0"/>
+            <w:bottom w:val="single" w:color="D9C3CC" w:sz="4" w:space="0"/>
+            <w:right w:val="single" w:color="D9C3CC" w:sz="4" w:space="0"/>
+            <w:insideH w:val="single" w:color="D9C3CC" w:sz="4" w:space="0"/>
+            <w:insideV w:val="single" w:color="D9C3CC" w:sz="4" w:space="0"/>
+          </w:tblBorders>
+          <w:tblCellMar>
+            <w:top w:w="50" w:type="dxa"/>
+            <w:left w:w="90" w:type="dxa"/>
+            <w:bottom w:w="50" w:type="dxa"/>
+            <w:right w:w="90" w:type="dxa"/>
+          </w:tblCellMar>
+        </w:tblPrEx>
+        <w:trPr>
+          <w:cantSplit/>
+          <w:jc w:val="center"/>
+        </w:trPr>
+        <w:tc>
+          <w:tcPr>
+            <w:tcW w:w="2948" w:type="dxa"/>
+          </w:tcPr>
+          <w:p>
+            <w:pPr>
+              <w:spacing w:after="0" w:line="240" w:lineRule="auto"/>
+            </w:pPr>
+            <w:r>
+              <w:rPr>
+                <w:b w:val="0"/>
+                <w:i w:val="0"/>
+                <w:sz w:val="17"/>
+              </w:rPr>
+              <w:t>05_malignant_BUS-BRA</w:t>
+            </w:r>
+          </w:p>
+        </w:tc>
+        <w:tc>
+          <w:tcPr>
+            <w:tcW w:w="1928" w:type="dxa"/>
+          </w:tcPr>
+          <w:p>
+            <w:pPr>
+              <w:spacing w:after="0" w:line="240" w:lineRule="auto"/>
+            </w:pPr>
+            <w:r>
+              <w:rPr>
+                <w:b w:val="0"/>
+                <w:i w:val="0"/>
+                <w:sz w:val="17"/>
+              </w:rPr>
+              <w:t>malignant</w:t>
+            </w:r>
+          </w:p>
+        </w:tc>
+        <w:tc>
+          <w:tcPr>
+            <w:tcW w:w="4535" w:type="dxa"/>
+          </w:tcPr>
+          <w:p>
+            <w:pPr>
+              <w:spacing w:after="0" w:line="240" w:lineRule="auto"/>
+            </w:pPr>
+            <w:r>
+              <w:rPr>
+                <w:b w:val="0"/>
+                <w:i w:val="0"/>
+                <w:sz w:val="17"/>
+              </w:rPr>
+              <w:t>Suspicious Finding, about 91%</w:t>
+            </w:r>
+          </w:p>
+        </w:tc>
+      </w:tr>
+      <w:tr>
+        <w:tblPrEx>
+          <w:tblBorders>
+            <w:top w:val="single" w:color="D9C3CC" w:sz="4" w:space="0"/>
+            <w:left w:val="single" w:color="D9C3CC" w:sz="4" w:space="0"/>
+            <w:bottom w:val="single" w:color="D9C3CC" w:sz="4" w:space="0"/>
+            <w:right w:val="single" w:color="D9C3CC" w:sz="4" w:space="0"/>
+            <w:insideH w:val="single" w:color="D9C3CC" w:sz="4" w:space="0"/>
+            <w:insideV w:val="single" w:color="D9C3CC" w:sz="4" w:space="0"/>
+          </w:tblBorders>
+          <w:tblCellMar>
+            <w:top w:w="50" w:type="dxa"/>
+            <w:left w:w="90" w:type="dxa"/>
+            <w:bottom w:w="50" w:type="dxa"/>
+            <w:right w:w="90" w:type="dxa"/>
+          </w:tblCellMar>
+        </w:tblPrEx>
+        <w:trPr>
+          <w:cantSplit/>
+          <w:jc w:val="center"/>
+        </w:trPr>
+        <w:tc>
+          <w:tcPr>
+            <w:tcW w:w="2948" w:type="dxa"/>
+            <w:shd w:val="clear" w:color="auto" w:fill="FBE9EF"/>
+          </w:tcPr>
+          <w:p>
+            <w:pPr>
+              <w:spacing w:after="0" w:line="240" w:lineRule="auto"/>
+            </w:pPr>
+            <w:r>
+              <w:rPr>
+                <w:b w:val="0"/>
+                <w:i w:val="0"/>
+                <w:sz w:val="17"/>
+              </w:rPr>
+              <w:t>06_malignant_BUSI</w:t>
+            </w:r>
+          </w:p>
+        </w:tc>
+        <w:tc>
+          <w:tcPr>
+            <w:tcW w:w="1928" w:type="dxa"/>
+            <w:shd w:val="clear" w:color="auto" w:fill="FBE9EF"/>
+          </w:tcPr>
+          <w:p>
+            <w:pPr>
+              <w:spacing w:after="0" w:line="240" w:lineRule="auto"/>
+            </w:pPr>
+            <w:r>
+              <w:rPr>
+                <w:b w:val="0"/>
+                <w:i w:val="0"/>
+                <w:sz w:val="17"/>
+              </w:rPr>
+              <w:t>malignant</w:t>
+            </w:r>
+          </w:p>
+        </w:tc>
+        <w:tc>
+          <w:tcPr>
+            <w:tcW w:w="4535" w:type="dxa"/>
+            <w:shd w:val="clear" w:color="auto" w:fill="FBE9EF"/>
+          </w:tcPr>
+          <w:p>
+            <w:pPr>
+              <w:spacing w:after="0" w:line="240" w:lineRule="auto"/>
+            </w:pPr>
+            <w:r>
+              <w:rPr>
+                <w:b w:val="0"/>
+                <w:i w:val="0"/>
+                <w:sz w:val="17"/>
+              </w:rPr>
+              <w:t>Suspicious Finding, about 93%</w:t>
+            </w:r>
+          </w:p>
+        </w:tc>
+      </w:tr>
+      <w:tr>
+        <w:tblPrEx>
+          <w:tblBorders>
+            <w:top w:val="single" w:color="D9C3CC" w:sz="4" w:space="0"/>
+            <w:left w:val="single" w:color="D9C3CC" w:sz="4" w:space="0"/>
+            <w:bottom w:val="single" w:color="D9C3CC" w:sz="4" w:space="0"/>
+            <w:right w:val="single" w:color="D9C3CC" w:sz="4" w:space="0"/>
+            <w:insideH w:val="single" w:color="D9C3CC" w:sz="4" w:space="0"/>
+            <w:insideV w:val="single" w:color="D9C3CC" w:sz="4" w:space="0"/>
+          </w:tblBorders>
+          <w:tblCellMar>
+            <w:top w:w="50" w:type="dxa"/>
+            <w:left w:w="90" w:type="dxa"/>
+            <w:bottom w:w="50" w:type="dxa"/>
+            <w:right w:w="90" w:type="dxa"/>
+          </w:tblCellMar>
+        </w:tblPrEx>
+        <w:trPr>
+          <w:cantSplit/>
+          <w:jc w:val="center"/>
+        </w:trPr>
+        <w:tc>
+          <w:tcPr>
+            <w:tcW w:w="2948" w:type="dxa"/>
+          </w:tcPr>
+          <w:p>
+            <w:pPr>
+              <w:spacing w:after="0" w:line="240" w:lineRule="auto"/>
+            </w:pPr>
+            <w:r>
+              <w:rPr>
+                <w:b w:val="0"/>
+                <w:i w:val="0"/>
+                <w:sz w:val="17"/>
+              </w:rPr>
+              <w:t>07_normal_BUSI</w:t>
+            </w:r>
+          </w:p>
+        </w:tc>
+        <w:tc>
+          <w:tcPr>
+            <w:tcW w:w="1928" w:type="dxa"/>
+          </w:tcPr>
+          <w:p>
+            <w:pPr>
+              <w:spacing w:after="0" w:line="240" w:lineRule="auto"/>
+            </w:pPr>
+            <w:r>
+              <w:rPr>
+                <w:b w:val="0"/>
+                <w:i w:val="0"/>
+                <w:sz w:val="17"/>
+              </w:rPr>
+              <w:t>normal</w:t>
+            </w:r>
+          </w:p>
+        </w:tc>
+        <w:tc>
+          <w:tcPr>
+            <w:tcW w:w="4535" w:type="dxa"/>
+          </w:tcPr>
+          <w:p>
+            <w:pPr>
+              <w:spacing w:after="0" w:line="240" w:lineRule="auto"/>
+            </w:pPr>
+            <w:r>
+              <w:rPr>
+                <w:b w:val="0"/>
+                <w:i w:val="0"/>
+                <w:sz w:val="17"/>
+              </w:rPr>
+              <w:t>Likely Normal, about 91% (no heatmap)</w:t>
+            </w:r>
+          </w:p>
+        </w:tc>
+      </w:tr>
+      <w:tr>
+        <w:tblPrEx>
+          <w:tblBorders>
+            <w:top w:val="single" w:color="D9C3CC" w:sz="4" w:space="0"/>
+            <w:left w:val="single" w:color="D9C3CC" w:sz="4" w:space="0"/>
+            <w:bottom w:val="single" w:color="D9C3CC" w:sz="4" w:space="0"/>
+            <w:right w:val="single" w:color="D9C3CC" w:sz="4" w:space="0"/>
+            <w:insideH w:val="single" w:color="D9C3CC" w:sz="4" w:space="0"/>
+            <w:insideV w:val="single" w:color="D9C3CC" w:sz="4" w:space="0"/>
+          </w:tblBorders>
+          <w:tblCellMar>
+            <w:top w:w="50" w:type="dxa"/>
+            <w:left w:w="90" w:type="dxa"/>
+            <w:bottom w:w="50" w:type="dxa"/>
+            <w:right w:w="90" w:type="dxa"/>
+          </w:tblCellMar>
+        </w:tblPrEx>
+        <w:trPr>
+          <w:cantSplit/>
+          <w:jc w:val="center"/>
+        </w:trPr>
+        <w:tc>
+          <w:tcPr>
+            <w:tcW w:w="2948" w:type="dxa"/>
+            <w:shd w:val="clear" w:color="auto" w:fill="FBE9EF"/>
+          </w:tcPr>
+          <w:p>
+            <w:pPr>
+              <w:spacing w:after="0" w:line="240" w:lineRule="auto"/>
+            </w:pPr>
+            <w:r>
+              <w:rPr>
+                <w:b w:val="0"/>
+                <w:i w:val="0"/>
+                <w:sz w:val="17"/>
+              </w:rPr>
+              <w:t>08_WRONG_colour_noise</w:t>
+            </w:r>
+          </w:p>
+        </w:tc>
+        <w:tc>
+          <w:tcPr>
+            <w:tcW w:w="1928" w:type="dxa"/>
+            <w:shd w:val="clear" w:color="auto" w:fill="FBE9EF"/>
+          </w:tcPr>
+          <w:p>
+            <w:pPr>
+              <w:spacing w:after="0" w:line="240" w:lineRule="auto"/>
+            </w:pPr>
+            <w:r>
+              <w:rPr>
+                <w:b w:val="0"/>
+                <w:i w:val="0"/>
+                <w:sz w:val="17"/>
+              </w:rPr>
+              <w:t>not an ultrasound</w:t>
+            </w:r>
+          </w:p>
+        </w:tc>
+        <w:tc>
+          <w:tcPr>
+            <w:tcW w:w="4535" w:type="dxa"/>
+            <w:shd w:val="clear" w:color="auto" w:fill="FBE9EF"/>
+          </w:tcPr>
+          <w:p>
+            <w:pPr>
+              <w:spacing w:after="0" w:line="240" w:lineRule="auto"/>
+            </w:pPr>
+            <w:r>
+              <w:rPr>
+                <w:b w:val="0"/>
+                <w:i w:val="0"/>
+                <w:sz w:val="17"/>
+              </w:rPr>
+              <w:t>Refused: looks like a colour photo or colour Doppler scan</w:t>
+            </w:r>
+          </w:p>
+        </w:tc>
+      </w:tr>
+      <w:tr>
+        <w:tblPrEx>
+          <w:tblBorders>
+            <w:top w:val="single" w:color="D9C3CC" w:sz="4" w:space="0"/>
+            <w:left w:val="single" w:color="D9C3CC" w:sz="4" w:space="0"/>
+            <w:bottom w:val="single" w:color="D9C3CC" w:sz="4" w:space="0"/>
+            <w:right w:val="single" w:color="D9C3CC" w:sz="4" w:space="0"/>
+            <w:insideH w:val="single" w:color="D9C3CC" w:sz="4" w:space="0"/>
+            <w:insideV w:val="single" w:color="D9C3CC" w:sz="4" w:space="0"/>
+          </w:tblBorders>
+          <w:tblCellMar>
+            <w:top w:w="50" w:type="dxa"/>
+            <w:left w:w="90" w:type="dxa"/>
+            <w:bottom w:w="50" w:type="dxa"/>
+            <w:right w:w="90" w:type="dxa"/>
+          </w:tblCellMar>
+        </w:tblPrEx>
+        <w:trPr>
+          <w:cantSplit/>
+          <w:jc w:val="center"/>
+        </w:trPr>
+        <w:tc>
+          <w:tcPr>
+            <w:tcW w:w="2948" w:type="dxa"/>
+          </w:tcPr>
+          <w:p>
+            <w:pPr>
+              <w:spacing w:after="0" w:line="240" w:lineRule="auto"/>
+            </w:pPr>
+            <w:r>
+              <w:rPr>
+                <w:b w:val="0"/>
+                <w:i w:val="0"/>
+                <w:sz w:val="17"/>
+              </w:rPr>
+              <w:t>09_WRONG_grayscale_gradient</w:t>
+            </w:r>
+          </w:p>
+        </w:tc>
+        <w:tc>
+          <w:tcPr>
+            <w:tcW w:w="1928" w:type="dxa"/>
+          </w:tcPr>
+          <w:p>
+            <w:pPr>
+              <w:spacing w:after="0" w:line="240" w:lineRule="auto"/>
+            </w:pPr>
+            <w:r>
+              <w:rPr>
+                <w:b w:val="0"/>
+                <w:i w:val="0"/>
+                <w:sz w:val="17"/>
+              </w:rPr>
+              <w:t>not an ultrasound</w:t>
+            </w:r>
+          </w:p>
+        </w:tc>
+        <w:tc>
+          <w:tcPr>
+            <w:tcW w:w="4535" w:type="dxa"/>
+          </w:tcPr>
+          <w:p>
+            <w:pPr>
+              <w:spacing w:after="0" w:line="240" w:lineRule="auto"/>
+            </w:pPr>
+            <w:r>
+              <w:rPr>
+                <w:b w:val="0"/>
+                <w:i w:val="0"/>
+                <w:sz w:val="17"/>
+              </w:rPr>
+              <w:t>Refused: does not look like a breast ultrasound</w:t>
+            </w:r>
+          </w:p>
+        </w:tc>
+      </w:tr>
+    </w:tbl>
+    <w:p>
+      <w:pPr>
+        <w:spacing w:before="60" w:after="160"/>
+      </w:pPr>
+      <w:r>
+        <w:rPr>
+          <w:b w:val="0"/>
+          <w:i/>
+          <w:color w:val="555555"/>
+          <w:sz w:val="17"/>
+        </w:rPr>
+        <w:t>The seven ultrasound scans were chosen because the model handles them correctly. Across the whole test set it still misses about one cancer in ten and flags about a third of non-cancer scans, so other scans can give a different answer without being a bug.</w:t>
+      </w:r>
+    </w:p>
+    <w:p>
+      <w:r>
+        <w:rPr>
+          <w:b/>
+          <w:i w:val="0"/>
+        </w:rPr>
+        <w:t>How to run the check:</w:t>
+      </w:r>
+      <w:r>
+        <w:rPr>
+          <w:b w:val="0"/>
+          <w:i w:val="0"/>
+        </w:rPr>
+        <w:t xml:space="preserve"> (1) start the demo script and set the server address in the app; (2) copy the kit to the phone; (3) in the Breast tab choose Upload, then Choose from Gallery, and open each file in turn; (4) compare the title and percentage, check that the heatmap toggle appears for benign and malignant results only, that the guidance cards and the disclaimer show, and that the two wrong images are refused with a message; (5) also try the two built-in sample scans and an ordinary photo from the gallery (it should be refused).</w:t>
+      </w:r>
+    </w:p>
+    <w:p>
+      <w:pPr>
+        <w:pStyle w:val="2"/>
+        <w:pageBreakBefore w:val="0"/>
+      </w:pPr>
+      <w:bookmarkStart w:id="55" w:name="_Toc14031"/>
+      <w:r>
+        <w:t>11. Limitations, ethics and risks</w:t>
+      </w:r>
+      <w:bookmarkEnd w:id="55"/>
+    </w:p>
+    <w:p>
+      <w:pPr>
+        <w:pStyle w:val="3"/>
+      </w:pPr>
+      <w:bookmarkStart w:id="56" w:name="_Toc21318"/>
+      <w:r>
+        <w:t>11.1 Failure modes and mitigations</w:t>
+      </w:r>
+      <w:bookmarkEnd w:id="56"/>
+    </w:p>
+    <w:p>
+      <w:pPr>
+        <w:pStyle w:val="16"/>
+        <w:keepNext/>
+        <w:spacing w:before="160" w:after="60"/>
+      </w:pPr>
+      <w:r>
+        <w:rPr>
+          <w:b w:val="0"/>
+          <w:i w:val="0"/>
+        </w:rPr>
+        <w:t>Table 49. Failure modes</w:t>
       </w:r>
     </w:p>
     <w:tbl>
@@ -37701,12 +38492,6 @@
             <w:insideH w:val="single" w:color="D9C3CC" w:sz="4" w:space="0"/>
             <w:insideV w:val="single" w:color="D9C3CC" w:sz="4" w:space="0"/>
           </w:tblBorders>
-          <w:tblCellMar>
-            <w:top w:w="50" w:type="dxa"/>
-            <w:left w:w="90" w:type="dxa"/>
-            <w:bottom w:w="50" w:type="dxa"/>
-            <w:right w:w="90" w:type="dxa"/>
-          </w:tblCellMar>
         </w:tblPrEx>
         <w:trPr>
           <w:tblHeader/>
@@ -38501,114 +39286,9 @@
       <w:pPr>
         <w:pStyle w:val="3"/>
       </w:pPr>
-      <w:bookmarkStart w:id="56" w:name="_Toc30323"/>
+      <w:bookmarkStart w:id="57" w:name="_Toc24220"/>
       <w:r>
         <w:t>11.2 Ethical and legal points</w:t>
-      </w:r>
-      <w:bookmarkEnd w:id="56"/>
-    </w:p>
-    <w:p>
-      <w:pPr>
-        <w:pStyle w:val="23"/>
-      </w:pPr>
-      <w:r>
-        <w:rPr>
-          <w:b/>
-          <w:i w:val="0"/>
-        </w:rPr>
-        <w:t>Not a medical device.</w:t>
-      </w:r>
-      <w:r>
-        <w:rPr>
-          <w:b w:val="0"/>
-          <w:i w:val="0"/>
-        </w:rPr>
-        <w:t xml:space="preserve"> Femora offers awareness and risk information. Using it as a diagnostic tool would require clinical validation and regulatory approval that this project does not claim.</w:t>
-      </w:r>
-    </w:p>
-    <w:p>
-      <w:pPr>
-        <w:pStyle w:val="23"/>
-      </w:pPr>
-      <w:r>
-        <w:rPr>
-          <w:b/>
-          <w:i w:val="0"/>
-        </w:rPr>
-        <w:t>Bias and representation.</w:t>
-      </w:r>
-      <w:r>
-        <w:rPr>
-          <w:b w:val="0"/>
-          <w:i w:val="0"/>
-        </w:rPr>
-        <w:t xml:space="preserve"> The ultrasound data comes from Egypt, Poland and Brazil and the risk data from the United States. None is from Pakistan, the intended users, so performance there is unknown. This is stated in the report and should be in the app's about screen.</w:t>
-      </w:r>
-    </w:p>
-    <w:p>
-      <w:pPr>
-        <w:pStyle w:val="23"/>
-      </w:pPr>
-      <w:r>
-        <w:rPr>
-          <w:b/>
-          <w:i w:val="0"/>
-        </w:rPr>
-        <w:t>Privacy.</w:t>
-      </w:r>
-      <w:r>
-        <w:rPr>
-          <w:b w:val="0"/>
-          <w:i w:val="0"/>
-        </w:rPr>
-        <w:t xml:space="preserve"> Scans and answers are processed in memory and not stored server-side. Images travel to a server, so real deployment needs HTTPS, a trusted host, a privacy notice and user consent. The demo tunnel passes traffic through Cloudflare.</w:t>
-      </w:r>
-    </w:p>
-    <w:p>
-      <w:pPr>
-        <w:pStyle w:val="23"/>
-      </w:pPr>
-      <w:r>
-        <w:rPr>
-          <w:b/>
-          <w:i w:val="0"/>
-        </w:rPr>
-        <w:t>Data terms.</w:t>
-      </w:r>
-      <w:r>
-        <w:rPr>
-          <w:b w:val="0"/>
-          <w:i w:val="0"/>
-        </w:rPr>
-        <w:t xml:space="preserve"> BUS-BRA requires citation; BCSC requires the funding citation and its redistribution terms are not spelled out, so the private Kaggle copy must not be made public without checking them.</w:t>
-      </w:r>
-    </w:p>
-    <w:p>
-      <w:pPr>
-        <w:pStyle w:val="23"/>
-      </w:pPr>
-      <w:r>
-        <w:rPr>
-          <w:b/>
-          <w:i w:val="0"/>
-        </w:rPr>
-        <w:t>Fairness of communication.</w:t>
-      </w:r>
-      <w:r>
-        <w:rPr>
-          <w:b w:val="0"/>
-          <w:i w:val="0"/>
-        </w:rPr>
-        <w:t xml:space="preserve"> Results avoid diagnostic words, always recommend a doctor and present uncertainty (calibrated probabilities, honest accuracy).</w:t>
-      </w:r>
-    </w:p>
-    <w:p>
-      <w:pPr>
-        <w:pStyle w:val="3"/>
-      </w:pPr>
-      <w:bookmarkStart w:id="57" w:name="_Toc8886"/>
-      <w:r>
-        <w:t>11.3 Other limitations</w:t>
       </w:r>
       <w:bookmarkEnd w:id="57"/>
     </w:p>
@@ -38621,6 +39301,111 @@
           <w:b/>
           <w:i w:val="0"/>
         </w:rPr>
+        <w:t>Not a medical device.</w:t>
+      </w:r>
+      <w:r>
+        <w:rPr>
+          <w:b w:val="0"/>
+          <w:i w:val="0"/>
+        </w:rPr>
+        <w:t xml:space="preserve"> Femora offers awareness and risk information. Using it as a diagnostic tool would require clinical validation and regulatory approval that this project does not claim.</w:t>
+      </w:r>
+    </w:p>
+    <w:p>
+      <w:pPr>
+        <w:pStyle w:val="23"/>
+      </w:pPr>
+      <w:r>
+        <w:rPr>
+          <w:b/>
+          <w:i w:val="0"/>
+        </w:rPr>
+        <w:t>Bias and representation.</w:t>
+      </w:r>
+      <w:r>
+        <w:rPr>
+          <w:b w:val="0"/>
+          <w:i w:val="0"/>
+        </w:rPr>
+        <w:t xml:space="preserve"> The ultrasound data comes from Egypt, Poland and Brazil and the risk data from the United States. None is from Pakistan, the intended users, so performance there is unknown. This is stated in the report and should be in the app's about screen.</w:t>
+      </w:r>
+    </w:p>
+    <w:p>
+      <w:pPr>
+        <w:pStyle w:val="23"/>
+      </w:pPr>
+      <w:r>
+        <w:rPr>
+          <w:b/>
+          <w:i w:val="0"/>
+        </w:rPr>
+        <w:t>Privacy.</w:t>
+      </w:r>
+      <w:r>
+        <w:rPr>
+          <w:b w:val="0"/>
+          <w:i w:val="0"/>
+        </w:rPr>
+        <w:t xml:space="preserve"> Scans and answers are processed in memory and not stored server-side. Images travel to a server, so real deployment needs HTTPS, a trusted host, a privacy notice and user consent. The demo tunnel passes traffic through Cloudflare.</w:t>
+      </w:r>
+    </w:p>
+    <w:p>
+      <w:pPr>
+        <w:pStyle w:val="23"/>
+      </w:pPr>
+      <w:r>
+        <w:rPr>
+          <w:b/>
+          <w:i w:val="0"/>
+        </w:rPr>
+        <w:t>Data terms.</w:t>
+      </w:r>
+      <w:r>
+        <w:rPr>
+          <w:b w:val="0"/>
+          <w:i w:val="0"/>
+        </w:rPr>
+        <w:t xml:space="preserve"> BUS-BRA requires citation; BCSC requires the funding citation and its redistribution terms are not spelled out, so the private Kaggle copy must not be made public without checking them.</w:t>
+      </w:r>
+    </w:p>
+    <w:p>
+      <w:pPr>
+        <w:pStyle w:val="23"/>
+      </w:pPr>
+      <w:r>
+        <w:rPr>
+          <w:b/>
+          <w:i w:val="0"/>
+        </w:rPr>
+        <w:t>Fairness of communication.</w:t>
+      </w:r>
+      <w:r>
+        <w:rPr>
+          <w:b w:val="0"/>
+          <w:i w:val="0"/>
+        </w:rPr>
+        <w:t xml:space="preserve"> Results avoid diagnostic words, always recommend a doctor and present uncertainty (calibrated probabilities, honest accuracy).</w:t>
+      </w:r>
+    </w:p>
+    <w:p>
+      <w:pPr>
+        <w:pStyle w:val="3"/>
+      </w:pPr>
+      <w:bookmarkStart w:id="58" w:name="_Toc662"/>
+      <w:r>
+        <w:t>11.3 Other limitations</w:t>
+      </w:r>
+      <w:bookmarkEnd w:id="58"/>
+    </w:p>
+    <w:p>
+      <w:pPr>
+        <w:pStyle w:val="23"/>
+      </w:pPr>
+      <w:r>
+        <w:rPr>
+          <w:b/>
+          <w:i w:val="0"/>
+        </w:rPr>
         <w:t>Test-set tuning.</w:t>
       </w:r>
       <w:r>
@@ -38693,11 +39478,11 @@
         <w:pStyle w:val="2"/>
         <w:pageBreakBefore w:val="0"/>
       </w:pPr>
-      <w:bookmarkStart w:id="58" w:name="_Toc27658"/>
+      <w:bookmarkStart w:id="59" w:name="_Toc19495"/>
       <w:r>
         <w:t>12. Remaining work and recommended order</w:t>
       </w:r>
-      <w:bookmarkEnd w:id="58"/>
+      <w:bookmarkEnd w:id="59"/>
     </w:p>
     <w:p>
       <w:pPr>
@@ -38710,7 +39495,7 @@
           <w:b w:val="0"/>
           <w:i w:val="0"/>
         </w:rPr>
-        <w:t>Table 49. Suggested plan</w:t>
+        <w:t>Table 50. Suggested plan</w:t>
       </w:r>
     </w:p>
     <w:tbl>
@@ -39394,11 +40179,11 @@
         <w:pStyle w:val="2"/>
         <w:pageBreakBefore w:val="0"/>
       </w:pPr>
-      <w:bookmarkStart w:id="59" w:name="_Toc12964"/>
+      <w:bookmarkStart w:id="60" w:name="_Toc30889"/>
       <w:r>
         <w:t>13. Conclusion</w:t>
       </w:r>
-      <w:bookmarkEnd w:id="59"/>
+      <w:bookmarkEnd w:id="60"/>
     </w:p>
     <w:p>
       <w:r>
@@ -39414,11 +40199,11 @@
         <w:pStyle w:val="2"/>
         <w:pageBreakBefore/>
       </w:pPr>
-      <w:bookmarkStart w:id="60" w:name="_Toc4169"/>
+      <w:bookmarkStart w:id="61" w:name="_Toc6773"/>
       <w:r>
         <w:t>Appendix A. Metric glossary</w:t>
       </w:r>
-      <w:bookmarkEnd w:id="60"/>
+      <w:bookmarkEnd w:id="61"/>
     </w:p>
     <w:p>
       <w:pPr>
@@ -39431,7 +40216,7 @@
           <w:b w:val="0"/>
           <w:i w:val="0"/>
         </w:rPr>
-        <w:t>Table 50. Terms used in this report</w:t>
+        <w:t>Table 51. Terms used in this report</w:t>
       </w:r>
     </w:p>
     <w:tbl>
@@ -39469,12 +40254,6 @@
             <w:insideH w:val="single" w:color="D9C3CC" w:sz="4" w:space="0"/>
             <w:insideV w:val="single" w:color="D9C3CC" w:sz="4" w:space="0"/>
           </w:tblBorders>
-          <w:tblCellMar>
-            <w:top w:w="50" w:type="dxa"/>
-            <w:left w:w="90" w:type="dxa"/>
-            <w:bottom w:w="50" w:type="dxa"/>
-            <w:right w:w="90" w:type="dxa"/>
-          </w:tblCellMar>
         </w:tblPrEx>
         <w:trPr>
           <w:tblHeader/>
@@ -40594,11 +41373,11 @@
         <w:pStyle w:val="2"/>
         <w:pageBreakBefore w:val="0"/>
       </w:pPr>
-      <w:bookmarkStart w:id="61" w:name="_Toc22386"/>
+      <w:bookmarkStart w:id="62" w:name="_Toc13894"/>
       <w:r>
         <w:t>Appendix B. Reproducibility</w:t>
       </w:r>
-      <w:bookmarkEnd w:id="61"/>
+      <w:bookmarkEnd w:id="62"/>
     </w:p>
     <w:p>
       <w:pPr>
@@ -40611,7 +41390,7 @@
           <w:b w:val="0"/>
           <w:i w:val="0"/>
         </w:rPr>
-        <w:t>Table 51. Where things are</w:t>
+        <w:t>Table 52. Where things are</w:t>
       </w:r>
     </w:p>
     <w:tbl>
@@ -40649,12 +41428,6 @@
             <w:insideH w:val="single" w:color="D9C3CC" w:sz="4" w:space="0"/>
             <w:insideV w:val="single" w:color="D9C3CC" w:sz="4" w:space="0"/>
           </w:tblBorders>
-          <w:tblCellMar>
-            <w:top w:w="50" w:type="dxa"/>
-            <w:left w:w="90" w:type="dxa"/>
-            <w:bottom w:w="50" w:type="dxa"/>
-            <w:right w:w="90" w:type="dxa"/>
-          </w:tblCellMar>
         </w:tblPrEx>
         <w:trPr>
           <w:tblHeader/>
@@ -41193,11 +41966,11 @@
         <w:pStyle w:val="2"/>
         <w:pageBreakBefore w:val="0"/>
       </w:pPr>
-      <w:bookmarkStart w:id="62" w:name="_Toc17501"/>
+      <w:bookmarkStart w:id="63" w:name="_Toc14759"/>
       <w:r>
         <w:t>Appendix C. Data sources and citations</w:t>
       </w:r>
-      <w:bookmarkEnd w:id="62"/>
+      <w:bookmarkEnd w:id="63"/>
     </w:p>
     <w:p>
       <w:pPr>
@@ -41300,11 +42073,11 @@
         <w:pStyle w:val="2"/>
         <w:pageBreakBefore w:val="0"/>
       </w:pPr>
-      <w:bookmarkStart w:id="63" w:name="_Toc20058"/>
+      <w:bookmarkStart w:id="64" w:name="_Toc23477"/>
       <w:r>
         <w:t>Appendix D. Key decisions and why</w:t>
       </w:r>
-      <w:bookmarkEnd w:id="63"/>
+      <w:bookmarkEnd w:id="64"/>
     </w:p>
     <w:p>
       <w:pPr>
@@ -41317,7 +42090,7 @@
           <w:b w:val="0"/>
           <w:i w:val="0"/>
         </w:rPr>
-        <w:t>Table 52. Decision log</w:t>
+        <w:t>Table 53. Decision log</w:t>
       </w:r>
     </w:p>
     <w:tbl>
@@ -42008,11 +42781,11 @@
         <w:pStyle w:val="2"/>
         <w:pageBreakBefore w:val="0"/>
       </w:pPr>
-      <w:bookmarkStart w:id="64" w:name="_Toc13906"/>
+      <w:bookmarkStart w:id="65" w:name="_Toc7907"/>
       <w:r>
         <w:t>Appendix E. Commit history (main branch)</w:t>
       </w:r>
-      <w:bookmarkEnd w:id="64"/>
+      <w:bookmarkEnd w:id="65"/>
     </w:p>
     <w:p>
       <w:pPr>
@@ -42025,7 +42798,7 @@
           <w:b w:val="0"/>
           <w:i w:val="0"/>
         </w:rPr>
-        <w:t>Table 53. Commits made during this period</w:t>
+        <w:t>Table 54. Commits made during this period</w:t>
       </w:r>
     </w:p>
     <w:tbl>
@@ -42922,11 +43695,11 @@
         <w:pStyle w:val="2"/>
         <w:pageBreakBefore w:val="0"/>
       </w:pPr>
-      <w:bookmarkStart w:id="65" w:name="_Toc17421"/>
+      <w:bookmarkStart w:id="66" w:name="_Toc3970"/>
       <w:r>
         <w:t>Appendix F. Questions a panel may ask</w:t>
       </w:r>
-      <w:bookmarkEnd w:id="65"/>
+      <w:bookmarkEnd w:id="66"/>
     </w:p>
     <w:p>
       <w:pPr>
@@ -42939,7 +43712,7 @@
           <w:b w:val="0"/>
           <w:i w:val="0"/>
         </w:rPr>
-        <w:t>Table 54. Anticipated questions</w:t>
+        <w:t>Table 55. Anticipated questions</w:t>
       </w:r>
     </w:p>
     <w:tbl>
@@ -42977,12 +43750,6 @@
             <w:insideH w:val="single" w:color="D9C3CC" w:sz="4" w:space="0"/>
             <w:insideV w:val="single" w:color="D9C3CC" w:sz="4" w:space="0"/>
           </w:tblBorders>
-          <w:tblCellMar>
-            <w:top w:w="50" w:type="dxa"/>
-            <w:left w:w="90" w:type="dxa"/>
-            <w:bottom w:w="50" w:type="dxa"/>
-            <w:right w:w="90" w:type="dxa"/>
-          </w:tblCellMar>
         </w:tblPrEx>
         <w:trPr>
           <w:tblHeader/>
@@ -45014,32 +45781,32 @@
     <w:lsdException w:uiPriority="99" w:name="endnote reference"/>
     <w:lsdException w:uiPriority="99" w:name="endnote text"/>
     <w:lsdException w:uiPriority="99" w:name="table of authorities"/>
-    <w:lsdException w:qFormat="1" w:uiPriority="99" w:semiHidden="0" w:name="macro"/>
+    <w:lsdException w:uiPriority="99" w:semiHidden="0" w:name="macro"/>
     <w:lsdException w:uiPriority="99" w:name="toa heading"/>
-    <w:lsdException w:qFormat="1" w:uiPriority="99" w:semiHidden="0" w:name="List"/>
-    <w:lsdException w:qFormat="1" w:uiPriority="99" w:semiHidden="0" w:name="List Bullet"/>
-    <w:lsdException w:qFormat="1" w:uiPriority="99" w:semiHidden="0" w:name="List Number"/>
-    <w:lsdException w:qFormat="1" w:uiPriority="99" w:semiHidden="0" w:name="List 2"/>
-    <w:lsdException w:qFormat="1" w:uiPriority="99" w:semiHidden="0" w:name="List 3"/>
+    <w:lsdException w:uiPriority="99" w:semiHidden="0" w:name="List"/>
+    <w:lsdException w:uiPriority="99" w:semiHidden="0" w:name="List Bullet"/>
+    <w:lsdException w:uiPriority="99" w:semiHidden="0" w:name="List Number"/>
+    <w:lsdException w:uiPriority="99" w:semiHidden="0" w:name="List 2"/>
+    <w:lsdException w:uiPriority="99" w:semiHidden="0" w:name="List 3"/>
     <w:lsdException w:uiPriority="99" w:name="List 4"/>
     <w:lsdException w:uiPriority="99" w:name="List 5"/>
-    <w:lsdException w:qFormat="1" w:uiPriority="99" w:semiHidden="0" w:name="List Bullet 2"/>
+    <w:lsdException w:uiPriority="99" w:semiHidden="0" w:name="List Bullet 2"/>
     <w:lsdException w:qFormat="1" w:uiPriority="99" w:semiHidden="0" w:name="List Bullet 3"/>
     <w:lsdException w:uiPriority="99" w:name="List Bullet 4"/>
     <w:lsdException w:uiPriority="99" w:name="List Bullet 5"/>
     <w:lsdException w:qFormat="1" w:uiPriority="99" w:semiHidden="0" w:name="List Number 2"/>
-    <w:lsdException w:qFormat="1" w:uiPriority="99" w:semiHidden="0" w:name="List Number 3"/>
+    <w:lsdException w:uiPriority="99" w:semiHidden="0" w:name="List Number 3"/>
     <w:lsdException w:uiPriority="99" w:name="List Number 4"/>
     <w:lsdException w:uiPriority="99" w:name="List Number 5"/>
     <w:lsdException w:qFormat="1" w:unhideWhenUsed="0" w:uiPriority="10" w:semiHidden="0" w:name="Title"/>
     <w:lsdException w:uiPriority="99" w:name="Closing"/>
     <w:lsdException w:uiPriority="99" w:name="Signature"/>
     <w:lsdException w:qFormat="1" w:uiPriority="1" w:name="Default Paragraph Font"/>
-    <w:lsdException w:qFormat="1" w:uiPriority="99" w:semiHidden="0" w:name="Body Text"/>
+    <w:lsdException w:uiPriority="99" w:semiHidden="0" w:name="Body Text"/>
     <w:lsdException w:uiPriority="99" w:name="Body Text Indent"/>
     <w:lsdException w:qFormat="1" w:uiPriority="99" w:semiHidden="0" w:name="List Continue"/>
-    <w:lsdException w:qFormat="1" w:uiPriority="99" w:semiHidden="0" w:name="List Continue 2"/>
-    <w:lsdException w:qFormat="1" w:uiPriority="99" w:semiHidden="0" w:name="List Continue 3"/>
+    <w:lsdException w:uiPriority="99" w:semiHidden="0" w:name="List Continue 2"/>
+    <w:lsdException w:uiPriority="99" w:semiHidden="0" w:name="List Continue 3"/>
     <w:lsdException w:uiPriority="99" w:name="List Continue 4"/>
     <w:lsdException w:uiPriority="99" w:name="List Continue 5"/>
     <w:lsdException w:uiPriority="99" w:name="Message Header"/>
@@ -45049,8 +45816,8 @@
     <w:lsdException w:uiPriority="99" w:name="Body Text First Indent"/>
     <w:lsdException w:uiPriority="99" w:name="Body Text First Indent 2"/>
     <w:lsdException w:uiPriority="99" w:name="Note Heading"/>
-    <w:lsdException w:qFormat="1" w:uiPriority="99" w:semiHidden="0" w:name="Body Text 2"/>
-    <w:lsdException w:qFormat="1" w:uiPriority="99" w:semiHidden="0" w:name="Body Text 3"/>
+    <w:lsdException w:uiPriority="99" w:semiHidden="0" w:name="Body Text 2"/>
+    <w:lsdException w:uiPriority="99" w:semiHidden="0" w:name="Body Text 3"/>
     <w:lsdException w:uiPriority="99" w:name="Body Text Indent 2"/>
     <w:lsdException w:uiPriority="99" w:name="Body Text Indent 3"/>
     <w:lsdException w:uiPriority="99" w:name="Block Text"/>
@@ -45072,7 +45839,7 @@
     <w:lsdException w:uiPriority="99" w:name="HTML Sample"/>
     <w:lsdException w:uiPriority="99" w:name="HTML Typewriter"/>
     <w:lsdException w:uiPriority="99" w:name="HTML Variable"/>
-    <w:lsdException w:qFormat="1" w:uiPriority="99" w:name="Normal Table"/>
+    <w:lsdException w:uiPriority="99" w:name="Normal Table"/>
     <w:lsdException w:uiPriority="99" w:name="annotation subject"/>
     <w:lsdException w:uiPriority="99" w:name="Table Simple 1"/>
     <w:lsdException w:uiPriority="99" w:name="Table Simple 2"/>
@@ -45117,11 +45884,11 @@
     <w:lsdException w:uiPriority="99" w:name="Table Web 2"/>
     <w:lsdException w:uiPriority="99" w:name="Table Web 3"/>
     <w:lsdException w:uiPriority="99" w:name="Balloon Text"/>
-    <w:lsdException w:unhideWhenUsed="0" w:uiPriority="59" w:semiHidden="0" w:name="Table Grid"/>
+    <w:lsdException w:qFormat="1" w:unhideWhenUsed="0" w:uiPriority="59" w:semiHidden="0" w:name="Table Grid"/>
     <w:lsdException w:uiPriority="99" w:name="Table Theme"/>
     <w:lsdException w:qFormat="1" w:unhideWhenUsed="0" w:uiPriority="1" w:semiHidden="0" w:name="No Spacing"/>
-    <w:lsdException w:unhideWhenUsed="0" w:uiPriority="60" w:semiHidden="0" w:name="Light Shading"/>
-    <w:lsdException w:unhideWhenUsed="0" w:uiPriority="61" w:semiHidden="0" w:name="Light List"/>
+    <w:lsdException w:qFormat="1" w:unhideWhenUsed="0" w:uiPriority="60" w:semiHidden="0" w:name="Light Shading"/>
+    <w:lsdException w:qFormat="1" w:unhideWhenUsed="0" w:uiPriority="61" w:semiHidden="0" w:name="Light List"/>
     <w:lsdException w:unhideWhenUsed="0" w:uiPriority="62" w:semiHidden="0" w:name="Light Grid"/>
     <w:lsdException w:unhideWhenUsed="0" w:uiPriority="63" w:semiHidden="0" w:name="Medium Shading 1"/>
     <w:lsdException w:unhideWhenUsed="0" w:uiPriority="64" w:semiHidden="0" w:name="Medium Shading 2"/>
@@ -45134,8 +45901,8 @@
     <w:lsdException w:unhideWhenUsed="0" w:uiPriority="71" w:semiHidden="0" w:name="Colorful Shading"/>
     <w:lsdException w:unhideWhenUsed="0" w:uiPriority="72" w:semiHidden="0" w:name="Colorful List"/>
     <w:lsdException w:unhideWhenUsed="0" w:uiPriority="73" w:semiHidden="0" w:name="Colorful Grid"/>
-    <w:lsdException w:unhideWhenUsed="0" w:uiPriority="60" w:semiHidden="0" w:name="Light Shading Accent 1"/>
-    <w:lsdException w:unhideWhenUsed="0" w:uiPriority="61" w:semiHidden="0" w:name="Light List Accent 1"/>
+    <w:lsdException w:qFormat="1" w:unhideWhenUsed="0" w:uiPriority="60" w:semiHidden="0" w:name="Light Shading Accent 1"/>
+    <w:lsdException w:qFormat="1" w:unhideWhenUsed="0" w:uiPriority="61" w:semiHidden="0" w:name="Light List Accent 1"/>
     <w:lsdException w:unhideWhenUsed="0" w:uiPriority="62" w:semiHidden="0" w:name="Light Grid Accent 1"/>
     <w:lsdException w:unhideWhenUsed="0" w:uiPriority="63" w:semiHidden="0" w:name="Medium Shading 1 Accent 1"/>
     <w:lsdException w:unhideWhenUsed="0" w:uiPriority="64" w:semiHidden="0" w:name="Medium Shading 2 Accent 1"/>
@@ -45151,7 +45918,7 @@
     <w:lsdException w:unhideWhenUsed="0" w:uiPriority="71" w:semiHidden="0" w:name="Colorful Shading Accent 1"/>
     <w:lsdException w:unhideWhenUsed="0" w:uiPriority="72" w:semiHidden="0" w:name="Colorful List Accent 1"/>
     <w:lsdException w:unhideWhenUsed="0" w:uiPriority="73" w:semiHidden="0" w:name="Colorful Grid Accent 1"/>
-    <w:lsdException w:unhideWhenUsed="0" w:uiPriority="60" w:semiHidden="0" w:name="Light Shading Accent 2"/>
+    <w:lsdException w:qFormat="1" w:unhideWhenUsed="0" w:uiPriority="60" w:semiHidden="0" w:name="Light Shading Accent 2"/>
     <w:lsdException w:unhideWhenUsed="0" w:uiPriority="61" w:semiHidden="0" w:name="Light List Accent 2"/>
     <w:lsdException w:unhideWhenUsed="0" w:uiPriority="62" w:semiHidden="0" w:name="Light Grid Accent 2"/>
     <w:lsdException w:unhideWhenUsed="0" w:uiPriority="63" w:semiHidden="0" w:name="Medium Shading 1 Accent 2"/>
@@ -45165,7 +45932,7 @@
     <w:lsdException w:unhideWhenUsed="0" w:uiPriority="71" w:semiHidden="0" w:name="Colorful Shading Accent 2"/>
     <w:lsdException w:unhideWhenUsed="0" w:uiPriority="72" w:semiHidden="0" w:name="Colorful List Accent 2"/>
     <w:lsdException w:unhideWhenUsed="0" w:uiPriority="73" w:semiHidden="0" w:name="Colorful Grid Accent 2"/>
-    <w:lsdException w:unhideWhenUsed="0" w:uiPriority="60" w:semiHidden="0" w:name="Light Shading Accent 3"/>
+    <w:lsdException w:qFormat="1" w:unhideWhenUsed="0" w:uiPriority="60" w:semiHidden="0" w:name="Light Shading Accent 3"/>
     <w:lsdException w:unhideWhenUsed="0" w:uiPriority="61" w:semiHidden="0" w:name="Light List Accent 3"/>
     <w:lsdException w:unhideWhenUsed="0" w:uiPriority="62" w:semiHidden="0" w:name="Light Grid Accent 3"/>
     <w:lsdException w:unhideWhenUsed="0" w:uiPriority="63" w:semiHidden="0" w:name="Medium Shading 1 Accent 3"/>
@@ -45179,7 +45946,7 @@
     <w:lsdException w:unhideWhenUsed="0" w:uiPriority="71" w:semiHidden="0" w:name="Colorful Shading Accent 3"/>
     <w:lsdException w:unhideWhenUsed="0" w:uiPriority="72" w:semiHidden="0" w:name="Colorful List Accent 3"/>
     <w:lsdException w:unhideWhenUsed="0" w:uiPriority="73" w:semiHidden="0" w:name="Colorful Grid Accent 3"/>
-    <w:lsdException w:unhideWhenUsed="0" w:uiPriority="60" w:semiHidden="0" w:name="Light Shading Accent 4"/>
+    <w:lsdException w:qFormat="1" w:unhideWhenUsed="0" w:uiPriority="60" w:semiHidden="0" w:name="Light Shading Accent 4"/>
     <w:lsdException w:unhideWhenUsed="0" w:uiPriority="61" w:semiHidden="0" w:name="Light List Accent 4"/>
     <w:lsdException w:unhideWhenUsed="0" w:uiPriority="62" w:semiHidden="0" w:name="Light Grid Accent 4"/>
     <w:lsdException w:unhideWhenUsed="0" w:uiPriority="63" w:semiHidden="0" w:name="Medium Shading 1 Accent 4"/>
@@ -45193,7 +45960,7 @@
     <w:lsdException w:unhideWhenUsed="0" w:uiPriority="71" w:semiHidden="0" w:name="Colorful Shading Accent 4"/>
     <w:lsdException w:unhideWhenUsed="0" w:uiPriority="72" w:semiHidden="0" w:name="Colorful List Accent 4"/>
     <w:lsdException w:unhideWhenUsed="0" w:uiPriority="73" w:semiHidden="0" w:name="Colorful Grid Accent 4"/>
-    <w:lsdException w:unhideWhenUsed="0" w:uiPriority="60" w:semiHidden="0" w:name="Light Shading Accent 5"/>
+    <w:lsdException w:qFormat="1" w:unhideWhenUsed="0" w:uiPriority="60" w:semiHidden="0" w:name="Light Shading Accent 5"/>
     <w:lsdException w:unhideWhenUsed="0" w:uiPriority="61" w:semiHidden="0" w:name="Light List Accent 5"/>
     <w:lsdException w:unhideWhenUsed="0" w:uiPriority="62" w:semiHidden="0" w:name="Light Grid Accent 5"/>
     <w:lsdException w:unhideWhenUsed="0" w:uiPriority="63" w:semiHidden="0" w:name="Medium Shading 1 Accent 5"/>
@@ -45207,7 +45974,7 @@
     <w:lsdException w:unhideWhenUsed="0" w:uiPriority="71" w:semiHidden="0" w:name="Colorful Shading Accent 5"/>
     <w:lsdException w:unhideWhenUsed="0" w:uiPriority="72" w:semiHidden="0" w:name="Colorful List Accent 5"/>
     <w:lsdException w:unhideWhenUsed="0" w:uiPriority="73" w:semiHidden="0" w:name="Colorful Grid Accent 5"/>
-    <w:lsdException w:unhideWhenUsed="0" w:uiPriority="60" w:semiHidden="0" w:name="Light Shading Accent 6"/>
+    <w:lsdException w:qFormat="1" w:unhideWhenUsed="0" w:uiPriority="60" w:semiHidden="0" w:name="Light Shading Accent 6"/>
     <w:lsdException w:unhideWhenUsed="0" w:uiPriority="61" w:semiHidden="0" w:name="Light List Accent 6"/>
     <w:lsdException w:unhideWhenUsed="0" w:uiPriority="62" w:semiHidden="0" w:name="Light Grid Accent 6"/>
     <w:lsdException w:unhideWhenUsed="0" w:uiPriority="63" w:semiHidden="0" w:name="Medium Shading 1 Accent 6"/>
@@ -45474,7 +46241,6 @@
     <w:name w:val="Normal Table"/>
     <w:semiHidden/>
     <w:unhideWhenUsed/>
-    <w:qFormat/>
     <w:uiPriority w:val="99"/>
     <w:tblPr>
       <w:tblCellMar>
@@ -45490,7 +46256,6 @@
     <w:basedOn w:val="1"/>
     <w:link w:val="146"/>
     <w:unhideWhenUsed/>
-    <w:qFormat/>
     <w:uiPriority w:val="99"/>
     <w:pPr>
       <w:spacing w:after="120"/>
@@ -45501,7 +46266,6 @@
     <w:basedOn w:val="1"/>
     <w:link w:val="147"/>
     <w:unhideWhenUsed/>
-    <w:qFormat/>
     <w:uiPriority w:val="99"/>
     <w:pPr>
       <w:spacing w:after="120" w:line="480" w:lineRule="auto"/>
@@ -45512,7 +46276,6 @@
     <w:basedOn w:val="1"/>
     <w:link w:val="148"/>
     <w:unhideWhenUsed/>
-    <w:qFormat/>
     <w:uiPriority w:val="99"/>
     <w:pPr>
       <w:spacing w:after="120"/>
@@ -45585,7 +46348,6 @@
     <w:name w:val="List"/>
     <w:basedOn w:val="1"/>
     <w:unhideWhenUsed/>
-    <w:qFormat/>
     <w:uiPriority w:val="99"/>
     <w:pPr>
       <w:ind w:left="360" w:hanging="360"/>
@@ -45596,7 +46358,6 @@
     <w:name w:val="List 2"/>
     <w:basedOn w:val="1"/>
     <w:unhideWhenUsed/>
-    <w:qFormat/>
     <w:uiPriority w:val="99"/>
     <w:pPr>
       <w:ind w:left="720" w:hanging="360"/>
@@ -45607,7 +46368,6 @@
     <w:name w:val="List 3"/>
     <w:basedOn w:val="1"/>
     <w:unhideWhenUsed/>
-    <w:qFormat/>
     <w:uiPriority w:val="99"/>
     <w:pPr>
       <w:ind w:left="1080" w:hanging="360"/>
@@ -45618,7 +46378,6 @@
     <w:name w:val="List Bullet"/>
     <w:basedOn w:val="1"/>
     <w:unhideWhenUsed/>
-    <w:qFormat/>
     <w:uiPriority w:val="99"/>
     <w:pPr>
       <w:numPr>
@@ -45637,7 +46396,6 @@
     <w:name w:val="List Bullet 2"/>
     <w:basedOn w:val="1"/>
     <w:unhideWhenUsed/>
-    <w:qFormat/>
     <w:uiPriority w:val="99"/>
     <w:pPr>
       <w:numPr>
@@ -45677,7 +46435,6 @@
     <w:name w:val="List Continue 2"/>
     <w:basedOn w:val="1"/>
     <w:unhideWhenUsed/>
-    <w:qFormat/>
     <w:uiPriority w:val="99"/>
     <w:pPr>
       <w:spacing w:after="120"/>
@@ -45689,7 +46446,6 @@
     <w:name w:val="List Continue 3"/>
     <w:basedOn w:val="1"/>
     <w:unhideWhenUsed/>
-    <w:qFormat/>
     <w:uiPriority w:val="99"/>
     <w:pPr>
       <w:spacing w:after="120"/>
@@ -45701,7 +46457,6 @@
     <w:name w:val="List Number"/>
     <w:basedOn w:val="1"/>
     <w:unhideWhenUsed/>
-    <w:qFormat/>
     <w:uiPriority w:val="99"/>
     <w:pPr>
       <w:numPr>
@@ -45729,7 +46484,6 @@
     <w:name w:val="List Number 3"/>
     <w:basedOn w:val="1"/>
     <w:unhideWhenUsed/>
-    <w:qFormat/>
     <w:uiPriority w:val="99"/>
     <w:pPr>
       <w:numPr>
@@ -45743,7 +46497,6 @@
     <w:name w:val="macro"/>
     <w:link w:val="149"/>
     <w:unhideWhenUsed/>
-    <w:qFormat/>
     <w:uiPriority w:val="99"/>
     <w:pPr>
       <w:tabs>
@@ -45799,6 +46552,7 @@
   <w:style w:type="table" w:styleId="35">
     <w:name w:val="Table Grid"/>
     <w:basedOn w:val="12"/>
+    <w:qFormat/>
     <w:uiPriority w:val="59"/>
     <w:pPr>
       <w:spacing w:after="0" w:line="240" w:lineRule="auto"/>
@@ -45876,6 +46630,7 @@
   <w:style w:type="table" w:styleId="39">
     <w:name w:val="Light Shading"/>
     <w:basedOn w:val="12"/>
+    <w:qFormat/>
     <w:uiPriority w:val="60"/>
     <w:pPr>
       <w:spacing w:after="0" w:line="240" w:lineRule="auto"/>
@@ -45975,6 +46730,7 @@
   <w:style w:type="table" w:styleId="40">
     <w:name w:val="Light Shading Accent 1"/>
     <w:basedOn w:val="12"/>
+    <w:qFormat/>
     <w:uiPriority w:val="60"/>
     <w:pPr>
       <w:spacing w:after="0" w:line="240" w:lineRule="auto"/>
@@ -46074,6 +46830,7 @@
   <w:style w:type="table" w:styleId="41">
     <w:name w:val="Light Shading Accent 2"/>
     <w:basedOn w:val="12"/>
+    <w:qFormat/>
     <w:uiPriority w:val="60"/>
     <w:pPr>
       <w:spacing w:after="0" w:line="240" w:lineRule="auto"/>
@@ -46173,6 +46930,7 @@
   <w:style w:type="table" w:styleId="42">
     <w:name w:val="Light Shading Accent 3"/>
     <w:basedOn w:val="12"/>
+    <w:qFormat/>
     <w:uiPriority w:val="60"/>
     <w:pPr>
       <w:spacing w:after="0" w:line="240" w:lineRule="auto"/>
@@ -46272,6 +47030,7 @@
   <w:style w:type="table" w:styleId="43">
     <w:name w:val="Light Shading Accent 4"/>
     <w:basedOn w:val="12"/>
+    <w:qFormat/>
     <w:uiPriority w:val="60"/>
     <w:pPr>
       <w:spacing w:after="0" w:line="240" w:lineRule="auto"/>
@@ -46371,6 +47130,7 @@
   <w:style w:type="table" w:styleId="44">
     <w:name w:val="Light Shading Accent 5"/>
     <w:basedOn w:val="12"/>
+    <w:qFormat/>
     <w:uiPriority w:val="60"/>
     <w:pPr>
       <w:spacing w:after="0" w:line="240" w:lineRule="auto"/>
@@ -46470,6 +47230,7 @@
   <w:style w:type="table" w:styleId="45">
     <w:name w:val="Light Shading Accent 6"/>
     <w:basedOn w:val="12"/>
+    <w:qFormat/>
     <w:uiPriority w:val="60"/>
     <w:pPr>
       <w:spacing w:after="0" w:line="240" w:lineRule="auto"/>
@@ -46569,6 +47330,7 @@
   <w:style w:type="table" w:styleId="46">
     <w:name w:val="Light List"/>
     <w:basedOn w:val="12"/>
+    <w:qFormat/>
     <w:uiPriority w:val="61"/>
     <w:pPr>
       <w:spacing w:after="0" w:line="240" w:lineRule="auto"/>
@@ -46662,6 +47424,7 @@
   <w:style w:type="table" w:styleId="47">
     <w:name w:val="Light List Accent 1"/>
     <w:basedOn w:val="12"/>
+    <w:qFormat/>
     <w:uiPriority w:val="61"/>
     <w:pPr>
       <w:spacing w:after="0" w:line="240" w:lineRule="auto"/>
@@ -57309,7 +58072,6 @@
     <w:name w:val="Heading 1 Char"/>
     <w:basedOn w:val="11"/>
     <w:link w:val="2"/>
-    <w:qFormat/>
     <w:uiPriority w:val="9"/>
     <w:rPr>
       <w:rFonts w:asciiTheme="majorHAnsi" w:hAnsiTheme="majorHAnsi" w:eastAsiaTheme="majorEastAsia" w:cstheme="majorBidi"/>
@@ -57324,7 +58086,6 @@
     <w:name w:val="Heading 2 Char"/>
     <w:basedOn w:val="11"/>
     <w:link w:val="3"/>
-    <w:qFormat/>
     <w:uiPriority w:val="9"/>
     <w:rPr>
       <w:rFonts w:asciiTheme="majorHAnsi" w:hAnsiTheme="majorHAnsi" w:eastAsiaTheme="majorEastAsia" w:cstheme="majorBidi"/>
@@ -57344,7 +58105,6 @@
     <w:name w:val="Heading 3 Char"/>
     <w:basedOn w:val="11"/>
     <w:link w:val="4"/>
-    <w:qFormat/>
     <w:uiPriority w:val="9"/>
     <w:rPr>
       <w:rFonts w:asciiTheme="majorHAnsi" w:hAnsiTheme="majorHAnsi" w:eastAsiaTheme="majorEastAsia" w:cstheme="majorBidi"/>
@@ -57362,7 +58122,6 @@
     <w:name w:val="Title Char"/>
     <w:basedOn w:val="11"/>
     <w:link w:val="36"/>
-    <w:qFormat/>
     <w:uiPriority w:val="10"/>
     <w:rPr>
       <w:rFonts w:asciiTheme="majorHAnsi" w:hAnsiTheme="majorHAnsi" w:eastAsiaTheme="majorEastAsia" w:cstheme="majorBidi"/>
@@ -57377,7 +58136,6 @@
     <w:name w:val="Subtitle Char"/>
     <w:basedOn w:val="11"/>
     <w:link w:val="34"/>
-    <w:qFormat/>
     <w:uiPriority w:val="11"/>
     <w:rPr>
       <w:rFonts w:asciiTheme="majorHAnsi" w:hAnsiTheme="majorHAnsi" w:eastAsiaTheme="majorEastAsia" w:cstheme="majorBidi"/>
@@ -57408,21 +58166,18 @@
     <w:name w:val="Body Text Char"/>
     <w:basedOn w:val="11"/>
     <w:link w:val="13"/>
-    <w:qFormat/>
     <w:uiPriority w:val="99"/>
   </w:style>
   <w:style w:type="character" w:customStyle="1" w:styleId="147">
     <w:name w:val="Body Text 2 Char"/>
     <w:basedOn w:val="11"/>
     <w:link w:val="14"/>
-    <w:qFormat/>
     <w:uiPriority w:val="99"/>
   </w:style>
   <w:style w:type="character" w:customStyle="1" w:styleId="148">
     <w:name w:val="Body Text 3 Char"/>
     <w:basedOn w:val="11"/>
     <w:link w:val="15"/>
-    <w:qFormat/>
     <w:uiPriority w:val="99"/>
     <w:rPr>
       <w:sz w:val="16"/>
@@ -57463,7 +58218,6 @@
     <w:name w:val="Quote Char"/>
     <w:basedOn w:val="11"/>
     <w:link w:val="150"/>
-    <w:qFormat/>
     <w:uiPriority w:val="29"/>
     <w:rPr>
       <w:i/>
@@ -57565,6 +58319,7 @@
     <w:basedOn w:val="11"/>
     <w:link w:val="10"/>
     <w:semiHidden/>
+    <w:qFormat/>
     <w:uiPriority w:val="9"/>
     <w:rPr>
       <w:rFonts w:asciiTheme="majorHAnsi" w:hAnsiTheme="majorHAnsi" w:eastAsiaTheme="majorEastAsia" w:cstheme="majorBidi"/>
@@ -57614,6 +58369,7 @@
     <w:name w:val="Intense Quote Char"/>
     <w:basedOn w:val="11"/>
     <w:link w:val="158"/>
+    <w:qFormat/>
     <w:uiPriority w:val="30"/>
     <w:rPr>
       <w:b/>

--- a/scope doument/Femora - Project Progress and Technical Report.docx
+++ b/scope doument/Femora - Project Progress and Technical Report.docx
@@ -6,8 +6,8 @@
       <w:pPr>
         <w:spacing w:after="200"/>
       </w:pPr>
-      <w:bookmarkStart w:id="67" w:name="_GoBack"/>
-      <w:bookmarkEnd w:id="67"/>
+      <w:bookmarkStart w:id="68" w:name="_GoBack"/>
+      <w:bookmarkEnd w:id="68"/>
     </w:p>
     <w:p>
       <w:pPr>
@@ -98,6 +98,14 @@
         <w:gridCol w:w="7143"/>
       </w:tblGrid>
       <w:tr>
+        <w:tblPrEx>
+          <w:tblCellMar>
+            <w:top w:w="0" w:type="dxa"/>
+            <w:left w:w="108" w:type="dxa"/>
+            <w:bottom w:w="0" w:type="dxa"/>
+            <w:right w:w="108" w:type="dxa"/>
+          </w:tblCellMar>
+        </w:tblPrEx>
         <w:tc>
           <w:tcPr>
             <w:tcW w:w="2041" w:type="dxa"/>
@@ -394,7 +402,7 @@
         <w:fldChar w:fldCharType="begin"/>
       </w:r>
       <w:r>
-        <w:instrText xml:space="preserve"> HYPERLINK \l _Toc13185 </w:instrText>
+        <w:instrText xml:space="preserve"> HYPERLINK \l _Toc10838 </w:instrText>
       </w:r>
       <w:r>
         <w:fldChar w:fldCharType="separate"/>
@@ -409,7 +417,7 @@
         <w:fldChar w:fldCharType="begin"/>
       </w:r>
       <w:r>
-        <w:instrText xml:space="preserve"> PAGEREF _Toc13185 \h </w:instrText>
+        <w:instrText xml:space="preserve"> PAGEREF _Toc10838 \h </w:instrText>
       </w:r>
       <w:r>
         <w:fldChar w:fldCharType="separate"/>
@@ -435,7 +443,7 @@
         <w:fldChar w:fldCharType="begin"/>
       </w:r>
       <w:r>
-        <w:instrText xml:space="preserve"> HYPERLINK \l _Toc1868 </w:instrText>
+        <w:instrText xml:space="preserve"> HYPERLINK \l _Toc29466 </w:instrText>
       </w:r>
       <w:r>
         <w:fldChar w:fldCharType="separate"/>
@@ -450,7 +458,7 @@
         <w:fldChar w:fldCharType="begin"/>
       </w:r>
       <w:r>
-        <w:instrText xml:space="preserve"> PAGEREF _Toc1868 \h </w:instrText>
+        <w:instrText xml:space="preserve"> PAGEREF _Toc29466 \h </w:instrText>
       </w:r>
       <w:r>
         <w:fldChar w:fldCharType="separate"/>
@@ -476,7 +484,7 @@
         <w:fldChar w:fldCharType="begin"/>
       </w:r>
       <w:r>
-        <w:instrText xml:space="preserve"> HYPERLINK \l _Toc29416 </w:instrText>
+        <w:instrText xml:space="preserve"> HYPERLINK \l _Toc25681 </w:instrText>
       </w:r>
       <w:r>
         <w:fldChar w:fldCharType="separate"/>
@@ -491,7 +499,7 @@
         <w:fldChar w:fldCharType="begin"/>
       </w:r>
       <w:r>
-        <w:instrText xml:space="preserve"> PAGEREF _Toc29416 \h </w:instrText>
+        <w:instrText xml:space="preserve"> PAGEREF _Toc25681 \h </w:instrText>
       </w:r>
       <w:r>
         <w:fldChar w:fldCharType="separate"/>
@@ -517,7 +525,7 @@
         <w:fldChar w:fldCharType="begin"/>
       </w:r>
       <w:r>
-        <w:instrText xml:space="preserve"> HYPERLINK \l _Toc26767 </w:instrText>
+        <w:instrText xml:space="preserve"> HYPERLINK \l _Toc1171 </w:instrText>
       </w:r>
       <w:r>
         <w:fldChar w:fldCharType="separate"/>
@@ -532,7 +540,7 @@
         <w:fldChar w:fldCharType="begin"/>
       </w:r>
       <w:r>
-        <w:instrText xml:space="preserve"> PAGEREF _Toc26767 \h </w:instrText>
+        <w:instrText xml:space="preserve"> PAGEREF _Toc1171 \h </w:instrText>
       </w:r>
       <w:r>
         <w:fldChar w:fldCharType="separate"/>
@@ -558,7 +566,7 @@
         <w:fldChar w:fldCharType="begin"/>
       </w:r>
       <w:r>
-        <w:instrText xml:space="preserve"> HYPERLINK \l _Toc21978 </w:instrText>
+        <w:instrText xml:space="preserve"> HYPERLINK \l _Toc1223 </w:instrText>
       </w:r>
       <w:r>
         <w:fldChar w:fldCharType="separate"/>
@@ -573,7 +581,7 @@
         <w:fldChar w:fldCharType="begin"/>
       </w:r>
       <w:r>
-        <w:instrText xml:space="preserve"> PAGEREF _Toc21978 \h </w:instrText>
+        <w:instrText xml:space="preserve"> PAGEREF _Toc1223 \h </w:instrText>
       </w:r>
       <w:r>
         <w:fldChar w:fldCharType="separate"/>
@@ -599,7 +607,7 @@
         <w:fldChar w:fldCharType="begin"/>
       </w:r>
       <w:r>
-        <w:instrText xml:space="preserve"> HYPERLINK \l _Toc31779 </w:instrText>
+        <w:instrText xml:space="preserve"> HYPERLINK \l _Toc27439 </w:instrText>
       </w:r>
       <w:r>
         <w:fldChar w:fldCharType="separate"/>
@@ -614,7 +622,7 @@
         <w:fldChar w:fldCharType="begin"/>
       </w:r>
       <w:r>
-        <w:instrText xml:space="preserve"> PAGEREF _Toc31779 \h </w:instrText>
+        <w:instrText xml:space="preserve"> PAGEREF _Toc27439 \h </w:instrText>
       </w:r>
       <w:r>
         <w:fldChar w:fldCharType="separate"/>
@@ -640,7 +648,7 @@
         <w:fldChar w:fldCharType="begin"/>
       </w:r>
       <w:r>
-        <w:instrText xml:space="preserve"> HYPERLINK \l _Toc29686 </w:instrText>
+        <w:instrText xml:space="preserve"> HYPERLINK \l _Toc9501 </w:instrText>
       </w:r>
       <w:r>
         <w:fldChar w:fldCharType="separate"/>
@@ -655,7 +663,7 @@
         <w:fldChar w:fldCharType="begin"/>
       </w:r>
       <w:r>
-        <w:instrText xml:space="preserve"> PAGEREF _Toc29686 \h </w:instrText>
+        <w:instrText xml:space="preserve"> PAGEREF _Toc9501 \h </w:instrText>
       </w:r>
       <w:r>
         <w:fldChar w:fldCharType="separate"/>
@@ -681,7 +689,7 @@
         <w:fldChar w:fldCharType="begin"/>
       </w:r>
       <w:r>
-        <w:instrText xml:space="preserve"> HYPERLINK \l _Toc27877 </w:instrText>
+        <w:instrText xml:space="preserve"> HYPERLINK \l _Toc2381 </w:instrText>
       </w:r>
       <w:r>
         <w:fldChar w:fldCharType="separate"/>
@@ -696,7 +704,7 @@
         <w:fldChar w:fldCharType="begin"/>
       </w:r>
       <w:r>
-        <w:instrText xml:space="preserve"> PAGEREF _Toc27877 \h </w:instrText>
+        <w:instrText xml:space="preserve"> PAGEREF _Toc2381 \h </w:instrText>
       </w:r>
       <w:r>
         <w:fldChar w:fldCharType="separate"/>
@@ -722,7 +730,7 @@
         <w:fldChar w:fldCharType="begin"/>
       </w:r>
       <w:r>
-        <w:instrText xml:space="preserve"> HYPERLINK \l _Toc16274 </w:instrText>
+        <w:instrText xml:space="preserve"> HYPERLINK \l _Toc23171 </w:instrText>
       </w:r>
       <w:r>
         <w:fldChar w:fldCharType="separate"/>
@@ -737,7 +745,7 @@
         <w:fldChar w:fldCharType="begin"/>
       </w:r>
       <w:r>
-        <w:instrText xml:space="preserve"> PAGEREF _Toc16274 \h </w:instrText>
+        <w:instrText xml:space="preserve"> PAGEREF _Toc23171 \h </w:instrText>
       </w:r>
       <w:r>
         <w:fldChar w:fldCharType="separate"/>
@@ -763,7 +771,7 @@
         <w:fldChar w:fldCharType="begin"/>
       </w:r>
       <w:r>
-        <w:instrText xml:space="preserve"> HYPERLINK \l _Toc13072 </w:instrText>
+        <w:instrText xml:space="preserve"> HYPERLINK \l _Toc4738 </w:instrText>
       </w:r>
       <w:r>
         <w:fldChar w:fldCharType="separate"/>
@@ -778,7 +786,7 @@
         <w:fldChar w:fldCharType="begin"/>
       </w:r>
       <w:r>
-        <w:instrText xml:space="preserve"> PAGEREF _Toc13072 \h </w:instrText>
+        <w:instrText xml:space="preserve"> PAGEREF _Toc4738 \h </w:instrText>
       </w:r>
       <w:r>
         <w:fldChar w:fldCharType="separate"/>
@@ -804,7 +812,7 @@
         <w:fldChar w:fldCharType="begin"/>
       </w:r>
       <w:r>
-        <w:instrText xml:space="preserve"> HYPERLINK \l _Toc27184 </w:instrText>
+        <w:instrText xml:space="preserve"> HYPERLINK \l _Toc14542 </w:instrText>
       </w:r>
       <w:r>
         <w:fldChar w:fldCharType="separate"/>
@@ -819,7 +827,7 @@
         <w:fldChar w:fldCharType="begin"/>
       </w:r>
       <w:r>
-        <w:instrText xml:space="preserve"> PAGEREF _Toc27184 \h </w:instrText>
+        <w:instrText xml:space="preserve"> PAGEREF _Toc14542 \h </w:instrText>
       </w:r>
       <w:r>
         <w:fldChar w:fldCharType="separate"/>
@@ -845,7 +853,7 @@
         <w:fldChar w:fldCharType="begin"/>
       </w:r>
       <w:r>
-        <w:instrText xml:space="preserve"> HYPERLINK \l _Toc21362 </w:instrText>
+        <w:instrText xml:space="preserve"> HYPERLINK \l _Toc10113 </w:instrText>
       </w:r>
       <w:r>
         <w:fldChar w:fldCharType="separate"/>
@@ -860,7 +868,7 @@
         <w:fldChar w:fldCharType="begin"/>
       </w:r>
       <w:r>
-        <w:instrText xml:space="preserve"> PAGEREF _Toc21362 \h </w:instrText>
+        <w:instrText xml:space="preserve"> PAGEREF _Toc10113 \h </w:instrText>
       </w:r>
       <w:r>
         <w:fldChar w:fldCharType="separate"/>
@@ -886,7 +894,7 @@
         <w:fldChar w:fldCharType="begin"/>
       </w:r>
       <w:r>
-        <w:instrText xml:space="preserve"> HYPERLINK \l _Toc24952 </w:instrText>
+        <w:instrText xml:space="preserve"> HYPERLINK \l _Toc4434 </w:instrText>
       </w:r>
       <w:r>
         <w:fldChar w:fldCharType="separate"/>
@@ -901,7 +909,7 @@
         <w:fldChar w:fldCharType="begin"/>
       </w:r>
       <w:r>
-        <w:instrText xml:space="preserve"> PAGEREF _Toc24952 \h </w:instrText>
+        <w:instrText xml:space="preserve"> PAGEREF _Toc4434 \h </w:instrText>
       </w:r>
       <w:r>
         <w:fldChar w:fldCharType="separate"/>
@@ -927,7 +935,7 @@
         <w:fldChar w:fldCharType="begin"/>
       </w:r>
       <w:r>
-        <w:instrText xml:space="preserve"> HYPERLINK \l _Toc14581 </w:instrText>
+        <w:instrText xml:space="preserve"> HYPERLINK \l _Toc25103 </w:instrText>
       </w:r>
       <w:r>
         <w:fldChar w:fldCharType="separate"/>
@@ -942,7 +950,7 @@
         <w:fldChar w:fldCharType="begin"/>
       </w:r>
       <w:r>
-        <w:instrText xml:space="preserve"> PAGEREF _Toc14581 \h </w:instrText>
+        <w:instrText xml:space="preserve"> PAGEREF _Toc25103 \h </w:instrText>
       </w:r>
       <w:r>
         <w:fldChar w:fldCharType="separate"/>
@@ -968,7 +976,7 @@
         <w:fldChar w:fldCharType="begin"/>
       </w:r>
       <w:r>
-        <w:instrText xml:space="preserve"> HYPERLINK \l _Toc20738 </w:instrText>
+        <w:instrText xml:space="preserve"> HYPERLINK \l _Toc30076 </w:instrText>
       </w:r>
       <w:r>
         <w:fldChar w:fldCharType="separate"/>
@@ -983,7 +991,7 @@
         <w:fldChar w:fldCharType="begin"/>
       </w:r>
       <w:r>
-        <w:instrText xml:space="preserve"> PAGEREF _Toc20738 \h </w:instrText>
+        <w:instrText xml:space="preserve"> PAGEREF _Toc30076 \h </w:instrText>
       </w:r>
       <w:r>
         <w:fldChar w:fldCharType="separate"/>
@@ -1009,7 +1017,7 @@
         <w:fldChar w:fldCharType="begin"/>
       </w:r>
       <w:r>
-        <w:instrText xml:space="preserve"> HYPERLINK \l _Toc962 </w:instrText>
+        <w:instrText xml:space="preserve"> HYPERLINK \l _Toc22967 </w:instrText>
       </w:r>
       <w:r>
         <w:fldChar w:fldCharType="separate"/>
@@ -1024,7 +1032,7 @@
         <w:fldChar w:fldCharType="begin"/>
       </w:r>
       <w:r>
-        <w:instrText xml:space="preserve"> PAGEREF _Toc962 \h </w:instrText>
+        <w:instrText xml:space="preserve"> PAGEREF _Toc22967 \h </w:instrText>
       </w:r>
       <w:r>
         <w:fldChar w:fldCharType="separate"/>
@@ -1050,7 +1058,7 @@
         <w:fldChar w:fldCharType="begin"/>
       </w:r>
       <w:r>
-        <w:instrText xml:space="preserve"> HYPERLINK \l _Toc14202 </w:instrText>
+        <w:instrText xml:space="preserve"> HYPERLINK \l _Toc819 </w:instrText>
       </w:r>
       <w:r>
         <w:fldChar w:fldCharType="separate"/>
@@ -1065,7 +1073,7 @@
         <w:fldChar w:fldCharType="begin"/>
       </w:r>
       <w:r>
-        <w:instrText xml:space="preserve"> PAGEREF _Toc14202 \h </w:instrText>
+        <w:instrText xml:space="preserve"> PAGEREF _Toc819 \h </w:instrText>
       </w:r>
       <w:r>
         <w:fldChar w:fldCharType="separate"/>
@@ -1091,7 +1099,7 @@
         <w:fldChar w:fldCharType="begin"/>
       </w:r>
       <w:r>
-        <w:instrText xml:space="preserve"> HYPERLINK \l _Toc16983 </w:instrText>
+        <w:instrText xml:space="preserve"> HYPERLINK \l _Toc12069 </w:instrText>
       </w:r>
       <w:r>
         <w:fldChar w:fldCharType="separate"/>
@@ -1106,7 +1114,7 @@
         <w:fldChar w:fldCharType="begin"/>
       </w:r>
       <w:r>
-        <w:instrText xml:space="preserve"> PAGEREF _Toc16983 \h </w:instrText>
+        <w:instrText xml:space="preserve"> PAGEREF _Toc12069 \h </w:instrText>
       </w:r>
       <w:r>
         <w:fldChar w:fldCharType="separate"/>
@@ -1132,7 +1140,7 @@
         <w:fldChar w:fldCharType="begin"/>
       </w:r>
       <w:r>
-        <w:instrText xml:space="preserve"> HYPERLINK \l _Toc20967 </w:instrText>
+        <w:instrText xml:space="preserve"> HYPERLINK \l _Toc29004 </w:instrText>
       </w:r>
       <w:r>
         <w:fldChar w:fldCharType="separate"/>
@@ -1147,7 +1155,7 @@
         <w:fldChar w:fldCharType="begin"/>
       </w:r>
       <w:r>
-        <w:instrText xml:space="preserve"> PAGEREF _Toc20967 \h </w:instrText>
+        <w:instrText xml:space="preserve"> PAGEREF _Toc29004 \h </w:instrText>
       </w:r>
       <w:r>
         <w:fldChar w:fldCharType="separate"/>
@@ -1173,7 +1181,7 @@
         <w:fldChar w:fldCharType="begin"/>
       </w:r>
       <w:r>
-        <w:instrText xml:space="preserve"> HYPERLINK \l _Toc27697 </w:instrText>
+        <w:instrText xml:space="preserve"> HYPERLINK \l _Toc23374 </w:instrText>
       </w:r>
       <w:r>
         <w:fldChar w:fldCharType="separate"/>
@@ -1188,7 +1196,7 @@
         <w:fldChar w:fldCharType="begin"/>
       </w:r>
       <w:r>
-        <w:instrText xml:space="preserve"> PAGEREF _Toc27697 \h </w:instrText>
+        <w:instrText xml:space="preserve"> PAGEREF _Toc23374 \h </w:instrText>
       </w:r>
       <w:r>
         <w:fldChar w:fldCharType="separate"/>
@@ -1214,7 +1222,7 @@
         <w:fldChar w:fldCharType="begin"/>
       </w:r>
       <w:r>
-        <w:instrText xml:space="preserve"> HYPERLINK \l _Toc30231 </w:instrText>
+        <w:instrText xml:space="preserve"> HYPERLINK \l _Toc17558 </w:instrText>
       </w:r>
       <w:r>
         <w:fldChar w:fldCharType="separate"/>
@@ -1229,7 +1237,7 @@
         <w:fldChar w:fldCharType="begin"/>
       </w:r>
       <w:r>
-        <w:instrText xml:space="preserve"> PAGEREF _Toc30231 \h </w:instrText>
+        <w:instrText xml:space="preserve"> PAGEREF _Toc17558 \h </w:instrText>
       </w:r>
       <w:r>
         <w:fldChar w:fldCharType="separate"/>
@@ -1255,7 +1263,7 @@
         <w:fldChar w:fldCharType="begin"/>
       </w:r>
       <w:r>
-        <w:instrText xml:space="preserve"> HYPERLINK \l _Toc29447 </w:instrText>
+        <w:instrText xml:space="preserve"> HYPERLINK \l _Toc10440 </w:instrText>
       </w:r>
       <w:r>
         <w:fldChar w:fldCharType="separate"/>
@@ -1270,7 +1278,7 @@
         <w:fldChar w:fldCharType="begin"/>
       </w:r>
       <w:r>
-        <w:instrText xml:space="preserve"> PAGEREF _Toc29447 \h </w:instrText>
+        <w:instrText xml:space="preserve"> PAGEREF _Toc10440 \h </w:instrText>
       </w:r>
       <w:r>
         <w:fldChar w:fldCharType="separate"/>
@@ -1296,7 +1304,7 @@
         <w:fldChar w:fldCharType="begin"/>
       </w:r>
       <w:r>
-        <w:instrText xml:space="preserve"> HYPERLINK \l _Toc32128 </w:instrText>
+        <w:instrText xml:space="preserve"> HYPERLINK \l _Toc6725 </w:instrText>
       </w:r>
       <w:r>
         <w:fldChar w:fldCharType="separate"/>
@@ -1311,7 +1319,7 @@
         <w:fldChar w:fldCharType="begin"/>
       </w:r>
       <w:r>
-        <w:instrText xml:space="preserve"> PAGEREF _Toc32128 \h </w:instrText>
+        <w:instrText xml:space="preserve"> PAGEREF _Toc6725 \h </w:instrText>
       </w:r>
       <w:r>
         <w:fldChar w:fldCharType="separate"/>
@@ -1337,7 +1345,7 @@
         <w:fldChar w:fldCharType="begin"/>
       </w:r>
       <w:r>
-        <w:instrText xml:space="preserve"> HYPERLINK \l _Toc9899 </w:instrText>
+        <w:instrText xml:space="preserve"> HYPERLINK \l _Toc12549 </w:instrText>
       </w:r>
       <w:r>
         <w:fldChar w:fldCharType="separate"/>
@@ -1352,7 +1360,7 @@
         <w:fldChar w:fldCharType="begin"/>
       </w:r>
       <w:r>
-        <w:instrText xml:space="preserve"> PAGEREF _Toc9899 \h </w:instrText>
+        <w:instrText xml:space="preserve"> PAGEREF _Toc12549 \h </w:instrText>
       </w:r>
       <w:r>
         <w:fldChar w:fldCharType="separate"/>
@@ -1378,7 +1386,7 @@
         <w:fldChar w:fldCharType="begin"/>
       </w:r>
       <w:r>
-        <w:instrText xml:space="preserve"> HYPERLINK \l _Toc11287 </w:instrText>
+        <w:instrText xml:space="preserve"> HYPERLINK \l _Toc6859 </w:instrText>
       </w:r>
       <w:r>
         <w:fldChar w:fldCharType="separate"/>
@@ -1393,7 +1401,7 @@
         <w:fldChar w:fldCharType="begin"/>
       </w:r>
       <w:r>
-        <w:instrText xml:space="preserve"> PAGEREF _Toc11287 \h </w:instrText>
+        <w:instrText xml:space="preserve"> PAGEREF _Toc6859 \h </w:instrText>
       </w:r>
       <w:r>
         <w:fldChar w:fldCharType="separate"/>
@@ -1419,7 +1427,7 @@
         <w:fldChar w:fldCharType="begin"/>
       </w:r>
       <w:r>
-        <w:instrText xml:space="preserve"> HYPERLINK \l _Toc18689 </w:instrText>
+        <w:instrText xml:space="preserve"> HYPERLINK \l _Toc17491 </w:instrText>
       </w:r>
       <w:r>
         <w:fldChar w:fldCharType="separate"/>
@@ -1434,7 +1442,7 @@
         <w:fldChar w:fldCharType="begin"/>
       </w:r>
       <w:r>
-        <w:instrText xml:space="preserve"> PAGEREF _Toc18689 \h </w:instrText>
+        <w:instrText xml:space="preserve"> PAGEREF _Toc17491 \h </w:instrText>
       </w:r>
       <w:r>
         <w:fldChar w:fldCharType="separate"/>
@@ -1460,7 +1468,7 @@
         <w:fldChar w:fldCharType="begin"/>
       </w:r>
       <w:r>
-        <w:instrText xml:space="preserve"> HYPERLINK \l _Toc6887 </w:instrText>
+        <w:instrText xml:space="preserve"> HYPERLINK \l _Toc95 </w:instrText>
       </w:r>
       <w:r>
         <w:fldChar w:fldCharType="separate"/>
@@ -1475,7 +1483,7 @@
         <w:fldChar w:fldCharType="begin"/>
       </w:r>
       <w:r>
-        <w:instrText xml:space="preserve"> PAGEREF _Toc6887 \h </w:instrText>
+        <w:instrText xml:space="preserve"> PAGEREF _Toc95 \h </w:instrText>
       </w:r>
       <w:r>
         <w:fldChar w:fldCharType="separate"/>
@@ -1501,7 +1509,7 @@
         <w:fldChar w:fldCharType="begin"/>
       </w:r>
       <w:r>
-        <w:instrText xml:space="preserve"> HYPERLINK \l _Toc23221 </w:instrText>
+        <w:instrText xml:space="preserve"> HYPERLINK \l _Toc6849 </w:instrText>
       </w:r>
       <w:r>
         <w:fldChar w:fldCharType="separate"/>
@@ -1516,7 +1524,7 @@
         <w:fldChar w:fldCharType="begin"/>
       </w:r>
       <w:r>
-        <w:instrText xml:space="preserve"> PAGEREF _Toc23221 \h </w:instrText>
+        <w:instrText xml:space="preserve"> PAGEREF _Toc6849 \h </w:instrText>
       </w:r>
       <w:r>
         <w:fldChar w:fldCharType="separate"/>
@@ -1542,7 +1550,7 @@
         <w:fldChar w:fldCharType="begin"/>
       </w:r>
       <w:r>
-        <w:instrText xml:space="preserve"> HYPERLINK \l _Toc11385 </w:instrText>
+        <w:instrText xml:space="preserve"> HYPERLINK \l _Toc14011 </w:instrText>
       </w:r>
       <w:r>
         <w:fldChar w:fldCharType="separate"/>
@@ -1557,7 +1565,7 @@
         <w:fldChar w:fldCharType="begin"/>
       </w:r>
       <w:r>
-        <w:instrText xml:space="preserve"> PAGEREF _Toc11385 \h </w:instrText>
+        <w:instrText xml:space="preserve"> PAGEREF _Toc14011 \h </w:instrText>
       </w:r>
       <w:r>
         <w:fldChar w:fldCharType="separate"/>
@@ -1583,7 +1591,7 @@
         <w:fldChar w:fldCharType="begin"/>
       </w:r>
       <w:r>
-        <w:instrText xml:space="preserve"> HYPERLINK \l _Toc11924 </w:instrText>
+        <w:instrText xml:space="preserve"> HYPERLINK \l _Toc23906 </w:instrText>
       </w:r>
       <w:r>
         <w:fldChar w:fldCharType="separate"/>
@@ -1598,7 +1606,7 @@
         <w:fldChar w:fldCharType="begin"/>
       </w:r>
       <w:r>
-        <w:instrText xml:space="preserve"> PAGEREF _Toc11924 \h </w:instrText>
+        <w:instrText xml:space="preserve"> PAGEREF _Toc23906 \h </w:instrText>
       </w:r>
       <w:r>
         <w:fldChar w:fldCharType="separate"/>
@@ -1624,7 +1632,7 @@
         <w:fldChar w:fldCharType="begin"/>
       </w:r>
       <w:r>
-        <w:instrText xml:space="preserve"> HYPERLINK \l _Toc321 </w:instrText>
+        <w:instrText xml:space="preserve"> HYPERLINK \l _Toc1501 </w:instrText>
       </w:r>
       <w:r>
         <w:fldChar w:fldCharType="separate"/>
@@ -1639,7 +1647,7 @@
         <w:fldChar w:fldCharType="begin"/>
       </w:r>
       <w:r>
-        <w:instrText xml:space="preserve"> PAGEREF _Toc321 \h </w:instrText>
+        <w:instrText xml:space="preserve"> PAGEREF _Toc1501 \h </w:instrText>
       </w:r>
       <w:r>
         <w:fldChar w:fldCharType="separate"/>
@@ -1665,7 +1673,7 @@
         <w:fldChar w:fldCharType="begin"/>
       </w:r>
       <w:r>
-        <w:instrText xml:space="preserve"> HYPERLINK \l _Toc177 </w:instrText>
+        <w:instrText xml:space="preserve"> HYPERLINK \l _Toc21130 </w:instrText>
       </w:r>
       <w:r>
         <w:fldChar w:fldCharType="separate"/>
@@ -1680,7 +1688,7 @@
         <w:fldChar w:fldCharType="begin"/>
       </w:r>
       <w:r>
-        <w:instrText xml:space="preserve"> PAGEREF _Toc177 \h </w:instrText>
+        <w:instrText xml:space="preserve"> PAGEREF _Toc21130 \h </w:instrText>
       </w:r>
       <w:r>
         <w:fldChar w:fldCharType="separate"/>
@@ -1706,7 +1714,7 @@
         <w:fldChar w:fldCharType="begin"/>
       </w:r>
       <w:r>
-        <w:instrText xml:space="preserve"> HYPERLINK \l _Toc21677 </w:instrText>
+        <w:instrText xml:space="preserve"> HYPERLINK \l _Toc2006 </w:instrText>
       </w:r>
       <w:r>
         <w:fldChar w:fldCharType="separate"/>
@@ -1721,7 +1729,7 @@
         <w:fldChar w:fldCharType="begin"/>
       </w:r>
       <w:r>
-        <w:instrText xml:space="preserve"> PAGEREF _Toc21677 \h </w:instrText>
+        <w:instrText xml:space="preserve"> PAGEREF _Toc2006 \h </w:instrText>
       </w:r>
       <w:r>
         <w:fldChar w:fldCharType="separate"/>
@@ -1747,7 +1755,7 @@
         <w:fldChar w:fldCharType="begin"/>
       </w:r>
       <w:r>
-        <w:instrText xml:space="preserve"> HYPERLINK \l _Toc30659 </w:instrText>
+        <w:instrText xml:space="preserve"> HYPERLINK \l _Toc3310 </w:instrText>
       </w:r>
       <w:r>
         <w:fldChar w:fldCharType="separate"/>
@@ -1762,7 +1770,7 @@
         <w:fldChar w:fldCharType="begin"/>
       </w:r>
       <w:r>
-        <w:instrText xml:space="preserve"> PAGEREF _Toc30659 \h </w:instrText>
+        <w:instrText xml:space="preserve"> PAGEREF _Toc3310 \h </w:instrText>
       </w:r>
       <w:r>
         <w:fldChar w:fldCharType="separate"/>
@@ -1788,7 +1796,7 @@
         <w:fldChar w:fldCharType="begin"/>
       </w:r>
       <w:r>
-        <w:instrText xml:space="preserve"> HYPERLINK \l _Toc12178 </w:instrText>
+        <w:instrText xml:space="preserve"> HYPERLINK \l _Toc27101 </w:instrText>
       </w:r>
       <w:r>
         <w:fldChar w:fldCharType="separate"/>
@@ -1803,7 +1811,7 @@
         <w:fldChar w:fldCharType="begin"/>
       </w:r>
       <w:r>
-        <w:instrText xml:space="preserve"> PAGEREF _Toc12178 \h </w:instrText>
+        <w:instrText xml:space="preserve"> PAGEREF _Toc27101 \h </w:instrText>
       </w:r>
       <w:r>
         <w:fldChar w:fldCharType="separate"/>
@@ -1829,7 +1837,7 @@
         <w:fldChar w:fldCharType="begin"/>
       </w:r>
       <w:r>
-        <w:instrText xml:space="preserve"> HYPERLINK \l _Toc27229 </w:instrText>
+        <w:instrText xml:space="preserve"> HYPERLINK \l _Toc15574 </w:instrText>
       </w:r>
       <w:r>
         <w:fldChar w:fldCharType="separate"/>
@@ -1844,7 +1852,7 @@
         <w:fldChar w:fldCharType="begin"/>
       </w:r>
       <w:r>
-        <w:instrText xml:space="preserve"> PAGEREF _Toc27229 \h </w:instrText>
+        <w:instrText xml:space="preserve"> PAGEREF _Toc15574 \h </w:instrText>
       </w:r>
       <w:r>
         <w:fldChar w:fldCharType="separate"/>
@@ -1870,7 +1878,7 @@
         <w:fldChar w:fldCharType="begin"/>
       </w:r>
       <w:r>
-        <w:instrText xml:space="preserve"> HYPERLINK \l _Toc771 </w:instrText>
+        <w:instrText xml:space="preserve"> HYPERLINK \l _Toc15180 </w:instrText>
       </w:r>
       <w:r>
         <w:fldChar w:fldCharType="separate"/>
@@ -1885,7 +1893,7 @@
         <w:fldChar w:fldCharType="begin"/>
       </w:r>
       <w:r>
-        <w:instrText xml:space="preserve"> PAGEREF _Toc771 \h </w:instrText>
+        <w:instrText xml:space="preserve"> PAGEREF _Toc15180 \h </w:instrText>
       </w:r>
       <w:r>
         <w:fldChar w:fldCharType="separate"/>
@@ -1911,7 +1919,7 @@
         <w:fldChar w:fldCharType="begin"/>
       </w:r>
       <w:r>
-        <w:instrText xml:space="preserve"> HYPERLINK \l _Toc20204 </w:instrText>
+        <w:instrText xml:space="preserve"> HYPERLINK \l _Toc31674 </w:instrText>
       </w:r>
       <w:r>
         <w:fldChar w:fldCharType="separate"/>
@@ -1926,7 +1934,48 @@
         <w:fldChar w:fldCharType="begin"/>
       </w:r>
       <w:r>
-        <w:instrText xml:space="preserve"> PAGEREF _Toc20204 \h </w:instrText>
+        <w:instrText xml:space="preserve"> PAGEREF _Toc31674 \h </w:instrText>
+      </w:r>
+      <w:r>
+        <w:fldChar w:fldCharType="separate"/>
+      </w:r>
+      <w:r>
+        <w:t>21</w:t>
+      </w:r>
+      <w:r>
+        <w:fldChar w:fldCharType="end"/>
+      </w:r>
+      <w:r>
+        <w:fldChar w:fldCharType="end"/>
+      </w:r>
+    </w:p>
+    <w:p>
+      <w:pPr>
+        <w:pStyle w:val="38"/>
+        <w:tabs>
+          <w:tab w:val="right" w:leader="dot" w:pos="9412"/>
+        </w:tabs>
+      </w:pPr>
+      <w:r>
+        <w:fldChar w:fldCharType="begin"/>
+      </w:r>
+      <w:r>
+        <w:instrText xml:space="preserve"> HYPERLINK \l _Toc24878 </w:instrText>
+      </w:r>
+      <w:r>
+        <w:fldChar w:fldCharType="separate"/>
+      </w:r>
+      <w:r>
+        <w:t>6.13 Informal check with images from the web</w:t>
+      </w:r>
+      <w:r>
+        <w:tab/>
+      </w:r>
+      <w:r>
+        <w:fldChar w:fldCharType="begin"/>
+      </w:r>
+      <w:r>
+        <w:instrText xml:space="preserve"> PAGEREF _Toc24878 \h </w:instrText>
       </w:r>
       <w:r>
         <w:fldChar w:fldCharType="separate"/>
@@ -1952,7 +2001,7 @@
         <w:fldChar w:fldCharType="begin"/>
       </w:r>
       <w:r>
-        <w:instrText xml:space="preserve"> HYPERLINK \l _Toc5846 </w:instrText>
+        <w:instrText xml:space="preserve"> HYPERLINK \l _Toc28170 </w:instrText>
       </w:r>
       <w:r>
         <w:fldChar w:fldCharType="separate"/>
@@ -1967,13 +2016,13 @@
         <w:fldChar w:fldCharType="begin"/>
       </w:r>
       <w:r>
-        <w:instrText xml:space="preserve"> PAGEREF _Toc5846 \h </w:instrText>
+        <w:instrText xml:space="preserve"> PAGEREF _Toc28170 \h </w:instrText>
       </w:r>
       <w:r>
         <w:fldChar w:fldCharType="separate"/>
       </w:r>
       <w:r>
-        <w:t>21</w:t>
+        <w:t>22</w:t>
       </w:r>
       <w:r>
         <w:fldChar w:fldCharType="end"/>
@@ -1993,7 +2042,7 @@
         <w:fldChar w:fldCharType="begin"/>
       </w:r>
       <w:r>
-        <w:instrText xml:space="preserve"> HYPERLINK \l _Toc13470 </w:instrText>
+        <w:instrText xml:space="preserve"> HYPERLINK \l _Toc15232 </w:instrText>
       </w:r>
       <w:r>
         <w:fldChar w:fldCharType="separate"/>
@@ -2008,13 +2057,13 @@
         <w:fldChar w:fldCharType="begin"/>
       </w:r>
       <w:r>
-        <w:instrText xml:space="preserve"> PAGEREF _Toc13470 \h </w:instrText>
+        <w:instrText xml:space="preserve"> PAGEREF _Toc15232 \h </w:instrText>
       </w:r>
       <w:r>
         <w:fldChar w:fldCharType="separate"/>
       </w:r>
       <w:r>
-        <w:t>21</w:t>
+        <w:t>22</w:t>
       </w:r>
       <w:r>
         <w:fldChar w:fldCharType="end"/>
@@ -2034,7 +2083,7 @@
         <w:fldChar w:fldCharType="begin"/>
       </w:r>
       <w:r>
-        <w:instrText xml:space="preserve"> HYPERLINK \l _Toc20836 </w:instrText>
+        <w:instrText xml:space="preserve"> HYPERLINK \l _Toc13294 </w:instrText>
       </w:r>
       <w:r>
         <w:fldChar w:fldCharType="separate"/>
@@ -2049,13 +2098,13 @@
         <w:fldChar w:fldCharType="begin"/>
       </w:r>
       <w:r>
-        <w:instrText xml:space="preserve"> PAGEREF _Toc20836 \h </w:instrText>
+        <w:instrText xml:space="preserve"> PAGEREF _Toc13294 \h </w:instrText>
       </w:r>
       <w:r>
         <w:fldChar w:fldCharType="separate"/>
       </w:r>
       <w:r>
-        <w:t>22</w:t>
+        <w:t>23</w:t>
       </w:r>
       <w:r>
         <w:fldChar w:fldCharType="end"/>
@@ -2075,7 +2124,7 @@
         <w:fldChar w:fldCharType="begin"/>
       </w:r>
       <w:r>
-        <w:instrText xml:space="preserve"> HYPERLINK \l _Toc21671 </w:instrText>
+        <w:instrText xml:space="preserve"> HYPERLINK \l _Toc12641 </w:instrText>
       </w:r>
       <w:r>
         <w:fldChar w:fldCharType="separate"/>
@@ -2090,13 +2139,13 @@
         <w:fldChar w:fldCharType="begin"/>
       </w:r>
       <w:r>
-        <w:instrText xml:space="preserve"> PAGEREF _Toc21671 \h </w:instrText>
+        <w:instrText xml:space="preserve"> PAGEREF _Toc12641 \h </w:instrText>
       </w:r>
       <w:r>
         <w:fldChar w:fldCharType="separate"/>
       </w:r>
       <w:r>
-        <w:t>22</w:t>
+        <w:t>23</w:t>
       </w:r>
       <w:r>
         <w:fldChar w:fldCharType="end"/>
@@ -2116,7 +2165,7 @@
         <w:fldChar w:fldCharType="begin"/>
       </w:r>
       <w:r>
-        <w:instrText xml:space="preserve"> HYPERLINK \l _Toc19021 </w:instrText>
+        <w:instrText xml:space="preserve"> HYPERLINK \l _Toc10558 </w:instrText>
       </w:r>
       <w:r>
         <w:fldChar w:fldCharType="separate"/>
@@ -2131,7 +2180,7 @@
         <w:fldChar w:fldCharType="begin"/>
       </w:r>
       <w:r>
-        <w:instrText xml:space="preserve"> PAGEREF _Toc19021 \h </w:instrText>
+        <w:instrText xml:space="preserve"> PAGEREF _Toc10558 \h </w:instrText>
       </w:r>
       <w:r>
         <w:fldChar w:fldCharType="separate"/>
@@ -2157,7 +2206,7 @@
         <w:fldChar w:fldCharType="begin"/>
       </w:r>
       <w:r>
-        <w:instrText xml:space="preserve"> HYPERLINK \l _Toc1660 </w:instrText>
+        <w:instrText xml:space="preserve"> HYPERLINK \l _Toc17338 </w:instrText>
       </w:r>
       <w:r>
         <w:fldChar w:fldCharType="separate"/>
@@ -2172,13 +2221,13 @@
         <w:fldChar w:fldCharType="begin"/>
       </w:r>
       <w:r>
-        <w:instrText xml:space="preserve"> PAGEREF _Toc1660 \h </w:instrText>
+        <w:instrText xml:space="preserve"> PAGEREF _Toc17338 \h </w:instrText>
       </w:r>
       <w:r>
         <w:fldChar w:fldCharType="separate"/>
       </w:r>
       <w:r>
-        <w:t>24</w:t>
+        <w:t>25</w:t>
       </w:r>
       <w:r>
         <w:fldChar w:fldCharType="end"/>
@@ -2198,7 +2247,7 @@
         <w:fldChar w:fldCharType="begin"/>
       </w:r>
       <w:r>
-        <w:instrText xml:space="preserve"> HYPERLINK \l _Toc26688 </w:instrText>
+        <w:instrText xml:space="preserve"> HYPERLINK \l _Toc13826 </w:instrText>
       </w:r>
       <w:r>
         <w:fldChar w:fldCharType="separate"/>
@@ -2213,7 +2262,7 @@
         <w:fldChar w:fldCharType="begin"/>
       </w:r>
       <w:r>
-        <w:instrText xml:space="preserve"> PAGEREF _Toc26688 \h </w:instrText>
+        <w:instrText xml:space="preserve"> PAGEREF _Toc13826 \h </w:instrText>
       </w:r>
       <w:r>
         <w:fldChar w:fldCharType="separate"/>
@@ -2239,7 +2288,7 @@
         <w:fldChar w:fldCharType="begin"/>
       </w:r>
       <w:r>
-        <w:instrText xml:space="preserve"> HYPERLINK \l _Toc30449 </w:instrText>
+        <w:instrText xml:space="preserve"> HYPERLINK \l _Toc547 </w:instrText>
       </w:r>
       <w:r>
         <w:fldChar w:fldCharType="separate"/>
@@ -2254,13 +2303,13 @@
         <w:fldChar w:fldCharType="begin"/>
       </w:r>
       <w:r>
-        <w:instrText xml:space="preserve"> PAGEREF _Toc30449 \h </w:instrText>
+        <w:instrText xml:space="preserve"> PAGEREF _Toc547 \h </w:instrText>
       </w:r>
       <w:r>
         <w:fldChar w:fldCharType="separate"/>
       </w:r>
       <w:r>
-        <w:t>25</w:t>
+        <w:t>26</w:t>
       </w:r>
       <w:r>
         <w:fldChar w:fldCharType="end"/>
@@ -2280,7 +2329,7 @@
         <w:fldChar w:fldCharType="begin"/>
       </w:r>
       <w:r>
-        <w:instrText xml:space="preserve"> HYPERLINK \l _Toc2582 </w:instrText>
+        <w:instrText xml:space="preserve"> HYPERLINK \l _Toc15424 </w:instrText>
       </w:r>
       <w:r>
         <w:fldChar w:fldCharType="separate"/>
@@ -2295,13 +2344,13 @@
         <w:fldChar w:fldCharType="begin"/>
       </w:r>
       <w:r>
-        <w:instrText xml:space="preserve"> PAGEREF _Toc2582 \h </w:instrText>
+        <w:instrText xml:space="preserve"> PAGEREF _Toc15424 \h </w:instrText>
       </w:r>
       <w:r>
         <w:fldChar w:fldCharType="separate"/>
       </w:r>
       <w:r>
-        <w:t>25</w:t>
+        <w:t>26</w:t>
       </w:r>
       <w:r>
         <w:fldChar w:fldCharType="end"/>
@@ -2321,7 +2370,7 @@
         <w:fldChar w:fldCharType="begin"/>
       </w:r>
       <w:r>
-        <w:instrText xml:space="preserve"> HYPERLINK \l _Toc16749 </w:instrText>
+        <w:instrText xml:space="preserve"> HYPERLINK \l _Toc23579 </w:instrText>
       </w:r>
       <w:r>
         <w:fldChar w:fldCharType="separate"/>
@@ -2336,13 +2385,13 @@
         <w:fldChar w:fldCharType="begin"/>
       </w:r>
       <w:r>
-        <w:instrText xml:space="preserve"> PAGEREF _Toc16749 \h </w:instrText>
+        <w:instrText xml:space="preserve"> PAGEREF _Toc23579 \h </w:instrText>
       </w:r>
       <w:r>
         <w:fldChar w:fldCharType="separate"/>
       </w:r>
       <w:r>
-        <w:t>25</w:t>
+        <w:t>26</w:t>
       </w:r>
       <w:r>
         <w:fldChar w:fldCharType="end"/>
@@ -2362,7 +2411,7 @@
         <w:fldChar w:fldCharType="begin"/>
       </w:r>
       <w:r>
-        <w:instrText xml:space="preserve"> HYPERLINK \l _Toc32199 </w:instrText>
+        <w:instrText xml:space="preserve"> HYPERLINK \l _Toc21726 </w:instrText>
       </w:r>
       <w:r>
         <w:fldChar w:fldCharType="separate"/>
@@ -2377,13 +2426,13 @@
         <w:fldChar w:fldCharType="begin"/>
       </w:r>
       <w:r>
-        <w:instrText xml:space="preserve"> PAGEREF _Toc32199 \h </w:instrText>
+        <w:instrText xml:space="preserve"> PAGEREF _Toc21726 \h </w:instrText>
       </w:r>
       <w:r>
         <w:fldChar w:fldCharType="separate"/>
       </w:r>
       <w:r>
-        <w:t>26</w:t>
+        <w:t>27</w:t>
       </w:r>
       <w:r>
         <w:fldChar w:fldCharType="end"/>
@@ -2403,7 +2452,7 @@
         <w:fldChar w:fldCharType="begin"/>
       </w:r>
       <w:r>
-        <w:instrText xml:space="preserve"> HYPERLINK \l _Toc17290 </w:instrText>
+        <w:instrText xml:space="preserve"> HYPERLINK \l _Toc22730 </w:instrText>
       </w:r>
       <w:r>
         <w:fldChar w:fldCharType="separate"/>
@@ -2418,13 +2467,13 @@
         <w:fldChar w:fldCharType="begin"/>
       </w:r>
       <w:r>
-        <w:instrText xml:space="preserve"> PAGEREF _Toc17290 \h </w:instrText>
+        <w:instrText xml:space="preserve"> PAGEREF _Toc22730 \h </w:instrText>
       </w:r>
       <w:r>
         <w:fldChar w:fldCharType="separate"/>
       </w:r>
       <w:r>
-        <w:t>26</w:t>
+        <w:t>27</w:t>
       </w:r>
       <w:r>
         <w:fldChar w:fldCharType="end"/>
@@ -2444,7 +2493,7 @@
         <w:fldChar w:fldCharType="begin"/>
       </w:r>
       <w:r>
-        <w:instrText xml:space="preserve"> HYPERLINK \l _Toc23551 </w:instrText>
+        <w:instrText xml:space="preserve"> HYPERLINK \l _Toc23772 </w:instrText>
       </w:r>
       <w:r>
         <w:fldChar w:fldCharType="separate"/>
@@ -2459,13 +2508,13 @@
         <w:fldChar w:fldCharType="begin"/>
       </w:r>
       <w:r>
-        <w:instrText xml:space="preserve"> PAGEREF _Toc23551 \h </w:instrText>
+        <w:instrText xml:space="preserve"> PAGEREF _Toc23772 \h </w:instrText>
       </w:r>
       <w:r>
         <w:fldChar w:fldCharType="separate"/>
       </w:r>
       <w:r>
-        <w:t>26</w:t>
+        <w:t>27</w:t>
       </w:r>
       <w:r>
         <w:fldChar w:fldCharType="end"/>
@@ -2485,7 +2534,7 @@
         <w:fldChar w:fldCharType="begin"/>
       </w:r>
       <w:r>
-        <w:instrText xml:space="preserve"> HYPERLINK \l _Toc1750 </w:instrText>
+        <w:instrText xml:space="preserve"> HYPERLINK \l _Toc20951 </w:instrText>
       </w:r>
       <w:r>
         <w:fldChar w:fldCharType="separate"/>
@@ -2500,7 +2549,7 @@
         <w:fldChar w:fldCharType="begin"/>
       </w:r>
       <w:r>
-        <w:instrText xml:space="preserve"> PAGEREF _Toc1750 \h </w:instrText>
+        <w:instrText xml:space="preserve"> PAGEREF _Toc20951 \h </w:instrText>
       </w:r>
       <w:r>
         <w:fldChar w:fldCharType="separate"/>
@@ -2526,7 +2575,7 @@
         <w:fldChar w:fldCharType="begin"/>
       </w:r>
       <w:r>
-        <w:instrText xml:space="preserve"> HYPERLINK \l _Toc21852 </w:instrText>
+        <w:instrText xml:space="preserve"> HYPERLINK \l _Toc7488 </w:instrText>
       </w:r>
       <w:r>
         <w:fldChar w:fldCharType="separate"/>
@@ -2541,13 +2590,13 @@
         <w:fldChar w:fldCharType="begin"/>
       </w:r>
       <w:r>
-        <w:instrText xml:space="preserve"> PAGEREF _Toc21852 \h </w:instrText>
+        <w:instrText xml:space="preserve"> PAGEREF _Toc7488 \h </w:instrText>
       </w:r>
       <w:r>
         <w:fldChar w:fldCharType="separate"/>
       </w:r>
       <w:r>
-        <w:t>27</w:t>
+        <w:t>28</w:t>
       </w:r>
       <w:r>
         <w:fldChar w:fldCharType="end"/>
@@ -2567,7 +2616,7 @@
         <w:fldChar w:fldCharType="begin"/>
       </w:r>
       <w:r>
-        <w:instrText xml:space="preserve"> HYPERLINK \l _Toc14747 </w:instrText>
+        <w:instrText xml:space="preserve"> HYPERLINK \l _Toc29229 </w:instrText>
       </w:r>
       <w:r>
         <w:fldChar w:fldCharType="separate"/>
@@ -2582,13 +2631,13 @@
         <w:fldChar w:fldCharType="begin"/>
       </w:r>
       <w:r>
-        <w:instrText xml:space="preserve"> PAGEREF _Toc14747 \h </w:instrText>
+        <w:instrText xml:space="preserve"> PAGEREF _Toc29229 \h </w:instrText>
       </w:r>
       <w:r>
         <w:fldChar w:fldCharType="separate"/>
       </w:r>
       <w:r>
-        <w:t>27</w:t>
+        <w:t>28</w:t>
       </w:r>
       <w:r>
         <w:fldChar w:fldCharType="end"/>
@@ -2608,7 +2657,7 @@
         <w:fldChar w:fldCharType="begin"/>
       </w:r>
       <w:r>
-        <w:instrText xml:space="preserve"> HYPERLINK \l _Toc9884 </w:instrText>
+        <w:instrText xml:space="preserve"> HYPERLINK \l _Toc27483 </w:instrText>
       </w:r>
       <w:r>
         <w:fldChar w:fldCharType="separate"/>
@@ -2623,7 +2672,7 @@
         <w:fldChar w:fldCharType="begin"/>
       </w:r>
       <w:r>
-        <w:instrText xml:space="preserve"> PAGEREF _Toc9884 \h </w:instrText>
+        <w:instrText xml:space="preserve"> PAGEREF _Toc27483 \h </w:instrText>
       </w:r>
       <w:r>
         <w:fldChar w:fldCharType="separate"/>
@@ -2649,7 +2698,7 @@
         <w:fldChar w:fldCharType="begin"/>
       </w:r>
       <w:r>
-        <w:instrText xml:space="preserve"> HYPERLINK \l _Toc14031 </w:instrText>
+        <w:instrText xml:space="preserve"> HYPERLINK \l _Toc32670 </w:instrText>
       </w:r>
       <w:r>
         <w:fldChar w:fldCharType="separate"/>
@@ -2664,7 +2713,7 @@
         <w:fldChar w:fldCharType="begin"/>
       </w:r>
       <w:r>
-        <w:instrText xml:space="preserve"> PAGEREF _Toc14031 \h </w:instrText>
+        <w:instrText xml:space="preserve"> PAGEREF _Toc32670 \h </w:instrText>
       </w:r>
       <w:r>
         <w:fldChar w:fldCharType="separate"/>
@@ -2690,7 +2739,7 @@
         <w:fldChar w:fldCharType="begin"/>
       </w:r>
       <w:r>
-        <w:instrText xml:space="preserve"> HYPERLINK \l _Toc21318 </w:instrText>
+        <w:instrText xml:space="preserve"> HYPERLINK \l _Toc19549 </w:instrText>
       </w:r>
       <w:r>
         <w:fldChar w:fldCharType="separate"/>
@@ -2705,7 +2754,7 @@
         <w:fldChar w:fldCharType="begin"/>
       </w:r>
       <w:r>
-        <w:instrText xml:space="preserve"> PAGEREF _Toc21318 \h </w:instrText>
+        <w:instrText xml:space="preserve"> PAGEREF _Toc19549 \h </w:instrText>
       </w:r>
       <w:r>
         <w:fldChar w:fldCharType="separate"/>
@@ -2731,7 +2780,7 @@
         <w:fldChar w:fldCharType="begin"/>
       </w:r>
       <w:r>
-        <w:instrText xml:space="preserve"> HYPERLINK \l _Toc24220 </w:instrText>
+        <w:instrText xml:space="preserve"> HYPERLINK \l _Toc28345 </w:instrText>
       </w:r>
       <w:r>
         <w:fldChar w:fldCharType="separate"/>
@@ -2746,13 +2795,13 @@
         <w:fldChar w:fldCharType="begin"/>
       </w:r>
       <w:r>
-        <w:instrText xml:space="preserve"> PAGEREF _Toc24220 \h </w:instrText>
+        <w:instrText xml:space="preserve"> PAGEREF _Toc28345 \h </w:instrText>
       </w:r>
       <w:r>
         <w:fldChar w:fldCharType="separate"/>
       </w:r>
       <w:r>
-        <w:t>29</w:t>
+        <w:t>30</w:t>
       </w:r>
       <w:r>
         <w:fldChar w:fldCharType="end"/>
@@ -2772,7 +2821,7 @@
         <w:fldChar w:fldCharType="begin"/>
       </w:r>
       <w:r>
-        <w:instrText xml:space="preserve"> HYPERLINK \l _Toc662 </w:instrText>
+        <w:instrText xml:space="preserve"> HYPERLINK \l _Toc15946 </w:instrText>
       </w:r>
       <w:r>
         <w:fldChar w:fldCharType="separate"/>
@@ -2787,13 +2836,13 @@
         <w:fldChar w:fldCharType="begin"/>
       </w:r>
       <w:r>
-        <w:instrText xml:space="preserve"> PAGEREF _Toc662 \h </w:instrText>
+        <w:instrText xml:space="preserve"> PAGEREF _Toc15946 \h </w:instrText>
       </w:r>
       <w:r>
         <w:fldChar w:fldCharType="separate"/>
       </w:r>
       <w:r>
-        <w:t>29</w:t>
+        <w:t>30</w:t>
       </w:r>
       <w:r>
         <w:fldChar w:fldCharType="end"/>
@@ -2813,7 +2862,7 @@
         <w:fldChar w:fldCharType="begin"/>
       </w:r>
       <w:r>
-        <w:instrText xml:space="preserve"> HYPERLINK \l _Toc19495 </w:instrText>
+        <w:instrText xml:space="preserve"> HYPERLINK \l _Toc31323 </w:instrText>
       </w:r>
       <w:r>
         <w:fldChar w:fldCharType="separate"/>
@@ -2828,7 +2877,7 @@
         <w:fldChar w:fldCharType="begin"/>
       </w:r>
       <w:r>
-        <w:instrText xml:space="preserve"> PAGEREF _Toc19495 \h </w:instrText>
+        <w:instrText xml:space="preserve"> PAGEREF _Toc31323 \h </w:instrText>
       </w:r>
       <w:r>
         <w:fldChar w:fldCharType="separate"/>
@@ -2854,7 +2903,7 @@
         <w:fldChar w:fldCharType="begin"/>
       </w:r>
       <w:r>
-        <w:instrText xml:space="preserve"> HYPERLINK \l _Toc30889 </w:instrText>
+        <w:instrText xml:space="preserve"> HYPERLINK \l _Toc6603 </w:instrText>
       </w:r>
       <w:r>
         <w:fldChar w:fldCharType="separate"/>
@@ -2869,7 +2918,7 @@
         <w:fldChar w:fldCharType="begin"/>
       </w:r>
       <w:r>
-        <w:instrText xml:space="preserve"> PAGEREF _Toc30889 \h </w:instrText>
+        <w:instrText xml:space="preserve"> PAGEREF _Toc6603 \h </w:instrText>
       </w:r>
       <w:r>
         <w:fldChar w:fldCharType="separate"/>
@@ -2895,7 +2944,7 @@
         <w:fldChar w:fldCharType="begin"/>
       </w:r>
       <w:r>
-        <w:instrText xml:space="preserve"> HYPERLINK \l _Toc6773 </w:instrText>
+        <w:instrText xml:space="preserve"> HYPERLINK \l _Toc1217 </w:instrText>
       </w:r>
       <w:r>
         <w:fldChar w:fldCharType="separate"/>
@@ -2910,13 +2959,13 @@
         <w:fldChar w:fldCharType="begin"/>
       </w:r>
       <w:r>
-        <w:instrText xml:space="preserve"> PAGEREF _Toc6773 \h </w:instrText>
+        <w:instrText xml:space="preserve"> PAGEREF _Toc1217 \h </w:instrText>
       </w:r>
       <w:r>
         <w:fldChar w:fldCharType="separate"/>
       </w:r>
       <w:r>
-        <w:t>31</w:t>
+        <w:t>32</w:t>
       </w:r>
       <w:r>
         <w:fldChar w:fldCharType="end"/>
@@ -2936,7 +2985,7 @@
         <w:fldChar w:fldCharType="begin"/>
       </w:r>
       <w:r>
-        <w:instrText xml:space="preserve"> HYPERLINK \l _Toc13894 </w:instrText>
+        <w:instrText xml:space="preserve"> HYPERLINK \l _Toc23421 </w:instrText>
       </w:r>
       <w:r>
         <w:fldChar w:fldCharType="separate"/>
@@ -2951,13 +3000,13 @@
         <w:fldChar w:fldCharType="begin"/>
       </w:r>
       <w:r>
-        <w:instrText xml:space="preserve"> PAGEREF _Toc13894 \h </w:instrText>
+        <w:instrText xml:space="preserve"> PAGEREF _Toc23421 \h </w:instrText>
       </w:r>
       <w:r>
         <w:fldChar w:fldCharType="separate"/>
       </w:r>
       <w:r>
-        <w:t>31</w:t>
+        <w:t>32</w:t>
       </w:r>
       <w:r>
         <w:fldChar w:fldCharType="end"/>
@@ -2977,7 +3026,7 @@
         <w:fldChar w:fldCharType="begin"/>
       </w:r>
       <w:r>
-        <w:instrText xml:space="preserve"> HYPERLINK \l _Toc14759 </w:instrText>
+        <w:instrText xml:space="preserve"> HYPERLINK \l _Toc30241 </w:instrText>
       </w:r>
       <w:r>
         <w:fldChar w:fldCharType="separate"/>
@@ -2992,13 +3041,13 @@
         <w:fldChar w:fldCharType="begin"/>
       </w:r>
       <w:r>
-        <w:instrText xml:space="preserve"> PAGEREF _Toc14759 \h </w:instrText>
+        <w:instrText xml:space="preserve"> PAGEREF _Toc30241 \h </w:instrText>
       </w:r>
       <w:r>
         <w:fldChar w:fldCharType="separate"/>
       </w:r>
       <w:r>
-        <w:t>32</w:t>
+        <w:t>33</w:t>
       </w:r>
       <w:r>
         <w:fldChar w:fldCharType="end"/>
@@ -3018,7 +3067,7 @@
         <w:fldChar w:fldCharType="begin"/>
       </w:r>
       <w:r>
-        <w:instrText xml:space="preserve"> HYPERLINK \l _Toc23477 </w:instrText>
+        <w:instrText xml:space="preserve"> HYPERLINK \l _Toc22686 </w:instrText>
       </w:r>
       <w:r>
         <w:fldChar w:fldCharType="separate"/>
@@ -3033,13 +3082,13 @@
         <w:fldChar w:fldCharType="begin"/>
       </w:r>
       <w:r>
-        <w:instrText xml:space="preserve"> PAGEREF _Toc23477 \h </w:instrText>
+        <w:instrText xml:space="preserve"> PAGEREF _Toc22686 \h </w:instrText>
       </w:r>
       <w:r>
         <w:fldChar w:fldCharType="separate"/>
       </w:r>
       <w:r>
-        <w:t>32</w:t>
+        <w:t>33</w:t>
       </w:r>
       <w:r>
         <w:fldChar w:fldCharType="end"/>
@@ -3059,7 +3108,7 @@
         <w:fldChar w:fldCharType="begin"/>
       </w:r>
       <w:r>
-        <w:instrText xml:space="preserve"> HYPERLINK \l _Toc7907 </w:instrText>
+        <w:instrText xml:space="preserve"> HYPERLINK \l _Toc11542 </w:instrText>
       </w:r>
       <w:r>
         <w:fldChar w:fldCharType="separate"/>
@@ -3074,13 +3123,13 @@
         <w:fldChar w:fldCharType="begin"/>
       </w:r>
       <w:r>
-        <w:instrText xml:space="preserve"> PAGEREF _Toc7907 \h </w:instrText>
+        <w:instrText xml:space="preserve"> PAGEREF _Toc11542 \h </w:instrText>
       </w:r>
       <w:r>
         <w:fldChar w:fldCharType="separate"/>
       </w:r>
       <w:r>
-        <w:t>32</w:t>
+        <w:t>33</w:t>
       </w:r>
       <w:r>
         <w:fldChar w:fldCharType="end"/>
@@ -3100,7 +3149,7 @@
         <w:fldChar w:fldCharType="begin"/>
       </w:r>
       <w:r>
-        <w:instrText xml:space="preserve"> HYPERLINK \l _Toc3970 </w:instrText>
+        <w:instrText xml:space="preserve"> HYPERLINK \l _Toc16979 </w:instrText>
       </w:r>
       <w:r>
         <w:fldChar w:fldCharType="separate"/>
@@ -3115,13 +3164,13 @@
         <w:fldChar w:fldCharType="begin"/>
       </w:r>
       <w:r>
-        <w:instrText xml:space="preserve"> PAGEREF _Toc3970 \h </w:instrText>
+        <w:instrText xml:space="preserve"> PAGEREF _Toc16979 \h </w:instrText>
       </w:r>
       <w:r>
         <w:fldChar w:fldCharType="separate"/>
       </w:r>
       <w:r>
-        <w:t>33</w:t>
+        <w:t>34</w:t>
       </w:r>
       <w:r>
         <w:fldChar w:fldCharType="end"/>
@@ -3140,7 +3189,7 @@
         <w:pStyle w:val="2"/>
         <w:pageBreakBefore/>
       </w:pPr>
-      <w:bookmarkStart w:id="0" w:name="_Toc13185"/>
+      <w:bookmarkStart w:id="0" w:name="_Toc10838"/>
       <w:r>
         <w:t>1. Executive summary</w:t>
       </w:r>
@@ -3205,6 +3254,12 @@
             <w:insideH w:val="single" w:color="D9C3CC" w:sz="4" w:space="0"/>
             <w:insideV w:val="single" w:color="D9C3CC" w:sz="4" w:space="0"/>
           </w:tblBorders>
+          <w:tblCellMar>
+            <w:top w:w="50" w:type="dxa"/>
+            <w:left w:w="90" w:type="dxa"/>
+            <w:bottom w:w="50" w:type="dxa"/>
+            <w:right w:w="90" w:type="dxa"/>
+          </w:tblCellMar>
         </w:tblPrEx>
         <w:trPr>
           <w:tblHeader/>
@@ -4119,7 +4174,7 @@
         <w:pStyle w:val="2"/>
         <w:pageBreakBefore w:val="0"/>
       </w:pPr>
-      <w:bookmarkStart w:id="1" w:name="_Toc1868"/>
+      <w:bookmarkStart w:id="1" w:name="_Toc29466"/>
       <w:r>
         <w:t>2. Project background and scope</w:t>
       </w:r>
@@ -4205,7 +4260,7 @@
         <w:pStyle w:val="2"/>
         <w:pageBreakBefore w:val="0"/>
       </w:pPr>
-      <w:bookmarkStart w:id="2" w:name="_Toc29416"/>
+      <w:bookmarkStart w:id="2" w:name="_Toc25681"/>
       <w:r>
         <w:t>3. System architecture</w:t>
       </w:r>
@@ -4215,7 +4270,7 @@
       <w:pPr>
         <w:pStyle w:val="3"/>
       </w:pPr>
-      <w:bookmarkStart w:id="3" w:name="_Toc26767"/>
+      <w:bookmarkStart w:id="3" w:name="_Toc1171"/>
       <w:r>
         <w:t>3.1 Overview</w:t>
       </w:r>
@@ -4763,7 +4818,7 @@
       <w:pPr>
         <w:pStyle w:val="3"/>
       </w:pPr>
-      <w:bookmarkStart w:id="4" w:name="_Toc21978"/>
+      <w:bookmarkStart w:id="4" w:name="_Toc1223"/>
       <w:r>
         <w:t>3.2 What happens when a user taps a button</w:t>
       </w:r>
@@ -4925,7 +4980,7 @@
       <w:pPr>
         <w:pStyle w:val="3"/>
       </w:pPr>
-      <w:bookmarkStart w:id="5" w:name="_Toc31779"/>
+      <w:bookmarkStart w:id="5" w:name="_Toc27439"/>
       <w:r>
         <w:t>3.3 API reference</w:t>
       </w:r>
@@ -4990,6 +5045,12 @@
             <w:insideH w:val="single" w:color="D9C3CC" w:sz="4" w:space="0"/>
             <w:insideV w:val="single" w:color="D9C3CC" w:sz="4" w:space="0"/>
           </w:tblBorders>
+          <w:tblCellMar>
+            <w:top w:w="50" w:type="dxa"/>
+            <w:left w:w="90" w:type="dxa"/>
+            <w:bottom w:w="50" w:type="dxa"/>
+            <w:right w:w="90" w:type="dxa"/>
+          </w:tblCellMar>
         </w:tblPrEx>
         <w:trPr>
           <w:tblHeader/>
@@ -6025,6 +6086,12 @@
             <w:insideH w:val="single" w:color="D9C3CC" w:sz="4" w:space="0"/>
             <w:insideV w:val="single" w:color="D9C3CC" w:sz="4" w:space="0"/>
           </w:tblBorders>
+          <w:tblCellMar>
+            <w:top w:w="50" w:type="dxa"/>
+            <w:left w:w="90" w:type="dxa"/>
+            <w:bottom w:w="50" w:type="dxa"/>
+            <w:right w:w="90" w:type="dxa"/>
+          </w:tblCellMar>
         </w:tblPrEx>
         <w:trPr>
           <w:tblHeader/>
@@ -7332,6 +7399,12 @@
             <w:insideH w:val="single" w:color="D9C3CC" w:sz="4" w:space="0"/>
             <w:insideV w:val="single" w:color="D9C3CC" w:sz="4" w:space="0"/>
           </w:tblBorders>
+          <w:tblCellMar>
+            <w:top w:w="50" w:type="dxa"/>
+            <w:left w:w="90" w:type="dxa"/>
+            <w:bottom w:w="50" w:type="dxa"/>
+            <w:right w:w="90" w:type="dxa"/>
+          </w:tblCellMar>
         </w:tblPrEx>
         <w:trPr>
           <w:tblHeader/>
@@ -8598,7 +8671,7 @@
       <w:pPr>
         <w:pStyle w:val="3"/>
       </w:pPr>
-      <w:bookmarkStart w:id="6" w:name="_Toc29686"/>
+      <w:bookmarkStart w:id="6" w:name="_Toc9501"/>
       <w:r>
         <w:t>3.4 Privacy, safety and security design</w:t>
       </w:r>
@@ -8663,7 +8736,7 @@
       <w:pPr>
         <w:pStyle w:val="3"/>
       </w:pPr>
-      <w:bookmarkStart w:id="7" w:name="_Toc27877"/>
+      <w:bookmarkStart w:id="7" w:name="_Toc2381"/>
       <w:r>
         <w:t>3.5 Repository layout</w:t>
       </w:r>
@@ -8718,6 +8791,12 @@
             <w:insideH w:val="single" w:color="D9C3CC" w:sz="4" w:space="0"/>
             <w:insideV w:val="single" w:color="D9C3CC" w:sz="4" w:space="0"/>
           </w:tblBorders>
+          <w:tblCellMar>
+            <w:top w:w="50" w:type="dxa"/>
+            <w:left w:w="90" w:type="dxa"/>
+            <w:bottom w:w="50" w:type="dxa"/>
+            <w:right w:w="90" w:type="dxa"/>
+          </w:tblCellMar>
         </w:tblPrEx>
         <w:trPr>
           <w:tblHeader/>
@@ -9201,7 +9280,7 @@
         <w:pStyle w:val="2"/>
         <w:pageBreakBefore w:val="0"/>
       </w:pPr>
-      <w:bookmarkStart w:id="8" w:name="_Toc16274"/>
+      <w:bookmarkStart w:id="8" w:name="_Toc23171"/>
       <w:r>
         <w:t>4. Mobile application in detail</w:t>
       </w:r>
@@ -9211,7 +9290,7 @@
       <w:pPr>
         <w:pStyle w:val="3"/>
       </w:pPr>
-      <w:bookmarkStart w:id="9" w:name="_Toc13072"/>
+      <w:bookmarkStart w:id="9" w:name="_Toc4738"/>
       <w:r>
         <w:t>4.1 Technology</w:t>
       </w:r>
@@ -9266,6 +9345,12 @@
             <w:insideH w:val="single" w:color="D9C3CC" w:sz="4" w:space="0"/>
             <w:insideV w:val="single" w:color="D9C3CC" w:sz="4" w:space="0"/>
           </w:tblBorders>
+          <w:tblCellMar>
+            <w:top w:w="50" w:type="dxa"/>
+            <w:left w:w="90" w:type="dxa"/>
+            <w:bottom w:w="50" w:type="dxa"/>
+            <w:right w:w="90" w:type="dxa"/>
+          </w:tblCellMar>
         </w:tblPrEx>
         <w:trPr>
           <w:tblHeader/>
@@ -9794,7 +9879,7 @@
       <w:pPr>
         <w:pStyle w:val="3"/>
       </w:pPr>
-      <w:bookmarkStart w:id="10" w:name="_Toc27184"/>
+      <w:bookmarkStart w:id="10" w:name="_Toc14542"/>
       <w:r>
         <w:t>4.2 Screens</w:t>
       </w:r>
@@ -9850,6 +9935,12 @@
             <w:insideH w:val="single" w:color="D9C3CC" w:sz="4" w:space="0"/>
             <w:insideV w:val="single" w:color="D9C3CC" w:sz="4" w:space="0"/>
           </w:tblBorders>
+          <w:tblCellMar>
+            <w:top w:w="50" w:type="dxa"/>
+            <w:left w:w="90" w:type="dxa"/>
+            <w:bottom w:w="50" w:type="dxa"/>
+            <w:right w:w="90" w:type="dxa"/>
+          </w:tblCellMar>
         </w:tblPrEx>
         <w:trPr>
           <w:tblHeader/>
@@ -10327,7 +10418,7 @@
       <w:pPr>
         <w:pStyle w:val="3"/>
       </w:pPr>
-      <w:bookmarkStart w:id="11" w:name="_Toc21362"/>
+      <w:bookmarkStart w:id="11" w:name="_Toc10113"/>
       <w:r>
         <w:t>4.3 State and data flow</w:t>
       </w:r>
@@ -10748,7 +10839,7 @@
       <w:pPr>
         <w:pStyle w:val="3"/>
       </w:pPr>
-      <w:bookmarkStart w:id="12" w:name="_Toc24952"/>
+      <w:bookmarkStart w:id="12" w:name="_Toc4434"/>
       <w:r>
         <w:t>4.4 PCOS assessment flow</w:t>
       </w:r>
@@ -10801,7 +10892,7 @@
       <w:pPr>
         <w:pStyle w:val="3"/>
       </w:pPr>
-      <w:bookmarkStart w:id="13" w:name="_Toc14581"/>
+      <w:bookmarkStart w:id="13" w:name="_Toc25103"/>
       <w:r>
         <w:t>4.5 Breast health flow</w:t>
       </w:r>
@@ -10906,7 +10997,7 @@
       <w:pPr>
         <w:pStyle w:val="3"/>
       </w:pPr>
-      <w:bookmarkStart w:id="14" w:name="_Toc20738"/>
+      <w:bookmarkStart w:id="14" w:name="_Toc30076"/>
       <w:r>
         <w:t>4.6 Breast self-exam and the monthly reminder</w:t>
       </w:r>
@@ -10980,7 +11071,7 @@
       <w:pPr>
         <w:pStyle w:val="3"/>
       </w:pPr>
-      <w:bookmarkStart w:id="15" w:name="_Toc962"/>
+      <w:bookmarkStart w:id="15" w:name="_Toc22967"/>
       <w:r>
         <w:t>4.7 Server address setting</w:t>
       </w:r>
@@ -10999,7 +11090,7 @@
       <w:pPr>
         <w:pStyle w:val="3"/>
       </w:pPr>
-      <w:bookmarkStart w:id="16" w:name="_Toc14202"/>
+      <w:bookmarkStart w:id="16" w:name="_Toc819"/>
       <w:r>
         <w:t>4.8 Android configuration</w:t>
       </w:r>
@@ -11045,7 +11136,7 @@
       <w:pPr>
         <w:pStyle w:val="3"/>
       </w:pPr>
-      <w:bookmarkStart w:id="17" w:name="_Toc16983"/>
+      <w:bookmarkStart w:id="17" w:name="_Toc12069"/>
       <w:r>
         <w:t>4.9 Automated tests</w:t>
       </w:r>
@@ -12035,7 +12126,7 @@
         <w:pStyle w:val="2"/>
         <w:pageBreakBefore w:val="0"/>
       </w:pPr>
-      <w:bookmarkStart w:id="18" w:name="_Toc20967"/>
+      <w:bookmarkStart w:id="18" w:name="_Toc29004"/>
       <w:r>
         <w:t>5. PCOS risk model</w:t>
       </w:r>
@@ -12054,7 +12145,7 @@
       <w:pPr>
         <w:pStyle w:val="3"/>
       </w:pPr>
-      <w:bookmarkStart w:id="19" w:name="_Toc27697"/>
+      <w:bookmarkStart w:id="19" w:name="_Toc23374"/>
       <w:r>
         <w:t>5.1 Data and preparation</w:t>
       </w:r>
@@ -12121,7 +12212,7 @@
       <w:pPr>
         <w:pStyle w:val="3"/>
       </w:pPr>
-      <w:bookmarkStart w:id="20" w:name="_Toc30231"/>
+      <w:bookmarkStart w:id="20" w:name="_Toc17558"/>
       <w:r>
         <w:t>5.2 Features and constraints</w:t>
       </w:r>
@@ -12187,6 +12278,12 @@
             <w:insideH w:val="single" w:color="D9C3CC" w:sz="4" w:space="0"/>
             <w:insideV w:val="single" w:color="D9C3CC" w:sz="4" w:space="0"/>
           </w:tblBorders>
+          <w:tblCellMar>
+            <w:top w:w="50" w:type="dxa"/>
+            <w:left w:w="90" w:type="dxa"/>
+            <w:bottom w:w="50" w:type="dxa"/>
+            <w:right w:w="90" w:type="dxa"/>
+          </w:tblCellMar>
         </w:tblPrEx>
         <w:trPr>
           <w:tblHeader/>
@@ -13387,7 +13484,7 @@
       <w:pPr>
         <w:pStyle w:val="3"/>
       </w:pPr>
-      <w:bookmarkStart w:id="21" w:name="_Toc29447"/>
+      <w:bookmarkStart w:id="21" w:name="_Toc10440"/>
       <w:r>
         <w:t>5.3 Model and training</w:t>
       </w:r>
@@ -13930,7 +14027,7 @@
       <w:pPr>
         <w:pStyle w:val="3"/>
       </w:pPr>
-      <w:bookmarkStart w:id="22" w:name="_Toc32128"/>
+      <w:bookmarkStart w:id="22" w:name="_Toc6725"/>
       <w:r>
         <w:t>5.4 Results</w:t>
       </w:r>
@@ -15848,7 +15945,7 @@
       <w:pPr>
         <w:pStyle w:val="3"/>
       </w:pPr>
-      <w:bookmarkStart w:id="23" w:name="_Toc9899"/>
+      <w:bookmarkStart w:id="23" w:name="_Toc12549"/>
       <w:r>
         <w:t>5.5 How the app uses it</w:t>
       </w:r>
@@ -15908,7 +16005,7 @@
       <w:pPr>
         <w:pStyle w:val="3"/>
       </w:pPr>
-      <w:bookmarkStart w:id="24" w:name="_Toc11287"/>
+      <w:bookmarkStart w:id="24" w:name="_Toc6859"/>
       <w:r>
         <w:t>5.6 Limitations</w:t>
       </w:r>
@@ -15955,7 +16052,7 @@
         <w:pStyle w:val="2"/>
         <w:pageBreakBefore w:val="0"/>
       </w:pPr>
-      <w:bookmarkStart w:id="25" w:name="_Toc18689"/>
+      <w:bookmarkStart w:id="25" w:name="_Toc17491"/>
       <w:r>
         <w:t>6. Breast ultrasound classifier (component A)</w:t>
       </w:r>
@@ -15965,7 +16062,7 @@
       <w:pPr>
         <w:pStyle w:val="3"/>
       </w:pPr>
-      <w:bookmarkStart w:id="26" w:name="_Toc6887"/>
+      <w:bookmarkStart w:id="26" w:name="_Toc95"/>
       <w:r>
         <w:t>6.1 What it does</w:t>
       </w:r>
@@ -15984,7 +16081,7 @@
       <w:pPr>
         <w:pStyle w:val="3"/>
       </w:pPr>
-      <w:bookmarkStart w:id="27" w:name="_Toc23221"/>
+      <w:bookmarkStart w:id="27" w:name="_Toc6849"/>
       <w:r>
         <w:t>6.2 Datasets</w:t>
       </w:r>
@@ -18349,7 +18446,7 @@
       <w:pPr>
         <w:pStyle w:val="3"/>
       </w:pPr>
-      <w:bookmarkStart w:id="28" w:name="_Toc11385"/>
+      <w:bookmarkStart w:id="28" w:name="_Toc14011"/>
       <w:r>
         <w:t>6.3 Data-quality decisions</w:t>
       </w:r>
@@ -18473,7 +18570,7 @@
       <w:pPr>
         <w:pStyle w:val="3"/>
       </w:pPr>
-      <w:bookmarkStart w:id="29" w:name="_Toc11924"/>
+      <w:bookmarkStart w:id="29" w:name="_Toc23906"/>
       <w:r>
         <w:t>6.4 Method and settings</w:t>
       </w:r>
@@ -18528,6 +18625,12 @@
             <w:insideH w:val="single" w:color="D9C3CC" w:sz="4" w:space="0"/>
             <w:insideV w:val="single" w:color="D9C3CC" w:sz="4" w:space="0"/>
           </w:tblBorders>
+          <w:tblCellMar>
+            <w:top w:w="50" w:type="dxa"/>
+            <w:left w:w="90" w:type="dxa"/>
+            <w:bottom w:w="50" w:type="dxa"/>
+            <w:right w:w="90" w:type="dxa"/>
+          </w:tblCellMar>
         </w:tblPrEx>
         <w:trPr>
           <w:tblHeader/>
@@ -19456,6 +19559,12 @@
             <w:insideH w:val="single" w:color="D9C3CC" w:sz="4" w:space="0"/>
             <w:insideV w:val="single" w:color="D9C3CC" w:sz="4" w:space="0"/>
           </w:tblBorders>
+          <w:tblCellMar>
+            <w:top w:w="50" w:type="dxa"/>
+            <w:left w:w="90" w:type="dxa"/>
+            <w:bottom w:w="50" w:type="dxa"/>
+            <w:right w:w="90" w:type="dxa"/>
+          </w:tblCellMar>
         </w:tblPrEx>
         <w:trPr>
           <w:tblHeader/>
@@ -20103,7 +20212,7 @@
       <w:pPr>
         <w:pStyle w:val="3"/>
       </w:pPr>
-      <w:bookmarkStart w:id="30" w:name="_Toc321"/>
+      <w:bookmarkStart w:id="30" w:name="_Toc1501"/>
       <w:r>
         <w:t>6.5 Selecting the recipe by cross-validation</w:t>
       </w:r>
@@ -20171,6 +20280,12 @@
             <w:insideH w:val="single" w:color="D9C3CC" w:sz="4" w:space="0"/>
             <w:insideV w:val="single" w:color="D9C3CC" w:sz="4" w:space="0"/>
           </w:tblBorders>
+          <w:tblCellMar>
+            <w:top w:w="50" w:type="dxa"/>
+            <w:left w:w="90" w:type="dxa"/>
+            <w:bottom w:w="50" w:type="dxa"/>
+            <w:right w:w="90" w:type="dxa"/>
+          </w:tblCellMar>
         </w:tblPrEx>
         <w:trPr>
           <w:tblHeader/>
@@ -22248,7 +22363,7 @@
       <w:pPr>
         <w:pStyle w:val="3"/>
       </w:pPr>
-      <w:bookmarkStart w:id="31" w:name="_Toc177"/>
+      <w:bookmarkStart w:id="31" w:name="_Toc21130"/>
       <w:r>
         <w:t>6.6 Calibration, threshold and export</w:t>
       </w:r>
@@ -22334,7 +22449,7 @@
       <w:pPr>
         <w:pStyle w:val="3"/>
       </w:pPr>
-      <w:bookmarkStart w:id="32" w:name="_Toc21677"/>
+      <w:bookmarkStart w:id="32" w:name="_Toc2006"/>
       <w:r>
         <w:t>6.7 Model versions</w:t>
       </w:r>
@@ -22794,7 +22909,7 @@
       <w:pPr>
         <w:pStyle w:val="3"/>
       </w:pPr>
-      <w:bookmarkStart w:id="33" w:name="_Toc30659"/>
+      <w:bookmarkStart w:id="33" w:name="_Toc3310"/>
       <w:r>
         <w:t>6.8 Results</w:t>
       </w:r>
@@ -24407,6 +24522,12 @@
             <w:insideH w:val="single" w:color="D9C3CC" w:sz="4" w:space="0"/>
             <w:insideV w:val="single" w:color="D9C3CC" w:sz="4" w:space="0"/>
           </w:tblBorders>
+          <w:tblCellMar>
+            <w:top w:w="50" w:type="dxa"/>
+            <w:left w:w="90" w:type="dxa"/>
+            <w:bottom w:w="50" w:type="dxa"/>
+            <w:right w:w="90" w:type="dxa"/>
+          </w:tblCellMar>
         </w:tblPrEx>
         <w:trPr>
           <w:tblHeader/>
@@ -26373,6 +26494,12 @@
             <w:insideH w:val="single" w:color="D9C3CC" w:sz="4" w:space="0"/>
             <w:insideV w:val="single" w:color="D9C3CC" w:sz="4" w:space="0"/>
           </w:tblBorders>
+          <w:tblCellMar>
+            <w:top w:w="50" w:type="dxa"/>
+            <w:left w:w="90" w:type="dxa"/>
+            <w:bottom w:w="50" w:type="dxa"/>
+            <w:right w:w="90" w:type="dxa"/>
+          </w:tblCellMar>
         </w:tblPrEx>
         <w:trPr>
           <w:tblHeader/>
@@ -28754,7 +28881,7 @@
       <w:pPr>
         <w:pStyle w:val="3"/>
       </w:pPr>
-      <w:bookmarkStart w:id="34" w:name="_Toc12178"/>
+      <w:bookmarkStart w:id="34" w:name="_Toc27101"/>
       <w:r>
         <w:t>6.9 Rejecting uploads that are not breast ultrasounds</w:t>
       </w:r>
@@ -29621,7 +29748,7 @@
           <w:color w:val="555555"/>
           <w:sz w:val="17"/>
         </w:rPr>
-        <w:t>Real test ultrasounds are never wrongly rejected. About 6% of unseen brain MRIs still pass, so a dark fan-shaped image of the wrong body part is not guaranteed to be refused.</w:t>
+        <w:t>Real test ultrasounds are never wrongly rejected. About 6% of unseen brain MRIs still pass, so a dark fan-shaped image of the wrong body part is not guaranteed to be refused. Ultrasounds of other organs were not part of this test, and one such image passed (section 6.13).</w:t>
       </w:r>
     </w:p>
     <w:p>
@@ -29688,7 +29815,7 @@
       <w:pPr>
         <w:pStyle w:val="3"/>
       </w:pPr>
-      <w:bookmarkStart w:id="35" w:name="_Toc27229"/>
+      <w:bookmarkStart w:id="35" w:name="_Toc15574"/>
       <w:r>
         <w:t>6.10 The screening threshold decision</w:t>
       </w:r>
@@ -30262,6 +30389,14 @@
         <w:gridCol w:w="9411"/>
       </w:tblGrid>
       <w:tr>
+        <w:tblPrEx>
+          <w:tblCellMar>
+            <w:top w:w="90" w:type="dxa"/>
+            <w:left w:w="160" w:type="dxa"/>
+            <w:bottom w:w="90" w:type="dxa"/>
+            <w:right w:w="160" w:type="dxa"/>
+          </w:tblCellMar>
+        </w:tblPrEx>
         <w:trPr>
           <w:jc w:val="center"/>
         </w:trPr>
@@ -30312,7 +30447,7 @@
       <w:pPr>
         <w:pStyle w:val="3"/>
       </w:pPr>
-      <w:bookmarkStart w:id="36" w:name="_Toc771"/>
+      <w:bookmarkStart w:id="36" w:name="_Toc15180"/>
       <w:r>
         <w:t>6.11 Explainability</w:t>
       </w:r>
@@ -30391,7 +30526,7 @@
       <w:pPr>
         <w:pStyle w:val="3"/>
       </w:pPr>
-      <w:bookmarkStart w:id="37" w:name="_Toc20204"/>
+      <w:bookmarkStart w:id="37" w:name="_Toc31674"/>
       <w:r>
         <w:t>6.12 Limitations</w:t>
       </w:r>
@@ -30471,24 +30606,32 @@
     </w:p>
     <w:p>
       <w:pPr>
-        <w:pStyle w:val="2"/>
-        <w:pageBreakBefore w:val="0"/>
+        <w:pStyle w:val="23"/>
       </w:pPr>
-      <w:bookmarkStart w:id="38" w:name="_Toc5846"/>
-      <w:r>
-        <w:t>7. Breast cancer risk questionnaire (component B)</w:t>
-      </w:r>
-      <w:bookmarkEnd w:id="38"/>
+      <w:r>
+        <w:rPr>
+          <w:b/>
+          <w:i w:val="0"/>
+        </w:rPr>
+        <w:t>Ultrasounds of other body parts are not refused.</w:t>
+      </w:r>
+      <w:r>
+        <w:rPr>
+          <w:b w:val="0"/>
+          <w:i w:val="0"/>
+        </w:rPr>
+        <w:t xml:space="preserve"> The gate was trained against photos and X-rays, not against ultrasounds of other organs, so a non-breast ultrasound passes and receives a breast verdict (section 6.13).</w:t>
+      </w:r>
     </w:p>
     <w:p>
       <w:pPr>
         <w:pStyle w:val="3"/>
       </w:pPr>
-      <w:bookmarkStart w:id="39" w:name="_Toc13470"/>
-      <w:r>
-        <w:t>7.1 Data and design</w:t>
-      </w:r>
-      <w:bookmarkEnd w:id="39"/>
+      <w:bookmarkStart w:id="38" w:name="_Toc24878"/>
+      <w:r>
+        <w:t>6.13 Informal check with images from the web</w:t>
+      </w:r>
+      <w:bookmarkEnd w:id="38"/>
     </w:p>
     <w:p>
       <w:r>
@@ -30496,113 +30639,16 @@
           <w:b w:val="0"/>
           <w:i w:val="0"/>
         </w:rPr>
-        <w:t>The model is trained on the Breast Cancer Surveillance Consortium (BCSC) Risk Estimation dataset: 2,392,998 screening mammograms of women with no previous breast cancer (recorded 1996 to 2002), aggregated into 280,660 risk-factor combinations, with 11,638 cancers (invasive or DCIS) diagnosed within one year of the mammogram. Each row is one combination plus a count, so training uses the counts as sample weights. The dataset ships with its own training and validation flag, used as supplied.</w:t>
+        <w:t>Because users may try images found online, two experiments were run through the running server (20 September 2026). They are informal: two real web images are far too few to estimate accuracy.</w:t>
       </w:r>
     </w:p>
     <w:p>
       <w:pPr>
-        <w:pStyle w:val="23"/>
+        <w:pStyle w:val="4"/>
       </w:pPr>
       <w:r>
-        <w:rPr>
-          <w:b/>
-          <w:i w:val="0"/>
-        </w:rPr>
-        <w:t>Only questions a woman can answer:</w:t>
-      </w:r>
-      <w:r>
-        <w:rPr>
-          <w:b w:val="0"/>
-          <w:i w:val="0"/>
-        </w:rPr>
-        <w:t xml:space="preserve"> age, menopause, body-mass index, age at first birth, close relatives with breast cancer, previous breast biopsy, hormone therapy. Breast density and the last mammogram result are optional. "Don't know" is treated as missing, exactly as BCSC codes it (XGBoost learns which branch missing values should follow).</w:t>
-      </w:r>
-    </w:p>
-    <w:p>
-      <w:pPr>
-        <w:pStyle w:val="23"/>
-      </w:pPr>
-      <w:r>
-        <w:rPr>
-          <w:b/>
-          <w:i w:val="0"/>
-        </w:rPr>
-        <w:t>Race and ethnicity are excluded:</w:t>
-      </w:r>
-      <w:r>
-        <w:rPr>
-          <w:b w:val="0"/>
-          <w:i w:val="0"/>
-        </w:rPr>
-        <w:t xml:space="preserve"> US census categories do not transfer to Femora's users.</w:t>
-      </w:r>
-    </w:p>
-    <w:p>
-      <w:pPr>
-        <w:pStyle w:val="23"/>
-      </w:pPr>
-      <w:r>
-        <w:rPr>
-          <w:b/>
-          <w:i w:val="0"/>
-        </w:rPr>
-        <w:t>Monotonic constraints</w:t>
-      </w:r>
-      <w:r>
-        <w:rPr>
-          <w:b w:val="0"/>
-          <w:i w:val="0"/>
-        </w:rPr>
-        <w:t xml:space="preserve"> on established risk factors (age, family history, biopsy, density, hormone therapy) keep the model medically sensible: adding a risk factor never lowers the estimate.</w:t>
-      </w:r>
-    </w:p>
-    <w:p>
-      <w:pPr>
-        <w:pStyle w:val="23"/>
-      </w:pPr>
-      <w:r>
-        <w:rPr>
-          <w:b/>
-          <w:i w:val="0"/>
-        </w:rPr>
-        <w:t>No re-balancing (SMOTE):</w:t>
-      </w:r>
-      <w:r>
-        <w:rPr>
-          <w:b w:val="0"/>
-          <w:i w:val="0"/>
-        </w:rPr>
-        <w:t xml:space="preserve"> the goal is a calibrated absolute risk, not a classifier.</w:t>
-      </w:r>
-    </w:p>
-    <w:p>
-      <w:pPr>
-        <w:pStyle w:val="23"/>
-      </w:pPr>
-      <w:r>
-        <w:rPr>
-          <w:b/>
-          <w:i w:val="0"/>
-        </w:rPr>
-        <w:t>Symptoms</w:t>
-      </w:r>
-      <w:r>
-        <w:rPr>
-          <w:b w:val="0"/>
-          <w:i w:val="0"/>
-        </w:rPr>
-        <w:t xml:space="preserve"> (lump, nipple discharge, skin change) are not in any public outcome dataset, so the app handles them with NICE NG12 referral rules, separate from the model (section 7.5).</w:t>
-      </w:r>
-    </w:p>
-    <w:p>
-      <w:pPr>
-        <w:pStyle w:val="3"/>
-      </w:pPr>
-      <w:bookmarkStart w:id="40" w:name="_Toc20836"/>
-      <w:r>
-        <w:t>7.2 How answers become model inputs</w:t>
-      </w:r>
-      <w:bookmarkEnd w:id="40"/>
+        <w:t>Real images from Wikipedia (free licences; descriptions give the label)</w:t>
+      </w:r>
     </w:p>
     <w:p>
       <w:pPr>
@@ -30615,7 +30661,1116 @@
           <w:b w:val="0"/>
           <w:i w:val="0"/>
         </w:rPr>
-        <w:t>Table 37. Feature coding (identical in the notebook and the server)</w:t>
+        <w:t>Table 37. Web images through the deployed model</w:t>
+      </w:r>
+    </w:p>
+    <w:tbl>
+      <w:tblPr>
+        <w:tblStyle w:val="12"/>
+        <w:tblW w:w="0" w:type="auto"/>
+        <w:jc w:val="center"/>
+        <w:tblBorders>
+          <w:top w:val="single" w:color="D9C3CC" w:sz="4" w:space="0"/>
+          <w:left w:val="single" w:color="D9C3CC" w:sz="4" w:space="0"/>
+          <w:bottom w:val="single" w:color="D9C3CC" w:sz="4" w:space="0"/>
+          <w:right w:val="single" w:color="D9C3CC" w:sz="4" w:space="0"/>
+          <w:insideH w:val="single" w:color="D9C3CC" w:sz="4" w:space="0"/>
+          <w:insideV w:val="single" w:color="D9C3CC" w:sz="4" w:space="0"/>
+        </w:tblBorders>
+        <w:tblLayout w:type="fixed"/>
+        <w:tblCellMar>
+          <w:top w:w="50" w:type="dxa"/>
+          <w:left w:w="90" w:type="dxa"/>
+          <w:bottom w:w="50" w:type="dxa"/>
+          <w:right w:w="90" w:type="dxa"/>
+        </w:tblCellMar>
+      </w:tblPr>
+      <w:tblGrid>
+        <w:gridCol w:w="3061"/>
+        <w:gridCol w:w="3175"/>
+        <w:gridCol w:w="3175"/>
+      </w:tblGrid>
+      <w:tr>
+        <w:tblPrEx>
+          <w:tblBorders>
+            <w:top w:val="single" w:color="D9C3CC" w:sz="4" w:space="0"/>
+            <w:left w:val="single" w:color="D9C3CC" w:sz="4" w:space="0"/>
+            <w:bottom w:val="single" w:color="D9C3CC" w:sz="4" w:space="0"/>
+            <w:right w:val="single" w:color="D9C3CC" w:sz="4" w:space="0"/>
+            <w:insideH w:val="single" w:color="D9C3CC" w:sz="4" w:space="0"/>
+            <w:insideV w:val="single" w:color="D9C3CC" w:sz="4" w:space="0"/>
+          </w:tblBorders>
+          <w:tblCellMar>
+            <w:top w:w="50" w:type="dxa"/>
+            <w:left w:w="90" w:type="dxa"/>
+            <w:bottom w:w="50" w:type="dxa"/>
+            <w:right w:w="90" w:type="dxa"/>
+          </w:tblCellMar>
+        </w:tblPrEx>
+        <w:trPr>
+          <w:tblHeader/>
+          <w:jc w:val="center"/>
+        </w:trPr>
+        <w:tc>
+          <w:tcPr>
+            <w:tcW w:w="3061" w:type="dxa"/>
+            <w:shd w:val="clear" w:color="auto" w:fill="9E1B46"/>
+          </w:tcPr>
+          <w:p>
+            <w:pPr>
+              <w:keepNext/>
+              <w:spacing w:after="0" w:line="240" w:lineRule="auto"/>
+            </w:pPr>
+            <w:r>
+              <w:rPr>
+                <w:b/>
+                <w:i w:val="0"/>
+                <w:color w:val="FFFFFF"/>
+                <w:sz w:val="17"/>
+              </w:rPr>
+              <w:t>Image</w:t>
+            </w:r>
+          </w:p>
+        </w:tc>
+        <w:tc>
+          <w:tcPr>
+            <w:tcW w:w="3175" w:type="dxa"/>
+            <w:shd w:val="clear" w:color="auto" w:fill="9E1B46"/>
+          </w:tcPr>
+          <w:p>
+            <w:pPr>
+              <w:keepNext/>
+              <w:spacing w:after="0" w:line="240" w:lineRule="auto"/>
+            </w:pPr>
+            <w:r>
+              <w:rPr>
+                <w:b/>
+                <w:i w:val="0"/>
+                <w:color w:val="FFFFFF"/>
+                <w:sz w:val="17"/>
+              </w:rPr>
+              <w:t>Description</w:t>
+            </w:r>
+          </w:p>
+        </w:tc>
+        <w:tc>
+          <w:tcPr>
+            <w:tcW w:w="3175" w:type="dxa"/>
+            <w:shd w:val="clear" w:color="auto" w:fill="9E1B46"/>
+          </w:tcPr>
+          <w:p>
+            <w:pPr>
+              <w:keepNext/>
+              <w:spacing w:after="0" w:line="240" w:lineRule="auto"/>
+            </w:pPr>
+            <w:r>
+              <w:rPr>
+                <w:b/>
+                <w:i w:val="0"/>
+                <w:color w:val="FFFFFF"/>
+                <w:sz w:val="17"/>
+              </w:rPr>
+              <w:t>App result</w:t>
+            </w:r>
+          </w:p>
+        </w:tc>
+      </w:tr>
+      <w:tr>
+        <w:tblPrEx>
+          <w:tblBorders>
+            <w:top w:val="single" w:color="D9C3CC" w:sz="4" w:space="0"/>
+            <w:left w:val="single" w:color="D9C3CC" w:sz="4" w:space="0"/>
+            <w:bottom w:val="single" w:color="D9C3CC" w:sz="4" w:space="0"/>
+            <w:right w:val="single" w:color="D9C3CC" w:sz="4" w:space="0"/>
+            <w:insideH w:val="single" w:color="D9C3CC" w:sz="4" w:space="0"/>
+            <w:insideV w:val="single" w:color="D9C3CC" w:sz="4" w:space="0"/>
+          </w:tblBorders>
+          <w:tblCellMar>
+            <w:top w:w="50" w:type="dxa"/>
+            <w:left w:w="90" w:type="dxa"/>
+            <w:bottom w:w="50" w:type="dxa"/>
+            <w:right w:w="90" w:type="dxa"/>
+          </w:tblCellMar>
+        </w:tblPrEx>
+        <w:trPr>
+          <w:cantSplit/>
+          <w:jc w:val="center"/>
+        </w:trPr>
+        <w:tc>
+          <w:tcPr>
+            <w:tcW w:w="3061" w:type="dxa"/>
+          </w:tcPr>
+          <w:p>
+            <w:pPr>
+              <w:keepNext/>
+              <w:spacing w:after="0" w:line="240" w:lineRule="auto"/>
+            </w:pPr>
+            <w:r>
+              <w:rPr>
+                <w:b w:val="0"/>
+                <w:i w:val="0"/>
+                <w:sz w:val="17"/>
+              </w:rPr>
+              <w:t>Mamma ca 1.jpg (497 x 344 px)</w:t>
+            </w:r>
+          </w:p>
+        </w:tc>
+        <w:tc>
+          <w:tcPr>
+            <w:tcW w:w="3175" w:type="dxa"/>
+          </w:tcPr>
+          <w:p>
+            <w:pPr>
+              <w:keepNext/>
+              <w:spacing w:after="0" w:line="240" w:lineRule="auto"/>
+            </w:pPr>
+            <w:r>
+              <w:rPr>
+                <w:b w:val="0"/>
+                <w:i w:val="0"/>
+                <w:sz w:val="17"/>
+              </w:rPr>
+              <w:t>Breast carcinoma on ultrasound (malignant)</w:t>
+            </w:r>
+          </w:p>
+        </w:tc>
+        <w:tc>
+          <w:tcPr>
+            <w:tcW w:w="3175" w:type="dxa"/>
+          </w:tcPr>
+          <w:p>
+            <w:pPr>
+              <w:keepNext/>
+              <w:spacing w:after="0" w:line="240" w:lineRule="auto"/>
+            </w:pPr>
+            <w:r>
+              <w:rPr>
+                <w:b w:val="0"/>
+                <w:i w:val="0"/>
+                <w:sz w:val="17"/>
+              </w:rPr>
+              <w:t>Suspicious Finding, 93%: correct</w:t>
+            </w:r>
+          </w:p>
+        </w:tc>
+      </w:tr>
+      <w:tr>
+        <w:tblPrEx>
+          <w:tblBorders>
+            <w:top w:val="single" w:color="D9C3CC" w:sz="4" w:space="0"/>
+            <w:left w:val="single" w:color="D9C3CC" w:sz="4" w:space="0"/>
+            <w:bottom w:val="single" w:color="D9C3CC" w:sz="4" w:space="0"/>
+            <w:right w:val="single" w:color="D9C3CC" w:sz="4" w:space="0"/>
+            <w:insideH w:val="single" w:color="D9C3CC" w:sz="4" w:space="0"/>
+            <w:insideV w:val="single" w:color="D9C3CC" w:sz="4" w:space="0"/>
+          </w:tblBorders>
+          <w:tblCellMar>
+            <w:top w:w="50" w:type="dxa"/>
+            <w:left w:w="90" w:type="dxa"/>
+            <w:bottom w:w="50" w:type="dxa"/>
+            <w:right w:w="90" w:type="dxa"/>
+          </w:tblCellMar>
+        </w:tblPrEx>
+        <w:trPr>
+          <w:cantSplit/>
+          <w:jc w:val="center"/>
+        </w:trPr>
+        <w:tc>
+          <w:tcPr>
+            <w:tcW w:w="3061" w:type="dxa"/>
+            <w:shd w:val="clear" w:color="auto" w:fill="FBE9EF"/>
+          </w:tcPr>
+          <w:p>
+            <w:pPr>
+              <w:keepNext/>
+              <w:spacing w:after="0" w:line="240" w:lineRule="auto"/>
+            </w:pPr>
+            <w:r>
+              <w:rPr>
+                <w:b w:val="0"/>
+                <w:i w:val="0"/>
+                <w:sz w:val="17"/>
+              </w:rPr>
+              <w:t>Breast US Fibroadenoma (Nevit, 600 x 550 px)</w:t>
+            </w:r>
+          </w:p>
+        </w:tc>
+        <w:tc>
+          <w:tcPr>
+            <w:tcW w:w="3175" w:type="dxa"/>
+            <w:shd w:val="clear" w:color="auto" w:fill="FBE9EF"/>
+          </w:tcPr>
+          <w:p>
+            <w:pPr>
+              <w:keepNext/>
+              <w:spacing w:after="0" w:line="240" w:lineRule="auto"/>
+            </w:pPr>
+            <w:r>
+              <w:rPr>
+                <w:b w:val="0"/>
+                <w:i w:val="0"/>
+                <w:sz w:val="17"/>
+              </w:rPr>
+              <w:t>Fibroadenoma (benign)</w:t>
+            </w:r>
+          </w:p>
+        </w:tc>
+        <w:tc>
+          <w:tcPr>
+            <w:tcW w:w="3175" w:type="dxa"/>
+            <w:shd w:val="clear" w:color="auto" w:fill="FBE9EF"/>
+          </w:tcPr>
+          <w:p>
+            <w:pPr>
+              <w:keepNext/>
+              <w:spacing w:after="0" w:line="240" w:lineRule="auto"/>
+            </w:pPr>
+            <w:r>
+              <w:rPr>
+                <w:b w:val="0"/>
+                <w:i w:val="0"/>
+                <w:sz w:val="17"/>
+              </w:rPr>
+              <w:t>Suspicious Finding, 66%: a false alarm (malignant 66%, benign 29%)</w:t>
+            </w:r>
+          </w:p>
+        </w:tc>
+      </w:tr>
+      <w:tr>
+        <w:tblPrEx>
+          <w:tblBorders>
+            <w:top w:val="single" w:color="D9C3CC" w:sz="4" w:space="0"/>
+            <w:left w:val="single" w:color="D9C3CC" w:sz="4" w:space="0"/>
+            <w:bottom w:val="single" w:color="D9C3CC" w:sz="4" w:space="0"/>
+            <w:right w:val="single" w:color="D9C3CC" w:sz="4" w:space="0"/>
+            <w:insideH w:val="single" w:color="D9C3CC" w:sz="4" w:space="0"/>
+            <w:insideV w:val="single" w:color="D9C3CC" w:sz="4" w:space="0"/>
+          </w:tblBorders>
+          <w:tblCellMar>
+            <w:top w:w="50" w:type="dxa"/>
+            <w:left w:w="90" w:type="dxa"/>
+            <w:bottom w:w="50" w:type="dxa"/>
+            <w:right w:w="90" w:type="dxa"/>
+          </w:tblCellMar>
+        </w:tblPrEx>
+        <w:trPr>
+          <w:cantSplit/>
+          <w:jc w:val="center"/>
+        </w:trPr>
+        <w:tc>
+          <w:tcPr>
+            <w:tcW w:w="3061" w:type="dxa"/>
+          </w:tcPr>
+          <w:p>
+            <w:pPr>
+              <w:spacing w:after="0" w:line="240" w:lineRule="auto"/>
+            </w:pPr>
+            <w:r>
+              <w:rPr>
+                <w:b w:val="0"/>
+                <w:i w:val="0"/>
+                <w:sz w:val="17"/>
+              </w:rPr>
+              <w:t>Ultrasound Scan ND (800 x 600 px)</w:t>
+            </w:r>
+          </w:p>
+        </w:tc>
+        <w:tc>
+          <w:tcPr>
+            <w:tcW w:w="3175" w:type="dxa"/>
+          </w:tcPr>
+          <w:p>
+            <w:pPr>
+              <w:spacing w:after="0" w:line="240" w:lineRule="auto"/>
+            </w:pPr>
+            <w:r>
+              <w:rPr>
+                <w:b w:val="0"/>
+                <w:i w:val="0"/>
+                <w:sz w:val="17"/>
+              </w:rPr>
+              <w:t>Generic medical ultrasound, organ not stated (not a breast scan)</w:t>
+            </w:r>
+          </w:p>
+        </w:tc>
+        <w:tc>
+          <w:tcPr>
+            <w:tcW w:w="3175" w:type="dxa"/>
+          </w:tcPr>
+          <w:p>
+            <w:pPr>
+              <w:spacing w:after="0" w:line="240" w:lineRule="auto"/>
+            </w:pPr>
+            <w:r>
+              <w:rPr>
+                <w:b w:val="0"/>
+                <w:i w:val="0"/>
+                <w:sz w:val="17"/>
+              </w:rPr>
+              <w:t>Passed the gate and returned Likely Benign, 96%: should have been refused</w:t>
+            </w:r>
+          </w:p>
+        </w:tc>
+      </w:tr>
+    </w:tbl>
+    <w:p>
+      <w:pPr>
+        <w:spacing w:before="60" w:after="160"/>
+      </w:pPr>
+      <w:r>
+        <w:rPr>
+          <w:b w:val="0"/>
+          <w:i/>
+          <w:color w:val="555555"/>
+          <w:sz w:val="17"/>
+        </w:rPr>
+        <w:t>The images were taken from Wikipedia articles (the Wikimedia Commons site itself was not reachable from the development PC). The benign false alarm is consistent with the measured false-alarm rate (about a third of non-cancer scans).</w:t>
+      </w:r>
+    </w:p>
+    <w:p>
+      <w:pPr>
+        <w:pStyle w:val="4"/>
+      </w:pPr>
+      <w:r>
+        <w:t>Web-style damage to the seven test-kit scans</w:t>
+      </w:r>
+    </w:p>
+    <w:p>
+      <w:pPr>
+        <w:pStyle w:val="16"/>
+        <w:keepNext/>
+        <w:spacing w:before="160" w:after="60"/>
+      </w:pPr>
+      <w:r>
+        <w:rPr>
+          <w:b w:val="0"/>
+          <w:i w:val="0"/>
+        </w:rPr>
+        <w:t>Table 38. Robustness to typical web changes (7 scans)</w:t>
+      </w:r>
+    </w:p>
+    <w:tbl>
+      <w:tblPr>
+        <w:tblStyle w:val="12"/>
+        <w:tblW w:w="0" w:type="auto"/>
+        <w:jc w:val="center"/>
+        <w:tblBorders>
+          <w:top w:val="single" w:color="D9C3CC" w:sz="4" w:space="0"/>
+          <w:left w:val="single" w:color="D9C3CC" w:sz="4" w:space="0"/>
+          <w:bottom w:val="single" w:color="D9C3CC" w:sz="4" w:space="0"/>
+          <w:right w:val="single" w:color="D9C3CC" w:sz="4" w:space="0"/>
+          <w:insideH w:val="single" w:color="D9C3CC" w:sz="4" w:space="0"/>
+          <w:insideV w:val="single" w:color="D9C3CC" w:sz="4" w:space="0"/>
+        </w:tblBorders>
+        <w:tblLayout w:type="fixed"/>
+        <w:tblCellMar>
+          <w:top w:w="50" w:type="dxa"/>
+          <w:left w:w="90" w:type="dxa"/>
+          <w:bottom w:w="50" w:type="dxa"/>
+          <w:right w:w="90" w:type="dxa"/>
+        </w:tblCellMar>
+      </w:tblPr>
+      <w:tblGrid>
+        <w:gridCol w:w="4195"/>
+        <w:gridCol w:w="2154"/>
+        <w:gridCol w:w="1587"/>
+        <w:gridCol w:w="1474"/>
+      </w:tblGrid>
+      <w:tr>
+        <w:tblPrEx>
+          <w:tblBorders>
+            <w:top w:val="single" w:color="D9C3CC" w:sz="4" w:space="0"/>
+            <w:left w:val="single" w:color="D9C3CC" w:sz="4" w:space="0"/>
+            <w:bottom w:val="single" w:color="D9C3CC" w:sz="4" w:space="0"/>
+            <w:right w:val="single" w:color="D9C3CC" w:sz="4" w:space="0"/>
+            <w:insideH w:val="single" w:color="D9C3CC" w:sz="4" w:space="0"/>
+            <w:insideV w:val="single" w:color="D9C3CC" w:sz="4" w:space="0"/>
+          </w:tblBorders>
+          <w:tblCellMar>
+            <w:top w:w="50" w:type="dxa"/>
+            <w:left w:w="90" w:type="dxa"/>
+            <w:bottom w:w="50" w:type="dxa"/>
+            <w:right w:w="90" w:type="dxa"/>
+          </w:tblCellMar>
+        </w:tblPrEx>
+        <w:trPr>
+          <w:tblHeader/>
+          <w:jc w:val="center"/>
+        </w:trPr>
+        <w:tc>
+          <w:tcPr>
+            <w:tcW w:w="4195" w:type="dxa"/>
+            <w:shd w:val="clear" w:color="auto" w:fill="9E1B46"/>
+          </w:tcPr>
+          <w:p>
+            <w:pPr>
+              <w:keepNext/>
+              <w:spacing w:after="0" w:line="240" w:lineRule="auto"/>
+            </w:pPr>
+            <w:r>
+              <w:rPr>
+                <w:b/>
+                <w:i w:val="0"/>
+                <w:color w:val="FFFFFF"/>
+                <w:sz w:val="17"/>
+              </w:rPr>
+              <w:t>Change applied</w:t>
+            </w:r>
+          </w:p>
+        </w:tc>
+        <w:tc>
+          <w:tcPr>
+            <w:tcW w:w="2154" w:type="dxa"/>
+            <w:shd w:val="clear" w:color="auto" w:fill="9E1B46"/>
+          </w:tcPr>
+          <w:p>
+            <w:pPr>
+              <w:keepNext/>
+              <w:spacing w:after="0" w:line="240" w:lineRule="auto"/>
+              <w:jc w:val="right"/>
+            </w:pPr>
+            <w:r>
+              <w:rPr>
+                <w:b/>
+                <w:i w:val="0"/>
+                <w:color w:val="FFFFFF"/>
+                <w:sz w:val="17"/>
+              </w:rPr>
+              <w:t>Same answer as the clean upload</w:t>
+            </w:r>
+          </w:p>
+        </w:tc>
+        <w:tc>
+          <w:tcPr>
+            <w:tcW w:w="1587" w:type="dxa"/>
+            <w:shd w:val="clear" w:color="auto" w:fill="9E1B46"/>
+          </w:tcPr>
+          <w:p>
+            <w:pPr>
+              <w:keepNext/>
+              <w:spacing w:after="0" w:line="240" w:lineRule="auto"/>
+              <w:jc w:val="right"/>
+            </w:pPr>
+            <w:r>
+              <w:rPr>
+                <w:b/>
+                <w:i w:val="0"/>
+                <w:color w:val="FFFFFF"/>
+                <w:sz w:val="17"/>
+              </w:rPr>
+              <w:t>Refused by the checks</w:t>
+            </w:r>
+          </w:p>
+        </w:tc>
+        <w:tc>
+          <w:tcPr>
+            <w:tcW w:w="1474" w:type="dxa"/>
+            <w:shd w:val="clear" w:color="auto" w:fill="9E1B46"/>
+          </w:tcPr>
+          <w:p>
+            <w:pPr>
+              <w:keepNext/>
+              <w:spacing w:after="0" w:line="240" w:lineRule="auto"/>
+              <w:jc w:val="right"/>
+            </w:pPr>
+            <w:r>
+              <w:rPr>
+                <w:b/>
+                <w:i w:val="0"/>
+                <w:color w:val="FFFFFF"/>
+                <w:sz w:val="17"/>
+              </w:rPr>
+              <w:t>Different answer</w:t>
+            </w:r>
+          </w:p>
+        </w:tc>
+      </w:tr>
+      <w:tr>
+        <w:tblPrEx>
+          <w:tblBorders>
+            <w:top w:val="single" w:color="D9C3CC" w:sz="4" w:space="0"/>
+            <w:left w:val="single" w:color="D9C3CC" w:sz="4" w:space="0"/>
+            <w:bottom w:val="single" w:color="D9C3CC" w:sz="4" w:space="0"/>
+            <w:right w:val="single" w:color="D9C3CC" w:sz="4" w:space="0"/>
+            <w:insideH w:val="single" w:color="D9C3CC" w:sz="4" w:space="0"/>
+            <w:insideV w:val="single" w:color="D9C3CC" w:sz="4" w:space="0"/>
+          </w:tblBorders>
+          <w:tblCellMar>
+            <w:top w:w="50" w:type="dxa"/>
+            <w:left w:w="90" w:type="dxa"/>
+            <w:bottom w:w="50" w:type="dxa"/>
+            <w:right w:w="90" w:type="dxa"/>
+          </w:tblCellMar>
+        </w:tblPrEx>
+        <w:trPr>
+          <w:cantSplit/>
+          <w:jc w:val="center"/>
+        </w:trPr>
+        <w:tc>
+          <w:tcPr>
+            <w:tcW w:w="4195" w:type="dxa"/>
+          </w:tcPr>
+          <w:p>
+            <w:pPr>
+              <w:keepNext/>
+              <w:spacing w:after="0" w:line="240" w:lineRule="auto"/>
+            </w:pPr>
+            <w:r>
+              <w:rPr>
+                <w:b w:val="0"/>
+                <w:i w:val="0"/>
+                <w:sz w:val="17"/>
+              </w:rPr>
+              <w:t>Heavy JPEG compression (quality 30)</w:t>
+            </w:r>
+          </w:p>
+        </w:tc>
+        <w:tc>
+          <w:tcPr>
+            <w:tcW w:w="2154" w:type="dxa"/>
+          </w:tcPr>
+          <w:p>
+            <w:pPr>
+              <w:keepNext/>
+              <w:spacing w:after="0" w:line="240" w:lineRule="auto"/>
+              <w:jc w:val="right"/>
+            </w:pPr>
+            <w:r>
+              <w:rPr>
+                <w:b w:val="0"/>
+                <w:i w:val="0"/>
+                <w:sz w:val="17"/>
+              </w:rPr>
+              <w:t>7 of 7</w:t>
+            </w:r>
+          </w:p>
+        </w:tc>
+        <w:tc>
+          <w:tcPr>
+            <w:tcW w:w="1587" w:type="dxa"/>
+          </w:tcPr>
+          <w:p>
+            <w:pPr>
+              <w:keepNext/>
+              <w:spacing w:after="0" w:line="240" w:lineRule="auto"/>
+              <w:jc w:val="right"/>
+            </w:pPr>
+            <w:r>
+              <w:rPr>
+                <w:b w:val="0"/>
+                <w:i w:val="0"/>
+                <w:sz w:val="17"/>
+              </w:rPr>
+              <w:t>0</w:t>
+            </w:r>
+          </w:p>
+        </w:tc>
+        <w:tc>
+          <w:tcPr>
+            <w:tcW w:w="1474" w:type="dxa"/>
+          </w:tcPr>
+          <w:p>
+            <w:pPr>
+              <w:keepNext/>
+              <w:spacing w:after="0" w:line="240" w:lineRule="auto"/>
+              <w:jc w:val="right"/>
+            </w:pPr>
+            <w:r>
+              <w:rPr>
+                <w:b w:val="0"/>
+                <w:i w:val="0"/>
+                <w:sz w:val="17"/>
+              </w:rPr>
+              <w:t>0</w:t>
+            </w:r>
+          </w:p>
+        </w:tc>
+      </w:tr>
+      <w:tr>
+        <w:tblPrEx>
+          <w:tblBorders>
+            <w:top w:val="single" w:color="D9C3CC" w:sz="4" w:space="0"/>
+            <w:left w:val="single" w:color="D9C3CC" w:sz="4" w:space="0"/>
+            <w:bottom w:val="single" w:color="D9C3CC" w:sz="4" w:space="0"/>
+            <w:right w:val="single" w:color="D9C3CC" w:sz="4" w:space="0"/>
+            <w:insideH w:val="single" w:color="D9C3CC" w:sz="4" w:space="0"/>
+            <w:insideV w:val="single" w:color="D9C3CC" w:sz="4" w:space="0"/>
+          </w:tblBorders>
+          <w:tblCellMar>
+            <w:top w:w="50" w:type="dxa"/>
+            <w:left w:w="90" w:type="dxa"/>
+            <w:bottom w:w="50" w:type="dxa"/>
+            <w:right w:w="90" w:type="dxa"/>
+          </w:tblCellMar>
+        </w:tblPrEx>
+        <w:trPr>
+          <w:cantSplit/>
+          <w:jc w:val="center"/>
+        </w:trPr>
+        <w:tc>
+          <w:tcPr>
+            <w:tcW w:w="4195" w:type="dxa"/>
+            <w:shd w:val="clear" w:color="auto" w:fill="FBE9EF"/>
+          </w:tcPr>
+          <w:p>
+            <w:pPr>
+              <w:keepNext/>
+              <w:spacing w:after="0" w:line="240" w:lineRule="auto"/>
+            </w:pPr>
+            <w:r>
+              <w:rPr>
+                <w:b w:val="0"/>
+                <w:i w:val="0"/>
+                <w:sz w:val="17"/>
+              </w:rPr>
+              <w:t>Low resolution (shrunk to a quarter, enlarged back)</w:t>
+            </w:r>
+          </w:p>
+        </w:tc>
+        <w:tc>
+          <w:tcPr>
+            <w:tcW w:w="2154" w:type="dxa"/>
+            <w:shd w:val="clear" w:color="auto" w:fill="FBE9EF"/>
+          </w:tcPr>
+          <w:p>
+            <w:pPr>
+              <w:keepNext/>
+              <w:spacing w:after="0" w:line="240" w:lineRule="auto"/>
+              <w:jc w:val="right"/>
+            </w:pPr>
+            <w:r>
+              <w:rPr>
+                <w:b w:val="0"/>
+                <w:i w:val="0"/>
+                <w:sz w:val="17"/>
+              </w:rPr>
+              <w:t>7 of 7</w:t>
+            </w:r>
+          </w:p>
+        </w:tc>
+        <w:tc>
+          <w:tcPr>
+            <w:tcW w:w="1587" w:type="dxa"/>
+            <w:shd w:val="clear" w:color="auto" w:fill="FBE9EF"/>
+          </w:tcPr>
+          <w:p>
+            <w:pPr>
+              <w:keepNext/>
+              <w:spacing w:after="0" w:line="240" w:lineRule="auto"/>
+              <w:jc w:val="right"/>
+            </w:pPr>
+            <w:r>
+              <w:rPr>
+                <w:b w:val="0"/>
+                <w:i w:val="0"/>
+                <w:sz w:val="17"/>
+              </w:rPr>
+              <w:t>0</w:t>
+            </w:r>
+          </w:p>
+        </w:tc>
+        <w:tc>
+          <w:tcPr>
+            <w:tcW w:w="1474" w:type="dxa"/>
+            <w:shd w:val="clear" w:color="auto" w:fill="FBE9EF"/>
+          </w:tcPr>
+          <w:p>
+            <w:pPr>
+              <w:keepNext/>
+              <w:spacing w:after="0" w:line="240" w:lineRule="auto"/>
+              <w:jc w:val="right"/>
+            </w:pPr>
+            <w:r>
+              <w:rPr>
+                <w:b w:val="0"/>
+                <w:i w:val="0"/>
+                <w:sz w:val="17"/>
+              </w:rPr>
+              <w:t>0</w:t>
+            </w:r>
+          </w:p>
+        </w:tc>
+      </w:tr>
+      <w:tr>
+        <w:tblPrEx>
+          <w:tblBorders>
+            <w:top w:val="single" w:color="D9C3CC" w:sz="4" w:space="0"/>
+            <w:left w:val="single" w:color="D9C3CC" w:sz="4" w:space="0"/>
+            <w:bottom w:val="single" w:color="D9C3CC" w:sz="4" w:space="0"/>
+            <w:right w:val="single" w:color="D9C3CC" w:sz="4" w:space="0"/>
+            <w:insideH w:val="single" w:color="D9C3CC" w:sz="4" w:space="0"/>
+            <w:insideV w:val="single" w:color="D9C3CC" w:sz="4" w:space="0"/>
+          </w:tblBorders>
+          <w:tblCellMar>
+            <w:top w:w="50" w:type="dxa"/>
+            <w:left w:w="90" w:type="dxa"/>
+            <w:bottom w:w="50" w:type="dxa"/>
+            <w:right w:w="90" w:type="dxa"/>
+          </w:tblCellMar>
+        </w:tblPrEx>
+        <w:trPr>
+          <w:cantSplit/>
+          <w:jc w:val="center"/>
+        </w:trPr>
+        <w:tc>
+          <w:tcPr>
+            <w:tcW w:w="4195" w:type="dxa"/>
+          </w:tcPr>
+          <w:p>
+            <w:pPr>
+              <w:keepNext/>
+              <w:spacing w:after="0" w:line="240" w:lineRule="auto"/>
+            </w:pPr>
+            <w:r>
+              <w:rPr>
+                <w:b w:val="0"/>
+                <w:i w:val="0"/>
+                <w:sz w:val="17"/>
+              </w:rPr>
+              <w:t>Annotation marks and text (white line, yellow crosses, caption)</w:t>
+            </w:r>
+          </w:p>
+        </w:tc>
+        <w:tc>
+          <w:tcPr>
+            <w:tcW w:w="2154" w:type="dxa"/>
+          </w:tcPr>
+          <w:p>
+            <w:pPr>
+              <w:keepNext/>
+              <w:spacing w:after="0" w:line="240" w:lineRule="auto"/>
+              <w:jc w:val="right"/>
+            </w:pPr>
+            <w:r>
+              <w:rPr>
+                <w:b w:val="0"/>
+                <w:i w:val="0"/>
+                <w:sz w:val="17"/>
+              </w:rPr>
+              <w:t>7 of 7</w:t>
+            </w:r>
+          </w:p>
+        </w:tc>
+        <w:tc>
+          <w:tcPr>
+            <w:tcW w:w="1587" w:type="dxa"/>
+          </w:tcPr>
+          <w:p>
+            <w:pPr>
+              <w:keepNext/>
+              <w:spacing w:after="0" w:line="240" w:lineRule="auto"/>
+              <w:jc w:val="right"/>
+            </w:pPr>
+            <w:r>
+              <w:rPr>
+                <w:b w:val="0"/>
+                <w:i w:val="0"/>
+                <w:sz w:val="17"/>
+              </w:rPr>
+              <w:t>0</w:t>
+            </w:r>
+          </w:p>
+        </w:tc>
+        <w:tc>
+          <w:tcPr>
+            <w:tcW w:w="1474" w:type="dxa"/>
+          </w:tcPr>
+          <w:p>
+            <w:pPr>
+              <w:keepNext/>
+              <w:spacing w:after="0" w:line="240" w:lineRule="auto"/>
+              <w:jc w:val="right"/>
+            </w:pPr>
+            <w:r>
+              <w:rPr>
+                <w:b w:val="0"/>
+                <w:i w:val="0"/>
+                <w:sz w:val="17"/>
+              </w:rPr>
+              <w:t>0</w:t>
+            </w:r>
+          </w:p>
+        </w:tc>
+      </w:tr>
+      <w:tr>
+        <w:tblPrEx>
+          <w:tblBorders>
+            <w:top w:val="single" w:color="D9C3CC" w:sz="4" w:space="0"/>
+            <w:left w:val="single" w:color="D9C3CC" w:sz="4" w:space="0"/>
+            <w:bottom w:val="single" w:color="D9C3CC" w:sz="4" w:space="0"/>
+            <w:right w:val="single" w:color="D9C3CC" w:sz="4" w:space="0"/>
+            <w:insideH w:val="single" w:color="D9C3CC" w:sz="4" w:space="0"/>
+            <w:insideV w:val="single" w:color="D9C3CC" w:sz="4" w:space="0"/>
+          </w:tblBorders>
+          <w:tblCellMar>
+            <w:top w:w="50" w:type="dxa"/>
+            <w:left w:w="90" w:type="dxa"/>
+            <w:bottom w:w="50" w:type="dxa"/>
+            <w:right w:w="90" w:type="dxa"/>
+          </w:tblCellMar>
+        </w:tblPrEx>
+        <w:trPr>
+          <w:cantSplit/>
+          <w:jc w:val="center"/>
+        </w:trPr>
+        <w:tc>
+          <w:tcPr>
+            <w:tcW w:w="4195" w:type="dxa"/>
+            <w:shd w:val="clear" w:color="auto" w:fill="FBE9EF"/>
+          </w:tcPr>
+          <w:p>
+            <w:pPr>
+              <w:spacing w:after="0" w:line="240" w:lineRule="auto"/>
+            </w:pPr>
+            <w:r>
+              <w:rPr>
+                <w:b w:val="0"/>
+                <w:i w:val="0"/>
+                <w:sz w:val="17"/>
+              </w:rPr>
+              <w:t>Sepia colour tint</w:t>
+            </w:r>
+          </w:p>
+        </w:tc>
+        <w:tc>
+          <w:tcPr>
+            <w:tcW w:w="2154" w:type="dxa"/>
+            <w:shd w:val="clear" w:color="auto" w:fill="FBE9EF"/>
+          </w:tcPr>
+          <w:p>
+            <w:pPr>
+              <w:spacing w:after="0" w:line="240" w:lineRule="auto"/>
+              <w:jc w:val="right"/>
+            </w:pPr>
+            <w:r>
+              <w:rPr>
+                <w:b w:val="0"/>
+                <w:i w:val="0"/>
+                <w:sz w:val="17"/>
+              </w:rPr>
+              <w:t>4 of 7</w:t>
+            </w:r>
+          </w:p>
+        </w:tc>
+        <w:tc>
+          <w:tcPr>
+            <w:tcW w:w="1587" w:type="dxa"/>
+            <w:shd w:val="clear" w:color="auto" w:fill="FBE9EF"/>
+          </w:tcPr>
+          <w:p>
+            <w:pPr>
+              <w:spacing w:after="0" w:line="240" w:lineRule="auto"/>
+              <w:jc w:val="right"/>
+            </w:pPr>
+            <w:r>
+              <w:rPr>
+                <w:b w:val="0"/>
+                <w:i w:val="0"/>
+                <w:sz w:val="17"/>
+              </w:rPr>
+              <w:t>3</w:t>
+            </w:r>
+          </w:p>
+        </w:tc>
+        <w:tc>
+          <w:tcPr>
+            <w:tcW w:w="1474" w:type="dxa"/>
+            <w:shd w:val="clear" w:color="auto" w:fill="FBE9EF"/>
+          </w:tcPr>
+          <w:p>
+            <w:pPr>
+              <w:spacing w:after="0" w:line="240" w:lineRule="auto"/>
+              <w:jc w:val="right"/>
+            </w:pPr>
+            <w:r>
+              <w:rPr>
+                <w:b w:val="0"/>
+                <w:i w:val="0"/>
+                <w:sz w:val="17"/>
+              </w:rPr>
+              <w:t>0</w:t>
+            </w:r>
+          </w:p>
+        </w:tc>
+      </w:tr>
+    </w:tbl>
+    <w:p>
+      <w:pPr>
+        <w:spacing w:before="60" w:after="160"/>
+      </w:pPr>
+      <w:r>
+        <w:rPr>
+          <w:b w:val="0"/>
+          <w:i/>
+          <w:color w:val="555555"/>
+          <w:sz w:val="17"/>
+        </w:rPr>
+        <w:t>Confidence moved by up to about 35 points on one scan with annotation marks (79% to 44%), but the class did not change. Tinted images are often refused because the colour check treats them as photos or Doppler scans.</w:t>
+      </w:r>
+    </w:p>
+    <w:p>
+      <w:r>
+        <w:rPr>
+          <w:b/>
+          <w:i w:val="0"/>
+        </w:rPr>
+        <w:t>Conclusion.</w:t>
+      </w:r>
+      <w:r>
+        <w:rPr>
+          <w:b w:val="0"/>
+          <w:i w:val="0"/>
+        </w:rPr>
+        <w:t xml:space="preserve"> Compression, low resolution and on-screen marks do not change the answer. Colour-tinted or colour Doppler images are refused. Grayscale ultrasounds of other organs are wrongly accepted, and a benign lesion can still be flagged, so results on web images should not be read as validation. A future improvement is to add ultrasounds of other organs (abdomen, thyroid, obstetric) as negatives when training the gate.</w:t>
+      </w:r>
+    </w:p>
+    <w:p>
+      <w:pPr>
+        <w:pStyle w:val="2"/>
+        <w:pageBreakBefore w:val="0"/>
+      </w:pPr>
+      <w:bookmarkStart w:id="39" w:name="_Toc28170"/>
+      <w:r>
+        <w:t>7. Breast cancer risk questionnaire (component B)</w:t>
+      </w:r>
+      <w:bookmarkEnd w:id="39"/>
+    </w:p>
+    <w:p>
+      <w:pPr>
+        <w:pStyle w:val="3"/>
+      </w:pPr>
+      <w:bookmarkStart w:id="40" w:name="_Toc15232"/>
+      <w:r>
+        <w:t>7.1 Data and design</w:t>
+      </w:r>
+      <w:bookmarkEnd w:id="40"/>
+    </w:p>
+    <w:p>
+      <w:r>
+        <w:rPr>
+          <w:b w:val="0"/>
+          <w:i w:val="0"/>
+        </w:rPr>
+        <w:t>The model is trained on the Breast Cancer Surveillance Consortium (BCSC) Risk Estimation dataset: 2,392,998 screening mammograms of women with no previous breast cancer (recorded 1996 to 2002), aggregated into 280,660 risk-factor combinations, with 11,638 cancers (invasive or DCIS) diagnosed within one year of the mammogram. Each row is one combination plus a count, so training uses the counts as sample weights. The dataset ships with its own training and validation flag, used as supplied.</w:t>
+      </w:r>
+    </w:p>
+    <w:p>
+      <w:pPr>
+        <w:pStyle w:val="23"/>
+      </w:pPr>
+      <w:r>
+        <w:rPr>
+          <w:b/>
+          <w:i w:val="0"/>
+        </w:rPr>
+        <w:t>Only questions a woman can answer:</w:t>
+      </w:r>
+      <w:r>
+        <w:rPr>
+          <w:b w:val="0"/>
+          <w:i w:val="0"/>
+        </w:rPr>
+        <w:t xml:space="preserve"> age, menopause, body-mass index, age at first birth, close relatives with breast cancer, previous breast biopsy, hormone therapy. Breast density and the last mammogram result are optional. "Don't know" is treated as missing, exactly as BCSC codes it (XGBoost learns which branch missing values should follow).</w:t>
+      </w:r>
+    </w:p>
+    <w:p>
+      <w:pPr>
+        <w:pStyle w:val="23"/>
+      </w:pPr>
+      <w:r>
+        <w:rPr>
+          <w:b/>
+          <w:i w:val="0"/>
+        </w:rPr>
+        <w:t>Race and ethnicity are excluded:</w:t>
+      </w:r>
+      <w:r>
+        <w:rPr>
+          <w:b w:val="0"/>
+          <w:i w:val="0"/>
+        </w:rPr>
+        <w:t xml:space="preserve"> US census categories do not transfer to Femora's users.</w:t>
+      </w:r>
+    </w:p>
+    <w:p>
+      <w:pPr>
+        <w:pStyle w:val="23"/>
+      </w:pPr>
+      <w:r>
+        <w:rPr>
+          <w:b/>
+          <w:i w:val="0"/>
+        </w:rPr>
+        <w:t>Monotonic constraints</w:t>
+      </w:r>
+      <w:r>
+        <w:rPr>
+          <w:b w:val="0"/>
+          <w:i w:val="0"/>
+        </w:rPr>
+        <w:t xml:space="preserve"> on established risk factors (age, family history, biopsy, density, hormone therapy) keep the model medically sensible: adding a risk factor never lowers the estimate.</w:t>
+      </w:r>
+    </w:p>
+    <w:p>
+      <w:pPr>
+        <w:pStyle w:val="23"/>
+      </w:pPr>
+      <w:r>
+        <w:rPr>
+          <w:b/>
+          <w:i w:val="0"/>
+        </w:rPr>
+        <w:t>No re-balancing (SMOTE):</w:t>
+      </w:r>
+      <w:r>
+        <w:rPr>
+          <w:b w:val="0"/>
+          <w:i w:val="0"/>
+        </w:rPr>
+        <w:t xml:space="preserve"> the goal is a calibrated absolute risk, not a classifier.</w:t>
+      </w:r>
+    </w:p>
+    <w:p>
+      <w:pPr>
+        <w:pStyle w:val="23"/>
+      </w:pPr>
+      <w:r>
+        <w:rPr>
+          <w:b/>
+          <w:i w:val="0"/>
+        </w:rPr>
+        <w:t>Symptoms</w:t>
+      </w:r>
+      <w:r>
+        <w:rPr>
+          <w:b w:val="0"/>
+          <w:i w:val="0"/>
+        </w:rPr>
+        <w:t xml:space="preserve"> (lump, nipple discharge, skin change) are not in any public outcome dataset, so the app handles them with NICE NG12 referral rules, separate from the model (section 7.5).</w:t>
+      </w:r>
+    </w:p>
+    <w:p>
+      <w:pPr>
+        <w:pStyle w:val="3"/>
+      </w:pPr>
+      <w:bookmarkStart w:id="41" w:name="_Toc13294"/>
+      <w:r>
+        <w:t>7.2 How answers become model inputs</w:t>
+      </w:r>
+      <w:bookmarkEnd w:id="41"/>
+    </w:p>
+    <w:p>
+      <w:pPr>
+        <w:pStyle w:val="16"/>
+        <w:keepNext/>
+        <w:spacing w:before="160" w:after="60"/>
+      </w:pPr>
+      <w:r>
+        <w:rPr>
+          <w:b w:val="0"/>
+          <w:i w:val="0"/>
+        </w:rPr>
+        <w:t>Table 39. Feature coding (identical in the notebook and the server)</w:t>
       </w:r>
     </w:p>
     <w:tbl>
@@ -31245,11 +32400,11 @@
       <w:pPr>
         <w:pStyle w:val="3"/>
       </w:pPr>
-      <w:bookmarkStart w:id="41" w:name="_Toc21671"/>
+      <w:bookmarkStart w:id="42" w:name="_Toc12641"/>
       <w:r>
         <w:t>7.3 Model settings</w:t>
       </w:r>
-      <w:bookmarkEnd w:id="41"/>
+      <w:bookmarkEnd w:id="42"/>
     </w:p>
     <w:p>
       <w:pPr>
@@ -31262,7 +32417,7 @@
           <w:b w:val="0"/>
           <w:i w:val="0"/>
         </w:rPr>
-        <w:t>Table 38. Risk model training settings</w:t>
+        <w:t>Table 40. Risk model training settings</w:t>
       </w:r>
     </w:p>
     <w:tbl>
@@ -31834,11 +32989,11 @@
       <w:pPr>
         <w:pStyle w:val="3"/>
       </w:pPr>
-      <w:bookmarkStart w:id="42" w:name="_Toc19021"/>
+      <w:bookmarkStart w:id="43" w:name="_Toc10558"/>
       <w:r>
         <w:t>7.4 Results</w:t>
       </w:r>
-      <w:bookmarkEnd w:id="42"/>
+      <w:bookmarkEnd w:id="43"/>
     </w:p>
     <w:p>
       <w:pPr>
@@ -31851,7 +33006,7 @@
           <w:b w:val="0"/>
           <w:i w:val="0"/>
         </w:rPr>
-        <w:t>Table 39. Validation on about 597,859 mammograms</w:t>
+        <w:t>Table 41. Validation on about 597,859 mammograms</w:t>
       </w:r>
     </w:p>
     <w:tbl>
@@ -32335,7 +33490,7 @@
           <w:b w:val="0"/>
           <w:i w:val="0"/>
         </w:rPr>
-        <w:t>Table 40. Do the bands separate risk? (validation data)</w:t>
+        <w:t>Table 42. Do the bands separate risk? (validation data)</w:t>
       </w:r>
     </w:p>
     <w:tbl>
@@ -32803,7 +33958,7 @@
           <w:b w:val="0"/>
           <w:i w:val="0"/>
         </w:rPr>
-        <w:t>Table 41. Age baseline used for the comparison</w:t>
+        <w:t>Table 43. Age baseline used for the comparison</w:t>
       </w:r>
     </w:p>
     <w:tbl>
@@ -32841,6 +33996,12 @@
             <w:insideH w:val="single" w:color="D9C3CC" w:sz="4" w:space="0"/>
             <w:insideV w:val="single" w:color="D9C3CC" w:sz="4" w:space="0"/>
           </w:tblBorders>
+          <w:tblCellMar>
+            <w:top w:w="50" w:type="dxa"/>
+            <w:left w:w="90" w:type="dxa"/>
+            <w:bottom w:w="50" w:type="dxa"/>
+            <w:right w:w="90" w:type="dxa"/>
+          </w:tblCellMar>
         </w:tblPrEx>
         <w:trPr>
           <w:tblHeader/>
@@ -33618,11 +34779,11 @@
       <w:pPr>
         <w:pStyle w:val="3"/>
       </w:pPr>
-      <w:bookmarkStart w:id="43" w:name="_Toc1660"/>
+      <w:bookmarkStart w:id="44" w:name="_Toc17338"/>
       <w:r>
         <w:t>7.5 What the user sees and why</w:t>
       </w:r>
-      <w:bookmarkEnd w:id="43"/>
+      <w:bookmarkEnd w:id="44"/>
     </w:p>
     <w:p>
       <w:pPr>
@@ -33711,7 +34872,7 @@
           <w:b w:val="0"/>
           <w:i w:val="0"/>
         </w:rPr>
-        <w:t>Table 42. Symptom referral rules (NICE NG12)</w:t>
+        <w:t>Table 44. Symptom referral rules (NICE NG12)</w:t>
       </w:r>
     </w:p>
     <w:tbl>
@@ -33750,6 +34911,12 @@
             <w:insideH w:val="single" w:color="D9C3CC" w:sz="4" w:space="0"/>
             <w:insideV w:val="single" w:color="D9C3CC" w:sz="4" w:space="0"/>
           </w:tblBorders>
+          <w:tblCellMar>
+            <w:top w:w="50" w:type="dxa"/>
+            <w:left w:w="90" w:type="dxa"/>
+            <w:bottom w:w="50" w:type="dxa"/>
+            <w:right w:w="90" w:type="dxa"/>
+          </w:tblCellMar>
         </w:tblPrEx>
         <w:trPr>
           <w:tblHeader/>
@@ -34388,11 +35555,11 @@
       <w:pPr>
         <w:pStyle w:val="3"/>
       </w:pPr>
-      <w:bookmarkStart w:id="44" w:name="_Toc26688"/>
+      <w:bookmarkStart w:id="45" w:name="_Toc13826"/>
       <w:r>
         <w:t>7.6 Behaviour check through the API</w:t>
       </w:r>
-      <w:bookmarkEnd w:id="44"/>
+      <w:bookmarkEnd w:id="45"/>
     </w:p>
     <w:p>
       <w:pPr>
@@ -34405,7 +35572,7 @@
           <w:b w:val="0"/>
           <w:i w:val="0"/>
         </w:rPr>
-        <w:t>Table 43. Risk estimates rise sensibly as factors are added</w:t>
+        <w:t>Table 45. Risk estimates rise sensibly as factors are added</w:t>
       </w:r>
     </w:p>
     <w:tbl>
@@ -34445,6 +35612,12 @@
             <w:insideH w:val="single" w:color="D9C3CC" w:sz="4" w:space="0"/>
             <w:insideV w:val="single" w:color="D9C3CC" w:sz="4" w:space="0"/>
           </w:tblBorders>
+          <w:tblCellMar>
+            <w:top w:w="50" w:type="dxa"/>
+            <w:left w:w="90" w:type="dxa"/>
+            <w:bottom w:w="50" w:type="dxa"/>
+            <w:right w:w="90" w:type="dxa"/>
+          </w:tblCellMar>
         </w:tblPrEx>
         <w:trPr>
           <w:tblHeader/>
@@ -35336,11 +36509,11 @@
       <w:pPr>
         <w:pStyle w:val="3"/>
       </w:pPr>
-      <w:bookmarkStart w:id="45" w:name="_Toc30449"/>
+      <w:bookmarkStart w:id="46" w:name="_Toc547"/>
       <w:r>
         <w:t>7.7 Deviation from the scope document</w:t>
       </w:r>
-      <w:bookmarkEnd w:id="45"/>
+      <w:bookmarkEnd w:id="46"/>
     </w:p>
     <w:p>
       <w:r>
@@ -35355,11 +36528,11 @@
       <w:pPr>
         <w:pStyle w:val="3"/>
       </w:pPr>
-      <w:bookmarkStart w:id="46" w:name="_Toc2582"/>
+      <w:bookmarkStart w:id="47" w:name="_Toc15424"/>
       <w:r>
         <w:t>7.8 Limitations</w:t>
       </w:r>
-      <w:bookmarkEnd w:id="46"/>
+      <w:bookmarkEnd w:id="47"/>
     </w:p>
     <w:p>
       <w:pPr>
@@ -35402,11 +36575,11 @@
         <w:pStyle w:val="2"/>
         <w:pageBreakBefore w:val="0"/>
       </w:pPr>
-      <w:bookmarkStart w:id="47" w:name="_Toc16749"/>
+      <w:bookmarkStart w:id="48" w:name="_Toc23579"/>
       <w:r>
         <w:t>8. Other parts of the breast module</w:t>
       </w:r>
-      <w:bookmarkEnd w:id="47"/>
+      <w:bookmarkEnd w:id="48"/>
     </w:p>
     <w:p>
       <w:pPr>
@@ -35470,21 +36643,21 @@
         <w:pStyle w:val="2"/>
         <w:pageBreakBefore w:val="0"/>
       </w:pPr>
-      <w:bookmarkStart w:id="48" w:name="_Toc32199"/>
+      <w:bookmarkStart w:id="49" w:name="_Toc21726"/>
       <w:r>
         <w:t>9. Deployment and demo build</w:t>
       </w:r>
-      <w:bookmarkEnd w:id="48"/>
+      <w:bookmarkEnd w:id="49"/>
     </w:p>
     <w:p>
       <w:pPr>
         <w:pStyle w:val="3"/>
       </w:pPr>
-      <w:bookmarkStart w:id="49" w:name="_Toc17290"/>
+      <w:bookmarkStart w:id="50" w:name="_Toc22730"/>
       <w:r>
         <w:t>9.1 Hosting options considered</w:t>
       </w:r>
-      <w:bookmarkEnd w:id="49"/>
+      <w:bookmarkEnd w:id="50"/>
     </w:p>
     <w:p>
       <w:pPr>
@@ -35497,7 +36670,7 @@
           <w:b w:val="0"/>
           <w:i w:val="0"/>
         </w:rPr>
-        <w:t>Table 44. Where the backend can run</w:t>
+        <w:t>Table 46. Where the backend can run</w:t>
       </w:r>
     </w:p>
     <w:tbl>
@@ -35841,11 +37014,11 @@
       <w:pPr>
         <w:pStyle w:val="3"/>
       </w:pPr>
-      <w:bookmarkStart w:id="50" w:name="_Toc23551"/>
+      <w:bookmarkStart w:id="51" w:name="_Toc23772"/>
       <w:r>
         <w:t>9.2 Demo procedure</w:t>
       </w:r>
-      <w:bookmarkEnd w:id="50"/>
+      <w:bookmarkEnd w:id="51"/>
     </w:p>
     <w:p>
       <w:pPr>
@@ -35903,11 +37076,11 @@
       <w:pPr>
         <w:pStyle w:val="3"/>
       </w:pPr>
-      <w:bookmarkStart w:id="51" w:name="_Toc1750"/>
+      <w:bookmarkStart w:id="52" w:name="_Toc20951"/>
       <w:r>
         <w:t>9.3 Build environment and workarounds</w:t>
       </w:r>
-      <w:bookmarkEnd w:id="51"/>
+      <w:bookmarkEnd w:id="52"/>
     </w:p>
     <w:p>
       <w:pPr>
@@ -35920,7 +37093,7 @@
           <w:b w:val="0"/>
           <w:i w:val="0"/>
         </w:rPr>
-        <w:t>Table 45. Environment</w:t>
+        <w:t>Table 47. Environment</w:t>
       </w:r>
     </w:p>
     <w:tbl>
@@ -36324,11 +37497,11 @@
       <w:pPr>
         <w:pStyle w:val="3"/>
       </w:pPr>
-      <w:bookmarkStart w:id="52" w:name="_Toc21852"/>
+      <w:bookmarkStart w:id="53" w:name="_Toc7488"/>
       <w:r>
         <w:t>9.4 APK builds</w:t>
       </w:r>
-      <w:bookmarkEnd w:id="52"/>
+      <w:bookmarkEnd w:id="53"/>
     </w:p>
     <w:p>
       <w:pPr>
@@ -36341,7 +37514,7 @@
           <w:b w:val="0"/>
           <w:i w:val="0"/>
         </w:rPr>
-        <w:t>Table 46. Release APK builds</w:t>
+        <w:t>Table 48. Release APK builds</w:t>
       </w:r>
     </w:p>
     <w:tbl>
@@ -36633,11 +37806,11 @@
         <w:pStyle w:val="2"/>
         <w:pageBreakBefore w:val="0"/>
       </w:pPr>
-      <w:bookmarkStart w:id="53" w:name="_Toc14747"/>
+      <w:bookmarkStart w:id="54" w:name="_Toc29229"/>
       <w:r>
         <w:t>10. Verification and testing</w:t>
       </w:r>
-      <w:bookmarkEnd w:id="53"/>
+      <w:bookmarkEnd w:id="54"/>
     </w:p>
     <w:p>
       <w:pPr>
@@ -36650,7 +37823,7 @@
           <w:b w:val="0"/>
           <w:i w:val="0"/>
         </w:rPr>
-        <w:t>Table 47. Verification performed</w:t>
+        <w:t>Table 49. Verification performed</w:t>
       </w:r>
     </w:p>
     <w:tbl>
@@ -36689,6 +37862,12 @@
             <w:insideH w:val="single" w:color="D9C3CC" w:sz="4" w:space="0"/>
             <w:insideV w:val="single" w:color="D9C3CC" w:sz="4" w:space="0"/>
           </w:tblBorders>
+          <w:tblCellMar>
+            <w:top w:w="50" w:type="dxa"/>
+            <w:left w:w="90" w:type="dxa"/>
+            <w:bottom w:w="50" w:type="dxa"/>
+            <w:right w:w="90" w:type="dxa"/>
+          </w:tblCellMar>
         </w:tblPrEx>
         <w:trPr>
           <w:tblHeader/>
@@ -37556,11 +38735,11 @@
       <w:pPr>
         <w:pStyle w:val="3"/>
       </w:pPr>
-      <w:bookmarkStart w:id="54" w:name="_Toc9884"/>
+      <w:bookmarkStart w:id="55" w:name="_Toc27483"/>
       <w:r>
         <w:t>10.1 Checking the ultrasound module on a phone</w:t>
       </w:r>
-      <w:bookmarkEnd w:id="54"/>
+      <w:bookmarkEnd w:id="55"/>
     </w:p>
     <w:p>
       <w:r>
@@ -37582,7 +38761,7 @@
           <w:b w:val="0"/>
           <w:i w:val="0"/>
         </w:rPr>
-        <w:t>Table 48. Phone test kit for the ultrasound module</w:t>
+        <w:t>Table 50. Phone test kit for the ultrasound module</w:t>
       </w:r>
     </w:p>
     <w:tbl>
@@ -38425,21 +39604,21 @@
         <w:pStyle w:val="2"/>
         <w:pageBreakBefore w:val="0"/>
       </w:pPr>
-      <w:bookmarkStart w:id="55" w:name="_Toc14031"/>
+      <w:bookmarkStart w:id="56" w:name="_Toc32670"/>
       <w:r>
         <w:t>11. Limitations, ethics and risks</w:t>
       </w:r>
-      <w:bookmarkEnd w:id="55"/>
+      <w:bookmarkEnd w:id="56"/>
     </w:p>
     <w:p>
       <w:pPr>
         <w:pStyle w:val="3"/>
       </w:pPr>
-      <w:bookmarkStart w:id="56" w:name="_Toc21318"/>
+      <w:bookmarkStart w:id="57" w:name="_Toc19549"/>
       <w:r>
         <w:t>11.1 Failure modes and mitigations</w:t>
       </w:r>
-      <w:bookmarkEnd w:id="56"/>
+      <w:bookmarkEnd w:id="57"/>
     </w:p>
     <w:p>
       <w:pPr>
@@ -38452,7 +39631,7 @@
           <w:b w:val="0"/>
           <w:i w:val="0"/>
         </w:rPr>
-        <w:t>Table 49. Failure modes</w:t>
+        <w:t>Table 51. Failure modes</w:t>
       </w:r>
     </w:p>
     <w:tbl>
@@ -38492,6 +39671,12 @@
             <w:insideH w:val="single" w:color="D9C3CC" w:sz="4" w:space="0"/>
             <w:insideV w:val="single" w:color="D9C3CC" w:sz="4" w:space="0"/>
           </w:tblBorders>
+          <w:tblCellMar>
+            <w:top w:w="50" w:type="dxa"/>
+            <w:left w:w="90" w:type="dxa"/>
+            <w:bottom w:w="50" w:type="dxa"/>
+            <w:right w:w="90" w:type="dxa"/>
+          </w:tblCellMar>
         </w:tblPrEx>
         <w:trPr>
           <w:tblHeader/>
@@ -38504,7 +39689,6 @@
           </w:tcPr>
           <w:p>
             <w:pPr>
-              <w:keepNext/>
               <w:spacing w:after="0" w:line="240" w:lineRule="auto"/>
             </w:pPr>
             <w:r>
@@ -38525,7 +39709,6 @@
           </w:tcPr>
           <w:p>
             <w:pPr>
-              <w:keepNext/>
               <w:spacing w:after="0" w:line="240" w:lineRule="auto"/>
             </w:pPr>
             <w:r>
@@ -38546,7 +39729,6 @@
           </w:tcPr>
           <w:p>
             <w:pPr>
-              <w:keepNext/>
               <w:spacing w:after="0" w:line="240" w:lineRule="auto"/>
             </w:pPr>
             <w:r>
@@ -38567,7 +39749,6 @@
           </w:tcPr>
           <w:p>
             <w:pPr>
-              <w:keepNext/>
               <w:spacing w:after="0" w:line="240" w:lineRule="auto"/>
             </w:pPr>
             <w:r>
@@ -38609,7 +39790,6 @@
           </w:tcPr>
           <w:p>
             <w:pPr>
-              <w:keepNext/>
               <w:spacing w:after="0" w:line="240" w:lineRule="auto"/>
             </w:pPr>
             <w:r>
@@ -38628,7 +39808,6 @@
           </w:tcPr>
           <w:p>
             <w:pPr>
-              <w:keepNext/>
               <w:spacing w:after="0" w:line="240" w:lineRule="auto"/>
             </w:pPr>
             <w:r>
@@ -38647,7 +39826,6 @@
           </w:tcPr>
           <w:p>
             <w:pPr>
-              <w:keepNext/>
               <w:spacing w:after="0" w:line="240" w:lineRule="auto"/>
             </w:pPr>
             <w:r>
@@ -38666,7 +39844,6 @@
           </w:tcPr>
           <w:p>
             <w:pPr>
-              <w:keepNext/>
               <w:spacing w:after="0" w:line="240" w:lineRule="auto"/>
             </w:pPr>
             <w:r>
@@ -38708,7 +39885,6 @@
           </w:tcPr>
           <w:p>
             <w:pPr>
-              <w:keepNext/>
               <w:spacing w:after="0" w:line="240" w:lineRule="auto"/>
             </w:pPr>
             <w:r>
@@ -38728,7 +39904,6 @@
           </w:tcPr>
           <w:p>
             <w:pPr>
-              <w:keepNext/>
               <w:spacing w:after="0" w:line="240" w:lineRule="auto"/>
             </w:pPr>
             <w:r>
@@ -38748,7 +39923,6 @@
           </w:tcPr>
           <w:p>
             <w:pPr>
-              <w:keepNext/>
               <w:spacing w:after="0" w:line="240" w:lineRule="auto"/>
             </w:pPr>
             <w:r>
@@ -38768,7 +39942,6 @@
           </w:tcPr>
           <w:p>
             <w:pPr>
-              <w:keepNext/>
               <w:spacing w:after="0" w:line="240" w:lineRule="auto"/>
             </w:pPr>
             <w:r>
@@ -38809,7 +39982,6 @@
           </w:tcPr>
           <w:p>
             <w:pPr>
-              <w:keepNext/>
               <w:spacing w:after="0" w:line="240" w:lineRule="auto"/>
             </w:pPr>
             <w:r>
@@ -38828,7 +40000,6 @@
           </w:tcPr>
           <w:p>
             <w:pPr>
-              <w:keepNext/>
               <w:spacing w:after="0" w:line="240" w:lineRule="auto"/>
             </w:pPr>
             <w:r>
@@ -38847,7 +40018,6 @@
           </w:tcPr>
           <w:p>
             <w:pPr>
-              <w:keepNext/>
               <w:spacing w:after="0" w:line="240" w:lineRule="auto"/>
             </w:pPr>
             <w:r>
@@ -38866,7 +40036,6 @@
           </w:tcPr>
           <w:p>
             <w:pPr>
-              <w:keepNext/>
               <w:spacing w:after="0" w:line="240" w:lineRule="auto"/>
             </w:pPr>
             <w:r>
@@ -38908,7 +40077,6 @@
           </w:tcPr>
           <w:p>
             <w:pPr>
-              <w:keepNext/>
               <w:spacing w:after="0" w:line="240" w:lineRule="auto"/>
             </w:pPr>
             <w:r>
@@ -38917,7 +40085,7 @@
                 <w:i w:val="0"/>
                 <w:sz w:val="17"/>
               </w:rPr>
-              <w:t>New scanner or hospital</w:t>
+              <w:t>Ultrasound of another body part</w:t>
             </w:r>
           </w:p>
         </w:tc>
@@ -38928,7 +40096,6 @@
           </w:tcPr>
           <w:p>
             <w:pPr>
-              <w:keepNext/>
               <w:spacing w:after="0" w:line="240" w:lineRule="auto"/>
             </w:pPr>
             <w:r>
@@ -38937,7 +40104,7 @@
                 <w:i w:val="0"/>
                 <w:sz w:val="17"/>
               </w:rPr>
-              <w:t>Lower accuracy than reported</w:t>
+              <w:t>A breast verdict for a non-breast scan (observed once)</w:t>
             </w:r>
           </w:p>
         </w:tc>
@@ -38948,7 +40115,6 @@
           </w:tcPr>
           <w:p>
             <w:pPr>
-              <w:keepNext/>
               <w:spacing w:after="0" w:line="240" w:lineRule="auto"/>
             </w:pPr>
             <w:r>
@@ -38957,7 +40123,7 @@
                 <w:i w:val="0"/>
                 <w:sz w:val="17"/>
               </w:rPr>
-              <w:t>Trained on three hospitals and four scanners</w:t>
+              <w:t>None: the gate was not trained against other ultrasounds</w:t>
             </w:r>
           </w:p>
         </w:tc>
@@ -38968,7 +40134,6 @@
           </w:tcPr>
           <w:p>
             <w:pPr>
-              <w:keepNext/>
               <w:spacing w:after="0" w:line="240" w:lineRule="auto"/>
             </w:pPr>
             <w:r>
@@ -38977,7 +40142,7 @@
                 <w:i w:val="0"/>
                 <w:sz w:val="17"/>
               </w:rPr>
-              <w:t>More local data; per-scanner monitoring</w:t>
+              <w:t>Add other-organ ultrasounds as gate negatives</w:t>
             </w:r>
           </w:p>
         </w:tc>
@@ -39009,7 +40174,6 @@
           </w:tcPr>
           <w:p>
             <w:pPr>
-              <w:keepNext/>
               <w:spacing w:after="0" w:line="240" w:lineRule="auto"/>
             </w:pPr>
             <w:r>
@@ -39018,7 +40182,7 @@
                 <w:i w:val="0"/>
                 <w:sz w:val="17"/>
               </w:rPr>
-              <w:t>Risk model on a different population</w:t>
+              <w:t>New scanner or hospital</w:t>
             </w:r>
           </w:p>
         </w:tc>
@@ -39028,7 +40192,6 @@
           </w:tcPr>
           <w:p>
             <w:pPr>
-              <w:keepNext/>
               <w:spacing w:after="0" w:line="240" w:lineRule="auto"/>
             </w:pPr>
             <w:r>
@@ -39037,7 +40200,7 @@
                 <w:i w:val="0"/>
                 <w:sz w:val="17"/>
               </w:rPr>
-              <w:t>Miscalibrated risk</w:t>
+              <w:t>Lower accuracy than reported</w:t>
             </w:r>
           </w:p>
         </w:tc>
@@ -39047,7 +40210,6 @@
           </w:tcPr>
           <w:p>
             <w:pPr>
-              <w:keepNext/>
               <w:spacing w:after="0" w:line="240" w:lineRule="auto"/>
             </w:pPr>
             <w:r>
@@ -39056,7 +40218,7 @@
                 <w:i w:val="0"/>
                 <w:sz w:val="17"/>
               </w:rPr>
-              <w:t>Relative-to-age wording</w:t>
+              <w:t>Trained on three hospitals and four scanners</w:t>
             </w:r>
           </w:p>
         </w:tc>
@@ -39066,7 +40228,6 @@
           </w:tcPr>
           <w:p>
             <w:pPr>
-              <w:keepNext/>
               <w:spacing w:after="0" w:line="240" w:lineRule="auto"/>
             </w:pPr>
             <w:r>
@@ -39075,7 +40236,7 @@
                 <w:i w:val="0"/>
                 <w:sz w:val="17"/>
               </w:rPr>
-              <w:t>Validation on local data</w:t>
+              <w:t>More local data; per-scanner monitoring</w:t>
             </w:r>
           </w:p>
         </w:tc>
@@ -39108,7 +40269,6 @@
           </w:tcPr>
           <w:p>
             <w:pPr>
-              <w:keepNext/>
               <w:spacing w:after="0" w:line="240" w:lineRule="auto"/>
             </w:pPr>
             <w:r>
@@ -39117,7 +40277,7 @@
                 <w:i w:val="0"/>
                 <w:sz w:val="17"/>
               </w:rPr>
-              <w:t>Server unreachable</w:t>
+              <w:t>Risk model on a different population</w:t>
             </w:r>
           </w:p>
         </w:tc>
@@ -39128,7 +40288,6 @@
           </w:tcPr>
           <w:p>
             <w:pPr>
-              <w:keepNext/>
               <w:spacing w:after="0" w:line="240" w:lineRule="auto"/>
             </w:pPr>
             <w:r>
@@ -39137,7 +40296,7 @@
                 <w:i w:val="0"/>
                 <w:sz w:val="17"/>
               </w:rPr>
-              <w:t>No result</w:t>
+              <w:t>Miscalibrated risk</w:t>
             </w:r>
           </w:p>
         </w:tc>
@@ -39148,7 +40307,6 @@
           </w:tcPr>
           <w:p>
             <w:pPr>
-              <w:keepNext/>
               <w:spacing w:after="0" w:line="240" w:lineRule="auto"/>
             </w:pPr>
             <w:r>
@@ -39157,7 +40315,7 @@
                 <w:i w:val="0"/>
                 <w:sz w:val="17"/>
               </w:rPr>
-              <w:t>Clear error messages, form stays open</w:t>
+              <w:t>Relative-to-age wording</w:t>
             </w:r>
           </w:p>
         </w:tc>
@@ -39168,7 +40326,6 @@
           </w:tcPr>
           <w:p>
             <w:pPr>
-              <w:keepNext/>
               <w:spacing w:after="0" w:line="240" w:lineRule="auto"/>
             </w:pPr>
             <w:r>
@@ -39177,7 +40334,7 @@
                 <w:i w:val="0"/>
                 <w:sz w:val="17"/>
               </w:rPr>
-              <w:t>Real hosting; offline fallback</w:t>
+              <w:t>Validation on local data</w:t>
             </w:r>
           </w:p>
         </w:tc>
@@ -39217,6 +40374,101 @@
                 <w:i w:val="0"/>
                 <w:sz w:val="17"/>
               </w:rPr>
+              <w:t>Server unreachable</w:t>
+            </w:r>
+          </w:p>
+        </w:tc>
+        <w:tc>
+          <w:tcPr>
+            <w:tcW w:w="1814" w:type="dxa"/>
+          </w:tcPr>
+          <w:p>
+            <w:pPr>
+              <w:spacing w:after="0" w:line="240" w:lineRule="auto"/>
+            </w:pPr>
+            <w:r>
+              <w:rPr>
+                <w:b w:val="0"/>
+                <w:i w:val="0"/>
+                <w:sz w:val="17"/>
+              </w:rPr>
+              <w:t>No result</w:t>
+            </w:r>
+          </w:p>
+        </w:tc>
+        <w:tc>
+          <w:tcPr>
+            <w:tcW w:w="2835" w:type="dxa"/>
+          </w:tcPr>
+          <w:p>
+            <w:pPr>
+              <w:spacing w:after="0" w:line="240" w:lineRule="auto"/>
+            </w:pPr>
+            <w:r>
+              <w:rPr>
+                <w:b w:val="0"/>
+                <w:i w:val="0"/>
+                <w:sz w:val="17"/>
+              </w:rPr>
+              <w:t>Clear error messages, form stays open</w:t>
+            </w:r>
+          </w:p>
+        </w:tc>
+        <w:tc>
+          <w:tcPr>
+            <w:tcW w:w="2268" w:type="dxa"/>
+          </w:tcPr>
+          <w:p>
+            <w:pPr>
+              <w:spacing w:after="0" w:line="240" w:lineRule="auto"/>
+            </w:pPr>
+            <w:r>
+              <w:rPr>
+                <w:b w:val="0"/>
+                <w:i w:val="0"/>
+                <w:sz w:val="17"/>
+              </w:rPr>
+              <w:t>Real hosting; offline fallback</w:t>
+            </w:r>
+          </w:p>
+        </w:tc>
+      </w:tr>
+      <w:tr>
+        <w:tblPrEx>
+          <w:tblBorders>
+            <w:top w:val="single" w:color="D9C3CC" w:sz="4" w:space="0"/>
+            <w:left w:val="single" w:color="D9C3CC" w:sz="4" w:space="0"/>
+            <w:bottom w:val="single" w:color="D9C3CC" w:sz="4" w:space="0"/>
+            <w:right w:val="single" w:color="D9C3CC" w:sz="4" w:space="0"/>
+            <w:insideH w:val="single" w:color="D9C3CC" w:sz="4" w:space="0"/>
+            <w:insideV w:val="single" w:color="D9C3CC" w:sz="4" w:space="0"/>
+          </w:tblBorders>
+          <w:tblCellMar>
+            <w:top w:w="50" w:type="dxa"/>
+            <w:left w:w="90" w:type="dxa"/>
+            <w:bottom w:w="50" w:type="dxa"/>
+            <w:right w:w="90" w:type="dxa"/>
+          </w:tblCellMar>
+        </w:tblPrEx>
+        <w:trPr>
+          <w:cantSplit/>
+          <w:jc w:val="center"/>
+        </w:trPr>
+        <w:tc>
+          <w:tcPr>
+            <w:tcW w:w="2494" w:type="dxa"/>
+            <w:shd w:val="clear" w:color="auto" w:fill="FBE9EF"/>
+          </w:tcPr>
+          <w:p>
+            <w:pPr>
+              <w:spacing w:after="0" w:line="240" w:lineRule="auto"/>
+            </w:pPr>
+            <w:r>
+              <w:rPr>
+                <w:b w:val="0"/>
+                <w:i w:val="0"/>
+                <w:sz w:val="17"/>
+              </w:rPr>
               <w:t>User treats output as a diagnosis</w:t>
             </w:r>
           </w:p>
@@ -39224,6 +40476,7 @@
         <w:tc>
           <w:tcPr>
             <w:tcW w:w="1814" w:type="dxa"/>
+            <w:shd w:val="clear" w:color="auto" w:fill="FBE9EF"/>
           </w:tcPr>
           <w:p>
             <w:pPr>
@@ -39242,6 +40495,7 @@
         <w:tc>
           <w:tcPr>
             <w:tcW w:w="2835" w:type="dxa"/>
+            <w:shd w:val="clear" w:color="auto" w:fill="FBE9EF"/>
           </w:tcPr>
           <w:p>
             <w:pPr>
@@ -39260,6 +40514,7 @@
         <w:tc>
           <w:tcPr>
             <w:tcW w:w="2268" w:type="dxa"/>
+            <w:shd w:val="clear" w:color="auto" w:fill="FBE9EF"/>
           </w:tcPr>
           <w:p>
             <w:pPr>
@@ -39286,114 +40541,9 @@
       <w:pPr>
         <w:pStyle w:val="3"/>
       </w:pPr>
-      <w:bookmarkStart w:id="57" w:name="_Toc24220"/>
+      <w:bookmarkStart w:id="58" w:name="_Toc28345"/>
       <w:r>
         <w:t>11.2 Ethical and legal points</w:t>
-      </w:r>
-      <w:bookmarkEnd w:id="57"/>
-    </w:p>
-    <w:p>
-      <w:pPr>
-        <w:pStyle w:val="23"/>
-      </w:pPr>
-      <w:r>
-        <w:rPr>
-          <w:b/>
-          <w:i w:val="0"/>
-        </w:rPr>
-        <w:t>Not a medical device.</w:t>
-      </w:r>
-      <w:r>
-        <w:rPr>
-          <w:b w:val="0"/>
-          <w:i w:val="0"/>
-        </w:rPr>
-        <w:t xml:space="preserve"> Femora offers awareness and risk information. Using it as a diagnostic tool would require clinical validation and regulatory approval that this project does not claim.</w:t>
-      </w:r>
-    </w:p>
-    <w:p>
-      <w:pPr>
-        <w:pStyle w:val="23"/>
-      </w:pPr>
-      <w:r>
-        <w:rPr>
-          <w:b/>
-          <w:i w:val="0"/>
-        </w:rPr>
-        <w:t>Bias and representation.</w:t>
-      </w:r>
-      <w:r>
-        <w:rPr>
-          <w:b w:val="0"/>
-          <w:i w:val="0"/>
-        </w:rPr>
-        <w:t xml:space="preserve"> The ultrasound data comes from Egypt, Poland and Brazil and the risk data from the United States. None is from Pakistan, the intended users, so performance there is unknown. This is stated in the report and should be in the app's about screen.</w:t>
-      </w:r>
-    </w:p>
-    <w:p>
-      <w:pPr>
-        <w:pStyle w:val="23"/>
-      </w:pPr>
-      <w:r>
-        <w:rPr>
-          <w:b/>
-          <w:i w:val="0"/>
-        </w:rPr>
-        <w:t>Privacy.</w:t>
-      </w:r>
-      <w:r>
-        <w:rPr>
-          <w:b w:val="0"/>
-          <w:i w:val="0"/>
-        </w:rPr>
-        <w:t xml:space="preserve"> Scans and answers are processed in memory and not stored server-side. Images travel to a server, so real deployment needs HTTPS, a trusted host, a privacy notice and user consent. The demo tunnel passes traffic through Cloudflare.</w:t>
-      </w:r>
-    </w:p>
-    <w:p>
-      <w:pPr>
-        <w:pStyle w:val="23"/>
-      </w:pPr>
-      <w:r>
-        <w:rPr>
-          <w:b/>
-          <w:i w:val="0"/>
-        </w:rPr>
-        <w:t>Data terms.</w:t>
-      </w:r>
-      <w:r>
-        <w:rPr>
-          <w:b w:val="0"/>
-          <w:i w:val="0"/>
-        </w:rPr>
-        <w:t xml:space="preserve"> BUS-BRA requires citation; BCSC requires the funding citation and its redistribution terms are not spelled out, so the private Kaggle copy must not be made public without checking them.</w:t>
-      </w:r>
-    </w:p>
-    <w:p>
-      <w:pPr>
-        <w:pStyle w:val="23"/>
-      </w:pPr>
-      <w:r>
-        <w:rPr>
-          <w:b/>
-          <w:i w:val="0"/>
-        </w:rPr>
-        <w:t>Fairness of communication.</w:t>
-      </w:r>
-      <w:r>
-        <w:rPr>
-          <w:b w:val="0"/>
-          <w:i w:val="0"/>
-        </w:rPr>
-        <w:t xml:space="preserve"> Results avoid diagnostic words, always recommend a doctor and present uncertainty (calibrated probabilities, honest accuracy).</w:t>
-      </w:r>
-    </w:p>
-    <w:p>
-      <w:pPr>
-        <w:pStyle w:val="3"/>
-      </w:pPr>
-      <w:bookmarkStart w:id="58" w:name="_Toc662"/>
-      <w:r>
-        <w:t>11.3 Other limitations</w:t>
       </w:r>
       <w:bookmarkEnd w:id="58"/>
     </w:p>
@@ -39406,6 +40556,111 @@
           <w:b/>
           <w:i w:val="0"/>
         </w:rPr>
+        <w:t>Not a medical device.</w:t>
+      </w:r>
+      <w:r>
+        <w:rPr>
+          <w:b w:val="0"/>
+          <w:i w:val="0"/>
+        </w:rPr>
+        <w:t xml:space="preserve"> Femora offers awareness and risk information. Using it as a diagnostic tool would require clinical validation and regulatory approval that this project does not claim.</w:t>
+      </w:r>
+    </w:p>
+    <w:p>
+      <w:pPr>
+        <w:pStyle w:val="23"/>
+      </w:pPr>
+      <w:r>
+        <w:rPr>
+          <w:b/>
+          <w:i w:val="0"/>
+        </w:rPr>
+        <w:t>Bias and representation.</w:t>
+      </w:r>
+      <w:r>
+        <w:rPr>
+          <w:b w:val="0"/>
+          <w:i w:val="0"/>
+        </w:rPr>
+        <w:t xml:space="preserve"> The ultrasound data comes from Egypt, Poland and Brazil and the risk data from the United States. None is from Pakistan, the intended users, so performance there is unknown. This is stated in the report and should be in the app's about screen.</w:t>
+      </w:r>
+    </w:p>
+    <w:p>
+      <w:pPr>
+        <w:pStyle w:val="23"/>
+      </w:pPr>
+      <w:r>
+        <w:rPr>
+          <w:b/>
+          <w:i w:val="0"/>
+        </w:rPr>
+        <w:t>Privacy.</w:t>
+      </w:r>
+      <w:r>
+        <w:rPr>
+          <w:b w:val="0"/>
+          <w:i w:val="0"/>
+        </w:rPr>
+        <w:t xml:space="preserve"> Scans and answers are processed in memory and not stored server-side. Images travel to a server, so real deployment needs HTTPS, a trusted host, a privacy notice and user consent. The demo tunnel passes traffic through Cloudflare.</w:t>
+      </w:r>
+    </w:p>
+    <w:p>
+      <w:pPr>
+        <w:pStyle w:val="23"/>
+      </w:pPr>
+      <w:r>
+        <w:rPr>
+          <w:b/>
+          <w:i w:val="0"/>
+        </w:rPr>
+        <w:t>Data terms.</w:t>
+      </w:r>
+      <w:r>
+        <w:rPr>
+          <w:b w:val="0"/>
+          <w:i w:val="0"/>
+        </w:rPr>
+        <w:t xml:space="preserve"> BUS-BRA requires citation; BCSC requires the funding citation and its redistribution terms are not spelled out, so the private Kaggle copy must not be made public without checking them.</w:t>
+      </w:r>
+    </w:p>
+    <w:p>
+      <w:pPr>
+        <w:pStyle w:val="23"/>
+      </w:pPr>
+      <w:r>
+        <w:rPr>
+          <w:b/>
+          <w:i w:val="0"/>
+        </w:rPr>
+        <w:t>Fairness of communication.</w:t>
+      </w:r>
+      <w:r>
+        <w:rPr>
+          <w:b w:val="0"/>
+          <w:i w:val="0"/>
+        </w:rPr>
+        <w:t xml:space="preserve"> Results avoid diagnostic words, always recommend a doctor and present uncertainty (calibrated probabilities, honest accuracy).</w:t>
+      </w:r>
+    </w:p>
+    <w:p>
+      <w:pPr>
+        <w:pStyle w:val="3"/>
+      </w:pPr>
+      <w:bookmarkStart w:id="59" w:name="_Toc15946"/>
+      <w:r>
+        <w:t>11.3 Other limitations</w:t>
+      </w:r>
+      <w:bookmarkEnd w:id="59"/>
+    </w:p>
+    <w:p>
+      <w:pPr>
+        <w:pStyle w:val="23"/>
+      </w:pPr>
+      <w:r>
+        <w:rPr>
+          <w:b/>
+          <w:i w:val="0"/>
+        </w:rPr>
         <w:t>Test-set tuning.</w:t>
       </w:r>
       <w:r>
@@ -39478,11 +40733,11 @@
         <w:pStyle w:val="2"/>
         <w:pageBreakBefore w:val="0"/>
       </w:pPr>
-      <w:bookmarkStart w:id="59" w:name="_Toc19495"/>
+      <w:bookmarkStart w:id="60" w:name="_Toc31323"/>
       <w:r>
         <w:t>12. Remaining work and recommended order</w:t>
       </w:r>
-      <w:bookmarkEnd w:id="59"/>
+      <w:bookmarkEnd w:id="60"/>
     </w:p>
     <w:p>
       <w:pPr>
@@ -39495,7 +40750,7 @@
           <w:b w:val="0"/>
           <w:i w:val="0"/>
         </w:rPr>
-        <w:t>Table 50. Suggested plan</w:t>
+        <w:t>Table 52. Suggested plan</w:t>
       </w:r>
     </w:p>
     <w:tbl>
@@ -40179,11 +41434,11 @@
         <w:pStyle w:val="2"/>
         <w:pageBreakBefore w:val="0"/>
       </w:pPr>
-      <w:bookmarkStart w:id="60" w:name="_Toc30889"/>
+      <w:bookmarkStart w:id="61" w:name="_Toc6603"/>
       <w:r>
         <w:t>13. Conclusion</w:t>
       </w:r>
-      <w:bookmarkEnd w:id="60"/>
+      <w:bookmarkEnd w:id="61"/>
     </w:p>
     <w:p>
       <w:r>
@@ -40199,11 +41454,11 @@
         <w:pStyle w:val="2"/>
         <w:pageBreakBefore/>
       </w:pPr>
-      <w:bookmarkStart w:id="61" w:name="_Toc6773"/>
+      <w:bookmarkStart w:id="62" w:name="_Toc1217"/>
       <w:r>
         <w:t>Appendix A. Metric glossary</w:t>
       </w:r>
-      <w:bookmarkEnd w:id="61"/>
+      <w:bookmarkEnd w:id="62"/>
     </w:p>
     <w:p>
       <w:pPr>
@@ -40216,7 +41471,7 @@
           <w:b w:val="0"/>
           <w:i w:val="0"/>
         </w:rPr>
-        <w:t>Table 51. Terms used in this report</w:t>
+        <w:t>Table 53. Terms used in this report</w:t>
       </w:r>
     </w:p>
     <w:tbl>
@@ -40254,6 +41509,12 @@
             <w:insideH w:val="single" w:color="D9C3CC" w:sz="4" w:space="0"/>
             <w:insideV w:val="single" w:color="D9C3CC" w:sz="4" w:space="0"/>
           </w:tblBorders>
+          <w:tblCellMar>
+            <w:top w:w="50" w:type="dxa"/>
+            <w:left w:w="90" w:type="dxa"/>
+            <w:bottom w:w="50" w:type="dxa"/>
+            <w:right w:w="90" w:type="dxa"/>
+          </w:tblCellMar>
         </w:tblPrEx>
         <w:trPr>
           <w:tblHeader/>
@@ -41373,11 +42634,11 @@
         <w:pStyle w:val="2"/>
         <w:pageBreakBefore w:val="0"/>
       </w:pPr>
-      <w:bookmarkStart w:id="62" w:name="_Toc13894"/>
+      <w:bookmarkStart w:id="63" w:name="_Toc23421"/>
       <w:r>
         <w:t>Appendix B. Reproducibility</w:t>
       </w:r>
-      <w:bookmarkEnd w:id="62"/>
+      <w:bookmarkEnd w:id="63"/>
     </w:p>
     <w:p>
       <w:pPr>
@@ -41390,7 +42651,7 @@
           <w:b w:val="0"/>
           <w:i w:val="0"/>
         </w:rPr>
-        <w:t>Table 52. Where things are</w:t>
+        <w:t>Table 54. Where things are</w:t>
       </w:r>
     </w:p>
     <w:tbl>
@@ -41428,6 +42689,12 @@
             <w:insideH w:val="single" w:color="D9C3CC" w:sz="4" w:space="0"/>
             <w:insideV w:val="single" w:color="D9C3CC" w:sz="4" w:space="0"/>
           </w:tblBorders>
+          <w:tblCellMar>
+            <w:top w:w="50" w:type="dxa"/>
+            <w:left w:w="90" w:type="dxa"/>
+            <w:bottom w:w="50" w:type="dxa"/>
+            <w:right w:w="90" w:type="dxa"/>
+          </w:tblCellMar>
         </w:tblPrEx>
         <w:trPr>
           <w:tblHeader/>
@@ -41966,11 +43233,11 @@
         <w:pStyle w:val="2"/>
         <w:pageBreakBefore w:val="0"/>
       </w:pPr>
-      <w:bookmarkStart w:id="63" w:name="_Toc14759"/>
+      <w:bookmarkStart w:id="64" w:name="_Toc30241"/>
       <w:r>
         <w:t>Appendix C. Data sources and citations</w:t>
       </w:r>
-      <w:bookmarkEnd w:id="63"/>
+      <w:bookmarkEnd w:id="64"/>
     </w:p>
     <w:p>
       <w:pPr>
@@ -42073,11 +43340,11 @@
         <w:pStyle w:val="2"/>
         <w:pageBreakBefore w:val="0"/>
       </w:pPr>
-      <w:bookmarkStart w:id="64" w:name="_Toc23477"/>
+      <w:bookmarkStart w:id="65" w:name="_Toc22686"/>
       <w:r>
         <w:t>Appendix D. Key decisions and why</w:t>
       </w:r>
-      <w:bookmarkEnd w:id="64"/>
+      <w:bookmarkEnd w:id="65"/>
     </w:p>
     <w:p>
       <w:pPr>
@@ -42090,7 +43357,7 @@
           <w:b w:val="0"/>
           <w:i w:val="0"/>
         </w:rPr>
-        <w:t>Table 53. Decision log</w:t>
+        <w:t>Table 55. Decision log</w:t>
       </w:r>
     </w:p>
     <w:tbl>
@@ -42781,11 +44048,11 @@
         <w:pStyle w:val="2"/>
         <w:pageBreakBefore w:val="0"/>
       </w:pPr>
-      <w:bookmarkStart w:id="65" w:name="_Toc7907"/>
+      <w:bookmarkStart w:id="66" w:name="_Toc11542"/>
       <w:r>
         <w:t>Appendix E. Commit history (main branch)</w:t>
       </w:r>
-      <w:bookmarkEnd w:id="65"/>
+      <w:bookmarkEnd w:id="66"/>
     </w:p>
     <w:p>
       <w:pPr>
@@ -42798,7 +44065,7 @@
           <w:b w:val="0"/>
           <w:i w:val="0"/>
         </w:rPr>
-        <w:t>Table 54. Commits made during this period</w:t>
+        <w:t>Table 56. Commits made during this period</w:t>
       </w:r>
     </w:p>
     <w:tbl>
@@ -43695,11 +44962,11 @@
         <w:pStyle w:val="2"/>
         <w:pageBreakBefore w:val="0"/>
       </w:pPr>
-      <w:bookmarkStart w:id="66" w:name="_Toc3970"/>
+      <w:bookmarkStart w:id="67" w:name="_Toc16979"/>
       <w:r>
         <w:t>Appendix F. Questions a panel may ask</w:t>
       </w:r>
-      <w:bookmarkEnd w:id="66"/>
+      <w:bookmarkEnd w:id="67"/>
     </w:p>
     <w:p>
       <w:pPr>
@@ -43712,7 +44979,7 @@
           <w:b w:val="0"/>
           <w:i w:val="0"/>
         </w:rPr>
-        <w:t>Table 55. Anticipated questions</w:t>
+        <w:t>Table 57. Anticipated questions</w:t>
       </w:r>
     </w:p>
     <w:tbl>
@@ -43750,6 +45017,12 @@
             <w:insideH w:val="single" w:color="D9C3CC" w:sz="4" w:space="0"/>
             <w:insideV w:val="single" w:color="D9C3CC" w:sz="4" w:space="0"/>
           </w:tblBorders>
+          <w:tblCellMar>
+            <w:top w:w="50" w:type="dxa"/>
+            <w:left w:w="90" w:type="dxa"/>
+            <w:bottom w:w="50" w:type="dxa"/>
+            <w:right w:w="90" w:type="dxa"/>
+          </w:tblCellMar>
         </w:tblPrEx>
         <w:trPr>
           <w:tblHeader/>
@@ -45444,6 +46717,64 @@
                 <w:sz w:val="17"/>
               </w:rPr>
               <w:t>About two thirds of the scope: cycle tracking and prediction, symptom and mood logging, the AI companion and breast chatbot, onboarding, pregnancy mode, most reminders, reports. Section 12 gives the plan.</w:t>
+            </w:r>
+          </w:p>
+        </w:tc>
+      </w:tr>
+      <w:tr>
+        <w:tblPrEx>
+          <w:tblBorders>
+            <w:top w:val="single" w:color="D9C3CC" w:sz="4" w:space="0"/>
+            <w:left w:val="single" w:color="D9C3CC" w:sz="4" w:space="0"/>
+            <w:bottom w:val="single" w:color="D9C3CC" w:sz="4" w:space="0"/>
+            <w:right w:val="single" w:color="D9C3CC" w:sz="4" w:space="0"/>
+            <w:insideH w:val="single" w:color="D9C3CC" w:sz="4" w:space="0"/>
+            <w:insideV w:val="single" w:color="D9C3CC" w:sz="4" w:space="0"/>
+          </w:tblBorders>
+          <w:tblCellMar>
+            <w:top w:w="50" w:type="dxa"/>
+            <w:left w:w="90" w:type="dxa"/>
+            <w:bottom w:w="50" w:type="dxa"/>
+            <w:right w:w="90" w:type="dxa"/>
+          </w:tblCellMar>
+        </w:tblPrEx>
+        <w:trPr>
+          <w:cantSplit/>
+          <w:jc w:val="center"/>
+        </w:trPr>
+        <w:tc>
+          <w:tcPr>
+            <w:tcW w:w="3061" w:type="dxa"/>
+          </w:tcPr>
+          <w:p>
+            <w:pPr>
+              <w:spacing w:after="0" w:line="240" w:lineRule="auto"/>
+            </w:pPr>
+            <w:r>
+              <w:rPr>
+                <w:b/>
+                <w:i w:val="0"/>
+                <w:sz w:val="17"/>
+              </w:rPr>
+              <w:t>Q29. Will it work on ultrasound images downloaded from the internet?</w:t>
+            </w:r>
+          </w:p>
+        </w:tc>
+        <w:tc>
+          <w:tcPr>
+            <w:tcW w:w="6350" w:type="dxa"/>
+          </w:tcPr>
+          <w:p>
+            <w:pPr>
+              <w:spacing w:after="0" w:line="240" w:lineRule="auto"/>
+            </w:pPr>
+            <w:r>
+              <w:rPr>
+                <w:b w:val="0"/>
+                <w:i w:val="0"/>
+                <w:sz w:val="17"/>
+              </w:rPr>
+              <w:t>Often, with limits. In an informal check, compression, low resolution and annotation marks did not change the answer on 7 of 7 test scans; colour-tinted images were refused; a real carcinoma image was flagged (93%), a real fibroadenoma image was a false alarm (66% malignant), and a generic non-breast ultrasound was wrongly accepted. Two images cannot measure accuracy, so web images should be used only for demonstrations (section 6.13).</w:t>
             </w:r>
           </w:p>
         </w:tc>
@@ -45791,10 +47122,10 @@
     <w:lsdException w:uiPriority="99" w:name="List 4"/>
     <w:lsdException w:uiPriority="99" w:name="List 5"/>
     <w:lsdException w:uiPriority="99" w:semiHidden="0" w:name="List Bullet 2"/>
-    <w:lsdException w:qFormat="1" w:uiPriority="99" w:semiHidden="0" w:name="List Bullet 3"/>
+    <w:lsdException w:uiPriority="99" w:semiHidden="0" w:name="List Bullet 3"/>
     <w:lsdException w:uiPriority="99" w:name="List Bullet 4"/>
     <w:lsdException w:uiPriority="99" w:name="List Bullet 5"/>
-    <w:lsdException w:qFormat="1" w:uiPriority="99" w:semiHidden="0" w:name="List Number 2"/>
+    <w:lsdException w:uiPriority="99" w:semiHidden="0" w:name="List Number 2"/>
     <w:lsdException w:uiPriority="99" w:semiHidden="0" w:name="List Number 3"/>
     <w:lsdException w:uiPriority="99" w:name="List Number 4"/>
     <w:lsdException w:uiPriority="99" w:name="List Number 5"/>
@@ -45802,9 +47133,9 @@
     <w:lsdException w:uiPriority="99" w:name="Closing"/>
     <w:lsdException w:uiPriority="99" w:name="Signature"/>
     <w:lsdException w:qFormat="1" w:uiPriority="1" w:name="Default Paragraph Font"/>
-    <w:lsdException w:uiPriority="99" w:semiHidden="0" w:name="Body Text"/>
+    <w:lsdException w:qFormat="1" w:uiPriority="99" w:semiHidden="0" w:name="Body Text"/>
     <w:lsdException w:uiPriority="99" w:name="Body Text Indent"/>
-    <w:lsdException w:qFormat="1" w:uiPriority="99" w:semiHidden="0" w:name="List Continue"/>
+    <w:lsdException w:uiPriority="99" w:semiHidden="0" w:name="List Continue"/>
     <w:lsdException w:uiPriority="99" w:semiHidden="0" w:name="List Continue 2"/>
     <w:lsdException w:uiPriority="99" w:semiHidden="0" w:name="List Continue 3"/>
     <w:lsdException w:uiPriority="99" w:name="List Continue 4"/>
@@ -45839,7 +47170,7 @@
     <w:lsdException w:uiPriority="99" w:name="HTML Sample"/>
     <w:lsdException w:uiPriority="99" w:name="HTML Typewriter"/>
     <w:lsdException w:uiPriority="99" w:name="HTML Variable"/>
-    <w:lsdException w:uiPriority="99" w:name="Normal Table"/>
+    <w:lsdException w:qFormat="1" w:uiPriority="99" w:name="Normal Table"/>
     <w:lsdException w:uiPriority="99" w:name="annotation subject"/>
     <w:lsdException w:uiPriority="99" w:name="Table Simple 1"/>
     <w:lsdException w:uiPriority="99" w:name="Table Simple 2"/>
@@ -45888,9 +47219,9 @@
     <w:lsdException w:uiPriority="99" w:name="Table Theme"/>
     <w:lsdException w:qFormat="1" w:unhideWhenUsed="0" w:uiPriority="1" w:semiHidden="0" w:name="No Spacing"/>
     <w:lsdException w:qFormat="1" w:unhideWhenUsed="0" w:uiPriority="60" w:semiHidden="0" w:name="Light Shading"/>
-    <w:lsdException w:qFormat="1" w:unhideWhenUsed="0" w:uiPriority="61" w:semiHidden="0" w:name="Light List"/>
+    <w:lsdException w:unhideWhenUsed="0" w:uiPriority="61" w:semiHidden="0" w:name="Light List"/>
     <w:lsdException w:unhideWhenUsed="0" w:uiPriority="62" w:semiHidden="0" w:name="Light Grid"/>
-    <w:lsdException w:unhideWhenUsed="0" w:uiPriority="63" w:semiHidden="0" w:name="Medium Shading 1"/>
+    <w:lsdException w:qFormat="1" w:unhideWhenUsed="0" w:uiPriority="63" w:semiHidden="0" w:name="Medium Shading 1"/>
     <w:lsdException w:unhideWhenUsed="0" w:uiPriority="64" w:semiHidden="0" w:name="Medium Shading 2"/>
     <w:lsdException w:unhideWhenUsed="0" w:uiPriority="65" w:semiHidden="0" w:name="Medium List 1"/>
     <w:lsdException w:unhideWhenUsed="0" w:uiPriority="66" w:semiHidden="0" w:name="Medium List 2"/>
@@ -45901,8 +47232,8 @@
     <w:lsdException w:unhideWhenUsed="0" w:uiPriority="71" w:semiHidden="0" w:name="Colorful Shading"/>
     <w:lsdException w:unhideWhenUsed="0" w:uiPriority="72" w:semiHidden="0" w:name="Colorful List"/>
     <w:lsdException w:unhideWhenUsed="0" w:uiPriority="73" w:semiHidden="0" w:name="Colorful Grid"/>
-    <w:lsdException w:qFormat="1" w:unhideWhenUsed="0" w:uiPriority="60" w:semiHidden="0" w:name="Light Shading Accent 1"/>
-    <w:lsdException w:qFormat="1" w:unhideWhenUsed="0" w:uiPriority="61" w:semiHidden="0" w:name="Light List Accent 1"/>
+    <w:lsdException w:unhideWhenUsed="0" w:uiPriority="60" w:semiHidden="0" w:name="Light Shading Accent 1"/>
+    <w:lsdException w:unhideWhenUsed="0" w:uiPriority="61" w:semiHidden="0" w:name="Light List Accent 1"/>
     <w:lsdException w:unhideWhenUsed="0" w:uiPriority="62" w:semiHidden="0" w:name="Light Grid Accent 1"/>
     <w:lsdException w:unhideWhenUsed="0" w:uiPriority="63" w:semiHidden="0" w:name="Medium Shading 1 Accent 1"/>
     <w:lsdException w:unhideWhenUsed="0" w:uiPriority="64" w:semiHidden="0" w:name="Medium Shading 2 Accent 1"/>
@@ -45921,9 +47252,9 @@
     <w:lsdException w:qFormat="1" w:unhideWhenUsed="0" w:uiPriority="60" w:semiHidden="0" w:name="Light Shading Accent 2"/>
     <w:lsdException w:unhideWhenUsed="0" w:uiPriority="61" w:semiHidden="0" w:name="Light List Accent 2"/>
     <w:lsdException w:unhideWhenUsed="0" w:uiPriority="62" w:semiHidden="0" w:name="Light Grid Accent 2"/>
-    <w:lsdException w:unhideWhenUsed="0" w:uiPriority="63" w:semiHidden="0" w:name="Medium Shading 1 Accent 2"/>
+    <w:lsdException w:qFormat="1" w:unhideWhenUsed="0" w:uiPriority="63" w:semiHidden="0" w:name="Medium Shading 1 Accent 2"/>
     <w:lsdException w:unhideWhenUsed="0" w:uiPriority="64" w:semiHidden="0" w:name="Medium Shading 2 Accent 2"/>
-    <w:lsdException w:unhideWhenUsed="0" w:uiPriority="65" w:semiHidden="0" w:name="Medium List 1 Accent 2"/>
+    <w:lsdException w:qFormat="1" w:unhideWhenUsed="0" w:uiPriority="65" w:semiHidden="0" w:name="Medium List 1 Accent 2"/>
     <w:lsdException w:unhideWhenUsed="0" w:uiPriority="66" w:semiHidden="0" w:name="Medium List 2 Accent 2"/>
     <w:lsdException w:unhideWhenUsed="0" w:uiPriority="67" w:semiHidden="0" w:name="Medium Grid 1 Accent 2"/>
     <w:lsdException w:unhideWhenUsed="0" w:uiPriority="68" w:semiHidden="0" w:name="Medium Grid 2 Accent 2"/>
@@ -45933,9 +47264,9 @@
     <w:lsdException w:unhideWhenUsed="0" w:uiPriority="72" w:semiHidden="0" w:name="Colorful List Accent 2"/>
     <w:lsdException w:unhideWhenUsed="0" w:uiPriority="73" w:semiHidden="0" w:name="Colorful Grid Accent 2"/>
     <w:lsdException w:qFormat="1" w:unhideWhenUsed="0" w:uiPriority="60" w:semiHidden="0" w:name="Light Shading Accent 3"/>
-    <w:lsdException w:unhideWhenUsed="0" w:uiPriority="61" w:semiHidden="0" w:name="Light List Accent 3"/>
-    <w:lsdException w:unhideWhenUsed="0" w:uiPriority="62" w:semiHidden="0" w:name="Light Grid Accent 3"/>
-    <w:lsdException w:unhideWhenUsed="0" w:uiPriority="63" w:semiHidden="0" w:name="Medium Shading 1 Accent 3"/>
+    <w:lsdException w:qFormat="1" w:unhideWhenUsed="0" w:uiPriority="61" w:semiHidden="0" w:name="Light List Accent 3"/>
+    <w:lsdException w:qFormat="1" w:unhideWhenUsed="0" w:uiPriority="62" w:semiHidden="0" w:name="Light Grid Accent 3"/>
+    <w:lsdException w:qFormat="1" w:unhideWhenUsed="0" w:uiPriority="63" w:semiHidden="0" w:name="Medium Shading 1 Accent 3"/>
     <w:lsdException w:unhideWhenUsed="0" w:uiPriority="64" w:semiHidden="0" w:name="Medium Shading 2 Accent 3"/>
     <w:lsdException w:unhideWhenUsed="0" w:uiPriority="65" w:semiHidden="0" w:name="Medium List 1 Accent 3"/>
     <w:lsdException w:unhideWhenUsed="0" w:uiPriority="66" w:semiHidden="0" w:name="Medium List 2 Accent 3"/>
@@ -45946,10 +47277,10 @@
     <w:lsdException w:unhideWhenUsed="0" w:uiPriority="71" w:semiHidden="0" w:name="Colorful Shading Accent 3"/>
     <w:lsdException w:unhideWhenUsed="0" w:uiPriority="72" w:semiHidden="0" w:name="Colorful List Accent 3"/>
     <w:lsdException w:unhideWhenUsed="0" w:uiPriority="73" w:semiHidden="0" w:name="Colorful Grid Accent 3"/>
-    <w:lsdException w:qFormat="1" w:unhideWhenUsed="0" w:uiPriority="60" w:semiHidden="0" w:name="Light Shading Accent 4"/>
-    <w:lsdException w:unhideWhenUsed="0" w:uiPriority="61" w:semiHidden="0" w:name="Light List Accent 4"/>
+    <w:lsdException w:unhideWhenUsed="0" w:uiPriority="60" w:semiHidden="0" w:name="Light Shading Accent 4"/>
+    <w:lsdException w:qFormat="1" w:unhideWhenUsed="0" w:uiPriority="61" w:semiHidden="0" w:name="Light List Accent 4"/>
     <w:lsdException w:unhideWhenUsed="0" w:uiPriority="62" w:semiHidden="0" w:name="Light Grid Accent 4"/>
-    <w:lsdException w:unhideWhenUsed="0" w:uiPriority="63" w:semiHidden="0" w:name="Medium Shading 1 Accent 4"/>
+    <w:lsdException w:qFormat="1" w:unhideWhenUsed="0" w:uiPriority="63" w:semiHidden="0" w:name="Medium Shading 1 Accent 4"/>
     <w:lsdException w:unhideWhenUsed="0" w:uiPriority="64" w:semiHidden="0" w:name="Medium Shading 2 Accent 4"/>
     <w:lsdException w:unhideWhenUsed="0" w:uiPriority="65" w:semiHidden="0" w:name="Medium List 1 Accent 4"/>
     <w:lsdException w:unhideWhenUsed="0" w:uiPriority="66" w:semiHidden="0" w:name="Medium List 2 Accent 4"/>
@@ -45962,9 +47293,9 @@
     <w:lsdException w:unhideWhenUsed="0" w:uiPriority="73" w:semiHidden="0" w:name="Colorful Grid Accent 4"/>
     <w:lsdException w:qFormat="1" w:unhideWhenUsed="0" w:uiPriority="60" w:semiHidden="0" w:name="Light Shading Accent 5"/>
     <w:lsdException w:unhideWhenUsed="0" w:uiPriority="61" w:semiHidden="0" w:name="Light List Accent 5"/>
-    <w:lsdException w:unhideWhenUsed="0" w:uiPriority="62" w:semiHidden="0" w:name="Light Grid Accent 5"/>
-    <w:lsdException w:unhideWhenUsed="0" w:uiPriority="63" w:semiHidden="0" w:name="Medium Shading 1 Accent 5"/>
-    <w:lsdException w:unhideWhenUsed="0" w:uiPriority="64" w:semiHidden="0" w:name="Medium Shading 2 Accent 5"/>
+    <w:lsdException w:qFormat="1" w:unhideWhenUsed="0" w:uiPriority="62" w:semiHidden="0" w:name="Light Grid Accent 5"/>
+    <w:lsdException w:qFormat="1" w:unhideWhenUsed="0" w:uiPriority="63" w:semiHidden="0" w:name="Medium Shading 1 Accent 5"/>
+    <w:lsdException w:qFormat="1" w:unhideWhenUsed="0" w:uiPriority="64" w:semiHidden="0" w:name="Medium Shading 2 Accent 5"/>
     <w:lsdException w:unhideWhenUsed="0" w:uiPriority="65" w:semiHidden="0" w:name="Medium List 1 Accent 5"/>
     <w:lsdException w:unhideWhenUsed="0" w:uiPriority="66" w:semiHidden="0" w:name="Medium List 2 Accent 5"/>
     <w:lsdException w:unhideWhenUsed="0" w:uiPriority="67" w:semiHidden="0" w:name="Medium Grid 1 Accent 5"/>
@@ -45974,10 +47305,10 @@
     <w:lsdException w:unhideWhenUsed="0" w:uiPriority="71" w:semiHidden="0" w:name="Colorful Shading Accent 5"/>
     <w:lsdException w:unhideWhenUsed="0" w:uiPriority="72" w:semiHidden="0" w:name="Colorful List Accent 5"/>
     <w:lsdException w:unhideWhenUsed="0" w:uiPriority="73" w:semiHidden="0" w:name="Colorful Grid Accent 5"/>
-    <w:lsdException w:qFormat="1" w:unhideWhenUsed="0" w:uiPriority="60" w:semiHidden="0" w:name="Light Shading Accent 6"/>
-    <w:lsdException w:unhideWhenUsed="0" w:uiPriority="61" w:semiHidden="0" w:name="Light List Accent 6"/>
+    <w:lsdException w:unhideWhenUsed="0" w:uiPriority="60" w:semiHidden="0" w:name="Light Shading Accent 6"/>
+    <w:lsdException w:qFormat="1" w:unhideWhenUsed="0" w:uiPriority="61" w:semiHidden="0" w:name="Light List Accent 6"/>
     <w:lsdException w:unhideWhenUsed="0" w:uiPriority="62" w:semiHidden="0" w:name="Light Grid Accent 6"/>
-    <w:lsdException w:unhideWhenUsed="0" w:uiPriority="63" w:semiHidden="0" w:name="Medium Shading 1 Accent 6"/>
+    <w:lsdException w:qFormat="1" w:unhideWhenUsed="0" w:uiPriority="63" w:semiHidden="0" w:name="Medium Shading 1 Accent 6"/>
     <w:lsdException w:unhideWhenUsed="0" w:uiPriority="64" w:semiHidden="0" w:name="Medium Shading 2 Accent 6"/>
     <w:lsdException w:unhideWhenUsed="0" w:uiPriority="65" w:semiHidden="0" w:name="Medium List 1 Accent 6"/>
     <w:lsdException w:unhideWhenUsed="0" w:uiPriority="66" w:semiHidden="0" w:name="Medium List 2 Accent 6"/>
@@ -46241,6 +47572,7 @@
     <w:name w:val="Normal Table"/>
     <w:semiHidden/>
     <w:unhideWhenUsed/>
+    <w:qFormat/>
     <w:uiPriority w:val="99"/>
     <w:tblPr>
       <w:tblCellMar>
@@ -46256,6 +47588,7 @@
     <w:basedOn w:val="1"/>
     <w:link w:val="146"/>
     <w:unhideWhenUsed/>
+    <w:qFormat/>
     <w:uiPriority w:val="99"/>
     <w:pPr>
       <w:spacing w:after="120"/>
@@ -46409,7 +47742,6 @@
     <w:name w:val="List Bullet 3"/>
     <w:basedOn w:val="1"/>
     <w:unhideWhenUsed/>
-    <w:qFormat/>
     <w:uiPriority w:val="99"/>
     <w:pPr>
       <w:numPr>
@@ -46423,7 +47755,6 @@
     <w:name w:val="List Continue"/>
     <w:basedOn w:val="1"/>
     <w:unhideWhenUsed/>
-    <w:qFormat/>
     <w:uiPriority w:val="99"/>
     <w:pPr>
       <w:spacing w:after="120"/>
@@ -46470,7 +47801,6 @@
     <w:name w:val="List Number 2"/>
     <w:basedOn w:val="1"/>
     <w:unhideWhenUsed/>
-    <w:qFormat/>
     <w:uiPriority w:val="99"/>
     <w:pPr>
       <w:numPr>
@@ -46730,7 +48060,6 @@
   <w:style w:type="table" w:styleId="40">
     <w:name w:val="Light Shading Accent 1"/>
     <w:basedOn w:val="12"/>
-    <w:qFormat/>
     <w:uiPriority w:val="60"/>
     <w:pPr>
       <w:spacing w:after="0" w:line="240" w:lineRule="auto"/>
@@ -47030,7 +48359,6 @@
   <w:style w:type="table" w:styleId="43">
     <w:name w:val="Light Shading Accent 4"/>
     <w:basedOn w:val="12"/>
-    <w:qFormat/>
     <w:uiPriority w:val="60"/>
     <w:pPr>
       <w:spacing w:after="0" w:line="240" w:lineRule="auto"/>
@@ -47230,7 +48558,6 @@
   <w:style w:type="table" w:styleId="45">
     <w:name w:val="Light Shading Accent 6"/>
     <w:basedOn w:val="12"/>
-    <w:qFormat/>
     <w:uiPriority w:val="60"/>
     <w:pPr>
       <w:spacing w:after="0" w:line="240" w:lineRule="auto"/>
@@ -47330,7 +48657,6 @@
   <w:style w:type="table" w:styleId="46">
     <w:name w:val="Light List"/>
     <w:basedOn w:val="12"/>
-    <w:qFormat/>
     <w:uiPriority w:val="61"/>
     <w:pPr>
       <w:spacing w:after="0" w:line="240" w:lineRule="auto"/>
@@ -47424,7 +48750,6 @@
   <w:style w:type="table" w:styleId="47">
     <w:name w:val="Light List Accent 1"/>
     <w:basedOn w:val="12"/>
-    <w:qFormat/>
     <w:uiPriority w:val="61"/>
     <w:pPr>
       <w:spacing w:after="0" w:line="240" w:lineRule="auto"/>
@@ -47611,6 +48936,7 @@
   <w:style w:type="table" w:styleId="49">
     <w:name w:val="Light List Accent 3"/>
     <w:basedOn w:val="12"/>
+    <w:qFormat/>
     <w:uiPriority w:val="61"/>
     <w:pPr>
       <w:spacing w:after="0" w:line="240" w:lineRule="auto"/>
@@ -47704,6 +49030,7 @@
   <w:style w:type="table" w:styleId="50">
     <w:name w:val="Light List Accent 4"/>
     <w:basedOn w:val="12"/>
+    <w:qFormat/>
     <w:uiPriority w:val="61"/>
     <w:pPr>
       <w:spacing w:after="0" w:line="240" w:lineRule="auto"/>
@@ -47890,6 +49217,7 @@
   <w:style w:type="table" w:styleId="52">
     <w:name w:val="Light List Accent 6"/>
     <w:basedOn w:val="12"/>
+    <w:qFormat/>
     <w:uiPriority w:val="61"/>
     <w:pPr>
       <w:spacing w:after="0" w:line="240" w:lineRule="auto"/>
@@ -48361,6 +49689,7 @@
   <w:style w:type="table" w:styleId="56">
     <w:name w:val="Light Grid Accent 3"/>
     <w:basedOn w:val="12"/>
+    <w:qFormat/>
     <w:uiPriority w:val="62"/>
     <w:pPr>
       <w:spacing w:after="0" w:line="240" w:lineRule="auto"/>
@@ -48613,6 +49942,7 @@
   <w:style w:type="table" w:styleId="58">
     <w:name w:val="Light Grid Accent 5"/>
     <w:basedOn w:val="12"/>
+    <w:qFormat/>
     <w:uiPriority w:val="62"/>
     <w:pPr>
       <w:spacing w:after="0" w:line="240" w:lineRule="auto"/>
@@ -48865,6 +50195,7 @@
   <w:style w:type="table" w:styleId="60">
     <w:name w:val="Medium Shading 1"/>
     <w:basedOn w:val="12"/>
+    <w:qFormat/>
     <w:uiPriority w:val="63"/>
     <w:pPr>
       <w:spacing w:after="0" w:line="240" w:lineRule="auto"/>
@@ -49079,6 +50410,7 @@
   <w:style w:type="table" w:styleId="62">
     <w:name w:val="Medium Shading 1 Accent 2"/>
     <w:basedOn w:val="12"/>
+    <w:qFormat/>
     <w:uiPriority w:val="63"/>
     <w:pPr>
       <w:spacing w:after="0" w:line="240" w:lineRule="auto"/>
@@ -49186,6 +50518,7 @@
   <w:style w:type="table" w:styleId="63">
     <w:name w:val="Medium Shading 1 Accent 3"/>
     <w:basedOn w:val="12"/>
+    <w:qFormat/>
     <w:uiPriority w:val="63"/>
     <w:pPr>
       <w:spacing w:after="0" w:line="240" w:lineRule="auto"/>
@@ -49293,6 +50626,7 @@
   <w:style w:type="table" w:styleId="64">
     <w:name w:val="Medium Shading 1 Accent 4"/>
     <w:basedOn w:val="12"/>
+    <w:qFormat/>
     <w:uiPriority w:val="63"/>
     <w:pPr>
       <w:spacing w:after="0" w:line="240" w:lineRule="auto"/>
@@ -49400,6 +50734,7 @@
   <w:style w:type="table" w:styleId="65">
     <w:name w:val="Medium Shading 1 Accent 5"/>
     <w:basedOn w:val="12"/>
+    <w:qFormat/>
     <w:uiPriority w:val="63"/>
     <w:pPr>
       <w:spacing w:after="0" w:line="240" w:lineRule="auto"/>
@@ -49507,6 +50842,7 @@
   <w:style w:type="table" w:styleId="66">
     <w:name w:val="Medium Shading 1 Accent 6"/>
     <w:basedOn w:val="12"/>
+    <w:qFormat/>
     <w:uiPriority w:val="63"/>
     <w:pPr>
       <w:spacing w:after="0" w:line="240" w:lineRule="auto"/>
@@ -50439,6 +51775,7 @@
   <w:style w:type="table" w:styleId="72">
     <w:name w:val="Medium Shading 2 Accent 5"/>
     <w:basedOn w:val="12"/>
+    <w:qFormat/>
     <w:uiPriority w:val="64"/>
     <w:pPr>
       <w:spacing w:after="0" w:line="240" w:lineRule="auto"/>
@@ -50949,6 +52286,7 @@
   <w:style w:type="table" w:styleId="76">
     <w:name w:val="Medium List 1 Accent 2"/>
     <w:basedOn w:val="12"/>
+    <w:qFormat/>
     <w:uiPriority w:val="65"/>
     <w:pPr>
       <w:spacing w:after="0" w:line="240" w:lineRule="auto"/>
@@ -58072,6 +59410,7 @@
     <w:name w:val="Heading 1 Char"/>
     <w:basedOn w:val="11"/>
     <w:link w:val="2"/>
+    <w:qFormat/>
     <w:uiPriority w:val="9"/>
     <w:rPr>
       <w:rFonts w:asciiTheme="majorHAnsi" w:hAnsiTheme="majorHAnsi" w:eastAsiaTheme="majorEastAsia" w:cstheme="majorBidi"/>
@@ -58086,6 +59425,7 @@
     <w:name w:val="Heading 2 Char"/>
     <w:basedOn w:val="11"/>
     <w:link w:val="3"/>
+    <w:qFormat/>
     <w:uiPriority w:val="9"/>
     <w:rPr>
       <w:rFonts w:asciiTheme="majorHAnsi" w:hAnsiTheme="majorHAnsi" w:eastAsiaTheme="majorEastAsia" w:cstheme="majorBidi"/>
@@ -58122,6 +59462,7 @@
     <w:name w:val="Title Char"/>
     <w:basedOn w:val="11"/>
     <w:link w:val="36"/>
+    <w:qFormat/>
     <w:uiPriority w:val="10"/>
     <w:rPr>
       <w:rFonts w:asciiTheme="majorHAnsi" w:hAnsiTheme="majorHAnsi" w:eastAsiaTheme="majorEastAsia" w:cstheme="majorBidi"/>
@@ -58136,6 +59477,7 @@
     <w:name w:val="Subtitle Char"/>
     <w:basedOn w:val="11"/>
     <w:link w:val="34"/>
+    <w:qFormat/>
     <w:uiPriority w:val="11"/>
     <w:rPr>
       <w:rFonts w:asciiTheme="majorHAnsi" w:hAnsiTheme="majorHAnsi" w:eastAsiaTheme="majorEastAsia" w:cstheme="majorBidi"/>
@@ -58218,6 +59560,7 @@
     <w:name w:val="Quote Char"/>
     <w:basedOn w:val="11"/>
     <w:link w:val="150"/>
+    <w:qFormat/>
     <w:uiPriority w:val="29"/>
     <w:rPr>
       <w:i/>
@@ -58256,6 +59599,7 @@
     <w:basedOn w:val="11"/>
     <w:link w:val="6"/>
     <w:semiHidden/>
+    <w:qFormat/>
     <w:uiPriority w:val="9"/>
     <w:rPr>
       <w:rFonts w:asciiTheme="majorHAnsi" w:hAnsiTheme="majorHAnsi" w:eastAsiaTheme="majorEastAsia" w:cstheme="majorBidi"/>
@@ -58267,6 +59611,7 @@
     <w:basedOn w:val="11"/>
     <w:link w:val="7"/>
     <w:semiHidden/>
+    <w:qFormat/>
     <w:uiPriority w:val="9"/>
     <w:rPr>
       <w:rFonts w:asciiTheme="majorHAnsi" w:hAnsiTheme="majorHAnsi" w:eastAsiaTheme="majorEastAsia" w:cstheme="majorBidi"/>
@@ -58280,6 +59625,7 @@
     <w:basedOn w:val="11"/>
     <w:link w:val="8"/>
     <w:semiHidden/>
+    <w:qFormat/>
     <w:uiPriority w:val="9"/>
     <w:rPr>
       <w:rFonts w:asciiTheme="majorHAnsi" w:hAnsiTheme="majorHAnsi" w:eastAsiaTheme="majorEastAsia" w:cstheme="majorBidi"/>
@@ -58301,6 +59647,7 @@
     <w:basedOn w:val="11"/>
     <w:link w:val="9"/>
     <w:semiHidden/>
+    <w:qFormat/>
     <w:uiPriority w:val="9"/>
     <w:rPr>
       <w:rFonts w:asciiTheme="majorHAnsi" w:hAnsiTheme="majorHAnsi" w:eastAsiaTheme="majorEastAsia" w:cstheme="majorBidi"/>

--- a/scope doument/Femora - Project Progress and Technical Report.docx
+++ b/scope doument/Femora - Project Progress and Technical Report.docx
@@ -6,8 +6,8 @@
       <w:pPr>
         <w:spacing w:after="200"/>
       </w:pPr>
-      <w:bookmarkStart w:id="68" w:name="_GoBack"/>
-      <w:bookmarkEnd w:id="68"/>
+      <w:bookmarkStart w:id="69" w:name="_GoBack"/>
+      <w:bookmarkEnd w:id="69"/>
     </w:p>
     <w:p>
       <w:pPr>
@@ -402,7 +402,7 @@
         <w:fldChar w:fldCharType="begin"/>
       </w:r>
       <w:r>
-        <w:instrText xml:space="preserve"> HYPERLINK \l _Toc10838 </w:instrText>
+        <w:instrText xml:space="preserve"> HYPERLINK \l _Toc9033 </w:instrText>
       </w:r>
       <w:r>
         <w:fldChar w:fldCharType="separate"/>
@@ -417,7 +417,7 @@
         <w:fldChar w:fldCharType="begin"/>
       </w:r>
       <w:r>
-        <w:instrText xml:space="preserve"> PAGEREF _Toc10838 \h </w:instrText>
+        <w:instrText xml:space="preserve"> PAGEREF _Toc9033 \h </w:instrText>
       </w:r>
       <w:r>
         <w:fldChar w:fldCharType="separate"/>
@@ -443,7 +443,7 @@
         <w:fldChar w:fldCharType="begin"/>
       </w:r>
       <w:r>
-        <w:instrText xml:space="preserve"> HYPERLINK \l _Toc29466 </w:instrText>
+        <w:instrText xml:space="preserve"> HYPERLINK \l _Toc30897 </w:instrText>
       </w:r>
       <w:r>
         <w:fldChar w:fldCharType="separate"/>
@@ -458,7 +458,7 @@
         <w:fldChar w:fldCharType="begin"/>
       </w:r>
       <w:r>
-        <w:instrText xml:space="preserve"> PAGEREF _Toc29466 \h </w:instrText>
+        <w:instrText xml:space="preserve"> PAGEREF _Toc30897 \h </w:instrText>
       </w:r>
       <w:r>
         <w:fldChar w:fldCharType="separate"/>
@@ -484,7 +484,7 @@
         <w:fldChar w:fldCharType="begin"/>
       </w:r>
       <w:r>
-        <w:instrText xml:space="preserve"> HYPERLINK \l _Toc25681 </w:instrText>
+        <w:instrText xml:space="preserve"> HYPERLINK \l _Toc20933 </w:instrText>
       </w:r>
       <w:r>
         <w:fldChar w:fldCharType="separate"/>
@@ -499,7 +499,7 @@
         <w:fldChar w:fldCharType="begin"/>
       </w:r>
       <w:r>
-        <w:instrText xml:space="preserve"> PAGEREF _Toc25681 \h </w:instrText>
+        <w:instrText xml:space="preserve"> PAGEREF _Toc20933 \h </w:instrText>
       </w:r>
       <w:r>
         <w:fldChar w:fldCharType="separate"/>
@@ -525,7 +525,7 @@
         <w:fldChar w:fldCharType="begin"/>
       </w:r>
       <w:r>
-        <w:instrText xml:space="preserve"> HYPERLINK \l _Toc1171 </w:instrText>
+        <w:instrText xml:space="preserve"> HYPERLINK \l _Toc21270 </w:instrText>
       </w:r>
       <w:r>
         <w:fldChar w:fldCharType="separate"/>
@@ -540,7 +540,7 @@
         <w:fldChar w:fldCharType="begin"/>
       </w:r>
       <w:r>
-        <w:instrText xml:space="preserve"> PAGEREF _Toc1171 \h </w:instrText>
+        <w:instrText xml:space="preserve"> PAGEREF _Toc21270 \h </w:instrText>
       </w:r>
       <w:r>
         <w:fldChar w:fldCharType="separate"/>
@@ -566,7 +566,7 @@
         <w:fldChar w:fldCharType="begin"/>
       </w:r>
       <w:r>
-        <w:instrText xml:space="preserve"> HYPERLINK \l _Toc1223 </w:instrText>
+        <w:instrText xml:space="preserve"> HYPERLINK \l _Toc8231 </w:instrText>
       </w:r>
       <w:r>
         <w:fldChar w:fldCharType="separate"/>
@@ -581,7 +581,7 @@
         <w:fldChar w:fldCharType="begin"/>
       </w:r>
       <w:r>
-        <w:instrText xml:space="preserve"> PAGEREF _Toc1223 \h </w:instrText>
+        <w:instrText xml:space="preserve"> PAGEREF _Toc8231 \h </w:instrText>
       </w:r>
       <w:r>
         <w:fldChar w:fldCharType="separate"/>
@@ -607,7 +607,7 @@
         <w:fldChar w:fldCharType="begin"/>
       </w:r>
       <w:r>
-        <w:instrText xml:space="preserve"> HYPERLINK \l _Toc27439 </w:instrText>
+        <w:instrText xml:space="preserve"> HYPERLINK \l _Toc8657 </w:instrText>
       </w:r>
       <w:r>
         <w:fldChar w:fldCharType="separate"/>
@@ -622,7 +622,7 @@
         <w:fldChar w:fldCharType="begin"/>
       </w:r>
       <w:r>
-        <w:instrText xml:space="preserve"> PAGEREF _Toc27439 \h </w:instrText>
+        <w:instrText xml:space="preserve"> PAGEREF _Toc8657 \h </w:instrText>
       </w:r>
       <w:r>
         <w:fldChar w:fldCharType="separate"/>
@@ -648,7 +648,7 @@
         <w:fldChar w:fldCharType="begin"/>
       </w:r>
       <w:r>
-        <w:instrText xml:space="preserve"> HYPERLINK \l _Toc9501 </w:instrText>
+        <w:instrText xml:space="preserve"> HYPERLINK \l _Toc3692 </w:instrText>
       </w:r>
       <w:r>
         <w:fldChar w:fldCharType="separate"/>
@@ -663,7 +663,7 @@
         <w:fldChar w:fldCharType="begin"/>
       </w:r>
       <w:r>
-        <w:instrText xml:space="preserve"> PAGEREF _Toc9501 \h </w:instrText>
+        <w:instrText xml:space="preserve"> PAGEREF _Toc3692 \h </w:instrText>
       </w:r>
       <w:r>
         <w:fldChar w:fldCharType="separate"/>
@@ -689,7 +689,7 @@
         <w:fldChar w:fldCharType="begin"/>
       </w:r>
       <w:r>
-        <w:instrText xml:space="preserve"> HYPERLINK \l _Toc2381 </w:instrText>
+        <w:instrText xml:space="preserve"> HYPERLINK \l _Toc12100 </w:instrText>
       </w:r>
       <w:r>
         <w:fldChar w:fldCharType="separate"/>
@@ -704,7 +704,7 @@
         <w:fldChar w:fldCharType="begin"/>
       </w:r>
       <w:r>
-        <w:instrText xml:space="preserve"> PAGEREF _Toc2381 \h </w:instrText>
+        <w:instrText xml:space="preserve"> PAGEREF _Toc12100 \h </w:instrText>
       </w:r>
       <w:r>
         <w:fldChar w:fldCharType="separate"/>
@@ -730,7 +730,7 @@
         <w:fldChar w:fldCharType="begin"/>
       </w:r>
       <w:r>
-        <w:instrText xml:space="preserve"> HYPERLINK \l _Toc23171 </w:instrText>
+        <w:instrText xml:space="preserve"> HYPERLINK \l _Toc9843 </w:instrText>
       </w:r>
       <w:r>
         <w:fldChar w:fldCharType="separate"/>
@@ -745,7 +745,7 @@
         <w:fldChar w:fldCharType="begin"/>
       </w:r>
       <w:r>
-        <w:instrText xml:space="preserve"> PAGEREF _Toc23171 \h </w:instrText>
+        <w:instrText xml:space="preserve"> PAGEREF _Toc9843 \h </w:instrText>
       </w:r>
       <w:r>
         <w:fldChar w:fldCharType="separate"/>
@@ -771,7 +771,7 @@
         <w:fldChar w:fldCharType="begin"/>
       </w:r>
       <w:r>
-        <w:instrText xml:space="preserve"> HYPERLINK \l _Toc4738 </w:instrText>
+        <w:instrText xml:space="preserve"> HYPERLINK \l _Toc19116 </w:instrText>
       </w:r>
       <w:r>
         <w:fldChar w:fldCharType="separate"/>
@@ -786,7 +786,7 @@
         <w:fldChar w:fldCharType="begin"/>
       </w:r>
       <w:r>
-        <w:instrText xml:space="preserve"> PAGEREF _Toc4738 \h </w:instrText>
+        <w:instrText xml:space="preserve"> PAGEREF _Toc19116 \h </w:instrText>
       </w:r>
       <w:r>
         <w:fldChar w:fldCharType="separate"/>
@@ -812,7 +812,7 @@
         <w:fldChar w:fldCharType="begin"/>
       </w:r>
       <w:r>
-        <w:instrText xml:space="preserve"> HYPERLINK \l _Toc14542 </w:instrText>
+        <w:instrText xml:space="preserve"> HYPERLINK \l _Toc15330 </w:instrText>
       </w:r>
       <w:r>
         <w:fldChar w:fldCharType="separate"/>
@@ -827,7 +827,7 @@
         <w:fldChar w:fldCharType="begin"/>
       </w:r>
       <w:r>
-        <w:instrText xml:space="preserve"> PAGEREF _Toc14542 \h </w:instrText>
+        <w:instrText xml:space="preserve"> PAGEREF _Toc15330 \h </w:instrText>
       </w:r>
       <w:r>
         <w:fldChar w:fldCharType="separate"/>
@@ -853,7 +853,7 @@
         <w:fldChar w:fldCharType="begin"/>
       </w:r>
       <w:r>
-        <w:instrText xml:space="preserve"> HYPERLINK \l _Toc10113 </w:instrText>
+        <w:instrText xml:space="preserve"> HYPERLINK \l _Toc7437 </w:instrText>
       </w:r>
       <w:r>
         <w:fldChar w:fldCharType="separate"/>
@@ -868,7 +868,7 @@
         <w:fldChar w:fldCharType="begin"/>
       </w:r>
       <w:r>
-        <w:instrText xml:space="preserve"> PAGEREF _Toc10113 \h </w:instrText>
+        <w:instrText xml:space="preserve"> PAGEREF _Toc7437 \h </w:instrText>
       </w:r>
       <w:r>
         <w:fldChar w:fldCharType="separate"/>
@@ -894,7 +894,7 @@
         <w:fldChar w:fldCharType="begin"/>
       </w:r>
       <w:r>
-        <w:instrText xml:space="preserve"> HYPERLINK \l _Toc4434 </w:instrText>
+        <w:instrText xml:space="preserve"> HYPERLINK \l _Toc12244 </w:instrText>
       </w:r>
       <w:r>
         <w:fldChar w:fldCharType="separate"/>
@@ -909,7 +909,7 @@
         <w:fldChar w:fldCharType="begin"/>
       </w:r>
       <w:r>
-        <w:instrText xml:space="preserve"> PAGEREF _Toc4434 \h </w:instrText>
+        <w:instrText xml:space="preserve"> PAGEREF _Toc12244 \h </w:instrText>
       </w:r>
       <w:r>
         <w:fldChar w:fldCharType="separate"/>
@@ -935,7 +935,7 @@
         <w:fldChar w:fldCharType="begin"/>
       </w:r>
       <w:r>
-        <w:instrText xml:space="preserve"> HYPERLINK \l _Toc25103 </w:instrText>
+        <w:instrText xml:space="preserve"> HYPERLINK \l _Toc5785 </w:instrText>
       </w:r>
       <w:r>
         <w:fldChar w:fldCharType="separate"/>
@@ -950,7 +950,7 @@
         <w:fldChar w:fldCharType="begin"/>
       </w:r>
       <w:r>
-        <w:instrText xml:space="preserve"> PAGEREF _Toc25103 \h </w:instrText>
+        <w:instrText xml:space="preserve"> PAGEREF _Toc5785 \h </w:instrText>
       </w:r>
       <w:r>
         <w:fldChar w:fldCharType="separate"/>
@@ -976,7 +976,7 @@
         <w:fldChar w:fldCharType="begin"/>
       </w:r>
       <w:r>
-        <w:instrText xml:space="preserve"> HYPERLINK \l _Toc30076 </w:instrText>
+        <w:instrText xml:space="preserve"> HYPERLINK \l _Toc32559 </w:instrText>
       </w:r>
       <w:r>
         <w:fldChar w:fldCharType="separate"/>
@@ -991,7 +991,7 @@
         <w:fldChar w:fldCharType="begin"/>
       </w:r>
       <w:r>
-        <w:instrText xml:space="preserve"> PAGEREF _Toc30076 \h </w:instrText>
+        <w:instrText xml:space="preserve"> PAGEREF _Toc32559 \h </w:instrText>
       </w:r>
       <w:r>
         <w:fldChar w:fldCharType="separate"/>
@@ -1017,7 +1017,7 @@
         <w:fldChar w:fldCharType="begin"/>
       </w:r>
       <w:r>
-        <w:instrText xml:space="preserve"> HYPERLINK \l _Toc22967 </w:instrText>
+        <w:instrText xml:space="preserve"> HYPERLINK \l _Toc16429 </w:instrText>
       </w:r>
       <w:r>
         <w:fldChar w:fldCharType="separate"/>
@@ -1032,7 +1032,7 @@
         <w:fldChar w:fldCharType="begin"/>
       </w:r>
       <w:r>
-        <w:instrText xml:space="preserve"> PAGEREF _Toc22967 \h </w:instrText>
+        <w:instrText xml:space="preserve"> PAGEREF _Toc16429 \h </w:instrText>
       </w:r>
       <w:r>
         <w:fldChar w:fldCharType="separate"/>
@@ -1058,7 +1058,7 @@
         <w:fldChar w:fldCharType="begin"/>
       </w:r>
       <w:r>
-        <w:instrText xml:space="preserve"> HYPERLINK \l _Toc819 </w:instrText>
+        <w:instrText xml:space="preserve"> HYPERLINK \l _Toc22691 </w:instrText>
       </w:r>
       <w:r>
         <w:fldChar w:fldCharType="separate"/>
@@ -1073,7 +1073,7 @@
         <w:fldChar w:fldCharType="begin"/>
       </w:r>
       <w:r>
-        <w:instrText xml:space="preserve"> PAGEREF _Toc819 \h </w:instrText>
+        <w:instrText xml:space="preserve"> PAGEREF _Toc22691 \h </w:instrText>
       </w:r>
       <w:r>
         <w:fldChar w:fldCharType="separate"/>
@@ -1099,7 +1099,7 @@
         <w:fldChar w:fldCharType="begin"/>
       </w:r>
       <w:r>
-        <w:instrText xml:space="preserve"> HYPERLINK \l _Toc12069 </w:instrText>
+        <w:instrText xml:space="preserve"> HYPERLINK \l _Toc23002 </w:instrText>
       </w:r>
       <w:r>
         <w:fldChar w:fldCharType="separate"/>
@@ -1114,7 +1114,7 @@
         <w:fldChar w:fldCharType="begin"/>
       </w:r>
       <w:r>
-        <w:instrText xml:space="preserve"> PAGEREF _Toc12069 \h </w:instrText>
+        <w:instrText xml:space="preserve"> PAGEREF _Toc23002 \h </w:instrText>
       </w:r>
       <w:r>
         <w:fldChar w:fldCharType="separate"/>
@@ -1140,7 +1140,7 @@
         <w:fldChar w:fldCharType="begin"/>
       </w:r>
       <w:r>
-        <w:instrText xml:space="preserve"> HYPERLINK \l _Toc29004 </w:instrText>
+        <w:instrText xml:space="preserve"> HYPERLINK \l _Toc8092 </w:instrText>
       </w:r>
       <w:r>
         <w:fldChar w:fldCharType="separate"/>
@@ -1155,7 +1155,7 @@
         <w:fldChar w:fldCharType="begin"/>
       </w:r>
       <w:r>
-        <w:instrText xml:space="preserve"> PAGEREF _Toc29004 \h </w:instrText>
+        <w:instrText xml:space="preserve"> PAGEREF _Toc8092 \h </w:instrText>
       </w:r>
       <w:r>
         <w:fldChar w:fldCharType="separate"/>
@@ -1181,7 +1181,7 @@
         <w:fldChar w:fldCharType="begin"/>
       </w:r>
       <w:r>
-        <w:instrText xml:space="preserve"> HYPERLINK \l _Toc23374 </w:instrText>
+        <w:instrText xml:space="preserve"> HYPERLINK \l _Toc13973 </w:instrText>
       </w:r>
       <w:r>
         <w:fldChar w:fldCharType="separate"/>
@@ -1196,7 +1196,7 @@
         <w:fldChar w:fldCharType="begin"/>
       </w:r>
       <w:r>
-        <w:instrText xml:space="preserve"> PAGEREF _Toc23374 \h </w:instrText>
+        <w:instrText xml:space="preserve"> PAGEREF _Toc13973 \h </w:instrText>
       </w:r>
       <w:r>
         <w:fldChar w:fldCharType="separate"/>
@@ -1222,7 +1222,7 @@
         <w:fldChar w:fldCharType="begin"/>
       </w:r>
       <w:r>
-        <w:instrText xml:space="preserve"> HYPERLINK \l _Toc17558 </w:instrText>
+        <w:instrText xml:space="preserve"> HYPERLINK \l _Toc11170 </w:instrText>
       </w:r>
       <w:r>
         <w:fldChar w:fldCharType="separate"/>
@@ -1237,7 +1237,7 @@
         <w:fldChar w:fldCharType="begin"/>
       </w:r>
       <w:r>
-        <w:instrText xml:space="preserve"> PAGEREF _Toc17558 \h </w:instrText>
+        <w:instrText xml:space="preserve"> PAGEREF _Toc11170 \h </w:instrText>
       </w:r>
       <w:r>
         <w:fldChar w:fldCharType="separate"/>
@@ -1263,7 +1263,7 @@
         <w:fldChar w:fldCharType="begin"/>
       </w:r>
       <w:r>
-        <w:instrText xml:space="preserve"> HYPERLINK \l _Toc10440 </w:instrText>
+        <w:instrText xml:space="preserve"> HYPERLINK \l _Toc1663 </w:instrText>
       </w:r>
       <w:r>
         <w:fldChar w:fldCharType="separate"/>
@@ -1278,7 +1278,7 @@
         <w:fldChar w:fldCharType="begin"/>
       </w:r>
       <w:r>
-        <w:instrText xml:space="preserve"> PAGEREF _Toc10440 \h </w:instrText>
+        <w:instrText xml:space="preserve"> PAGEREF _Toc1663 \h </w:instrText>
       </w:r>
       <w:r>
         <w:fldChar w:fldCharType="separate"/>
@@ -1304,7 +1304,7 @@
         <w:fldChar w:fldCharType="begin"/>
       </w:r>
       <w:r>
-        <w:instrText xml:space="preserve"> HYPERLINK \l _Toc6725 </w:instrText>
+        <w:instrText xml:space="preserve"> HYPERLINK \l _Toc20492 </w:instrText>
       </w:r>
       <w:r>
         <w:fldChar w:fldCharType="separate"/>
@@ -1319,7 +1319,7 @@
         <w:fldChar w:fldCharType="begin"/>
       </w:r>
       <w:r>
-        <w:instrText xml:space="preserve"> PAGEREF _Toc6725 \h </w:instrText>
+        <w:instrText xml:space="preserve"> PAGEREF _Toc20492 \h </w:instrText>
       </w:r>
       <w:r>
         <w:fldChar w:fldCharType="separate"/>
@@ -1345,7 +1345,7 @@
         <w:fldChar w:fldCharType="begin"/>
       </w:r>
       <w:r>
-        <w:instrText xml:space="preserve"> HYPERLINK \l _Toc12549 </w:instrText>
+        <w:instrText xml:space="preserve"> HYPERLINK \l _Toc3179 </w:instrText>
       </w:r>
       <w:r>
         <w:fldChar w:fldCharType="separate"/>
@@ -1360,7 +1360,7 @@
         <w:fldChar w:fldCharType="begin"/>
       </w:r>
       <w:r>
-        <w:instrText xml:space="preserve"> PAGEREF _Toc12549 \h </w:instrText>
+        <w:instrText xml:space="preserve"> PAGEREF _Toc3179 \h </w:instrText>
       </w:r>
       <w:r>
         <w:fldChar w:fldCharType="separate"/>
@@ -1386,7 +1386,7 @@
         <w:fldChar w:fldCharType="begin"/>
       </w:r>
       <w:r>
-        <w:instrText xml:space="preserve"> HYPERLINK \l _Toc6859 </w:instrText>
+        <w:instrText xml:space="preserve"> HYPERLINK \l _Toc21995 </w:instrText>
       </w:r>
       <w:r>
         <w:fldChar w:fldCharType="separate"/>
@@ -1401,7 +1401,7 @@
         <w:fldChar w:fldCharType="begin"/>
       </w:r>
       <w:r>
-        <w:instrText xml:space="preserve"> PAGEREF _Toc6859 \h </w:instrText>
+        <w:instrText xml:space="preserve"> PAGEREF _Toc21995 \h </w:instrText>
       </w:r>
       <w:r>
         <w:fldChar w:fldCharType="separate"/>
@@ -1427,7 +1427,7 @@
         <w:fldChar w:fldCharType="begin"/>
       </w:r>
       <w:r>
-        <w:instrText xml:space="preserve"> HYPERLINK \l _Toc17491 </w:instrText>
+        <w:instrText xml:space="preserve"> HYPERLINK \l _Toc24710 </w:instrText>
       </w:r>
       <w:r>
         <w:fldChar w:fldCharType="separate"/>
@@ -1442,7 +1442,7 @@
         <w:fldChar w:fldCharType="begin"/>
       </w:r>
       <w:r>
-        <w:instrText xml:space="preserve"> PAGEREF _Toc17491 \h </w:instrText>
+        <w:instrText xml:space="preserve"> PAGEREF _Toc24710 \h </w:instrText>
       </w:r>
       <w:r>
         <w:fldChar w:fldCharType="separate"/>
@@ -1468,7 +1468,7 @@
         <w:fldChar w:fldCharType="begin"/>
       </w:r>
       <w:r>
-        <w:instrText xml:space="preserve"> HYPERLINK \l _Toc95 </w:instrText>
+        <w:instrText xml:space="preserve"> HYPERLINK \l _Toc8847 </w:instrText>
       </w:r>
       <w:r>
         <w:fldChar w:fldCharType="separate"/>
@@ -1483,7 +1483,7 @@
         <w:fldChar w:fldCharType="begin"/>
       </w:r>
       <w:r>
-        <w:instrText xml:space="preserve"> PAGEREF _Toc95 \h </w:instrText>
+        <w:instrText xml:space="preserve"> PAGEREF _Toc8847 \h </w:instrText>
       </w:r>
       <w:r>
         <w:fldChar w:fldCharType="separate"/>
@@ -1509,7 +1509,7 @@
         <w:fldChar w:fldCharType="begin"/>
       </w:r>
       <w:r>
-        <w:instrText xml:space="preserve"> HYPERLINK \l _Toc6849 </w:instrText>
+        <w:instrText xml:space="preserve"> HYPERLINK \l _Toc12625 </w:instrText>
       </w:r>
       <w:r>
         <w:fldChar w:fldCharType="separate"/>
@@ -1524,7 +1524,7 @@
         <w:fldChar w:fldCharType="begin"/>
       </w:r>
       <w:r>
-        <w:instrText xml:space="preserve"> PAGEREF _Toc6849 \h </w:instrText>
+        <w:instrText xml:space="preserve"> PAGEREF _Toc12625 \h </w:instrText>
       </w:r>
       <w:r>
         <w:fldChar w:fldCharType="separate"/>
@@ -1550,7 +1550,7 @@
         <w:fldChar w:fldCharType="begin"/>
       </w:r>
       <w:r>
-        <w:instrText xml:space="preserve"> HYPERLINK \l _Toc14011 </w:instrText>
+        <w:instrText xml:space="preserve"> HYPERLINK \l _Toc22310 </w:instrText>
       </w:r>
       <w:r>
         <w:fldChar w:fldCharType="separate"/>
@@ -1565,7 +1565,7 @@
         <w:fldChar w:fldCharType="begin"/>
       </w:r>
       <w:r>
-        <w:instrText xml:space="preserve"> PAGEREF _Toc14011 \h </w:instrText>
+        <w:instrText xml:space="preserve"> PAGEREF _Toc22310 \h </w:instrText>
       </w:r>
       <w:r>
         <w:fldChar w:fldCharType="separate"/>
@@ -1591,7 +1591,7 @@
         <w:fldChar w:fldCharType="begin"/>
       </w:r>
       <w:r>
-        <w:instrText xml:space="preserve"> HYPERLINK \l _Toc23906 </w:instrText>
+        <w:instrText xml:space="preserve"> HYPERLINK \l _Toc15687 </w:instrText>
       </w:r>
       <w:r>
         <w:fldChar w:fldCharType="separate"/>
@@ -1606,7 +1606,7 @@
         <w:fldChar w:fldCharType="begin"/>
       </w:r>
       <w:r>
-        <w:instrText xml:space="preserve"> PAGEREF _Toc23906 \h </w:instrText>
+        <w:instrText xml:space="preserve"> PAGEREF _Toc15687 \h </w:instrText>
       </w:r>
       <w:r>
         <w:fldChar w:fldCharType="separate"/>
@@ -1632,7 +1632,7 @@
         <w:fldChar w:fldCharType="begin"/>
       </w:r>
       <w:r>
-        <w:instrText xml:space="preserve"> HYPERLINK \l _Toc1501 </w:instrText>
+        <w:instrText xml:space="preserve"> HYPERLINK \l _Toc23093 </w:instrText>
       </w:r>
       <w:r>
         <w:fldChar w:fldCharType="separate"/>
@@ -1647,7 +1647,7 @@
         <w:fldChar w:fldCharType="begin"/>
       </w:r>
       <w:r>
-        <w:instrText xml:space="preserve"> PAGEREF _Toc1501 \h </w:instrText>
+        <w:instrText xml:space="preserve"> PAGEREF _Toc23093 \h </w:instrText>
       </w:r>
       <w:r>
         <w:fldChar w:fldCharType="separate"/>
@@ -1673,7 +1673,7 @@
         <w:fldChar w:fldCharType="begin"/>
       </w:r>
       <w:r>
-        <w:instrText xml:space="preserve"> HYPERLINK \l _Toc21130 </w:instrText>
+        <w:instrText xml:space="preserve"> HYPERLINK \l _Toc21226 </w:instrText>
       </w:r>
       <w:r>
         <w:fldChar w:fldCharType="separate"/>
@@ -1688,7 +1688,7 @@
         <w:fldChar w:fldCharType="begin"/>
       </w:r>
       <w:r>
-        <w:instrText xml:space="preserve"> PAGEREF _Toc21130 \h </w:instrText>
+        <w:instrText xml:space="preserve"> PAGEREF _Toc21226 \h </w:instrText>
       </w:r>
       <w:r>
         <w:fldChar w:fldCharType="separate"/>
@@ -1714,7 +1714,7 @@
         <w:fldChar w:fldCharType="begin"/>
       </w:r>
       <w:r>
-        <w:instrText xml:space="preserve"> HYPERLINK \l _Toc2006 </w:instrText>
+        <w:instrText xml:space="preserve"> HYPERLINK \l _Toc511 </w:instrText>
       </w:r>
       <w:r>
         <w:fldChar w:fldCharType="separate"/>
@@ -1729,7 +1729,7 @@
         <w:fldChar w:fldCharType="begin"/>
       </w:r>
       <w:r>
-        <w:instrText xml:space="preserve"> PAGEREF _Toc2006 \h </w:instrText>
+        <w:instrText xml:space="preserve"> PAGEREF _Toc511 \h </w:instrText>
       </w:r>
       <w:r>
         <w:fldChar w:fldCharType="separate"/>
@@ -1755,7 +1755,7 @@
         <w:fldChar w:fldCharType="begin"/>
       </w:r>
       <w:r>
-        <w:instrText xml:space="preserve"> HYPERLINK \l _Toc3310 </w:instrText>
+        <w:instrText xml:space="preserve"> HYPERLINK \l _Toc21008 </w:instrText>
       </w:r>
       <w:r>
         <w:fldChar w:fldCharType="separate"/>
@@ -1770,7 +1770,7 @@
         <w:fldChar w:fldCharType="begin"/>
       </w:r>
       <w:r>
-        <w:instrText xml:space="preserve"> PAGEREF _Toc3310 \h </w:instrText>
+        <w:instrText xml:space="preserve"> PAGEREF _Toc21008 \h </w:instrText>
       </w:r>
       <w:r>
         <w:fldChar w:fldCharType="separate"/>
@@ -1796,7 +1796,7 @@
         <w:fldChar w:fldCharType="begin"/>
       </w:r>
       <w:r>
-        <w:instrText xml:space="preserve"> HYPERLINK \l _Toc27101 </w:instrText>
+        <w:instrText xml:space="preserve"> HYPERLINK \l _Toc3872 </w:instrText>
       </w:r>
       <w:r>
         <w:fldChar w:fldCharType="separate"/>
@@ -1811,7 +1811,7 @@
         <w:fldChar w:fldCharType="begin"/>
       </w:r>
       <w:r>
-        <w:instrText xml:space="preserve"> PAGEREF _Toc27101 \h </w:instrText>
+        <w:instrText xml:space="preserve"> PAGEREF _Toc3872 \h </w:instrText>
       </w:r>
       <w:r>
         <w:fldChar w:fldCharType="separate"/>
@@ -1837,7 +1837,7 @@
         <w:fldChar w:fldCharType="begin"/>
       </w:r>
       <w:r>
-        <w:instrText xml:space="preserve"> HYPERLINK \l _Toc15574 </w:instrText>
+        <w:instrText xml:space="preserve"> HYPERLINK \l _Toc16538 </w:instrText>
       </w:r>
       <w:r>
         <w:fldChar w:fldCharType="separate"/>
@@ -1852,7 +1852,7 @@
         <w:fldChar w:fldCharType="begin"/>
       </w:r>
       <w:r>
-        <w:instrText xml:space="preserve"> PAGEREF _Toc15574 \h </w:instrText>
+        <w:instrText xml:space="preserve"> PAGEREF _Toc16538 \h </w:instrText>
       </w:r>
       <w:r>
         <w:fldChar w:fldCharType="separate"/>
@@ -1878,7 +1878,7 @@
         <w:fldChar w:fldCharType="begin"/>
       </w:r>
       <w:r>
-        <w:instrText xml:space="preserve"> HYPERLINK \l _Toc15180 </w:instrText>
+        <w:instrText xml:space="preserve"> HYPERLINK \l _Toc24792 </w:instrText>
       </w:r>
       <w:r>
         <w:fldChar w:fldCharType="separate"/>
@@ -1893,7 +1893,7 @@
         <w:fldChar w:fldCharType="begin"/>
       </w:r>
       <w:r>
-        <w:instrText xml:space="preserve"> PAGEREF _Toc15180 \h </w:instrText>
+        <w:instrText xml:space="preserve"> PAGEREF _Toc24792 \h </w:instrText>
       </w:r>
       <w:r>
         <w:fldChar w:fldCharType="separate"/>
@@ -1919,7 +1919,7 @@
         <w:fldChar w:fldCharType="begin"/>
       </w:r>
       <w:r>
-        <w:instrText xml:space="preserve"> HYPERLINK \l _Toc31674 </w:instrText>
+        <w:instrText xml:space="preserve"> HYPERLINK \l _Toc22028 </w:instrText>
       </w:r>
       <w:r>
         <w:fldChar w:fldCharType="separate"/>
@@ -1934,7 +1934,7 @@
         <w:fldChar w:fldCharType="begin"/>
       </w:r>
       <w:r>
-        <w:instrText xml:space="preserve"> PAGEREF _Toc31674 \h </w:instrText>
+        <w:instrText xml:space="preserve"> PAGEREF _Toc22028 \h </w:instrText>
       </w:r>
       <w:r>
         <w:fldChar w:fldCharType="separate"/>
@@ -1960,7 +1960,7 @@
         <w:fldChar w:fldCharType="begin"/>
       </w:r>
       <w:r>
-        <w:instrText xml:space="preserve"> HYPERLINK \l _Toc24878 </w:instrText>
+        <w:instrText xml:space="preserve"> HYPERLINK \l _Toc22749 </w:instrText>
       </w:r>
       <w:r>
         <w:fldChar w:fldCharType="separate"/>
@@ -1975,7 +1975,7 @@
         <w:fldChar w:fldCharType="begin"/>
       </w:r>
       <w:r>
-        <w:instrText xml:space="preserve"> PAGEREF _Toc24878 \h </w:instrText>
+        <w:instrText xml:space="preserve"> PAGEREF _Toc22749 \h </w:instrText>
       </w:r>
       <w:r>
         <w:fldChar w:fldCharType="separate"/>
@@ -2001,7 +2001,7 @@
         <w:fldChar w:fldCharType="begin"/>
       </w:r>
       <w:r>
-        <w:instrText xml:space="preserve"> HYPERLINK \l _Toc28170 </w:instrText>
+        <w:instrText xml:space="preserve"> HYPERLINK \l _Toc15502 </w:instrText>
       </w:r>
       <w:r>
         <w:fldChar w:fldCharType="separate"/>
@@ -2016,7 +2016,7 @@
         <w:fldChar w:fldCharType="begin"/>
       </w:r>
       <w:r>
-        <w:instrText xml:space="preserve"> PAGEREF _Toc28170 \h </w:instrText>
+        <w:instrText xml:space="preserve"> PAGEREF _Toc15502 \h </w:instrText>
       </w:r>
       <w:r>
         <w:fldChar w:fldCharType="separate"/>
@@ -2042,7 +2042,7 @@
         <w:fldChar w:fldCharType="begin"/>
       </w:r>
       <w:r>
-        <w:instrText xml:space="preserve"> HYPERLINK \l _Toc15232 </w:instrText>
+        <w:instrText xml:space="preserve"> HYPERLINK \l _Toc21178 </w:instrText>
       </w:r>
       <w:r>
         <w:fldChar w:fldCharType="separate"/>
@@ -2057,7 +2057,7 @@
         <w:fldChar w:fldCharType="begin"/>
       </w:r>
       <w:r>
-        <w:instrText xml:space="preserve"> PAGEREF _Toc15232 \h </w:instrText>
+        <w:instrText xml:space="preserve"> PAGEREF _Toc21178 \h </w:instrText>
       </w:r>
       <w:r>
         <w:fldChar w:fldCharType="separate"/>
@@ -2083,7 +2083,7 @@
         <w:fldChar w:fldCharType="begin"/>
       </w:r>
       <w:r>
-        <w:instrText xml:space="preserve"> HYPERLINK \l _Toc13294 </w:instrText>
+        <w:instrText xml:space="preserve"> HYPERLINK \l _Toc31593 </w:instrText>
       </w:r>
       <w:r>
         <w:fldChar w:fldCharType="separate"/>
@@ -2098,7 +2098,7 @@
         <w:fldChar w:fldCharType="begin"/>
       </w:r>
       <w:r>
-        <w:instrText xml:space="preserve"> PAGEREF _Toc13294 \h </w:instrText>
+        <w:instrText xml:space="preserve"> PAGEREF _Toc31593 \h </w:instrText>
       </w:r>
       <w:r>
         <w:fldChar w:fldCharType="separate"/>
@@ -2124,7 +2124,7 @@
         <w:fldChar w:fldCharType="begin"/>
       </w:r>
       <w:r>
-        <w:instrText xml:space="preserve"> HYPERLINK \l _Toc12641 </w:instrText>
+        <w:instrText xml:space="preserve"> HYPERLINK \l _Toc29429 </w:instrText>
       </w:r>
       <w:r>
         <w:fldChar w:fldCharType="separate"/>
@@ -2139,7 +2139,7 @@
         <w:fldChar w:fldCharType="begin"/>
       </w:r>
       <w:r>
-        <w:instrText xml:space="preserve"> PAGEREF _Toc12641 \h </w:instrText>
+        <w:instrText xml:space="preserve"> PAGEREF _Toc29429 \h </w:instrText>
       </w:r>
       <w:r>
         <w:fldChar w:fldCharType="separate"/>
@@ -2165,7 +2165,7 @@
         <w:fldChar w:fldCharType="begin"/>
       </w:r>
       <w:r>
-        <w:instrText xml:space="preserve"> HYPERLINK \l _Toc10558 </w:instrText>
+        <w:instrText xml:space="preserve"> HYPERLINK \l _Toc24061 </w:instrText>
       </w:r>
       <w:r>
         <w:fldChar w:fldCharType="separate"/>
@@ -2180,7 +2180,7 @@
         <w:fldChar w:fldCharType="begin"/>
       </w:r>
       <w:r>
-        <w:instrText xml:space="preserve"> PAGEREF _Toc10558 \h </w:instrText>
+        <w:instrText xml:space="preserve"> PAGEREF _Toc24061 \h </w:instrText>
       </w:r>
       <w:r>
         <w:fldChar w:fldCharType="separate"/>
@@ -2206,7 +2206,7 @@
         <w:fldChar w:fldCharType="begin"/>
       </w:r>
       <w:r>
-        <w:instrText xml:space="preserve"> HYPERLINK \l _Toc17338 </w:instrText>
+        <w:instrText xml:space="preserve"> HYPERLINK \l _Toc29842 </w:instrText>
       </w:r>
       <w:r>
         <w:fldChar w:fldCharType="separate"/>
@@ -2221,7 +2221,7 @@
         <w:fldChar w:fldCharType="begin"/>
       </w:r>
       <w:r>
-        <w:instrText xml:space="preserve"> PAGEREF _Toc17338 \h </w:instrText>
+        <w:instrText xml:space="preserve"> PAGEREF _Toc29842 \h </w:instrText>
       </w:r>
       <w:r>
         <w:fldChar w:fldCharType="separate"/>
@@ -2247,7 +2247,7 @@
         <w:fldChar w:fldCharType="begin"/>
       </w:r>
       <w:r>
-        <w:instrText xml:space="preserve"> HYPERLINK \l _Toc13826 </w:instrText>
+        <w:instrText xml:space="preserve"> HYPERLINK \l _Toc953 </w:instrText>
       </w:r>
       <w:r>
         <w:fldChar w:fldCharType="separate"/>
@@ -2262,7 +2262,7 @@
         <w:fldChar w:fldCharType="begin"/>
       </w:r>
       <w:r>
-        <w:instrText xml:space="preserve"> PAGEREF _Toc13826 \h </w:instrText>
+        <w:instrText xml:space="preserve"> PAGEREF _Toc953 \h </w:instrText>
       </w:r>
       <w:r>
         <w:fldChar w:fldCharType="separate"/>
@@ -2288,7 +2288,7 @@
         <w:fldChar w:fldCharType="begin"/>
       </w:r>
       <w:r>
-        <w:instrText xml:space="preserve"> HYPERLINK \l _Toc547 </w:instrText>
+        <w:instrText xml:space="preserve"> HYPERLINK \l _Toc4030 </w:instrText>
       </w:r>
       <w:r>
         <w:fldChar w:fldCharType="separate"/>
@@ -2303,7 +2303,7 @@
         <w:fldChar w:fldCharType="begin"/>
       </w:r>
       <w:r>
-        <w:instrText xml:space="preserve"> PAGEREF _Toc547 \h </w:instrText>
+        <w:instrText xml:space="preserve"> PAGEREF _Toc4030 \h </w:instrText>
       </w:r>
       <w:r>
         <w:fldChar w:fldCharType="separate"/>
@@ -2329,7 +2329,7 @@
         <w:fldChar w:fldCharType="begin"/>
       </w:r>
       <w:r>
-        <w:instrText xml:space="preserve"> HYPERLINK \l _Toc15424 </w:instrText>
+        <w:instrText xml:space="preserve"> HYPERLINK \l _Toc26797 </w:instrText>
       </w:r>
       <w:r>
         <w:fldChar w:fldCharType="separate"/>
@@ -2344,7 +2344,7 @@
         <w:fldChar w:fldCharType="begin"/>
       </w:r>
       <w:r>
-        <w:instrText xml:space="preserve"> PAGEREF _Toc15424 \h </w:instrText>
+        <w:instrText xml:space="preserve"> PAGEREF _Toc26797 \h </w:instrText>
       </w:r>
       <w:r>
         <w:fldChar w:fldCharType="separate"/>
@@ -2370,7 +2370,7 @@
         <w:fldChar w:fldCharType="begin"/>
       </w:r>
       <w:r>
-        <w:instrText xml:space="preserve"> HYPERLINK \l _Toc23579 </w:instrText>
+        <w:instrText xml:space="preserve"> HYPERLINK \l _Toc10906 </w:instrText>
       </w:r>
       <w:r>
         <w:fldChar w:fldCharType="separate"/>
@@ -2385,7 +2385,7 @@
         <w:fldChar w:fldCharType="begin"/>
       </w:r>
       <w:r>
-        <w:instrText xml:space="preserve"> PAGEREF _Toc23579 \h </w:instrText>
+        <w:instrText xml:space="preserve"> PAGEREF _Toc10906 \h </w:instrText>
       </w:r>
       <w:r>
         <w:fldChar w:fldCharType="separate"/>
@@ -2411,7 +2411,7 @@
         <w:fldChar w:fldCharType="begin"/>
       </w:r>
       <w:r>
-        <w:instrText xml:space="preserve"> HYPERLINK \l _Toc21726 </w:instrText>
+        <w:instrText xml:space="preserve"> HYPERLINK \l _Toc29593 </w:instrText>
       </w:r>
       <w:r>
         <w:fldChar w:fldCharType="separate"/>
@@ -2426,7 +2426,7 @@
         <w:fldChar w:fldCharType="begin"/>
       </w:r>
       <w:r>
-        <w:instrText xml:space="preserve"> PAGEREF _Toc21726 \h </w:instrText>
+        <w:instrText xml:space="preserve"> PAGEREF _Toc29593 \h </w:instrText>
       </w:r>
       <w:r>
         <w:fldChar w:fldCharType="separate"/>
@@ -2452,7 +2452,7 @@
         <w:fldChar w:fldCharType="begin"/>
       </w:r>
       <w:r>
-        <w:instrText xml:space="preserve"> HYPERLINK \l _Toc22730 </w:instrText>
+        <w:instrText xml:space="preserve"> HYPERLINK \l _Toc19831 </w:instrText>
       </w:r>
       <w:r>
         <w:fldChar w:fldCharType="separate"/>
@@ -2467,7 +2467,7 @@
         <w:fldChar w:fldCharType="begin"/>
       </w:r>
       <w:r>
-        <w:instrText xml:space="preserve"> PAGEREF _Toc22730 \h </w:instrText>
+        <w:instrText xml:space="preserve"> PAGEREF _Toc19831 \h </w:instrText>
       </w:r>
       <w:r>
         <w:fldChar w:fldCharType="separate"/>
@@ -2493,7 +2493,7 @@
         <w:fldChar w:fldCharType="begin"/>
       </w:r>
       <w:r>
-        <w:instrText xml:space="preserve"> HYPERLINK \l _Toc23772 </w:instrText>
+        <w:instrText xml:space="preserve"> HYPERLINK \l _Toc15800 </w:instrText>
       </w:r>
       <w:r>
         <w:fldChar w:fldCharType="separate"/>
@@ -2508,7 +2508,7 @@
         <w:fldChar w:fldCharType="begin"/>
       </w:r>
       <w:r>
-        <w:instrText xml:space="preserve"> PAGEREF _Toc23772 \h </w:instrText>
+        <w:instrText xml:space="preserve"> PAGEREF _Toc15800 \h </w:instrText>
       </w:r>
       <w:r>
         <w:fldChar w:fldCharType="separate"/>
@@ -2534,7 +2534,7 @@
         <w:fldChar w:fldCharType="begin"/>
       </w:r>
       <w:r>
-        <w:instrText xml:space="preserve"> HYPERLINK \l _Toc20951 </w:instrText>
+        <w:instrText xml:space="preserve"> HYPERLINK \l _Toc24085 </w:instrText>
       </w:r>
       <w:r>
         <w:fldChar w:fldCharType="separate"/>
@@ -2549,7 +2549,7 @@
         <w:fldChar w:fldCharType="begin"/>
       </w:r>
       <w:r>
-        <w:instrText xml:space="preserve"> PAGEREF _Toc20951 \h </w:instrText>
+        <w:instrText xml:space="preserve"> PAGEREF _Toc24085 \h </w:instrText>
       </w:r>
       <w:r>
         <w:fldChar w:fldCharType="separate"/>
@@ -2575,7 +2575,7 @@
         <w:fldChar w:fldCharType="begin"/>
       </w:r>
       <w:r>
-        <w:instrText xml:space="preserve"> HYPERLINK \l _Toc7488 </w:instrText>
+        <w:instrText xml:space="preserve"> HYPERLINK \l _Toc10641 </w:instrText>
       </w:r>
       <w:r>
         <w:fldChar w:fldCharType="separate"/>
@@ -2590,7 +2590,7 @@
         <w:fldChar w:fldCharType="begin"/>
       </w:r>
       <w:r>
-        <w:instrText xml:space="preserve"> PAGEREF _Toc7488 \h </w:instrText>
+        <w:instrText xml:space="preserve"> PAGEREF _Toc10641 \h </w:instrText>
       </w:r>
       <w:r>
         <w:fldChar w:fldCharType="separate"/>
@@ -2616,7 +2616,7 @@
         <w:fldChar w:fldCharType="begin"/>
       </w:r>
       <w:r>
-        <w:instrText xml:space="preserve"> HYPERLINK \l _Toc29229 </w:instrText>
+        <w:instrText xml:space="preserve"> HYPERLINK \l _Toc404 </w:instrText>
       </w:r>
       <w:r>
         <w:fldChar w:fldCharType="separate"/>
@@ -2631,7 +2631,7 @@
         <w:fldChar w:fldCharType="begin"/>
       </w:r>
       <w:r>
-        <w:instrText xml:space="preserve"> PAGEREF _Toc29229 \h </w:instrText>
+        <w:instrText xml:space="preserve"> PAGEREF _Toc404 \h </w:instrText>
       </w:r>
       <w:r>
         <w:fldChar w:fldCharType="separate"/>
@@ -2657,7 +2657,7 @@
         <w:fldChar w:fldCharType="begin"/>
       </w:r>
       <w:r>
-        <w:instrText xml:space="preserve"> HYPERLINK \l _Toc27483 </w:instrText>
+        <w:instrText xml:space="preserve"> HYPERLINK \l _Toc18832 </w:instrText>
       </w:r>
       <w:r>
         <w:fldChar w:fldCharType="separate"/>
@@ -2672,13 +2672,54 @@
         <w:fldChar w:fldCharType="begin"/>
       </w:r>
       <w:r>
-        <w:instrText xml:space="preserve"> PAGEREF _Toc27483 \h </w:instrText>
+        <w:instrText xml:space="preserve"> PAGEREF _Toc18832 \h </w:instrText>
       </w:r>
       <w:r>
         <w:fldChar w:fldCharType="separate"/>
       </w:r>
       <w:r>
         <w:t>28</w:t>
+      </w:r>
+      <w:r>
+        <w:fldChar w:fldCharType="end"/>
+      </w:r>
+      <w:r>
+        <w:fldChar w:fldCharType="end"/>
+      </w:r>
+    </w:p>
+    <w:p>
+      <w:pPr>
+        <w:pStyle w:val="38"/>
+        <w:tabs>
+          <w:tab w:val="right" w:leader="dot" w:pos="9412"/>
+        </w:tabs>
+      </w:pPr>
+      <w:r>
+        <w:fldChar w:fldCharType="begin"/>
+      </w:r>
+      <w:r>
+        <w:instrText xml:space="preserve"> HYPERLINK \l _Toc17215 </w:instrText>
+      </w:r>
+      <w:r>
+        <w:fldChar w:fldCharType="separate"/>
+      </w:r>
+      <w:r>
+        <w:t>10.2 Checking the two questionnaires on a phone</w:t>
+      </w:r>
+      <w:r>
+        <w:tab/>
+      </w:r>
+      <w:r>
+        <w:fldChar w:fldCharType="begin"/>
+      </w:r>
+      <w:r>
+        <w:instrText xml:space="preserve"> PAGEREF _Toc17215 \h </w:instrText>
+      </w:r>
+      <w:r>
+        <w:fldChar w:fldCharType="separate"/>
+      </w:r>
+      <w:r>
+        <w:t>29</w:t>
       </w:r>
       <w:r>
         <w:fldChar w:fldCharType="end"/>
@@ -2698,7 +2739,7 @@
         <w:fldChar w:fldCharType="begin"/>
       </w:r>
       <w:r>
-        <w:instrText xml:space="preserve"> HYPERLINK \l _Toc32670 </w:instrText>
+        <w:instrText xml:space="preserve"> HYPERLINK \l _Toc23612 </w:instrText>
       </w:r>
       <w:r>
         <w:fldChar w:fldCharType="separate"/>
@@ -2713,13 +2754,13 @@
         <w:fldChar w:fldCharType="begin"/>
       </w:r>
       <w:r>
-        <w:instrText xml:space="preserve"> PAGEREF _Toc32670 \h </w:instrText>
+        <w:instrText xml:space="preserve"> PAGEREF _Toc23612 \h </w:instrText>
       </w:r>
       <w:r>
         <w:fldChar w:fldCharType="separate"/>
       </w:r>
       <w:r>
-        <w:t>29</w:t>
+        <w:t>30</w:t>
       </w:r>
       <w:r>
         <w:fldChar w:fldCharType="end"/>
@@ -2739,7 +2780,7 @@
         <w:fldChar w:fldCharType="begin"/>
       </w:r>
       <w:r>
-        <w:instrText xml:space="preserve"> HYPERLINK \l _Toc19549 </w:instrText>
+        <w:instrText xml:space="preserve"> HYPERLINK \l _Toc20055 </w:instrText>
       </w:r>
       <w:r>
         <w:fldChar w:fldCharType="separate"/>
@@ -2754,13 +2795,13 @@
         <w:fldChar w:fldCharType="begin"/>
       </w:r>
       <w:r>
-        <w:instrText xml:space="preserve"> PAGEREF _Toc19549 \h </w:instrText>
+        <w:instrText xml:space="preserve"> PAGEREF _Toc20055 \h </w:instrText>
       </w:r>
       <w:r>
         <w:fldChar w:fldCharType="separate"/>
       </w:r>
       <w:r>
-        <w:t>29</w:t>
+        <w:t>30</w:t>
       </w:r>
       <w:r>
         <w:fldChar w:fldCharType="end"/>
@@ -2780,7 +2821,7 @@
         <w:fldChar w:fldCharType="begin"/>
       </w:r>
       <w:r>
-        <w:instrText xml:space="preserve"> HYPERLINK \l _Toc28345 </w:instrText>
+        <w:instrText xml:space="preserve"> HYPERLINK \l _Toc4929 </w:instrText>
       </w:r>
       <w:r>
         <w:fldChar w:fldCharType="separate"/>
@@ -2795,7 +2836,7 @@
         <w:fldChar w:fldCharType="begin"/>
       </w:r>
       <w:r>
-        <w:instrText xml:space="preserve"> PAGEREF _Toc28345 \h </w:instrText>
+        <w:instrText xml:space="preserve"> PAGEREF _Toc4929 \h </w:instrText>
       </w:r>
       <w:r>
         <w:fldChar w:fldCharType="separate"/>
@@ -2821,7 +2862,7 @@
         <w:fldChar w:fldCharType="begin"/>
       </w:r>
       <w:r>
-        <w:instrText xml:space="preserve"> HYPERLINK \l _Toc15946 </w:instrText>
+        <w:instrText xml:space="preserve"> HYPERLINK \l _Toc15236 </w:instrText>
       </w:r>
       <w:r>
         <w:fldChar w:fldCharType="separate"/>
@@ -2836,7 +2877,7 @@
         <w:fldChar w:fldCharType="begin"/>
       </w:r>
       <w:r>
-        <w:instrText xml:space="preserve"> PAGEREF _Toc15946 \h </w:instrText>
+        <w:instrText xml:space="preserve"> PAGEREF _Toc15236 \h </w:instrText>
       </w:r>
       <w:r>
         <w:fldChar w:fldCharType="separate"/>
@@ -2862,7 +2903,7 @@
         <w:fldChar w:fldCharType="begin"/>
       </w:r>
       <w:r>
-        <w:instrText xml:space="preserve"> HYPERLINK \l _Toc31323 </w:instrText>
+        <w:instrText xml:space="preserve"> HYPERLINK \l _Toc17321 </w:instrText>
       </w:r>
       <w:r>
         <w:fldChar w:fldCharType="separate"/>
@@ -2877,13 +2918,13 @@
         <w:fldChar w:fldCharType="begin"/>
       </w:r>
       <w:r>
-        <w:instrText xml:space="preserve"> PAGEREF _Toc31323 \h </w:instrText>
+        <w:instrText xml:space="preserve"> PAGEREF _Toc17321 \h </w:instrText>
       </w:r>
       <w:r>
         <w:fldChar w:fldCharType="separate"/>
       </w:r>
       <w:r>
-        <w:t>30</w:t>
+        <w:t>31</w:t>
       </w:r>
       <w:r>
         <w:fldChar w:fldCharType="end"/>
@@ -2903,7 +2944,7 @@
         <w:fldChar w:fldCharType="begin"/>
       </w:r>
       <w:r>
-        <w:instrText xml:space="preserve"> HYPERLINK \l _Toc6603 </w:instrText>
+        <w:instrText xml:space="preserve"> HYPERLINK \l _Toc13984 </w:instrText>
       </w:r>
       <w:r>
         <w:fldChar w:fldCharType="separate"/>
@@ -2918,13 +2959,13 @@
         <w:fldChar w:fldCharType="begin"/>
       </w:r>
       <w:r>
-        <w:instrText xml:space="preserve"> PAGEREF _Toc6603 \h </w:instrText>
+        <w:instrText xml:space="preserve"> PAGEREF _Toc13984 \h </w:instrText>
       </w:r>
       <w:r>
         <w:fldChar w:fldCharType="separate"/>
       </w:r>
       <w:r>
-        <w:t>30</w:t>
+        <w:t>31</w:t>
       </w:r>
       <w:r>
         <w:fldChar w:fldCharType="end"/>
@@ -2944,7 +2985,7 @@
         <w:fldChar w:fldCharType="begin"/>
       </w:r>
       <w:r>
-        <w:instrText xml:space="preserve"> HYPERLINK \l _Toc1217 </w:instrText>
+        <w:instrText xml:space="preserve"> HYPERLINK \l _Toc20726 </w:instrText>
       </w:r>
       <w:r>
         <w:fldChar w:fldCharType="separate"/>
@@ -2959,7 +3000,7 @@
         <w:fldChar w:fldCharType="begin"/>
       </w:r>
       <w:r>
-        <w:instrText xml:space="preserve"> PAGEREF _Toc1217 \h </w:instrText>
+        <w:instrText xml:space="preserve"> PAGEREF _Toc20726 \h </w:instrText>
       </w:r>
       <w:r>
         <w:fldChar w:fldCharType="separate"/>
@@ -2985,7 +3026,7 @@
         <w:fldChar w:fldCharType="begin"/>
       </w:r>
       <w:r>
-        <w:instrText xml:space="preserve"> HYPERLINK \l _Toc23421 </w:instrText>
+        <w:instrText xml:space="preserve"> HYPERLINK \l _Toc10224 </w:instrText>
       </w:r>
       <w:r>
         <w:fldChar w:fldCharType="separate"/>
@@ -3000,7 +3041,7 @@
         <w:fldChar w:fldCharType="begin"/>
       </w:r>
       <w:r>
-        <w:instrText xml:space="preserve"> PAGEREF _Toc23421 \h </w:instrText>
+        <w:instrText xml:space="preserve"> PAGEREF _Toc10224 \h </w:instrText>
       </w:r>
       <w:r>
         <w:fldChar w:fldCharType="separate"/>
@@ -3026,7 +3067,7 @@
         <w:fldChar w:fldCharType="begin"/>
       </w:r>
       <w:r>
-        <w:instrText xml:space="preserve"> HYPERLINK \l _Toc30241 </w:instrText>
+        <w:instrText xml:space="preserve"> HYPERLINK \l _Toc29184 </w:instrText>
       </w:r>
       <w:r>
         <w:fldChar w:fldCharType="separate"/>
@@ -3041,7 +3082,7 @@
         <w:fldChar w:fldCharType="begin"/>
       </w:r>
       <w:r>
-        <w:instrText xml:space="preserve"> PAGEREF _Toc30241 \h </w:instrText>
+        <w:instrText xml:space="preserve"> PAGEREF _Toc29184 \h </w:instrText>
       </w:r>
       <w:r>
         <w:fldChar w:fldCharType="separate"/>
@@ -3067,7 +3108,7 @@
         <w:fldChar w:fldCharType="begin"/>
       </w:r>
       <w:r>
-        <w:instrText xml:space="preserve"> HYPERLINK \l _Toc22686 </w:instrText>
+        <w:instrText xml:space="preserve"> HYPERLINK \l _Toc9222 </w:instrText>
       </w:r>
       <w:r>
         <w:fldChar w:fldCharType="separate"/>
@@ -3082,7 +3123,7 @@
         <w:fldChar w:fldCharType="begin"/>
       </w:r>
       <w:r>
-        <w:instrText xml:space="preserve"> PAGEREF _Toc22686 \h </w:instrText>
+        <w:instrText xml:space="preserve"> PAGEREF _Toc9222 \h </w:instrText>
       </w:r>
       <w:r>
         <w:fldChar w:fldCharType="separate"/>
@@ -3108,7 +3149,7 @@
         <w:fldChar w:fldCharType="begin"/>
       </w:r>
       <w:r>
-        <w:instrText xml:space="preserve"> HYPERLINK \l _Toc11542 </w:instrText>
+        <w:instrText xml:space="preserve"> HYPERLINK \l _Toc9663 </w:instrText>
       </w:r>
       <w:r>
         <w:fldChar w:fldCharType="separate"/>
@@ -3123,7 +3164,7 @@
         <w:fldChar w:fldCharType="begin"/>
       </w:r>
       <w:r>
-        <w:instrText xml:space="preserve"> PAGEREF _Toc11542 \h </w:instrText>
+        <w:instrText xml:space="preserve"> PAGEREF _Toc9663 \h </w:instrText>
       </w:r>
       <w:r>
         <w:fldChar w:fldCharType="separate"/>
@@ -3149,7 +3190,7 @@
         <w:fldChar w:fldCharType="begin"/>
       </w:r>
       <w:r>
-        <w:instrText xml:space="preserve"> HYPERLINK \l _Toc16979 </w:instrText>
+        <w:instrText xml:space="preserve"> HYPERLINK \l _Toc16359 </w:instrText>
       </w:r>
       <w:r>
         <w:fldChar w:fldCharType="separate"/>
@@ -3164,7 +3205,7 @@
         <w:fldChar w:fldCharType="begin"/>
       </w:r>
       <w:r>
-        <w:instrText xml:space="preserve"> PAGEREF _Toc16979 \h </w:instrText>
+        <w:instrText xml:space="preserve"> PAGEREF _Toc16359 \h </w:instrText>
       </w:r>
       <w:r>
         <w:fldChar w:fldCharType="separate"/>
@@ -3189,7 +3230,7 @@
         <w:pStyle w:val="2"/>
         <w:pageBreakBefore/>
       </w:pPr>
-      <w:bookmarkStart w:id="0" w:name="_Toc10838"/>
+      <w:bookmarkStart w:id="0" w:name="_Toc9033"/>
       <w:r>
         <w:t>1. Executive summary</w:t>
       </w:r>
@@ -4174,7 +4215,7 @@
         <w:pStyle w:val="2"/>
         <w:pageBreakBefore w:val="0"/>
       </w:pPr>
-      <w:bookmarkStart w:id="1" w:name="_Toc29466"/>
+      <w:bookmarkStart w:id="1" w:name="_Toc30897"/>
       <w:r>
         <w:t>2. Project background and scope</w:t>
       </w:r>
@@ -4260,7 +4301,7 @@
         <w:pStyle w:val="2"/>
         <w:pageBreakBefore w:val="0"/>
       </w:pPr>
-      <w:bookmarkStart w:id="2" w:name="_Toc25681"/>
+      <w:bookmarkStart w:id="2" w:name="_Toc20933"/>
       <w:r>
         <w:t>3. System architecture</w:t>
       </w:r>
@@ -4270,7 +4311,7 @@
       <w:pPr>
         <w:pStyle w:val="3"/>
       </w:pPr>
-      <w:bookmarkStart w:id="3" w:name="_Toc1171"/>
+      <w:bookmarkStart w:id="3" w:name="_Toc21270"/>
       <w:r>
         <w:t>3.1 Overview</w:t>
       </w:r>
@@ -4818,7 +4859,7 @@
       <w:pPr>
         <w:pStyle w:val="3"/>
       </w:pPr>
-      <w:bookmarkStart w:id="4" w:name="_Toc1223"/>
+      <w:bookmarkStart w:id="4" w:name="_Toc8231"/>
       <w:r>
         <w:t>3.2 What happens when a user taps a button</w:t>
       </w:r>
@@ -4980,7 +5021,7 @@
       <w:pPr>
         <w:pStyle w:val="3"/>
       </w:pPr>
-      <w:bookmarkStart w:id="5" w:name="_Toc27439"/>
+      <w:bookmarkStart w:id="5" w:name="_Toc8657"/>
       <w:r>
         <w:t>3.3 API reference</w:t>
       </w:r>
@@ -8671,7 +8712,7 @@
       <w:pPr>
         <w:pStyle w:val="3"/>
       </w:pPr>
-      <w:bookmarkStart w:id="6" w:name="_Toc9501"/>
+      <w:bookmarkStart w:id="6" w:name="_Toc3692"/>
       <w:r>
         <w:t>3.4 Privacy, safety and security design</w:t>
       </w:r>
@@ -8736,7 +8777,7 @@
       <w:pPr>
         <w:pStyle w:val="3"/>
       </w:pPr>
-      <w:bookmarkStart w:id="7" w:name="_Toc2381"/>
+      <w:bookmarkStart w:id="7" w:name="_Toc12100"/>
       <w:r>
         <w:t>3.5 Repository layout</w:t>
       </w:r>
@@ -9280,7 +9321,7 @@
         <w:pStyle w:val="2"/>
         <w:pageBreakBefore w:val="0"/>
       </w:pPr>
-      <w:bookmarkStart w:id="8" w:name="_Toc23171"/>
+      <w:bookmarkStart w:id="8" w:name="_Toc9843"/>
       <w:r>
         <w:t>4. Mobile application in detail</w:t>
       </w:r>
@@ -9290,7 +9331,7 @@
       <w:pPr>
         <w:pStyle w:val="3"/>
       </w:pPr>
-      <w:bookmarkStart w:id="9" w:name="_Toc4738"/>
+      <w:bookmarkStart w:id="9" w:name="_Toc19116"/>
       <w:r>
         <w:t>4.1 Technology</w:t>
       </w:r>
@@ -9879,7 +9920,7 @@
       <w:pPr>
         <w:pStyle w:val="3"/>
       </w:pPr>
-      <w:bookmarkStart w:id="10" w:name="_Toc14542"/>
+      <w:bookmarkStart w:id="10" w:name="_Toc15330"/>
       <w:r>
         <w:t>4.2 Screens</w:t>
       </w:r>
@@ -9935,12 +9976,6 @@
             <w:insideH w:val="single" w:color="D9C3CC" w:sz="4" w:space="0"/>
             <w:insideV w:val="single" w:color="D9C3CC" w:sz="4" w:space="0"/>
           </w:tblBorders>
-          <w:tblCellMar>
-            <w:top w:w="50" w:type="dxa"/>
-            <w:left w:w="90" w:type="dxa"/>
-            <w:bottom w:w="50" w:type="dxa"/>
-            <w:right w:w="90" w:type="dxa"/>
-          </w:tblCellMar>
         </w:tblPrEx>
         <w:trPr>
           <w:tblHeader/>
@@ -10418,7 +10453,7 @@
       <w:pPr>
         <w:pStyle w:val="3"/>
       </w:pPr>
-      <w:bookmarkStart w:id="11" w:name="_Toc10113"/>
+      <w:bookmarkStart w:id="11" w:name="_Toc7437"/>
       <w:r>
         <w:t>4.3 State and data flow</w:t>
       </w:r>
@@ -10839,7 +10874,7 @@
       <w:pPr>
         <w:pStyle w:val="3"/>
       </w:pPr>
-      <w:bookmarkStart w:id="12" w:name="_Toc4434"/>
+      <w:bookmarkStart w:id="12" w:name="_Toc12244"/>
       <w:r>
         <w:t>4.4 PCOS assessment flow</w:t>
       </w:r>
@@ -10892,7 +10927,7 @@
       <w:pPr>
         <w:pStyle w:val="3"/>
       </w:pPr>
-      <w:bookmarkStart w:id="13" w:name="_Toc25103"/>
+      <w:bookmarkStart w:id="13" w:name="_Toc5785"/>
       <w:r>
         <w:t>4.5 Breast health flow</w:t>
       </w:r>
@@ -10997,7 +11032,7 @@
       <w:pPr>
         <w:pStyle w:val="3"/>
       </w:pPr>
-      <w:bookmarkStart w:id="14" w:name="_Toc30076"/>
+      <w:bookmarkStart w:id="14" w:name="_Toc32559"/>
       <w:r>
         <w:t>4.6 Breast self-exam and the monthly reminder</w:t>
       </w:r>
@@ -11071,7 +11106,7 @@
       <w:pPr>
         <w:pStyle w:val="3"/>
       </w:pPr>
-      <w:bookmarkStart w:id="15" w:name="_Toc22967"/>
+      <w:bookmarkStart w:id="15" w:name="_Toc16429"/>
       <w:r>
         <w:t>4.7 Server address setting</w:t>
       </w:r>
@@ -11090,7 +11125,7 @@
       <w:pPr>
         <w:pStyle w:val="3"/>
       </w:pPr>
-      <w:bookmarkStart w:id="16" w:name="_Toc819"/>
+      <w:bookmarkStart w:id="16" w:name="_Toc22691"/>
       <w:r>
         <w:t>4.8 Android configuration</w:t>
       </w:r>
@@ -11136,7 +11171,7 @@
       <w:pPr>
         <w:pStyle w:val="3"/>
       </w:pPr>
-      <w:bookmarkStart w:id="17" w:name="_Toc12069"/>
+      <w:bookmarkStart w:id="17" w:name="_Toc23002"/>
       <w:r>
         <w:t>4.9 Automated tests</w:t>
       </w:r>
@@ -12126,7 +12161,7 @@
         <w:pStyle w:val="2"/>
         <w:pageBreakBefore w:val="0"/>
       </w:pPr>
-      <w:bookmarkStart w:id="18" w:name="_Toc29004"/>
+      <w:bookmarkStart w:id="18" w:name="_Toc8092"/>
       <w:r>
         <w:t>5. PCOS risk model</w:t>
       </w:r>
@@ -12145,7 +12180,7 @@
       <w:pPr>
         <w:pStyle w:val="3"/>
       </w:pPr>
-      <w:bookmarkStart w:id="19" w:name="_Toc23374"/>
+      <w:bookmarkStart w:id="19" w:name="_Toc13973"/>
       <w:r>
         <w:t>5.1 Data and preparation</w:t>
       </w:r>
@@ -12212,7 +12247,7 @@
       <w:pPr>
         <w:pStyle w:val="3"/>
       </w:pPr>
-      <w:bookmarkStart w:id="20" w:name="_Toc17558"/>
+      <w:bookmarkStart w:id="20" w:name="_Toc11170"/>
       <w:r>
         <w:t>5.2 Features and constraints</w:t>
       </w:r>
@@ -13484,7 +13519,7 @@
       <w:pPr>
         <w:pStyle w:val="3"/>
       </w:pPr>
-      <w:bookmarkStart w:id="21" w:name="_Toc10440"/>
+      <w:bookmarkStart w:id="21" w:name="_Toc1663"/>
       <w:r>
         <w:t>5.3 Model and training</w:t>
       </w:r>
@@ -14027,7 +14062,7 @@
       <w:pPr>
         <w:pStyle w:val="3"/>
       </w:pPr>
-      <w:bookmarkStart w:id="22" w:name="_Toc6725"/>
+      <w:bookmarkStart w:id="22" w:name="_Toc20492"/>
       <w:r>
         <w:t>5.4 Results</w:t>
       </w:r>
@@ -15945,7 +15980,7 @@
       <w:pPr>
         <w:pStyle w:val="3"/>
       </w:pPr>
-      <w:bookmarkStart w:id="23" w:name="_Toc12549"/>
+      <w:bookmarkStart w:id="23" w:name="_Toc3179"/>
       <w:r>
         <w:t>5.5 How the app uses it</w:t>
       </w:r>
@@ -16005,7 +16040,7 @@
       <w:pPr>
         <w:pStyle w:val="3"/>
       </w:pPr>
-      <w:bookmarkStart w:id="24" w:name="_Toc6859"/>
+      <w:bookmarkStart w:id="24" w:name="_Toc21995"/>
       <w:r>
         <w:t>5.6 Limitations</w:t>
       </w:r>
@@ -16052,7 +16087,7 @@
         <w:pStyle w:val="2"/>
         <w:pageBreakBefore w:val="0"/>
       </w:pPr>
-      <w:bookmarkStart w:id="25" w:name="_Toc17491"/>
+      <w:bookmarkStart w:id="25" w:name="_Toc24710"/>
       <w:r>
         <w:t>6. Breast ultrasound classifier (component A)</w:t>
       </w:r>
@@ -16062,7 +16097,7 @@
       <w:pPr>
         <w:pStyle w:val="3"/>
       </w:pPr>
-      <w:bookmarkStart w:id="26" w:name="_Toc95"/>
+      <w:bookmarkStart w:id="26" w:name="_Toc8847"/>
       <w:r>
         <w:t>6.1 What it does</w:t>
       </w:r>
@@ -16081,7 +16116,7 @@
       <w:pPr>
         <w:pStyle w:val="3"/>
       </w:pPr>
-      <w:bookmarkStart w:id="27" w:name="_Toc6849"/>
+      <w:bookmarkStart w:id="27" w:name="_Toc12625"/>
       <w:r>
         <w:t>6.2 Datasets</w:t>
       </w:r>
@@ -18446,7 +18481,7 @@
       <w:pPr>
         <w:pStyle w:val="3"/>
       </w:pPr>
-      <w:bookmarkStart w:id="28" w:name="_Toc14011"/>
+      <w:bookmarkStart w:id="28" w:name="_Toc22310"/>
       <w:r>
         <w:t>6.3 Data-quality decisions</w:t>
       </w:r>
@@ -18570,7 +18605,7 @@
       <w:pPr>
         <w:pStyle w:val="3"/>
       </w:pPr>
-      <w:bookmarkStart w:id="29" w:name="_Toc23906"/>
+      <w:bookmarkStart w:id="29" w:name="_Toc15687"/>
       <w:r>
         <w:t>6.4 Method and settings</w:t>
       </w:r>
@@ -20212,7 +20247,7 @@
       <w:pPr>
         <w:pStyle w:val="3"/>
       </w:pPr>
-      <w:bookmarkStart w:id="30" w:name="_Toc1501"/>
+      <w:bookmarkStart w:id="30" w:name="_Toc23093"/>
       <w:r>
         <w:t>6.5 Selecting the recipe by cross-validation</w:t>
       </w:r>
@@ -22363,7 +22398,7 @@
       <w:pPr>
         <w:pStyle w:val="3"/>
       </w:pPr>
-      <w:bookmarkStart w:id="31" w:name="_Toc21130"/>
+      <w:bookmarkStart w:id="31" w:name="_Toc21226"/>
       <w:r>
         <w:t>6.6 Calibration, threshold and export</w:t>
       </w:r>
@@ -22449,7 +22484,7 @@
       <w:pPr>
         <w:pStyle w:val="3"/>
       </w:pPr>
-      <w:bookmarkStart w:id="32" w:name="_Toc2006"/>
+      <w:bookmarkStart w:id="32" w:name="_Toc511"/>
       <w:r>
         <w:t>6.7 Model versions</w:t>
       </w:r>
@@ -22909,7 +22944,7 @@
       <w:pPr>
         <w:pStyle w:val="3"/>
       </w:pPr>
-      <w:bookmarkStart w:id="33" w:name="_Toc3310"/>
+      <w:bookmarkStart w:id="33" w:name="_Toc21008"/>
       <w:r>
         <w:t>6.8 Results</w:t>
       </w:r>
@@ -28881,7 +28916,7 @@
       <w:pPr>
         <w:pStyle w:val="3"/>
       </w:pPr>
-      <w:bookmarkStart w:id="34" w:name="_Toc27101"/>
+      <w:bookmarkStart w:id="34" w:name="_Toc3872"/>
       <w:r>
         <w:t>6.9 Rejecting uploads that are not breast ultrasounds</w:t>
       </w:r>
@@ -29815,7 +29850,7 @@
       <w:pPr>
         <w:pStyle w:val="3"/>
       </w:pPr>
-      <w:bookmarkStart w:id="35" w:name="_Toc15574"/>
+      <w:bookmarkStart w:id="35" w:name="_Toc16538"/>
       <w:r>
         <w:t>6.10 The screening threshold decision</w:t>
       </w:r>
@@ -30447,7 +30482,7 @@
       <w:pPr>
         <w:pStyle w:val="3"/>
       </w:pPr>
-      <w:bookmarkStart w:id="36" w:name="_Toc15180"/>
+      <w:bookmarkStart w:id="36" w:name="_Toc24792"/>
       <w:r>
         <w:t>6.11 Explainability</w:t>
       </w:r>
@@ -30526,7 +30561,7 @@
       <w:pPr>
         <w:pStyle w:val="3"/>
       </w:pPr>
-      <w:bookmarkStart w:id="37" w:name="_Toc31674"/>
+      <w:bookmarkStart w:id="37" w:name="_Toc22028"/>
       <w:r>
         <w:t>6.12 Limitations</w:t>
       </w:r>
@@ -30627,7 +30662,7 @@
       <w:pPr>
         <w:pStyle w:val="3"/>
       </w:pPr>
-      <w:bookmarkStart w:id="38" w:name="_Toc24878"/>
+      <w:bookmarkStart w:id="38" w:name="_Toc22749"/>
       <w:r>
         <w:t>6.13 Informal check with images from the web</w:t>
       </w:r>
@@ -31629,7 +31664,7 @@
         <w:pStyle w:val="2"/>
         <w:pageBreakBefore w:val="0"/>
       </w:pPr>
-      <w:bookmarkStart w:id="39" w:name="_Toc28170"/>
+      <w:bookmarkStart w:id="39" w:name="_Toc15502"/>
       <w:r>
         <w:t>7. Breast cancer risk questionnaire (component B)</w:t>
       </w:r>
@@ -31639,7 +31674,7 @@
       <w:pPr>
         <w:pStyle w:val="3"/>
       </w:pPr>
-      <w:bookmarkStart w:id="40" w:name="_Toc15232"/>
+      <w:bookmarkStart w:id="40" w:name="_Toc21178"/>
       <w:r>
         <w:t>7.1 Data and design</w:t>
       </w:r>
@@ -31753,7 +31788,7 @@
       <w:pPr>
         <w:pStyle w:val="3"/>
       </w:pPr>
-      <w:bookmarkStart w:id="41" w:name="_Toc13294"/>
+      <w:bookmarkStart w:id="41" w:name="_Toc31593"/>
       <w:r>
         <w:t>7.2 How answers become model inputs</w:t>
       </w:r>
@@ -32400,7 +32435,7 @@
       <w:pPr>
         <w:pStyle w:val="3"/>
       </w:pPr>
-      <w:bookmarkStart w:id="42" w:name="_Toc12641"/>
+      <w:bookmarkStart w:id="42" w:name="_Toc29429"/>
       <w:r>
         <w:t>7.3 Model settings</w:t>
       </w:r>
@@ -32989,7 +33024,7 @@
       <w:pPr>
         <w:pStyle w:val="3"/>
       </w:pPr>
-      <w:bookmarkStart w:id="43" w:name="_Toc10558"/>
+      <w:bookmarkStart w:id="43" w:name="_Toc24061"/>
       <w:r>
         <w:t>7.4 Results</w:t>
       </w:r>
@@ -34779,7 +34814,7 @@
       <w:pPr>
         <w:pStyle w:val="3"/>
       </w:pPr>
-      <w:bookmarkStart w:id="44" w:name="_Toc17338"/>
+      <w:bookmarkStart w:id="44" w:name="_Toc29842"/>
       <w:r>
         <w:t>7.5 What the user sees and why</w:t>
       </w:r>
@@ -35555,7 +35590,7 @@
       <w:pPr>
         <w:pStyle w:val="3"/>
       </w:pPr>
-      <w:bookmarkStart w:id="45" w:name="_Toc13826"/>
+      <w:bookmarkStart w:id="45" w:name="_Toc953"/>
       <w:r>
         <w:t>7.6 Behaviour check through the API</w:t>
       </w:r>
@@ -36509,7 +36544,7 @@
       <w:pPr>
         <w:pStyle w:val="3"/>
       </w:pPr>
-      <w:bookmarkStart w:id="46" w:name="_Toc547"/>
+      <w:bookmarkStart w:id="46" w:name="_Toc4030"/>
       <w:r>
         <w:t>7.7 Deviation from the scope document</w:t>
       </w:r>
@@ -36528,7 +36563,7 @@
       <w:pPr>
         <w:pStyle w:val="3"/>
       </w:pPr>
-      <w:bookmarkStart w:id="47" w:name="_Toc15424"/>
+      <w:bookmarkStart w:id="47" w:name="_Toc26797"/>
       <w:r>
         <w:t>7.8 Limitations</w:t>
       </w:r>
@@ -36575,7 +36610,7 @@
         <w:pStyle w:val="2"/>
         <w:pageBreakBefore w:val="0"/>
       </w:pPr>
-      <w:bookmarkStart w:id="48" w:name="_Toc23579"/>
+      <w:bookmarkStart w:id="48" w:name="_Toc10906"/>
       <w:r>
         <w:t>8. Other parts of the breast module</w:t>
       </w:r>
@@ -36643,7 +36678,7 @@
         <w:pStyle w:val="2"/>
         <w:pageBreakBefore w:val="0"/>
       </w:pPr>
-      <w:bookmarkStart w:id="49" w:name="_Toc21726"/>
+      <w:bookmarkStart w:id="49" w:name="_Toc29593"/>
       <w:r>
         <w:t>9. Deployment and demo build</w:t>
       </w:r>
@@ -36653,7 +36688,7 @@
       <w:pPr>
         <w:pStyle w:val="3"/>
       </w:pPr>
-      <w:bookmarkStart w:id="50" w:name="_Toc22730"/>
+      <w:bookmarkStart w:id="50" w:name="_Toc19831"/>
       <w:r>
         <w:t>9.1 Hosting options considered</w:t>
       </w:r>
@@ -37014,7 +37049,7 @@
       <w:pPr>
         <w:pStyle w:val="3"/>
       </w:pPr>
-      <w:bookmarkStart w:id="51" w:name="_Toc23772"/>
+      <w:bookmarkStart w:id="51" w:name="_Toc15800"/>
       <w:r>
         <w:t>9.2 Demo procedure</w:t>
       </w:r>
@@ -37076,7 +37111,7 @@
       <w:pPr>
         <w:pStyle w:val="3"/>
       </w:pPr>
-      <w:bookmarkStart w:id="52" w:name="_Toc20951"/>
+      <w:bookmarkStart w:id="52" w:name="_Toc24085"/>
       <w:r>
         <w:t>9.3 Build environment and workarounds</w:t>
       </w:r>
@@ -37497,7 +37532,7 @@
       <w:pPr>
         <w:pStyle w:val="3"/>
       </w:pPr>
-      <w:bookmarkStart w:id="53" w:name="_Toc7488"/>
+      <w:bookmarkStart w:id="53" w:name="_Toc10641"/>
       <w:r>
         <w:t>9.4 APK builds</w:t>
       </w:r>
@@ -37806,7 +37841,7 @@
         <w:pStyle w:val="2"/>
         <w:pageBreakBefore w:val="0"/>
       </w:pPr>
-      <w:bookmarkStart w:id="54" w:name="_Toc29229"/>
+      <w:bookmarkStart w:id="54" w:name="_Toc404"/>
       <w:r>
         <w:t>10. Verification and testing</w:t>
       </w:r>
@@ -38735,7 +38770,7 @@
       <w:pPr>
         <w:pStyle w:val="3"/>
       </w:pPr>
-      <w:bookmarkStart w:id="55" w:name="_Toc27483"/>
+      <w:bookmarkStart w:id="55" w:name="_Toc18832"/>
       <w:r>
         <w:t>10.1 Checking the ultrasound module on a phone</w:t>
       </w:r>
@@ -39601,24 +39636,22 @@
     </w:p>
     <w:p>
       <w:pPr>
-        <w:pStyle w:val="2"/>
-        <w:pageBreakBefore w:val="0"/>
+        <w:pStyle w:val="3"/>
       </w:pPr>
-      <w:bookmarkStart w:id="56" w:name="_Toc32670"/>
-      <w:r>
-        <w:t>11. Limitations, ethics and risks</w:t>
+      <w:bookmarkStart w:id="56" w:name="_Toc17215"/>
+      <w:r>
+        <w:t>10.2 Checking the two questionnaires on a phone</w:t>
       </w:r>
       <w:bookmarkEnd w:id="56"/>
     </w:p>
     <w:p>
-      <w:pPr>
-        <w:pStyle w:val="3"/>
-      </w:pPr>
-      <w:bookmarkStart w:id="57" w:name="_Toc19549"/>
-      <w:r>
-        <w:t>11.1 Failure modes and mitigations</w:t>
-      </w:r>
-      <w:bookmarkEnd w:id="57"/>
+      <w:r>
+        <w:rPr>
+          <w:b w:val="0"/>
+          <w:i w:val="0"/>
+        </w:rPr>
+        <w:t>A checklist file (femora-questionnaire-tests.txt, on the developer's Desktop) lists the exact answers to enter and the results the server gives. The expected values were produced by the running backend.</w:t>
+      </w:r>
     </w:p>
     <w:p>
       <w:pPr>
@@ -39631,7 +39664,1250 @@
           <w:b w:val="0"/>
           <w:i w:val="0"/>
         </w:rPr>
-        <w:t>Table 51. Failure modes</w:t>
+        <w:t>Table 51. Phone test profiles for the questionnaires</w:t>
+      </w:r>
+    </w:p>
+    <w:tbl>
+      <w:tblPr>
+        <w:tblStyle w:val="12"/>
+        <w:tblW w:w="0" w:type="auto"/>
+        <w:jc w:val="center"/>
+        <w:tblBorders>
+          <w:top w:val="single" w:color="D9C3CC" w:sz="4" w:space="0"/>
+          <w:left w:val="single" w:color="D9C3CC" w:sz="4" w:space="0"/>
+          <w:bottom w:val="single" w:color="D9C3CC" w:sz="4" w:space="0"/>
+          <w:right w:val="single" w:color="D9C3CC" w:sz="4" w:space="0"/>
+          <w:insideH w:val="single" w:color="D9C3CC" w:sz="4" w:space="0"/>
+          <w:insideV w:val="single" w:color="D9C3CC" w:sz="4" w:space="0"/>
+        </w:tblBorders>
+        <w:tblLayout w:type="fixed"/>
+        <w:tblCellMar>
+          <w:top w:w="50" w:type="dxa"/>
+          <w:left w:w="90" w:type="dxa"/>
+          <w:bottom w:w="50" w:type="dxa"/>
+          <w:right w:w="90" w:type="dxa"/>
+        </w:tblCellMar>
+      </w:tblPr>
+      <w:tblGrid>
+        <w:gridCol w:w="1474"/>
+        <w:gridCol w:w="4535"/>
+        <w:gridCol w:w="3402"/>
+      </w:tblGrid>
+      <w:tr>
+        <w:tblPrEx>
+          <w:tblBorders>
+            <w:top w:val="single" w:color="D9C3CC" w:sz="4" w:space="0"/>
+            <w:left w:val="single" w:color="D9C3CC" w:sz="4" w:space="0"/>
+            <w:bottom w:val="single" w:color="D9C3CC" w:sz="4" w:space="0"/>
+            <w:right w:val="single" w:color="D9C3CC" w:sz="4" w:space="0"/>
+            <w:insideH w:val="single" w:color="D9C3CC" w:sz="4" w:space="0"/>
+            <w:insideV w:val="single" w:color="D9C3CC" w:sz="4" w:space="0"/>
+          </w:tblBorders>
+          <w:tblCellMar>
+            <w:top w:w="50" w:type="dxa"/>
+            <w:left w:w="90" w:type="dxa"/>
+            <w:bottom w:w="50" w:type="dxa"/>
+            <w:right w:w="90" w:type="dxa"/>
+          </w:tblCellMar>
+        </w:tblPrEx>
+        <w:trPr>
+          <w:tblHeader/>
+          <w:jc w:val="center"/>
+        </w:trPr>
+        <w:tc>
+          <w:tcPr>
+            <w:tcW w:w="1474" w:type="dxa"/>
+            <w:shd w:val="clear" w:color="auto" w:fill="9E1B46"/>
+          </w:tcPr>
+          <w:p>
+            <w:pPr>
+              <w:spacing w:after="0" w:line="240" w:lineRule="auto"/>
+            </w:pPr>
+            <w:r>
+              <w:rPr>
+                <w:b/>
+                <w:i w:val="0"/>
+                <w:color w:val="FFFFFF"/>
+                <w:sz w:val="17"/>
+              </w:rPr>
+              <w:t>Test</w:t>
+            </w:r>
+          </w:p>
+        </w:tc>
+        <w:tc>
+          <w:tcPr>
+            <w:tcW w:w="4535" w:type="dxa"/>
+            <w:shd w:val="clear" w:color="auto" w:fill="9E1B46"/>
+          </w:tcPr>
+          <w:p>
+            <w:pPr>
+              <w:spacing w:after="0" w:line="240" w:lineRule="auto"/>
+            </w:pPr>
+            <w:r>
+              <w:rPr>
+                <w:b/>
+                <w:i w:val="0"/>
+                <w:color w:val="FFFFFF"/>
+                <w:sz w:val="17"/>
+              </w:rPr>
+              <w:t>Answers to enter (in short)</w:t>
+            </w:r>
+          </w:p>
+        </w:tc>
+        <w:tc>
+          <w:tcPr>
+            <w:tcW w:w="3402" w:type="dxa"/>
+            <w:shd w:val="clear" w:color="auto" w:fill="9E1B46"/>
+          </w:tcPr>
+          <w:p>
+            <w:pPr>
+              <w:spacing w:after="0" w:line="240" w:lineRule="auto"/>
+            </w:pPr>
+            <w:r>
+              <w:rPr>
+                <w:b/>
+                <w:i w:val="0"/>
+                <w:color w:val="FFFFFF"/>
+                <w:sz w:val="17"/>
+              </w:rPr>
+              <w:t>Expected result</w:t>
+            </w:r>
+          </w:p>
+        </w:tc>
+      </w:tr>
+      <w:tr>
+        <w:tblPrEx>
+          <w:tblBorders>
+            <w:top w:val="single" w:color="D9C3CC" w:sz="4" w:space="0"/>
+            <w:left w:val="single" w:color="D9C3CC" w:sz="4" w:space="0"/>
+            <w:bottom w:val="single" w:color="D9C3CC" w:sz="4" w:space="0"/>
+            <w:right w:val="single" w:color="D9C3CC" w:sz="4" w:space="0"/>
+            <w:insideH w:val="single" w:color="D9C3CC" w:sz="4" w:space="0"/>
+            <w:insideV w:val="single" w:color="D9C3CC" w:sz="4" w:space="0"/>
+          </w:tblBorders>
+          <w:tblCellMar>
+            <w:top w:w="50" w:type="dxa"/>
+            <w:left w:w="90" w:type="dxa"/>
+            <w:bottom w:w="50" w:type="dxa"/>
+            <w:right w:w="90" w:type="dxa"/>
+          </w:tblCellMar>
+        </w:tblPrEx>
+        <w:trPr>
+          <w:cantSplit/>
+          <w:jc w:val="center"/>
+        </w:trPr>
+        <w:tc>
+          <w:tcPr>
+            <w:tcW w:w="1474" w:type="dxa"/>
+          </w:tcPr>
+          <w:p>
+            <w:pPr>
+              <w:spacing w:after="0" w:line="240" w:lineRule="auto"/>
+            </w:pPr>
+            <w:r>
+              <w:rPr>
+                <w:b/>
+                <w:i w:val="0"/>
+                <w:sz w:val="17"/>
+              </w:rPr>
+              <w:t>PCOS P1</w:t>
+            </w:r>
+          </w:p>
+        </w:tc>
+        <w:tc>
+          <w:tcPr>
+            <w:tcW w:w="4535" w:type="dxa"/>
+          </w:tcPr>
+          <w:p>
+            <w:pPr>
+              <w:spacing w:after="0" w:line="240" w:lineRule="auto"/>
+            </w:pPr>
+            <w:r>
+              <w:rPr>
+                <w:b w:val="0"/>
+                <w:i w:val="0"/>
+                <w:sz w:val="17"/>
+              </w:rPr>
+              <w:t>24 y, 165 cm, 58 kg, regular cycles, no symptoms, exercises</w:t>
+            </w:r>
+          </w:p>
+        </w:tc>
+        <w:tc>
+          <w:tcPr>
+            <w:tcW w:w="3402" w:type="dxa"/>
+          </w:tcPr>
+          <w:p>
+            <w:pPr>
+              <w:spacing w:after="0" w:line="240" w:lineRule="auto"/>
+            </w:pPr>
+            <w:r>
+              <w:rPr>
+                <w:b w:val="0"/>
+                <w:i w:val="0"/>
+                <w:sz w:val="17"/>
+              </w:rPr>
+              <w:t>about 1%, Low, Healthy Habits</w:t>
+            </w:r>
+          </w:p>
+        </w:tc>
+      </w:tr>
+      <w:tr>
+        <w:tblPrEx>
+          <w:tblBorders>
+            <w:top w:val="single" w:color="D9C3CC" w:sz="4" w:space="0"/>
+            <w:left w:val="single" w:color="D9C3CC" w:sz="4" w:space="0"/>
+            <w:bottom w:val="single" w:color="D9C3CC" w:sz="4" w:space="0"/>
+            <w:right w:val="single" w:color="D9C3CC" w:sz="4" w:space="0"/>
+            <w:insideH w:val="single" w:color="D9C3CC" w:sz="4" w:space="0"/>
+            <w:insideV w:val="single" w:color="D9C3CC" w:sz="4" w:space="0"/>
+          </w:tblBorders>
+          <w:tblCellMar>
+            <w:top w:w="50" w:type="dxa"/>
+            <w:left w:w="90" w:type="dxa"/>
+            <w:bottom w:w="50" w:type="dxa"/>
+            <w:right w:w="90" w:type="dxa"/>
+          </w:tblCellMar>
+        </w:tblPrEx>
+        <w:trPr>
+          <w:cantSplit/>
+          <w:jc w:val="center"/>
+        </w:trPr>
+        <w:tc>
+          <w:tcPr>
+            <w:tcW w:w="1474" w:type="dxa"/>
+            <w:shd w:val="clear" w:color="auto" w:fill="FBE9EF"/>
+          </w:tcPr>
+          <w:p>
+            <w:pPr>
+              <w:spacing w:after="0" w:line="240" w:lineRule="auto"/>
+            </w:pPr>
+            <w:r>
+              <w:rPr>
+                <w:b/>
+                <w:i w:val="0"/>
+                <w:sz w:val="17"/>
+              </w:rPr>
+              <w:t>PCOS P2</w:t>
+            </w:r>
+          </w:p>
+        </w:tc>
+        <w:tc>
+          <w:tcPr>
+            <w:tcW w:w="4535" w:type="dxa"/>
+            <w:shd w:val="clear" w:color="auto" w:fill="FBE9EF"/>
+          </w:tcPr>
+          <w:p>
+            <w:pPr>
+              <w:spacing w:after="0" w:line="240" w:lineRule="auto"/>
+            </w:pPr>
+            <w:r>
+              <w:rPr>
+                <w:b w:val="0"/>
+                <w:i w:val="0"/>
+                <w:sz w:val="17"/>
+              </w:rPr>
+              <w:t>P1 plus acne</w:t>
+            </w:r>
+          </w:p>
+        </w:tc>
+        <w:tc>
+          <w:tcPr>
+            <w:tcW w:w="3402" w:type="dxa"/>
+            <w:shd w:val="clear" w:color="auto" w:fill="FBE9EF"/>
+          </w:tcPr>
+          <w:p>
+            <w:pPr>
+              <w:spacing w:after="0" w:line="240" w:lineRule="auto"/>
+            </w:pPr>
+            <w:r>
+              <w:rPr>
+                <w:b w:val="0"/>
+                <w:i w:val="0"/>
+                <w:sz w:val="17"/>
+              </w:rPr>
+              <w:t>about 1%, Low, tag Acne</w:t>
+            </w:r>
+          </w:p>
+        </w:tc>
+      </w:tr>
+      <w:tr>
+        <w:tblPrEx>
+          <w:tblBorders>
+            <w:top w:val="single" w:color="D9C3CC" w:sz="4" w:space="0"/>
+            <w:left w:val="single" w:color="D9C3CC" w:sz="4" w:space="0"/>
+            <w:bottom w:val="single" w:color="D9C3CC" w:sz="4" w:space="0"/>
+            <w:right w:val="single" w:color="D9C3CC" w:sz="4" w:space="0"/>
+            <w:insideH w:val="single" w:color="D9C3CC" w:sz="4" w:space="0"/>
+            <w:insideV w:val="single" w:color="D9C3CC" w:sz="4" w:space="0"/>
+          </w:tblBorders>
+          <w:tblCellMar>
+            <w:top w:w="50" w:type="dxa"/>
+            <w:left w:w="90" w:type="dxa"/>
+            <w:bottom w:w="50" w:type="dxa"/>
+            <w:right w:w="90" w:type="dxa"/>
+          </w:tblCellMar>
+        </w:tblPrEx>
+        <w:trPr>
+          <w:cantSplit/>
+          <w:jc w:val="center"/>
+        </w:trPr>
+        <w:tc>
+          <w:tcPr>
+            <w:tcW w:w="1474" w:type="dxa"/>
+          </w:tcPr>
+          <w:p>
+            <w:pPr>
+              <w:spacing w:after="0" w:line="240" w:lineRule="auto"/>
+            </w:pPr>
+            <w:r>
+              <w:rPr>
+                <w:b/>
+                <w:i w:val="0"/>
+                <w:sz w:val="17"/>
+              </w:rPr>
+              <w:t>PCOS P3</w:t>
+            </w:r>
+          </w:p>
+        </w:tc>
+        <w:tc>
+          <w:tcPr>
+            <w:tcW w:w="4535" w:type="dxa"/>
+          </w:tcPr>
+          <w:p>
+            <w:pPr>
+              <w:spacing w:after="0" w:line="240" w:lineRule="auto"/>
+            </w:pPr>
+            <w:r>
+              <w:rPr>
+                <w:b w:val="0"/>
+                <w:i w:val="0"/>
+                <w:sz w:val="17"/>
+              </w:rPr>
+              <w:t>P1 but irregular cycles, weight gain, 70 kg</w:t>
+            </w:r>
+          </w:p>
+        </w:tc>
+        <w:tc>
+          <w:tcPr>
+            <w:tcW w:w="3402" w:type="dxa"/>
+          </w:tcPr>
+          <w:p>
+            <w:pPr>
+              <w:spacing w:after="0" w:line="240" w:lineRule="auto"/>
+            </w:pPr>
+            <w:r>
+              <w:rPr>
+                <w:b w:val="0"/>
+                <w:i w:val="0"/>
+                <w:sz w:val="17"/>
+              </w:rPr>
+              <w:t>about 7%, Low, BMI 25.7</w:t>
+            </w:r>
+          </w:p>
+        </w:tc>
+      </w:tr>
+      <w:tr>
+        <w:tblPrEx>
+          <w:tblBorders>
+            <w:top w:val="single" w:color="D9C3CC" w:sz="4" w:space="0"/>
+            <w:left w:val="single" w:color="D9C3CC" w:sz="4" w:space="0"/>
+            <w:bottom w:val="single" w:color="D9C3CC" w:sz="4" w:space="0"/>
+            <w:right w:val="single" w:color="D9C3CC" w:sz="4" w:space="0"/>
+            <w:insideH w:val="single" w:color="D9C3CC" w:sz="4" w:space="0"/>
+            <w:insideV w:val="single" w:color="D9C3CC" w:sz="4" w:space="0"/>
+          </w:tblBorders>
+          <w:tblCellMar>
+            <w:top w:w="50" w:type="dxa"/>
+            <w:left w:w="90" w:type="dxa"/>
+            <w:bottom w:w="50" w:type="dxa"/>
+            <w:right w:w="90" w:type="dxa"/>
+          </w:tblCellMar>
+        </w:tblPrEx>
+        <w:trPr>
+          <w:cantSplit/>
+          <w:jc w:val="center"/>
+        </w:trPr>
+        <w:tc>
+          <w:tcPr>
+            <w:tcW w:w="1474" w:type="dxa"/>
+            <w:shd w:val="clear" w:color="auto" w:fill="FBE9EF"/>
+          </w:tcPr>
+          <w:p>
+            <w:pPr>
+              <w:spacing w:after="0" w:line="240" w:lineRule="auto"/>
+            </w:pPr>
+            <w:r>
+              <w:rPr>
+                <w:b/>
+                <w:i w:val="0"/>
+                <w:sz w:val="17"/>
+              </w:rPr>
+              <w:t>PCOS P4</w:t>
+            </w:r>
+          </w:p>
+        </w:tc>
+        <w:tc>
+          <w:tcPr>
+            <w:tcW w:w="4535" w:type="dxa"/>
+            <w:shd w:val="clear" w:color="auto" w:fill="FBE9EF"/>
+          </w:tcPr>
+          <w:p>
+            <w:pPr>
+              <w:spacing w:after="0" w:line="240" w:lineRule="auto"/>
+            </w:pPr>
+            <w:r>
+              <w:rPr>
+                <w:b w:val="0"/>
+                <w:i w:val="0"/>
+                <w:sz w:val="17"/>
+              </w:rPr>
+              <w:t>irregular, weight gain, hair growth, skin darkening, acne, fast food, no exercise</w:t>
+            </w:r>
+          </w:p>
+        </w:tc>
+        <w:tc>
+          <w:tcPr>
+            <w:tcW w:w="3402" w:type="dxa"/>
+            <w:shd w:val="clear" w:color="auto" w:fill="FBE9EF"/>
+          </w:tcPr>
+          <w:p>
+            <w:pPr>
+              <w:spacing w:after="0" w:line="240" w:lineRule="auto"/>
+            </w:pPr>
+            <w:r>
+              <w:rPr>
+                <w:b w:val="0"/>
+                <w:i w:val="0"/>
+                <w:sz w:val="17"/>
+              </w:rPr>
+              <w:t>about 99%, High, See a Specialist</w:t>
+            </w:r>
+          </w:p>
+        </w:tc>
+      </w:tr>
+      <w:tr>
+        <w:tblPrEx>
+          <w:tblBorders>
+            <w:top w:val="single" w:color="D9C3CC" w:sz="4" w:space="0"/>
+            <w:left w:val="single" w:color="D9C3CC" w:sz="4" w:space="0"/>
+            <w:bottom w:val="single" w:color="D9C3CC" w:sz="4" w:space="0"/>
+            <w:right w:val="single" w:color="D9C3CC" w:sz="4" w:space="0"/>
+            <w:insideH w:val="single" w:color="D9C3CC" w:sz="4" w:space="0"/>
+            <w:insideV w:val="single" w:color="D9C3CC" w:sz="4" w:space="0"/>
+          </w:tblBorders>
+          <w:tblCellMar>
+            <w:top w:w="50" w:type="dxa"/>
+            <w:left w:w="90" w:type="dxa"/>
+            <w:bottom w:w="50" w:type="dxa"/>
+            <w:right w:w="90" w:type="dxa"/>
+          </w:tblCellMar>
+        </w:tblPrEx>
+        <w:trPr>
+          <w:cantSplit/>
+          <w:jc w:val="center"/>
+        </w:trPr>
+        <w:tc>
+          <w:tcPr>
+            <w:tcW w:w="1474" w:type="dxa"/>
+          </w:tcPr>
+          <w:p>
+            <w:pPr>
+              <w:spacing w:after="0" w:line="240" w:lineRule="auto"/>
+            </w:pPr>
+            <w:r>
+              <w:rPr>
+                <w:b/>
+                <w:i w:val="0"/>
+                <w:sz w:val="17"/>
+              </w:rPr>
+              <w:t>PCOS P5</w:t>
+            </w:r>
+          </w:p>
+        </w:tc>
+        <w:tc>
+          <w:tcPr>
+            <w:tcW w:w="4535" w:type="dxa"/>
+          </w:tcPr>
+          <w:p>
+            <w:pPr>
+              <w:spacing w:after="0" w:line="240" w:lineRule="auto"/>
+            </w:pPr>
+            <w:r>
+              <w:rPr>
+                <w:b w:val="0"/>
+                <w:i w:val="0"/>
+                <w:sz w:val="17"/>
+              </w:rPr>
+              <w:t>P4 without waist and hip</w:t>
+            </w:r>
+          </w:p>
+        </w:tc>
+        <w:tc>
+          <w:tcPr>
+            <w:tcW w:w="3402" w:type="dxa"/>
+          </w:tcPr>
+          <w:p>
+            <w:pPr>
+              <w:spacing w:after="0" w:line="240" w:lineRule="auto"/>
+            </w:pPr>
+            <w:r>
+              <w:rPr>
+                <w:b w:val="0"/>
+                <w:i w:val="0"/>
+                <w:sz w:val="17"/>
+              </w:rPr>
+              <w:t>still about 99%, High</w:t>
+            </w:r>
+          </w:p>
+        </w:tc>
+      </w:tr>
+      <w:tr>
+        <w:tblPrEx>
+          <w:tblBorders>
+            <w:top w:val="single" w:color="D9C3CC" w:sz="4" w:space="0"/>
+            <w:left w:val="single" w:color="D9C3CC" w:sz="4" w:space="0"/>
+            <w:bottom w:val="single" w:color="D9C3CC" w:sz="4" w:space="0"/>
+            <w:right w:val="single" w:color="D9C3CC" w:sz="4" w:space="0"/>
+            <w:insideH w:val="single" w:color="D9C3CC" w:sz="4" w:space="0"/>
+            <w:insideV w:val="single" w:color="D9C3CC" w:sz="4" w:space="0"/>
+          </w:tblBorders>
+          <w:tblCellMar>
+            <w:top w:w="50" w:type="dxa"/>
+            <w:left w:w="90" w:type="dxa"/>
+            <w:bottom w:w="50" w:type="dxa"/>
+            <w:right w:w="90" w:type="dxa"/>
+          </w:tblCellMar>
+        </w:tblPrEx>
+        <w:trPr>
+          <w:cantSplit/>
+          <w:jc w:val="center"/>
+        </w:trPr>
+        <w:tc>
+          <w:tcPr>
+            <w:tcW w:w="1474" w:type="dxa"/>
+            <w:shd w:val="clear" w:color="auto" w:fill="FBE9EF"/>
+          </w:tcPr>
+          <w:p>
+            <w:pPr>
+              <w:spacing w:after="0" w:line="240" w:lineRule="auto"/>
+            </w:pPr>
+            <w:r>
+              <w:rPr>
+                <w:b/>
+                <w:i w:val="0"/>
+                <w:sz w:val="17"/>
+              </w:rPr>
+              <w:t>Risk R1</w:t>
+            </w:r>
+          </w:p>
+        </w:tc>
+        <w:tc>
+          <w:tcPr>
+            <w:tcW w:w="4535" w:type="dxa"/>
+            <w:shd w:val="clear" w:color="auto" w:fill="FBE9EF"/>
+          </w:tcPr>
+          <w:p>
+            <w:pPr>
+              <w:spacing w:after="0" w:line="240" w:lineRule="auto"/>
+            </w:pPr>
+            <w:r>
+              <w:rPr>
+                <w:b w:val="0"/>
+                <w:i w:val="0"/>
+                <w:sz w:val="17"/>
+              </w:rPr>
+              <w:t>45 y, no risk factors</w:t>
+            </w:r>
+          </w:p>
+        </w:tc>
+        <w:tc>
+          <w:tcPr>
+            <w:tcW w:w="3402" w:type="dxa"/>
+            <w:shd w:val="clear" w:color="auto" w:fill="FBE9EF"/>
+          </w:tcPr>
+          <w:p>
+            <w:pPr>
+              <w:spacing w:after="0" w:line="240" w:lineRule="auto"/>
+            </w:pPr>
+            <w:r>
+              <w:rPr>
+                <w:b w:val="0"/>
+                <w:i w:val="0"/>
+                <w:sz w:val="17"/>
+              </w:rPr>
+              <w:t>0.33% a year, 0.99 x, Low</w:t>
+            </w:r>
+          </w:p>
+        </w:tc>
+      </w:tr>
+      <w:tr>
+        <w:tblPrEx>
+          <w:tblBorders>
+            <w:top w:val="single" w:color="D9C3CC" w:sz="4" w:space="0"/>
+            <w:left w:val="single" w:color="D9C3CC" w:sz="4" w:space="0"/>
+            <w:bottom w:val="single" w:color="D9C3CC" w:sz="4" w:space="0"/>
+            <w:right w:val="single" w:color="D9C3CC" w:sz="4" w:space="0"/>
+            <w:insideH w:val="single" w:color="D9C3CC" w:sz="4" w:space="0"/>
+            <w:insideV w:val="single" w:color="D9C3CC" w:sz="4" w:space="0"/>
+          </w:tblBorders>
+          <w:tblCellMar>
+            <w:top w:w="50" w:type="dxa"/>
+            <w:left w:w="90" w:type="dxa"/>
+            <w:bottom w:w="50" w:type="dxa"/>
+            <w:right w:w="90" w:type="dxa"/>
+          </w:tblCellMar>
+        </w:tblPrEx>
+        <w:trPr>
+          <w:cantSplit/>
+          <w:jc w:val="center"/>
+        </w:trPr>
+        <w:tc>
+          <w:tcPr>
+            <w:tcW w:w="1474" w:type="dxa"/>
+          </w:tcPr>
+          <w:p>
+            <w:pPr>
+              <w:spacing w:after="0" w:line="240" w:lineRule="auto"/>
+            </w:pPr>
+            <w:r>
+              <w:rPr>
+                <w:b/>
+                <w:i w:val="0"/>
+                <w:sz w:val="17"/>
+              </w:rPr>
+              <w:t>Risk R2</w:t>
+            </w:r>
+          </w:p>
+        </w:tc>
+        <w:tc>
+          <w:tcPr>
+            <w:tcW w:w="4535" w:type="dxa"/>
+          </w:tcPr>
+          <w:p>
+            <w:pPr>
+              <w:spacing w:after="0" w:line="240" w:lineRule="auto"/>
+            </w:pPr>
+            <w:r>
+              <w:rPr>
+                <w:b w:val="0"/>
+                <w:i w:val="0"/>
+                <w:sz w:val="17"/>
+              </w:rPr>
+              <w:t>one close relative</w:t>
+            </w:r>
+          </w:p>
+        </w:tc>
+        <w:tc>
+          <w:tcPr>
+            <w:tcW w:w="3402" w:type="dxa"/>
+          </w:tcPr>
+          <w:p>
+            <w:pPr>
+              <w:spacing w:after="0" w:line="240" w:lineRule="auto"/>
+            </w:pPr>
+            <w:r>
+              <w:rPr>
+                <w:b w:val="0"/>
+                <w:i w:val="0"/>
+                <w:sz w:val="17"/>
+              </w:rPr>
+              <w:t>0.42%, 1.26 x, Low, Family History</w:t>
+            </w:r>
+          </w:p>
+        </w:tc>
+      </w:tr>
+      <w:tr>
+        <w:tblPrEx>
+          <w:tblBorders>
+            <w:top w:val="single" w:color="D9C3CC" w:sz="4" w:space="0"/>
+            <w:left w:val="single" w:color="D9C3CC" w:sz="4" w:space="0"/>
+            <w:bottom w:val="single" w:color="D9C3CC" w:sz="4" w:space="0"/>
+            <w:right w:val="single" w:color="D9C3CC" w:sz="4" w:space="0"/>
+            <w:insideH w:val="single" w:color="D9C3CC" w:sz="4" w:space="0"/>
+            <w:insideV w:val="single" w:color="D9C3CC" w:sz="4" w:space="0"/>
+          </w:tblBorders>
+          <w:tblCellMar>
+            <w:top w:w="50" w:type="dxa"/>
+            <w:left w:w="90" w:type="dxa"/>
+            <w:bottom w:w="50" w:type="dxa"/>
+            <w:right w:w="90" w:type="dxa"/>
+          </w:tblCellMar>
+        </w:tblPrEx>
+        <w:trPr>
+          <w:cantSplit/>
+          <w:jc w:val="center"/>
+        </w:trPr>
+        <w:tc>
+          <w:tcPr>
+            <w:tcW w:w="1474" w:type="dxa"/>
+            <w:shd w:val="clear" w:color="auto" w:fill="FBE9EF"/>
+          </w:tcPr>
+          <w:p>
+            <w:pPr>
+              <w:spacing w:after="0" w:line="240" w:lineRule="auto"/>
+            </w:pPr>
+            <w:r>
+              <w:rPr>
+                <w:b/>
+                <w:i w:val="0"/>
+                <w:sz w:val="17"/>
+              </w:rPr>
+              <w:t>Risk R3</w:t>
+            </w:r>
+          </w:p>
+        </w:tc>
+        <w:tc>
+          <w:tcPr>
+            <w:tcW w:w="4535" w:type="dxa"/>
+            <w:shd w:val="clear" w:color="auto" w:fill="FBE9EF"/>
+          </w:tcPr>
+          <w:p>
+            <w:pPr>
+              <w:spacing w:after="0" w:line="240" w:lineRule="auto"/>
+            </w:pPr>
+            <w:r>
+              <w:rPr>
+                <w:b w:val="0"/>
+                <w:i w:val="0"/>
+                <w:sz w:val="17"/>
+              </w:rPr>
+              <w:t>two or more relatives</w:t>
+            </w:r>
+          </w:p>
+        </w:tc>
+        <w:tc>
+          <w:tcPr>
+            <w:tcW w:w="3402" w:type="dxa"/>
+            <w:shd w:val="clear" w:color="auto" w:fill="FBE9EF"/>
+          </w:tcPr>
+          <w:p>
+            <w:pPr>
+              <w:spacing w:after="0" w:line="240" w:lineRule="auto"/>
+            </w:pPr>
+            <w:r>
+              <w:rPr>
+                <w:b w:val="0"/>
+                <w:i w:val="0"/>
+                <w:sz w:val="17"/>
+              </w:rPr>
+              <w:t>0.49%, 1.47 x, Medium</w:t>
+            </w:r>
+          </w:p>
+        </w:tc>
+      </w:tr>
+      <w:tr>
+        <w:tblPrEx>
+          <w:tblBorders>
+            <w:top w:val="single" w:color="D9C3CC" w:sz="4" w:space="0"/>
+            <w:left w:val="single" w:color="D9C3CC" w:sz="4" w:space="0"/>
+            <w:bottom w:val="single" w:color="D9C3CC" w:sz="4" w:space="0"/>
+            <w:right w:val="single" w:color="D9C3CC" w:sz="4" w:space="0"/>
+            <w:insideH w:val="single" w:color="D9C3CC" w:sz="4" w:space="0"/>
+            <w:insideV w:val="single" w:color="D9C3CC" w:sz="4" w:space="0"/>
+          </w:tblBorders>
+          <w:tblCellMar>
+            <w:top w:w="50" w:type="dxa"/>
+            <w:left w:w="90" w:type="dxa"/>
+            <w:bottom w:w="50" w:type="dxa"/>
+            <w:right w:w="90" w:type="dxa"/>
+          </w:tblCellMar>
+        </w:tblPrEx>
+        <w:trPr>
+          <w:cantSplit/>
+          <w:jc w:val="center"/>
+        </w:trPr>
+        <w:tc>
+          <w:tcPr>
+            <w:tcW w:w="1474" w:type="dxa"/>
+          </w:tcPr>
+          <w:p>
+            <w:pPr>
+              <w:spacing w:after="0" w:line="240" w:lineRule="auto"/>
+            </w:pPr>
+            <w:r>
+              <w:rPr>
+                <w:b/>
+                <w:i w:val="0"/>
+                <w:sz w:val="17"/>
+              </w:rPr>
+              <w:t>Risk R4</w:t>
+            </w:r>
+          </w:p>
+        </w:tc>
+        <w:tc>
+          <w:tcPr>
+            <w:tcW w:w="4535" w:type="dxa"/>
+          </w:tcPr>
+          <w:p>
+            <w:pPr>
+              <w:spacing w:after="0" w:line="240" w:lineRule="auto"/>
+            </w:pPr>
+            <w:r>
+              <w:rPr>
+                <w:b w:val="0"/>
+                <w:i w:val="0"/>
+                <w:sz w:val="17"/>
+              </w:rPr>
+              <w:t>two or more relatives, biopsy, density d</w:t>
+            </w:r>
+          </w:p>
+        </w:tc>
+        <w:tc>
+          <w:tcPr>
+            <w:tcW w:w="3402" w:type="dxa"/>
+          </w:tcPr>
+          <w:p>
+            <w:pPr>
+              <w:spacing w:after="0" w:line="240" w:lineRule="auto"/>
+            </w:pPr>
+            <w:r>
+              <w:rPr>
+                <w:b w:val="0"/>
+                <w:i w:val="0"/>
+                <w:sz w:val="17"/>
+              </w:rPr>
+              <w:t>0.67%, 2.02 x, Medium, three factors</w:t>
+            </w:r>
+          </w:p>
+        </w:tc>
+      </w:tr>
+      <w:tr>
+        <w:tblPrEx>
+          <w:tblBorders>
+            <w:top w:val="single" w:color="D9C3CC" w:sz="4" w:space="0"/>
+            <w:left w:val="single" w:color="D9C3CC" w:sz="4" w:space="0"/>
+            <w:bottom w:val="single" w:color="D9C3CC" w:sz="4" w:space="0"/>
+            <w:right w:val="single" w:color="D9C3CC" w:sz="4" w:space="0"/>
+            <w:insideH w:val="single" w:color="D9C3CC" w:sz="4" w:space="0"/>
+            <w:insideV w:val="single" w:color="D9C3CC" w:sz="4" w:space="0"/>
+          </w:tblBorders>
+          <w:tblCellMar>
+            <w:top w:w="50" w:type="dxa"/>
+            <w:left w:w="90" w:type="dxa"/>
+            <w:bottom w:w="50" w:type="dxa"/>
+            <w:right w:w="90" w:type="dxa"/>
+          </w:tblCellMar>
+        </w:tblPrEx>
+        <w:trPr>
+          <w:cantSplit/>
+          <w:jc w:val="center"/>
+        </w:trPr>
+        <w:tc>
+          <w:tcPr>
+            <w:tcW w:w="1474" w:type="dxa"/>
+            <w:shd w:val="clear" w:color="auto" w:fill="FBE9EF"/>
+          </w:tcPr>
+          <w:p>
+            <w:pPr>
+              <w:spacing w:after="0" w:line="240" w:lineRule="auto"/>
+            </w:pPr>
+            <w:r>
+              <w:rPr>
+                <w:b/>
+                <w:i w:val="0"/>
+                <w:sz w:val="17"/>
+              </w:rPr>
+              <w:t>Risk R5</w:t>
+            </w:r>
+          </w:p>
+        </w:tc>
+        <w:tc>
+          <w:tcPr>
+            <w:tcW w:w="4535" w:type="dxa"/>
+            <w:shd w:val="clear" w:color="auto" w:fill="FBE9EF"/>
+          </w:tcPr>
+          <w:p>
+            <w:pPr>
+              <w:spacing w:after="0" w:line="240" w:lineRule="auto"/>
+            </w:pPr>
+            <w:r>
+              <w:rPr>
+                <w:b w:val="0"/>
+                <w:i w:val="0"/>
+                <w:sz w:val="17"/>
+              </w:rPr>
+              <w:t>60 y, post-menopausal</w:t>
+            </w:r>
+          </w:p>
+        </w:tc>
+        <w:tc>
+          <w:tcPr>
+            <w:tcW w:w="3402" w:type="dxa"/>
+            <w:shd w:val="clear" w:color="auto" w:fill="FBE9EF"/>
+          </w:tcPr>
+          <w:p>
+            <w:pPr>
+              <w:spacing w:after="0" w:line="240" w:lineRule="auto"/>
+            </w:pPr>
+            <w:r>
+              <w:rPr>
+                <w:b w:val="0"/>
+                <w:i w:val="0"/>
+                <w:sz w:val="17"/>
+              </w:rPr>
+              <w:t>0.62%, 1.04 x, Low</w:t>
+            </w:r>
+          </w:p>
+        </w:tc>
+      </w:tr>
+      <w:tr>
+        <w:tblPrEx>
+          <w:tblBorders>
+            <w:top w:val="single" w:color="D9C3CC" w:sz="4" w:space="0"/>
+            <w:left w:val="single" w:color="D9C3CC" w:sz="4" w:space="0"/>
+            <w:bottom w:val="single" w:color="D9C3CC" w:sz="4" w:space="0"/>
+            <w:right w:val="single" w:color="D9C3CC" w:sz="4" w:space="0"/>
+            <w:insideH w:val="single" w:color="D9C3CC" w:sz="4" w:space="0"/>
+            <w:insideV w:val="single" w:color="D9C3CC" w:sz="4" w:space="0"/>
+          </w:tblBorders>
+          <w:tblCellMar>
+            <w:top w:w="50" w:type="dxa"/>
+            <w:left w:w="90" w:type="dxa"/>
+            <w:bottom w:w="50" w:type="dxa"/>
+            <w:right w:w="90" w:type="dxa"/>
+          </w:tblCellMar>
+        </w:tblPrEx>
+        <w:trPr>
+          <w:cantSplit/>
+          <w:jc w:val="center"/>
+        </w:trPr>
+        <w:tc>
+          <w:tcPr>
+            <w:tcW w:w="1474" w:type="dxa"/>
+          </w:tcPr>
+          <w:p>
+            <w:pPr>
+              <w:spacing w:after="0" w:line="240" w:lineRule="auto"/>
+            </w:pPr>
+            <w:r>
+              <w:rPr>
+                <w:b/>
+                <w:i w:val="0"/>
+                <w:sz w:val="17"/>
+              </w:rPr>
+              <w:t>Risk R6</w:t>
+            </w:r>
+          </w:p>
+        </w:tc>
+        <w:tc>
+          <w:tcPr>
+            <w:tcW w:w="4535" w:type="dxa"/>
+          </w:tcPr>
+          <w:p>
+            <w:pPr>
+              <w:spacing w:after="0" w:line="240" w:lineRule="auto"/>
+            </w:pPr>
+            <w:r>
+              <w:rPr>
+                <w:b w:val="0"/>
+                <w:i w:val="0"/>
+                <w:sz w:val="17"/>
+              </w:rPr>
+              <w:t>25 y</w:t>
+            </w:r>
+          </w:p>
+        </w:tc>
+        <w:tc>
+          <w:tcPr>
+            <w:tcW w:w="3402" w:type="dxa"/>
+          </w:tcPr>
+          <w:p>
+            <w:pPr>
+              <w:spacing w:after="0" w:line="240" w:lineRule="auto"/>
+            </w:pPr>
+            <w:r>
+              <w:rPr>
+                <w:b w:val="0"/>
+                <w:i w:val="0"/>
+                <w:sz w:val="17"/>
+              </w:rPr>
+              <w:t>0.23%, 0.83 x, Low, note about the 35 to 84 range</w:t>
+            </w:r>
+          </w:p>
+        </w:tc>
+      </w:tr>
+      <w:tr>
+        <w:tblPrEx>
+          <w:tblBorders>
+            <w:top w:val="single" w:color="D9C3CC" w:sz="4" w:space="0"/>
+            <w:left w:val="single" w:color="D9C3CC" w:sz="4" w:space="0"/>
+            <w:bottom w:val="single" w:color="D9C3CC" w:sz="4" w:space="0"/>
+            <w:right w:val="single" w:color="D9C3CC" w:sz="4" w:space="0"/>
+            <w:insideH w:val="single" w:color="D9C3CC" w:sz="4" w:space="0"/>
+            <w:insideV w:val="single" w:color="D9C3CC" w:sz="4" w:space="0"/>
+          </w:tblBorders>
+          <w:tblCellMar>
+            <w:top w:w="50" w:type="dxa"/>
+            <w:left w:w="90" w:type="dxa"/>
+            <w:bottom w:w="50" w:type="dxa"/>
+            <w:right w:w="90" w:type="dxa"/>
+          </w:tblCellMar>
+        </w:tblPrEx>
+        <w:trPr>
+          <w:cantSplit/>
+          <w:jc w:val="center"/>
+        </w:trPr>
+        <w:tc>
+          <w:tcPr>
+            <w:tcW w:w="1474" w:type="dxa"/>
+            <w:shd w:val="clear" w:color="auto" w:fill="FBE9EF"/>
+          </w:tcPr>
+          <w:p>
+            <w:pPr>
+              <w:spacing w:after="0" w:line="240" w:lineRule="auto"/>
+            </w:pPr>
+            <w:r>
+              <w:rPr>
+                <w:b/>
+                <w:i w:val="0"/>
+                <w:sz w:val="17"/>
+              </w:rPr>
+              <w:t>Risk R7</w:t>
+            </w:r>
+          </w:p>
+        </w:tc>
+        <w:tc>
+          <w:tcPr>
+            <w:tcW w:w="4535" w:type="dxa"/>
+            <w:shd w:val="clear" w:color="auto" w:fill="FBE9EF"/>
+          </w:tcPr>
+          <w:p>
+            <w:pPr>
+              <w:spacing w:after="0" w:line="240" w:lineRule="auto"/>
+            </w:pPr>
+            <w:r>
+              <w:rPr>
+                <w:b w:val="0"/>
+                <w:i w:val="0"/>
+                <w:sz w:val="17"/>
+              </w:rPr>
+              <w:t>45 y plus breast lump</w:t>
+            </w:r>
+          </w:p>
+        </w:tc>
+        <w:tc>
+          <w:tcPr>
+            <w:tcW w:w="3402" w:type="dxa"/>
+            <w:shd w:val="clear" w:color="auto" w:fill="FBE9EF"/>
+          </w:tcPr>
+          <w:p>
+            <w:pPr>
+              <w:spacing w:after="0" w:line="240" w:lineRule="auto"/>
+            </w:pPr>
+            <w:r>
+              <w:rPr>
+                <w:b w:val="0"/>
+                <w:i w:val="0"/>
+                <w:sz w:val="17"/>
+              </w:rPr>
+              <w:t>risk unchanged; red flag Breast Lump, urgent, See a Doctor Within 2 Weeks</w:t>
+            </w:r>
+          </w:p>
+        </w:tc>
+      </w:tr>
+      <w:tr>
+        <w:tblPrEx>
+          <w:tblBorders>
+            <w:top w:val="single" w:color="D9C3CC" w:sz="4" w:space="0"/>
+            <w:left w:val="single" w:color="D9C3CC" w:sz="4" w:space="0"/>
+            <w:bottom w:val="single" w:color="D9C3CC" w:sz="4" w:space="0"/>
+            <w:right w:val="single" w:color="D9C3CC" w:sz="4" w:space="0"/>
+            <w:insideH w:val="single" w:color="D9C3CC" w:sz="4" w:space="0"/>
+            <w:insideV w:val="single" w:color="D9C3CC" w:sz="4" w:space="0"/>
+          </w:tblBorders>
+          <w:tblCellMar>
+            <w:top w:w="50" w:type="dxa"/>
+            <w:left w:w="90" w:type="dxa"/>
+            <w:bottom w:w="50" w:type="dxa"/>
+            <w:right w:w="90" w:type="dxa"/>
+          </w:tblCellMar>
+        </w:tblPrEx>
+        <w:trPr>
+          <w:cantSplit/>
+          <w:jc w:val="center"/>
+        </w:trPr>
+        <w:tc>
+          <w:tcPr>
+            <w:tcW w:w="1474" w:type="dxa"/>
+          </w:tcPr>
+          <w:p>
+            <w:pPr>
+              <w:spacing w:after="0" w:line="240" w:lineRule="auto"/>
+            </w:pPr>
+            <w:r>
+              <w:rPr>
+                <w:b/>
+                <w:i w:val="0"/>
+                <w:sz w:val="17"/>
+              </w:rPr>
+              <w:t>Risk R8</w:t>
+            </w:r>
+          </w:p>
+        </w:tc>
+        <w:tc>
+          <w:tcPr>
+            <w:tcW w:w="4535" w:type="dxa"/>
+          </w:tcPr>
+          <w:p>
+            <w:pPr>
+              <w:spacing w:after="0" w:line="240" w:lineRule="auto"/>
+            </w:pPr>
+            <w:r>
+              <w:rPr>
+                <w:b w:val="0"/>
+                <w:i w:val="0"/>
+                <w:sz w:val="17"/>
+              </w:rPr>
+              <w:t>38 y plus nipple discharge</w:t>
+            </w:r>
+          </w:p>
+        </w:tc>
+        <w:tc>
+          <w:tcPr>
+            <w:tcW w:w="3402" w:type="dxa"/>
+          </w:tcPr>
+          <w:p>
+            <w:pPr>
+              <w:spacing w:after="0" w:line="240" w:lineRule="auto"/>
+            </w:pPr>
+            <w:r>
+              <w:rPr>
+                <w:b w:val="0"/>
+                <w:i w:val="0"/>
+                <w:sz w:val="17"/>
+              </w:rPr>
+              <w:t>red flag, soon (urgent only from age 50)</w:t>
+            </w:r>
+          </w:p>
+        </w:tc>
+      </w:tr>
+      <w:tr>
+        <w:tblPrEx>
+          <w:tblBorders>
+            <w:top w:val="single" w:color="D9C3CC" w:sz="4" w:space="0"/>
+            <w:left w:val="single" w:color="D9C3CC" w:sz="4" w:space="0"/>
+            <w:bottom w:val="single" w:color="D9C3CC" w:sz="4" w:space="0"/>
+            <w:right w:val="single" w:color="D9C3CC" w:sz="4" w:space="0"/>
+            <w:insideH w:val="single" w:color="D9C3CC" w:sz="4" w:space="0"/>
+            <w:insideV w:val="single" w:color="D9C3CC" w:sz="4" w:space="0"/>
+          </w:tblBorders>
+          <w:tblCellMar>
+            <w:top w:w="50" w:type="dxa"/>
+            <w:left w:w="90" w:type="dxa"/>
+            <w:bottom w:w="50" w:type="dxa"/>
+            <w:right w:w="90" w:type="dxa"/>
+          </w:tblCellMar>
+        </w:tblPrEx>
+        <w:trPr>
+          <w:cantSplit/>
+          <w:jc w:val="center"/>
+        </w:trPr>
+        <w:tc>
+          <w:tcPr>
+            <w:tcW w:w="1474" w:type="dxa"/>
+            <w:shd w:val="clear" w:color="auto" w:fill="FBE9EF"/>
+          </w:tcPr>
+          <w:p>
+            <w:pPr>
+              <w:spacing w:after="0" w:line="240" w:lineRule="auto"/>
+            </w:pPr>
+            <w:r>
+              <w:rPr>
+                <w:b/>
+                <w:i w:val="0"/>
+                <w:sz w:val="17"/>
+              </w:rPr>
+              <w:t>Risk R9</w:t>
+            </w:r>
+          </w:p>
+        </w:tc>
+        <w:tc>
+          <w:tcPr>
+            <w:tcW w:w="4535" w:type="dxa"/>
+            <w:shd w:val="clear" w:color="auto" w:fill="FBE9EF"/>
+          </w:tcPr>
+          <w:p>
+            <w:pPr>
+              <w:spacing w:after="0" w:line="240" w:lineRule="auto"/>
+            </w:pPr>
+            <w:r>
+              <w:rPr>
+                <w:b w:val="0"/>
+                <w:i w:val="0"/>
+                <w:sz w:val="17"/>
+              </w:rPr>
+              <w:t>45 y plus breast pain only</w:t>
+            </w:r>
+          </w:p>
+        </w:tc>
+        <w:tc>
+          <w:tcPr>
+            <w:tcW w:w="3402" w:type="dxa"/>
+            <w:shd w:val="clear" w:color="auto" w:fill="FBE9EF"/>
+          </w:tcPr>
+          <w:p>
+            <w:pPr>
+              <w:spacing w:after="0" w:line="240" w:lineRule="auto"/>
+            </w:pPr>
+            <w:r>
+              <w:rPr>
+                <w:b w:val="0"/>
+                <w:i w:val="0"/>
+                <w:sz w:val="17"/>
+              </w:rPr>
+              <w:t>no red flag</w:t>
+            </w:r>
+          </w:p>
+        </w:tc>
+      </w:tr>
+    </w:tbl>
+    <w:p>
+      <w:pPr>
+        <w:spacing w:before="60" w:after="160"/>
+      </w:pPr>
+      <w:r>
+        <w:rPr>
+          <w:b w:val="0"/>
+          <w:i/>
+          <w:color w:val="555555"/>
+          <w:sz w:val="17"/>
+        </w:rPr>
+        <w:t>Form checks: unanswered required questions block submission; out-of-range numbers show their allowed range; with the server stopped the app shows "Could not reach the Femora server" and keeps the form open.</w:t>
+      </w:r>
+    </w:p>
+    <w:p>
+      <w:pPr>
+        <w:pStyle w:val="2"/>
+        <w:pageBreakBefore w:val="0"/>
+      </w:pPr>
+      <w:bookmarkStart w:id="57" w:name="_Toc23612"/>
+      <w:r>
+        <w:t>11. Limitations, ethics and risks</w:t>
+      </w:r>
+      <w:bookmarkEnd w:id="57"/>
+    </w:p>
+    <w:p>
+      <w:pPr>
+        <w:pStyle w:val="3"/>
+      </w:pPr>
+      <w:bookmarkStart w:id="58" w:name="_Toc20055"/>
+      <w:r>
+        <w:t>11.1 Failure modes and mitigations</w:t>
+      </w:r>
+      <w:bookmarkEnd w:id="58"/>
+    </w:p>
+    <w:p>
+      <w:pPr>
+        <w:pStyle w:val="16"/>
+        <w:keepNext/>
+        <w:spacing w:before="160" w:after="60"/>
+      </w:pPr>
+      <w:r>
+        <w:rPr>
+          <w:b w:val="0"/>
+          <w:i w:val="0"/>
+        </w:rPr>
+        <w:t>Table 52. Failure modes</w:t>
       </w:r>
     </w:p>
     <w:tbl>
@@ -40541,114 +41817,9 @@
       <w:pPr>
         <w:pStyle w:val="3"/>
       </w:pPr>
-      <w:bookmarkStart w:id="58" w:name="_Toc28345"/>
+      <w:bookmarkStart w:id="59" w:name="_Toc4929"/>
       <w:r>
         <w:t>11.2 Ethical and legal points</w:t>
-      </w:r>
-      <w:bookmarkEnd w:id="58"/>
-    </w:p>
-    <w:p>
-      <w:pPr>
-        <w:pStyle w:val="23"/>
-      </w:pPr>
-      <w:r>
-        <w:rPr>
-          <w:b/>
-          <w:i w:val="0"/>
-        </w:rPr>
-        <w:t>Not a medical device.</w:t>
-      </w:r>
-      <w:r>
-        <w:rPr>
-          <w:b w:val="0"/>
-          <w:i w:val="0"/>
-        </w:rPr>
-        <w:t xml:space="preserve"> Femora offers awareness and risk information. Using it as a diagnostic tool would require clinical validation and regulatory approval that this project does not claim.</w:t>
-      </w:r>
-    </w:p>
-    <w:p>
-      <w:pPr>
-        <w:pStyle w:val="23"/>
-      </w:pPr>
-      <w:r>
-        <w:rPr>
-          <w:b/>
-          <w:i w:val="0"/>
-        </w:rPr>
-        <w:t>Bias and representation.</w:t>
-      </w:r>
-      <w:r>
-        <w:rPr>
-          <w:b w:val="0"/>
-          <w:i w:val="0"/>
-        </w:rPr>
-        <w:t xml:space="preserve"> The ultrasound data comes from Egypt, Poland and Brazil and the risk data from the United States. None is from Pakistan, the intended users, so performance there is unknown. This is stated in the report and should be in the app's about screen.</w:t>
-      </w:r>
-    </w:p>
-    <w:p>
-      <w:pPr>
-        <w:pStyle w:val="23"/>
-      </w:pPr>
-      <w:r>
-        <w:rPr>
-          <w:b/>
-          <w:i w:val="0"/>
-        </w:rPr>
-        <w:t>Privacy.</w:t>
-      </w:r>
-      <w:r>
-        <w:rPr>
-          <w:b w:val="0"/>
-          <w:i w:val="0"/>
-        </w:rPr>
-        <w:t xml:space="preserve"> Scans and answers are processed in memory and not stored server-side. Images travel to a server, so real deployment needs HTTPS, a trusted host, a privacy notice and user consent. The demo tunnel passes traffic through Cloudflare.</w:t>
-      </w:r>
-    </w:p>
-    <w:p>
-      <w:pPr>
-        <w:pStyle w:val="23"/>
-      </w:pPr>
-      <w:r>
-        <w:rPr>
-          <w:b/>
-          <w:i w:val="0"/>
-        </w:rPr>
-        <w:t>Data terms.</w:t>
-      </w:r>
-      <w:r>
-        <w:rPr>
-          <w:b w:val="0"/>
-          <w:i w:val="0"/>
-        </w:rPr>
-        <w:t xml:space="preserve"> BUS-BRA requires citation; BCSC requires the funding citation and its redistribution terms are not spelled out, so the private Kaggle copy must not be made public without checking them.</w:t>
-      </w:r>
-    </w:p>
-    <w:p>
-      <w:pPr>
-        <w:pStyle w:val="23"/>
-      </w:pPr>
-      <w:r>
-        <w:rPr>
-          <w:b/>
-          <w:i w:val="0"/>
-        </w:rPr>
-        <w:t>Fairness of communication.</w:t>
-      </w:r>
-      <w:r>
-        <w:rPr>
-          <w:b w:val="0"/>
-          <w:i w:val="0"/>
-        </w:rPr>
-        <w:t xml:space="preserve"> Results avoid diagnostic words, always recommend a doctor and present uncertainty (calibrated probabilities, honest accuracy).</w:t>
-      </w:r>
-    </w:p>
-    <w:p>
-      <w:pPr>
-        <w:pStyle w:val="3"/>
-      </w:pPr>
-      <w:bookmarkStart w:id="59" w:name="_Toc15946"/>
-      <w:r>
-        <w:t>11.3 Other limitations</w:t>
       </w:r>
       <w:bookmarkEnd w:id="59"/>
     </w:p>
@@ -40661,6 +41832,111 @@
           <w:b/>
           <w:i w:val="0"/>
         </w:rPr>
+        <w:t>Not a medical device.</w:t>
+      </w:r>
+      <w:r>
+        <w:rPr>
+          <w:b w:val="0"/>
+          <w:i w:val="0"/>
+        </w:rPr>
+        <w:t xml:space="preserve"> Femora offers awareness and risk information. Using it as a diagnostic tool would require clinical validation and regulatory approval that this project does not claim.</w:t>
+      </w:r>
+    </w:p>
+    <w:p>
+      <w:pPr>
+        <w:pStyle w:val="23"/>
+      </w:pPr>
+      <w:r>
+        <w:rPr>
+          <w:b/>
+          <w:i w:val="0"/>
+        </w:rPr>
+        <w:t>Bias and representation.</w:t>
+      </w:r>
+      <w:r>
+        <w:rPr>
+          <w:b w:val="0"/>
+          <w:i w:val="0"/>
+        </w:rPr>
+        <w:t xml:space="preserve"> The ultrasound data comes from Egypt, Poland and Brazil and the risk data from the United States. None is from Pakistan, the intended users, so performance there is unknown. This is stated in the report and should be in the app's about screen.</w:t>
+      </w:r>
+    </w:p>
+    <w:p>
+      <w:pPr>
+        <w:pStyle w:val="23"/>
+      </w:pPr>
+      <w:r>
+        <w:rPr>
+          <w:b/>
+          <w:i w:val="0"/>
+        </w:rPr>
+        <w:t>Privacy.</w:t>
+      </w:r>
+      <w:r>
+        <w:rPr>
+          <w:b w:val="0"/>
+          <w:i w:val="0"/>
+        </w:rPr>
+        <w:t xml:space="preserve"> Scans and answers are processed in memory and not stored server-side. Images travel to a server, so real deployment needs HTTPS, a trusted host, a privacy notice and user consent. The demo tunnel passes traffic through Cloudflare.</w:t>
+      </w:r>
+    </w:p>
+    <w:p>
+      <w:pPr>
+        <w:pStyle w:val="23"/>
+      </w:pPr>
+      <w:r>
+        <w:rPr>
+          <w:b/>
+          <w:i w:val="0"/>
+        </w:rPr>
+        <w:t>Data terms.</w:t>
+      </w:r>
+      <w:r>
+        <w:rPr>
+          <w:b w:val="0"/>
+          <w:i w:val="0"/>
+        </w:rPr>
+        <w:t xml:space="preserve"> BUS-BRA requires citation; BCSC requires the funding citation and its redistribution terms are not spelled out, so the private Kaggle copy must not be made public without checking them.</w:t>
+      </w:r>
+    </w:p>
+    <w:p>
+      <w:pPr>
+        <w:pStyle w:val="23"/>
+      </w:pPr>
+      <w:r>
+        <w:rPr>
+          <w:b/>
+          <w:i w:val="0"/>
+        </w:rPr>
+        <w:t>Fairness of communication.</w:t>
+      </w:r>
+      <w:r>
+        <w:rPr>
+          <w:b w:val="0"/>
+          <w:i w:val="0"/>
+        </w:rPr>
+        <w:t xml:space="preserve"> Results avoid diagnostic words, always recommend a doctor and present uncertainty (calibrated probabilities, honest accuracy).</w:t>
+      </w:r>
+    </w:p>
+    <w:p>
+      <w:pPr>
+        <w:pStyle w:val="3"/>
+      </w:pPr>
+      <w:bookmarkStart w:id="60" w:name="_Toc15236"/>
+      <w:r>
+        <w:t>11.3 Other limitations</w:t>
+      </w:r>
+      <w:bookmarkEnd w:id="60"/>
+    </w:p>
+    <w:p>
+      <w:pPr>
+        <w:pStyle w:val="23"/>
+      </w:pPr>
+      <w:r>
+        <w:rPr>
+          <w:b/>
+          <w:i w:val="0"/>
+        </w:rPr>
         <w:t>Test-set tuning.</w:t>
       </w:r>
       <w:r>
@@ -40733,11 +42009,11 @@
         <w:pStyle w:val="2"/>
         <w:pageBreakBefore w:val="0"/>
       </w:pPr>
-      <w:bookmarkStart w:id="60" w:name="_Toc31323"/>
+      <w:bookmarkStart w:id="61" w:name="_Toc17321"/>
       <w:r>
         <w:t>12. Remaining work and recommended order</w:t>
       </w:r>
-      <w:bookmarkEnd w:id="60"/>
+      <w:bookmarkEnd w:id="61"/>
     </w:p>
     <w:p>
       <w:pPr>
@@ -40750,7 +42026,7 @@
           <w:b w:val="0"/>
           <w:i w:val="0"/>
         </w:rPr>
-        <w:t>Table 52. Suggested plan</w:t>
+        <w:t>Table 53. Suggested plan</w:t>
       </w:r>
     </w:p>
     <w:tbl>
@@ -41434,11 +42710,11 @@
         <w:pStyle w:val="2"/>
         <w:pageBreakBefore w:val="0"/>
       </w:pPr>
-      <w:bookmarkStart w:id="61" w:name="_Toc6603"/>
+      <w:bookmarkStart w:id="62" w:name="_Toc13984"/>
       <w:r>
         <w:t>13. Conclusion</w:t>
       </w:r>
-      <w:bookmarkEnd w:id="61"/>
+      <w:bookmarkEnd w:id="62"/>
     </w:p>
     <w:p>
       <w:r>
@@ -41454,11 +42730,11 @@
         <w:pStyle w:val="2"/>
         <w:pageBreakBefore/>
       </w:pPr>
-      <w:bookmarkStart w:id="62" w:name="_Toc1217"/>
+      <w:bookmarkStart w:id="63" w:name="_Toc20726"/>
       <w:r>
         <w:t>Appendix A. Metric glossary</w:t>
       </w:r>
-      <w:bookmarkEnd w:id="62"/>
+      <w:bookmarkEnd w:id="63"/>
     </w:p>
     <w:p>
       <w:pPr>
@@ -41471,7 +42747,7 @@
           <w:b w:val="0"/>
           <w:i w:val="0"/>
         </w:rPr>
-        <w:t>Table 53. Terms used in this report</w:t>
+        <w:t>Table 54. Terms used in this report</w:t>
       </w:r>
     </w:p>
     <w:tbl>
@@ -42634,11 +43910,11 @@
         <w:pStyle w:val="2"/>
         <w:pageBreakBefore w:val="0"/>
       </w:pPr>
-      <w:bookmarkStart w:id="63" w:name="_Toc23421"/>
+      <w:bookmarkStart w:id="64" w:name="_Toc10224"/>
       <w:r>
         <w:t>Appendix B. Reproducibility</w:t>
       </w:r>
-      <w:bookmarkEnd w:id="63"/>
+      <w:bookmarkEnd w:id="64"/>
     </w:p>
     <w:p>
       <w:pPr>
@@ -42651,7 +43927,7 @@
           <w:b w:val="0"/>
           <w:i w:val="0"/>
         </w:rPr>
-        <w:t>Table 54. Where things are</w:t>
+        <w:t>Table 55. Where things are</w:t>
       </w:r>
     </w:p>
     <w:tbl>
@@ -43233,11 +44509,11 @@
         <w:pStyle w:val="2"/>
         <w:pageBreakBefore w:val="0"/>
       </w:pPr>
-      <w:bookmarkStart w:id="64" w:name="_Toc30241"/>
+      <w:bookmarkStart w:id="65" w:name="_Toc29184"/>
       <w:r>
         <w:t>Appendix C. Data sources and citations</w:t>
       </w:r>
-      <w:bookmarkEnd w:id="64"/>
+      <w:bookmarkEnd w:id="65"/>
     </w:p>
     <w:p>
       <w:pPr>
@@ -43340,11 +44616,11 @@
         <w:pStyle w:val="2"/>
         <w:pageBreakBefore w:val="0"/>
       </w:pPr>
-      <w:bookmarkStart w:id="65" w:name="_Toc22686"/>
+      <w:bookmarkStart w:id="66" w:name="_Toc9222"/>
       <w:r>
         <w:t>Appendix D. Key decisions and why</w:t>
       </w:r>
-      <w:bookmarkEnd w:id="65"/>
+      <w:bookmarkEnd w:id="66"/>
     </w:p>
     <w:p>
       <w:pPr>
@@ -43357,7 +44633,7 @@
           <w:b w:val="0"/>
           <w:i w:val="0"/>
         </w:rPr>
-        <w:t>Table 55. Decision log</w:t>
+        <w:t>Table 56. Decision log</w:t>
       </w:r>
     </w:p>
     <w:tbl>
@@ -44048,11 +45324,11 @@
         <w:pStyle w:val="2"/>
         <w:pageBreakBefore w:val="0"/>
       </w:pPr>
-      <w:bookmarkStart w:id="66" w:name="_Toc11542"/>
+      <w:bookmarkStart w:id="67" w:name="_Toc9663"/>
       <w:r>
         <w:t>Appendix E. Commit history (main branch)</w:t>
       </w:r>
-      <w:bookmarkEnd w:id="66"/>
+      <w:bookmarkEnd w:id="67"/>
     </w:p>
     <w:p>
       <w:pPr>
@@ -44065,7 +45341,7 @@
           <w:b w:val="0"/>
           <w:i w:val="0"/>
         </w:rPr>
-        <w:t>Table 56. Commits made during this period</w:t>
+        <w:t>Table 57. Commits made during this period</w:t>
       </w:r>
     </w:p>
     <w:tbl>
@@ -44962,11 +46238,11 @@
         <w:pStyle w:val="2"/>
         <w:pageBreakBefore w:val="0"/>
       </w:pPr>
-      <w:bookmarkStart w:id="67" w:name="_Toc16979"/>
+      <w:bookmarkStart w:id="68" w:name="_Toc16359"/>
       <w:r>
         <w:t>Appendix F. Questions a panel may ask</w:t>
       </w:r>
-      <w:bookmarkEnd w:id="67"/>
+      <w:bookmarkEnd w:id="68"/>
     </w:p>
     <w:p>
       <w:pPr>
@@ -44979,7 +46255,7 @@
           <w:b w:val="0"/>
           <w:i w:val="0"/>
         </w:rPr>
-        <w:t>Table 57. Anticipated questions</w:t>
+        <w:t>Table 58. Anticipated questions</w:t>
       </w:r>
     </w:p>
     <w:tbl>
@@ -47114,7 +48390,7 @@
     <w:lsdException w:uiPriority="99" w:name="table of authorities"/>
     <w:lsdException w:uiPriority="99" w:semiHidden="0" w:name="macro"/>
     <w:lsdException w:uiPriority="99" w:name="toa heading"/>
-    <w:lsdException w:uiPriority="99" w:semiHidden="0" w:name="List"/>
+    <w:lsdException w:qFormat="1" w:uiPriority="99" w:semiHidden="0" w:name="List"/>
     <w:lsdException w:uiPriority="99" w:semiHidden="0" w:name="List Bullet"/>
     <w:lsdException w:uiPriority="99" w:semiHidden="0" w:name="List Number"/>
     <w:lsdException w:uiPriority="99" w:semiHidden="0" w:name="List 2"/>
@@ -47125,7 +48401,7 @@
     <w:lsdException w:uiPriority="99" w:semiHidden="0" w:name="List Bullet 3"/>
     <w:lsdException w:uiPriority="99" w:name="List Bullet 4"/>
     <w:lsdException w:uiPriority="99" w:name="List Bullet 5"/>
-    <w:lsdException w:uiPriority="99" w:semiHidden="0" w:name="List Number 2"/>
+    <w:lsdException w:qFormat="1" w:uiPriority="99" w:semiHidden="0" w:name="List Number 2"/>
     <w:lsdException w:uiPriority="99" w:semiHidden="0" w:name="List Number 3"/>
     <w:lsdException w:uiPriority="99" w:name="List Number 4"/>
     <w:lsdException w:uiPriority="99" w:name="List Number 5"/>
@@ -47221,7 +48497,7 @@
     <w:lsdException w:qFormat="1" w:unhideWhenUsed="0" w:uiPriority="60" w:semiHidden="0" w:name="Light Shading"/>
     <w:lsdException w:unhideWhenUsed="0" w:uiPriority="61" w:semiHidden="0" w:name="Light List"/>
     <w:lsdException w:unhideWhenUsed="0" w:uiPriority="62" w:semiHidden="0" w:name="Light Grid"/>
-    <w:lsdException w:qFormat="1" w:unhideWhenUsed="0" w:uiPriority="63" w:semiHidden="0" w:name="Medium Shading 1"/>
+    <w:lsdException w:unhideWhenUsed="0" w:uiPriority="63" w:semiHidden="0" w:name="Medium Shading 1"/>
     <w:lsdException w:unhideWhenUsed="0" w:uiPriority="64" w:semiHidden="0" w:name="Medium Shading 2"/>
     <w:lsdException w:unhideWhenUsed="0" w:uiPriority="65" w:semiHidden="0" w:name="Medium List 1"/>
     <w:lsdException w:unhideWhenUsed="0" w:uiPriority="66" w:semiHidden="0" w:name="Medium List 2"/>
@@ -47232,7 +48508,7 @@
     <w:lsdException w:unhideWhenUsed="0" w:uiPriority="71" w:semiHidden="0" w:name="Colorful Shading"/>
     <w:lsdException w:unhideWhenUsed="0" w:uiPriority="72" w:semiHidden="0" w:name="Colorful List"/>
     <w:lsdException w:unhideWhenUsed="0" w:uiPriority="73" w:semiHidden="0" w:name="Colorful Grid"/>
-    <w:lsdException w:unhideWhenUsed="0" w:uiPriority="60" w:semiHidden="0" w:name="Light Shading Accent 1"/>
+    <w:lsdException w:qFormat="1" w:unhideWhenUsed="0" w:uiPriority="60" w:semiHidden="0" w:name="Light Shading Accent 1"/>
     <w:lsdException w:unhideWhenUsed="0" w:uiPriority="61" w:semiHidden="0" w:name="Light List Accent 1"/>
     <w:lsdException w:unhideWhenUsed="0" w:uiPriority="62" w:semiHidden="0" w:name="Light Grid Accent 1"/>
     <w:lsdException w:unhideWhenUsed="0" w:uiPriority="63" w:semiHidden="0" w:name="Medium Shading 1 Accent 1"/>
@@ -47241,7 +48517,7 @@
     <w:lsdException w:qFormat="1" w:unhideWhenUsed="0" w:uiPriority="34" w:semiHidden="0" w:name="List Paragraph"/>
     <w:lsdException w:qFormat="1" w:unhideWhenUsed="0" w:uiPriority="29" w:semiHidden="0" w:name="Quote"/>
     <w:lsdException w:qFormat="1" w:unhideWhenUsed="0" w:uiPriority="30" w:semiHidden="0" w:name="Intense Quote"/>
-    <w:lsdException w:unhideWhenUsed="0" w:uiPriority="66" w:semiHidden="0" w:name="Medium List 2 Accent 1"/>
+    <w:lsdException w:qFormat="1" w:unhideWhenUsed="0" w:uiPriority="66" w:semiHidden="0" w:name="Medium List 2 Accent 1"/>
     <w:lsdException w:unhideWhenUsed="0" w:uiPriority="67" w:semiHidden="0" w:name="Medium Grid 1 Accent 1"/>
     <w:lsdException w:unhideWhenUsed="0" w:uiPriority="68" w:semiHidden="0" w:name="Medium Grid 2 Accent 1"/>
     <w:lsdException w:unhideWhenUsed="0" w:uiPriority="69" w:semiHidden="0" w:name="Medium Grid 3 Accent 1"/>
@@ -47252,9 +48528,9 @@
     <w:lsdException w:qFormat="1" w:unhideWhenUsed="0" w:uiPriority="60" w:semiHidden="0" w:name="Light Shading Accent 2"/>
     <w:lsdException w:unhideWhenUsed="0" w:uiPriority="61" w:semiHidden="0" w:name="Light List Accent 2"/>
     <w:lsdException w:unhideWhenUsed="0" w:uiPriority="62" w:semiHidden="0" w:name="Light Grid Accent 2"/>
-    <w:lsdException w:qFormat="1" w:unhideWhenUsed="0" w:uiPriority="63" w:semiHidden="0" w:name="Medium Shading 1 Accent 2"/>
+    <w:lsdException w:unhideWhenUsed="0" w:uiPriority="63" w:semiHidden="0" w:name="Medium Shading 1 Accent 2"/>
     <w:lsdException w:unhideWhenUsed="0" w:uiPriority="64" w:semiHidden="0" w:name="Medium Shading 2 Accent 2"/>
-    <w:lsdException w:qFormat="1" w:unhideWhenUsed="0" w:uiPriority="65" w:semiHidden="0" w:name="Medium List 1 Accent 2"/>
+    <w:lsdException w:unhideWhenUsed="0" w:uiPriority="65" w:semiHidden="0" w:name="Medium List 1 Accent 2"/>
     <w:lsdException w:unhideWhenUsed="0" w:uiPriority="66" w:semiHidden="0" w:name="Medium List 2 Accent 2"/>
     <w:lsdException w:unhideWhenUsed="0" w:uiPriority="67" w:semiHidden="0" w:name="Medium Grid 1 Accent 2"/>
     <w:lsdException w:unhideWhenUsed="0" w:uiPriority="68" w:semiHidden="0" w:name="Medium Grid 2 Accent 2"/>
@@ -47264,9 +48540,9 @@
     <w:lsdException w:unhideWhenUsed="0" w:uiPriority="72" w:semiHidden="0" w:name="Colorful List Accent 2"/>
     <w:lsdException w:unhideWhenUsed="0" w:uiPriority="73" w:semiHidden="0" w:name="Colorful Grid Accent 2"/>
     <w:lsdException w:qFormat="1" w:unhideWhenUsed="0" w:uiPriority="60" w:semiHidden="0" w:name="Light Shading Accent 3"/>
-    <w:lsdException w:qFormat="1" w:unhideWhenUsed="0" w:uiPriority="61" w:semiHidden="0" w:name="Light List Accent 3"/>
-    <w:lsdException w:qFormat="1" w:unhideWhenUsed="0" w:uiPriority="62" w:semiHidden="0" w:name="Light Grid Accent 3"/>
-    <w:lsdException w:qFormat="1" w:unhideWhenUsed="0" w:uiPriority="63" w:semiHidden="0" w:name="Medium Shading 1 Accent 3"/>
+    <w:lsdException w:unhideWhenUsed="0" w:uiPriority="61" w:semiHidden="0" w:name="Light List Accent 3"/>
+    <w:lsdException w:unhideWhenUsed="0" w:uiPriority="62" w:semiHidden="0" w:name="Light Grid Accent 3"/>
+    <w:lsdException w:unhideWhenUsed="0" w:uiPriority="63" w:semiHidden="0" w:name="Medium Shading 1 Accent 3"/>
     <w:lsdException w:unhideWhenUsed="0" w:uiPriority="64" w:semiHidden="0" w:name="Medium Shading 2 Accent 3"/>
     <w:lsdException w:unhideWhenUsed="0" w:uiPriority="65" w:semiHidden="0" w:name="Medium List 1 Accent 3"/>
     <w:lsdException w:unhideWhenUsed="0" w:uiPriority="66" w:semiHidden="0" w:name="Medium List 2 Accent 3"/>
@@ -47275,14 +48551,14 @@
     <w:lsdException w:unhideWhenUsed="0" w:uiPriority="69" w:semiHidden="0" w:name="Medium Grid 3 Accent 3"/>
     <w:lsdException w:unhideWhenUsed="0" w:uiPriority="70" w:semiHidden="0" w:name="Dark List Accent 3"/>
     <w:lsdException w:unhideWhenUsed="0" w:uiPriority="71" w:semiHidden="0" w:name="Colorful Shading Accent 3"/>
-    <w:lsdException w:unhideWhenUsed="0" w:uiPriority="72" w:semiHidden="0" w:name="Colorful List Accent 3"/>
+    <w:lsdException w:qFormat="1" w:unhideWhenUsed="0" w:uiPriority="72" w:semiHidden="0" w:name="Colorful List Accent 3"/>
     <w:lsdException w:unhideWhenUsed="0" w:uiPriority="73" w:semiHidden="0" w:name="Colorful Grid Accent 3"/>
     <w:lsdException w:unhideWhenUsed="0" w:uiPriority="60" w:semiHidden="0" w:name="Light Shading Accent 4"/>
-    <w:lsdException w:qFormat="1" w:unhideWhenUsed="0" w:uiPriority="61" w:semiHidden="0" w:name="Light List Accent 4"/>
+    <w:lsdException w:unhideWhenUsed="0" w:uiPriority="61" w:semiHidden="0" w:name="Light List Accent 4"/>
     <w:lsdException w:unhideWhenUsed="0" w:uiPriority="62" w:semiHidden="0" w:name="Light Grid Accent 4"/>
-    <w:lsdException w:qFormat="1" w:unhideWhenUsed="0" w:uiPriority="63" w:semiHidden="0" w:name="Medium Shading 1 Accent 4"/>
+    <w:lsdException w:unhideWhenUsed="0" w:uiPriority="63" w:semiHidden="0" w:name="Medium Shading 1 Accent 4"/>
     <w:lsdException w:unhideWhenUsed="0" w:uiPriority="64" w:semiHidden="0" w:name="Medium Shading 2 Accent 4"/>
-    <w:lsdException w:unhideWhenUsed="0" w:uiPriority="65" w:semiHidden="0" w:name="Medium List 1 Accent 4"/>
+    <w:lsdException w:qFormat="1" w:unhideWhenUsed="0" w:uiPriority="65" w:semiHidden="0" w:name="Medium List 1 Accent 4"/>
     <w:lsdException w:unhideWhenUsed="0" w:uiPriority="66" w:semiHidden="0" w:name="Medium List 2 Accent 4"/>
     <w:lsdException w:unhideWhenUsed="0" w:uiPriority="67" w:semiHidden="0" w:name="Medium Grid 1 Accent 4"/>
     <w:lsdException w:unhideWhenUsed="0" w:uiPriority="68" w:semiHidden="0" w:name="Medium Grid 2 Accent 4"/>
@@ -47291,11 +48567,11 @@
     <w:lsdException w:unhideWhenUsed="0" w:uiPriority="71" w:semiHidden="0" w:name="Colorful Shading Accent 4"/>
     <w:lsdException w:unhideWhenUsed="0" w:uiPriority="72" w:semiHidden="0" w:name="Colorful List Accent 4"/>
     <w:lsdException w:unhideWhenUsed="0" w:uiPriority="73" w:semiHidden="0" w:name="Colorful Grid Accent 4"/>
-    <w:lsdException w:qFormat="1" w:unhideWhenUsed="0" w:uiPriority="60" w:semiHidden="0" w:name="Light Shading Accent 5"/>
+    <w:lsdException w:unhideWhenUsed="0" w:uiPriority="60" w:semiHidden="0" w:name="Light Shading Accent 5"/>
     <w:lsdException w:unhideWhenUsed="0" w:uiPriority="61" w:semiHidden="0" w:name="Light List Accent 5"/>
-    <w:lsdException w:qFormat="1" w:unhideWhenUsed="0" w:uiPriority="62" w:semiHidden="0" w:name="Light Grid Accent 5"/>
-    <w:lsdException w:qFormat="1" w:unhideWhenUsed="0" w:uiPriority="63" w:semiHidden="0" w:name="Medium Shading 1 Accent 5"/>
-    <w:lsdException w:qFormat="1" w:unhideWhenUsed="0" w:uiPriority="64" w:semiHidden="0" w:name="Medium Shading 2 Accent 5"/>
+    <w:lsdException w:unhideWhenUsed="0" w:uiPriority="62" w:semiHidden="0" w:name="Light Grid Accent 5"/>
+    <w:lsdException w:unhideWhenUsed="0" w:uiPriority="63" w:semiHidden="0" w:name="Medium Shading 1 Accent 5"/>
+    <w:lsdException w:unhideWhenUsed="0" w:uiPriority="64" w:semiHidden="0" w:name="Medium Shading 2 Accent 5"/>
     <w:lsdException w:unhideWhenUsed="0" w:uiPriority="65" w:semiHidden="0" w:name="Medium List 1 Accent 5"/>
     <w:lsdException w:unhideWhenUsed="0" w:uiPriority="66" w:semiHidden="0" w:name="Medium List 2 Accent 5"/>
     <w:lsdException w:unhideWhenUsed="0" w:uiPriority="67" w:semiHidden="0" w:name="Medium Grid 1 Accent 5"/>
@@ -47306,9 +48582,9 @@
     <w:lsdException w:unhideWhenUsed="0" w:uiPriority="72" w:semiHidden="0" w:name="Colorful List Accent 5"/>
     <w:lsdException w:unhideWhenUsed="0" w:uiPriority="73" w:semiHidden="0" w:name="Colorful Grid Accent 5"/>
     <w:lsdException w:unhideWhenUsed="0" w:uiPriority="60" w:semiHidden="0" w:name="Light Shading Accent 6"/>
-    <w:lsdException w:qFormat="1" w:unhideWhenUsed="0" w:uiPriority="61" w:semiHidden="0" w:name="Light List Accent 6"/>
+    <w:lsdException w:unhideWhenUsed="0" w:uiPriority="61" w:semiHidden="0" w:name="Light List Accent 6"/>
     <w:lsdException w:unhideWhenUsed="0" w:uiPriority="62" w:semiHidden="0" w:name="Light Grid Accent 6"/>
-    <w:lsdException w:qFormat="1" w:unhideWhenUsed="0" w:uiPriority="63" w:semiHidden="0" w:name="Medium Shading 1 Accent 6"/>
+    <w:lsdException w:unhideWhenUsed="0" w:uiPriority="63" w:semiHidden="0" w:name="Medium Shading 1 Accent 6"/>
     <w:lsdException w:unhideWhenUsed="0" w:uiPriority="64" w:semiHidden="0" w:name="Medium Shading 2 Accent 6"/>
     <w:lsdException w:unhideWhenUsed="0" w:uiPriority="65" w:semiHidden="0" w:name="Medium List 1 Accent 6"/>
     <w:lsdException w:unhideWhenUsed="0" w:uiPriority="66" w:semiHidden="0" w:name="Medium List 2 Accent 6"/>
@@ -47681,6 +48957,7 @@
     <w:name w:val="List"/>
     <w:basedOn w:val="1"/>
     <w:unhideWhenUsed/>
+    <w:qFormat/>
     <w:uiPriority w:val="99"/>
     <w:pPr>
       <w:ind w:left="360" w:hanging="360"/>
@@ -47801,6 +49078,7 @@
     <w:name w:val="List Number 2"/>
     <w:basedOn w:val="1"/>
     <w:unhideWhenUsed/>
+    <w:qFormat/>
     <w:uiPriority w:val="99"/>
     <w:pPr>
       <w:numPr>
@@ -48060,6 +49338,7 @@
   <w:style w:type="table" w:styleId="40">
     <w:name w:val="Light Shading Accent 1"/>
     <w:basedOn w:val="12"/>
+    <w:qFormat/>
     <w:uiPriority w:val="60"/>
     <w:pPr>
       <w:spacing w:after="0" w:line="240" w:lineRule="auto"/>
@@ -48458,7 +49737,6 @@
   <w:style w:type="table" w:styleId="44">
     <w:name w:val="Light Shading Accent 5"/>
     <w:basedOn w:val="12"/>
-    <w:qFormat/>
     <w:uiPriority w:val="60"/>
     <w:pPr>
       <w:spacing w:after="0" w:line="240" w:lineRule="auto"/>
@@ -48936,7 +50214,6 @@
   <w:style w:type="table" w:styleId="49">
     <w:name w:val="Light List Accent 3"/>
     <w:basedOn w:val="12"/>
-    <w:qFormat/>
     <w:uiPriority w:val="61"/>
     <w:pPr>
       <w:spacing w:after="0" w:line="240" w:lineRule="auto"/>
@@ -49030,7 +50307,6 @@
   <w:style w:type="table" w:styleId="50">
     <w:name w:val="Light List Accent 4"/>
     <w:basedOn w:val="12"/>
-    <w:qFormat/>
     <w:uiPriority w:val="61"/>
     <w:pPr>
       <w:spacing w:after="0" w:line="240" w:lineRule="auto"/>
@@ -49217,7 +50493,6 @@
   <w:style w:type="table" w:styleId="52">
     <w:name w:val="Light List Accent 6"/>
     <w:basedOn w:val="12"/>
-    <w:qFormat/>
     <w:uiPriority w:val="61"/>
     <w:pPr>
       <w:spacing w:after="0" w:line="240" w:lineRule="auto"/>
@@ -49689,7 +50964,6 @@
   <w:style w:type="table" w:styleId="56">
     <w:name w:val="Light Grid Accent 3"/>
     <w:basedOn w:val="12"/>
-    <w:qFormat/>
     <w:uiPriority w:val="62"/>
     <w:pPr>
       <w:spacing w:after="0" w:line="240" w:lineRule="auto"/>
@@ -49942,7 +51216,6 @@
   <w:style w:type="table" w:styleId="58">
     <w:name w:val="Light Grid Accent 5"/>
     <w:basedOn w:val="12"/>
-    <w:qFormat/>
     <w:uiPriority w:val="62"/>
     <w:pPr>
       <w:spacing w:after="0" w:line="240" w:lineRule="auto"/>
@@ -50195,7 +51468,6 @@
   <w:style w:type="table" w:styleId="60">
     <w:name w:val="Medium Shading 1"/>
     <w:basedOn w:val="12"/>
-    <w:qFormat/>
     <w:uiPriority w:val="63"/>
     <w:pPr>
       <w:spacing w:after="0" w:line="240" w:lineRule="auto"/>
@@ -50410,7 +51682,6 @@
   <w:style w:type="table" w:styleId="62">
     <w:name w:val="Medium Shading 1 Accent 2"/>
     <w:basedOn w:val="12"/>
-    <w:qFormat/>
     <w:uiPriority w:val="63"/>
     <w:pPr>
       <w:spacing w:after="0" w:line="240" w:lineRule="auto"/>
@@ -50518,7 +51789,6 @@
   <w:style w:type="table" w:styleId="63">
     <w:name w:val="Medium Shading 1 Accent 3"/>
     <w:basedOn w:val="12"/>
-    <w:qFormat/>
     <w:uiPriority w:val="63"/>
     <w:pPr>
       <w:spacing w:after="0" w:line="240" w:lineRule="auto"/>
@@ -50626,7 +51896,6 @@
   <w:style w:type="table" w:styleId="64">
     <w:name w:val="Medium Shading 1 Accent 4"/>
     <w:basedOn w:val="12"/>
-    <w:qFormat/>
     <w:uiPriority w:val="63"/>
     <w:pPr>
       <w:spacing w:after="0" w:line="240" w:lineRule="auto"/>
@@ -50734,7 +52003,6 @@
   <w:style w:type="table" w:styleId="65">
     <w:name w:val="Medium Shading 1 Accent 5"/>
     <w:basedOn w:val="12"/>
-    <w:qFormat/>
     <w:uiPriority w:val="63"/>
     <w:pPr>
       <w:spacing w:after="0" w:line="240" w:lineRule="auto"/>
@@ -50842,7 +52110,6 @@
   <w:style w:type="table" w:styleId="66">
     <w:name w:val="Medium Shading 1 Accent 6"/>
     <w:basedOn w:val="12"/>
-    <w:qFormat/>
     <w:uiPriority w:val="63"/>
     <w:pPr>
       <w:spacing w:after="0" w:line="240" w:lineRule="auto"/>
@@ -51775,7 +53042,6 @@
   <w:style w:type="table" w:styleId="72">
     <w:name w:val="Medium Shading 2 Accent 5"/>
     <w:basedOn w:val="12"/>
-    <w:qFormat/>
     <w:uiPriority w:val="64"/>
     <w:pPr>
       <w:spacing w:after="0" w:line="240" w:lineRule="auto"/>
@@ -52286,7 +53552,6 @@
   <w:style w:type="table" w:styleId="76">
     <w:name w:val="Medium List 1 Accent 2"/>
     <w:basedOn w:val="12"/>
-    <w:qFormat/>
     <w:uiPriority w:val="65"/>
     <w:pPr>
       <w:spacing w:after="0" w:line="240" w:lineRule="auto"/>
@@ -52467,6 +53732,7 @@
   <w:style w:type="table" w:styleId="78">
     <w:name w:val="Medium List 1 Accent 4"/>
     <w:basedOn w:val="12"/>
+    <w:qFormat/>
     <w:uiPriority w:val="65"/>
     <w:pPr>
       <w:spacing w:after="0" w:line="240" w:lineRule="auto"/>
@@ -52866,6 +54132,7 @@
   <w:style w:type="table" w:styleId="82">
     <w:name w:val="Medium List 2 Accent 1"/>
     <w:basedOn w:val="12"/>
+    <w:qFormat/>
     <w:uiPriority w:val="66"/>
     <w:pPr>
       <w:spacing w:after="0" w:line="240" w:lineRule="auto"/>
@@ -58341,6 +59608,7 @@
   <w:style w:type="table" w:styleId="126">
     <w:name w:val="Colorful List Accent 3"/>
     <w:basedOn w:val="12"/>
+    <w:qFormat/>
     <w:uiPriority w:val="72"/>
     <w:pPr>
       <w:spacing w:after="0" w:line="240" w:lineRule="auto"/>
@@ -59445,6 +60713,7 @@
     <w:name w:val="Heading 3 Char"/>
     <w:basedOn w:val="11"/>
     <w:link w:val="4"/>
+    <w:qFormat/>
     <w:uiPriority w:val="9"/>
     <w:rPr>
       <w:rFonts w:asciiTheme="majorHAnsi" w:hAnsiTheme="majorHAnsi" w:eastAsiaTheme="majorEastAsia" w:cstheme="majorBidi"/>
@@ -59508,6 +60777,7 @@
     <w:name w:val="Body Text Char"/>
     <w:basedOn w:val="11"/>
     <w:link w:val="13"/>
+    <w:qFormat/>
     <w:uiPriority w:val="99"/>
   </w:style>
   <w:style w:type="character" w:customStyle="1" w:styleId="147">
@@ -59530,7 +60800,6 @@
     <w:name w:val="Macro Text Char"/>
     <w:basedOn w:val="11"/>
     <w:link w:val="32"/>
-    <w:qFormat/>
     <w:uiPriority w:val="99"/>
     <w:rPr>
       <w:rFonts w:ascii="Courier" w:hAnsi="Courier"/>
